--- a/React.docx
+++ b/React.docx
@@ -41,13 +41,14 @@
     </w:p>
     <w:p>
       <w:pPr>
-        <w:shd w:val="clear" w:color="auto" w:fill="BDD6EE" w:themeFill="accent5" w:themeFillTint="66"/>
+        <w:shd w:val="clear" w:color="auto" w:fill="03D4F6"/>
         <w:spacing w:after="0"/>
         <w:jc w:val="center"/>
         <w:rPr>
           <w:rFonts w:ascii="Tenorite" w:hAnsi="Tenorite" w:cstheme="majorHAnsi"/>
           <w:b/>
           <w:bCs/>
+          <w:color w:val="FFFFFF" w:themeColor="background1"/>
           <w:sz w:val="24"/>
           <w:szCs w:val="24"/>
         </w:rPr>
@@ -57,6 +58,7 @@
           <w:rFonts w:ascii="Tenorite" w:hAnsi="Tenorite" w:cstheme="majorHAnsi"/>
           <w:b/>
           <w:bCs/>
+          <w:color w:val="FFFFFF" w:themeColor="background1"/>
           <w:sz w:val="24"/>
           <w:szCs w:val="24"/>
         </w:rPr>
@@ -706,6 +708,7 @@
           <w:rFonts w:ascii="Tenorite" w:hAnsi="Tenorite" w:cstheme="majorHAnsi"/>
           <w:b/>
           <w:bCs/>
+          <w:color w:val="FFFFFF" w:themeColor="background1"/>
           <w:sz w:val="24"/>
           <w:szCs w:val="24"/>
         </w:rPr>
@@ -715,6 +718,7 @@
           <w:rFonts w:ascii="Tenorite" w:hAnsi="Tenorite" w:cstheme="majorHAnsi"/>
           <w:b/>
           <w:bCs/>
+          <w:color w:val="FFFFFF" w:themeColor="background1"/>
           <w:sz w:val="24"/>
           <w:szCs w:val="24"/>
         </w:rPr>
@@ -725,6 +729,7 @@
           <w:rFonts w:ascii="Tenorite" w:hAnsi="Tenorite" w:cstheme="majorHAnsi"/>
           <w:b/>
           <w:bCs/>
+          <w:color w:val="FFFFFF" w:themeColor="background1"/>
           <w:sz w:val="24"/>
           <w:szCs w:val="24"/>
         </w:rPr>
@@ -735,20 +740,11 @@
           <w:rFonts w:ascii="Tenorite" w:hAnsi="Tenorite" w:cstheme="majorHAnsi"/>
           <w:b/>
           <w:bCs/>
+          <w:color w:val="FFFFFF" w:themeColor="background1"/>
           <w:sz w:val="24"/>
           <w:szCs w:val="24"/>
         </w:rPr>
-        <w:t xml:space="preserve">: </w:t>
-      </w:r>
-      <w:r>
-        <w:rPr>
-          <w:rFonts w:ascii="Tenorite" w:hAnsi="Tenorite" w:cstheme="majorHAnsi"/>
-          <w:b/>
-          <w:bCs/>
-          <w:sz w:val="24"/>
-          <w:szCs w:val="24"/>
-        </w:rPr>
-        <w:t>Apresentação do Curso</w:t>
+        <w:t>: Apresentação do Curso</w:t>
       </w:r>
     </w:p>
     <w:p>
@@ -1494,19 +1490,7 @@
         <w:rPr>
           <w:rFonts w:ascii="Tenorite" w:hAnsi="Tenorite" w:cstheme="majorHAnsi"/>
         </w:rPr>
-        <w:t xml:space="preserve">aqui vamos trabalhar com praticamente todas as tecnologias que vimos até agora, que são elas: Node.js, Express, MongoDB, Mongoose, </w:t>
-      </w:r>
-      <w:r>
-        <w:rPr>
-          <w:rFonts w:ascii="Tenorite" w:hAnsi="Tenorite" w:cstheme="majorHAnsi"/>
-        </w:rPr>
-        <w:t>MongoDB</w:t>
-      </w:r>
-      <w:r>
-        <w:rPr>
-          <w:rFonts w:ascii="Tenorite" w:hAnsi="Tenorite" w:cstheme="majorHAnsi"/>
-        </w:rPr>
-        <w:t xml:space="preserve"> Atlas, Autenticação, Router, Hooks, Redux e muito mais.</w:t>
+        <w:t>aqui vamos trabalhar com praticamente todas as tecnologias que vimos até agora, que são elas: Node.js, Express, MongoDB, Mongoose, MongoDB Atlas, Autenticação, Router, Hooks, Redux e muito mais.</w:t>
       </w:r>
     </w:p>
     <w:p>
@@ -1518,13 +1502,15 @@
           <w:rFonts w:ascii="Tenorite" w:hAnsi="Tenorite" w:cstheme="majorHAnsi"/>
           <w:b/>
           <w:bCs/>
-        </w:rPr>
-      </w:pPr>
-      <w:r>
-        <w:rPr>
-          <w:rFonts w:ascii="Tenorite" w:hAnsi="Tenorite" w:cstheme="majorHAnsi"/>
-          <w:b/>
-          <w:bCs/>
+          <w:color w:val="FFFFFF" w:themeColor="background1"/>
+        </w:rPr>
+      </w:pPr>
+      <w:r>
+        <w:rPr>
+          <w:rFonts w:ascii="Tenorite" w:hAnsi="Tenorite" w:cstheme="majorHAnsi"/>
+          <w:b/>
+          <w:bCs/>
+          <w:color w:val="FFFFFF" w:themeColor="background1"/>
         </w:rPr>
         <w:t>CONTEUDOS ADICIONAIS</w:t>
       </w:r>
@@ -1697,20 +1683,22 @@
     </w:p>
     <w:p>
       <w:pPr>
-        <w:shd w:val="clear" w:color="auto" w:fill="E2EFD9" w:themeFill="accent6" w:themeFillTint="33"/>
+        <w:shd w:val="clear" w:color="auto" w:fill="00B050"/>
         <w:spacing w:after="0"/>
         <w:jc w:val="center"/>
         <w:rPr>
           <w:rFonts w:ascii="Tenorite" w:hAnsi="Tenorite" w:cstheme="majorHAnsi"/>
           <w:b/>
           <w:bCs/>
-        </w:rPr>
-      </w:pPr>
-      <w:r>
-        <w:rPr>
-          <w:rFonts w:ascii="Tenorite" w:hAnsi="Tenorite" w:cstheme="majorHAnsi"/>
-          <w:b/>
-          <w:bCs/>
+          <w:color w:val="FFFFFF" w:themeColor="background1"/>
+        </w:rPr>
+      </w:pPr>
+      <w:r>
+        <w:rPr>
+          <w:rFonts w:ascii="Tenorite" w:hAnsi="Tenorite" w:cstheme="majorHAnsi"/>
+          <w:b/>
+          <w:bCs/>
+          <w:color w:val="FFFFFF" w:themeColor="background1"/>
         </w:rPr>
         <w:t>ATUALIZAÇÕES</w:t>
       </w:r>
@@ -1747,13 +1735,14 @@
     </w:p>
     <w:p>
       <w:pPr>
-        <w:shd w:val="clear" w:color="auto" w:fill="BDD6EE" w:themeFill="accent5" w:themeFillTint="66"/>
+        <w:shd w:val="clear" w:color="auto" w:fill="03D4F6"/>
         <w:spacing w:after="0"/>
         <w:jc w:val="center"/>
         <w:rPr>
           <w:rFonts w:ascii="Tenorite" w:hAnsi="Tenorite" w:cstheme="majorHAnsi"/>
           <w:b/>
           <w:bCs/>
+          <w:color w:val="FFFFFF" w:themeColor="background1"/>
           <w:sz w:val="24"/>
           <w:szCs w:val="24"/>
         </w:rPr>
@@ -1763,50 +1752,697 @@
           <w:rFonts w:ascii="Tenorite" w:hAnsi="Tenorite" w:cstheme="majorHAnsi"/>
           <w:b/>
           <w:bCs/>
+          <w:color w:val="FFFFFF" w:themeColor="background1"/>
           <w:sz w:val="24"/>
           <w:szCs w:val="24"/>
         </w:rPr>
-        <w:t xml:space="preserve">AULA </w:t>
-      </w:r>
-      <w:r>
-        <w:rPr>
-          <w:rFonts w:ascii="Tenorite" w:hAnsi="Tenorite" w:cstheme="majorHAnsi"/>
-          <w:b/>
-          <w:bCs/>
+        <w:t>AULA 3: O que é React?</w:t>
+      </w:r>
+    </w:p>
+    <w:p>
+      <w:pPr>
+        <w:spacing w:after="0"/>
+        <w:jc w:val="both"/>
+        <w:rPr>
+          <w:rFonts w:ascii="Tenorite" w:hAnsi="Tenorite" w:cstheme="majorHAnsi"/>
+        </w:rPr>
+      </w:pPr>
+      <w:r>
+        <w:rPr>
+          <w:rFonts w:ascii="Tenorite" w:hAnsi="Tenorite" w:cstheme="majorHAnsi"/>
+        </w:rPr>
+        <w:t>Agora aqui começaremos de fato o curso, e nesse começo temos um pouco mais de teoria</w:t>
+      </w:r>
+      <w:r>
+        <w:rPr>
+          <w:rFonts w:ascii="Tenorite" w:hAnsi="Tenorite" w:cstheme="majorHAnsi"/>
+        </w:rPr>
+        <w:t xml:space="preserve">. Ao longo do curso, quando avançarmos mais essas aulas um pouco mais teóricas vão constantemente diminuir e eventualmente terão aulas mais </w:t>
+      </w:r>
+      <w:r>
+        <w:rPr>
+          <w:rFonts w:ascii="Tenorite" w:hAnsi="Tenorite" w:cstheme="majorHAnsi"/>
+        </w:rPr>
+        <w:t>práticas</w:t>
+      </w:r>
+      <w:r>
+        <w:rPr>
+          <w:rFonts w:ascii="Tenorite" w:hAnsi="Tenorite" w:cstheme="majorHAnsi"/>
+        </w:rPr>
+        <w:t>.</w:t>
+      </w:r>
+    </w:p>
+    <w:p>
+      <w:pPr>
+        <w:spacing w:after="0"/>
+        <w:jc w:val="both"/>
+        <w:rPr>
+          <w:rFonts w:ascii="Tenorite" w:hAnsi="Tenorite" w:cstheme="majorHAnsi"/>
+        </w:rPr>
+      </w:pPr>
+      <w:r>
+        <w:rPr>
+          <w:rFonts w:ascii="Tenorite" w:hAnsi="Tenorite" w:cstheme="majorHAnsi"/>
+        </w:rPr>
+        <w:t xml:space="preserve">Para começarmos, </w:t>
+      </w:r>
+      <w:r>
+        <w:rPr>
+          <w:rFonts w:ascii="Tenorite" w:hAnsi="Tenorite" w:cstheme="majorHAnsi"/>
+        </w:rPr>
+        <w:t>o que</w:t>
+      </w:r>
+      <w:r>
+        <w:rPr>
+          <w:rFonts w:ascii="Tenorite" w:hAnsi="Tenorite" w:cstheme="majorHAnsi"/>
+        </w:rPr>
+        <w:t xml:space="preserve"> é </w:t>
+      </w:r>
+      <w:r>
+        <w:rPr>
+          <w:rFonts w:ascii="Tenorite" w:hAnsi="Tenorite" w:cstheme="majorHAnsi"/>
+          <w:b/>
+          <w:bCs/>
+        </w:rPr>
+        <w:t>REACT</w:t>
+      </w:r>
+      <w:r>
+        <w:rPr>
+          <w:rFonts w:ascii="Tenorite" w:hAnsi="Tenorite" w:cstheme="majorHAnsi"/>
+        </w:rPr>
+        <w:t>?</w:t>
+      </w:r>
+    </w:p>
+    <w:p>
+      <w:pPr>
+        <w:pStyle w:val="PargrafodaLista"/>
+        <w:numPr>
+          <w:ilvl w:val="0"/>
+          <w:numId w:val="5"/>
+        </w:numPr>
+        <w:spacing w:after="0"/>
+        <w:jc w:val="both"/>
+        <w:rPr>
+          <w:rFonts w:ascii="Tenorite" w:hAnsi="Tenorite" w:cstheme="majorHAnsi"/>
+        </w:rPr>
+      </w:pPr>
+      <w:r>
+        <w:rPr>
+          <w:rFonts w:ascii="Tenorite" w:hAnsi="Tenorite" w:cstheme="majorHAnsi"/>
+        </w:rPr>
+        <w:t>É</w:t>
+      </w:r>
+      <w:r>
+        <w:rPr>
+          <w:rFonts w:ascii="Tenorite" w:hAnsi="Tenorite" w:cstheme="majorHAnsi"/>
+        </w:rPr>
+        <w:t xml:space="preserve"> uma </w:t>
+      </w:r>
+      <w:r>
+        <w:rPr>
+          <w:rFonts w:ascii="Tenorite" w:hAnsi="Tenorite" w:cstheme="majorHAnsi"/>
+          <w:b/>
+          <w:bCs/>
+          <w:color w:val="03D4F6"/>
+        </w:rPr>
+        <w:t>biblioteca JavaScript</w:t>
+      </w:r>
+      <w:r>
+        <w:rPr>
+          <w:rFonts w:ascii="Tenorite" w:hAnsi="Tenorite" w:cstheme="majorHAnsi"/>
+        </w:rPr>
+        <w:t xml:space="preserve"> para desenvolvimento de aplicações </w:t>
+      </w:r>
+      <w:r>
+        <w:rPr>
+          <w:rFonts w:ascii="Tenorite" w:hAnsi="Tenorite" w:cstheme="majorHAnsi"/>
+          <w:i/>
+          <w:iCs/>
+        </w:rPr>
+        <w:t>front-end</w:t>
+      </w:r>
+      <w:r>
+        <w:rPr>
+          <w:rFonts w:ascii="Tenorite" w:hAnsi="Tenorite" w:cstheme="majorHAnsi"/>
+        </w:rPr>
+        <w:t>.</w:t>
+      </w:r>
+    </w:p>
+    <w:p>
+      <w:pPr>
+        <w:pStyle w:val="PargrafodaLista"/>
+        <w:spacing w:after="0"/>
+        <w:jc w:val="both"/>
+        <w:rPr>
+          <w:rFonts w:ascii="Tenorite" w:hAnsi="Tenorite" w:cstheme="majorHAnsi"/>
+        </w:rPr>
+      </w:pPr>
+      <w:r>
+        <w:rPr>
+          <w:rFonts w:ascii="Tenorite" w:hAnsi="Tenorite" w:cstheme="majorHAnsi"/>
+        </w:rPr>
+        <w:t xml:space="preserve">Alguns conhecem como </w:t>
+      </w:r>
+      <w:r>
+        <w:rPr>
+          <w:rFonts w:ascii="Tenorite" w:hAnsi="Tenorite" w:cstheme="majorHAnsi"/>
+          <w:i/>
+          <w:iCs/>
+        </w:rPr>
+        <w:t>framework</w:t>
+      </w:r>
+      <w:r>
+        <w:rPr>
+          <w:rFonts w:ascii="Tenorite" w:hAnsi="Tenorite" w:cstheme="majorHAnsi"/>
+        </w:rPr>
+        <w:t xml:space="preserve">, e não como de fato uma biblioteca, e essa </w:t>
+      </w:r>
+      <w:r>
+        <w:rPr>
+          <w:rFonts w:ascii="Tenorite" w:hAnsi="Tenorite" w:cstheme="majorHAnsi"/>
+        </w:rPr>
+        <w:t xml:space="preserve">nominação está na própria documentação do React, ou seja, ele é uma biblioteca e não um </w:t>
+      </w:r>
+      <w:r>
+        <w:rPr>
+          <w:rFonts w:ascii="Tenorite" w:hAnsi="Tenorite" w:cstheme="majorHAnsi"/>
+          <w:i/>
+          <w:iCs/>
+        </w:rPr>
+        <w:t>framework</w:t>
+      </w:r>
+      <w:r>
+        <w:rPr>
+          <w:rFonts w:ascii="Tenorite" w:hAnsi="Tenorite" w:cstheme="majorHAnsi"/>
+        </w:rPr>
+        <w:t>.</w:t>
+      </w:r>
+    </w:p>
+    <w:p>
+      <w:pPr>
+        <w:spacing w:after="0"/>
+        <w:jc w:val="both"/>
+        <w:rPr>
+          <w:rFonts w:ascii="Tenorite" w:hAnsi="Tenorite" w:cstheme="majorHAnsi"/>
+        </w:rPr>
+      </w:pPr>
+      <w:r>
+        <w:rPr>
+          <w:rFonts w:ascii="Tenorite" w:hAnsi="Tenorite" w:cstheme="majorHAnsi"/>
+        </w:rPr>
+        <w:t>Tá, mas qual a diferença entre eles?</w:t>
+      </w:r>
+    </w:p>
+    <w:p>
+      <w:pPr>
+        <w:pStyle w:val="PargrafodaLista"/>
+        <w:numPr>
+          <w:ilvl w:val="1"/>
+          <w:numId w:val="5"/>
+        </w:numPr>
+        <w:spacing w:after="0"/>
+        <w:jc w:val="both"/>
+        <w:rPr>
+          <w:rFonts w:ascii="Tenorite" w:hAnsi="Tenorite" w:cstheme="majorHAnsi"/>
+        </w:rPr>
+      </w:pPr>
+      <w:r>
+        <w:rPr>
+          <w:rFonts w:ascii="Tenorite" w:hAnsi="Tenorite" w:cstheme="majorHAnsi"/>
+          <w:i/>
+          <w:iCs/>
+        </w:rPr>
+        <w:t>F</w:t>
+      </w:r>
+      <w:r>
+        <w:rPr>
+          <w:rFonts w:ascii="Tenorite" w:hAnsi="Tenorite" w:cstheme="majorHAnsi"/>
+          <w:i/>
+          <w:iCs/>
+        </w:rPr>
+        <w:t>ramework</w:t>
+      </w:r>
+      <w:r>
+        <w:rPr>
+          <w:rFonts w:ascii="Tenorite" w:hAnsi="Tenorite" w:cstheme="majorHAnsi"/>
+        </w:rPr>
+        <w:t>, quando temos uma maneira de criar uma aplicação</w:t>
+      </w:r>
+      <w:r>
+        <w:rPr>
+          <w:rFonts w:ascii="Tenorite" w:hAnsi="Tenorite" w:cstheme="majorHAnsi"/>
+        </w:rPr>
+        <w:t xml:space="preserve">, eu tenho que seguir </w:t>
+      </w:r>
+      <w:proofErr w:type="gramStart"/>
+      <w:r>
+        <w:rPr>
+          <w:rFonts w:ascii="Tenorite" w:hAnsi="Tenorite" w:cstheme="majorHAnsi"/>
+        </w:rPr>
+        <w:t>a</w:t>
+      </w:r>
+      <w:proofErr w:type="gramEnd"/>
+      <w:r>
+        <w:rPr>
+          <w:rFonts w:ascii="Tenorite" w:hAnsi="Tenorite" w:cstheme="majorHAnsi"/>
+        </w:rPr>
+        <w:t xml:space="preserve"> risca tudo que ele impõe para o desenvolvimento, se não seguir os passos para isso, com certeza vamos ter algum problema no desenvolvimento.</w:t>
+      </w:r>
+    </w:p>
+    <w:p>
+      <w:pPr>
+        <w:pStyle w:val="PargrafodaLista"/>
+        <w:numPr>
+          <w:ilvl w:val="1"/>
+          <w:numId w:val="5"/>
+        </w:numPr>
+        <w:spacing w:after="0"/>
+        <w:jc w:val="both"/>
+        <w:rPr>
+          <w:rFonts w:ascii="Tenorite" w:hAnsi="Tenorite" w:cstheme="majorHAnsi"/>
+        </w:rPr>
+      </w:pPr>
+      <w:r>
+        <w:rPr>
+          <w:rFonts w:ascii="Tenorite" w:hAnsi="Tenorite" w:cstheme="majorHAnsi"/>
+        </w:rPr>
+        <w:t xml:space="preserve">uma biblioteca nos deixa mais livre para como vamos começar um projeto, aqui não precisamos iniciar o projeto todo com o React (como se utilizássemos um </w:t>
+      </w:r>
+      <w:r>
+        <w:rPr>
+          <w:rFonts w:ascii="Tenorite" w:hAnsi="Tenorite" w:cstheme="majorHAnsi"/>
+          <w:i/>
+          <w:iCs/>
+        </w:rPr>
+        <w:t>framework</w:t>
+      </w:r>
+      <w:r>
+        <w:rPr>
+          <w:rFonts w:ascii="Tenorite" w:hAnsi="Tenorite" w:cstheme="majorHAnsi"/>
+        </w:rPr>
+        <w:t xml:space="preserve">), podemos apenas </w:t>
+      </w:r>
+      <w:r>
+        <w:rPr>
+          <w:rFonts w:ascii="Tenorite" w:hAnsi="Tenorite" w:cstheme="majorHAnsi"/>
+        </w:rPr>
+        <w:t xml:space="preserve">colocar o React em uma “lista” do site. Claro que </w:t>
+      </w:r>
+      <w:r>
+        <w:rPr>
+          <w:rFonts w:ascii="Tenorite" w:hAnsi="Tenorite" w:cstheme="majorHAnsi"/>
+        </w:rPr>
+        <w:lastRenderedPageBreak/>
+        <w:t xml:space="preserve">temos um </w:t>
+      </w:r>
+      <w:r>
+        <w:rPr>
+          <w:rFonts w:ascii="Tenorite" w:hAnsi="Tenorite" w:cstheme="majorHAnsi"/>
+          <w:i/>
+          <w:iCs/>
+        </w:rPr>
+        <w:t>setup</w:t>
+      </w:r>
+      <w:r>
+        <w:rPr>
+          <w:rFonts w:ascii="Tenorite" w:hAnsi="Tenorite" w:cstheme="majorHAnsi"/>
+        </w:rPr>
+        <w:t xml:space="preserve"> inicial, como um </w:t>
+      </w:r>
+      <w:r>
+        <w:rPr>
+          <w:rFonts w:ascii="Tenorite" w:hAnsi="Tenorite" w:cstheme="majorHAnsi"/>
+          <w:i/>
+          <w:iCs/>
+        </w:rPr>
+        <w:t>framework</w:t>
+      </w:r>
+      <w:r>
+        <w:rPr>
+          <w:rFonts w:ascii="Tenorite" w:hAnsi="Tenorite" w:cstheme="majorHAnsi"/>
+        </w:rPr>
+        <w:t>, mas nada tão “engessado”, aqui temos mais liberdade no processo de desenvolvimento.</w:t>
+      </w:r>
+      <w:r>
+        <w:rPr>
+          <w:rFonts w:ascii="Tenorite" w:hAnsi="Tenorite" w:cstheme="majorHAnsi"/>
+        </w:rPr>
+        <w:t xml:space="preserve"> </w:t>
+      </w:r>
+    </w:p>
+    <w:p>
+      <w:pPr>
+        <w:pStyle w:val="PargrafodaLista"/>
+        <w:numPr>
+          <w:ilvl w:val="0"/>
+          <w:numId w:val="5"/>
+        </w:numPr>
+        <w:spacing w:after="0"/>
+        <w:jc w:val="both"/>
+        <w:rPr>
+          <w:rFonts w:ascii="Tenorite" w:hAnsi="Tenorite" w:cstheme="majorHAnsi"/>
+        </w:rPr>
+      </w:pPr>
+      <w:r>
+        <w:rPr>
+          <w:rFonts w:ascii="Tenorite" w:hAnsi="Tenorite" w:cstheme="majorHAnsi"/>
+        </w:rPr>
+        <w:t xml:space="preserve">Estas aplicações são chamadas de </w:t>
+      </w:r>
+      <w:r>
+        <w:rPr>
+          <w:rFonts w:ascii="Tenorite" w:hAnsi="Tenorite" w:cstheme="majorHAnsi"/>
+          <w:b/>
+          <w:bCs/>
+          <w:color w:val="03D4F6"/>
+        </w:rPr>
+        <w:t>SPA</w:t>
+      </w:r>
+      <w:r>
+        <w:rPr>
+          <w:rFonts w:ascii="Tenorite" w:hAnsi="Tenorite" w:cstheme="majorHAnsi"/>
+        </w:rPr>
+        <w:t xml:space="preserve"> (Single Page </w:t>
+      </w:r>
+      <w:proofErr w:type="spellStart"/>
+      <w:r>
+        <w:rPr>
+          <w:rFonts w:ascii="Tenorite" w:hAnsi="Tenorite" w:cstheme="majorHAnsi"/>
+        </w:rPr>
+        <w:t>Aplication</w:t>
+      </w:r>
+      <w:proofErr w:type="spellEnd"/>
+      <w:r>
+        <w:rPr>
+          <w:rFonts w:ascii="Tenorite" w:hAnsi="Tenorite" w:cstheme="majorHAnsi"/>
+        </w:rPr>
+        <w:t xml:space="preserve">), nesse caso o site carrega uma página que carrega o site inteiro (demais páginas). Não que não precisamos mais carregar outras informações, mas quando </w:t>
+      </w:r>
+      <w:r>
+        <w:rPr>
+          <w:rFonts w:ascii="Tenorite" w:hAnsi="Tenorite" w:cstheme="majorHAnsi"/>
+        </w:rPr>
+        <w:t>há é por conta de que precisamos fazer algum tipo de requisição no servidor, e quando a requisição é respondida não terá um novo carregamento de página.</w:t>
+      </w:r>
+    </w:p>
+    <w:p>
+      <w:pPr>
+        <w:pStyle w:val="PargrafodaLista"/>
+        <w:numPr>
+          <w:ilvl w:val="0"/>
+          <w:numId w:val="5"/>
+        </w:numPr>
+        <w:spacing w:after="0"/>
+        <w:jc w:val="both"/>
+        <w:rPr>
+          <w:rFonts w:ascii="Tenorite" w:hAnsi="Tenorite" w:cstheme="majorHAnsi"/>
+        </w:rPr>
+      </w:pPr>
+      <w:r>
+        <w:rPr>
+          <w:rFonts w:ascii="Tenorite" w:hAnsi="Tenorite" w:cstheme="majorHAnsi"/>
+        </w:rPr>
+        <w:t xml:space="preserve">A arquitetura é baseada em </w:t>
+      </w:r>
+      <w:r>
+        <w:rPr>
+          <w:rFonts w:ascii="Tenorite" w:hAnsi="Tenorite" w:cstheme="majorHAnsi"/>
+          <w:b/>
+          <w:bCs/>
+          <w:color w:val="03D4F6"/>
+        </w:rPr>
+        <w:t>componentes</w:t>
+      </w:r>
+      <w:r>
+        <w:rPr>
+          <w:rFonts w:ascii="Tenorite" w:hAnsi="Tenorite" w:cstheme="majorHAnsi"/>
+        </w:rPr>
+        <w:t xml:space="preserve">, que é quando podemos “dividir” nosso site em pedaços. Ou seja, podemos ter um componente para </w:t>
+      </w:r>
+      <w:r>
+        <w:rPr>
+          <w:rFonts w:ascii="Tenorite" w:hAnsi="Tenorite" w:cstheme="majorHAnsi"/>
+        </w:rPr>
+        <w:t xml:space="preserve">a barra de menu, outro para o </w:t>
+      </w:r>
+      <w:proofErr w:type="spellStart"/>
+      <w:r>
+        <w:rPr>
+          <w:rFonts w:ascii="Tenorite" w:hAnsi="Tenorite" w:cstheme="majorHAnsi"/>
+        </w:rPr>
+        <w:t>footer</w:t>
+      </w:r>
+      <w:proofErr w:type="spellEnd"/>
+      <w:r>
+        <w:rPr>
+          <w:rFonts w:ascii="Tenorite" w:hAnsi="Tenorite" w:cstheme="majorHAnsi"/>
+        </w:rPr>
+        <w:t xml:space="preserve"> e outro para o card do produto. </w:t>
+      </w:r>
+    </w:p>
+    <w:p>
+      <w:pPr>
+        <w:pStyle w:val="PargrafodaLista"/>
+        <w:spacing w:after="0"/>
+        <w:jc w:val="both"/>
+        <w:rPr>
+          <w:rFonts w:ascii="Tenorite" w:hAnsi="Tenorite" w:cstheme="majorHAnsi"/>
+        </w:rPr>
+      </w:pPr>
+      <w:r>
+        <w:rPr>
+          <w:rFonts w:ascii="Tenorite" w:hAnsi="Tenorite" w:cstheme="majorHAnsi"/>
+        </w:rPr>
+        <w:t xml:space="preserve">A sacada aqui é que, imaginamos um site de e-comerce, aonde na pagina de categorias eu tenho um card para o produto, na home eu tenho um card do mesmo produto e em outra tela eu tenha o mesmo card do mesmo produto, com componentes eu posso reaproveitar o mesmo card em todas as telas, sem a necessidade de precisar ficar </w:t>
+      </w:r>
+      <w:r>
+        <w:rPr>
+          <w:rFonts w:ascii="Tenorite" w:hAnsi="Tenorite" w:cstheme="majorHAnsi"/>
+        </w:rPr>
+        <w:t>recriando-o</w:t>
+      </w:r>
+      <w:r>
+        <w:rPr>
+          <w:rFonts w:ascii="Tenorite" w:hAnsi="Tenorite" w:cstheme="majorHAnsi"/>
+        </w:rPr>
+        <w:t xml:space="preserve"> em todas as telas.</w:t>
+      </w:r>
+    </w:p>
+    <w:p>
+      <w:pPr>
+        <w:pStyle w:val="PargrafodaLista"/>
+        <w:numPr>
+          <w:ilvl w:val="0"/>
+          <w:numId w:val="5"/>
+        </w:numPr>
+        <w:spacing w:after="0"/>
+        <w:jc w:val="both"/>
+        <w:rPr>
+          <w:rFonts w:ascii="Tenorite" w:hAnsi="Tenorite" w:cstheme="majorHAnsi"/>
+        </w:rPr>
+      </w:pPr>
+      <w:r>
+        <w:rPr>
+          <w:rFonts w:ascii="Tenorite" w:hAnsi="Tenorite" w:cstheme="majorHAnsi"/>
+        </w:rPr>
+        <w:t xml:space="preserve">Pode ser </w:t>
+      </w:r>
+      <w:r>
+        <w:rPr>
+          <w:rFonts w:ascii="Tenorite" w:hAnsi="Tenorite" w:cstheme="majorHAnsi"/>
+          <w:b/>
+          <w:bCs/>
+          <w:color w:val="03D4F6"/>
+        </w:rPr>
+        <w:t>inserido em uma aplicação</w:t>
+      </w:r>
+      <w:r>
+        <w:rPr>
+          <w:rFonts w:ascii="Tenorite" w:hAnsi="Tenorite" w:cstheme="majorHAnsi"/>
+        </w:rPr>
+        <w:t xml:space="preserve"> </w:t>
+      </w:r>
+      <w:r>
+        <w:rPr>
+          <w:rFonts w:ascii="Tenorite" w:hAnsi="Tenorite" w:cstheme="majorHAnsi"/>
+        </w:rPr>
+        <w:t>ou</w:t>
+      </w:r>
+      <w:r>
+        <w:rPr>
+          <w:rFonts w:ascii="Tenorite" w:hAnsi="Tenorite" w:cstheme="majorHAnsi"/>
+        </w:rPr>
+        <w:t xml:space="preserve"> podemos criar a aplicação com </w:t>
+      </w:r>
+      <w:r>
+        <w:rPr>
+          <w:rFonts w:ascii="Tenorite" w:hAnsi="Tenorite" w:cstheme="majorHAnsi"/>
+        </w:rPr>
+        <w:t xml:space="preserve">React. </w:t>
+      </w:r>
+    </w:p>
+    <w:p>
+      <w:pPr>
+        <w:pStyle w:val="PargrafodaLista"/>
+        <w:spacing w:after="0"/>
+        <w:jc w:val="both"/>
+        <w:rPr>
+          <w:rFonts w:ascii="Tenorite" w:hAnsi="Tenorite" w:cstheme="majorHAnsi"/>
+        </w:rPr>
+      </w:pPr>
+      <w:r>
+        <w:rPr>
+          <w:rFonts w:ascii="Tenorite" w:hAnsi="Tenorite" w:cstheme="majorHAnsi"/>
+        </w:rPr>
+        <w:t>Como dito no início, podemos usar React tanto em uma parte do site, em algum locar especificou, ou criar tudo com React, que será o foco do curso.</w:t>
+      </w:r>
+    </w:p>
+    <w:p>
+      <w:pPr>
+        <w:pStyle w:val="PargrafodaLista"/>
+        <w:numPr>
+          <w:ilvl w:val="0"/>
+          <w:numId w:val="5"/>
+        </w:numPr>
+        <w:spacing w:after="0"/>
+        <w:jc w:val="both"/>
+        <w:rPr>
+          <w:rFonts w:ascii="Tenorite" w:hAnsi="Tenorite" w:cstheme="majorHAnsi"/>
+        </w:rPr>
+      </w:pPr>
+      <w:r>
+        <w:rPr>
+          <w:rFonts w:ascii="Tenorite" w:hAnsi="Tenorite" w:cstheme="majorHAnsi"/>
+        </w:rPr>
+        <w:t xml:space="preserve">É mantido pelo </w:t>
+      </w:r>
+      <w:r>
+        <w:rPr>
+          <w:rFonts w:ascii="Tenorite" w:hAnsi="Tenorite" w:cstheme="majorHAnsi"/>
+          <w:b/>
+          <w:bCs/>
+          <w:color w:val="03D4F6"/>
+        </w:rPr>
+        <w:t>Facebook</w:t>
+      </w:r>
+      <w:r>
+        <w:rPr>
+          <w:rFonts w:ascii="Tenorite" w:hAnsi="Tenorite" w:cstheme="majorHAnsi"/>
+        </w:rPr>
+        <w:t>.</w:t>
+      </w:r>
+    </w:p>
+    <w:p>
+      <w:pPr>
+        <w:spacing w:after="0"/>
+        <w:jc w:val="both"/>
+        <w:rPr>
+          <w:rFonts w:ascii="Tenorite" w:hAnsi="Tenorite" w:cstheme="majorHAnsi"/>
+        </w:rPr>
+      </w:pPr>
+      <w:r>
+        <w:rPr>
+          <w:rFonts w:ascii="Tenorite" w:hAnsi="Tenorite" w:cstheme="majorHAnsi"/>
+        </w:rPr>
+        <w:t xml:space="preserve">Na próxima aula, vou aproveitar um material antigo, pois vou apenas demonstrar oque precisamos instalar para darmos continuidade no curso, são eles o </w:t>
+      </w:r>
+      <w:r>
+        <w:rPr>
+          <w:rFonts w:ascii="Tenorite" w:hAnsi="Tenorite" w:cstheme="majorHAnsi"/>
+          <w:b/>
+          <w:bCs/>
+          <w:color w:val="78B162"/>
+        </w:rPr>
+        <w:t>Node.js</w:t>
+      </w:r>
+      <w:r>
+        <w:rPr>
+          <w:rFonts w:ascii="Tenorite" w:hAnsi="Tenorite" w:cstheme="majorHAnsi"/>
+        </w:rPr>
+        <w:t xml:space="preserve">, </w:t>
+      </w:r>
+      <w:r>
+        <w:rPr>
+          <w:rFonts w:ascii="Tenorite" w:hAnsi="Tenorite" w:cstheme="majorHAnsi"/>
+          <w:b/>
+          <w:bCs/>
+          <w:color w:val="CB0000"/>
+        </w:rPr>
+        <w:t>NPM</w:t>
+      </w:r>
+      <w:r>
+        <w:rPr>
+          <w:rFonts w:ascii="Tenorite" w:hAnsi="Tenorite" w:cstheme="majorHAnsi"/>
+        </w:rPr>
+        <w:t xml:space="preserve"> e por fim o editor de código </w:t>
+      </w:r>
+      <w:proofErr w:type="spellStart"/>
+      <w:r>
+        <w:rPr>
+          <w:rFonts w:ascii="Tenorite" w:hAnsi="Tenorite" w:cstheme="majorHAnsi"/>
+          <w:b/>
+          <w:bCs/>
+          <w:color w:val="0078D4"/>
+        </w:rPr>
+        <w:t>VSCode</w:t>
+      </w:r>
+      <w:proofErr w:type="spellEnd"/>
+      <w:r>
+        <w:rPr>
+          <w:rFonts w:ascii="Tenorite" w:hAnsi="Tenorite" w:cstheme="majorHAnsi"/>
+        </w:rPr>
+        <w:t>, ou aquele de sua preferência.</w:t>
+      </w:r>
+    </w:p>
+    <w:p>
+      <w:pPr>
+        <w:shd w:val="clear" w:color="auto" w:fill="A8D08D" w:themeFill="accent6" w:themeFillTint="99"/>
+        <w:spacing w:after="0"/>
+        <w:jc w:val="center"/>
+        <w:rPr>
+          <w:rFonts w:ascii="Tenorite" w:hAnsi="Tenorite" w:cstheme="majorHAnsi"/>
+          <w:color w:val="FFFFFF" w:themeColor="background1"/>
+        </w:rPr>
+      </w:pPr>
+      <w:r>
+        <w:rPr>
+          <w:rFonts w:ascii="Tenorite" w:hAnsi="Tenorite" w:cstheme="majorHAnsi"/>
+          <w:b/>
+          <w:bCs/>
+          <w:color w:val="FFFFFF" w:themeColor="background1"/>
+          <w:kern w:val="0"/>
           <w:sz w:val="24"/>
           <w:szCs w:val="24"/>
-        </w:rPr>
-        <w:t>3</w:t>
-      </w:r>
-      <w:r>
-        <w:rPr>
-          <w:rFonts w:ascii="Tenorite" w:hAnsi="Tenorite" w:cstheme="majorHAnsi"/>
-          <w:b/>
-          <w:bCs/>
+          <w14:ligatures w14:val="none"/>
+        </w:rPr>
+        <w:t xml:space="preserve">AULA 3: O que é </w:t>
+      </w:r>
+      <w:r>
+        <w:rPr>
+          <w:rFonts w:ascii="Tenorite" w:hAnsi="Tenorite" w:cstheme="majorHAnsi"/>
+          <w:b/>
+          <w:bCs/>
+          <w:color w:val="FFFFFF" w:themeColor="background1"/>
+          <w:kern w:val="0"/>
           <w:sz w:val="24"/>
           <w:szCs w:val="24"/>
-        </w:rPr>
-        <w:t xml:space="preserve">: </w:t>
-      </w:r>
-      <w:r>
-        <w:rPr>
-          <w:rFonts w:ascii="Tenorite" w:hAnsi="Tenorite" w:cstheme="majorHAnsi"/>
-          <w:b/>
-          <w:bCs/>
+          <w14:ligatures w14:val="none"/>
+        </w:rPr>
+        <w:t>Node.js</w:t>
+      </w:r>
+      <w:r>
+        <w:rPr>
+          <w:rFonts w:ascii="Tenorite" w:hAnsi="Tenorite" w:cstheme="majorHAnsi"/>
+          <w:b/>
+          <w:bCs/>
+          <w:color w:val="FFFFFF" w:themeColor="background1"/>
+          <w:kern w:val="0"/>
           <w:sz w:val="24"/>
           <w:szCs w:val="24"/>
-        </w:rPr>
-        <w:t>O que é React?</w:t>
-      </w:r>
-    </w:p>
-    <w:p>
-      <w:pPr>
-        <w:spacing w:after="0"/>
-        <w:jc w:val="both"/>
-        <w:rPr>
-          <w:rFonts w:ascii="Tenorite" w:hAnsi="Tenorite" w:cstheme="majorHAnsi"/>
-        </w:rPr>
-      </w:pPr>
+          <w14:ligatures w14:val="none"/>
+        </w:rPr>
+        <w:t>?</w:t>
+      </w:r>
     </w:p>
     <w:p>
       <w:pPr>
@@ -2162,6 +2798,119 @@
     </w:lvl>
   </w:abstractNum>
   <w:abstractNum w:abstractNumId="2" w15:restartNumberingAfterBreak="0">
+    <w:nsid w:val="54587ACE"/>
+    <w:multiLevelType w:val="hybridMultilevel"/>
+    <w:tmpl w:val="8CF4F750"/>
+    <w:lvl w:ilvl="0" w:tplc="04160001">
+      <w:start w:val="1"/>
+      <w:numFmt w:val="bullet"/>
+      <w:lvlText w:val=""/>
+      <w:lvlJc w:val="left"/>
+      <w:pPr>
+        <w:ind w:left="720" w:hanging="360"/>
+      </w:pPr>
+      <w:rPr>
+        <w:rFonts w:ascii="Symbol" w:hAnsi="Symbol" w:hint="default"/>
+      </w:rPr>
+    </w:lvl>
+    <w:lvl w:ilvl="1" w:tplc="04160003">
+      <w:start w:val="1"/>
+      <w:numFmt w:val="bullet"/>
+      <w:lvlText w:val="o"/>
+      <w:lvlJc w:val="left"/>
+      <w:pPr>
+        <w:ind w:left="1440" w:hanging="360"/>
+      </w:pPr>
+      <w:rPr>
+        <w:rFonts w:ascii="Courier New" w:hAnsi="Courier New" w:cs="Courier New" w:hint="default"/>
+      </w:rPr>
+    </w:lvl>
+    <w:lvl w:ilvl="2" w:tplc="04160005" w:tentative="1">
+      <w:start w:val="1"/>
+      <w:numFmt w:val="bullet"/>
+      <w:lvlText w:val=""/>
+      <w:lvlJc w:val="left"/>
+      <w:pPr>
+        <w:ind w:left="2160" w:hanging="360"/>
+      </w:pPr>
+      <w:rPr>
+        <w:rFonts w:ascii="Wingdings" w:hAnsi="Wingdings" w:hint="default"/>
+      </w:rPr>
+    </w:lvl>
+    <w:lvl w:ilvl="3" w:tplc="04160001" w:tentative="1">
+      <w:start w:val="1"/>
+      <w:numFmt w:val="bullet"/>
+      <w:lvlText w:val=""/>
+      <w:lvlJc w:val="left"/>
+      <w:pPr>
+        <w:ind w:left="2880" w:hanging="360"/>
+      </w:pPr>
+      <w:rPr>
+        <w:rFonts w:ascii="Symbol" w:hAnsi="Symbol" w:hint="default"/>
+      </w:rPr>
+    </w:lvl>
+    <w:lvl w:ilvl="4" w:tplc="04160003" w:tentative="1">
+      <w:start w:val="1"/>
+      <w:numFmt w:val="bullet"/>
+      <w:lvlText w:val="o"/>
+      <w:lvlJc w:val="left"/>
+      <w:pPr>
+        <w:ind w:left="3600" w:hanging="360"/>
+      </w:pPr>
+      <w:rPr>
+        <w:rFonts w:ascii="Courier New" w:hAnsi="Courier New" w:cs="Courier New" w:hint="default"/>
+      </w:rPr>
+    </w:lvl>
+    <w:lvl w:ilvl="5" w:tplc="04160005" w:tentative="1">
+      <w:start w:val="1"/>
+      <w:numFmt w:val="bullet"/>
+      <w:lvlText w:val=""/>
+      <w:lvlJc w:val="left"/>
+      <w:pPr>
+        <w:ind w:left="4320" w:hanging="360"/>
+      </w:pPr>
+      <w:rPr>
+        <w:rFonts w:ascii="Wingdings" w:hAnsi="Wingdings" w:hint="default"/>
+      </w:rPr>
+    </w:lvl>
+    <w:lvl w:ilvl="6" w:tplc="04160001" w:tentative="1">
+      <w:start w:val="1"/>
+      <w:numFmt w:val="bullet"/>
+      <w:lvlText w:val=""/>
+      <w:lvlJc w:val="left"/>
+      <w:pPr>
+        <w:ind w:left="5040" w:hanging="360"/>
+      </w:pPr>
+      <w:rPr>
+        <w:rFonts w:ascii="Symbol" w:hAnsi="Symbol" w:hint="default"/>
+      </w:rPr>
+    </w:lvl>
+    <w:lvl w:ilvl="7" w:tplc="04160003" w:tentative="1">
+      <w:start w:val="1"/>
+      <w:numFmt w:val="bullet"/>
+      <w:lvlText w:val="o"/>
+      <w:lvlJc w:val="left"/>
+      <w:pPr>
+        <w:ind w:left="5760" w:hanging="360"/>
+      </w:pPr>
+      <w:rPr>
+        <w:rFonts w:ascii="Courier New" w:hAnsi="Courier New" w:cs="Courier New" w:hint="default"/>
+      </w:rPr>
+    </w:lvl>
+    <w:lvl w:ilvl="8" w:tplc="04160005" w:tentative="1">
+      <w:start w:val="1"/>
+      <w:numFmt w:val="bullet"/>
+      <w:lvlText w:val=""/>
+      <w:lvlJc w:val="left"/>
+      <w:pPr>
+        <w:ind w:left="6480" w:hanging="360"/>
+      </w:pPr>
+      <w:rPr>
+        <w:rFonts w:ascii="Wingdings" w:hAnsi="Wingdings" w:hint="default"/>
+      </w:rPr>
+    </w:lvl>
+  </w:abstractNum>
+  <w:abstractNum w:abstractNumId="3" w15:restartNumberingAfterBreak="0">
     <w:nsid w:val="5B3D771D"/>
     <w:multiLevelType w:val="hybridMultilevel"/>
     <w:tmpl w:val="A6BE4E82"/>
@@ -2274,7 +3023,7 @@
       </w:rPr>
     </w:lvl>
   </w:abstractNum>
-  <w:abstractNum w:abstractNumId="3" w15:restartNumberingAfterBreak="0">
+  <w:abstractNum w:abstractNumId="4" w15:restartNumberingAfterBreak="0">
     <w:nsid w:val="674341E2"/>
     <w:multiLevelType w:val="hybridMultilevel"/>
     <w:tmpl w:val="DE0C2500"/>
@@ -2364,16 +3113,19 @@
     </w:lvl>
   </w:abstractNum>
   <w:num w:numId="1">
-    <w:abstractNumId w:val="2"/>
+    <w:abstractNumId w:val="3"/>
   </w:num>
   <w:num w:numId="2">
     <w:abstractNumId w:val="1"/>
   </w:num>
   <w:num w:numId="3">
-    <w:abstractNumId w:val="3"/>
+    <w:abstractNumId w:val="4"/>
   </w:num>
   <w:num w:numId="4">
     <w:abstractNumId w:val="0"/>
+  </w:num>
+  <w:num w:numId="5">
+    <w:abstractNumId w:val="2"/>
   </w:num>
 </w:numbering>
 </file>

--- a/React.docx
+++ b/React.docx
@@ -4,7 +4,7 @@
   <w:body>
     <w:p>
       <w:pPr>
-        <w:shd w:val="clear" w:color="auto" w:fill="2E74B5" w:themeFill="accent5" w:themeFillShade="BF"/>
+        <w:shd w:val="clear" w:color="auto" w:fill="3179C7"/>
         <w:spacing w:after="0"/>
         <w:jc w:val="center"/>
         <w:rPr>
@@ -41,7 +41,7 @@
     </w:p>
     <w:p>
       <w:pPr>
-        <w:shd w:val="clear" w:color="auto" w:fill="03D4F6"/>
+        <w:shd w:val="clear" w:color="auto" w:fill="3179C7"/>
         <w:spacing w:after="0"/>
         <w:jc w:val="center"/>
         <w:rPr>
@@ -1202,7 +1202,16 @@
           <w:b/>
           <w:bCs/>
         </w:rPr>
-        <w:t>Requisições HTTP com React</w:t>
+        <w:t xml:space="preserve">Requisições HTTP com </w:t>
+      </w:r>
+      <w:r>
+        <w:rPr>
+          <w:rFonts w:ascii="Tenorite" w:hAnsi="Tenorite" w:cstheme="majorHAnsi"/>
+          <w:b/>
+          <w:bCs/>
+          <w:color w:val="61DBFB"/>
+        </w:rPr>
+        <w:t>React</w:t>
       </w:r>
       <w:r>
         <w:rPr>
@@ -1263,8 +1272,17 @@
           <w:rFonts w:ascii="Tenorite" w:hAnsi="Tenorite" w:cstheme="majorHAnsi"/>
           <w:b/>
           <w:bCs/>
-        </w:rPr>
-        <w:t>React Router</w:t>
+          <w:color w:val="61DBFB"/>
+        </w:rPr>
+        <w:t>React</w:t>
+      </w:r>
+      <w:r>
+        <w:rPr>
+          <w:rFonts w:ascii="Tenorite" w:hAnsi="Tenorite" w:cstheme="majorHAnsi"/>
+          <w:b/>
+          <w:bCs/>
+        </w:rPr>
+        <w:t xml:space="preserve"> Router</w:t>
       </w:r>
       <w:r>
         <w:rPr>
@@ -1406,7 +1424,36 @@
         <w:rPr>
           <w:rFonts w:ascii="Tenorite" w:hAnsi="Tenorite" w:cstheme="majorHAnsi"/>
         </w:rPr>
-        <w:t xml:space="preserve"> vamos adentrar mais a fundo nesse projeto, já que aqui vamos mesmo trabalhar com API, e também a ver um pouco mais de banco de dados com o FIREBASE. E vamos ver outras ações interessantes de se fazer em um projeto de fato voltado para a web, como Hooks, Router, Autenticação e entre outros.</w:t>
+        <w:t xml:space="preserve"> vamos adentrar mais a fundo nesse projeto, já que aqui vamos mesmo trabalhar com </w:t>
+      </w:r>
+      <w:r>
+        <w:rPr>
+          <w:rFonts w:ascii="Tenorite" w:hAnsi="Tenorite" w:cstheme="majorHAnsi"/>
+          <w:b/>
+          <w:bCs/>
+        </w:rPr>
+        <w:t>API</w:t>
+      </w:r>
+      <w:r>
+        <w:rPr>
+          <w:rFonts w:ascii="Tenorite" w:hAnsi="Tenorite" w:cstheme="majorHAnsi"/>
+        </w:rPr>
+        <w:t xml:space="preserve">, e também a ver um pouco mais de banco de dados com o </w:t>
+      </w:r>
+      <w:r>
+        <w:rPr>
+          <w:rFonts w:ascii="Tenorite" w:hAnsi="Tenorite" w:cstheme="majorHAnsi"/>
+          <w:b/>
+          <w:bCs/>
+          <w:color w:val="FD6C35"/>
+        </w:rPr>
+        <w:t>FIREBASE</w:t>
+      </w:r>
+      <w:r>
+        <w:rPr>
+          <w:rFonts w:ascii="Tenorite" w:hAnsi="Tenorite" w:cstheme="majorHAnsi"/>
+        </w:rPr>
+        <w:t>. E vamos ver outras ações interessantes de se fazer em um projeto de fato voltado para a web, como Hooks, Router, Autenticação e entre outros.</w:t>
       </w:r>
     </w:p>
     <w:p>
@@ -1428,7 +1475,16 @@
           <w:b/>
           <w:bCs/>
         </w:rPr>
-        <w:t>Entenda os Hooks em React</w:t>
+        <w:t xml:space="preserve">Entenda os Hooks em </w:t>
+      </w:r>
+      <w:r>
+        <w:rPr>
+          <w:rFonts w:ascii="Tenorite" w:hAnsi="Tenorite" w:cstheme="majorHAnsi"/>
+          <w:b/>
+          <w:bCs/>
+          <w:color w:val="61DBFB"/>
+        </w:rPr>
+        <w:t>React</w:t>
       </w:r>
       <w:r>
         <w:rPr>
@@ -1490,7 +1546,97 @@
         <w:rPr>
           <w:rFonts w:ascii="Tenorite" w:hAnsi="Tenorite" w:cstheme="majorHAnsi"/>
         </w:rPr>
-        <w:t>aqui vamos trabalhar com praticamente todas as tecnologias que vimos até agora, que são elas: Node.js, Express, MongoDB, Mongoose, MongoDB Atlas, Autenticação, Router, Hooks, Redux e muito mais.</w:t>
+        <w:t xml:space="preserve">aqui vamos trabalhar com praticamente todas as tecnologias que vimos até agora, que são elas: </w:t>
+      </w:r>
+      <w:r>
+        <w:rPr>
+          <w:rFonts w:ascii="Tenorite" w:hAnsi="Tenorite" w:cstheme="majorHAnsi"/>
+          <w:b/>
+          <w:bCs/>
+          <w:color w:val="74AA68"/>
+        </w:rPr>
+        <w:t>Node.js</w:t>
+      </w:r>
+      <w:r>
+        <w:rPr>
+          <w:rFonts w:ascii="Tenorite" w:hAnsi="Tenorite" w:cstheme="majorHAnsi"/>
+        </w:rPr>
+        <w:t xml:space="preserve">, </w:t>
+      </w:r>
+      <w:r>
+        <w:rPr>
+          <w:rFonts w:ascii="Tenorite" w:hAnsi="Tenorite" w:cstheme="majorHAnsi"/>
+          <w:b/>
+          <w:bCs/>
+          <w:color w:val="74AA68"/>
+        </w:rPr>
+        <w:t>Express</w:t>
+      </w:r>
+      <w:r>
+        <w:rPr>
+          <w:rFonts w:ascii="Tenorite" w:hAnsi="Tenorite" w:cstheme="majorHAnsi"/>
+        </w:rPr>
+        <w:t xml:space="preserve">, </w:t>
+      </w:r>
+      <w:r>
+        <w:rPr>
+          <w:rFonts w:ascii="Tenorite" w:hAnsi="Tenorite" w:cstheme="majorHAnsi"/>
+          <w:b/>
+          <w:bCs/>
+          <w:color w:val="74AA68"/>
+        </w:rPr>
+        <w:t>MongoDB</w:t>
+      </w:r>
+      <w:r>
+        <w:rPr>
+          <w:rFonts w:ascii="Tenorite" w:hAnsi="Tenorite" w:cstheme="majorHAnsi"/>
+        </w:rPr>
+        <w:t xml:space="preserve">, </w:t>
+      </w:r>
+      <w:r>
+        <w:rPr>
+          <w:rFonts w:ascii="Tenorite" w:hAnsi="Tenorite" w:cstheme="majorHAnsi"/>
+          <w:b/>
+          <w:bCs/>
+          <w:color w:val="74AA68"/>
+        </w:rPr>
+        <w:t>Mongoose</w:t>
+      </w:r>
+      <w:r>
+        <w:rPr>
+          <w:rFonts w:ascii="Tenorite" w:hAnsi="Tenorite" w:cstheme="majorHAnsi"/>
+        </w:rPr>
+        <w:t xml:space="preserve">, </w:t>
+      </w:r>
+      <w:r>
+        <w:rPr>
+          <w:rFonts w:ascii="Tenorite" w:hAnsi="Tenorite" w:cstheme="majorHAnsi"/>
+          <w:b/>
+          <w:bCs/>
+          <w:color w:val="74AA68"/>
+        </w:rPr>
+        <w:t>MongoDB</w:t>
+      </w:r>
+      <w:r>
+        <w:rPr>
+          <w:rFonts w:ascii="Tenorite" w:hAnsi="Tenorite" w:cstheme="majorHAnsi"/>
+        </w:rPr>
+        <w:t xml:space="preserve"> </w:t>
+      </w:r>
+      <w:r>
+        <w:rPr>
+          <w:rFonts w:ascii="Tenorite" w:hAnsi="Tenorite" w:cstheme="majorHAnsi"/>
+          <w:b/>
+          <w:bCs/>
+          <w:color w:val="74AA68"/>
+        </w:rPr>
+        <w:t>Atlas</w:t>
+      </w:r>
+      <w:r>
+        <w:rPr>
+          <w:rFonts w:ascii="Tenorite" w:hAnsi="Tenorite" w:cstheme="majorHAnsi"/>
+        </w:rPr>
+        <w:t>, Autenticação, Router, Hooks, Redux e muito mais.</w:t>
       </w:r>
     </w:p>
     <w:p>
@@ -1533,8 +1679,17 @@
           <w:rFonts w:ascii="Tenorite" w:hAnsi="Tenorite" w:cstheme="majorHAnsi"/>
           <w:b/>
           <w:bCs/>
-        </w:rPr>
-        <w:t>JavaScript moderno</w:t>
+          <w:color w:val="F7E018"/>
+        </w:rPr>
+        <w:t xml:space="preserve">JavaScript </w:t>
+      </w:r>
+      <w:r>
+        <w:rPr>
+          <w:rFonts w:ascii="Tenorite" w:hAnsi="Tenorite" w:cstheme="majorHAnsi"/>
+          <w:b/>
+          <w:bCs/>
+        </w:rPr>
+        <w:t>moderno</w:t>
       </w:r>
       <w:r>
         <w:rPr>
@@ -1575,6 +1730,7 @@
           <w:rFonts w:ascii="Tenorite" w:hAnsi="Tenorite" w:cstheme="majorHAnsi"/>
           <w:b/>
           <w:bCs/>
+          <w:color w:val="FD6C35"/>
         </w:rPr>
         <w:t>Postman</w:t>
       </w:r>
@@ -1604,7 +1760,16 @@
           <w:b/>
           <w:bCs/>
         </w:rPr>
-        <w:t>Setup de TypeScript</w:t>
+        <w:t xml:space="preserve">Setup de </w:t>
+      </w:r>
+      <w:r>
+        <w:rPr>
+          <w:rFonts w:ascii="Tenorite" w:hAnsi="Tenorite" w:cstheme="majorHAnsi"/>
+          <w:b/>
+          <w:bCs/>
+          <w:color w:val="3179C7"/>
+        </w:rPr>
+        <w:t>TypeScript</w:t>
       </w:r>
       <w:r>
         <w:rPr>
@@ -1632,7 +1797,16 @@
           <w:b/>
           <w:bCs/>
         </w:rPr>
-        <w:t>React com TypeScript</w:t>
+        <w:t xml:space="preserve">React com </w:t>
+      </w:r>
+      <w:r>
+        <w:rPr>
+          <w:rFonts w:ascii="Tenorite" w:hAnsi="Tenorite" w:cstheme="majorHAnsi"/>
+          <w:b/>
+          <w:bCs/>
+          <w:color w:val="3179C7"/>
+        </w:rPr>
+        <w:t>TypeScript</w:t>
       </w:r>
       <w:r>
         <w:rPr>
@@ -1672,7 +1846,16 @@
           <w:b/>
           <w:bCs/>
         </w:rPr>
-        <w:t>Projeto de React com TS</w:t>
+        <w:t xml:space="preserve">Projeto de React com </w:t>
+      </w:r>
+      <w:r>
+        <w:rPr>
+          <w:rFonts w:ascii="Tenorite" w:hAnsi="Tenorite" w:cstheme="majorHAnsi"/>
+          <w:b/>
+          <w:bCs/>
+          <w:color w:val="3179C7"/>
+        </w:rPr>
+        <w:t>TS</w:t>
       </w:r>
       <w:r>
         <w:rPr>
@@ -1823,6 +2006,7 @@
           <w:rFonts w:ascii="Tenorite" w:hAnsi="Tenorite" w:cstheme="majorHAnsi"/>
           <w:b/>
           <w:bCs/>
+          <w:color w:val="61DBFB"/>
         </w:rPr>
         <w:t>REACT</w:t>
       </w:r>
@@ -1921,7 +2105,22 @@
         <w:rPr>
           <w:rFonts w:ascii="Tenorite" w:hAnsi="Tenorite" w:cstheme="majorHAnsi"/>
         </w:rPr>
-        <w:t xml:space="preserve">nominação está na própria documentação do React, ou seja, ele é uma biblioteca e não um </w:t>
+        <w:t xml:space="preserve">nominação está na própria documentação do </w:t>
+      </w:r>
+      <w:r>
+        <w:rPr>
+          <w:rFonts w:ascii="Tenorite" w:hAnsi="Tenorite" w:cstheme="majorHAnsi"/>
+          <w:b/>
+          <w:bCs/>
+          <w:color w:val="61DBFB"/>
+        </w:rPr>
+        <w:t>React</w:t>
+      </w:r>
+      <w:r>
+        <w:rPr>
+          <w:rFonts w:ascii="Tenorite" w:hAnsi="Tenorite" w:cstheme="majorHAnsi"/>
+        </w:rPr>
+        <w:t xml:space="preserve">, ou seja, ele é uma biblioteca e não um </w:t>
       </w:r>
       <w:r>
         <w:rPr>
@@ -1972,15 +2171,7 @@
           <w:i/>
           <w:iCs/>
         </w:rPr>
-        <w:t>F</w:t>
-      </w:r>
-      <w:r>
-        <w:rPr>
-          <w:rFonts w:ascii="Tenorite" w:hAnsi="Tenorite" w:cstheme="majorHAnsi"/>
-          <w:i/>
-          <w:iCs/>
-        </w:rPr>
-        <w:t>ramework</w:t>
+        <w:t>Framework</w:t>
       </w:r>
       <w:r>
         <w:rPr>
@@ -1994,14 +2185,12 @@
         </w:rPr>
         <w:t xml:space="preserve">, eu tenho que seguir </w:t>
       </w:r>
-      <w:proofErr w:type="gramStart"/>
-      <w:r>
-        <w:rPr>
-          <w:rFonts w:ascii="Tenorite" w:hAnsi="Tenorite" w:cstheme="majorHAnsi"/>
-        </w:rPr>
-        <w:t>a</w:t>
-      </w:r>
-      <w:proofErr w:type="gramEnd"/>
+      <w:r>
+        <w:rPr>
+          <w:rFonts w:ascii="Tenorite" w:hAnsi="Tenorite" w:cstheme="majorHAnsi"/>
+        </w:rPr>
+        <w:t>à</w:t>
+      </w:r>
       <w:r>
         <w:rPr>
           <w:rFonts w:ascii="Tenorite" w:hAnsi="Tenorite" w:cstheme="majorHAnsi"/>
@@ -2122,12 +2311,22 @@
         <w:rPr>
           <w:rFonts w:ascii="Tenorite" w:hAnsi="Tenorite" w:cstheme="majorHAnsi"/>
         </w:rPr>
-        <w:t xml:space="preserve"> (Single Page </w:t>
+        <w:t xml:space="preserve"> (</w:t>
+      </w:r>
+      <w:r>
+        <w:rPr>
+          <w:rFonts w:ascii="Tenorite" w:hAnsi="Tenorite" w:cstheme="majorHAnsi"/>
+          <w:i/>
+          <w:iCs/>
+        </w:rPr>
+        <w:t xml:space="preserve">Single Page </w:t>
       </w:r>
       <w:proofErr w:type="spellStart"/>
       <w:r>
         <w:rPr>
           <w:rFonts w:ascii="Tenorite" w:hAnsi="Tenorite" w:cstheme="majorHAnsi"/>
+          <w:i/>
+          <w:iCs/>
         </w:rPr>
         <w:t>Aplication</w:t>
       </w:r>
@@ -2183,21 +2382,7 @@
         <w:rPr>
           <w:rFonts w:ascii="Tenorite" w:hAnsi="Tenorite" w:cstheme="majorHAnsi"/>
         </w:rPr>
-        <w:t xml:space="preserve">a barra de menu, outro para o </w:t>
-      </w:r>
-      <w:proofErr w:type="spellStart"/>
-      <w:r>
-        <w:rPr>
-          <w:rFonts w:ascii="Tenorite" w:hAnsi="Tenorite" w:cstheme="majorHAnsi"/>
-        </w:rPr>
-        <w:t>footer</w:t>
-      </w:r>
-      <w:proofErr w:type="spellEnd"/>
-      <w:r>
-        <w:rPr>
-          <w:rFonts w:ascii="Tenorite" w:hAnsi="Tenorite" w:cstheme="majorHAnsi"/>
-        </w:rPr>
-        <w:t xml:space="preserve"> e outro para o card do produto. </w:t>
+        <w:t xml:space="preserve">a barra de menu, outro para o footer e outro para o card do produto. </w:t>
       </w:r>
     </w:p>
     <w:p>
@@ -2376,7 +2561,6 @@
         </w:rPr>
         <w:t xml:space="preserve"> e por fim o editor de código </w:t>
       </w:r>
-      <w:proofErr w:type="spellStart"/>
       <w:r>
         <w:rPr>
           <w:rFonts w:ascii="Tenorite" w:hAnsi="Tenorite" w:cstheme="majorHAnsi"/>
@@ -2384,9 +2568,8 @@
           <w:bCs/>
           <w:color w:val="0078D4"/>
         </w:rPr>
-        <w:t>VSCode</w:t>
-      </w:r>
-      <w:proofErr w:type="spellEnd"/>
+        <w:t>VScode</w:t>
+      </w:r>
       <w:r>
         <w:rPr>
           <w:rFonts w:ascii="Tenorite" w:hAnsi="Tenorite" w:cstheme="majorHAnsi"/>
@@ -2396,7 +2579,7 @@
     </w:p>
     <w:p>
       <w:pPr>
-        <w:shd w:val="clear" w:color="auto" w:fill="A8D08D" w:themeFill="accent6" w:themeFillTint="99"/>
+        <w:shd w:val="clear" w:color="auto" w:fill="74AA68"/>
         <w:spacing w:after="0"/>
         <w:jc w:val="center"/>
         <w:rPr>
@@ -2415,7 +2598,7 @@
           <w:szCs w:val="24"/>
           <w14:ligatures w14:val="none"/>
         </w:rPr>
-        <w:t xml:space="preserve">AULA 3: O que é </w:t>
+        <w:t xml:space="preserve">AULA </w:t>
       </w:r>
       <w:r>
         <w:rPr>
@@ -2428,7 +2611,7 @@
           <w:szCs w:val="24"/>
           <w14:ligatures w14:val="none"/>
         </w:rPr>
-        <w:t>Node.js</w:t>
+        <w:t>4</w:t>
       </w:r>
       <w:r>
         <w:rPr>
@@ -2441,6 +2624,510 @@
           <w:szCs w:val="24"/>
           <w14:ligatures w14:val="none"/>
         </w:rPr>
+        <w:t>: O que é Node.js?</w:t>
+      </w:r>
+    </w:p>
+    <w:p>
+      <w:pPr>
+        <w:spacing w:after="0"/>
+        <w:jc w:val="both"/>
+        <w:rPr>
+          <w:rFonts w:ascii="Tenorite" w:hAnsi="Tenorite" w:cstheme="majorHAnsi"/>
+        </w:rPr>
+      </w:pPr>
+      <w:r>
+        <w:rPr>
+          <w:rFonts w:ascii="Tenorite" w:hAnsi="Tenorite" w:cstheme="majorHAnsi"/>
+        </w:rPr>
+        <w:t xml:space="preserve">Vamos entender oque é, primeiramente o </w:t>
+      </w:r>
+      <w:r>
+        <w:rPr>
+          <w:rFonts w:ascii="Tenorite" w:hAnsi="Tenorite" w:cstheme="majorHAnsi"/>
+          <w:b/>
+          <w:bCs/>
+          <w:color w:val="74AA68"/>
+        </w:rPr>
+        <w:t>Node.js</w:t>
+      </w:r>
+      <w:r>
+        <w:rPr>
+          <w:rFonts w:ascii="Tenorite" w:hAnsi="Tenorite" w:cstheme="majorHAnsi"/>
+        </w:rPr>
+        <w:t xml:space="preserve"> de forma mais teórica, doque </w:t>
+      </w:r>
+      <w:r>
+        <w:rPr>
+          <w:rFonts w:ascii="Tenorite" w:hAnsi="Tenorite" w:cstheme="majorHAnsi"/>
+        </w:rPr>
+        <w:t>prática</w:t>
+      </w:r>
+      <w:r>
+        <w:rPr>
+          <w:rFonts w:ascii="Tenorite" w:hAnsi="Tenorite" w:cstheme="majorHAnsi"/>
+        </w:rPr>
+        <w:t xml:space="preserve"> e </w:t>
+      </w:r>
+      <w:r>
+        <w:rPr>
+          <w:rFonts w:ascii="Tenorite" w:hAnsi="Tenorite" w:cstheme="majorHAnsi"/>
+        </w:rPr>
+        <w:t xml:space="preserve">também </w:t>
+      </w:r>
+      <w:r>
+        <w:rPr>
+          <w:rFonts w:ascii="Tenorite" w:hAnsi="Tenorite" w:cstheme="majorHAnsi"/>
+        </w:rPr>
+        <w:t>o que</w:t>
+      </w:r>
+      <w:r>
+        <w:rPr>
+          <w:rFonts w:ascii="Tenorite" w:hAnsi="Tenorite" w:cstheme="majorHAnsi"/>
+        </w:rPr>
+        <w:t xml:space="preserve"> precisa ser instalado e seus primeiros passos.</w:t>
+      </w:r>
+    </w:p>
+    <w:p>
+      <w:pPr>
+        <w:pStyle w:val="PargrafodaLista"/>
+        <w:numPr>
+          <w:ilvl w:val="0"/>
+          <w:numId w:val="5"/>
+        </w:numPr>
+        <w:spacing w:after="0"/>
+        <w:jc w:val="both"/>
+        <w:rPr>
+          <w:rFonts w:ascii="Tenorite" w:hAnsi="Tenorite" w:cstheme="majorHAnsi"/>
+        </w:rPr>
+      </w:pPr>
+      <w:r>
+        <w:rPr>
+          <w:rFonts w:ascii="Tenorite" w:hAnsi="Tenorite" w:cstheme="majorHAnsi"/>
+        </w:rPr>
+        <w:t xml:space="preserve">O </w:t>
+      </w:r>
+      <w:r>
+        <w:rPr>
+          <w:rFonts w:ascii="Tenorite" w:hAnsi="Tenorite" w:cstheme="majorHAnsi"/>
+          <w:b/>
+          <w:bCs/>
+          <w:color w:val="78B162"/>
+        </w:rPr>
+        <w:t>Node.js</w:t>
+      </w:r>
+      <w:r>
+        <w:rPr>
+          <w:rFonts w:ascii="Tenorite" w:hAnsi="Tenorite" w:cstheme="majorHAnsi"/>
+        </w:rPr>
+        <w:t xml:space="preserve"> é uma runtime de </w:t>
+      </w:r>
+      <w:r>
+        <w:rPr>
+          <w:rFonts w:ascii="Tenorite" w:hAnsi="Tenorite" w:cstheme="majorHAnsi"/>
+          <w:b/>
+          <w:bCs/>
+          <w:color w:val="F7E018"/>
+        </w:rPr>
+        <w:t>JavaScript</w:t>
+      </w:r>
+      <w:r>
+        <w:rPr>
+          <w:rFonts w:ascii="Tenorite" w:hAnsi="Tenorite" w:cstheme="majorHAnsi"/>
+        </w:rPr>
+        <w:t xml:space="preserve">, </w:t>
+      </w:r>
+      <w:r>
+        <w:rPr>
+          <w:rFonts w:ascii="Tenorite" w:hAnsi="Tenorite" w:cstheme="majorHAnsi"/>
+        </w:rPr>
+        <w:t xml:space="preserve">ou seja, no escrevemos em </w:t>
+      </w:r>
+      <w:r>
+        <w:rPr>
+          <w:rFonts w:ascii="Tenorite" w:hAnsi="Tenorite" w:cstheme="majorHAnsi"/>
+          <w:b/>
+          <w:bCs/>
+          <w:color w:val="F7E018"/>
+        </w:rPr>
+        <w:t>JavaScript</w:t>
+      </w:r>
+      <w:r>
+        <w:rPr>
+          <w:rFonts w:ascii="Tenorite" w:hAnsi="Tenorite" w:cstheme="majorHAnsi"/>
+        </w:rPr>
+        <w:t xml:space="preserve"> e um compilador, compila esse código e utiliza uma linguagem de mais baixo nível </w:t>
+      </w:r>
+      <w:r>
+        <w:rPr>
+          <w:rFonts w:ascii="Tenorite" w:hAnsi="Tenorite" w:cstheme="majorHAnsi"/>
+        </w:rPr>
+        <w:t xml:space="preserve">(linguagem que conversa diretamente com o hardware), para realizar as execuções do </w:t>
+      </w:r>
+      <w:r>
+        <w:rPr>
+          <w:rFonts w:ascii="Tenorite" w:hAnsi="Tenorite" w:cstheme="majorHAnsi"/>
+        </w:rPr>
+        <w:t>código, e isso deixa nossos programas e softwares mais rápidos, mais performáticos;</w:t>
+      </w:r>
+    </w:p>
+    <w:p>
+      <w:pPr>
+        <w:pStyle w:val="PargrafodaLista"/>
+        <w:numPr>
+          <w:ilvl w:val="0"/>
+          <w:numId w:val="5"/>
+        </w:numPr>
+        <w:spacing w:after="0"/>
+        <w:jc w:val="both"/>
+        <w:rPr>
+          <w:rFonts w:ascii="Tenorite" w:hAnsi="Tenorite" w:cstheme="majorHAnsi"/>
+        </w:rPr>
+      </w:pPr>
+      <w:r>
+        <w:rPr>
+          <w:rFonts w:ascii="Tenorite" w:hAnsi="Tenorite" w:cstheme="majorHAnsi"/>
+        </w:rPr>
+        <w:t xml:space="preserve">Ou seja, </w:t>
+      </w:r>
+      <w:r>
+        <w:rPr>
+          <w:rFonts w:ascii="Tenorite" w:hAnsi="Tenorite" w:cstheme="majorHAnsi"/>
+          <w:b/>
+          <w:bCs/>
+          <w:color w:val="74AA68"/>
+        </w:rPr>
+        <w:t>uma biblioteca utilizada por um compilador</w:t>
+      </w:r>
+      <w:r>
+        <w:rPr>
+          <w:rFonts w:ascii="Tenorite" w:hAnsi="Tenorite" w:cstheme="majorHAnsi"/>
+        </w:rPr>
+        <w:t xml:space="preserve"> durante a execução do programa</w:t>
+      </w:r>
+      <w:r>
+        <w:rPr>
+          <w:rFonts w:ascii="Tenorite" w:hAnsi="Tenorite" w:cstheme="majorHAnsi"/>
+        </w:rPr>
+        <w:t>, que é a definição dada na documentação oficial do Node.js</w:t>
+      </w:r>
+      <w:r>
+        <w:rPr>
+          <w:rFonts w:ascii="Tenorite" w:hAnsi="Tenorite" w:cstheme="majorHAnsi"/>
+        </w:rPr>
+        <w:t>;</w:t>
+      </w:r>
+    </w:p>
+    <w:p>
+      <w:pPr>
+        <w:pStyle w:val="PargrafodaLista"/>
+        <w:numPr>
+          <w:ilvl w:val="0"/>
+          <w:numId w:val="5"/>
+        </w:numPr>
+        <w:spacing w:after="0"/>
+        <w:jc w:val="both"/>
+        <w:rPr>
+          <w:rFonts w:ascii="Tenorite" w:hAnsi="Tenorite" w:cstheme="majorHAnsi"/>
+        </w:rPr>
+      </w:pPr>
+      <w:r>
+        <w:rPr>
+          <w:rFonts w:ascii="Tenorite" w:hAnsi="Tenorite" w:cstheme="majorHAnsi"/>
+        </w:rPr>
+        <w:t xml:space="preserve">Que esta construída na </w:t>
+      </w:r>
+      <w:r>
+        <w:rPr>
+          <w:rFonts w:ascii="Tenorite" w:hAnsi="Tenorite" w:cstheme="majorHAnsi"/>
+          <w:b/>
+          <w:bCs/>
+          <w:color w:val="74AA68"/>
+        </w:rPr>
+        <w:t xml:space="preserve">V8 </w:t>
+      </w:r>
+      <w:proofErr w:type="spellStart"/>
+      <w:r>
+        <w:rPr>
+          <w:rFonts w:ascii="Tenorite" w:hAnsi="Tenorite" w:cstheme="majorHAnsi"/>
+          <w:b/>
+          <w:bCs/>
+          <w:color w:val="74AA68"/>
+        </w:rPr>
+        <w:t>engine</w:t>
+      </w:r>
+      <w:proofErr w:type="spellEnd"/>
+      <w:r>
+        <w:rPr>
+          <w:rFonts w:ascii="Tenorite" w:hAnsi="Tenorite" w:cstheme="majorHAnsi"/>
+        </w:rPr>
+        <w:t xml:space="preserve"> (escrita em </w:t>
+      </w:r>
+      <w:r>
+        <w:rPr>
+          <w:rFonts w:ascii="Tenorite" w:hAnsi="Tenorite" w:cstheme="majorHAnsi"/>
+          <w:b/>
+          <w:bCs/>
+          <w:color w:val="00589D"/>
+        </w:rPr>
+        <w:t>C++</w:t>
+      </w:r>
+      <w:r>
+        <w:rPr>
+          <w:rFonts w:ascii="Tenorite" w:hAnsi="Tenorite" w:cstheme="majorHAnsi"/>
+        </w:rPr>
+        <w:t xml:space="preserve">) da </w:t>
+      </w:r>
+      <w:r>
+        <w:rPr>
+          <w:rFonts w:ascii="Tenorite" w:hAnsi="Tenorite" w:cstheme="majorHAnsi"/>
+          <w:b/>
+          <w:bCs/>
+        </w:rPr>
+        <w:t>Google</w:t>
+      </w:r>
+      <w:r>
+        <w:rPr>
+          <w:rFonts w:ascii="Tenorite" w:hAnsi="Tenorite" w:cstheme="majorHAnsi"/>
+        </w:rPr>
+        <w:t xml:space="preserve">, ou seja, aqui temos o </w:t>
+      </w:r>
+      <w:r>
+        <w:rPr>
+          <w:rFonts w:ascii="Tenorite" w:hAnsi="Tenorite" w:cstheme="majorHAnsi"/>
+          <w:b/>
+          <w:bCs/>
+          <w:color w:val="F7E018"/>
+        </w:rPr>
+        <w:t>JavaScript</w:t>
+      </w:r>
+      <w:r>
+        <w:rPr>
+          <w:rFonts w:ascii="Tenorite" w:hAnsi="Tenorite" w:cstheme="majorHAnsi"/>
+        </w:rPr>
+        <w:t xml:space="preserve"> que </w:t>
+      </w:r>
+      <w:r>
+        <w:rPr>
+          <w:rFonts w:ascii="Tenorite" w:hAnsi="Tenorite" w:cstheme="majorHAnsi"/>
+        </w:rPr>
+        <w:t xml:space="preserve">por meio do </w:t>
+      </w:r>
+      <w:r>
+        <w:rPr>
+          <w:rFonts w:ascii="Tenorite" w:hAnsi="Tenorite" w:cstheme="majorHAnsi"/>
+          <w:b/>
+          <w:bCs/>
+          <w:color w:val="74AA68"/>
+        </w:rPr>
+        <w:t>Node.js</w:t>
+      </w:r>
+      <w:r>
+        <w:rPr>
+          <w:rFonts w:ascii="Tenorite" w:hAnsi="Tenorite" w:cstheme="majorHAnsi"/>
+        </w:rPr>
+        <w:t xml:space="preserve">, se transforma em </w:t>
+      </w:r>
+      <w:r>
+        <w:rPr>
+          <w:rFonts w:ascii="Tenorite" w:hAnsi="Tenorite" w:cstheme="majorHAnsi"/>
+          <w:b/>
+          <w:bCs/>
+          <w:color w:val="00589D"/>
+        </w:rPr>
+        <w:t>C++</w:t>
+      </w:r>
+      <w:r>
+        <w:rPr>
+          <w:rFonts w:ascii="Tenorite" w:hAnsi="Tenorite" w:cstheme="majorHAnsi"/>
+        </w:rPr>
+        <w:t>, ajudando a popularizar ainda mais a linguagem</w:t>
+      </w:r>
+      <w:r>
+        <w:rPr>
+          <w:rFonts w:ascii="Tenorite" w:hAnsi="Tenorite" w:cstheme="majorHAnsi"/>
+        </w:rPr>
+        <w:t>;</w:t>
+      </w:r>
+    </w:p>
+    <w:p>
+      <w:pPr>
+        <w:pStyle w:val="PargrafodaLista"/>
+        <w:numPr>
+          <w:ilvl w:val="0"/>
+          <w:numId w:val="5"/>
+        </w:numPr>
+        <w:spacing w:after="0"/>
+        <w:jc w:val="both"/>
+        <w:rPr>
+          <w:rFonts w:ascii="Tenorite" w:hAnsi="Tenorite" w:cstheme="majorHAnsi"/>
+        </w:rPr>
+      </w:pPr>
+      <w:r>
+        <w:rPr>
+          <w:rFonts w:ascii="Tenorite" w:hAnsi="Tenorite" w:cstheme="majorHAnsi"/>
+        </w:rPr>
+        <w:t xml:space="preserve">Possibilitando criar softwares em </w:t>
+      </w:r>
+      <w:r>
+        <w:rPr>
+          <w:rFonts w:ascii="Tenorite" w:hAnsi="Tenorite" w:cstheme="majorHAnsi"/>
+          <w:b/>
+          <w:bCs/>
+        </w:rPr>
+        <w:t xml:space="preserve">JS </w:t>
+      </w:r>
+      <w:r>
+        <w:rPr>
+          <w:rFonts w:ascii="Tenorite" w:hAnsi="Tenorite" w:cstheme="majorHAnsi"/>
+        </w:rPr>
+        <w:t>no lado do servidor;</w:t>
+      </w:r>
+    </w:p>
+    <w:p>
+      <w:pPr>
+        <w:pStyle w:val="PargrafodaLista"/>
+        <w:numPr>
+          <w:ilvl w:val="0"/>
+          <w:numId w:val="5"/>
+        </w:numPr>
+        <w:spacing w:after="0"/>
+        <w:jc w:val="both"/>
+        <w:rPr>
+          <w:rFonts w:ascii="Tenorite" w:hAnsi="Tenorite" w:cstheme="majorHAnsi"/>
+        </w:rPr>
+      </w:pPr>
+      <w:r>
+        <w:rPr>
+          <w:rFonts w:ascii="Tenorite" w:hAnsi="Tenorite" w:cstheme="majorHAnsi"/>
+        </w:rPr>
+        <w:t xml:space="preserve">Temos então um código </w:t>
+      </w:r>
+      <w:r>
+        <w:rPr>
+          <w:rFonts w:ascii="Tenorite" w:hAnsi="Tenorite" w:cstheme="majorHAnsi"/>
+          <w:b/>
+          <w:bCs/>
+        </w:rPr>
+        <w:t xml:space="preserve">JS </w:t>
+      </w:r>
+      <w:r>
+        <w:rPr>
+          <w:rFonts w:ascii="Tenorite" w:hAnsi="Tenorite" w:cstheme="majorHAnsi"/>
+        </w:rPr>
+        <w:t xml:space="preserve">rodando em </w:t>
+      </w:r>
+      <w:r>
+        <w:rPr>
+          <w:rFonts w:ascii="Tenorite" w:hAnsi="Tenorite" w:cstheme="majorHAnsi"/>
+          <w:b/>
+          <w:bCs/>
+          <w:color w:val="00589D"/>
+        </w:rPr>
+        <w:t>C++</w:t>
+      </w:r>
+      <w:r>
+        <w:rPr>
+          <w:rFonts w:ascii="Tenorite" w:hAnsi="Tenorite" w:cstheme="majorHAnsi"/>
+          <w:b/>
+          <w:bCs/>
+        </w:rPr>
+        <w:t xml:space="preserve"> </w:t>
+      </w:r>
+      <w:r>
+        <w:rPr>
+          <w:rFonts w:ascii="Tenorite" w:hAnsi="Tenorite" w:cstheme="majorHAnsi"/>
+        </w:rPr>
+        <w:t xml:space="preserve">para garantir </w:t>
+      </w:r>
+      <w:r>
+        <w:rPr>
+          <w:rFonts w:ascii="Tenorite" w:hAnsi="Tenorite" w:cstheme="majorHAnsi"/>
+          <w:b/>
+          <w:bCs/>
+          <w:color w:val="74AA68"/>
+        </w:rPr>
+        <w:t>alta performance</w:t>
+      </w:r>
+      <w:r>
+        <w:rPr>
+          <w:rFonts w:ascii="Tenorite" w:hAnsi="Tenorite" w:cstheme="majorHAnsi"/>
+        </w:rPr>
+        <w:t>.</w:t>
+      </w:r>
+    </w:p>
+    <w:p>
+      <w:pPr>
+        <w:shd w:val="clear" w:color="auto" w:fill="CB0000"/>
+        <w:spacing w:after="0"/>
+        <w:jc w:val="center"/>
+        <w:rPr>
+          <w:rFonts w:ascii="Tenorite" w:hAnsi="Tenorite" w:cstheme="majorHAnsi"/>
+          <w:color w:val="FFFFFF" w:themeColor="background1"/>
+        </w:rPr>
+      </w:pPr>
+      <w:r>
+        <w:rPr>
+          <w:rFonts w:ascii="Tenorite" w:hAnsi="Tenorite" w:cstheme="majorHAnsi"/>
+          <w:b/>
+          <w:bCs/>
+          <w:color w:val="FFFFFF" w:themeColor="background1"/>
+          <w:kern w:val="0"/>
+          <w:sz w:val="24"/>
+          <w:szCs w:val="24"/>
+          <w14:ligatures w14:val="none"/>
+        </w:rPr>
+        <w:t xml:space="preserve">AULA </w:t>
+      </w:r>
+      <w:r>
+        <w:rPr>
+          <w:rFonts w:ascii="Tenorite" w:hAnsi="Tenorite" w:cstheme="majorHAnsi"/>
+          <w:b/>
+          <w:bCs/>
+          <w:color w:val="FFFFFF" w:themeColor="background1"/>
+          <w:kern w:val="0"/>
+          <w:sz w:val="24"/>
+          <w:szCs w:val="24"/>
+          <w14:ligatures w14:val="none"/>
+        </w:rPr>
+        <w:t>5</w:t>
+      </w:r>
+      <w:r>
+        <w:rPr>
+          <w:rFonts w:ascii="Tenorite" w:hAnsi="Tenorite" w:cstheme="majorHAnsi"/>
+          <w:b/>
+          <w:bCs/>
+          <w:color w:val="FFFFFF" w:themeColor="background1"/>
+          <w:kern w:val="0"/>
+          <w:sz w:val="24"/>
+          <w:szCs w:val="24"/>
+          <w14:ligatures w14:val="none"/>
+        </w:rPr>
+        <w:t xml:space="preserve">: O que é </w:t>
+      </w:r>
+      <w:r>
+        <w:rPr>
+          <w:rFonts w:ascii="Tenorite" w:hAnsi="Tenorite" w:cstheme="majorHAnsi"/>
+          <w:b/>
+          <w:bCs/>
+          <w:color w:val="FFFFFF" w:themeColor="background1"/>
+          <w:kern w:val="0"/>
+          <w:sz w:val="24"/>
+          <w:szCs w:val="24"/>
+          <w14:ligatures w14:val="none"/>
+        </w:rPr>
+        <w:t>NPM</w:t>
+      </w:r>
+      <w:r>
+        <w:rPr>
+          <w:rFonts w:ascii="Tenorite" w:hAnsi="Tenorite" w:cstheme="majorHAnsi"/>
+          <w:b/>
+          <w:bCs/>
+          <w:color w:val="FFFFFF" w:themeColor="background1"/>
+          <w:kern w:val="0"/>
+          <w:sz w:val="24"/>
+          <w:szCs w:val="24"/>
+          <w14:ligatures w14:val="none"/>
+        </w:rPr>
         <w:t>?</w:t>
       </w:r>
     </w:p>
@@ -2452,6 +3139,1824 @@
           <w:rFonts w:ascii="Tenorite" w:hAnsi="Tenorite" w:cstheme="majorHAnsi"/>
         </w:rPr>
       </w:pPr>
+      <w:r>
+        <w:rPr>
+          <w:rFonts w:ascii="Tenorite" w:hAnsi="Tenorite" w:cstheme="majorHAnsi"/>
+        </w:rPr>
+        <w:t xml:space="preserve">Temos que entender oque é </w:t>
+      </w:r>
+      <w:r>
+        <w:rPr>
+          <w:rFonts w:ascii="Tenorite" w:hAnsi="Tenorite" w:cstheme="majorHAnsi"/>
+          <w:b/>
+          <w:bCs/>
+          <w:color w:val="CB0000"/>
+        </w:rPr>
+        <w:t>NPM</w:t>
+      </w:r>
+      <w:r>
+        <w:rPr>
+          <w:rFonts w:ascii="Tenorite" w:hAnsi="Tenorite" w:cstheme="majorHAnsi"/>
+        </w:rPr>
+        <w:t xml:space="preserve"> já que ele vai sempre estar envolvido com nossas aplicações em </w:t>
+      </w:r>
+      <w:r>
+        <w:rPr>
+          <w:rFonts w:ascii="Tenorite" w:hAnsi="Tenorite" w:cstheme="majorHAnsi"/>
+          <w:b/>
+          <w:bCs/>
+          <w:color w:val="74AA68"/>
+        </w:rPr>
+        <w:t>Node.js</w:t>
+      </w:r>
+      <w:r>
+        <w:rPr>
+          <w:rFonts w:ascii="Tenorite" w:hAnsi="Tenorite" w:cstheme="majorHAnsi"/>
+        </w:rPr>
+        <w:t>. Então vamos entender ele agora, para que assim já ficamos por dentro de qual é o papel dele.</w:t>
+      </w:r>
+    </w:p>
+    <w:p>
+      <w:pPr>
+        <w:pStyle w:val="PargrafodaLista"/>
+        <w:numPr>
+          <w:ilvl w:val="0"/>
+          <w:numId w:val="6"/>
+        </w:numPr>
+        <w:spacing w:after="0"/>
+        <w:jc w:val="both"/>
+        <w:rPr>
+          <w:rFonts w:ascii="Tenorite" w:hAnsi="Tenorite" w:cstheme="majorHAnsi"/>
+        </w:rPr>
+      </w:pPr>
+      <w:r>
+        <w:rPr>
+          <w:rFonts w:ascii="Tenorite" w:hAnsi="Tenorite" w:cstheme="majorHAnsi"/>
+        </w:rPr>
+        <w:t xml:space="preserve">O NPM é o gerenciador de pacotes do </w:t>
+      </w:r>
+      <w:r>
+        <w:rPr>
+          <w:rFonts w:ascii="Tenorite" w:hAnsi="Tenorite" w:cstheme="majorHAnsi"/>
+        </w:rPr>
+        <w:t xml:space="preserve">Node.js, bom cada linguagem tem o seu gerenciador de pacotes, o </w:t>
+      </w:r>
+      <w:r>
+        <w:rPr>
+          <w:rFonts w:ascii="Tenorite" w:hAnsi="Tenorite" w:cstheme="majorHAnsi"/>
+          <w:b/>
+          <w:bCs/>
+          <w:color w:val="F7E018"/>
+        </w:rPr>
+        <w:t>Python</w:t>
+      </w:r>
+      <w:r>
+        <w:rPr>
+          <w:rFonts w:ascii="Tenorite" w:hAnsi="Tenorite" w:cstheme="majorHAnsi"/>
+        </w:rPr>
+        <w:t xml:space="preserve"> tem o </w:t>
+      </w:r>
+      <w:r>
+        <w:rPr>
+          <w:rFonts w:ascii="Tenorite" w:hAnsi="Tenorite" w:cstheme="majorHAnsi"/>
+          <w:b/>
+          <w:bCs/>
+          <w:color w:val="F7E018"/>
+        </w:rPr>
+        <w:t>PIP</w:t>
+      </w:r>
+      <w:r>
+        <w:rPr>
+          <w:rFonts w:ascii="Tenorite" w:hAnsi="Tenorite" w:cstheme="majorHAnsi"/>
+        </w:rPr>
+        <w:t xml:space="preserve"> o </w:t>
+      </w:r>
+      <w:r>
+        <w:rPr>
+          <w:rFonts w:ascii="Tenorite" w:hAnsi="Tenorite" w:cstheme="majorHAnsi"/>
+          <w:b/>
+          <w:bCs/>
+          <w:color w:val="7B7FB5"/>
+        </w:rPr>
+        <w:t>PHP</w:t>
+      </w:r>
+      <w:r>
+        <w:rPr>
+          <w:rFonts w:ascii="Tenorite" w:hAnsi="Tenorite" w:cstheme="majorHAnsi"/>
+        </w:rPr>
+        <w:t xml:space="preserve"> tem o </w:t>
+      </w:r>
+      <w:r>
+        <w:rPr>
+          <w:rFonts w:ascii="Tenorite" w:hAnsi="Tenorite" w:cstheme="majorHAnsi"/>
+          <w:b/>
+          <w:bCs/>
+          <w:color w:val="7B7FB5"/>
+        </w:rPr>
+        <w:t>COMPOSER</w:t>
+      </w:r>
+      <w:r>
+        <w:rPr>
+          <w:rFonts w:ascii="Tenorite" w:hAnsi="Tenorite" w:cstheme="majorHAnsi"/>
+        </w:rPr>
+        <w:t xml:space="preserve">. Cada linguagem que roda em servidor, </w:t>
+      </w:r>
+      <w:r>
+        <w:rPr>
+          <w:rFonts w:ascii="Tenorite" w:hAnsi="Tenorite" w:cstheme="majorHAnsi"/>
+        </w:rPr>
+        <w:t>costumam</w:t>
+      </w:r>
+      <w:r>
+        <w:rPr>
+          <w:rFonts w:ascii="Tenorite" w:hAnsi="Tenorite" w:cstheme="majorHAnsi"/>
+        </w:rPr>
+        <w:t xml:space="preserve"> ter o seu próprio gerenciador de pacote de biblioteca de </w:t>
+      </w:r>
+      <w:r>
+        <w:rPr>
+          <w:rFonts w:ascii="Tenorite" w:hAnsi="Tenorite" w:cstheme="majorHAnsi"/>
+        </w:rPr>
+        <w:t>terceiros</w:t>
+      </w:r>
+      <w:r>
+        <w:rPr>
+          <w:rFonts w:ascii="Tenorite" w:hAnsi="Tenorite" w:cstheme="majorHAnsi"/>
+        </w:rPr>
+        <w:t xml:space="preserve">; </w:t>
+      </w:r>
+      <w:r>
+        <w:rPr>
+          <w:rFonts w:ascii="Tenorite" w:hAnsi="Tenorite" w:cstheme="majorHAnsi"/>
+        </w:rPr>
+        <w:t xml:space="preserve"> </w:t>
+      </w:r>
+    </w:p>
+    <w:p>
+      <w:pPr>
+        <w:pStyle w:val="PargrafodaLista"/>
+        <w:numPr>
+          <w:ilvl w:val="0"/>
+          <w:numId w:val="6"/>
+        </w:numPr>
+        <w:spacing w:after="0"/>
+        <w:jc w:val="both"/>
+        <w:rPr>
+          <w:rFonts w:ascii="Tenorite" w:hAnsi="Tenorite" w:cstheme="majorHAnsi"/>
+        </w:rPr>
+      </w:pPr>
+      <w:r>
+        <w:rPr>
+          <w:rFonts w:ascii="Tenorite" w:hAnsi="Tenorite" w:cstheme="majorHAnsi"/>
+        </w:rPr>
+        <w:t xml:space="preserve">Vamos poder utilizar </w:t>
+      </w:r>
+      <w:r>
+        <w:rPr>
+          <w:rFonts w:ascii="Tenorite" w:hAnsi="Tenorite" w:cstheme="majorHAnsi"/>
+          <w:b/>
+          <w:bCs/>
+          <w:color w:val="74AA68"/>
+        </w:rPr>
+        <w:t>bibliotecas de terceiros</w:t>
+      </w:r>
+      <w:r>
+        <w:rPr>
+          <w:rFonts w:ascii="Tenorite" w:hAnsi="Tenorite" w:cstheme="majorHAnsi"/>
+        </w:rPr>
+        <w:t xml:space="preserve">, baixando elas pelo </w:t>
+      </w:r>
+      <w:r>
+        <w:rPr>
+          <w:rFonts w:ascii="Tenorite" w:hAnsi="Tenorite" w:cstheme="majorHAnsi"/>
+          <w:b/>
+          <w:bCs/>
+          <w:color w:val="CB0000"/>
+        </w:rPr>
+        <w:t>NPM</w:t>
+      </w:r>
+      <w:r>
+        <w:rPr>
+          <w:rFonts w:ascii="Tenorite" w:hAnsi="Tenorite" w:cstheme="majorHAnsi"/>
+        </w:rPr>
+        <w:t>.</w:t>
+      </w:r>
+      <w:r>
+        <w:rPr>
+          <w:rFonts w:ascii="Tenorite" w:hAnsi="Tenorite" w:cstheme="majorHAnsi"/>
+        </w:rPr>
+        <w:t xml:space="preserve"> Como já dissemos anteriormente, o </w:t>
+      </w:r>
+      <w:r>
+        <w:rPr>
+          <w:rFonts w:ascii="Tenorite" w:hAnsi="Tenorite" w:cstheme="majorHAnsi"/>
+          <w:b/>
+          <w:bCs/>
+          <w:color w:val="CB0000"/>
+        </w:rPr>
+        <w:t>NPM</w:t>
+      </w:r>
+      <w:r>
+        <w:rPr>
+          <w:rFonts w:ascii="Tenorite" w:hAnsi="Tenorite" w:cstheme="majorHAnsi"/>
+        </w:rPr>
+        <w:t xml:space="preserve"> é um gerenciador de pacotes, e assim podemos baixar qualquer biblioteca;</w:t>
+      </w:r>
+    </w:p>
+    <w:p>
+      <w:pPr>
+        <w:pStyle w:val="PargrafodaLista"/>
+        <w:numPr>
+          <w:ilvl w:val="0"/>
+          <w:numId w:val="6"/>
+        </w:numPr>
+        <w:spacing w:after="0"/>
+        <w:jc w:val="both"/>
+        <w:rPr>
+          <w:rFonts w:ascii="Tenorite" w:hAnsi="Tenorite" w:cstheme="majorHAnsi"/>
+        </w:rPr>
+      </w:pPr>
+      <w:r>
+        <w:rPr>
+          <w:rFonts w:ascii="Tenorite" w:hAnsi="Tenorite" w:cstheme="majorHAnsi"/>
+        </w:rPr>
+        <w:t xml:space="preserve">E também </w:t>
+      </w:r>
+      <w:r>
+        <w:rPr>
+          <w:rFonts w:ascii="Tenorite" w:hAnsi="Tenorite" w:cstheme="majorHAnsi"/>
+          <w:b/>
+          <w:bCs/>
+          <w:color w:val="74AA68"/>
+        </w:rPr>
+        <w:t>executar determinados scripts</w:t>
+      </w:r>
+      <w:r>
+        <w:rPr>
+          <w:rFonts w:ascii="Tenorite" w:hAnsi="Tenorite" w:cstheme="majorHAnsi"/>
+        </w:rPr>
+        <w:t xml:space="preserve"> no nosso programa</w:t>
+      </w:r>
+      <w:r>
+        <w:rPr>
+          <w:rFonts w:ascii="Tenorite" w:hAnsi="Tenorite" w:cstheme="majorHAnsi"/>
+        </w:rPr>
+        <w:t xml:space="preserve">, ou seja, podemos dizer que o programa vai abrir em determinado arquivo, que </w:t>
+      </w:r>
+      <w:r>
+        <w:rPr>
+          <w:rFonts w:ascii="Tenorite" w:hAnsi="Tenorite" w:cstheme="majorHAnsi"/>
+        </w:rPr>
+        <w:t>irá</w:t>
+      </w:r>
+      <w:r>
+        <w:rPr>
+          <w:rFonts w:ascii="Tenorite" w:hAnsi="Tenorite" w:cstheme="majorHAnsi"/>
+        </w:rPr>
+        <w:t xml:space="preserve"> consumir determinada porta ou que </w:t>
+      </w:r>
+      <w:r>
+        <w:rPr>
+          <w:rFonts w:ascii="Tenorite" w:hAnsi="Tenorite" w:cstheme="majorHAnsi"/>
+        </w:rPr>
+        <w:t>irá</w:t>
+      </w:r>
+      <w:r>
+        <w:rPr>
+          <w:rFonts w:ascii="Tenorite" w:hAnsi="Tenorite" w:cstheme="majorHAnsi"/>
+        </w:rPr>
+        <w:t xml:space="preserve"> realizar uma rotina </w:t>
+      </w:r>
+      <w:r>
+        <w:rPr>
+          <w:rFonts w:ascii="Tenorite" w:hAnsi="Tenorite" w:cstheme="majorHAnsi"/>
+        </w:rPr>
+        <w:t>específica</w:t>
+      </w:r>
+      <w:r>
+        <w:rPr>
+          <w:rFonts w:ascii="Tenorite" w:hAnsi="Tenorite" w:cstheme="majorHAnsi"/>
+        </w:rPr>
+        <w:t xml:space="preserve">, </w:t>
+      </w:r>
+      <w:r>
+        <w:rPr>
+          <w:rFonts w:ascii="Tenorite" w:hAnsi="Tenorite" w:cstheme="majorHAnsi"/>
+        </w:rPr>
+        <w:t>ou seja, vários comandos executados em um mesmo script.</w:t>
+      </w:r>
+    </w:p>
+    <w:p>
+      <w:pPr>
+        <w:pStyle w:val="PargrafodaLista"/>
+        <w:numPr>
+          <w:ilvl w:val="0"/>
+          <w:numId w:val="6"/>
+        </w:numPr>
+        <w:spacing w:after="0"/>
+        <w:jc w:val="both"/>
+        <w:rPr>
+          <w:rFonts w:ascii="Tenorite" w:hAnsi="Tenorite" w:cstheme="majorHAnsi"/>
+        </w:rPr>
+      </w:pPr>
+      <w:r>
+        <w:rPr>
+          <w:rFonts w:ascii="Tenorite" w:hAnsi="Tenorite" w:cstheme="majorHAnsi"/>
+        </w:rPr>
+        <w:t xml:space="preserve">Dificilmente um software em </w:t>
+      </w:r>
+      <w:r>
+        <w:rPr>
+          <w:rFonts w:ascii="Tenorite" w:hAnsi="Tenorite" w:cstheme="majorHAnsi"/>
+          <w:b/>
+          <w:bCs/>
+          <w:color w:val="74AA68"/>
+        </w:rPr>
+        <w:t>Node.js</w:t>
+      </w:r>
+      <w:r>
+        <w:rPr>
+          <w:rFonts w:ascii="Tenorite" w:hAnsi="Tenorite" w:cstheme="majorHAnsi"/>
+        </w:rPr>
+        <w:t xml:space="preserve"> não utiliza </w:t>
+      </w:r>
+      <w:r>
+        <w:rPr>
+          <w:rFonts w:ascii="Tenorite" w:hAnsi="Tenorite" w:cstheme="majorHAnsi"/>
+          <w:b/>
+          <w:bCs/>
+          <w:color w:val="CB0000"/>
+        </w:rPr>
+        <w:t>NPM</w:t>
+      </w:r>
+      <w:r>
+        <w:rPr>
+          <w:rFonts w:ascii="Tenorite" w:hAnsi="Tenorite" w:cstheme="majorHAnsi"/>
+        </w:rPr>
+        <w:t>;</w:t>
+      </w:r>
+    </w:p>
+    <w:p>
+      <w:pPr>
+        <w:pStyle w:val="PargrafodaLista"/>
+        <w:numPr>
+          <w:ilvl w:val="0"/>
+          <w:numId w:val="6"/>
+        </w:numPr>
+        <w:spacing w:after="0"/>
+        <w:jc w:val="both"/>
+        <w:rPr>
+          <w:rFonts w:ascii="Tenorite" w:hAnsi="Tenorite" w:cstheme="majorHAnsi"/>
+        </w:rPr>
+      </w:pPr>
+      <w:r>
+        <w:rPr>
+          <w:rFonts w:ascii="Tenorite" w:hAnsi="Tenorite" w:cstheme="majorHAnsi"/>
+        </w:rPr>
+        <w:t xml:space="preserve">Os </w:t>
+      </w:r>
+      <w:r>
+        <w:rPr>
+          <w:rFonts w:ascii="Tenorite" w:hAnsi="Tenorite" w:cstheme="majorHAnsi"/>
+        </w:rPr>
+        <w:t>módulos</w:t>
+      </w:r>
+      <w:r>
+        <w:rPr>
+          <w:rFonts w:ascii="Tenorite" w:hAnsi="Tenorite" w:cstheme="majorHAnsi"/>
+        </w:rPr>
+        <w:t xml:space="preserve"> externos ficam numa pasta chamada </w:t>
+      </w:r>
+      <w:proofErr w:type="spellStart"/>
+      <w:r>
+        <w:rPr>
+          <w:rFonts w:ascii="Tenorite" w:hAnsi="Tenorite" w:cstheme="majorHAnsi"/>
+          <w:b/>
+          <w:bCs/>
+          <w:color w:val="74AA68"/>
+        </w:rPr>
+        <w:t>node_modules</w:t>
+      </w:r>
+      <w:proofErr w:type="spellEnd"/>
+      <w:r>
+        <w:rPr>
+          <w:rFonts w:ascii="Tenorite" w:hAnsi="Tenorite" w:cstheme="majorHAnsi"/>
+        </w:rPr>
+        <w:t>;</w:t>
+      </w:r>
+    </w:p>
+    <w:p>
+      <w:pPr>
+        <w:pStyle w:val="PargrafodaLista"/>
+        <w:numPr>
+          <w:ilvl w:val="1"/>
+          <w:numId w:val="6"/>
+        </w:numPr>
+        <w:spacing w:after="0"/>
+        <w:jc w:val="both"/>
+        <w:rPr>
+          <w:rFonts w:ascii="Tenorite" w:hAnsi="Tenorite" w:cstheme="majorHAnsi"/>
+        </w:rPr>
+      </w:pPr>
+      <w:r>
+        <w:rPr>
+          <w:rFonts w:ascii="Tenorite" w:hAnsi="Tenorite" w:cstheme="majorHAnsi"/>
+        </w:rPr>
+        <w:t>Ela deve ser descartável, ou seja, a cada instalação do projeto baixamos todos os pacotes novamente.</w:t>
+      </w:r>
+    </w:p>
+    <w:p>
+      <w:pPr>
+        <w:spacing w:after="0"/>
+        <w:jc w:val="both"/>
+        <w:rPr>
+          <w:rFonts w:ascii="Tenorite" w:hAnsi="Tenorite" w:cstheme="majorHAnsi"/>
+        </w:rPr>
+      </w:pPr>
+    </w:p>
+    <w:p>
+      <w:pPr>
+        <w:shd w:val="clear" w:color="auto" w:fill="74AA68"/>
+        <w:spacing w:after="0"/>
+        <w:jc w:val="center"/>
+        <w:rPr>
+          <w:rFonts w:ascii="Tenorite" w:hAnsi="Tenorite" w:cstheme="majorHAnsi"/>
+          <w:color w:val="FFFFFF" w:themeColor="background1"/>
+        </w:rPr>
+      </w:pPr>
+      <w:r>
+        <w:rPr>
+          <w:rFonts w:ascii="Tenorite" w:hAnsi="Tenorite" w:cstheme="majorHAnsi"/>
+          <w:b/>
+          <w:bCs/>
+          <w:color w:val="FFFFFF" w:themeColor="background1"/>
+          <w:kern w:val="0"/>
+          <w:sz w:val="24"/>
+          <w:szCs w:val="24"/>
+          <w14:ligatures w14:val="none"/>
+        </w:rPr>
+        <w:lastRenderedPageBreak/>
+        <w:t>AULA 6:</w:t>
+      </w:r>
+      <w:r>
+        <w:rPr>
+          <w:rFonts w:ascii="Tenorite" w:hAnsi="Tenorite" w:cstheme="majorHAnsi"/>
+          <w:b/>
+          <w:bCs/>
+          <w:color w:val="FFFFFF" w:themeColor="background1"/>
+          <w:kern w:val="0"/>
+          <w:sz w:val="24"/>
+          <w:szCs w:val="24"/>
+          <w14:ligatures w14:val="none"/>
+        </w:rPr>
+        <w:t xml:space="preserve"> Instalação do Node.js no Windows</w:t>
+      </w:r>
+    </w:p>
+    <w:p>
+      <w:pPr>
+        <w:spacing w:after="0"/>
+        <w:jc w:val="both"/>
+        <w:rPr>
+          <w:rFonts w:ascii="Tenorite" w:hAnsi="Tenorite"/>
+        </w:rPr>
+      </w:pPr>
+      <w:r>
+        <w:rPr>
+          <w:rFonts w:ascii="Tenorite" w:hAnsi="Tenorite" w:cstheme="majorHAnsi"/>
+        </w:rPr>
+        <w:t xml:space="preserve">Aqui vamos ver como baixar e instalar o Node.js, não é tão difícil assim quanto parece. Vamos </w:t>
+      </w:r>
+      <w:r>
+        <w:rPr>
+          <w:rFonts w:ascii="Tenorite" w:hAnsi="Tenorite" w:cstheme="majorHAnsi"/>
+        </w:rPr>
+        <w:t xml:space="preserve">primeiramente acessar </w:t>
+      </w:r>
+      <w:hyperlink r:id="rId10" w:history="1">
+        <w:r>
+          <w:rPr>
+            <w:rStyle w:val="Hyperlink"/>
+            <w:rFonts w:ascii="Tenorite" w:hAnsi="Tenorite"/>
+          </w:rPr>
+          <w:t>https://nodejs.org/pt</w:t>
+        </w:r>
+      </w:hyperlink>
+      <w:r>
+        <w:rPr>
+          <w:rFonts w:ascii="Tenorite" w:hAnsi="Tenorite"/>
+        </w:rPr>
+        <w:t>, e baixar um arquiv</w:t>
+      </w:r>
+      <w:r>
+        <w:rPr>
+          <w:rFonts w:ascii="Tenorite" w:hAnsi="Tenorite"/>
+        </w:rPr>
+        <w:t xml:space="preserve">o </w:t>
+      </w:r>
+      <w:r>
+        <w:rPr>
+          <w:rFonts w:ascii="Tenorite" w:hAnsi="Tenorite"/>
+          <w:b/>
+          <w:bCs/>
+        </w:rPr>
+        <w:t>.</w:t>
+      </w:r>
+      <w:proofErr w:type="spellStart"/>
+      <w:r>
+        <w:rPr>
+          <w:rFonts w:ascii="Tenorite" w:hAnsi="Tenorite"/>
+          <w:b/>
+          <w:bCs/>
+        </w:rPr>
+        <w:t>msi</w:t>
+      </w:r>
+      <w:proofErr w:type="spellEnd"/>
+      <w:r>
+        <w:rPr>
+          <w:rFonts w:ascii="Tenorite" w:hAnsi="Tenorite"/>
+        </w:rPr>
+        <w:t xml:space="preserve">, que nada mais é que o </w:t>
+      </w:r>
+      <w:r>
+        <w:rPr>
+          <w:rFonts w:ascii="Tenorite" w:hAnsi="Tenorite"/>
+        </w:rPr>
+        <w:t>instalador</w:t>
+      </w:r>
+      <w:r>
+        <w:rPr>
+          <w:rFonts w:ascii="Tenorite" w:hAnsi="Tenorite"/>
+        </w:rPr>
+        <w:t xml:space="preserve"> do Node.js, vale ressaltar que o NPM vem junto com o Node.js.</w:t>
+      </w:r>
+    </w:p>
+    <w:p>
+      <w:pPr>
+        <w:spacing w:after="0"/>
+        <w:jc w:val="both"/>
+        <w:rPr>
+          <w:rFonts w:ascii="Tenorite" w:hAnsi="Tenorite"/>
+        </w:rPr>
+      </w:pPr>
+      <w:r>
+        <w:rPr>
+          <w:rFonts w:ascii="Tenorite" w:hAnsi="Tenorite"/>
+        </w:rPr>
+        <w:t>Feito esse passo, vamos em seguida validar a instalação iniciando e executando o Node.js e o NPM em um terminal, vamos fazer isso como um teste porque vamos usar o terminal durante todo o curso, então temos que validar que esteja funcionando.</w:t>
+      </w:r>
+    </w:p>
+    <w:p>
+      <w:pPr>
+        <w:spacing w:after="0"/>
+        <w:jc w:val="both"/>
+        <w:rPr>
+          <w:rFonts w:ascii="Tenorite" w:hAnsi="Tenorite"/>
+        </w:rPr>
+      </w:pPr>
+      <w:r>
+        <w:rPr>
+          <w:rFonts w:ascii="Tenorite" w:hAnsi="Tenorite"/>
+        </w:rPr>
+        <w:t>Bom para começarmos, ao acessar o site temos duas opções:</w:t>
+      </w:r>
+    </w:p>
+    <w:p>
+      <w:pPr>
+        <w:spacing w:after="0"/>
+        <w:jc w:val="both"/>
+        <w:rPr>
+          <w:rFonts w:ascii="Tenorite" w:hAnsi="Tenorite" w:cstheme="majorHAnsi"/>
+        </w:rPr>
+      </w:pPr>
+      <w:r>
+        <w:rPr>
+          <w:rFonts w:ascii="Tenorite" w:hAnsi="Tenorite" w:cstheme="majorHAnsi"/>
+        </w:rPr>
+        <w:drawing>
+          <wp:inline distT="0" distB="0" distL="0" distR="0" wp14:anchorId="228ECC0E" wp14:editId="4247326D">
+            <wp:extent cx="3098165" cy="4248150"/>
+            <wp:effectExtent l="0" t="0" r="0" b="0"/>
+            <wp:docPr id="2" name="Imagem 2"/>
+            <wp:cNvGraphicFramePr>
+              <a:graphicFrameLocks xmlns:a="http://schemas.openxmlformats.org/drawingml/2006/main" noChangeAspect="1"/>
+            </wp:cNvGraphicFramePr>
+            <a:graphic xmlns:a="http://schemas.openxmlformats.org/drawingml/2006/main">
+              <a:graphicData uri="http://schemas.openxmlformats.org/drawingml/2006/picture">
+                <pic:pic xmlns:pic="http://schemas.openxmlformats.org/drawingml/2006/picture">
+                  <pic:nvPicPr>
+                    <pic:cNvPr id="1" name=""/>
+                    <pic:cNvPicPr/>
+                  </pic:nvPicPr>
+                  <pic:blipFill>
+                    <a:blip r:embed="rId11"/>
+                    <a:stretch>
+                      <a:fillRect/>
+                    </a:stretch>
+                  </pic:blipFill>
+                  <pic:spPr>
+                    <a:xfrm>
+                      <a:off x="0" y="0"/>
+                      <a:ext cx="3098165" cy="4248150"/>
+                    </a:xfrm>
+                    <a:prstGeom prst="rect">
+                      <a:avLst/>
+                    </a:prstGeom>
+                  </pic:spPr>
+                </pic:pic>
+              </a:graphicData>
+            </a:graphic>
+          </wp:inline>
+        </w:drawing>
+      </w:r>
+    </w:p>
+    <w:p>
+      <w:pPr>
+        <w:spacing w:after="0"/>
+        <w:jc w:val="both"/>
+        <w:rPr>
+          <w:rFonts w:ascii="Tenorite" w:hAnsi="Tenorite" w:cstheme="majorHAnsi"/>
+        </w:rPr>
+      </w:pPr>
+      <w:r>
+        <w:rPr>
+          <w:rFonts w:ascii="Tenorite" w:hAnsi="Tenorite" w:cstheme="majorHAnsi"/>
+        </w:rPr>
+        <w:t>Que seria a versão “LTS”, uma versão boa para se trabalhar pelo ponto de vista do mercado de trabalho, já que é uma versão mais corrigida e estão longe de ter bugs. E temos a versão “</w:t>
+      </w:r>
+      <w:proofErr w:type="spellStart"/>
+      <w:r>
+        <w:rPr>
+          <w:rFonts w:ascii="Tenorite" w:hAnsi="Tenorite" w:cstheme="majorHAnsi"/>
+        </w:rPr>
+        <w:t>current</w:t>
+      </w:r>
+      <w:proofErr w:type="spellEnd"/>
+      <w:r>
+        <w:rPr>
+          <w:rFonts w:ascii="Tenorite" w:hAnsi="Tenorite" w:cstheme="majorHAnsi"/>
+        </w:rPr>
+        <w:t xml:space="preserve">”, que nada mais é que a versão “beta” por assim dizer, essa </w:t>
+      </w:r>
+      <w:r>
+        <w:rPr>
+          <w:rFonts w:ascii="Tenorite" w:hAnsi="Tenorite" w:cstheme="majorHAnsi"/>
+        </w:rPr>
+        <w:t>nós</w:t>
+      </w:r>
+      <w:r>
+        <w:rPr>
+          <w:rFonts w:ascii="Tenorite" w:hAnsi="Tenorite" w:cstheme="majorHAnsi"/>
+        </w:rPr>
+        <w:t xml:space="preserve"> usamos quando queremos nos </w:t>
+      </w:r>
+      <w:r>
+        <w:rPr>
+          <w:rFonts w:ascii="Tenorite" w:hAnsi="Tenorite" w:cstheme="majorHAnsi"/>
+        </w:rPr>
+        <w:t xml:space="preserve">aventurar em algumas novas funcionalidades do Node.js. </w:t>
+      </w:r>
+    </w:p>
+    <w:p>
+      <w:pPr>
+        <w:spacing w:after="0"/>
+        <w:jc w:val="both"/>
+        <w:rPr>
+          <w:rFonts w:ascii="Tenorite" w:hAnsi="Tenorite" w:cstheme="majorHAnsi"/>
+        </w:rPr>
+      </w:pPr>
+      <w:r>
+        <w:rPr>
+          <w:rFonts w:ascii="Tenorite" w:hAnsi="Tenorite" w:cstheme="majorHAnsi"/>
+        </w:rPr>
+        <w:t xml:space="preserve">E como dito, já começamos a baixar um arquivo </w:t>
+      </w:r>
+      <w:r>
+        <w:rPr>
+          <w:rFonts w:ascii="Tenorite" w:hAnsi="Tenorite" w:cstheme="majorHAnsi"/>
+          <w:b/>
+          <w:bCs/>
+        </w:rPr>
+        <w:t>.</w:t>
+      </w:r>
+      <w:proofErr w:type="spellStart"/>
+      <w:r>
+        <w:rPr>
+          <w:rFonts w:ascii="Tenorite" w:hAnsi="Tenorite" w:cstheme="majorHAnsi"/>
+          <w:b/>
+          <w:bCs/>
+        </w:rPr>
+        <w:t>msi</w:t>
+      </w:r>
+      <w:proofErr w:type="spellEnd"/>
+      <w:r>
+        <w:rPr>
+          <w:rFonts w:ascii="Tenorite" w:hAnsi="Tenorite" w:cstheme="majorHAnsi"/>
+        </w:rPr>
+        <w:t>:</w:t>
+      </w:r>
+      <w:r>
+        <w:rPr>
+          <w:noProof/>
+        </w:rPr>
+        <w:t xml:space="preserve"> </w:t>
+      </w:r>
+      <w:r>
+        <w:rPr>
+          <w:noProof/>
+        </w:rPr>
+        <w:drawing>
+          <wp:inline distT="0" distB="0" distL="0" distR="0" wp14:anchorId="11E656DF" wp14:editId="1D8AE273">
+            <wp:extent cx="3098165" cy="1417955"/>
+            <wp:effectExtent l="0" t="0" r="0" b="0"/>
+            <wp:docPr id="1" name="Imagem 1"/>
+            <wp:cNvGraphicFramePr>
+              <a:graphicFrameLocks xmlns:a="http://schemas.openxmlformats.org/drawingml/2006/main" noChangeAspect="1"/>
+            </wp:cNvGraphicFramePr>
+            <a:graphic xmlns:a="http://schemas.openxmlformats.org/drawingml/2006/main">
+              <a:graphicData uri="http://schemas.openxmlformats.org/drawingml/2006/picture">
+                <pic:pic xmlns:pic="http://schemas.openxmlformats.org/drawingml/2006/picture">
+                  <pic:nvPicPr>
+                    <pic:cNvPr id="1" name=""/>
+                    <pic:cNvPicPr/>
+                  </pic:nvPicPr>
+                  <pic:blipFill>
+                    <a:blip r:embed="rId12"/>
+                    <a:stretch>
+                      <a:fillRect/>
+                    </a:stretch>
+                  </pic:blipFill>
+                  <pic:spPr>
+                    <a:xfrm>
+                      <a:off x="0" y="0"/>
+                      <a:ext cx="3098165" cy="1417955"/>
+                    </a:xfrm>
+                    <a:prstGeom prst="rect">
+                      <a:avLst/>
+                    </a:prstGeom>
+                  </pic:spPr>
+                </pic:pic>
+              </a:graphicData>
+            </a:graphic>
+          </wp:inline>
+        </w:drawing>
+      </w:r>
+    </w:p>
+    <w:p>
+      <w:pPr>
+        <w:spacing w:after="0"/>
+        <w:jc w:val="both"/>
+        <w:rPr>
+          <w:rFonts w:ascii="Tenorite" w:hAnsi="Tenorite" w:cstheme="majorHAnsi"/>
+        </w:rPr>
+      </w:pPr>
+      <w:r>
+        <w:rPr>
+          <w:rFonts w:ascii="Tenorite" w:hAnsi="Tenorite" w:cstheme="majorHAnsi"/>
+        </w:rPr>
+        <w:t>E quando terminar de baixar vamos executar o arquivo seguindo o passo a passo para a instalação.</w:t>
+      </w:r>
+    </w:p>
+    <w:p>
+      <w:pPr>
+        <w:spacing w:after="0"/>
+        <w:jc w:val="both"/>
+        <w:rPr>
+          <w:rFonts w:ascii="Tenorite" w:hAnsi="Tenorite" w:cstheme="majorHAnsi"/>
+        </w:rPr>
+      </w:pPr>
+      <w:r>
+        <w:rPr>
+          <w:rFonts w:ascii="Tenorite" w:hAnsi="Tenorite" w:cstheme="majorHAnsi"/>
+        </w:rPr>
+        <w:drawing>
+          <wp:inline distT="0" distB="0" distL="0" distR="0" wp14:anchorId="5D544281" wp14:editId="636603A6">
+            <wp:extent cx="3098165" cy="2421890"/>
+            <wp:effectExtent l="0" t="0" r="0" b="0"/>
+            <wp:docPr id="3" name="Imagem 3"/>
+            <wp:cNvGraphicFramePr>
+              <a:graphicFrameLocks xmlns:a="http://schemas.openxmlformats.org/drawingml/2006/main" noChangeAspect="1"/>
+            </wp:cNvGraphicFramePr>
+            <a:graphic xmlns:a="http://schemas.openxmlformats.org/drawingml/2006/main">
+              <a:graphicData uri="http://schemas.openxmlformats.org/drawingml/2006/picture">
+                <pic:pic xmlns:pic="http://schemas.openxmlformats.org/drawingml/2006/picture">
+                  <pic:nvPicPr>
+                    <pic:cNvPr id="1" name=""/>
+                    <pic:cNvPicPr/>
+                  </pic:nvPicPr>
+                  <pic:blipFill>
+                    <a:blip r:embed="rId13"/>
+                    <a:stretch>
+                      <a:fillRect/>
+                    </a:stretch>
+                  </pic:blipFill>
+                  <pic:spPr>
+                    <a:xfrm>
+                      <a:off x="0" y="0"/>
+                      <a:ext cx="3098165" cy="2421890"/>
+                    </a:xfrm>
+                    <a:prstGeom prst="rect">
+                      <a:avLst/>
+                    </a:prstGeom>
+                  </pic:spPr>
+                </pic:pic>
+              </a:graphicData>
+            </a:graphic>
+          </wp:inline>
+        </w:drawing>
+      </w:r>
+    </w:p>
+    <w:p>
+      <w:pPr>
+        <w:spacing w:after="0"/>
+        <w:jc w:val="both"/>
+        <w:rPr>
+          <w:rFonts w:ascii="Tenorite" w:hAnsi="Tenorite" w:cstheme="majorHAnsi"/>
+        </w:rPr>
+      </w:pPr>
+      <w:r>
+        <w:rPr>
+          <w:rFonts w:ascii="Tenorite" w:hAnsi="Tenorite" w:cstheme="majorHAnsi"/>
+        </w:rPr>
+        <w:drawing>
+          <wp:inline distT="0" distB="0" distL="0" distR="0" wp14:anchorId="438C6047" wp14:editId="26287086">
+            <wp:extent cx="3098165" cy="2421890"/>
+            <wp:effectExtent l="0" t="0" r="0" b="0"/>
+            <wp:docPr id="4" name="Imagem 4"/>
+            <wp:cNvGraphicFramePr>
+              <a:graphicFrameLocks xmlns:a="http://schemas.openxmlformats.org/drawingml/2006/main" noChangeAspect="1"/>
+            </wp:cNvGraphicFramePr>
+            <a:graphic xmlns:a="http://schemas.openxmlformats.org/drawingml/2006/main">
+              <a:graphicData uri="http://schemas.openxmlformats.org/drawingml/2006/picture">
+                <pic:pic xmlns:pic="http://schemas.openxmlformats.org/drawingml/2006/picture">
+                  <pic:nvPicPr>
+                    <pic:cNvPr id="1" name=""/>
+                    <pic:cNvPicPr/>
+                  </pic:nvPicPr>
+                  <pic:blipFill>
+                    <a:blip r:embed="rId14"/>
+                    <a:stretch>
+                      <a:fillRect/>
+                    </a:stretch>
+                  </pic:blipFill>
+                  <pic:spPr>
+                    <a:xfrm>
+                      <a:off x="0" y="0"/>
+                      <a:ext cx="3098165" cy="2421890"/>
+                    </a:xfrm>
+                    <a:prstGeom prst="rect">
+                      <a:avLst/>
+                    </a:prstGeom>
+                  </pic:spPr>
+                </pic:pic>
+              </a:graphicData>
+            </a:graphic>
+          </wp:inline>
+        </w:drawing>
+      </w:r>
+    </w:p>
+    <w:p>
+      <w:pPr>
+        <w:spacing w:after="0"/>
+        <w:jc w:val="both"/>
+        <w:rPr>
+          <w:rFonts w:ascii="Tenorite" w:hAnsi="Tenorite" w:cstheme="majorHAnsi"/>
+        </w:rPr>
+      </w:pPr>
+      <w:r>
+        <w:rPr>
+          <w:rFonts w:ascii="Tenorite" w:hAnsi="Tenorite" w:cstheme="majorHAnsi"/>
+        </w:rPr>
+        <w:lastRenderedPageBreak/>
+        <w:drawing>
+          <wp:inline distT="0" distB="0" distL="0" distR="0" wp14:anchorId="61C8E364" wp14:editId="348A4734">
+            <wp:extent cx="3098165" cy="2421890"/>
+            <wp:effectExtent l="0" t="0" r="0" b="0"/>
+            <wp:docPr id="5" name="Imagem 5"/>
+            <wp:cNvGraphicFramePr>
+              <a:graphicFrameLocks xmlns:a="http://schemas.openxmlformats.org/drawingml/2006/main" noChangeAspect="1"/>
+            </wp:cNvGraphicFramePr>
+            <a:graphic xmlns:a="http://schemas.openxmlformats.org/drawingml/2006/main">
+              <a:graphicData uri="http://schemas.openxmlformats.org/drawingml/2006/picture">
+                <pic:pic xmlns:pic="http://schemas.openxmlformats.org/drawingml/2006/picture">
+                  <pic:nvPicPr>
+                    <pic:cNvPr id="1" name=""/>
+                    <pic:cNvPicPr/>
+                  </pic:nvPicPr>
+                  <pic:blipFill>
+                    <a:blip r:embed="rId15"/>
+                    <a:stretch>
+                      <a:fillRect/>
+                    </a:stretch>
+                  </pic:blipFill>
+                  <pic:spPr>
+                    <a:xfrm>
+                      <a:off x="0" y="0"/>
+                      <a:ext cx="3098165" cy="2421890"/>
+                    </a:xfrm>
+                    <a:prstGeom prst="rect">
+                      <a:avLst/>
+                    </a:prstGeom>
+                  </pic:spPr>
+                </pic:pic>
+              </a:graphicData>
+            </a:graphic>
+          </wp:inline>
+        </w:drawing>
+      </w:r>
+    </w:p>
+    <w:p>
+      <w:pPr>
+        <w:spacing w:after="0"/>
+        <w:jc w:val="both"/>
+        <w:rPr>
+          <w:rFonts w:ascii="Tenorite" w:hAnsi="Tenorite" w:cstheme="majorHAnsi"/>
+        </w:rPr>
+      </w:pPr>
+      <w:r>
+        <w:rPr>
+          <w:rFonts w:ascii="Tenorite" w:hAnsi="Tenorite" w:cstheme="majorHAnsi"/>
+        </w:rPr>
+        <w:drawing>
+          <wp:inline distT="0" distB="0" distL="0" distR="0" wp14:anchorId="73503D24" wp14:editId="433C31E7">
+            <wp:extent cx="3098165" cy="2421890"/>
+            <wp:effectExtent l="0" t="0" r="0" b="0"/>
+            <wp:docPr id="6" name="Imagem 6"/>
+            <wp:cNvGraphicFramePr>
+              <a:graphicFrameLocks xmlns:a="http://schemas.openxmlformats.org/drawingml/2006/main" noChangeAspect="1"/>
+            </wp:cNvGraphicFramePr>
+            <a:graphic xmlns:a="http://schemas.openxmlformats.org/drawingml/2006/main">
+              <a:graphicData uri="http://schemas.openxmlformats.org/drawingml/2006/picture">
+                <pic:pic xmlns:pic="http://schemas.openxmlformats.org/drawingml/2006/picture">
+                  <pic:nvPicPr>
+                    <pic:cNvPr id="1" name=""/>
+                    <pic:cNvPicPr/>
+                  </pic:nvPicPr>
+                  <pic:blipFill>
+                    <a:blip r:embed="rId16"/>
+                    <a:stretch>
+                      <a:fillRect/>
+                    </a:stretch>
+                  </pic:blipFill>
+                  <pic:spPr>
+                    <a:xfrm>
+                      <a:off x="0" y="0"/>
+                      <a:ext cx="3098165" cy="2421890"/>
+                    </a:xfrm>
+                    <a:prstGeom prst="rect">
+                      <a:avLst/>
+                    </a:prstGeom>
+                  </pic:spPr>
+                </pic:pic>
+              </a:graphicData>
+            </a:graphic>
+          </wp:inline>
+        </w:drawing>
+      </w:r>
+    </w:p>
+    <w:p>
+      <w:pPr>
+        <w:spacing w:after="0"/>
+        <w:jc w:val="both"/>
+        <w:rPr>
+          <w:rFonts w:ascii="Tenorite" w:hAnsi="Tenorite" w:cstheme="majorHAnsi"/>
+        </w:rPr>
+      </w:pPr>
+      <w:r>
+        <w:rPr>
+          <w:rFonts w:ascii="Tenorite" w:hAnsi="Tenorite" w:cstheme="majorHAnsi"/>
+        </w:rPr>
+        <w:drawing>
+          <wp:inline distT="0" distB="0" distL="0" distR="0" wp14:anchorId="4D3D01E1" wp14:editId="01E2A0CA">
+            <wp:extent cx="3098165" cy="2421890"/>
+            <wp:effectExtent l="0" t="0" r="0" b="0"/>
+            <wp:docPr id="8" name="Imagem 8"/>
+            <wp:cNvGraphicFramePr>
+              <a:graphicFrameLocks xmlns:a="http://schemas.openxmlformats.org/drawingml/2006/main" noChangeAspect="1"/>
+            </wp:cNvGraphicFramePr>
+            <a:graphic xmlns:a="http://schemas.openxmlformats.org/drawingml/2006/main">
+              <a:graphicData uri="http://schemas.openxmlformats.org/drawingml/2006/picture">
+                <pic:pic xmlns:pic="http://schemas.openxmlformats.org/drawingml/2006/picture">
+                  <pic:nvPicPr>
+                    <pic:cNvPr id="1" name=""/>
+                    <pic:cNvPicPr/>
+                  </pic:nvPicPr>
+                  <pic:blipFill>
+                    <a:blip r:embed="rId17"/>
+                    <a:stretch>
+                      <a:fillRect/>
+                    </a:stretch>
+                  </pic:blipFill>
+                  <pic:spPr>
+                    <a:xfrm>
+                      <a:off x="0" y="0"/>
+                      <a:ext cx="3098165" cy="2421890"/>
+                    </a:xfrm>
+                    <a:prstGeom prst="rect">
+                      <a:avLst/>
+                    </a:prstGeom>
+                  </pic:spPr>
+                </pic:pic>
+              </a:graphicData>
+            </a:graphic>
+          </wp:inline>
+        </w:drawing>
+      </w:r>
+    </w:p>
+    <w:p>
+      <w:pPr>
+        <w:spacing w:after="0"/>
+        <w:jc w:val="both"/>
+        <w:rPr>
+          <w:rFonts w:ascii="Tenorite" w:hAnsi="Tenorite" w:cstheme="majorHAnsi"/>
+        </w:rPr>
+      </w:pPr>
+      <w:r>
+        <w:rPr>
+          <w:rFonts w:ascii="Tenorite" w:hAnsi="Tenorite" w:cstheme="majorHAnsi"/>
+        </w:rPr>
+        <w:drawing>
+          <wp:inline distT="0" distB="0" distL="0" distR="0" wp14:anchorId="51E392CE" wp14:editId="40FC4F16">
+            <wp:extent cx="3098165" cy="2421890"/>
+            <wp:effectExtent l="0" t="0" r="0" b="0"/>
+            <wp:docPr id="9" name="Imagem 9"/>
+            <wp:cNvGraphicFramePr>
+              <a:graphicFrameLocks xmlns:a="http://schemas.openxmlformats.org/drawingml/2006/main" noChangeAspect="1"/>
+            </wp:cNvGraphicFramePr>
+            <a:graphic xmlns:a="http://schemas.openxmlformats.org/drawingml/2006/main">
+              <a:graphicData uri="http://schemas.openxmlformats.org/drawingml/2006/picture">
+                <pic:pic xmlns:pic="http://schemas.openxmlformats.org/drawingml/2006/picture">
+                  <pic:nvPicPr>
+                    <pic:cNvPr id="1" name=""/>
+                    <pic:cNvPicPr/>
+                  </pic:nvPicPr>
+                  <pic:blipFill>
+                    <a:blip r:embed="rId18"/>
+                    <a:stretch>
+                      <a:fillRect/>
+                    </a:stretch>
+                  </pic:blipFill>
+                  <pic:spPr>
+                    <a:xfrm>
+                      <a:off x="0" y="0"/>
+                      <a:ext cx="3098165" cy="2421890"/>
+                    </a:xfrm>
+                    <a:prstGeom prst="rect">
+                      <a:avLst/>
+                    </a:prstGeom>
+                  </pic:spPr>
+                </pic:pic>
+              </a:graphicData>
+            </a:graphic>
+          </wp:inline>
+        </w:drawing>
+      </w:r>
+    </w:p>
+    <w:p>
+      <w:pPr>
+        <w:spacing w:after="0"/>
+        <w:jc w:val="both"/>
+        <w:rPr>
+          <w:rFonts w:ascii="Tenorite" w:hAnsi="Tenorite" w:cstheme="majorHAnsi"/>
+        </w:rPr>
+      </w:pPr>
+      <w:r>
+        <w:rPr>
+          <w:rFonts w:ascii="Tenorite" w:hAnsi="Tenorite" w:cstheme="majorHAnsi"/>
+        </w:rPr>
+        <w:drawing>
+          <wp:inline distT="0" distB="0" distL="0" distR="0" wp14:anchorId="2AD7B8BD" wp14:editId="7991F09B">
+            <wp:extent cx="3098165" cy="2421890"/>
+            <wp:effectExtent l="0" t="0" r="0" b="0"/>
+            <wp:docPr id="10" name="Imagem 10"/>
+            <wp:cNvGraphicFramePr>
+              <a:graphicFrameLocks xmlns:a="http://schemas.openxmlformats.org/drawingml/2006/main" noChangeAspect="1"/>
+            </wp:cNvGraphicFramePr>
+            <a:graphic xmlns:a="http://schemas.openxmlformats.org/drawingml/2006/main">
+              <a:graphicData uri="http://schemas.openxmlformats.org/drawingml/2006/picture">
+                <pic:pic xmlns:pic="http://schemas.openxmlformats.org/drawingml/2006/picture">
+                  <pic:nvPicPr>
+                    <pic:cNvPr id="1" name=""/>
+                    <pic:cNvPicPr/>
+                  </pic:nvPicPr>
+                  <pic:blipFill>
+                    <a:blip r:embed="rId19"/>
+                    <a:stretch>
+                      <a:fillRect/>
+                    </a:stretch>
+                  </pic:blipFill>
+                  <pic:spPr>
+                    <a:xfrm>
+                      <a:off x="0" y="0"/>
+                      <a:ext cx="3098165" cy="2421890"/>
+                    </a:xfrm>
+                    <a:prstGeom prst="rect">
+                      <a:avLst/>
+                    </a:prstGeom>
+                  </pic:spPr>
+                </pic:pic>
+              </a:graphicData>
+            </a:graphic>
+          </wp:inline>
+        </w:drawing>
+      </w:r>
+    </w:p>
+    <w:p>
+      <w:pPr>
+        <w:spacing w:after="0"/>
+        <w:jc w:val="both"/>
+        <w:rPr>
+          <w:rFonts w:ascii="Tenorite" w:hAnsi="Tenorite" w:cstheme="majorHAnsi"/>
+        </w:rPr>
+      </w:pPr>
+      <w:r>
+        <w:rPr>
+          <w:rFonts w:ascii="Tenorite" w:hAnsi="Tenorite" w:cstheme="majorHAnsi"/>
+        </w:rPr>
+        <w:t xml:space="preserve">Seguindo o passo a passo para a </w:t>
+      </w:r>
+      <w:proofErr w:type="spellStart"/>
+      <w:r>
+        <w:rPr>
+          <w:rFonts w:ascii="Tenorite" w:hAnsi="Tenorite" w:cstheme="majorHAnsi"/>
+        </w:rPr>
+        <w:t>intalação</w:t>
+      </w:r>
+      <w:proofErr w:type="spellEnd"/>
+      <w:r>
+        <w:rPr>
+          <w:rFonts w:ascii="Tenorite" w:hAnsi="Tenorite" w:cstheme="majorHAnsi"/>
+        </w:rPr>
+        <w:t>, vamos ir no botão iniciar do Windows e pesquisar por “PowerShell, que nada mais é do que um terminal que é melhor que o CMD</w:t>
+      </w:r>
+      <w:r>
+        <w:rPr>
+          <w:rFonts w:ascii="Tenorite" w:hAnsi="Tenorite" w:cstheme="majorHAnsi"/>
+        </w:rPr>
+        <w:t xml:space="preserve">. </w:t>
+      </w:r>
+    </w:p>
+    <w:p>
+      <w:pPr>
+        <w:spacing w:after="0"/>
+        <w:jc w:val="both"/>
+        <w:rPr>
+          <w:rFonts w:ascii="Tenorite" w:hAnsi="Tenorite" w:cstheme="majorHAnsi"/>
+        </w:rPr>
+      </w:pPr>
+      <w:r>
+        <w:rPr>
+          <w:rFonts w:ascii="Tenorite" w:hAnsi="Tenorite" w:cstheme="majorHAnsi"/>
+        </w:rPr>
+        <w:drawing>
+          <wp:inline distT="0" distB="0" distL="0" distR="0" wp14:anchorId="7173EB46" wp14:editId="383C25D2">
+            <wp:extent cx="3098165" cy="3167380"/>
+            <wp:effectExtent l="0" t="0" r="0" b="0"/>
+            <wp:docPr id="12" name="Imagem 12"/>
+            <wp:cNvGraphicFramePr>
+              <a:graphicFrameLocks xmlns:a="http://schemas.openxmlformats.org/drawingml/2006/main" noChangeAspect="1"/>
+            </wp:cNvGraphicFramePr>
+            <a:graphic xmlns:a="http://schemas.openxmlformats.org/drawingml/2006/main">
+              <a:graphicData uri="http://schemas.openxmlformats.org/drawingml/2006/picture">
+                <pic:pic xmlns:pic="http://schemas.openxmlformats.org/drawingml/2006/picture">
+                  <pic:nvPicPr>
+                    <pic:cNvPr id="1" name=""/>
+                    <pic:cNvPicPr/>
+                  </pic:nvPicPr>
+                  <pic:blipFill>
+                    <a:blip r:embed="rId20"/>
+                    <a:stretch>
+                      <a:fillRect/>
+                    </a:stretch>
+                  </pic:blipFill>
+                  <pic:spPr>
+                    <a:xfrm>
+                      <a:off x="0" y="0"/>
+                      <a:ext cx="3098165" cy="3167380"/>
+                    </a:xfrm>
+                    <a:prstGeom prst="rect">
+                      <a:avLst/>
+                    </a:prstGeom>
+                  </pic:spPr>
+                </pic:pic>
+              </a:graphicData>
+            </a:graphic>
+          </wp:inline>
+        </w:drawing>
+      </w:r>
+    </w:p>
+    <w:p>
+      <w:pPr>
+        <w:spacing w:after="0"/>
+        <w:jc w:val="both"/>
+        <w:rPr>
+          <w:rFonts w:ascii="Tenorite" w:hAnsi="Tenorite" w:cstheme="majorHAnsi"/>
+        </w:rPr>
+      </w:pPr>
+      <w:r>
+        <w:rPr>
+          <w:rFonts w:ascii="Tenorite" w:hAnsi="Tenorite" w:cstheme="majorHAnsi"/>
+        </w:rPr>
+        <w:t xml:space="preserve">E quando aberto vamos digitar primeiramente </w:t>
+      </w:r>
+      <w:r>
+        <w:rPr>
+          <w:rFonts w:ascii="Tenorite" w:hAnsi="Tenorite" w:cstheme="majorHAnsi"/>
+          <w:b/>
+          <w:bCs/>
+        </w:rPr>
+        <w:t>node -v</w:t>
+      </w:r>
+      <w:r>
+        <w:rPr>
+          <w:rFonts w:ascii="Tenorite" w:hAnsi="Tenorite" w:cstheme="majorHAnsi"/>
+        </w:rPr>
+        <w:t xml:space="preserve"> para verificarmos a versão do Node.js que instalamos </w:t>
+      </w:r>
+      <w:proofErr w:type="spellStart"/>
+      <w:r>
+        <w:rPr>
+          <w:rFonts w:ascii="Tenorite" w:hAnsi="Tenorite" w:cstheme="majorHAnsi"/>
+        </w:rPr>
+        <w:t>esta</w:t>
+      </w:r>
+      <w:proofErr w:type="spellEnd"/>
+      <w:r>
+        <w:rPr>
+          <w:rFonts w:ascii="Tenorite" w:hAnsi="Tenorite" w:cstheme="majorHAnsi"/>
+        </w:rPr>
+        <w:t xml:space="preserve"> correta</w:t>
+      </w:r>
+    </w:p>
+    <w:p>
+      <w:pPr>
+        <w:spacing w:after="0"/>
+        <w:jc w:val="both"/>
+        <w:rPr>
+          <w:rFonts w:ascii="Tenorite" w:hAnsi="Tenorite" w:cstheme="majorHAnsi"/>
+        </w:rPr>
+      </w:pPr>
+      <w:r>
+        <w:rPr>
+          <w:rFonts w:ascii="Tenorite" w:hAnsi="Tenorite" w:cstheme="majorHAnsi"/>
+        </w:rPr>
+        <w:lastRenderedPageBreak/>
+        <w:drawing>
+          <wp:inline distT="0" distB="0" distL="0" distR="0" wp14:anchorId="4EA7BFD0" wp14:editId="0FC6DF60">
+            <wp:extent cx="3098165" cy="1670685"/>
+            <wp:effectExtent l="0" t="0" r="0" b="0"/>
+            <wp:docPr id="14" name="Imagem 14"/>
+            <wp:cNvGraphicFramePr>
+              <a:graphicFrameLocks xmlns:a="http://schemas.openxmlformats.org/drawingml/2006/main" noChangeAspect="1"/>
+            </wp:cNvGraphicFramePr>
+            <a:graphic xmlns:a="http://schemas.openxmlformats.org/drawingml/2006/main">
+              <a:graphicData uri="http://schemas.openxmlformats.org/drawingml/2006/picture">
+                <pic:pic xmlns:pic="http://schemas.openxmlformats.org/drawingml/2006/picture">
+                  <pic:nvPicPr>
+                    <pic:cNvPr id="1" name=""/>
+                    <pic:cNvPicPr/>
+                  </pic:nvPicPr>
+                  <pic:blipFill>
+                    <a:blip r:embed="rId21"/>
+                    <a:stretch>
+                      <a:fillRect/>
+                    </a:stretch>
+                  </pic:blipFill>
+                  <pic:spPr>
+                    <a:xfrm>
+                      <a:off x="0" y="0"/>
+                      <a:ext cx="3098165" cy="1670685"/>
+                    </a:xfrm>
+                    <a:prstGeom prst="rect">
+                      <a:avLst/>
+                    </a:prstGeom>
+                  </pic:spPr>
+                </pic:pic>
+              </a:graphicData>
+            </a:graphic>
+          </wp:inline>
+        </w:drawing>
+      </w:r>
+    </w:p>
+    <w:p>
+      <w:pPr>
+        <w:spacing w:after="0"/>
+        <w:jc w:val="both"/>
+        <w:rPr>
+          <w:rFonts w:ascii="Tenorite" w:hAnsi="Tenorite" w:cstheme="majorHAnsi"/>
+        </w:rPr>
+      </w:pPr>
+      <w:r>
+        <w:rPr>
+          <w:rFonts w:ascii="Tenorite" w:hAnsi="Tenorite" w:cstheme="majorHAnsi"/>
+        </w:rPr>
+        <w:t xml:space="preserve">Feito isso, vamos verificar o NPM, com o mesmo comando </w:t>
+      </w:r>
+      <w:proofErr w:type="spellStart"/>
+      <w:r>
+        <w:rPr>
+          <w:rFonts w:ascii="Tenorite" w:hAnsi="Tenorite" w:cstheme="majorHAnsi"/>
+          <w:b/>
+          <w:bCs/>
+        </w:rPr>
+        <w:t>npm</w:t>
+      </w:r>
+      <w:proofErr w:type="spellEnd"/>
+      <w:r>
+        <w:rPr>
+          <w:rFonts w:ascii="Tenorite" w:hAnsi="Tenorite" w:cstheme="majorHAnsi"/>
+          <w:b/>
+          <w:bCs/>
+        </w:rPr>
+        <w:t xml:space="preserve"> -v</w:t>
+      </w:r>
+      <w:r>
+        <w:rPr>
+          <w:rFonts w:ascii="Tenorite" w:hAnsi="Tenorite" w:cstheme="majorHAnsi"/>
+        </w:rPr>
+        <w:t>, caso retorne a versão, pode parar aqui e seguir para a próxima aula. Se retornou alguma mensagem de erro</w:t>
+      </w:r>
+      <w:r>
+        <w:rPr>
+          <w:rFonts w:ascii="Tenorite" w:hAnsi="Tenorite" w:cstheme="majorHAnsi"/>
+        </w:rPr>
+        <w:t>, vamos continuar. Se for parecida come essa, vamos mostrar como corrigir:</w:t>
+      </w:r>
+    </w:p>
+    <w:p>
+      <w:pPr>
+        <w:spacing w:after="0"/>
+        <w:jc w:val="both"/>
+        <w:rPr>
+          <w:rFonts w:ascii="Tenorite" w:hAnsi="Tenorite" w:cstheme="majorHAnsi"/>
+        </w:rPr>
+      </w:pPr>
+      <w:r>
+        <w:rPr>
+          <w:rFonts w:ascii="Tenorite" w:hAnsi="Tenorite" w:cstheme="majorHAnsi"/>
+        </w:rPr>
+        <w:drawing>
+          <wp:inline distT="0" distB="0" distL="0" distR="0" wp14:anchorId="2DB79636" wp14:editId="49944B71">
+            <wp:extent cx="3098165" cy="1670685"/>
+            <wp:effectExtent l="0" t="0" r="0" b="0"/>
+            <wp:docPr id="15" name="Imagem 15"/>
+            <wp:cNvGraphicFramePr>
+              <a:graphicFrameLocks xmlns:a="http://schemas.openxmlformats.org/drawingml/2006/main" noChangeAspect="1"/>
+            </wp:cNvGraphicFramePr>
+            <a:graphic xmlns:a="http://schemas.openxmlformats.org/drawingml/2006/main">
+              <a:graphicData uri="http://schemas.openxmlformats.org/drawingml/2006/picture">
+                <pic:pic xmlns:pic="http://schemas.openxmlformats.org/drawingml/2006/picture">
+                  <pic:nvPicPr>
+                    <pic:cNvPr id="1" name=""/>
+                    <pic:cNvPicPr/>
+                  </pic:nvPicPr>
+                  <pic:blipFill>
+                    <a:blip r:embed="rId22"/>
+                    <a:stretch>
+                      <a:fillRect/>
+                    </a:stretch>
+                  </pic:blipFill>
+                  <pic:spPr>
+                    <a:xfrm>
+                      <a:off x="0" y="0"/>
+                      <a:ext cx="3098165" cy="1670685"/>
+                    </a:xfrm>
+                    <a:prstGeom prst="rect">
+                      <a:avLst/>
+                    </a:prstGeom>
+                  </pic:spPr>
+                </pic:pic>
+              </a:graphicData>
+            </a:graphic>
+          </wp:inline>
+        </w:drawing>
+      </w:r>
+    </w:p>
+    <w:p>
+      <w:pPr>
+        <w:spacing w:after="0"/>
+        <w:jc w:val="both"/>
+        <w:rPr>
+          <w:rFonts w:ascii="Tenorite" w:hAnsi="Tenorite" w:cstheme="majorHAnsi"/>
+        </w:rPr>
+      </w:pPr>
+      <w:r>
+        <w:rPr>
+          <w:rFonts w:ascii="Tenorite" w:hAnsi="Tenorite" w:cstheme="majorHAnsi"/>
+        </w:rPr>
+        <w:t>Novamente na barra de pesquisa do Windows vamos digitar “Editar variáveis de ambiente do sistema” e abrir essa opção, conforme na imagem abaixo:</w:t>
+      </w:r>
+    </w:p>
+    <w:p>
+      <w:pPr>
+        <w:spacing w:after="0"/>
+        <w:jc w:val="both"/>
+        <w:rPr>
+          <w:rFonts w:ascii="Tenorite" w:hAnsi="Tenorite" w:cstheme="majorHAnsi"/>
+        </w:rPr>
+      </w:pPr>
+      <w:r>
+        <w:rPr>
+          <w:rFonts w:ascii="Tenorite" w:hAnsi="Tenorite" w:cstheme="majorHAnsi"/>
+        </w:rPr>
+        <w:drawing>
+          <wp:inline distT="0" distB="0" distL="0" distR="0" wp14:anchorId="37EF2C89" wp14:editId="042800A4">
+            <wp:extent cx="3098165" cy="1496060"/>
+            <wp:effectExtent l="0" t="0" r="0" b="0"/>
+            <wp:docPr id="16" name="Imagem 16"/>
+            <wp:cNvGraphicFramePr>
+              <a:graphicFrameLocks xmlns:a="http://schemas.openxmlformats.org/drawingml/2006/main" noChangeAspect="1"/>
+            </wp:cNvGraphicFramePr>
+            <a:graphic xmlns:a="http://schemas.openxmlformats.org/drawingml/2006/main">
+              <a:graphicData uri="http://schemas.openxmlformats.org/drawingml/2006/picture">
+                <pic:pic xmlns:pic="http://schemas.openxmlformats.org/drawingml/2006/picture">
+                  <pic:nvPicPr>
+                    <pic:cNvPr id="1" name=""/>
+                    <pic:cNvPicPr/>
+                  </pic:nvPicPr>
+                  <pic:blipFill>
+                    <a:blip r:embed="rId23"/>
+                    <a:stretch>
+                      <a:fillRect/>
+                    </a:stretch>
+                  </pic:blipFill>
+                  <pic:spPr>
+                    <a:xfrm>
+                      <a:off x="0" y="0"/>
+                      <a:ext cx="3098165" cy="1496060"/>
+                    </a:xfrm>
+                    <a:prstGeom prst="rect">
+                      <a:avLst/>
+                    </a:prstGeom>
+                  </pic:spPr>
+                </pic:pic>
+              </a:graphicData>
+            </a:graphic>
+          </wp:inline>
+        </w:drawing>
+      </w:r>
+    </w:p>
+    <w:p>
+      <w:pPr>
+        <w:spacing w:after="0"/>
+        <w:jc w:val="both"/>
+        <w:rPr>
+          <w:rFonts w:ascii="Tenorite" w:hAnsi="Tenorite" w:cstheme="majorHAnsi"/>
+        </w:rPr>
+      </w:pPr>
+      <w:r>
+        <w:rPr>
+          <w:rFonts w:ascii="Tenorite" w:hAnsi="Tenorite" w:cstheme="majorHAnsi"/>
+        </w:rPr>
+        <w:t>Na próxima imagem, vamos selecionar a opção “</w:t>
+      </w:r>
+      <w:r>
+        <w:rPr>
+          <w:rFonts w:ascii="Tenorite" w:hAnsi="Tenorite" w:cstheme="majorHAnsi"/>
+        </w:rPr>
+        <w:t>Variáveis de Ambiente”.</w:t>
+      </w:r>
+    </w:p>
+    <w:p>
+      <w:pPr>
+        <w:spacing w:after="0"/>
+        <w:jc w:val="center"/>
+        <w:rPr>
+          <w:rFonts w:ascii="Tenorite" w:hAnsi="Tenorite" w:cstheme="majorHAnsi"/>
+        </w:rPr>
+      </w:pPr>
+      <w:r>
+        <w:rPr>
+          <w:rFonts w:ascii="Tenorite" w:hAnsi="Tenorite" w:cstheme="majorHAnsi"/>
+        </w:rPr>
+        <w:drawing>
+          <wp:inline distT="0" distB="0" distL="0" distR="0" wp14:anchorId="31438589" wp14:editId="16E5ADAA">
+            <wp:extent cx="1948069" cy="2212789"/>
+            <wp:effectExtent l="0" t="0" r="0" b="0"/>
+            <wp:docPr id="18" name="Imagem 18"/>
+            <wp:cNvGraphicFramePr>
+              <a:graphicFrameLocks xmlns:a="http://schemas.openxmlformats.org/drawingml/2006/main" noChangeAspect="1"/>
+            </wp:cNvGraphicFramePr>
+            <a:graphic xmlns:a="http://schemas.openxmlformats.org/drawingml/2006/main">
+              <a:graphicData uri="http://schemas.openxmlformats.org/drawingml/2006/picture">
+                <pic:pic xmlns:pic="http://schemas.openxmlformats.org/drawingml/2006/picture">
+                  <pic:nvPicPr>
+                    <pic:cNvPr id="1" name=""/>
+                    <pic:cNvPicPr/>
+                  </pic:nvPicPr>
+                  <pic:blipFill>
+                    <a:blip r:embed="rId24"/>
+                    <a:stretch>
+                      <a:fillRect/>
+                    </a:stretch>
+                  </pic:blipFill>
+                  <pic:spPr>
+                    <a:xfrm>
+                      <a:off x="0" y="0"/>
+                      <a:ext cx="1973537" cy="2241718"/>
+                    </a:xfrm>
+                    <a:prstGeom prst="rect">
+                      <a:avLst/>
+                    </a:prstGeom>
+                  </pic:spPr>
+                </pic:pic>
+              </a:graphicData>
+            </a:graphic>
+          </wp:inline>
+        </w:drawing>
+      </w:r>
+    </w:p>
+    <w:p>
+      <w:pPr>
+        <w:spacing w:after="0"/>
+        <w:jc w:val="both"/>
+        <w:rPr>
+          <w:rFonts w:ascii="Tenorite" w:hAnsi="Tenorite" w:cstheme="majorHAnsi"/>
+        </w:rPr>
+      </w:pPr>
+      <w:r>
+        <w:rPr>
+          <w:rFonts w:ascii="Tenorite" w:hAnsi="Tenorite" w:cstheme="majorHAnsi"/>
+        </w:rPr>
+        <w:t>Que irá abrir a seguinte tela:</w:t>
+      </w:r>
+    </w:p>
+    <w:p>
+      <w:pPr>
+        <w:spacing w:after="0"/>
+        <w:jc w:val="both"/>
+        <w:rPr>
+          <w:rFonts w:ascii="Tenorite" w:hAnsi="Tenorite" w:cstheme="majorHAnsi"/>
+        </w:rPr>
+      </w:pPr>
+      <w:r>
+        <w:rPr>
+          <w:rFonts w:ascii="Tenorite" w:hAnsi="Tenorite" w:cstheme="majorHAnsi"/>
+        </w:rPr>
+        <w:drawing>
+          <wp:inline distT="0" distB="0" distL="0" distR="0" wp14:anchorId="281D72A6" wp14:editId="17826AA0">
+            <wp:extent cx="3098165" cy="2932430"/>
+            <wp:effectExtent l="0" t="0" r="0" b="0"/>
+            <wp:docPr id="19" name="Imagem 19"/>
+            <wp:cNvGraphicFramePr>
+              <a:graphicFrameLocks xmlns:a="http://schemas.openxmlformats.org/drawingml/2006/main" noChangeAspect="1"/>
+            </wp:cNvGraphicFramePr>
+            <a:graphic xmlns:a="http://schemas.openxmlformats.org/drawingml/2006/main">
+              <a:graphicData uri="http://schemas.openxmlformats.org/drawingml/2006/picture">
+                <pic:pic xmlns:pic="http://schemas.openxmlformats.org/drawingml/2006/picture">
+                  <pic:nvPicPr>
+                    <pic:cNvPr id="1" name=""/>
+                    <pic:cNvPicPr/>
+                  </pic:nvPicPr>
+                  <pic:blipFill>
+                    <a:blip r:embed="rId25"/>
+                    <a:stretch>
+                      <a:fillRect/>
+                    </a:stretch>
+                  </pic:blipFill>
+                  <pic:spPr>
+                    <a:xfrm>
+                      <a:off x="0" y="0"/>
+                      <a:ext cx="3098165" cy="2932430"/>
+                    </a:xfrm>
+                    <a:prstGeom prst="rect">
+                      <a:avLst/>
+                    </a:prstGeom>
+                  </pic:spPr>
+                </pic:pic>
+              </a:graphicData>
+            </a:graphic>
+          </wp:inline>
+        </w:drawing>
+      </w:r>
+    </w:p>
+    <w:p>
+      <w:pPr>
+        <w:spacing w:after="0"/>
+        <w:jc w:val="both"/>
+        <w:rPr>
+          <w:rFonts w:ascii="Tenorite" w:hAnsi="Tenorite" w:cstheme="majorHAnsi"/>
+        </w:rPr>
+      </w:pPr>
+      <w:r>
+        <w:rPr>
+          <w:rFonts w:ascii="Tenorite" w:hAnsi="Tenorite" w:cstheme="majorHAnsi"/>
+        </w:rPr>
+        <w:t>Vamos procurar pela “Path”</w:t>
+      </w:r>
+      <w:r>
+        <w:rPr>
+          <w:rFonts w:ascii="Tenorite" w:hAnsi="Tenorite" w:cstheme="majorHAnsi"/>
+        </w:rPr>
+        <w:t xml:space="preserve"> e verificar como está o link para acesso a pasta do NPM em sua máquina. Um erro comum também pode estar ligado ao PowerShell, visto que em algumas ocasiões o CMD pode executar as mesmas linhas que testamos agora e carregar as informações normalmente.</w:t>
+      </w:r>
+    </w:p>
+    <w:p>
+      <w:pPr>
+        <w:spacing w:after="0"/>
+        <w:jc w:val="both"/>
+        <w:rPr>
+          <w:rFonts w:ascii="Tenorite" w:hAnsi="Tenorite" w:cstheme="majorHAnsi"/>
+        </w:rPr>
+      </w:pPr>
+      <w:r>
+        <w:rPr>
+          <w:rFonts w:ascii="Tenorite" w:hAnsi="Tenorite" w:cstheme="majorHAnsi"/>
+        </w:rPr>
+        <w:drawing>
+          <wp:inline distT="0" distB="0" distL="0" distR="0" wp14:anchorId="6487EA9F" wp14:editId="0BF203E1">
+            <wp:extent cx="3098165" cy="1744980"/>
+            <wp:effectExtent l="0" t="0" r="0" b="0"/>
+            <wp:docPr id="20" name="Imagem 20"/>
+            <wp:cNvGraphicFramePr>
+              <a:graphicFrameLocks xmlns:a="http://schemas.openxmlformats.org/drawingml/2006/main" noChangeAspect="1"/>
+            </wp:cNvGraphicFramePr>
+            <a:graphic xmlns:a="http://schemas.openxmlformats.org/drawingml/2006/main">
+              <a:graphicData uri="http://schemas.openxmlformats.org/drawingml/2006/picture">
+                <pic:pic xmlns:pic="http://schemas.openxmlformats.org/drawingml/2006/picture">
+                  <pic:nvPicPr>
+                    <pic:cNvPr id="1" name=""/>
+                    <pic:cNvPicPr/>
+                  </pic:nvPicPr>
+                  <pic:blipFill>
+                    <a:blip r:embed="rId26"/>
+                    <a:stretch>
+                      <a:fillRect/>
+                    </a:stretch>
+                  </pic:blipFill>
+                  <pic:spPr>
+                    <a:xfrm>
+                      <a:off x="0" y="0"/>
+                      <a:ext cx="3098165" cy="1744980"/>
+                    </a:xfrm>
+                    <a:prstGeom prst="rect">
+                      <a:avLst/>
+                    </a:prstGeom>
+                  </pic:spPr>
+                </pic:pic>
+              </a:graphicData>
+            </a:graphic>
+          </wp:inline>
+        </w:drawing>
+      </w:r>
+    </w:p>
+    <w:p>
+      <w:pPr>
+        <w:spacing w:after="0"/>
+        <w:jc w:val="both"/>
+        <w:rPr>
+          <w:rFonts w:ascii="Tenorite" w:hAnsi="Tenorite" w:cstheme="majorHAnsi"/>
+        </w:rPr>
+      </w:pPr>
+    </w:p>
+    <w:p>
+      <w:pPr>
+        <w:shd w:val="clear" w:color="auto" w:fill="74AA68"/>
+        <w:spacing w:after="0"/>
+        <w:jc w:val="center"/>
+        <w:rPr>
+          <w:rFonts w:ascii="Tenorite" w:hAnsi="Tenorite" w:cstheme="majorHAnsi"/>
+          <w:color w:val="FFFFFF" w:themeColor="background1"/>
+        </w:rPr>
+      </w:pPr>
+      <w:r>
+        <w:rPr>
+          <w:rFonts w:ascii="Tenorite" w:hAnsi="Tenorite" w:cstheme="majorHAnsi"/>
+          <w:b/>
+          <w:bCs/>
+          <w:color w:val="FFFFFF" w:themeColor="background1"/>
+          <w:kern w:val="0"/>
+          <w:sz w:val="24"/>
+          <w:szCs w:val="24"/>
+          <w14:ligatures w14:val="none"/>
+        </w:rPr>
+        <w:t xml:space="preserve">AULA </w:t>
+      </w:r>
+      <w:r>
+        <w:rPr>
+          <w:rFonts w:ascii="Tenorite" w:hAnsi="Tenorite" w:cstheme="majorHAnsi"/>
+          <w:b/>
+          <w:bCs/>
+          <w:color w:val="FFFFFF" w:themeColor="background1"/>
+          <w:kern w:val="0"/>
+          <w:sz w:val="24"/>
+          <w:szCs w:val="24"/>
+          <w14:ligatures w14:val="none"/>
+        </w:rPr>
+        <w:t>7</w:t>
+      </w:r>
+      <w:r>
+        <w:rPr>
+          <w:rFonts w:ascii="Tenorite" w:hAnsi="Tenorite" w:cstheme="majorHAnsi"/>
+          <w:b/>
+          <w:bCs/>
+          <w:color w:val="FFFFFF" w:themeColor="background1"/>
+          <w:kern w:val="0"/>
+          <w:sz w:val="24"/>
+          <w:szCs w:val="24"/>
+          <w14:ligatures w14:val="none"/>
+        </w:rPr>
+        <w:t xml:space="preserve">: Instalação do Node.js no </w:t>
+      </w:r>
+      <w:r>
+        <w:rPr>
+          <w:rFonts w:ascii="Tenorite" w:hAnsi="Tenorite" w:cstheme="majorHAnsi"/>
+          <w:b/>
+          <w:bCs/>
+          <w:color w:val="FFFFFF" w:themeColor="background1"/>
+          <w:kern w:val="0"/>
+          <w:sz w:val="24"/>
+          <w:szCs w:val="24"/>
+          <w14:ligatures w14:val="none"/>
+        </w:rPr>
+        <w:t>Linux</w:t>
+      </w:r>
+    </w:p>
+    <w:p>
+      <w:pPr>
+        <w:spacing w:after="0"/>
+        <w:jc w:val="both"/>
+        <w:rPr>
+          <w:rFonts w:ascii="Tenorite" w:hAnsi="Tenorite" w:cstheme="majorHAnsi"/>
+        </w:rPr>
+      </w:pPr>
+      <w:r>
+        <w:rPr>
+          <w:rFonts w:ascii="Tenorite" w:hAnsi="Tenorite" w:cstheme="majorHAnsi"/>
+        </w:rPr>
+        <w:t>Essa aula foi pulada visto que o objetivo desse material é ter a consulta dele na plataforma da Microsoft.</w:t>
+      </w:r>
+    </w:p>
+    <w:p>
+      <w:pPr>
+        <w:shd w:val="clear" w:color="auto" w:fill="74AA68"/>
+        <w:spacing w:after="0"/>
+        <w:jc w:val="center"/>
+        <w:rPr>
+          <w:rFonts w:ascii="Tenorite" w:hAnsi="Tenorite" w:cstheme="majorHAnsi"/>
+          <w:color w:val="FFFFFF" w:themeColor="background1"/>
+        </w:rPr>
+      </w:pPr>
+      <w:r>
+        <w:rPr>
+          <w:rFonts w:ascii="Tenorite" w:hAnsi="Tenorite" w:cstheme="majorHAnsi"/>
+          <w:b/>
+          <w:bCs/>
+          <w:color w:val="FFFFFF" w:themeColor="background1"/>
+          <w:kern w:val="0"/>
+          <w:sz w:val="24"/>
+          <w:szCs w:val="24"/>
+          <w14:ligatures w14:val="none"/>
+        </w:rPr>
+        <w:t xml:space="preserve">AULA </w:t>
+      </w:r>
+      <w:r>
+        <w:rPr>
+          <w:rFonts w:ascii="Tenorite" w:hAnsi="Tenorite" w:cstheme="majorHAnsi"/>
+          <w:b/>
+          <w:bCs/>
+          <w:color w:val="FFFFFF" w:themeColor="background1"/>
+          <w:kern w:val="0"/>
+          <w:sz w:val="24"/>
+          <w:szCs w:val="24"/>
+          <w14:ligatures w14:val="none"/>
+        </w:rPr>
+        <w:t>8</w:t>
+      </w:r>
+      <w:r>
+        <w:rPr>
+          <w:rFonts w:ascii="Tenorite" w:hAnsi="Tenorite" w:cstheme="majorHAnsi"/>
+          <w:b/>
+          <w:bCs/>
+          <w:color w:val="FFFFFF" w:themeColor="background1"/>
+          <w:kern w:val="0"/>
+          <w:sz w:val="24"/>
+          <w:szCs w:val="24"/>
+          <w14:ligatures w14:val="none"/>
+        </w:rPr>
+        <w:t xml:space="preserve">: Instalação do Node.js </w:t>
+      </w:r>
+      <w:r>
+        <w:rPr>
+          <w:rFonts w:ascii="Tenorite" w:hAnsi="Tenorite" w:cstheme="majorHAnsi"/>
+          <w:b/>
+          <w:bCs/>
+          <w:color w:val="FFFFFF" w:themeColor="background1"/>
+          <w:kern w:val="0"/>
+          <w:sz w:val="24"/>
+          <w:szCs w:val="24"/>
+          <w14:ligatures w14:val="none"/>
+        </w:rPr>
+        <w:t>VScode</w:t>
+      </w:r>
+    </w:p>
+    <w:p>
+      <w:pPr>
+        <w:spacing w:after="0"/>
+        <w:jc w:val="both"/>
+        <w:rPr>
+          <w:rFonts w:ascii="Tenorite" w:hAnsi="Tenorite" w:cstheme="majorHAnsi"/>
+        </w:rPr>
+      </w:pPr>
     </w:p>
     <w:p>
       <w:pPr>
@@ -2472,7 +4977,7 @@
       </w:pPr>
     </w:p>
     <w:sectPr>
-      <w:headerReference w:type="default" r:id="rId10"/>
+      <w:headerReference w:type="default" r:id="rId27"/>
       <w:pgSz w:w="11906" w:h="16838"/>
       <w:pgMar w:top="720" w:right="720" w:bottom="720" w:left="720" w:header="708" w:footer="708" w:gutter="0"/>
       <w:cols w:num="2" w:space="708"/>
@@ -2800,7 +5305,7 @@
   <w:abstractNum w:abstractNumId="2" w15:restartNumberingAfterBreak="0">
     <w:nsid w:val="54587ACE"/>
     <w:multiLevelType w:val="hybridMultilevel"/>
-    <w:tmpl w:val="8CF4F750"/>
+    <w:tmpl w:val="6A54908E"/>
     <w:lvl w:ilvl="0" w:tplc="04160001">
       <w:start w:val="1"/>
       <w:numFmt w:val="bullet"/>
@@ -3024,6 +5529,119 @@
     </w:lvl>
   </w:abstractNum>
   <w:abstractNum w:abstractNumId="4" w15:restartNumberingAfterBreak="0">
+    <w:nsid w:val="63CC67FB"/>
+    <w:multiLevelType w:val="hybridMultilevel"/>
+    <w:tmpl w:val="C982FE00"/>
+    <w:lvl w:ilvl="0" w:tplc="04160001">
+      <w:start w:val="1"/>
+      <w:numFmt w:val="bullet"/>
+      <w:lvlText w:val=""/>
+      <w:lvlJc w:val="left"/>
+      <w:pPr>
+        <w:ind w:left="720" w:hanging="360"/>
+      </w:pPr>
+      <w:rPr>
+        <w:rFonts w:ascii="Symbol" w:hAnsi="Symbol" w:hint="default"/>
+      </w:rPr>
+    </w:lvl>
+    <w:lvl w:ilvl="1" w:tplc="04160003">
+      <w:start w:val="1"/>
+      <w:numFmt w:val="bullet"/>
+      <w:lvlText w:val="o"/>
+      <w:lvlJc w:val="left"/>
+      <w:pPr>
+        <w:ind w:left="1440" w:hanging="360"/>
+      </w:pPr>
+      <w:rPr>
+        <w:rFonts w:ascii="Courier New" w:hAnsi="Courier New" w:cs="Courier New" w:hint="default"/>
+      </w:rPr>
+    </w:lvl>
+    <w:lvl w:ilvl="2" w:tplc="04160005" w:tentative="1">
+      <w:start w:val="1"/>
+      <w:numFmt w:val="bullet"/>
+      <w:lvlText w:val=""/>
+      <w:lvlJc w:val="left"/>
+      <w:pPr>
+        <w:ind w:left="2160" w:hanging="360"/>
+      </w:pPr>
+      <w:rPr>
+        <w:rFonts w:ascii="Wingdings" w:hAnsi="Wingdings" w:hint="default"/>
+      </w:rPr>
+    </w:lvl>
+    <w:lvl w:ilvl="3" w:tplc="04160001" w:tentative="1">
+      <w:start w:val="1"/>
+      <w:numFmt w:val="bullet"/>
+      <w:lvlText w:val=""/>
+      <w:lvlJc w:val="left"/>
+      <w:pPr>
+        <w:ind w:left="2880" w:hanging="360"/>
+      </w:pPr>
+      <w:rPr>
+        <w:rFonts w:ascii="Symbol" w:hAnsi="Symbol" w:hint="default"/>
+      </w:rPr>
+    </w:lvl>
+    <w:lvl w:ilvl="4" w:tplc="04160003" w:tentative="1">
+      <w:start w:val="1"/>
+      <w:numFmt w:val="bullet"/>
+      <w:lvlText w:val="o"/>
+      <w:lvlJc w:val="left"/>
+      <w:pPr>
+        <w:ind w:left="3600" w:hanging="360"/>
+      </w:pPr>
+      <w:rPr>
+        <w:rFonts w:ascii="Courier New" w:hAnsi="Courier New" w:cs="Courier New" w:hint="default"/>
+      </w:rPr>
+    </w:lvl>
+    <w:lvl w:ilvl="5" w:tplc="04160005" w:tentative="1">
+      <w:start w:val="1"/>
+      <w:numFmt w:val="bullet"/>
+      <w:lvlText w:val=""/>
+      <w:lvlJc w:val="left"/>
+      <w:pPr>
+        <w:ind w:left="4320" w:hanging="360"/>
+      </w:pPr>
+      <w:rPr>
+        <w:rFonts w:ascii="Wingdings" w:hAnsi="Wingdings" w:hint="default"/>
+      </w:rPr>
+    </w:lvl>
+    <w:lvl w:ilvl="6" w:tplc="04160001" w:tentative="1">
+      <w:start w:val="1"/>
+      <w:numFmt w:val="bullet"/>
+      <w:lvlText w:val=""/>
+      <w:lvlJc w:val="left"/>
+      <w:pPr>
+        <w:ind w:left="5040" w:hanging="360"/>
+      </w:pPr>
+      <w:rPr>
+        <w:rFonts w:ascii="Symbol" w:hAnsi="Symbol" w:hint="default"/>
+      </w:rPr>
+    </w:lvl>
+    <w:lvl w:ilvl="7" w:tplc="04160003" w:tentative="1">
+      <w:start w:val="1"/>
+      <w:numFmt w:val="bullet"/>
+      <w:lvlText w:val="o"/>
+      <w:lvlJc w:val="left"/>
+      <w:pPr>
+        <w:ind w:left="5760" w:hanging="360"/>
+      </w:pPr>
+      <w:rPr>
+        <w:rFonts w:ascii="Courier New" w:hAnsi="Courier New" w:cs="Courier New" w:hint="default"/>
+      </w:rPr>
+    </w:lvl>
+    <w:lvl w:ilvl="8" w:tplc="04160005" w:tentative="1">
+      <w:start w:val="1"/>
+      <w:numFmt w:val="bullet"/>
+      <w:lvlText w:val=""/>
+      <w:lvlJc w:val="left"/>
+      <w:pPr>
+        <w:ind w:left="6480" w:hanging="360"/>
+      </w:pPr>
+      <w:rPr>
+        <w:rFonts w:ascii="Wingdings" w:hAnsi="Wingdings" w:hint="default"/>
+      </w:rPr>
+    </w:lvl>
+  </w:abstractNum>
+  <w:abstractNum w:abstractNumId="5" w15:restartNumberingAfterBreak="0">
     <w:nsid w:val="674341E2"/>
     <w:multiLevelType w:val="hybridMultilevel"/>
     <w:tmpl w:val="DE0C2500"/>
@@ -3119,13 +5737,16 @@
     <w:abstractNumId w:val="1"/>
   </w:num>
   <w:num w:numId="3">
-    <w:abstractNumId w:val="4"/>
+    <w:abstractNumId w:val="5"/>
   </w:num>
   <w:num w:numId="4">
     <w:abstractNumId w:val="0"/>
   </w:num>
   <w:num w:numId="5">
     <w:abstractNumId w:val="2"/>
+  </w:num>
+  <w:num w:numId="6">
+    <w:abstractNumId w:val="4"/>
   </w:num>
 </w:numbering>
 </file>
@@ -3530,7 +6151,7 @@
   <w:style w:type="paragraph" w:default="1" w:styleId="Normal">
     <w:name w:val="Normal"/>
     <w:qFormat/>
-    <w:rsid w:val="00582373"/>
+    <w:rsid w:val="004B2C58"/>
   </w:style>
   <w:style w:type="character" w:default="1" w:styleId="Fontepargpadro">
     <w:name w:val="Default Paragraph Font"/>

--- a/React.docx
+++ b/React.docx
@@ -172,16 +172,8 @@
         <w:rPr>
           <w:rFonts w:ascii="Tenorite" w:hAnsi="Tenorite" w:cstheme="majorHAnsi"/>
         </w:rPr>
-        <w:t xml:space="preserve">Aplicar regras de </w:t>
-      </w:r>
-      <w:proofErr w:type="gramStart"/>
-      <w:r>
-        <w:rPr>
-          <w:rFonts w:ascii="Tenorite" w:hAnsi="Tenorite" w:cstheme="majorHAnsi"/>
-        </w:rPr>
-        <w:t>negocio</w:t>
-      </w:r>
-      <w:proofErr w:type="gramEnd"/>
+        <w:t>Aplicar regras de negocio</w:t>
+      </w:r>
     </w:p>
     <w:p>
       <w:pPr>
@@ -257,47 +249,45 @@
           <w:i/>
           <w:iCs/>
         </w:rPr>
-        <w:t>back-</w:t>
-      </w:r>
-      <w:proofErr w:type="gramStart"/>
+        <w:t>back-end</w:t>
+      </w:r>
+      <w:r>
+        <w:rPr>
+          <w:rFonts w:ascii="Tenorite" w:hAnsi="Tenorite" w:cstheme="majorHAnsi"/>
+        </w:rPr>
+        <w:t xml:space="preserve"> </w:t>
+      </w:r>
+      <w:r>
+        <w:rPr>
+          <w:rFonts w:ascii="Tenorite" w:hAnsi="Tenorite" w:cstheme="majorHAnsi"/>
+        </w:rPr>
+        <w:t>porém</w:t>
+      </w:r>
+      <w:r>
+        <w:rPr>
+          <w:rFonts w:ascii="Tenorite" w:hAnsi="Tenorite" w:cstheme="majorHAnsi"/>
+        </w:rPr>
+        <w:t xml:space="preserve"> React é uma </w:t>
+      </w:r>
+      <w:r>
+        <w:rPr>
+          <w:rFonts w:ascii="Tenorite" w:hAnsi="Tenorite" w:cstheme="majorHAnsi"/>
+        </w:rPr>
+        <w:t>tecnologia</w:t>
+      </w:r>
+      <w:r>
+        <w:rPr>
+          <w:rFonts w:ascii="Tenorite" w:hAnsi="Tenorite" w:cstheme="majorHAnsi"/>
+        </w:rPr>
+        <w:t xml:space="preserve"> voltada ao </w:t>
+      </w:r>
       <w:r>
         <w:rPr>
           <w:rFonts w:ascii="Tenorite" w:hAnsi="Tenorite" w:cstheme="majorHAnsi"/>
           <w:i/>
           <w:iCs/>
         </w:rPr>
-        <w:t>end</w:t>
-      </w:r>
-      <w:proofErr w:type="gramEnd"/>
-      <w:r>
-        <w:rPr>
-          <w:rFonts w:ascii="Tenorite" w:hAnsi="Tenorite" w:cstheme="majorHAnsi"/>
-        </w:rPr>
-        <w:t xml:space="preserve"> </w:t>
-      </w:r>
-      <w:r>
-        <w:rPr>
-          <w:rFonts w:ascii="Tenorite" w:hAnsi="Tenorite" w:cstheme="majorHAnsi"/>
-        </w:rPr>
-        <w:t>porém</w:t>
-      </w:r>
-      <w:r>
-        <w:rPr>
-          <w:rFonts w:ascii="Tenorite" w:hAnsi="Tenorite" w:cstheme="majorHAnsi"/>
-        </w:rPr>
-        <w:t xml:space="preserve"> React é uma </w:t>
-      </w:r>
-      <w:r>
-        <w:rPr>
-          <w:rFonts w:ascii="Tenorite" w:hAnsi="Tenorite" w:cstheme="majorHAnsi"/>
-        </w:rPr>
-        <w:t>tecnologia</w:t>
-      </w:r>
-      <w:r>
-        <w:rPr>
-          <w:rFonts w:ascii="Tenorite" w:hAnsi="Tenorite" w:cstheme="majorHAnsi"/>
-        </w:rPr>
-        <w:t xml:space="preserve"> voltada ao </w:t>
+        <w:t>front</w:t>
       </w:r>
       <w:r>
         <w:rPr>
@@ -305,7 +295,13 @@
           <w:i/>
           <w:iCs/>
         </w:rPr>
-        <w:t>front</w:t>
+        <w:t>-end</w:t>
+      </w:r>
+      <w:r>
+        <w:rPr>
+          <w:rFonts w:ascii="Tenorite" w:hAnsi="Tenorite" w:cstheme="majorHAnsi"/>
+        </w:rPr>
+        <w:t xml:space="preserve">. Isso quer dizer que o curso irá também voltar os esforços para o </w:t>
       </w:r>
       <w:r>
         <w:rPr>
@@ -313,20 +309,6 @@
           <w:i/>
           <w:iCs/>
         </w:rPr>
-        <w:t>-end</w:t>
-      </w:r>
-      <w:r>
-        <w:rPr>
-          <w:rFonts w:ascii="Tenorite" w:hAnsi="Tenorite" w:cstheme="majorHAnsi"/>
-        </w:rPr>
-        <w:t xml:space="preserve">. Isso quer dizer que o curso irá também voltar os esforços para o </w:t>
-      </w:r>
-      <w:r>
-        <w:rPr>
-          <w:rFonts w:ascii="Tenorite" w:hAnsi="Tenorite" w:cstheme="majorHAnsi"/>
-          <w:i/>
-          <w:iCs/>
-        </w:rPr>
         <w:t>full-stack</w:t>
       </w:r>
       <w:r>
@@ -603,21 +585,7 @@
         <w:rPr>
           <w:rFonts w:ascii="Tenorite" w:hAnsi="Tenorite" w:cstheme="majorHAnsi"/>
         </w:rPr>
-        <w:t xml:space="preserve"> </w:t>
-      </w:r>
-      <w:proofErr w:type="gramStart"/>
-      <w:r>
-        <w:rPr>
-          <w:rFonts w:ascii="Tenorite" w:hAnsi="Tenorite" w:cstheme="majorHAnsi"/>
-        </w:rPr>
-        <w:t>e também</w:t>
-      </w:r>
-      <w:proofErr w:type="gramEnd"/>
-      <w:r>
-        <w:rPr>
-          <w:rFonts w:ascii="Tenorite" w:hAnsi="Tenorite" w:cstheme="majorHAnsi"/>
-        </w:rPr>
-        <w:t xml:space="preserve"> ao </w:t>
+        <w:t xml:space="preserve"> e também ao </w:t>
       </w:r>
       <w:r>
         <w:rPr>
@@ -660,21 +628,7 @@
         <w:rPr>
           <w:rFonts w:ascii="Tenorite" w:hAnsi="Tenorite" w:cstheme="majorHAnsi"/>
         </w:rPr>
-        <w:t xml:space="preserve">E assim ao final do curso, vamos ter </w:t>
-      </w:r>
-      <w:proofErr w:type="spellStart"/>
-      <w:r>
-        <w:rPr>
-          <w:rFonts w:ascii="Tenorite" w:hAnsi="Tenorite" w:cstheme="majorHAnsi"/>
-        </w:rPr>
-        <w:t>conshiecimento</w:t>
-      </w:r>
-      <w:proofErr w:type="spellEnd"/>
-      <w:r>
-        <w:rPr>
-          <w:rFonts w:ascii="Tenorite" w:hAnsi="Tenorite" w:cstheme="majorHAnsi"/>
-        </w:rPr>
-        <w:t xml:space="preserve"> o suficiente não só a criar projetos </w:t>
+        <w:t xml:space="preserve">E assim ao final do curso, vamos ter conshiecimento o suficiente não só a criar projetos </w:t>
       </w:r>
       <w:r>
         <w:rPr>
@@ -804,63 +758,7 @@
           <w:rPr>
             <w:rStyle w:val="Hyperlink"/>
           </w:rPr>
-          <w:t xml:space="preserve">GitHub - </w:t>
-        </w:r>
-        <w:proofErr w:type="spellStart"/>
-        <w:r>
-          <w:rPr>
-            <w:rStyle w:val="Hyperlink"/>
-          </w:rPr>
-          <w:t>matheusbattisti</w:t>
-        </w:r>
-        <w:proofErr w:type="spellEnd"/>
-        <w:r>
-          <w:rPr>
-            <w:rStyle w:val="Hyperlink"/>
-          </w:rPr>
-          <w:t>/</w:t>
-        </w:r>
-        <w:proofErr w:type="spellStart"/>
-        <w:r>
-          <w:rPr>
-            <w:rStyle w:val="Hyperlink"/>
-          </w:rPr>
-          <w:t>curso_react</w:t>
-        </w:r>
-        <w:proofErr w:type="spellEnd"/>
-        <w:r>
-          <w:rPr>
-            <w:rStyle w:val="Hyperlink"/>
-          </w:rPr>
-          <w:t xml:space="preserve">: Repositório destinado aos arquivos do curso de React da Hora de </w:t>
-        </w:r>
-        <w:proofErr w:type="spellStart"/>
-        <w:r>
-          <w:rPr>
-            <w:rStyle w:val="Hyperlink"/>
-          </w:rPr>
-          <w:t>Codar</w:t>
-        </w:r>
-        <w:proofErr w:type="spellEnd"/>
-        <w:r>
-          <w:rPr>
-            <w:rStyle w:val="Hyperlink"/>
-          </w:rPr>
-          <w:t xml:space="preserve"> na </w:t>
-        </w:r>
-        <w:proofErr w:type="spellStart"/>
-        <w:r>
-          <w:rPr>
-            <w:rStyle w:val="Hyperlink"/>
-          </w:rPr>
-          <w:t>Udemy</w:t>
-        </w:r>
-        <w:proofErr w:type="spellEnd"/>
-        <w:r>
-          <w:rPr>
-            <w:rStyle w:val="Hyperlink"/>
-          </w:rPr>
-          <w:t>.</w:t>
+          <w:t>GitHub - matheusbattisti/curso_react: Repositório destinado aos arquivos do curso de React da Hora de Codar na Udemy.</w:t>
         </w:r>
       </w:hyperlink>
     </w:p>
@@ -880,21 +778,7 @@
           <w:rPr>
             <w:rStyle w:val="Hyperlink"/>
           </w:rPr>
-          <w:t xml:space="preserve">(3) Matheus Battisti - Hora de </w:t>
-        </w:r>
-        <w:proofErr w:type="spellStart"/>
-        <w:r>
-          <w:rPr>
-            <w:rStyle w:val="Hyperlink"/>
-          </w:rPr>
-          <w:t>Codar</w:t>
-        </w:r>
-        <w:proofErr w:type="spellEnd"/>
-        <w:r>
-          <w:rPr>
-            <w:rStyle w:val="Hyperlink"/>
-          </w:rPr>
-          <w:t xml:space="preserve"> - YouTube</w:t>
+          <w:t>(3) Matheus Battisti - Hora de Codar - YouTube</w:t>
         </w:r>
       </w:hyperlink>
       <w:r>
@@ -953,23 +837,13 @@
         </w:rPr>
         <w:t>Entender o que acontece quando iniciamos um “</w:t>
       </w:r>
-      <w:proofErr w:type="spellStart"/>
       <w:r>
         <w:rPr>
           <w:rFonts w:ascii="Tenorite" w:hAnsi="Tenorite" w:cstheme="majorHAnsi"/>
           <w:i/>
           <w:iCs/>
         </w:rPr>
-        <w:t>creat</w:t>
-      </w:r>
-      <w:proofErr w:type="spellEnd"/>
-      <w:r>
-        <w:rPr>
-          <w:rFonts w:ascii="Tenorite" w:hAnsi="Tenorite" w:cstheme="majorHAnsi"/>
-          <w:i/>
-          <w:iCs/>
-        </w:rPr>
-        <w:t xml:space="preserve"> React app</w:t>
+        <w:t>creat React app</w:t>
       </w:r>
       <w:r>
         <w:rPr>
@@ -1103,7 +977,6 @@
         </w:rPr>
         <w:t xml:space="preserve">, </w:t>
       </w:r>
-      <w:proofErr w:type="spellStart"/>
       <w:r>
         <w:rPr>
           <w:rFonts w:ascii="Tenorite" w:hAnsi="Tenorite" w:cstheme="majorHAnsi"/>
@@ -1112,7 +985,6 @@
         </w:rPr>
         <w:t>Component</w:t>
       </w:r>
-      <w:proofErr w:type="spellEnd"/>
       <w:r>
         <w:rPr>
           <w:rFonts w:ascii="Tenorite" w:hAnsi="Tenorite" w:cstheme="majorHAnsi"/>
@@ -1131,21 +1003,7 @@
         <w:rPr>
           <w:rFonts w:ascii="Tenorite" w:hAnsi="Tenorite" w:cstheme="majorHAnsi"/>
         </w:rPr>
-        <w:t xml:space="preserve">. Vamos ver </w:t>
-      </w:r>
-      <w:proofErr w:type="gramStart"/>
-      <w:r>
-        <w:rPr>
-          <w:rFonts w:ascii="Tenorite" w:hAnsi="Tenorite" w:cstheme="majorHAnsi"/>
-        </w:rPr>
-        <w:t>todas as maneira</w:t>
-      </w:r>
-      <w:proofErr w:type="gramEnd"/>
-      <w:r>
-        <w:rPr>
-          <w:rFonts w:ascii="Tenorite" w:hAnsi="Tenorite" w:cstheme="majorHAnsi"/>
-        </w:rPr>
-        <w:t xml:space="preserve"> de utilizar um CSS dentro do React.</w:t>
+        <w:t>. Vamos ver todas as maneira de utilizar um CSS dentro do React.</w:t>
       </w:r>
     </w:p>
     <w:p>
@@ -1173,28 +1031,14 @@
         <w:rPr>
           <w:rFonts w:ascii="Tenorite" w:hAnsi="Tenorite" w:cstheme="majorHAnsi"/>
         </w:rPr>
-        <w:t xml:space="preserve">: vamos ter uma noção de como que funciona o formulário, sendo ele uma </w:t>
-      </w:r>
-      <w:proofErr w:type="gramStart"/>
-      <w:r>
-        <w:rPr>
-          <w:rFonts w:ascii="Tenorite" w:hAnsi="Tenorite" w:cstheme="majorHAnsi"/>
-        </w:rPr>
-        <w:t>pagina</w:t>
-      </w:r>
-      <w:proofErr w:type="gramEnd"/>
-      <w:r>
-        <w:rPr>
-          <w:rFonts w:ascii="Tenorite" w:hAnsi="Tenorite" w:cstheme="majorHAnsi"/>
-        </w:rPr>
-        <w:t xml:space="preserve"> de login, ou de algum tipo de cadastro. Não vamos estar de fato nos comunicando com uma API </w:t>
+        <w:t xml:space="preserve">: vamos ter uma noção de como que funciona o formulário, sendo ele uma pagina de login, ou de algum tipo de cadastro. Não vamos estar de fato nos comunicando com uma API ainda, mas é um tópico importante de ser </w:t>
       </w:r>
       <w:r>
         <w:rPr>
           <w:rFonts w:ascii="Tenorite" w:hAnsi="Tenorite" w:cstheme="majorHAnsi"/>
         </w:rPr>
         <w:lastRenderedPageBreak/>
-        <w:t>ainda, mas é um tópico importante de ser abordado logo no início, pois é totalmente reaproveitado quando começarmos a avançar.</w:t>
+        <w:t>abordado logo no início, pois é totalmente reaproveitado quando começarmos a avançar.</w:t>
       </w:r>
     </w:p>
     <w:p>
@@ -1372,21 +1216,7 @@
         <w:rPr>
           <w:rFonts w:ascii="Tenorite" w:hAnsi="Tenorite" w:cstheme="majorHAnsi"/>
         </w:rPr>
-        <w:t xml:space="preserve">oteca React, que nos permite que criar uma aplicação de múltiplas </w:t>
-      </w:r>
-      <w:proofErr w:type="gramStart"/>
-      <w:r>
-        <w:rPr>
-          <w:rFonts w:ascii="Tenorite" w:hAnsi="Tenorite" w:cstheme="majorHAnsi"/>
-        </w:rPr>
-        <w:t>paginas</w:t>
-      </w:r>
-      <w:proofErr w:type="gramEnd"/>
-      <w:r>
-        <w:rPr>
-          <w:rFonts w:ascii="Tenorite" w:hAnsi="Tenorite" w:cstheme="majorHAnsi"/>
-        </w:rPr>
-        <w:t xml:space="preserve"> que é fundamental par aos dias de hoje</w:t>
+        <w:t>oteca React, que nos permite que criar uma aplicação de múltiplas paginas que é fundamental par aos dias de hoje</w:t>
       </w:r>
       <w:r>
         <w:rPr>
@@ -1408,23 +1238,13 @@
           <w:rFonts w:ascii="Tenorite" w:hAnsi="Tenorite" w:cstheme="majorHAnsi"/>
         </w:rPr>
       </w:pPr>
-      <w:proofErr w:type="spellStart"/>
-      <w:r>
-        <w:rPr>
-          <w:rFonts w:ascii="Tenorite" w:hAnsi="Tenorite" w:cstheme="majorHAnsi"/>
-          <w:b/>
-          <w:bCs/>
-        </w:rPr>
-        <w:t>Context</w:t>
-      </w:r>
-      <w:proofErr w:type="spellEnd"/>
-      <w:r>
-        <w:rPr>
-          <w:rFonts w:ascii="Tenorite" w:hAnsi="Tenorite" w:cstheme="majorHAnsi"/>
-          <w:b/>
-          <w:bCs/>
-        </w:rPr>
-        <w:t xml:space="preserve"> API</w:t>
+      <w:r>
+        <w:rPr>
+          <w:rFonts w:ascii="Tenorite" w:hAnsi="Tenorite" w:cstheme="majorHAnsi"/>
+          <w:b/>
+          <w:bCs/>
+        </w:rPr>
+        <w:t>Context API</w:t>
       </w:r>
       <w:r>
         <w:rPr>
@@ -1442,21 +1262,7 @@
         <w:rPr>
           <w:rFonts w:ascii="Tenorite" w:hAnsi="Tenorite" w:cstheme="majorHAnsi"/>
         </w:rPr>
-        <w:t xml:space="preserve"> logado, ou seja, o contexto é que o usuário está logado e ele poderia ver </w:t>
-      </w:r>
-      <w:proofErr w:type="gramStart"/>
-      <w:r>
-        <w:rPr>
-          <w:rFonts w:ascii="Tenorite" w:hAnsi="Tenorite" w:cstheme="majorHAnsi"/>
-        </w:rPr>
-        <w:t>um determinada tela</w:t>
-      </w:r>
-      <w:proofErr w:type="gramEnd"/>
-      <w:r>
-        <w:rPr>
-          <w:rFonts w:ascii="Tenorite" w:hAnsi="Tenorite" w:cstheme="majorHAnsi"/>
-        </w:rPr>
-        <w:t xml:space="preserve">, e outra tela para o usuário que dentro do contexto não </w:t>
+        <w:t xml:space="preserve"> logado, ou seja, o contexto é que o usuário está logado e ele poderia ver um determinada tela, e outra tela para o usuário que dentro do contexto não </w:t>
       </w:r>
       <w:r>
         <w:rPr>
@@ -1490,18 +1296,8 @@
           <w:b/>
           <w:bCs/>
         </w:rPr>
-        <w:t xml:space="preserve">Projeto </w:t>
-      </w:r>
-      <w:proofErr w:type="spellStart"/>
-      <w:r>
-        <w:rPr>
-          <w:rFonts w:ascii="Tenorite" w:hAnsi="Tenorite" w:cstheme="majorHAnsi"/>
-          <w:b/>
-          <w:bCs/>
-        </w:rPr>
-        <w:t>MiniBlog</w:t>
-      </w:r>
-      <w:proofErr w:type="spellEnd"/>
+        <w:t>Projeto MiniBlog</w:t>
+      </w:r>
       <w:r>
         <w:rPr>
           <w:rFonts w:ascii="Tenorite" w:hAnsi="Tenorite" w:cstheme="majorHAnsi"/>
@@ -1526,21 +1322,7 @@
         <w:rPr>
           <w:rFonts w:ascii="Tenorite" w:hAnsi="Tenorite" w:cstheme="majorHAnsi"/>
         </w:rPr>
-        <w:t xml:space="preserve">, </w:t>
-      </w:r>
-      <w:proofErr w:type="gramStart"/>
-      <w:r>
-        <w:rPr>
-          <w:rFonts w:ascii="Tenorite" w:hAnsi="Tenorite" w:cstheme="majorHAnsi"/>
-        </w:rPr>
-        <w:t>e também</w:t>
-      </w:r>
-      <w:proofErr w:type="gramEnd"/>
-      <w:r>
-        <w:rPr>
-          <w:rFonts w:ascii="Tenorite" w:hAnsi="Tenorite" w:cstheme="majorHAnsi"/>
-        </w:rPr>
-        <w:t xml:space="preserve"> a ver um pouco mais de banco de dados com o </w:t>
+        <w:t xml:space="preserve">, e também a ver um pouco mais de banco de dados com o </w:t>
       </w:r>
       <w:r>
         <w:rPr>
@@ -1620,18 +1402,8 @@
           <w:b/>
           <w:bCs/>
         </w:rPr>
-        <w:t xml:space="preserve">Projeto </w:t>
-      </w:r>
-      <w:proofErr w:type="spellStart"/>
-      <w:r>
-        <w:rPr>
-          <w:rFonts w:ascii="Tenorite" w:hAnsi="Tenorite" w:cstheme="majorHAnsi"/>
-          <w:b/>
-          <w:bCs/>
-        </w:rPr>
-        <w:t>ReactGram</w:t>
-      </w:r>
-      <w:proofErr w:type="spellEnd"/>
+        <w:t>Projeto ReactGram</w:t>
+      </w:r>
       <w:r>
         <w:rPr>
           <w:rFonts w:ascii="Tenorite" w:hAnsi="Tenorite" w:cstheme="majorHAnsi"/>
@@ -1797,13 +1569,7 @@
         <w:rPr>
           <w:rFonts w:ascii="Tenorite" w:hAnsi="Tenorite" w:cstheme="majorHAnsi"/>
         </w:rPr>
-        <w:t xml:space="preserve">: são os recursos mais utilizados em React, vamos aprender todos </w:t>
-      </w:r>
-      <w:r>
-        <w:rPr>
-          <w:rFonts w:ascii="Tenorite" w:hAnsi="Tenorite" w:cstheme="majorHAnsi"/>
-        </w:rPr>
-        <w:t>para que fiquemos por dentro de tudo que o React utiliza deles.</w:t>
+        <w:t>: são os recursos mais utilizados em React, vamos aprender todos para que fiquemos por dentro de tudo que o React utiliza deles.</w:t>
       </w:r>
     </w:p>
     <w:p>
@@ -1907,7 +1673,6 @@
         </w:rPr>
         <w:t xml:space="preserve">React com </w:t>
       </w:r>
-      <w:proofErr w:type="gramStart"/>
       <w:r>
         <w:rPr>
           <w:rFonts w:ascii="Tenorite" w:hAnsi="Tenorite" w:cstheme="majorHAnsi"/>
@@ -1927,14 +1692,7 @@
         <w:rPr>
           <w:rFonts w:ascii="Tenorite" w:hAnsi="Tenorite" w:cstheme="majorHAnsi"/>
         </w:rPr>
-        <w:t>:</w:t>
-      </w:r>
-      <w:proofErr w:type="gramEnd"/>
-      <w:r>
-        <w:rPr>
-          <w:rFonts w:ascii="Tenorite" w:hAnsi="Tenorite" w:cstheme="majorHAnsi"/>
-        </w:rPr>
-        <w:t xml:space="preserve"> uma introdução </w:t>
+        <w:t xml:space="preserve">: uma introdução </w:t>
       </w:r>
       <w:r>
         <w:rPr>
@@ -2331,14 +2089,7 @@
         <w:rPr>
           <w:rFonts w:ascii="Tenorite" w:hAnsi="Tenorite" w:cstheme="majorHAnsi"/>
         </w:rPr>
-        <w:t xml:space="preserve">uma biblioteca nos deixa mais livre para como vamos começar um projeto, aqui não precisamos iniciar </w:t>
-      </w:r>
-      <w:r>
-        <w:rPr>
-          <w:rFonts w:ascii="Tenorite" w:hAnsi="Tenorite" w:cstheme="majorHAnsi"/>
-        </w:rPr>
-        <w:lastRenderedPageBreak/>
-        <w:t xml:space="preserve">o projeto todo com o React (como se utilizássemos um </w:t>
+        <w:t xml:space="preserve">uma biblioteca nos deixa mais livre para como vamos começar um projeto, aqui não precisamos iniciar o projeto todo com o React (como se utilizássemos um </w:t>
       </w:r>
       <w:r>
         <w:rPr>
@@ -2358,7 +2109,14 @@
         <w:rPr>
           <w:rFonts w:ascii="Tenorite" w:hAnsi="Tenorite" w:cstheme="majorHAnsi"/>
         </w:rPr>
-        <w:t xml:space="preserve">colocar o React em uma “lista” do site. Claro que temos um </w:t>
+        <w:t xml:space="preserve">colocar o React </w:t>
+      </w:r>
+      <w:r>
+        <w:rPr>
+          <w:rFonts w:ascii="Tenorite" w:hAnsi="Tenorite" w:cstheme="majorHAnsi"/>
+        </w:rPr>
+        <w:lastRenderedPageBreak/>
+        <w:t xml:space="preserve">em uma “lista” do site. Claro que temos um </w:t>
       </w:r>
       <w:r>
         <w:rPr>
@@ -2435,18 +2193,8 @@
           <w:i/>
           <w:iCs/>
         </w:rPr>
-        <w:t xml:space="preserve">Single Page </w:t>
-      </w:r>
-      <w:proofErr w:type="spellStart"/>
-      <w:r>
-        <w:rPr>
-          <w:rFonts w:ascii="Tenorite" w:hAnsi="Tenorite" w:cstheme="majorHAnsi"/>
-          <w:i/>
-          <w:iCs/>
-        </w:rPr>
-        <w:t>Aplication</w:t>
-      </w:r>
-      <w:proofErr w:type="spellEnd"/>
+        <w:t>Single Page Aplication</w:t>
+      </w:r>
       <w:r>
         <w:rPr>
           <w:rFonts w:ascii="Tenorite" w:hAnsi="Tenorite" w:cstheme="majorHAnsi"/>
@@ -2514,21 +2262,7 @@
         <w:rPr>
           <w:rFonts w:ascii="Tenorite" w:hAnsi="Tenorite" w:cstheme="majorHAnsi"/>
         </w:rPr>
-        <w:t xml:space="preserve">A sacada aqui é que, imaginamos um site de e-comerce, aonde na </w:t>
-      </w:r>
-      <w:proofErr w:type="gramStart"/>
-      <w:r>
-        <w:rPr>
-          <w:rFonts w:ascii="Tenorite" w:hAnsi="Tenorite" w:cstheme="majorHAnsi"/>
-        </w:rPr>
-        <w:t>pagina</w:t>
-      </w:r>
-      <w:proofErr w:type="gramEnd"/>
-      <w:r>
-        <w:rPr>
-          <w:rFonts w:ascii="Tenorite" w:hAnsi="Tenorite" w:cstheme="majorHAnsi"/>
-        </w:rPr>
-        <w:t xml:space="preserve"> de categorias eu tenho um card para o produto, na home eu tenho um card do mesmo produto e em outra tela eu tenha o mesmo card do mesmo produto, com componentes eu posso reaproveitar o mesmo card em todas as telas, sem a necessidade de precisar ficar </w:t>
+        <w:t xml:space="preserve">A sacada aqui é que, imaginamos um site de e-comerce, aonde na pagina de categorias eu tenho um card para o produto, na home eu tenho um card do mesmo produto e em outra tela eu tenha o mesmo card do mesmo produto, com componentes eu posso reaproveitar o mesmo card em todas as telas, sem a necessidade de precisar ficar </w:t>
       </w:r>
       <w:r>
         <w:rPr>
@@ -2796,27 +2530,13 @@
         <w:rPr>
           <w:rFonts w:ascii="Tenorite" w:hAnsi="Tenorite" w:cstheme="majorHAnsi"/>
         </w:rPr>
-        <w:t xml:space="preserve"> </w:t>
-      </w:r>
-      <w:proofErr w:type="gramStart"/>
-      <w:r>
-        <w:rPr>
-          <w:rFonts w:ascii="Tenorite" w:hAnsi="Tenorite" w:cstheme="majorHAnsi"/>
-        </w:rPr>
-        <w:t xml:space="preserve">e </w:t>
-      </w:r>
-      <w:r>
-        <w:rPr>
-          <w:rFonts w:ascii="Tenorite" w:hAnsi="Tenorite" w:cstheme="majorHAnsi"/>
-        </w:rPr>
-        <w:t>também</w:t>
-      </w:r>
-      <w:proofErr w:type="gramEnd"/>
-      <w:r>
-        <w:rPr>
-          <w:rFonts w:ascii="Tenorite" w:hAnsi="Tenorite" w:cstheme="majorHAnsi"/>
-        </w:rPr>
-        <w:t xml:space="preserve"> </w:t>
+        <w:t xml:space="preserve"> e </w:t>
+      </w:r>
+      <w:r>
+        <w:rPr>
+          <w:rFonts w:ascii="Tenorite" w:hAnsi="Tenorite" w:cstheme="majorHAnsi"/>
+        </w:rPr>
+        <w:t xml:space="preserve">também </w:t>
       </w:r>
       <w:r>
         <w:rPr>
@@ -2899,7 +2619,13 @@
         <w:rPr>
           <w:rFonts w:ascii="Tenorite" w:hAnsi="Tenorite" w:cstheme="majorHAnsi"/>
         </w:rPr>
-        <w:t xml:space="preserve"> e um compilador, compila esse código e utiliza uma linguagem de mais baixo nível (linguagem que conversa diretamente com o hardware), para realizar as execuções do </w:t>
+        <w:t xml:space="preserve"> e um compilador, compila esse código e utiliza </w:t>
+      </w:r>
+      <w:r>
+        <w:rPr>
+          <w:rFonts w:ascii="Tenorite" w:hAnsi="Tenorite" w:cstheme="majorHAnsi"/>
+        </w:rPr>
+        <w:t xml:space="preserve">uma linguagem de mais baixo nível (linguagem que conversa diretamente com o hardware), para realizar as execuções do </w:t>
       </w:r>
       <w:r>
         <w:rPr>
@@ -2981,19 +2707,8 @@
           <w:bCs/>
           <w:color w:val="74AA68"/>
         </w:rPr>
-        <w:t xml:space="preserve">V8 </w:t>
-      </w:r>
-      <w:proofErr w:type="spellStart"/>
-      <w:r>
-        <w:rPr>
-          <w:rFonts w:ascii="Tenorite" w:hAnsi="Tenorite" w:cstheme="majorHAnsi"/>
-          <w:b/>
-          <w:bCs/>
-          <w:color w:val="74AA68"/>
-        </w:rPr>
-        <w:t>engine</w:t>
-      </w:r>
-      <w:proofErr w:type="spellEnd"/>
+        <w:t>V8 engine</w:t>
+      </w:r>
       <w:r>
         <w:rPr>
           <w:rFonts w:ascii="Tenorite" w:hAnsi="Tenorite" w:cstheme="majorHAnsi"/>
@@ -3514,19 +3229,11 @@
           <w:rFonts w:ascii="Tenorite" w:hAnsi="Tenorite" w:cstheme="majorHAnsi"/>
         </w:rPr>
       </w:pPr>
-      <w:proofErr w:type="gramStart"/>
-      <w:r>
-        <w:rPr>
-          <w:rFonts w:ascii="Tenorite" w:hAnsi="Tenorite" w:cstheme="majorHAnsi"/>
-        </w:rPr>
-        <w:t>E também</w:t>
-      </w:r>
-      <w:proofErr w:type="gramEnd"/>
-      <w:r>
-        <w:rPr>
-          <w:rFonts w:ascii="Tenorite" w:hAnsi="Tenorite" w:cstheme="majorHAnsi"/>
-        </w:rPr>
-        <w:t xml:space="preserve"> </w:t>
+      <w:r>
+        <w:rPr>
+          <w:rFonts w:ascii="Tenorite" w:hAnsi="Tenorite" w:cstheme="majorHAnsi"/>
+        </w:rPr>
+        <w:t xml:space="preserve">E também </w:t>
       </w:r>
       <w:r>
         <w:rPr>
@@ -3609,7 +3316,6 @@
         <w:rPr>
           <w:rFonts w:ascii="Tenorite" w:hAnsi="Tenorite" w:cstheme="majorHAnsi"/>
         </w:rPr>
-        <w:lastRenderedPageBreak/>
         <w:t xml:space="preserve">Dificilmente um software em </w:t>
       </w:r>
       <w:r>
@@ -3707,7 +3413,14 @@
         <w:rPr>
           <w:rFonts w:ascii="Tenorite" w:hAnsi="Tenorite" w:cstheme="majorHAnsi"/>
         </w:rPr>
-        <w:t>Ela deve ser descartável, ou seja, a cada instalação do projeto baixamos todos os pacotes novamente.</w:t>
+        <w:t xml:space="preserve">Ela deve ser descartável, ou seja, a cada instalação do projeto </w:t>
+      </w:r>
+      <w:r>
+        <w:rPr>
+          <w:rFonts w:ascii="Tenorite" w:hAnsi="Tenorite" w:cstheme="majorHAnsi"/>
+        </w:rPr>
+        <w:lastRenderedPageBreak/>
+        <w:t>baixamos todos os pacotes novamente.</w:t>
       </w:r>
     </w:p>
     <w:p>
@@ -3803,18 +3516,8 @@
           <w:b/>
           <w:bCs/>
         </w:rPr>
-        <w:t>.</w:t>
-      </w:r>
-      <w:proofErr w:type="spellStart"/>
-      <w:r>
-        <w:rPr>
-          <w:rFonts w:ascii="Tenorite" w:hAnsi="Tenorite"/>
-          <w:b/>
-          <w:bCs/>
-        </w:rPr>
-        <w:t>msi</w:t>
-      </w:r>
-      <w:proofErr w:type="spellEnd"/>
+        <w:t>.msi</w:t>
+      </w:r>
       <w:r>
         <w:rPr>
           <w:rFonts w:ascii="Tenorite" w:hAnsi="Tenorite"/>
@@ -3926,27 +3629,7 @@
         <w:rPr>
           <w:rFonts w:ascii="Tenorite" w:hAnsi="Tenorite" w:cstheme="majorHAnsi"/>
         </w:rPr>
-        <w:t xml:space="preserve">Que seria a versão “LTS”, uma versão boa para se trabalhar pelo ponto de vista do mercado de trabalho, já que é uma versão mais corrigida e </w:t>
-      </w:r>
-      <w:r>
-        <w:rPr>
-          <w:rFonts w:ascii="Tenorite" w:hAnsi="Tenorite" w:cstheme="majorHAnsi"/>
-        </w:rPr>
-        <w:t>estão longe de ter bugs. E temos a versão “</w:t>
-      </w:r>
-      <w:proofErr w:type="spellStart"/>
-      <w:r>
-        <w:rPr>
-          <w:rFonts w:ascii="Tenorite" w:hAnsi="Tenorite" w:cstheme="majorHAnsi"/>
-        </w:rPr>
-        <w:t>current</w:t>
-      </w:r>
-      <w:proofErr w:type="spellEnd"/>
-      <w:r>
-        <w:rPr>
-          <w:rFonts w:ascii="Tenorite" w:hAnsi="Tenorite" w:cstheme="majorHAnsi"/>
-        </w:rPr>
-        <w:t xml:space="preserve">”, que nada mais é que a versão “beta” por assim dizer, essa </w:t>
+        <w:t xml:space="preserve">Que seria a versão “LTS”, uma versão boa para se trabalhar pelo ponto de vista do mercado de trabalho, já que é uma versão mais corrigida e estão longe de ter bugs. E temos a versão “current”, que nada mais é que a versão “beta” por assim dizer, essa </w:t>
       </w:r>
       <w:r>
         <w:rPr>
@@ -3987,18 +3670,8 @@
           <w:b/>
           <w:bCs/>
         </w:rPr>
-        <w:t>.</w:t>
-      </w:r>
-      <w:proofErr w:type="spellStart"/>
-      <w:r>
-        <w:rPr>
-          <w:rFonts w:ascii="Tenorite" w:hAnsi="Tenorite" w:cstheme="majorHAnsi"/>
-          <w:b/>
-          <w:bCs/>
-        </w:rPr>
-        <w:t>msi</w:t>
-      </w:r>
-      <w:proofErr w:type="spellEnd"/>
+        <w:t>.msi</w:t>
+      </w:r>
       <w:r>
         <w:rPr>
           <w:rFonts w:ascii="Tenorite" w:hAnsi="Tenorite" w:cstheme="majorHAnsi"/>
@@ -4430,35 +4103,7 @@
         <w:rPr>
           <w:rFonts w:ascii="Tenorite" w:hAnsi="Tenorite" w:cstheme="majorHAnsi"/>
         </w:rPr>
-        <w:t xml:space="preserve">Seguindo o passo a passo para a </w:t>
-      </w:r>
-      <w:proofErr w:type="spellStart"/>
-      <w:r>
-        <w:rPr>
-          <w:rFonts w:ascii="Tenorite" w:hAnsi="Tenorite" w:cstheme="majorHAnsi"/>
-        </w:rPr>
-        <w:t>intalação</w:t>
-      </w:r>
-      <w:proofErr w:type="spellEnd"/>
-      <w:r>
-        <w:rPr>
-          <w:rFonts w:ascii="Tenorite" w:hAnsi="Tenorite" w:cstheme="majorHAnsi"/>
-        </w:rPr>
-        <w:t xml:space="preserve">, vamos ir </w:t>
-      </w:r>
-      <w:proofErr w:type="gramStart"/>
-      <w:r>
-        <w:rPr>
-          <w:rFonts w:ascii="Tenorite" w:hAnsi="Tenorite" w:cstheme="majorHAnsi"/>
-        </w:rPr>
-        <w:t>no</w:t>
-      </w:r>
-      <w:proofErr w:type="gramEnd"/>
-      <w:r>
-        <w:rPr>
-          <w:rFonts w:ascii="Tenorite" w:hAnsi="Tenorite" w:cstheme="majorHAnsi"/>
-        </w:rPr>
-        <w:t xml:space="preserve"> botão iniciar do Windows e pesquisar por “PowerShell, que nada mais é do que um terminal que é melhor que o CMD</w:t>
+        <w:t>Seguindo o passo a passo para a intalação, vamos ir no botão iniciar do Windows e pesquisar por “PowerShell, que nada mais é do que um terminal que é melhor que o CMD</w:t>
       </w:r>
       <w:r>
         <w:rPr>
@@ -4529,51 +4174,37 @@
         <w:rPr>
           <w:rFonts w:ascii="Tenorite" w:hAnsi="Tenorite" w:cstheme="majorHAnsi"/>
         </w:rPr>
+        <w:t xml:space="preserve">E quando aberto vamos digitar primeiramente </w:t>
+      </w:r>
+      <w:r>
+        <w:rPr>
+          <w:rFonts w:ascii="Tenorite" w:hAnsi="Tenorite" w:cstheme="majorHAnsi"/>
+          <w:b/>
+          <w:bCs/>
+        </w:rPr>
+        <w:t>node -v</w:t>
+      </w:r>
+      <w:r>
+        <w:rPr>
+          <w:rFonts w:ascii="Tenorite" w:hAnsi="Tenorite" w:cstheme="majorHAnsi"/>
+        </w:rPr>
+        <w:t xml:space="preserve"> para verificarmos a versão do Node.js que instalamos esta correta</w:t>
+      </w:r>
+    </w:p>
+    <w:p>
+      <w:pPr>
+        <w:spacing w:after="0"/>
+        <w:jc w:val="both"/>
+        <w:rPr>
+          <w:rFonts w:ascii="Tenorite" w:hAnsi="Tenorite" w:cstheme="majorHAnsi"/>
+        </w:rPr>
+      </w:pPr>
+      <w:r>
+        <w:rPr>
+          <w:rFonts w:ascii="Tenorite" w:hAnsi="Tenorite" w:cstheme="majorHAnsi"/>
+          <w:noProof/>
+        </w:rPr>
         <w:lastRenderedPageBreak/>
-        <w:t xml:space="preserve">E quando aberto vamos digitar primeiramente </w:t>
-      </w:r>
-      <w:r>
-        <w:rPr>
-          <w:rFonts w:ascii="Tenorite" w:hAnsi="Tenorite" w:cstheme="majorHAnsi"/>
-          <w:b/>
-          <w:bCs/>
-        </w:rPr>
-        <w:t>node -v</w:t>
-      </w:r>
-      <w:r>
-        <w:rPr>
-          <w:rFonts w:ascii="Tenorite" w:hAnsi="Tenorite" w:cstheme="majorHAnsi"/>
-        </w:rPr>
-        <w:t xml:space="preserve"> para verificarmos a versão do Node.js que instalamos </w:t>
-      </w:r>
-      <w:proofErr w:type="spellStart"/>
-      <w:r>
-        <w:rPr>
-          <w:rFonts w:ascii="Tenorite" w:hAnsi="Tenorite" w:cstheme="majorHAnsi"/>
-        </w:rPr>
-        <w:t>esta</w:t>
-      </w:r>
-      <w:proofErr w:type="spellEnd"/>
-      <w:r>
-        <w:rPr>
-          <w:rFonts w:ascii="Tenorite" w:hAnsi="Tenorite" w:cstheme="majorHAnsi"/>
-        </w:rPr>
-        <w:t xml:space="preserve"> correta</w:t>
-      </w:r>
-    </w:p>
-    <w:p>
-      <w:pPr>
-        <w:spacing w:after="0"/>
-        <w:jc w:val="both"/>
-        <w:rPr>
-          <w:rFonts w:ascii="Tenorite" w:hAnsi="Tenorite" w:cstheme="majorHAnsi"/>
-        </w:rPr>
-      </w:pPr>
-      <w:r>
-        <w:rPr>
-          <w:rFonts w:ascii="Tenorite" w:hAnsi="Tenorite" w:cstheme="majorHAnsi"/>
-          <w:noProof/>
-        </w:rPr>
         <w:drawing>
           <wp:inline distT="0" distB="0" distL="0" distR="0" wp14:anchorId="4EA7BFD0" wp14:editId="0FC6DF60">
             <wp:extent cx="3098165" cy="1670685"/>
@@ -5025,7 +4656,6 @@
           <w:szCs w:val="24"/>
           <w14:ligatures w14:val="none"/>
         </w:rPr>
-        <w:lastRenderedPageBreak/>
         <w:t xml:space="preserve">AULA </w:t>
       </w:r>
       <w:r>
@@ -5250,7 +4880,14 @@
         <w:rPr>
           <w:rFonts w:ascii="Tenorite" w:hAnsi="Tenorite" w:cstheme="majorHAnsi"/>
         </w:rPr>
-        <w:t xml:space="preserve"> acabou caindo em desuso e fazendo com que ocorresse muitos erros durante o processo. Para isso foi criado o comando:</w:t>
+        <w:t xml:space="preserve"> acabou caindo em desuso e fazendo com que </w:t>
+      </w:r>
+      <w:r>
+        <w:rPr>
+          <w:rFonts w:ascii="Tenorite" w:hAnsi="Tenorite" w:cstheme="majorHAnsi"/>
+        </w:rPr>
+        <w:lastRenderedPageBreak/>
+        <w:t>ocorresse muitos erros durante o processo. Para isso foi criado o comando:</w:t>
       </w:r>
     </w:p>
     <w:p>
@@ -5323,6 +4960,7 @@
       <w:r>
         <w:rPr>
           <w:rFonts w:ascii="Tenorite" w:hAnsi="Tenorite" w:cstheme="majorHAnsi"/>
+          <w:noProof/>
         </w:rPr>
         <w:drawing>
           <wp:inline distT="0" distB="0" distL="0" distR="0" wp14:anchorId="29A07503" wp14:editId="658DDAC0">
@@ -5447,6 +5085,7 @@
       <w:r>
         <w:rPr>
           <w:rFonts w:ascii="Tenorite" w:hAnsi="Tenorite" w:cstheme="majorHAnsi"/>
+          <w:noProof/>
         </w:rPr>
         <w:drawing>
           <wp:inline distT="0" distB="0" distL="0" distR="0" wp14:anchorId="552D558D" wp14:editId="5B9E4C15">
@@ -5511,6 +5150,7 @@
       <w:r>
         <w:rPr>
           <w:rFonts w:ascii="Tenorite" w:hAnsi="Tenorite" w:cstheme="majorHAnsi"/>
+          <w:noProof/>
         </w:rPr>
         <w:drawing>
           <wp:inline distT="0" distB="0" distL="0" distR="0" wp14:anchorId="024956A9" wp14:editId="3B3B42AC">
@@ -5563,23 +5203,13 @@
         </w:rPr>
         <w:t xml:space="preserve">Temos aqui três comandos, o primeiro </w:t>
       </w:r>
-      <w:proofErr w:type="spellStart"/>
-      <w:r>
-        <w:rPr>
-          <w:rFonts w:ascii="Tenorite" w:hAnsi="Tenorite" w:cstheme="majorHAnsi"/>
-          <w:b/>
-          <w:bCs/>
-        </w:rPr>
-        <w:t>cd</w:t>
-      </w:r>
-      <w:proofErr w:type="spellEnd"/>
-      <w:r>
-        <w:rPr>
-          <w:rFonts w:ascii="Tenorite" w:hAnsi="Tenorite" w:cstheme="majorHAnsi"/>
-          <w:b/>
-          <w:bCs/>
-        </w:rPr>
-        <w:t xml:space="preserve"> hello-word</w:t>
+      <w:r>
+        <w:rPr>
+          <w:rFonts w:ascii="Tenorite" w:hAnsi="Tenorite" w:cstheme="majorHAnsi"/>
+          <w:b/>
+          <w:bCs/>
+        </w:rPr>
+        <w:t>cd hello-word</w:t>
       </w:r>
       <w:r>
         <w:rPr>
@@ -5599,6 +5229,7 @@
       <w:r>
         <w:rPr>
           <w:rFonts w:ascii="Tenorite" w:hAnsi="Tenorite" w:cstheme="majorHAnsi"/>
+          <w:noProof/>
         </w:rPr>
         <w:drawing>
           <wp:inline distT="0" distB="0" distL="0" distR="0" wp14:anchorId="15E9E558" wp14:editId="49102E38">
@@ -5648,6 +5279,7 @@
       <w:r>
         <w:rPr>
           <w:rFonts w:ascii="Tenorite" w:hAnsi="Tenorite" w:cstheme="majorHAnsi"/>
+          <w:noProof/>
         </w:rPr>
         <w:drawing>
           <wp:inline distT="0" distB="0" distL="0" distR="0" wp14:anchorId="1A8B59B4" wp14:editId="0ACD76B2">
@@ -5697,6 +5329,7 @@
       <w:r>
         <w:rPr>
           <w:rFonts w:ascii="Tenorite" w:hAnsi="Tenorite" w:cstheme="majorHAnsi"/>
+          <w:noProof/>
         </w:rPr>
         <w:drawing>
           <wp:inline distT="0" distB="0" distL="0" distR="0" wp14:anchorId="1DCB8EE4" wp14:editId="3D8BFE1D">
@@ -5835,6 +5468,7 @@
       <w:r>
         <w:rPr>
           <w:rFonts w:ascii="Tenorite" w:hAnsi="Tenorite" w:cstheme="majorHAnsi"/>
+          <w:noProof/>
         </w:rPr>
         <w:drawing>
           <wp:inline distT="0" distB="0" distL="0" distR="0" wp14:anchorId="094F606E" wp14:editId="1C85A064">
@@ -5947,6 +5581,7 @@
       <w:r>
         <w:rPr>
           <w:rFonts w:ascii="Tenorite" w:hAnsi="Tenorite" w:cstheme="majorHAnsi"/>
+          <w:noProof/>
         </w:rPr>
         <w:drawing>
           <wp:inline distT="0" distB="0" distL="0" distR="0" wp14:anchorId="6E8A8954" wp14:editId="53C36070">
@@ -6011,6 +5646,7 @@
       <w:r>
         <w:rPr>
           <w:rFonts w:ascii="Tenorite" w:hAnsi="Tenorite" w:cstheme="majorHAnsi"/>
+          <w:noProof/>
         </w:rPr>
         <w:lastRenderedPageBreak/>
         <w:drawing>
@@ -6076,6 +5712,7 @@
       <w:r>
         <w:rPr>
           <w:rFonts w:ascii="Tenorite" w:hAnsi="Tenorite" w:cstheme="majorHAnsi"/>
+          <w:noProof/>
         </w:rPr>
         <w:drawing>
           <wp:inline distT="0" distB="0" distL="0" distR="0" wp14:anchorId="3CC69DDF" wp14:editId="5E3F5F52">
@@ -6140,6 +5777,7 @@
       <w:r>
         <w:rPr>
           <w:rFonts w:ascii="Tenorite" w:hAnsi="Tenorite" w:cstheme="majorHAnsi"/>
+          <w:noProof/>
         </w:rPr>
         <w:drawing>
           <wp:inline distT="0" distB="0" distL="0" distR="0" wp14:anchorId="7132FD4C" wp14:editId="6CE77D5F">
@@ -6189,6 +5827,7 @@
       <w:r>
         <w:rPr>
           <w:rFonts w:ascii="Tenorite" w:hAnsi="Tenorite" w:cstheme="majorHAnsi"/>
+          <w:noProof/>
         </w:rPr>
         <w:drawing>
           <wp:inline distT="0" distB="0" distL="0" distR="0" wp14:anchorId="1BB70F45" wp14:editId="5BB24589">
@@ -6229,23 +5868,9 @@
     </w:p>
     <w:p>
       <w:pPr>
-        <w:spacing w:after="0"/>
-        <w:jc w:val="both"/>
-        <w:rPr>
-          <w:rFonts w:ascii="Tenorite" w:hAnsi="Tenorite" w:cstheme="majorHAnsi"/>
-        </w:rPr>
-      </w:pPr>
-    </w:p>
-    <w:p>
-      <w:pPr>
         <w:shd w:val="clear" w:color="auto" w:fill="74AA68"/>
         <w:spacing w:after="0"/>
         <w:jc w:val="center"/>
-        <w:rPr>
-          <w:rFonts w:ascii="Tenorite" w:hAnsi="Tenorite" w:cstheme="majorHAnsi"/>
-        </w:rPr>
-      </w:pPr>
-      <w:r>
         <w:rPr>
           <w:rFonts w:ascii="Tenorite" w:hAnsi="Tenorite" w:cstheme="majorHAnsi"/>
           <w:b/>
@@ -6256,8 +5881,7 @@
           <w:szCs w:val="24"/>
           <w14:ligatures w14:val="none"/>
         </w:rPr>
-        <w:t xml:space="preserve">AULA </w:t>
-      </w:r>
+      </w:pPr>
       <w:r>
         <w:rPr>
           <w:rFonts w:ascii="Tenorite" w:hAnsi="Tenorite" w:cstheme="majorHAnsi"/>
@@ -6269,7 +5893,7 @@
           <w:szCs w:val="24"/>
           <w14:ligatures w14:val="none"/>
         </w:rPr>
-        <w:t>11</w:t>
+        <w:t xml:space="preserve">AULA </w:t>
       </w:r>
       <w:r>
         <w:rPr>
@@ -6282,7 +5906,7 @@
           <w:szCs w:val="24"/>
           <w14:ligatures w14:val="none"/>
         </w:rPr>
-        <w:t xml:space="preserve">: </w:t>
+        <w:t>11</w:t>
       </w:r>
       <w:r>
         <w:rPr>
@@ -6295,11 +5919,1022 @@
           <w:szCs w:val="24"/>
           <w14:ligatures w14:val="none"/>
         </w:rPr>
+        <w:t xml:space="preserve">: </w:t>
+      </w:r>
+      <w:r>
+        <w:rPr>
+          <w:rFonts w:ascii="Tenorite" w:hAnsi="Tenorite" w:cstheme="majorHAnsi"/>
+          <w:b/>
+          <w:bCs/>
+          <w:color w:val="FFFFFF" w:themeColor="background1"/>
+          <w:kern w:val="0"/>
+          <w:sz w:val="24"/>
+          <w:szCs w:val="24"/>
+          <w14:ligatures w14:val="none"/>
+        </w:rPr>
         <w:t xml:space="preserve">Estrutura inicial do React </w:t>
       </w:r>
     </w:p>
+    <w:p>
+      <w:pPr>
+        <w:spacing w:after="0"/>
+        <w:jc w:val="both"/>
+        <w:rPr>
+          <w:rFonts w:ascii="Tenorite" w:hAnsi="Tenorite" w:cstheme="majorHAnsi"/>
+          <w:highlight w:val="yellow"/>
+        </w:rPr>
+      </w:pPr>
+      <w:r>
+        <w:rPr>
+          <w:rFonts w:ascii="Tenorite" w:hAnsi="Tenorite" w:cstheme="majorHAnsi"/>
+          <w:bCs/>
+        </w:rPr>
+        <w:t>Nessa aula vamos dar uma pausa nos códigos e entender melhor alguns conceitos sobre tudo que instalamos quando iniciamos nosso primeiro projeto.</w:t>
+      </w:r>
+      <w:r>
+        <w:rPr>
+          <w:rFonts w:ascii="Tenorite" w:hAnsi="Tenorite" w:cstheme="majorHAnsi"/>
+          <w:bCs/>
+        </w:rPr>
+        <w:t xml:space="preserve"> Vale dizer que os nomes das pastas e dos arquivos aqui mencionados são parecidos com os encontrados no projeto, mas podem ter suas diferenças, já que iniciamos o projeto de uma maneira diferente, usando o comando </w:t>
+      </w:r>
+      <w:r>
+        <w:rPr>
+          <w:rFonts w:ascii="Tenorite" w:hAnsi="Tenorite" w:cstheme="majorHAnsi"/>
+          <w:b/>
+          <w:bCs/>
+          <w:highlight w:val="yellow"/>
+        </w:rPr>
+        <w:t>npm create vite@latest hello-word</w:t>
+      </w:r>
+      <w:r>
+        <w:rPr>
+          <w:rFonts w:ascii="Tenorite" w:hAnsi="Tenorite" w:cstheme="majorHAnsi"/>
+        </w:rPr>
+        <w:t>.</w:t>
+      </w:r>
+    </w:p>
+    <w:p>
+      <w:pPr>
+        <w:spacing w:after="0"/>
+        <w:jc w:val="both"/>
+        <w:rPr>
+          <w:rFonts w:ascii="Tenorite" w:hAnsi="Tenorite" w:cstheme="majorHAnsi"/>
+          <w:bCs/>
+        </w:rPr>
+      </w:pPr>
+      <w:r>
+        <w:rPr>
+          <w:rFonts w:ascii="Tenorite" w:hAnsi="Tenorite" w:cstheme="majorHAnsi"/>
+          <w:bCs/>
+        </w:rPr>
+        <w:t>Há algumas pastas e arquivos chaves para o desenvolvimento em react, e são elas:</w:t>
+      </w:r>
+    </w:p>
+    <w:p>
+      <w:pPr>
+        <w:pStyle w:val="PargrafodaLista"/>
+        <w:numPr>
+          <w:ilvl w:val="0"/>
+          <w:numId w:val="7"/>
+        </w:numPr>
+        <w:spacing w:after="0"/>
+        <w:jc w:val="both"/>
+        <w:rPr>
+          <w:rFonts w:ascii="Tenorite" w:hAnsi="Tenorite" w:cstheme="majorHAnsi"/>
+          <w:bCs/>
+        </w:rPr>
+      </w:pPr>
+      <w:r>
+        <w:rPr>
+          <w:rFonts w:ascii="Tenorite" w:hAnsi="Tenorite" w:cstheme="majorHAnsi"/>
+          <w:b/>
+        </w:rPr>
+        <w:t>node_modules</w:t>
+      </w:r>
+      <w:r>
+        <w:rPr>
+          <w:rFonts w:ascii="Tenorite" w:hAnsi="Tenorite" w:cstheme="majorHAnsi"/>
+          <w:bCs/>
+        </w:rPr>
+        <w:t>: onde as dependências do projeto ficam. Não é uma pasta que iremos alterar, mas sempre que instalarmos um pacote novo para a nossa aplicação, é aqui que ele irá ficar e por último o arquivo “</w:t>
+      </w:r>
+      <w:r>
+        <w:rPr>
+          <w:rFonts w:ascii="Tenorite" w:hAnsi="Tenorite" w:cstheme="majorHAnsi"/>
+          <w:bCs/>
+          <w:i/>
+          <w:iCs/>
+        </w:rPr>
+        <w:t>package-lock.json</w:t>
+      </w:r>
+      <w:r>
+        <w:rPr>
+          <w:rFonts w:ascii="Tenorite" w:hAnsi="Tenorite" w:cstheme="majorHAnsi"/>
+          <w:bCs/>
+        </w:rPr>
+        <w:t>”, que é um arquivo que gerencia os scripts e os pacotes que dependem a nossa aplicação, será gerado aqui.</w:t>
+      </w:r>
+    </w:p>
+    <w:p>
+      <w:pPr>
+        <w:pStyle w:val="PargrafodaLista"/>
+        <w:spacing w:after="0"/>
+        <w:jc w:val="both"/>
+        <w:rPr>
+          <w:rFonts w:ascii="Tenorite" w:hAnsi="Tenorite" w:cstheme="majorHAnsi"/>
+          <w:bCs/>
+        </w:rPr>
+      </w:pPr>
+      <w:r>
+        <w:rPr>
+          <w:rFonts w:ascii="Tenorite" w:hAnsi="Tenorite" w:cstheme="majorHAnsi"/>
+          <w:bCs/>
+        </w:rPr>
+        <w:t>É uma pasta que podemos apagar a qualquer momento, uma vez que essa pasta não pode ser versionada no GitHub devido ao seu tamanho. Então todas as vezes que iniciarmos nosso projeto em outra máquina, vamos precisar instalar tudo novamente.</w:t>
+      </w:r>
+    </w:p>
+    <w:p>
+      <w:pPr>
+        <w:pStyle w:val="PargrafodaLista"/>
+        <w:numPr>
+          <w:ilvl w:val="0"/>
+          <w:numId w:val="7"/>
+        </w:numPr>
+        <w:spacing w:after="0"/>
+        <w:jc w:val="both"/>
+        <w:rPr>
+          <w:rFonts w:ascii="Tenorite" w:hAnsi="Tenorite" w:cstheme="majorHAnsi"/>
+          <w:bCs/>
+        </w:rPr>
+      </w:pPr>
+      <w:r>
+        <w:rPr>
+          <w:rFonts w:ascii="Tenorite" w:hAnsi="Tenorite" w:cstheme="majorHAnsi"/>
+          <w:b/>
+        </w:rPr>
+        <w:t>Public</w:t>
+      </w:r>
+      <w:r>
+        <w:rPr>
+          <w:rFonts w:ascii="Tenorite" w:hAnsi="Tenorite" w:cstheme="majorHAnsi"/>
+          <w:bCs/>
+        </w:rPr>
+        <w:t xml:space="preserve">: Assets estáticos e HTML de inicialização. Podemos por exemplo, </w:t>
+      </w:r>
+      <w:r>
+        <w:rPr>
+          <w:rFonts w:ascii="Tenorite" w:hAnsi="Tenorite" w:cstheme="majorHAnsi"/>
+          <w:bCs/>
+        </w:rPr>
+        <w:t>configurar</w:t>
+      </w:r>
+      <w:r>
+        <w:rPr>
+          <w:rFonts w:ascii="Tenorite" w:hAnsi="Tenorite" w:cstheme="majorHAnsi"/>
+          <w:bCs/>
+        </w:rPr>
+        <w:t xml:space="preserve"> o favicon ou mudar o html inicial para alterar o title da página.</w:t>
+      </w:r>
+    </w:p>
+    <w:p>
+      <w:pPr>
+        <w:pStyle w:val="PargrafodaLista"/>
+        <w:numPr>
+          <w:ilvl w:val="0"/>
+          <w:numId w:val="7"/>
+        </w:numPr>
+        <w:spacing w:after="0"/>
+        <w:jc w:val="both"/>
+        <w:rPr>
+          <w:rFonts w:ascii="Tenorite" w:hAnsi="Tenorite" w:cstheme="majorHAnsi"/>
+          <w:bCs/>
+        </w:rPr>
+      </w:pPr>
+      <w:r>
+        <w:rPr>
+          <w:rFonts w:ascii="Tenorite" w:hAnsi="Tenorite" w:cstheme="majorHAnsi"/>
+          <w:b/>
+        </w:rPr>
+        <w:t>src</w:t>
+      </w:r>
+      <w:r>
+        <w:rPr>
+          <w:rFonts w:ascii="Tenorite" w:hAnsi="Tenorite" w:cstheme="majorHAnsi"/>
+          <w:bCs/>
+        </w:rPr>
+        <w:t>: esse vai ser o local que mais vamos ficar, nessa pasta que ficam os arquivos da nossa aplicação.</w:t>
+      </w:r>
+    </w:p>
+    <w:p>
+      <w:pPr>
+        <w:pStyle w:val="PargrafodaLista"/>
+        <w:numPr>
+          <w:ilvl w:val="0"/>
+          <w:numId w:val="7"/>
+        </w:numPr>
+        <w:spacing w:after="0"/>
+        <w:jc w:val="both"/>
+        <w:rPr>
+          <w:rFonts w:ascii="Tenorite" w:hAnsi="Tenorite" w:cstheme="majorHAnsi"/>
+          <w:bCs/>
+        </w:rPr>
+      </w:pPr>
+      <w:r>
+        <w:rPr>
+          <w:rFonts w:ascii="Tenorite" w:hAnsi="Tenorite" w:cstheme="majorHAnsi"/>
+          <w:b/>
+        </w:rPr>
+        <w:t>src/index.js</w:t>
+      </w:r>
+      <w:r>
+        <w:rPr>
+          <w:rFonts w:ascii="Tenorite" w:hAnsi="Tenorite" w:cstheme="majorHAnsi"/>
+          <w:bCs/>
+        </w:rPr>
+        <w:t>: dentro da pasta src, temos o arquivo responsável pela inicialização da nossa aplicação. Não é um arquivo que vamos ficar editando, mas precisamos saber o que é.</w:t>
+      </w:r>
+    </w:p>
+    <w:p>
+      <w:pPr>
+        <w:pStyle w:val="PargrafodaLista"/>
+        <w:numPr>
+          <w:ilvl w:val="0"/>
+          <w:numId w:val="7"/>
+        </w:numPr>
+        <w:spacing w:after="0"/>
+        <w:jc w:val="both"/>
+        <w:rPr>
+          <w:rFonts w:ascii="Tenorite" w:hAnsi="Tenorite" w:cstheme="majorHAnsi"/>
+          <w:bCs/>
+        </w:rPr>
+      </w:pPr>
+      <w:r>
+        <w:rPr>
+          <w:rFonts w:ascii="Tenorite" w:hAnsi="Tenorite" w:cstheme="majorHAnsi"/>
+          <w:b/>
+        </w:rPr>
+        <w:t>src/App.js</w:t>
+      </w:r>
+      <w:r>
+        <w:rPr>
+          <w:rFonts w:ascii="Tenorite" w:hAnsi="Tenorite" w:cstheme="majorHAnsi"/>
+          <w:bCs/>
+        </w:rPr>
+        <w:t>: componente principal da aplicação, ou um arquivo que irá concentrar a maior parte dos nossos componentes.</w:t>
+      </w:r>
+    </w:p>
+    <w:p>
+      <w:pPr>
+        <w:spacing w:after="0"/>
+        <w:jc w:val="both"/>
+        <w:rPr>
+          <w:rFonts w:ascii="Tenorite" w:hAnsi="Tenorite" w:cstheme="majorHAnsi"/>
+          <w:bCs/>
+        </w:rPr>
+      </w:pPr>
+      <w:r>
+        <w:rPr>
+          <w:rFonts w:ascii="Tenorite" w:hAnsi="Tenorite" w:cstheme="majorHAnsi"/>
+          <w:bCs/>
+        </w:rPr>
+        <w:t xml:space="preserve">Dito isso, vamos dar uma pequena navegada em nossas pastas para ver isso na prática. </w:t>
+      </w:r>
+    </w:p>
+    <w:p>
+      <w:pPr>
+        <w:spacing w:after="0"/>
+        <w:jc w:val="both"/>
+        <w:rPr>
+          <w:rFonts w:ascii="Tenorite" w:hAnsi="Tenorite" w:cstheme="majorHAnsi"/>
+          <w:bCs/>
+        </w:rPr>
+      </w:pPr>
+    </w:p>
+    <w:p>
+      <w:pPr>
+        <w:spacing w:after="0"/>
+        <w:jc w:val="both"/>
+        <w:rPr>
+          <w:rFonts w:ascii="Tenorite" w:hAnsi="Tenorite" w:cstheme="majorHAnsi"/>
+          <w:bCs/>
+        </w:rPr>
+      </w:pPr>
+    </w:p>
+    <w:p>
+      <w:pPr>
+        <w:spacing w:after="0"/>
+        <w:jc w:val="both"/>
+        <w:rPr>
+          <w:rFonts w:ascii="Tenorite" w:hAnsi="Tenorite" w:cstheme="majorHAnsi"/>
+          <w:bCs/>
+        </w:rPr>
+      </w:pPr>
+    </w:p>
+    <w:p>
+      <w:pPr>
+        <w:spacing w:after="0"/>
+        <w:jc w:val="both"/>
+        <w:rPr>
+          <w:rFonts w:ascii="Tenorite" w:hAnsi="Tenorite" w:cstheme="majorHAnsi"/>
+          <w:bCs/>
+        </w:rPr>
+      </w:pPr>
+    </w:p>
+    <w:p>
+      <w:pPr>
+        <w:spacing w:after="0"/>
+        <w:jc w:val="both"/>
+        <w:rPr>
+          <w:rFonts w:ascii="Tenorite" w:hAnsi="Tenorite" w:cstheme="majorHAnsi"/>
+          <w:bCs/>
+        </w:rPr>
+      </w:pPr>
+    </w:p>
+    <w:p>
+      <w:pPr>
+        <w:spacing w:after="0"/>
+        <w:jc w:val="both"/>
+        <w:rPr>
+          <w:rFonts w:ascii="Tenorite" w:hAnsi="Tenorite" w:cstheme="majorHAnsi"/>
+          <w:b/>
+        </w:rPr>
+      </w:pPr>
+      <w:r>
+        <w:rPr>
+          <w:rFonts w:ascii="Tenorite" w:hAnsi="Tenorite" w:cstheme="majorHAnsi"/>
+          <w:bCs/>
+          <w:shd w:val="clear" w:color="auto" w:fill="A8D08D" w:themeFill="accent6" w:themeFillTint="99"/>
+        </w:rPr>
+        <w:lastRenderedPageBreak/>
+        <w:t xml:space="preserve">  </w:t>
+      </w:r>
+      <w:r>
+        <w:rPr>
+          <w:rFonts w:ascii="Tenorite" w:hAnsi="Tenorite" w:cstheme="majorHAnsi"/>
+          <w:bCs/>
+        </w:rPr>
+        <w:t xml:space="preserve"> </w:t>
+      </w:r>
+      <w:r>
+        <w:rPr>
+          <w:rFonts w:ascii="Tenorite" w:hAnsi="Tenorite" w:cstheme="majorHAnsi"/>
+          <w:b/>
+        </w:rPr>
+        <w:t>node_modules</w:t>
+      </w:r>
+    </w:p>
+    <w:p>
+      <w:pPr>
+        <w:spacing w:after="0"/>
+        <w:jc w:val="center"/>
+        <w:rPr>
+          <w:rFonts w:ascii="Tenorite" w:hAnsi="Tenorite" w:cstheme="majorHAnsi"/>
+          <w:b/>
+        </w:rPr>
+      </w:pPr>
+      <w:r>
+        <w:rPr>
+          <w:rFonts w:ascii="Tenorite" w:hAnsi="Tenorite" w:cstheme="majorHAnsi"/>
+          <w:bCs/>
+        </w:rPr>
+        <w:drawing>
+          <wp:inline distT="0" distB="0" distL="0" distR="0" wp14:anchorId="7A98DAA4" wp14:editId="7FA3CA0D">
+            <wp:extent cx="1844703" cy="1638096"/>
+            <wp:effectExtent l="0" t="0" r="0" b="0"/>
+            <wp:docPr id="29" name="Imagem 29"/>
+            <wp:cNvGraphicFramePr>
+              <a:graphicFrameLocks xmlns:a="http://schemas.openxmlformats.org/drawingml/2006/main" noChangeAspect="1"/>
+            </wp:cNvGraphicFramePr>
+            <a:graphic xmlns:a="http://schemas.openxmlformats.org/drawingml/2006/main">
+              <a:graphicData uri="http://schemas.openxmlformats.org/drawingml/2006/picture">
+                <pic:pic xmlns:pic="http://schemas.openxmlformats.org/drawingml/2006/picture">
+                  <pic:nvPicPr>
+                    <pic:cNvPr id="1" name=""/>
+                    <pic:cNvPicPr/>
+                  </pic:nvPicPr>
+                  <pic:blipFill>
+                    <a:blip r:embed="rId39">
+                      <a:extLst>
+                        <a:ext uri="{28A0092B-C50C-407E-A947-70E740481C1C}">
+                          <a14:useLocalDpi xmlns:a14="http://schemas.microsoft.com/office/drawing/2010/main" val="0"/>
+                        </a:ext>
+                      </a:extLst>
+                    </a:blip>
+                    <a:stretch>
+                      <a:fillRect/>
+                    </a:stretch>
+                  </pic:blipFill>
+                  <pic:spPr>
+                    <a:xfrm>
+                      <a:off x="0" y="0"/>
+                      <a:ext cx="1844703" cy="1638096"/>
+                    </a:xfrm>
+                    <a:prstGeom prst="rect">
+                      <a:avLst/>
+                    </a:prstGeom>
+                  </pic:spPr>
+                </pic:pic>
+              </a:graphicData>
+            </a:graphic>
+          </wp:inline>
+        </w:drawing>
+      </w:r>
+    </w:p>
+    <w:p>
+      <w:pPr>
+        <w:spacing w:after="0"/>
+        <w:jc w:val="both"/>
+        <w:rPr>
+          <w:rFonts w:ascii="Tenorite" w:hAnsi="Tenorite" w:cstheme="majorHAnsi"/>
+          <w:bCs/>
+        </w:rPr>
+      </w:pPr>
+      <w:r>
+        <w:rPr>
+          <w:rFonts w:ascii="Tenorite" w:hAnsi="Tenorite" w:cstheme="majorHAnsi"/>
+          <w:bCs/>
+        </w:rPr>
+        <w:t>Apenas para efeito de ilustração, a nossa primeira pasta tem dezenas de arquivos, que são as dependências do nosso projeto. E lá no final podemos perceber o arquivo que gerencia ela, que mencionamos anteriormente.</w:t>
+      </w:r>
+    </w:p>
+    <w:p>
+      <w:pPr>
+        <w:spacing w:after="0"/>
+        <w:jc w:val="center"/>
+        <w:rPr>
+          <w:rFonts w:ascii="Tenorite" w:hAnsi="Tenorite" w:cstheme="majorHAnsi"/>
+          <w:bCs/>
+        </w:rPr>
+      </w:pPr>
+      <w:r>
+        <w:rPr>
+          <w:rFonts w:ascii="Tenorite" w:hAnsi="Tenorite" w:cstheme="majorHAnsi"/>
+          <w:bCs/>
+        </w:rPr>
+        <w:drawing>
+          <wp:inline distT="0" distB="0" distL="0" distR="0" wp14:anchorId="7CA84581" wp14:editId="5E7F51AF">
+            <wp:extent cx="1571844" cy="562053"/>
+            <wp:effectExtent l="0" t="0" r="9525" b="9525"/>
+            <wp:docPr id="30" name="Imagem 30"/>
+            <wp:cNvGraphicFramePr>
+              <a:graphicFrameLocks xmlns:a="http://schemas.openxmlformats.org/drawingml/2006/main" noChangeAspect="1"/>
+            </wp:cNvGraphicFramePr>
+            <a:graphic xmlns:a="http://schemas.openxmlformats.org/drawingml/2006/main">
+              <a:graphicData uri="http://schemas.openxmlformats.org/drawingml/2006/picture">
+                <pic:pic xmlns:pic="http://schemas.openxmlformats.org/drawingml/2006/picture">
+                  <pic:nvPicPr>
+                    <pic:cNvPr id="1" name=""/>
+                    <pic:cNvPicPr/>
+                  </pic:nvPicPr>
+                  <pic:blipFill>
+                    <a:blip r:embed="rId40"/>
+                    <a:stretch>
+                      <a:fillRect/>
+                    </a:stretch>
+                  </pic:blipFill>
+                  <pic:spPr>
+                    <a:xfrm>
+                      <a:off x="0" y="0"/>
+                      <a:ext cx="1571844" cy="562053"/>
+                    </a:xfrm>
+                    <a:prstGeom prst="rect">
+                      <a:avLst/>
+                    </a:prstGeom>
+                  </pic:spPr>
+                </pic:pic>
+              </a:graphicData>
+            </a:graphic>
+          </wp:inline>
+        </w:drawing>
+      </w:r>
+    </w:p>
+    <w:p>
+      <w:pPr>
+        <w:spacing w:after="0"/>
+        <w:jc w:val="both"/>
+        <w:rPr>
+          <w:rFonts w:ascii="Tenorite" w:hAnsi="Tenorite" w:cstheme="majorHAnsi"/>
+          <w:b/>
+        </w:rPr>
+      </w:pPr>
+      <w:r>
+        <w:rPr>
+          <w:rFonts w:ascii="Tenorite" w:hAnsi="Tenorite" w:cstheme="majorHAnsi"/>
+          <w:bCs/>
+          <w:shd w:val="clear" w:color="auto" w:fill="A8D08D" w:themeFill="accent6" w:themeFillTint="99"/>
+        </w:rPr>
+        <w:t xml:space="preserve">  </w:t>
+      </w:r>
+      <w:r>
+        <w:rPr>
+          <w:rFonts w:ascii="Tenorite" w:hAnsi="Tenorite" w:cstheme="majorHAnsi"/>
+          <w:bCs/>
+        </w:rPr>
+        <w:t xml:space="preserve"> </w:t>
+      </w:r>
+      <w:r>
+        <w:rPr>
+          <w:rFonts w:ascii="Tenorite" w:hAnsi="Tenorite" w:cstheme="majorHAnsi"/>
+          <w:b/>
+        </w:rPr>
+        <w:t>Public</w:t>
+      </w:r>
+    </w:p>
+    <w:p>
+      <w:pPr>
+        <w:spacing w:after="0"/>
+        <w:jc w:val="both"/>
+        <w:rPr>
+          <w:rFonts w:ascii="Tenorite" w:hAnsi="Tenorite" w:cstheme="majorHAnsi"/>
+          <w:bCs/>
+        </w:rPr>
+      </w:pPr>
+      <w:r>
+        <w:rPr>
+          <w:rFonts w:ascii="Tenorite" w:hAnsi="Tenorite" w:cstheme="majorHAnsi"/>
+          <w:bCs/>
+        </w:rPr>
+        <w:t xml:space="preserve">É uma pasta que terão alguns Assets, não necessariamente iremos passar tempo codificando nela. </w:t>
+      </w:r>
+    </w:p>
+    <w:p>
+      <w:pPr>
+        <w:spacing w:after="0"/>
+        <w:jc w:val="center"/>
+        <w:rPr>
+          <w:rFonts w:ascii="Tenorite" w:hAnsi="Tenorite" w:cstheme="majorHAnsi"/>
+          <w:bCs/>
+        </w:rPr>
+      </w:pPr>
+      <w:r>
+        <w:rPr>
+          <w:rFonts w:ascii="Tenorite" w:hAnsi="Tenorite" w:cstheme="majorHAnsi"/>
+          <w:bCs/>
+        </w:rPr>
+        <w:drawing>
+          <wp:inline distT="0" distB="0" distL="0" distR="0" wp14:anchorId="67E8BCEA" wp14:editId="66A452A5">
+            <wp:extent cx="2534004" cy="1295581"/>
+            <wp:effectExtent l="0" t="0" r="0" b="0"/>
+            <wp:docPr id="31" name="Imagem 31"/>
+            <wp:cNvGraphicFramePr>
+              <a:graphicFrameLocks xmlns:a="http://schemas.openxmlformats.org/drawingml/2006/main" noChangeAspect="1"/>
+            </wp:cNvGraphicFramePr>
+            <a:graphic xmlns:a="http://schemas.openxmlformats.org/drawingml/2006/main">
+              <a:graphicData uri="http://schemas.openxmlformats.org/drawingml/2006/picture">
+                <pic:pic xmlns:pic="http://schemas.openxmlformats.org/drawingml/2006/picture">
+                  <pic:nvPicPr>
+                    <pic:cNvPr id="1" name=""/>
+                    <pic:cNvPicPr/>
+                  </pic:nvPicPr>
+                  <pic:blipFill>
+                    <a:blip r:embed="rId41"/>
+                    <a:stretch>
+                      <a:fillRect/>
+                    </a:stretch>
+                  </pic:blipFill>
+                  <pic:spPr>
+                    <a:xfrm>
+                      <a:off x="0" y="0"/>
+                      <a:ext cx="2534004" cy="1295581"/>
+                    </a:xfrm>
+                    <a:prstGeom prst="rect">
+                      <a:avLst/>
+                    </a:prstGeom>
+                  </pic:spPr>
+                </pic:pic>
+              </a:graphicData>
+            </a:graphic>
+          </wp:inline>
+        </w:drawing>
+      </w:r>
+    </w:p>
+    <w:p>
+      <w:pPr>
+        <w:spacing w:after="0"/>
+        <w:jc w:val="both"/>
+        <w:rPr>
+          <w:rFonts w:ascii="Tenorite" w:hAnsi="Tenorite" w:cstheme="majorHAnsi"/>
+          <w:bCs/>
+        </w:rPr>
+      </w:pPr>
+      <w:r>
+        <w:rPr>
+          <w:rFonts w:ascii="Tenorite" w:hAnsi="Tenorite" w:cstheme="majorHAnsi"/>
+          <w:bCs/>
+        </w:rPr>
+        <w:t>Nesse caso temos apenas uma imagem em svg salva.</w:t>
+      </w:r>
+    </w:p>
+    <w:p>
+      <w:pPr>
+        <w:spacing w:after="0"/>
+        <w:jc w:val="both"/>
+        <w:rPr>
+          <w:rFonts w:ascii="Tenorite" w:hAnsi="Tenorite" w:cstheme="majorHAnsi"/>
+          <w:b/>
+        </w:rPr>
+      </w:pPr>
+      <w:r>
+        <w:rPr>
+          <w:rFonts w:ascii="Tenorite" w:hAnsi="Tenorite" w:cstheme="majorHAnsi"/>
+          <w:bCs/>
+          <w:shd w:val="clear" w:color="auto" w:fill="A8D08D" w:themeFill="accent6" w:themeFillTint="99"/>
+        </w:rPr>
+        <w:t xml:space="preserve">  </w:t>
+      </w:r>
+      <w:r>
+        <w:rPr>
+          <w:rFonts w:ascii="Tenorite" w:hAnsi="Tenorite" w:cstheme="majorHAnsi"/>
+          <w:bCs/>
+        </w:rPr>
+        <w:t xml:space="preserve"> </w:t>
+      </w:r>
+      <w:r>
+        <w:rPr>
+          <w:rFonts w:ascii="Tenorite" w:hAnsi="Tenorite" w:cstheme="majorHAnsi"/>
+          <w:b/>
+        </w:rPr>
+        <w:t>src</w:t>
+      </w:r>
+    </w:p>
+    <w:p>
+      <w:pPr>
+        <w:spacing w:after="0"/>
+        <w:jc w:val="center"/>
+        <w:rPr>
+          <w:rFonts w:ascii="Tenorite" w:hAnsi="Tenorite" w:cstheme="majorHAnsi"/>
+          <w:bCs/>
+        </w:rPr>
+      </w:pPr>
+      <w:r>
+        <w:rPr>
+          <w:rFonts w:ascii="Tenorite" w:hAnsi="Tenorite" w:cstheme="majorHAnsi"/>
+          <w:bCs/>
+        </w:rPr>
+        <w:drawing>
+          <wp:inline distT="0" distB="0" distL="0" distR="0" wp14:anchorId="48E5B148" wp14:editId="2ECEE04A">
+            <wp:extent cx="2486372" cy="2724530"/>
+            <wp:effectExtent l="0" t="0" r="9525" b="0"/>
+            <wp:docPr id="32" name="Imagem 32"/>
+            <wp:cNvGraphicFramePr>
+              <a:graphicFrameLocks xmlns:a="http://schemas.openxmlformats.org/drawingml/2006/main" noChangeAspect="1"/>
+            </wp:cNvGraphicFramePr>
+            <a:graphic xmlns:a="http://schemas.openxmlformats.org/drawingml/2006/main">
+              <a:graphicData uri="http://schemas.openxmlformats.org/drawingml/2006/picture">
+                <pic:pic xmlns:pic="http://schemas.openxmlformats.org/drawingml/2006/picture">
+                  <pic:nvPicPr>
+                    <pic:cNvPr id="1" name=""/>
+                    <pic:cNvPicPr/>
+                  </pic:nvPicPr>
+                  <pic:blipFill>
+                    <a:blip r:embed="rId42"/>
+                    <a:stretch>
+                      <a:fillRect/>
+                    </a:stretch>
+                  </pic:blipFill>
+                  <pic:spPr>
+                    <a:xfrm>
+                      <a:off x="0" y="0"/>
+                      <a:ext cx="2486372" cy="2724530"/>
+                    </a:xfrm>
+                    <a:prstGeom prst="rect">
+                      <a:avLst/>
+                    </a:prstGeom>
+                  </pic:spPr>
+                </pic:pic>
+              </a:graphicData>
+            </a:graphic>
+          </wp:inline>
+        </w:drawing>
+      </w:r>
+    </w:p>
+    <w:p>
+      <w:pPr>
+        <w:spacing w:after="0"/>
+        <w:jc w:val="both"/>
+        <w:rPr>
+          <w:rFonts w:ascii="Tenorite" w:hAnsi="Tenorite" w:cstheme="majorHAnsi"/>
+          <w:bCs/>
+        </w:rPr>
+      </w:pPr>
+      <w:r>
+        <w:rPr>
+          <w:rFonts w:ascii="Tenorite" w:hAnsi="Tenorite" w:cstheme="majorHAnsi"/>
+          <w:bCs/>
+        </w:rPr>
+        <w:t>Agora sim, essa é a pasta que mais iremos passar nosso tempo e</w:t>
+      </w:r>
+      <w:r>
+        <w:rPr>
+          <w:rFonts w:ascii="Tenorite" w:hAnsi="Tenorite" w:cstheme="majorHAnsi"/>
+          <w:bCs/>
+        </w:rPr>
+        <w:t>m nosso curso, aqui podemos codificar toda a nossa página.</w:t>
+      </w:r>
+    </w:p>
+    <w:p>
+      <w:pPr>
+        <w:spacing w:after="0"/>
+        <w:jc w:val="both"/>
+        <w:rPr>
+          <w:rFonts w:ascii="Tenorite" w:hAnsi="Tenorite" w:cstheme="majorHAnsi"/>
+          <w:bCs/>
+        </w:rPr>
+      </w:pPr>
+      <w:r>
+        <w:rPr>
+          <w:rFonts w:ascii="Tenorite" w:hAnsi="Tenorite" w:cstheme="majorHAnsi"/>
+          <w:bCs/>
+        </w:rPr>
+        <w:t>E por ultimo e não menos importante, temos nosso arquivo HTML, que podemos alterar algumas configurações nele e também serão alteradas em nosso site. Vamos iniciar apenas alterando algo simples como o title da página.</w:t>
+      </w:r>
+    </w:p>
+    <w:p>
+      <w:pPr>
+        <w:spacing w:after="0"/>
+        <w:jc w:val="both"/>
+        <w:rPr>
+          <w:rFonts w:ascii="Tenorite" w:hAnsi="Tenorite" w:cstheme="majorHAnsi"/>
+          <w:bCs/>
+        </w:rPr>
+      </w:pPr>
+      <w:r>
+        <w:rPr>
+          <w:rFonts w:ascii="Tenorite" w:hAnsi="Tenorite" w:cstheme="majorHAnsi"/>
+          <w:bCs/>
+        </w:rPr>
+        <w:t xml:space="preserve">Antes de começarmos a editar, vamos abrir o terminal e executar o comando npm run dev, para iniciar a nossa aplicação. </w:t>
+      </w:r>
+    </w:p>
+    <w:p>
+      <w:pPr>
+        <w:spacing w:after="0"/>
+        <w:jc w:val="both"/>
+        <w:rPr>
+          <w:rFonts w:ascii="Tenorite" w:hAnsi="Tenorite" w:cstheme="majorHAnsi"/>
+          <w:bCs/>
+        </w:rPr>
+      </w:pPr>
+      <w:r>
+        <w:rPr>
+          <w:rFonts w:ascii="Tenorite" w:hAnsi="Tenorite" w:cstheme="majorHAnsi"/>
+          <w:bCs/>
+        </w:rPr>
+        <w:drawing>
+          <wp:inline distT="0" distB="0" distL="0" distR="0" wp14:anchorId="1A19F218" wp14:editId="698DB48A">
+            <wp:extent cx="3098165" cy="1438275"/>
+            <wp:effectExtent l="0" t="0" r="0" b="0"/>
+            <wp:docPr id="34" name="Imagem 34"/>
+            <wp:cNvGraphicFramePr>
+              <a:graphicFrameLocks xmlns:a="http://schemas.openxmlformats.org/drawingml/2006/main" noChangeAspect="1"/>
+            </wp:cNvGraphicFramePr>
+            <a:graphic xmlns:a="http://schemas.openxmlformats.org/drawingml/2006/main">
+              <a:graphicData uri="http://schemas.openxmlformats.org/drawingml/2006/picture">
+                <pic:pic xmlns:pic="http://schemas.openxmlformats.org/drawingml/2006/picture">
+                  <pic:nvPicPr>
+                    <pic:cNvPr id="1" name=""/>
+                    <pic:cNvPicPr/>
+                  </pic:nvPicPr>
+                  <pic:blipFill>
+                    <a:blip r:embed="rId43"/>
+                    <a:stretch>
+                      <a:fillRect/>
+                    </a:stretch>
+                  </pic:blipFill>
+                  <pic:spPr>
+                    <a:xfrm>
+                      <a:off x="0" y="0"/>
+                      <a:ext cx="3098165" cy="1438275"/>
+                    </a:xfrm>
+                    <a:prstGeom prst="rect">
+                      <a:avLst/>
+                    </a:prstGeom>
+                  </pic:spPr>
+                </pic:pic>
+              </a:graphicData>
+            </a:graphic>
+          </wp:inline>
+        </w:drawing>
+      </w:r>
+    </w:p>
+    <w:p>
+      <w:pPr>
+        <w:spacing w:after="0"/>
+        <w:jc w:val="both"/>
+        <w:rPr>
+          <w:rFonts w:ascii="Tenorite" w:hAnsi="Tenorite" w:cstheme="majorHAnsi"/>
+          <w:bCs/>
+        </w:rPr>
+      </w:pPr>
+      <w:r>
+        <w:rPr>
+          <w:rFonts w:ascii="Tenorite" w:hAnsi="Tenorite" w:cstheme="majorHAnsi"/>
+          <w:bCs/>
+        </w:rPr>
+        <w:t>Após localizar o arquivo, vamos atualizar para “hello-word”.</w:t>
+      </w:r>
+    </w:p>
+    <w:p>
+      <w:pPr>
+        <w:spacing w:after="0"/>
+        <w:jc w:val="both"/>
+        <w:rPr>
+          <w:rFonts w:ascii="Tenorite" w:hAnsi="Tenorite" w:cstheme="majorHAnsi"/>
+          <w:bCs/>
+        </w:rPr>
+      </w:pPr>
+      <w:r>
+        <w:rPr>
+          <w:rFonts w:ascii="Tenorite" w:hAnsi="Tenorite" w:cstheme="majorHAnsi"/>
+          <w:bCs/>
+        </w:rPr>
+        <w:drawing>
+          <wp:inline distT="0" distB="0" distL="0" distR="0" wp14:anchorId="7F951104" wp14:editId="1F651B78">
+            <wp:extent cx="3098165" cy="1590675"/>
+            <wp:effectExtent l="0" t="0" r="0" b="0"/>
+            <wp:docPr id="35" name="Imagem 35"/>
+            <wp:cNvGraphicFramePr>
+              <a:graphicFrameLocks xmlns:a="http://schemas.openxmlformats.org/drawingml/2006/main" noChangeAspect="1"/>
+            </wp:cNvGraphicFramePr>
+            <a:graphic xmlns:a="http://schemas.openxmlformats.org/drawingml/2006/main">
+              <a:graphicData uri="http://schemas.openxmlformats.org/drawingml/2006/picture">
+                <pic:pic xmlns:pic="http://schemas.openxmlformats.org/drawingml/2006/picture">
+                  <pic:nvPicPr>
+                    <pic:cNvPr id="1" name=""/>
+                    <pic:cNvPicPr/>
+                  </pic:nvPicPr>
+                  <pic:blipFill>
+                    <a:blip r:embed="rId44"/>
+                    <a:stretch>
+                      <a:fillRect/>
+                    </a:stretch>
+                  </pic:blipFill>
+                  <pic:spPr>
+                    <a:xfrm>
+                      <a:off x="0" y="0"/>
+                      <a:ext cx="3098165" cy="1590675"/>
+                    </a:xfrm>
+                    <a:prstGeom prst="rect">
+                      <a:avLst/>
+                    </a:prstGeom>
+                  </pic:spPr>
+                </pic:pic>
+              </a:graphicData>
+            </a:graphic>
+          </wp:inline>
+        </w:drawing>
+      </w:r>
+    </w:p>
+    <w:p>
+      <w:pPr>
+        <w:spacing w:after="0"/>
+        <w:jc w:val="both"/>
+        <w:rPr>
+          <w:rFonts w:ascii="Tenorite" w:hAnsi="Tenorite" w:cstheme="majorHAnsi"/>
+          <w:bCs/>
+        </w:rPr>
+      </w:pPr>
+      <w:r>
+        <w:rPr>
+          <w:rFonts w:ascii="Tenorite" w:hAnsi="Tenorite" w:cstheme="majorHAnsi"/>
+          <w:bCs/>
+        </w:rPr>
+        <w:t>E no mesmo instante teremos a mudança acontecendo na tela.</w:t>
+      </w:r>
+    </w:p>
+    <w:p>
+      <w:pPr>
+        <w:spacing w:after="0"/>
+        <w:jc w:val="both"/>
+        <w:rPr>
+          <w:rFonts w:ascii="Tenorite" w:hAnsi="Tenorite" w:cstheme="majorHAnsi"/>
+          <w:bCs/>
+        </w:rPr>
+      </w:pPr>
+      <w:r>
+        <w:rPr>
+          <w:rFonts w:ascii="Tenorite" w:hAnsi="Tenorite" w:cstheme="majorHAnsi"/>
+          <w:bCs/>
+        </w:rPr>
+        <w:drawing>
+          <wp:inline distT="0" distB="0" distL="0" distR="0" wp14:anchorId="586EEDF6" wp14:editId="6463B128">
+            <wp:extent cx="3098165" cy="956945"/>
+            <wp:effectExtent l="0" t="0" r="0" b="0"/>
+            <wp:docPr id="36" name="Imagem 36"/>
+            <wp:cNvGraphicFramePr>
+              <a:graphicFrameLocks xmlns:a="http://schemas.openxmlformats.org/drawingml/2006/main" noChangeAspect="1"/>
+            </wp:cNvGraphicFramePr>
+            <a:graphic xmlns:a="http://schemas.openxmlformats.org/drawingml/2006/main">
+              <a:graphicData uri="http://schemas.openxmlformats.org/drawingml/2006/picture">
+                <pic:pic xmlns:pic="http://schemas.openxmlformats.org/drawingml/2006/picture">
+                  <pic:nvPicPr>
+                    <pic:cNvPr id="1" name=""/>
+                    <pic:cNvPicPr/>
+                  </pic:nvPicPr>
+                  <pic:blipFill>
+                    <a:blip r:embed="rId45"/>
+                    <a:stretch>
+                      <a:fillRect/>
+                    </a:stretch>
+                  </pic:blipFill>
+                  <pic:spPr>
+                    <a:xfrm>
+                      <a:off x="0" y="0"/>
+                      <a:ext cx="3098165" cy="956945"/>
+                    </a:xfrm>
+                    <a:prstGeom prst="rect">
+                      <a:avLst/>
+                    </a:prstGeom>
+                  </pic:spPr>
+                </pic:pic>
+              </a:graphicData>
+            </a:graphic>
+          </wp:inline>
+        </w:drawing>
+      </w:r>
+    </w:p>
+    <w:p>
+      <w:pPr>
+        <w:spacing w:after="0"/>
+        <w:jc w:val="both"/>
+        <w:rPr>
+          <w:rFonts w:ascii="Tenorite" w:hAnsi="Tenorite" w:cstheme="majorHAnsi"/>
+          <w:bCs/>
+        </w:rPr>
+      </w:pPr>
+    </w:p>
+    <w:p>
+      <w:pPr>
+        <w:shd w:val="clear" w:color="auto" w:fill="03D4F6"/>
+        <w:spacing w:after="0"/>
+        <w:jc w:val="center"/>
+        <w:rPr>
+          <w:rFonts w:ascii="Tenorite" w:hAnsi="Tenorite" w:cstheme="majorHAnsi"/>
+          <w:b/>
+          <w:bCs/>
+          <w:color w:val="FFFFFF" w:themeColor="background1"/>
+          <w:sz w:val="24"/>
+          <w:szCs w:val="24"/>
+        </w:rPr>
+      </w:pPr>
+      <w:r>
+        <w:rPr>
+          <w:rFonts w:ascii="Tenorite" w:hAnsi="Tenorite" w:cstheme="majorHAnsi"/>
+          <w:b/>
+          <w:bCs/>
+          <w:color w:val="FFFFFF" w:themeColor="background1"/>
+          <w:sz w:val="24"/>
+          <w:szCs w:val="24"/>
+        </w:rPr>
+        <w:t xml:space="preserve">AULA </w:t>
+      </w:r>
+      <w:r>
+        <w:rPr>
+          <w:rFonts w:ascii="Tenorite" w:hAnsi="Tenorite" w:cstheme="majorHAnsi"/>
+          <w:b/>
+          <w:bCs/>
+          <w:color w:val="FFFFFF" w:themeColor="background1"/>
+          <w:sz w:val="24"/>
+          <w:szCs w:val="24"/>
+        </w:rPr>
+        <w:t>12</w:t>
+      </w:r>
+      <w:r>
+        <w:rPr>
+          <w:rFonts w:ascii="Tenorite" w:hAnsi="Tenorite" w:cstheme="majorHAnsi"/>
+          <w:b/>
+          <w:bCs/>
+          <w:color w:val="FFFFFF" w:themeColor="background1"/>
+          <w:sz w:val="24"/>
+          <w:szCs w:val="24"/>
+        </w:rPr>
+        <w:t xml:space="preserve">: </w:t>
+      </w:r>
+      <w:r>
+        <w:rPr>
+          <w:rFonts w:ascii="Tenorite" w:hAnsi="Tenorite" w:cstheme="majorHAnsi"/>
+          <w:b/>
+          <w:bCs/>
+          <w:color w:val="FFFFFF" w:themeColor="background1"/>
+          <w:sz w:val="24"/>
+          <w:szCs w:val="24"/>
+        </w:rPr>
+        <w:t>Extensão para React no VSCode</w:t>
+      </w:r>
+    </w:p>
+    <w:p>
+      <w:pPr>
+        <w:spacing w:after="0"/>
+        <w:jc w:val="both"/>
+        <w:rPr>
+          <w:rFonts w:ascii="Tenorite" w:hAnsi="Tenorite" w:cstheme="majorHAnsi"/>
+          <w:bCs/>
+        </w:rPr>
+      </w:pPr>
+    </w:p>
     <w:sectPr>
-      <w:headerReference w:type="default" r:id="rId39"/>
+      <w:headerReference w:type="default" r:id="rId46"/>
       <w:pgSz w:w="11906" w:h="16838"/>
       <w:pgMar w:top="720" w:right="720" w:bottom="720" w:left="720" w:header="708" w:footer="708" w:gutter="0"/>
       <w:cols w:num="2" w:space="708"/>
@@ -6396,43 +7031,7 @@
         <w:sz w:val="28"/>
         <w:szCs w:val="28"/>
       </w:rPr>
-      <w:t xml:space="preserve">(c/ </w:t>
-    </w:r>
-    <w:proofErr w:type="spellStart"/>
-    <w:r>
-      <w:rPr>
-        <w:rFonts w:ascii="JetBrains Mono ExtraBold" w:hAnsi="JetBrains Mono ExtraBold" w:cs="JetBrains Mono ExtraBold"/>
-        <w:sz w:val="28"/>
-        <w:szCs w:val="28"/>
-      </w:rPr>
-      <w:t>Hoocks</w:t>
-    </w:r>
-    <w:proofErr w:type="spellEnd"/>
-    <w:r>
-      <w:rPr>
-        <w:rFonts w:ascii="JetBrains Mono ExtraBold" w:hAnsi="JetBrains Mono ExtraBold" w:cs="JetBrains Mono ExtraBold"/>
-        <w:sz w:val="28"/>
-        <w:szCs w:val="28"/>
-      </w:rPr>
-      <w:t xml:space="preserve">, </w:t>
-    </w:r>
-    <w:proofErr w:type="spellStart"/>
-    <w:r>
-      <w:rPr>
-        <w:rFonts w:ascii="JetBrains Mono ExtraBold" w:hAnsi="JetBrains Mono ExtraBold" w:cs="JetBrains Mono ExtraBold"/>
-        <w:sz w:val="28"/>
-        <w:szCs w:val="28"/>
-      </w:rPr>
-      <w:t>router</w:t>
-    </w:r>
-    <w:proofErr w:type="spellEnd"/>
-    <w:r>
-      <w:rPr>
-        <w:rFonts w:ascii="JetBrains Mono ExtraBold" w:hAnsi="JetBrains Mono ExtraBold" w:cs="JetBrains Mono ExtraBold"/>
-        <w:sz w:val="28"/>
-        <w:szCs w:val="28"/>
-      </w:rPr>
-      <w:t>, API, Projetos)</w:t>
+      <w:t>(c/ Hoocks, router, API, Projetos)</w:t>
     </w:r>
   </w:p>
 </w:hdr>
@@ -6645,7 +7244,7 @@
   <w:abstractNum w:abstractNumId="2" w15:restartNumberingAfterBreak="0">
     <w:nsid w:val="34F135AD"/>
     <w:multiLevelType w:val="hybridMultilevel"/>
-    <w:tmpl w:val="FBF6C3C8"/>
+    <w:tmpl w:val="48240820"/>
     <w:lvl w:ilvl="0" w:tplc="04160001">
       <w:start w:val="1"/>
       <w:numFmt w:val="bullet"/>
@@ -7607,7 +8206,7 @@
   <w:style w:type="paragraph" w:default="1" w:styleId="Normal">
     <w:name w:val="Normal"/>
     <w:qFormat/>
-    <w:rsid w:val="00086F07"/>
+    <w:rsid w:val="0033457E"/>
   </w:style>
   <w:style w:type="character" w:default="1" w:styleId="Fontepargpadro">
     <w:name w:val="Default Paragraph Font"/>

--- a/React.docx
+++ b/React.docx
@@ -172,8 +172,16 @@
         <w:rPr>
           <w:rFonts w:ascii="Tenorite" w:hAnsi="Tenorite" w:cstheme="majorHAnsi"/>
         </w:rPr>
-        <w:t>Aplicar regras de negocio</w:t>
-      </w:r>
+        <w:t xml:space="preserve">Aplicar regras de </w:t>
+      </w:r>
+      <w:proofErr w:type="gramStart"/>
+      <w:r>
+        <w:rPr>
+          <w:rFonts w:ascii="Tenorite" w:hAnsi="Tenorite" w:cstheme="majorHAnsi"/>
+        </w:rPr>
+        <w:t>negocio</w:t>
+      </w:r>
+      <w:proofErr w:type="gramEnd"/>
     </w:p>
     <w:p>
       <w:pPr>
@@ -192,8 +200,16 @@
         <w:rPr>
           <w:rFonts w:ascii="Tenorite" w:hAnsi="Tenorite" w:cstheme="majorHAnsi"/>
         </w:rPr>
-        <w:t>Consumir API’s</w:t>
-      </w:r>
+        <w:t xml:space="preserve">Consumir </w:t>
+      </w:r>
+      <w:proofErr w:type="spellStart"/>
+      <w:r>
+        <w:rPr>
+          <w:rFonts w:ascii="Tenorite" w:hAnsi="Tenorite" w:cstheme="majorHAnsi"/>
+        </w:rPr>
+        <w:t>API’s</w:t>
+      </w:r>
+      <w:proofErr w:type="spellEnd"/>
     </w:p>
     <w:p>
       <w:pPr>
@@ -212,31 +228,41 @@
         <w:rPr>
           <w:rFonts w:ascii="Tenorite" w:hAnsi="Tenorite" w:cstheme="majorHAnsi"/>
         </w:rPr>
-        <w:t>Criar API’s</w:t>
-      </w:r>
-    </w:p>
-    <w:p>
-      <w:pPr>
-        <w:spacing w:after="0"/>
-        <w:jc w:val="both"/>
-        <w:rPr>
-          <w:rFonts w:ascii="Tenorite" w:hAnsi="Tenorite" w:cstheme="majorHAnsi"/>
-        </w:rPr>
-      </w:pPr>
-      <w:r>
-        <w:rPr>
-          <w:rFonts w:ascii="Tenorite" w:hAnsi="Tenorite" w:cstheme="majorHAnsi"/>
-        </w:rPr>
         <w:t xml:space="preserve">Criar </w:t>
       </w:r>
-      <w:r>
-        <w:rPr>
-          <w:rFonts w:ascii="Tenorite" w:hAnsi="Tenorite" w:cstheme="majorHAnsi"/>
-          <w:b/>
-          <w:bCs/>
+      <w:proofErr w:type="spellStart"/>
+      <w:r>
+        <w:rPr>
+          <w:rFonts w:ascii="Tenorite" w:hAnsi="Tenorite" w:cstheme="majorHAnsi"/>
         </w:rPr>
         <w:t>API’s</w:t>
       </w:r>
+      <w:proofErr w:type="spellEnd"/>
+    </w:p>
+    <w:p>
+      <w:pPr>
+        <w:spacing w:after="0"/>
+        <w:jc w:val="both"/>
+        <w:rPr>
+          <w:rFonts w:ascii="Tenorite" w:hAnsi="Tenorite" w:cstheme="majorHAnsi"/>
+        </w:rPr>
+      </w:pPr>
+      <w:r>
+        <w:rPr>
+          <w:rFonts w:ascii="Tenorite" w:hAnsi="Tenorite" w:cstheme="majorHAnsi"/>
+        </w:rPr>
+        <w:t xml:space="preserve">Criar </w:t>
+      </w:r>
+      <w:proofErr w:type="spellStart"/>
+      <w:r>
+        <w:rPr>
+          <w:rFonts w:ascii="Tenorite" w:hAnsi="Tenorite" w:cstheme="majorHAnsi"/>
+          <w:b/>
+          <w:bCs/>
+        </w:rPr>
+        <w:t>API’s</w:t>
+      </w:r>
+      <w:proofErr w:type="spellEnd"/>
       <w:r>
         <w:rPr>
           <w:rFonts w:ascii="Tenorite" w:hAnsi="Tenorite" w:cstheme="majorHAnsi"/>
@@ -249,45 +275,47 @@
           <w:i/>
           <w:iCs/>
         </w:rPr>
-        <w:t>back-end</w:t>
-      </w:r>
-      <w:r>
-        <w:rPr>
-          <w:rFonts w:ascii="Tenorite" w:hAnsi="Tenorite" w:cstheme="majorHAnsi"/>
-        </w:rPr>
-        <w:t xml:space="preserve"> </w:t>
-      </w:r>
-      <w:r>
-        <w:rPr>
-          <w:rFonts w:ascii="Tenorite" w:hAnsi="Tenorite" w:cstheme="majorHAnsi"/>
-        </w:rPr>
-        <w:t>porém</w:t>
-      </w:r>
-      <w:r>
-        <w:rPr>
-          <w:rFonts w:ascii="Tenorite" w:hAnsi="Tenorite" w:cstheme="majorHAnsi"/>
-        </w:rPr>
-        <w:t xml:space="preserve"> React é uma </w:t>
-      </w:r>
-      <w:r>
-        <w:rPr>
-          <w:rFonts w:ascii="Tenorite" w:hAnsi="Tenorite" w:cstheme="majorHAnsi"/>
-        </w:rPr>
-        <w:t>tecnologia</w:t>
-      </w:r>
-      <w:r>
-        <w:rPr>
-          <w:rFonts w:ascii="Tenorite" w:hAnsi="Tenorite" w:cstheme="majorHAnsi"/>
-        </w:rPr>
-        <w:t xml:space="preserve"> voltada ao </w:t>
-      </w:r>
+        <w:t>back-</w:t>
+      </w:r>
+      <w:proofErr w:type="gramStart"/>
       <w:r>
         <w:rPr>
           <w:rFonts w:ascii="Tenorite" w:hAnsi="Tenorite" w:cstheme="majorHAnsi"/>
           <w:i/>
           <w:iCs/>
         </w:rPr>
-        <w:t>front</w:t>
+        <w:t>end</w:t>
+      </w:r>
+      <w:proofErr w:type="gramEnd"/>
+      <w:r>
+        <w:rPr>
+          <w:rFonts w:ascii="Tenorite" w:hAnsi="Tenorite" w:cstheme="majorHAnsi"/>
+        </w:rPr>
+        <w:t xml:space="preserve"> </w:t>
+      </w:r>
+      <w:r>
+        <w:rPr>
+          <w:rFonts w:ascii="Tenorite" w:hAnsi="Tenorite" w:cstheme="majorHAnsi"/>
+        </w:rPr>
+        <w:t>porém</w:t>
+      </w:r>
+      <w:r>
+        <w:rPr>
+          <w:rFonts w:ascii="Tenorite" w:hAnsi="Tenorite" w:cstheme="majorHAnsi"/>
+        </w:rPr>
+        <w:t xml:space="preserve"> React é uma </w:t>
+      </w:r>
+      <w:r>
+        <w:rPr>
+          <w:rFonts w:ascii="Tenorite" w:hAnsi="Tenorite" w:cstheme="majorHAnsi"/>
+        </w:rPr>
+        <w:t>tecnologia</w:t>
+      </w:r>
+      <w:r>
+        <w:rPr>
+          <w:rFonts w:ascii="Tenorite" w:hAnsi="Tenorite" w:cstheme="majorHAnsi"/>
+        </w:rPr>
+        <w:t xml:space="preserve"> voltada ao </w:t>
       </w:r>
       <w:r>
         <w:rPr>
@@ -295,13 +323,7 @@
           <w:i/>
           <w:iCs/>
         </w:rPr>
-        <w:t>-end</w:t>
-      </w:r>
-      <w:r>
-        <w:rPr>
-          <w:rFonts w:ascii="Tenorite" w:hAnsi="Tenorite" w:cstheme="majorHAnsi"/>
-        </w:rPr>
-        <w:t xml:space="preserve">. Isso quer dizer que o curso irá também voltar os esforços para o </w:t>
+        <w:t>front</w:t>
       </w:r>
       <w:r>
         <w:rPr>
@@ -309,332 +331,13 @@
           <w:i/>
           <w:iCs/>
         </w:rPr>
-        <w:t>full-stack</w:t>
-      </w:r>
-      <w:r>
-        <w:rPr>
-          <w:rFonts w:ascii="Tenorite" w:hAnsi="Tenorite" w:cstheme="majorHAnsi"/>
-        </w:rPr>
-        <w:t>, assim podemos entender de tudo um pouco.</w:t>
-      </w:r>
-    </w:p>
-    <w:p>
-      <w:pPr>
-        <w:spacing w:after="0"/>
-        <w:jc w:val="both"/>
-        <w:rPr>
-          <w:rFonts w:ascii="Tenorite" w:hAnsi="Tenorite" w:cstheme="majorHAnsi"/>
-        </w:rPr>
-      </w:pPr>
-      <w:r>
-        <w:rPr>
-          <w:rFonts w:ascii="Tenorite" w:hAnsi="Tenorite" w:cstheme="majorHAnsi"/>
-        </w:rPr>
-        <w:t xml:space="preserve">Assim teremos que trabalhar com outras tecnologias paralelas, a exemplo do back-end vamos usar o </w:t>
-      </w:r>
-      <w:r>
-        <w:rPr>
-          <w:rFonts w:ascii="Tenorite" w:hAnsi="Tenorite" w:cstheme="majorHAnsi"/>
-          <w:b/>
-          <w:bCs/>
-        </w:rPr>
-        <w:t>NODE.JS EXPRESS</w:t>
-      </w:r>
-      <w:r>
-        <w:rPr>
-          <w:rFonts w:ascii="Tenorite" w:hAnsi="Tenorite" w:cstheme="majorHAnsi"/>
-        </w:rPr>
-        <w:t xml:space="preserve">, o banco de dados </w:t>
-      </w:r>
-      <w:r>
-        <w:rPr>
-          <w:rFonts w:ascii="Tenorite" w:hAnsi="Tenorite" w:cstheme="majorHAnsi"/>
-          <w:b/>
-          <w:bCs/>
-        </w:rPr>
-        <w:t>M</w:t>
-      </w:r>
-      <w:r>
-        <w:rPr>
-          <w:rFonts w:ascii="Tenorite" w:hAnsi="Tenorite" w:cstheme="majorHAnsi"/>
-          <w:b/>
-          <w:bCs/>
-        </w:rPr>
-        <w:t>ongo</w:t>
-      </w:r>
-      <w:r>
-        <w:rPr>
-          <w:rFonts w:ascii="Tenorite" w:hAnsi="Tenorite" w:cstheme="majorHAnsi"/>
-          <w:b/>
-          <w:bCs/>
-        </w:rPr>
-        <w:t>DB</w:t>
-      </w:r>
-      <w:r>
-        <w:rPr>
-          <w:rFonts w:ascii="Tenorite" w:hAnsi="Tenorite" w:cstheme="majorHAnsi"/>
-        </w:rPr>
-        <w:t xml:space="preserve">, o framework </w:t>
-      </w:r>
-      <w:r>
-        <w:rPr>
-          <w:rFonts w:ascii="Tenorite" w:hAnsi="Tenorite" w:cstheme="majorHAnsi"/>
-          <w:b/>
-          <w:bCs/>
-        </w:rPr>
-        <w:t>Mongoose</w:t>
-      </w:r>
-      <w:r>
-        <w:rPr>
-          <w:rFonts w:ascii="Tenorite" w:hAnsi="Tenorite" w:cstheme="majorHAnsi"/>
-        </w:rPr>
-        <w:t xml:space="preserve"> </w:t>
-      </w:r>
-      <w:r>
-        <w:rPr>
-          <w:rFonts w:ascii="Tenorite" w:hAnsi="Tenorite" w:cstheme="majorHAnsi"/>
-        </w:rPr>
-        <w:t xml:space="preserve">e até mesmo o </w:t>
-      </w:r>
-      <w:r>
-        <w:rPr>
-          <w:rFonts w:ascii="Tenorite" w:hAnsi="Tenorite" w:cstheme="majorHAnsi"/>
-          <w:b/>
-          <w:bCs/>
-        </w:rPr>
-        <w:t>FIREBASE</w:t>
-      </w:r>
-      <w:r>
-        <w:rPr>
-          <w:rFonts w:ascii="Tenorite" w:hAnsi="Tenorite" w:cstheme="majorHAnsi"/>
-        </w:rPr>
-        <w:t xml:space="preserve"> do Google. Vamos assim conseguir usar todas essas ferramentas em conjunto nesse curso, e em projetos bem grandes.</w:t>
-      </w:r>
-    </w:p>
-    <w:p>
-      <w:pPr>
-        <w:spacing w:after="0"/>
-        <w:jc w:val="both"/>
-        <w:rPr>
-          <w:rFonts w:ascii="Tenorite" w:hAnsi="Tenorite" w:cstheme="majorHAnsi"/>
-        </w:rPr>
-      </w:pPr>
-      <w:r>
-        <w:rPr>
-          <w:rFonts w:ascii="Tenorite" w:hAnsi="Tenorite" w:cstheme="majorHAnsi"/>
-        </w:rPr>
-        <w:t xml:space="preserve">Os requisitos para estar fazendo o curso, e desenvolvendo os conhecimentos em React, seria o </w:t>
-      </w:r>
-      <w:r>
-        <w:rPr>
-          <w:rFonts w:ascii="Tenorite" w:hAnsi="Tenorite" w:cstheme="majorHAnsi"/>
-          <w:b/>
-          <w:bCs/>
-        </w:rPr>
-        <w:t>HTML</w:t>
-      </w:r>
-      <w:r>
-        <w:rPr>
-          <w:rFonts w:ascii="Tenorite" w:hAnsi="Tenorite" w:cstheme="majorHAnsi"/>
-        </w:rPr>
-        <w:t xml:space="preserve">, </w:t>
-      </w:r>
-      <w:r>
-        <w:rPr>
-          <w:rFonts w:ascii="Tenorite" w:hAnsi="Tenorite" w:cstheme="majorHAnsi"/>
-          <w:b/>
-          <w:bCs/>
-        </w:rPr>
-        <w:t>CSS</w:t>
-      </w:r>
-      <w:r>
-        <w:rPr>
-          <w:rFonts w:ascii="Tenorite" w:hAnsi="Tenorite" w:cstheme="majorHAnsi"/>
-        </w:rPr>
-        <w:t xml:space="preserve"> e </w:t>
-      </w:r>
-      <w:r>
-        <w:rPr>
-          <w:rFonts w:ascii="Tenorite" w:hAnsi="Tenorite" w:cstheme="majorHAnsi"/>
-          <w:b/>
-          <w:bCs/>
-        </w:rPr>
-        <w:t>JavaScript</w:t>
-      </w:r>
-      <w:r>
-        <w:rPr>
-          <w:rFonts w:ascii="Tenorite" w:hAnsi="Tenorite" w:cstheme="majorHAnsi"/>
-        </w:rPr>
-        <w:t xml:space="preserve">. Mas claro, que </w:t>
-      </w:r>
-      <w:r>
-        <w:rPr>
-          <w:rFonts w:ascii="Tenorite" w:hAnsi="Tenorite" w:cstheme="majorHAnsi"/>
-          <w:b/>
-          <w:bCs/>
-        </w:rPr>
-        <w:t>JavaScript</w:t>
-      </w:r>
-      <w:r>
-        <w:rPr>
-          <w:rFonts w:ascii="Tenorite" w:hAnsi="Tenorite" w:cstheme="majorHAnsi"/>
-        </w:rPr>
-        <w:t xml:space="preserve"> tem alguns conceitos mais complexos, e se estivermos com alguma dificuldades, a partir da </w:t>
-      </w:r>
-      <w:r>
-        <w:rPr>
-          <w:rFonts w:ascii="Tenorite" w:hAnsi="Tenorite" w:cstheme="majorHAnsi"/>
-          <w:b/>
-          <w:bCs/>
-        </w:rPr>
-        <w:t>SEÇÃO 14</w:t>
-      </w:r>
-      <w:r>
-        <w:rPr>
-          <w:rFonts w:ascii="Tenorite" w:hAnsi="Tenorite" w:cstheme="majorHAnsi"/>
-        </w:rPr>
-        <w:t xml:space="preserve">, temos algumas aulas extras quer vão ajudar a entender melhor. E claro, seria interessante realizar elas antes de ir a fundo nessa ferramenta, que é o </w:t>
-      </w:r>
-      <w:r>
-        <w:rPr>
-          <w:rFonts w:ascii="Tenorite" w:hAnsi="Tenorite" w:cstheme="majorHAnsi"/>
-          <w:b/>
-          <w:bCs/>
-        </w:rPr>
-        <w:t>React</w:t>
-      </w:r>
-      <w:r>
-        <w:rPr>
-          <w:rFonts w:ascii="Tenorite" w:hAnsi="Tenorite" w:cstheme="majorHAnsi"/>
-        </w:rPr>
-        <w:t>.</w:t>
-      </w:r>
-    </w:p>
-    <w:p>
-      <w:pPr>
-        <w:spacing w:after="0"/>
-        <w:jc w:val="both"/>
-        <w:rPr>
-          <w:rFonts w:ascii="Tenorite" w:hAnsi="Tenorite" w:cstheme="majorHAnsi"/>
-        </w:rPr>
-      </w:pPr>
-      <w:r>
-        <w:rPr>
-          <w:rFonts w:ascii="Tenorite" w:hAnsi="Tenorite" w:cstheme="majorHAnsi"/>
-        </w:rPr>
-        <w:t xml:space="preserve">Ao final de cada seção é proposto um desafio, para garantir que há uma evolução no aprendizado, que envolve tanto questão vista na seção atual, como de seções anteriores. Assim vamos estimular a procura para respostas para diversos problemas encontrados e ajudar </w:t>
-      </w:r>
-      <w:r>
-        <w:rPr>
-          <w:rFonts w:ascii="Tenorite" w:hAnsi="Tenorite" w:cstheme="majorHAnsi"/>
-        </w:rPr>
-        <w:t>com o crescimento.</w:t>
-      </w:r>
-    </w:p>
-    <w:p>
-      <w:pPr>
-        <w:spacing w:after="0"/>
-        <w:jc w:val="both"/>
-        <w:rPr>
-          <w:rFonts w:ascii="Tenorite" w:hAnsi="Tenorite" w:cstheme="majorHAnsi"/>
-        </w:rPr>
-      </w:pPr>
-      <w:r>
-        <w:rPr>
-          <w:rFonts w:ascii="Tenorite" w:hAnsi="Tenorite" w:cstheme="majorHAnsi"/>
-        </w:rPr>
-        <w:t xml:space="preserve">Como falado anteriormente, a partir da </w:t>
-      </w:r>
-      <w:r>
-        <w:rPr>
-          <w:rFonts w:ascii="Tenorite" w:hAnsi="Tenorite" w:cstheme="majorHAnsi"/>
-          <w:b/>
-          <w:bCs/>
-        </w:rPr>
-        <w:t>SEÇÃO 14</w:t>
-      </w:r>
-      <w:r>
-        <w:rPr>
-          <w:rFonts w:ascii="Tenorite" w:hAnsi="Tenorite" w:cstheme="majorHAnsi"/>
-        </w:rPr>
-        <w:t xml:space="preserve">, temos aulas “extras”, e além do </w:t>
-      </w:r>
-      <w:r>
-        <w:rPr>
-          <w:rFonts w:ascii="Tenorite" w:hAnsi="Tenorite" w:cstheme="majorHAnsi"/>
-          <w:b/>
-          <w:bCs/>
-        </w:rPr>
-        <w:t>JavaScript</w:t>
-      </w:r>
-      <w:r>
-        <w:rPr>
-          <w:rFonts w:ascii="Tenorite" w:hAnsi="Tenorite" w:cstheme="majorHAnsi"/>
-        </w:rPr>
-        <w:t xml:space="preserve">, temos uma seção dedicada a criação de </w:t>
-      </w:r>
-      <w:r>
-        <w:rPr>
-          <w:rFonts w:ascii="Tenorite" w:hAnsi="Tenorite" w:cstheme="majorHAnsi"/>
-          <w:b/>
-          <w:bCs/>
-        </w:rPr>
-        <w:t>API’s</w:t>
-      </w:r>
-      <w:r>
-        <w:rPr>
-          <w:rFonts w:ascii="Tenorite" w:hAnsi="Tenorite" w:cstheme="majorHAnsi"/>
-        </w:rPr>
-        <w:t xml:space="preserve"> e também ao </w:t>
-      </w:r>
-      <w:r>
-        <w:rPr>
-          <w:rFonts w:ascii="Tenorite" w:hAnsi="Tenorite" w:cstheme="majorHAnsi"/>
-          <w:b/>
-          <w:bCs/>
-        </w:rPr>
-        <w:t xml:space="preserve">TypeScript </w:t>
-      </w:r>
-      <w:r>
-        <w:rPr>
-          <w:rFonts w:ascii="Tenorite" w:hAnsi="Tenorite" w:cstheme="majorHAnsi"/>
-        </w:rPr>
-        <w:t xml:space="preserve">que é uma versão muito melhorada de </w:t>
-      </w:r>
-      <w:r>
-        <w:rPr>
-          <w:rFonts w:ascii="Tenorite" w:hAnsi="Tenorite" w:cstheme="majorHAnsi"/>
-          <w:b/>
-          <w:bCs/>
-        </w:rPr>
-        <w:t xml:space="preserve">JavaScript </w:t>
-      </w:r>
-      <w:r>
-        <w:rPr>
-          <w:rFonts w:ascii="Tenorite" w:hAnsi="Tenorite" w:cstheme="majorHAnsi"/>
-        </w:rPr>
-        <w:t xml:space="preserve">e uma tendencia do mercado atual. </w:t>
-      </w:r>
-    </w:p>
-    <w:p>
-      <w:pPr>
-        <w:spacing w:after="0"/>
-        <w:jc w:val="both"/>
-        <w:rPr>
-          <w:rFonts w:ascii="Tenorite" w:hAnsi="Tenorite" w:cstheme="majorHAnsi"/>
-        </w:rPr>
-      </w:pPr>
-      <w:r>
-        <w:rPr>
-          <w:rFonts w:ascii="Tenorite" w:hAnsi="Tenorite" w:cstheme="majorHAnsi"/>
-        </w:rPr>
-        <w:t xml:space="preserve">E assim ao final do curso, vamos ter conshiecimento o suficiente não só a criar projetos </w:t>
-      </w:r>
-      <w:r>
-        <w:rPr>
-          <w:rFonts w:ascii="Tenorite" w:hAnsi="Tenorite" w:cstheme="majorHAnsi"/>
-        </w:rPr>
-        <w:t xml:space="preserve">em </w:t>
+        <w:t>-end</w:t>
+      </w:r>
+      <w:r>
+        <w:rPr>
+          <w:rFonts w:ascii="Tenorite" w:hAnsi="Tenorite" w:cstheme="majorHAnsi"/>
+        </w:rPr>
+        <w:t xml:space="preserve">. Isso quer dizer que o curso irá também voltar os esforços para o </w:t>
       </w:r>
       <w:r>
         <w:rPr>
@@ -642,33 +345,376 @@
           <w:i/>
           <w:iCs/>
         </w:rPr>
-        <w:t>front-end</w:t>
-      </w:r>
-      <w:r>
-        <w:rPr>
-          <w:rFonts w:ascii="Tenorite" w:hAnsi="Tenorite" w:cstheme="majorHAnsi"/>
-        </w:rPr>
-        <w:t xml:space="preserve">, mas também em </w:t>
-      </w:r>
+        <w:t>full-</w:t>
+      </w:r>
+      <w:proofErr w:type="spellStart"/>
       <w:r>
         <w:rPr>
           <w:rFonts w:ascii="Tenorite" w:hAnsi="Tenorite" w:cstheme="majorHAnsi"/>
           <w:i/>
           <w:iCs/>
         </w:rPr>
-        <w:t>back-end</w:t>
-      </w:r>
-      <w:r>
-        <w:rPr>
-          <w:rFonts w:ascii="Tenorite" w:hAnsi="Tenorite" w:cstheme="majorHAnsi"/>
-        </w:rPr>
-        <w:t xml:space="preserve">, tornando assim </w:t>
-      </w:r>
-      <w:r>
-        <w:rPr>
-          <w:rFonts w:ascii="Tenorite" w:hAnsi="Tenorite" w:cstheme="majorHAnsi"/>
-        </w:rPr>
-        <w:t xml:space="preserve">um desenvolvedor </w:t>
+        <w:t>stack</w:t>
+      </w:r>
+      <w:proofErr w:type="spellEnd"/>
+      <w:r>
+        <w:rPr>
+          <w:rFonts w:ascii="Tenorite" w:hAnsi="Tenorite" w:cstheme="majorHAnsi"/>
+        </w:rPr>
+        <w:t>, assim podemos entender de tudo um pouco.</w:t>
+      </w:r>
+    </w:p>
+    <w:p>
+      <w:pPr>
+        <w:spacing w:after="0"/>
+        <w:jc w:val="both"/>
+        <w:rPr>
+          <w:rFonts w:ascii="Tenorite" w:hAnsi="Tenorite" w:cstheme="majorHAnsi"/>
+        </w:rPr>
+      </w:pPr>
+      <w:r>
+        <w:rPr>
+          <w:rFonts w:ascii="Tenorite" w:hAnsi="Tenorite" w:cstheme="majorHAnsi"/>
+        </w:rPr>
+        <w:t xml:space="preserve">Assim teremos que trabalhar com outras tecnologias paralelas, a exemplo do back-end vamos usar o </w:t>
+      </w:r>
+      <w:r>
+        <w:rPr>
+          <w:rFonts w:ascii="Tenorite" w:hAnsi="Tenorite" w:cstheme="majorHAnsi"/>
+          <w:b/>
+          <w:bCs/>
+        </w:rPr>
+        <w:t>NODE.JS EXPRESS</w:t>
+      </w:r>
+      <w:r>
+        <w:rPr>
+          <w:rFonts w:ascii="Tenorite" w:hAnsi="Tenorite" w:cstheme="majorHAnsi"/>
+        </w:rPr>
+        <w:t xml:space="preserve">, o banco de dados </w:t>
+      </w:r>
+      <w:proofErr w:type="spellStart"/>
+      <w:r>
+        <w:rPr>
+          <w:rFonts w:ascii="Tenorite" w:hAnsi="Tenorite" w:cstheme="majorHAnsi"/>
+          <w:b/>
+          <w:bCs/>
+        </w:rPr>
+        <w:t>M</w:t>
+      </w:r>
+      <w:r>
+        <w:rPr>
+          <w:rFonts w:ascii="Tenorite" w:hAnsi="Tenorite" w:cstheme="majorHAnsi"/>
+          <w:b/>
+          <w:bCs/>
+        </w:rPr>
+        <w:t>ongo</w:t>
+      </w:r>
+      <w:r>
+        <w:rPr>
+          <w:rFonts w:ascii="Tenorite" w:hAnsi="Tenorite" w:cstheme="majorHAnsi"/>
+          <w:b/>
+          <w:bCs/>
+        </w:rPr>
+        <w:t>DB</w:t>
+      </w:r>
+      <w:proofErr w:type="spellEnd"/>
+      <w:r>
+        <w:rPr>
+          <w:rFonts w:ascii="Tenorite" w:hAnsi="Tenorite" w:cstheme="majorHAnsi"/>
+        </w:rPr>
+        <w:t xml:space="preserve">, o framework </w:t>
+      </w:r>
+      <w:proofErr w:type="spellStart"/>
+      <w:r>
+        <w:rPr>
+          <w:rFonts w:ascii="Tenorite" w:hAnsi="Tenorite" w:cstheme="majorHAnsi"/>
+          <w:b/>
+          <w:bCs/>
+        </w:rPr>
+        <w:t>Mongoose</w:t>
+      </w:r>
+      <w:proofErr w:type="spellEnd"/>
+      <w:r>
+        <w:rPr>
+          <w:rFonts w:ascii="Tenorite" w:hAnsi="Tenorite" w:cstheme="majorHAnsi"/>
+        </w:rPr>
+        <w:t xml:space="preserve"> </w:t>
+      </w:r>
+      <w:r>
+        <w:rPr>
+          <w:rFonts w:ascii="Tenorite" w:hAnsi="Tenorite" w:cstheme="majorHAnsi"/>
+        </w:rPr>
+        <w:t xml:space="preserve">e até mesmo o </w:t>
+      </w:r>
+      <w:r>
+        <w:rPr>
+          <w:rFonts w:ascii="Tenorite" w:hAnsi="Tenorite" w:cstheme="majorHAnsi"/>
+          <w:b/>
+          <w:bCs/>
+        </w:rPr>
+        <w:t>FIREBASE</w:t>
+      </w:r>
+      <w:r>
+        <w:rPr>
+          <w:rFonts w:ascii="Tenorite" w:hAnsi="Tenorite" w:cstheme="majorHAnsi"/>
+        </w:rPr>
+        <w:t xml:space="preserve"> do Google. Vamos assim conseguir usar todas essas ferramentas em conjunto nesse curso, e em projetos bem grandes.</w:t>
+      </w:r>
+    </w:p>
+    <w:p>
+      <w:pPr>
+        <w:spacing w:after="0"/>
+        <w:jc w:val="both"/>
+        <w:rPr>
+          <w:rFonts w:ascii="Tenorite" w:hAnsi="Tenorite" w:cstheme="majorHAnsi"/>
+        </w:rPr>
+      </w:pPr>
+      <w:r>
+        <w:rPr>
+          <w:rFonts w:ascii="Tenorite" w:hAnsi="Tenorite" w:cstheme="majorHAnsi"/>
+        </w:rPr>
+        <w:t xml:space="preserve">Os requisitos para estar fazendo o curso, e desenvolvendo os conhecimentos em React, seria o </w:t>
+      </w:r>
+      <w:r>
+        <w:rPr>
+          <w:rFonts w:ascii="Tenorite" w:hAnsi="Tenorite" w:cstheme="majorHAnsi"/>
+          <w:b/>
+          <w:bCs/>
+        </w:rPr>
+        <w:t>HTML</w:t>
+      </w:r>
+      <w:r>
+        <w:rPr>
+          <w:rFonts w:ascii="Tenorite" w:hAnsi="Tenorite" w:cstheme="majorHAnsi"/>
+        </w:rPr>
+        <w:t xml:space="preserve">, </w:t>
+      </w:r>
+      <w:r>
+        <w:rPr>
+          <w:rFonts w:ascii="Tenorite" w:hAnsi="Tenorite" w:cstheme="majorHAnsi"/>
+          <w:b/>
+          <w:bCs/>
+        </w:rPr>
+        <w:t>CSS</w:t>
+      </w:r>
+      <w:r>
+        <w:rPr>
+          <w:rFonts w:ascii="Tenorite" w:hAnsi="Tenorite" w:cstheme="majorHAnsi"/>
+        </w:rPr>
+        <w:t xml:space="preserve"> e </w:t>
+      </w:r>
+      <w:r>
+        <w:rPr>
+          <w:rFonts w:ascii="Tenorite" w:hAnsi="Tenorite" w:cstheme="majorHAnsi"/>
+          <w:b/>
+          <w:bCs/>
+        </w:rPr>
+        <w:t>JavaScript</w:t>
+      </w:r>
+      <w:r>
+        <w:rPr>
+          <w:rFonts w:ascii="Tenorite" w:hAnsi="Tenorite" w:cstheme="majorHAnsi"/>
+        </w:rPr>
+        <w:t xml:space="preserve">. Mas claro, que </w:t>
+      </w:r>
+      <w:r>
+        <w:rPr>
+          <w:rFonts w:ascii="Tenorite" w:hAnsi="Tenorite" w:cstheme="majorHAnsi"/>
+          <w:b/>
+          <w:bCs/>
+        </w:rPr>
+        <w:t>JavaScript</w:t>
+      </w:r>
+      <w:r>
+        <w:rPr>
+          <w:rFonts w:ascii="Tenorite" w:hAnsi="Tenorite" w:cstheme="majorHAnsi"/>
+        </w:rPr>
+        <w:t xml:space="preserve"> tem alguns conceitos mais complexos, e se estivermos com alguma dificuldades, a partir da </w:t>
+      </w:r>
+      <w:r>
+        <w:rPr>
+          <w:rFonts w:ascii="Tenorite" w:hAnsi="Tenorite" w:cstheme="majorHAnsi"/>
+          <w:b/>
+          <w:bCs/>
+        </w:rPr>
+        <w:t>SEÇÃO 14</w:t>
+      </w:r>
+      <w:r>
+        <w:rPr>
+          <w:rFonts w:ascii="Tenorite" w:hAnsi="Tenorite" w:cstheme="majorHAnsi"/>
+        </w:rPr>
+        <w:t xml:space="preserve">, temos algumas aulas extras quer vão ajudar a entender melhor. E claro, seria interessante realizar elas antes de ir a fundo nessa ferramenta, que é o </w:t>
+      </w:r>
+      <w:r>
+        <w:rPr>
+          <w:rFonts w:ascii="Tenorite" w:hAnsi="Tenorite" w:cstheme="majorHAnsi"/>
+          <w:b/>
+          <w:bCs/>
+        </w:rPr>
+        <w:t>React</w:t>
+      </w:r>
+      <w:r>
+        <w:rPr>
+          <w:rFonts w:ascii="Tenorite" w:hAnsi="Tenorite" w:cstheme="majorHAnsi"/>
+        </w:rPr>
+        <w:t>.</w:t>
+      </w:r>
+    </w:p>
+    <w:p>
+      <w:pPr>
+        <w:spacing w:after="0"/>
+        <w:jc w:val="both"/>
+        <w:rPr>
+          <w:rFonts w:ascii="Tenorite" w:hAnsi="Tenorite" w:cstheme="majorHAnsi"/>
+        </w:rPr>
+      </w:pPr>
+      <w:r>
+        <w:rPr>
+          <w:rFonts w:ascii="Tenorite" w:hAnsi="Tenorite" w:cstheme="majorHAnsi"/>
+        </w:rPr>
+        <w:t xml:space="preserve">Ao final de cada seção é proposto um desafio, para garantir que há uma evolução no aprendizado, que envolve tanto questão vista na seção atual, como de seções anteriores. Assim vamos estimular a procura para respostas para diversos problemas encontrados e ajudar </w:t>
+      </w:r>
+      <w:r>
+        <w:rPr>
+          <w:rFonts w:ascii="Tenorite" w:hAnsi="Tenorite" w:cstheme="majorHAnsi"/>
+        </w:rPr>
+        <w:t>com o crescimento.</w:t>
+      </w:r>
+    </w:p>
+    <w:p>
+      <w:pPr>
+        <w:spacing w:after="0"/>
+        <w:jc w:val="both"/>
+        <w:rPr>
+          <w:rFonts w:ascii="Tenorite" w:hAnsi="Tenorite" w:cstheme="majorHAnsi"/>
+        </w:rPr>
+      </w:pPr>
+      <w:r>
+        <w:rPr>
+          <w:rFonts w:ascii="Tenorite" w:hAnsi="Tenorite" w:cstheme="majorHAnsi"/>
+        </w:rPr>
+        <w:t xml:space="preserve">Como falado anteriormente, a partir da </w:t>
+      </w:r>
+      <w:r>
+        <w:rPr>
+          <w:rFonts w:ascii="Tenorite" w:hAnsi="Tenorite" w:cstheme="majorHAnsi"/>
+          <w:b/>
+          <w:bCs/>
+        </w:rPr>
+        <w:t>SEÇÃO 14</w:t>
+      </w:r>
+      <w:r>
+        <w:rPr>
+          <w:rFonts w:ascii="Tenorite" w:hAnsi="Tenorite" w:cstheme="majorHAnsi"/>
+        </w:rPr>
+        <w:t xml:space="preserve">, temos aulas “extras”, e além do </w:t>
+      </w:r>
+      <w:r>
+        <w:rPr>
+          <w:rFonts w:ascii="Tenorite" w:hAnsi="Tenorite" w:cstheme="majorHAnsi"/>
+          <w:b/>
+          <w:bCs/>
+        </w:rPr>
+        <w:t>JavaScript</w:t>
+      </w:r>
+      <w:r>
+        <w:rPr>
+          <w:rFonts w:ascii="Tenorite" w:hAnsi="Tenorite" w:cstheme="majorHAnsi"/>
+        </w:rPr>
+        <w:t xml:space="preserve">, temos uma seção dedicada a criação de </w:t>
+      </w:r>
+      <w:proofErr w:type="spellStart"/>
+      <w:r>
+        <w:rPr>
+          <w:rFonts w:ascii="Tenorite" w:hAnsi="Tenorite" w:cstheme="majorHAnsi"/>
+          <w:b/>
+          <w:bCs/>
+        </w:rPr>
+        <w:t>API’s</w:t>
+      </w:r>
+      <w:proofErr w:type="spellEnd"/>
+      <w:r>
+        <w:rPr>
+          <w:rFonts w:ascii="Tenorite" w:hAnsi="Tenorite" w:cstheme="majorHAnsi"/>
+        </w:rPr>
+        <w:t xml:space="preserve"> </w:t>
+      </w:r>
+      <w:proofErr w:type="gramStart"/>
+      <w:r>
+        <w:rPr>
+          <w:rFonts w:ascii="Tenorite" w:hAnsi="Tenorite" w:cstheme="majorHAnsi"/>
+        </w:rPr>
+        <w:t>e também</w:t>
+      </w:r>
+      <w:proofErr w:type="gramEnd"/>
+      <w:r>
+        <w:rPr>
+          <w:rFonts w:ascii="Tenorite" w:hAnsi="Tenorite" w:cstheme="majorHAnsi"/>
+        </w:rPr>
+        <w:t xml:space="preserve"> ao </w:t>
+      </w:r>
+      <w:r>
+        <w:rPr>
+          <w:rFonts w:ascii="Tenorite" w:hAnsi="Tenorite" w:cstheme="majorHAnsi"/>
+          <w:b/>
+          <w:bCs/>
+        </w:rPr>
+        <w:t xml:space="preserve">TypeScript </w:t>
+      </w:r>
+      <w:r>
+        <w:rPr>
+          <w:rFonts w:ascii="Tenorite" w:hAnsi="Tenorite" w:cstheme="majorHAnsi"/>
+        </w:rPr>
+        <w:t xml:space="preserve">que é uma versão muito melhorada de </w:t>
+      </w:r>
+      <w:r>
+        <w:rPr>
+          <w:rFonts w:ascii="Tenorite" w:hAnsi="Tenorite" w:cstheme="majorHAnsi"/>
+          <w:b/>
+          <w:bCs/>
+        </w:rPr>
+        <w:t xml:space="preserve">JavaScript </w:t>
+      </w:r>
+      <w:r>
+        <w:rPr>
+          <w:rFonts w:ascii="Tenorite" w:hAnsi="Tenorite" w:cstheme="majorHAnsi"/>
+        </w:rPr>
+        <w:t xml:space="preserve">e uma tendencia do mercado atual. </w:t>
+      </w:r>
+    </w:p>
+    <w:p>
+      <w:pPr>
+        <w:spacing w:after="0"/>
+        <w:jc w:val="both"/>
+        <w:rPr>
+          <w:rFonts w:ascii="Tenorite" w:hAnsi="Tenorite" w:cstheme="majorHAnsi"/>
+        </w:rPr>
+      </w:pPr>
+      <w:r>
+        <w:rPr>
+          <w:rFonts w:ascii="Tenorite" w:hAnsi="Tenorite" w:cstheme="majorHAnsi"/>
+        </w:rPr>
+        <w:t xml:space="preserve">E assim ao final do curso, vamos ter </w:t>
+      </w:r>
+      <w:proofErr w:type="spellStart"/>
+      <w:r>
+        <w:rPr>
+          <w:rFonts w:ascii="Tenorite" w:hAnsi="Tenorite" w:cstheme="majorHAnsi"/>
+        </w:rPr>
+        <w:t>conshiecimento</w:t>
+      </w:r>
+      <w:proofErr w:type="spellEnd"/>
+      <w:r>
+        <w:rPr>
+          <w:rFonts w:ascii="Tenorite" w:hAnsi="Tenorite" w:cstheme="majorHAnsi"/>
+        </w:rPr>
+        <w:t xml:space="preserve"> o suficiente não só a criar projetos </w:t>
+      </w:r>
+      <w:r>
+        <w:rPr>
+          <w:rFonts w:ascii="Tenorite" w:hAnsi="Tenorite" w:cstheme="majorHAnsi"/>
+        </w:rPr>
+        <w:t xml:space="preserve">em </w:t>
       </w:r>
       <w:r>
         <w:rPr>
@@ -676,8 +722,52 @@
           <w:i/>
           <w:iCs/>
         </w:rPr>
-        <w:t>full-stack</w:t>
-      </w:r>
+        <w:t>front-end</w:t>
+      </w:r>
+      <w:r>
+        <w:rPr>
+          <w:rFonts w:ascii="Tenorite" w:hAnsi="Tenorite" w:cstheme="majorHAnsi"/>
+        </w:rPr>
+        <w:t xml:space="preserve">, mas também em </w:t>
+      </w:r>
+      <w:r>
+        <w:rPr>
+          <w:rFonts w:ascii="Tenorite" w:hAnsi="Tenorite" w:cstheme="majorHAnsi"/>
+          <w:i/>
+          <w:iCs/>
+        </w:rPr>
+        <w:t>back-end</w:t>
+      </w:r>
+      <w:r>
+        <w:rPr>
+          <w:rFonts w:ascii="Tenorite" w:hAnsi="Tenorite" w:cstheme="majorHAnsi"/>
+        </w:rPr>
+        <w:t xml:space="preserve">, tornando assim </w:t>
+      </w:r>
+      <w:r>
+        <w:rPr>
+          <w:rFonts w:ascii="Tenorite" w:hAnsi="Tenorite" w:cstheme="majorHAnsi"/>
+        </w:rPr>
+        <w:t xml:space="preserve">um desenvolvedor </w:t>
+      </w:r>
+      <w:r>
+        <w:rPr>
+          <w:rFonts w:ascii="Tenorite" w:hAnsi="Tenorite" w:cstheme="majorHAnsi"/>
+          <w:i/>
+          <w:iCs/>
+        </w:rPr>
+        <w:t>full-</w:t>
+      </w:r>
+      <w:proofErr w:type="spellStart"/>
+      <w:r>
+        <w:rPr>
+          <w:rFonts w:ascii="Tenorite" w:hAnsi="Tenorite" w:cstheme="majorHAnsi"/>
+          <w:i/>
+          <w:iCs/>
+        </w:rPr>
+        <w:t>stack</w:t>
+      </w:r>
+      <w:proofErr w:type="spellEnd"/>
       <w:r>
         <w:rPr>
           <w:rFonts w:ascii="Tenorite" w:hAnsi="Tenorite" w:cstheme="majorHAnsi"/>
@@ -758,7 +848,63 @@
           <w:rPr>
             <w:rStyle w:val="Hyperlink"/>
           </w:rPr>
-          <w:t>GitHub - matheusbattisti/curso_react: Repositório destinado aos arquivos do curso de React da Hora de Codar na Udemy.</w:t>
+          <w:t xml:space="preserve">GitHub - </w:t>
+        </w:r>
+        <w:proofErr w:type="spellStart"/>
+        <w:r>
+          <w:rPr>
+            <w:rStyle w:val="Hyperlink"/>
+          </w:rPr>
+          <w:t>matheusbattisti</w:t>
+        </w:r>
+        <w:proofErr w:type="spellEnd"/>
+        <w:r>
+          <w:rPr>
+            <w:rStyle w:val="Hyperlink"/>
+          </w:rPr>
+          <w:t>/</w:t>
+        </w:r>
+        <w:proofErr w:type="spellStart"/>
+        <w:r>
+          <w:rPr>
+            <w:rStyle w:val="Hyperlink"/>
+          </w:rPr>
+          <w:t>curso_react</w:t>
+        </w:r>
+        <w:proofErr w:type="spellEnd"/>
+        <w:r>
+          <w:rPr>
+            <w:rStyle w:val="Hyperlink"/>
+          </w:rPr>
+          <w:t xml:space="preserve">: Repositório destinado aos arquivos do curso de React da Hora de </w:t>
+        </w:r>
+        <w:proofErr w:type="spellStart"/>
+        <w:r>
+          <w:rPr>
+            <w:rStyle w:val="Hyperlink"/>
+          </w:rPr>
+          <w:t>Codar</w:t>
+        </w:r>
+        <w:proofErr w:type="spellEnd"/>
+        <w:r>
+          <w:rPr>
+            <w:rStyle w:val="Hyperlink"/>
+          </w:rPr>
+          <w:t xml:space="preserve"> na </w:t>
+        </w:r>
+        <w:proofErr w:type="spellStart"/>
+        <w:r>
+          <w:rPr>
+            <w:rStyle w:val="Hyperlink"/>
+          </w:rPr>
+          <w:t>Udemy</w:t>
+        </w:r>
+        <w:proofErr w:type="spellEnd"/>
+        <w:r>
+          <w:rPr>
+            <w:rStyle w:val="Hyperlink"/>
+          </w:rPr>
+          <w:t>.</w:t>
         </w:r>
       </w:hyperlink>
     </w:p>
@@ -778,7 +924,21 @@
           <w:rPr>
             <w:rStyle w:val="Hyperlink"/>
           </w:rPr>
-          <w:t>(3) Matheus Battisti - Hora de Codar - YouTube</w:t>
+          <w:t xml:space="preserve">(3) Matheus Battisti - Hora de </w:t>
+        </w:r>
+        <w:proofErr w:type="spellStart"/>
+        <w:r>
+          <w:rPr>
+            <w:rStyle w:val="Hyperlink"/>
+          </w:rPr>
+          <w:t>Codar</w:t>
+        </w:r>
+        <w:proofErr w:type="spellEnd"/>
+        <w:r>
+          <w:rPr>
+            <w:rStyle w:val="Hyperlink"/>
+          </w:rPr>
+          <w:t xml:space="preserve"> - YouTube</w:t>
         </w:r>
       </w:hyperlink>
       <w:r>
@@ -837,13 +997,23 @@
         </w:rPr>
         <w:t>Entender o que acontece quando iniciamos um “</w:t>
       </w:r>
+      <w:proofErr w:type="spellStart"/>
       <w:r>
         <w:rPr>
           <w:rFonts w:ascii="Tenorite" w:hAnsi="Tenorite" w:cstheme="majorHAnsi"/>
           <w:i/>
           <w:iCs/>
         </w:rPr>
-        <w:t>creat React app</w:t>
+        <w:t>creat</w:t>
+      </w:r>
+      <w:proofErr w:type="spellEnd"/>
+      <w:r>
+        <w:rPr>
+          <w:rFonts w:ascii="Tenorite" w:hAnsi="Tenorite" w:cstheme="majorHAnsi"/>
+          <w:i/>
+          <w:iCs/>
+        </w:rPr>
+        <w:t xml:space="preserve"> React app</w:t>
       </w:r>
       <w:r>
         <w:rPr>
@@ -883,7 +1053,21 @@
         <w:rPr>
           <w:rFonts w:ascii="Tenorite" w:hAnsi="Tenorite" w:cstheme="majorHAnsi"/>
         </w:rPr>
-        <w:t xml:space="preserve">vamos entender de fato os fundamentos do React, o que realmente é importante saber para criar uma aplicação, sem isso vamos apenas estar programando sem entender oque está acontecendo na tela. </w:t>
+        <w:t xml:space="preserve">vamos entender de fato os fundamentos do React, o que realmente é importante saber para criar uma aplicação, sem isso vamos apenas estar programando sem entender </w:t>
+      </w:r>
+      <w:proofErr w:type="spellStart"/>
+      <w:r>
+        <w:rPr>
+          <w:rFonts w:ascii="Tenorite" w:hAnsi="Tenorite" w:cstheme="majorHAnsi"/>
+        </w:rPr>
+        <w:t>oque</w:t>
+      </w:r>
+      <w:proofErr w:type="spellEnd"/>
+      <w:r>
+        <w:rPr>
+          <w:rFonts w:ascii="Tenorite" w:hAnsi="Tenorite" w:cstheme="majorHAnsi"/>
+        </w:rPr>
+        <w:t xml:space="preserve"> está acontecendo na tela. </w:t>
       </w:r>
     </w:p>
     <w:p>
@@ -977,6 +1161,7 @@
         </w:rPr>
         <w:t xml:space="preserve">, </w:t>
       </w:r>
+      <w:proofErr w:type="spellStart"/>
       <w:r>
         <w:rPr>
           <w:rFonts w:ascii="Tenorite" w:hAnsi="Tenorite" w:cstheme="majorHAnsi"/>
@@ -985,6 +1170,7 @@
         </w:rPr>
         <w:t>Component</w:t>
       </w:r>
+      <w:proofErr w:type="spellEnd"/>
       <w:r>
         <w:rPr>
           <w:rFonts w:ascii="Tenorite" w:hAnsi="Tenorite" w:cstheme="majorHAnsi"/>
@@ -1003,7 +1189,21 @@
         <w:rPr>
           <w:rFonts w:ascii="Tenorite" w:hAnsi="Tenorite" w:cstheme="majorHAnsi"/>
         </w:rPr>
-        <w:t>. Vamos ver todas as maneira de utilizar um CSS dentro do React.</w:t>
+        <w:t xml:space="preserve">. Vamos ver </w:t>
+      </w:r>
+      <w:proofErr w:type="gramStart"/>
+      <w:r>
+        <w:rPr>
+          <w:rFonts w:ascii="Tenorite" w:hAnsi="Tenorite" w:cstheme="majorHAnsi"/>
+        </w:rPr>
+        <w:t>todas as maneira</w:t>
+      </w:r>
+      <w:proofErr w:type="gramEnd"/>
+      <w:r>
+        <w:rPr>
+          <w:rFonts w:ascii="Tenorite" w:hAnsi="Tenorite" w:cstheme="majorHAnsi"/>
+        </w:rPr>
+        <w:t xml:space="preserve"> de utilizar um CSS dentro do React.</w:t>
       </w:r>
     </w:p>
     <w:p>
@@ -1031,7 +1231,23 @@
         <w:rPr>
           <w:rFonts w:ascii="Tenorite" w:hAnsi="Tenorite" w:cstheme="majorHAnsi"/>
         </w:rPr>
-        <w:t xml:space="preserve">: vamos ter uma noção de como que funciona o formulário, sendo ele uma pagina de login, ou de algum tipo de cadastro. Não vamos estar de fato nos comunicando com uma API ainda, mas é um tópico importante de ser </w:t>
+        <w:t xml:space="preserve">: vamos ter uma noção de como que funciona o formulário, sendo ele uma </w:t>
+      </w:r>
+      <w:proofErr w:type="spellStart"/>
+      <w:proofErr w:type="gramStart"/>
+      <w:r>
+        <w:rPr>
+          <w:rFonts w:ascii="Tenorite" w:hAnsi="Tenorite" w:cstheme="majorHAnsi"/>
+        </w:rPr>
+        <w:t>pagina</w:t>
+      </w:r>
+      <w:proofErr w:type="spellEnd"/>
+      <w:proofErr w:type="gramEnd"/>
+      <w:r>
+        <w:rPr>
+          <w:rFonts w:ascii="Tenorite" w:hAnsi="Tenorite" w:cstheme="majorHAnsi"/>
+        </w:rPr>
+        <w:t xml:space="preserve"> de login, ou de algum tipo de cadastro. Não vamos estar de fato nos comunicando com uma API ainda, mas é um tópico importante de ser </w:t>
       </w:r>
       <w:r>
         <w:rPr>
@@ -1060,13 +1276,45 @@
           <w:b/>
           <w:bCs/>
         </w:rPr>
-        <w:t>Projeto Secret Word</w:t>
-      </w:r>
-      <w:r>
-        <w:rPr>
-          <w:rFonts w:ascii="Tenorite" w:hAnsi="Tenorite" w:cstheme="majorHAnsi"/>
-        </w:rPr>
-        <w:t xml:space="preserve">: aqui vamos fechar o siclo do que vimos até agora, não vamos estar de fato criando uma aplicação, pois faltam muitos passos a serem dados, mas oque vimos aqui até agora é sim o suficiente para </w:t>
+        <w:t xml:space="preserve">Projeto </w:t>
+      </w:r>
+      <w:proofErr w:type="spellStart"/>
+      <w:r>
+        <w:rPr>
+          <w:rFonts w:ascii="Tenorite" w:hAnsi="Tenorite" w:cstheme="majorHAnsi"/>
+          <w:b/>
+          <w:bCs/>
+        </w:rPr>
+        <w:t>Secret</w:t>
+      </w:r>
+      <w:proofErr w:type="spellEnd"/>
+      <w:r>
+        <w:rPr>
+          <w:rFonts w:ascii="Tenorite" w:hAnsi="Tenorite" w:cstheme="majorHAnsi"/>
+          <w:b/>
+          <w:bCs/>
+        </w:rPr>
+        <w:t xml:space="preserve"> Word</w:t>
+      </w:r>
+      <w:r>
+        <w:rPr>
+          <w:rFonts w:ascii="Tenorite" w:hAnsi="Tenorite" w:cstheme="majorHAnsi"/>
+        </w:rPr>
+        <w:t xml:space="preserve">: aqui vamos fechar o siclo do que vimos até agora, não vamos estar de fato criando uma aplicação, pois faltam muitos passos a serem dados, mas </w:t>
+      </w:r>
+      <w:proofErr w:type="spellStart"/>
+      <w:r>
+        <w:rPr>
+          <w:rFonts w:ascii="Tenorite" w:hAnsi="Tenorite" w:cstheme="majorHAnsi"/>
+        </w:rPr>
+        <w:t>oque</w:t>
+      </w:r>
+      <w:proofErr w:type="spellEnd"/>
+      <w:r>
+        <w:rPr>
+          <w:rFonts w:ascii="Tenorite" w:hAnsi="Tenorite" w:cstheme="majorHAnsi"/>
+        </w:rPr>
+        <w:t xml:space="preserve"> vimos aqui até agora é sim o suficiente para </w:t>
       </w:r>
       <w:r>
         <w:rPr>
@@ -1186,8 +1434,18 @@
           <w:b/>
           <w:bCs/>
         </w:rPr>
-        <w:t xml:space="preserve"> Router</w:t>
-      </w:r>
+        <w:t xml:space="preserve"> </w:t>
+      </w:r>
+      <w:proofErr w:type="spellStart"/>
+      <w:r>
+        <w:rPr>
+          <w:rFonts w:ascii="Tenorite" w:hAnsi="Tenorite" w:cstheme="majorHAnsi"/>
+          <w:b/>
+          <w:bCs/>
+        </w:rPr>
+        <w:t>Router</w:t>
+      </w:r>
+      <w:proofErr w:type="spellEnd"/>
       <w:r>
         <w:rPr>
           <w:rFonts w:ascii="Tenorite" w:hAnsi="Tenorite" w:cstheme="majorHAnsi"/>
@@ -1200,6 +1458,7 @@
         </w:rPr>
         <w:t xml:space="preserve"> o React </w:t>
       </w:r>
+      <w:proofErr w:type="spellStart"/>
       <w:r>
         <w:rPr>
           <w:rFonts w:ascii="Tenorite" w:hAnsi="Tenorite" w:cstheme="majorHAnsi"/>
@@ -1210,13 +1469,32 @@
         <w:rPr>
           <w:rFonts w:ascii="Tenorite" w:hAnsi="Tenorite" w:cstheme="majorHAnsi"/>
         </w:rPr>
-        <w:t>outer é uma bibli</w:t>
-      </w:r>
-      <w:r>
-        <w:rPr>
-          <w:rFonts w:ascii="Tenorite" w:hAnsi="Tenorite" w:cstheme="majorHAnsi"/>
-        </w:rPr>
-        <w:t>oteca React, que nos permite que criar uma aplicação de múltiplas paginas que é fundamental par aos dias de hoje</w:t>
+        <w:t>outer</w:t>
+      </w:r>
+      <w:proofErr w:type="spellEnd"/>
+      <w:r>
+        <w:rPr>
+          <w:rFonts w:ascii="Tenorite" w:hAnsi="Tenorite" w:cstheme="majorHAnsi"/>
+        </w:rPr>
+        <w:t xml:space="preserve"> é uma bibli</w:t>
+      </w:r>
+      <w:r>
+        <w:rPr>
+          <w:rFonts w:ascii="Tenorite" w:hAnsi="Tenorite" w:cstheme="majorHAnsi"/>
+        </w:rPr>
+        <w:t xml:space="preserve">oteca React, que nos permite que criar uma aplicação de múltiplas </w:t>
+      </w:r>
+      <w:r>
+        <w:rPr>
+          <w:rFonts w:ascii="Tenorite" w:hAnsi="Tenorite" w:cstheme="majorHAnsi"/>
+        </w:rPr>
+        <w:t>páginas</w:t>
+      </w:r>
+      <w:r>
+        <w:rPr>
+          <w:rFonts w:ascii="Tenorite" w:hAnsi="Tenorite" w:cstheme="majorHAnsi"/>
+        </w:rPr>
+        <w:t xml:space="preserve"> que é fundamental par aos dias de hoje</w:t>
       </w:r>
       <w:r>
         <w:rPr>
@@ -1238,13 +1516,23 @@
           <w:rFonts w:ascii="Tenorite" w:hAnsi="Tenorite" w:cstheme="majorHAnsi"/>
         </w:rPr>
       </w:pPr>
-      <w:r>
-        <w:rPr>
-          <w:rFonts w:ascii="Tenorite" w:hAnsi="Tenorite" w:cstheme="majorHAnsi"/>
-          <w:b/>
-          <w:bCs/>
-        </w:rPr>
-        <w:t>Context API</w:t>
+      <w:proofErr w:type="spellStart"/>
+      <w:r>
+        <w:rPr>
+          <w:rFonts w:ascii="Tenorite" w:hAnsi="Tenorite" w:cstheme="majorHAnsi"/>
+          <w:b/>
+          <w:bCs/>
+        </w:rPr>
+        <w:t>Context</w:t>
+      </w:r>
+      <w:proofErr w:type="spellEnd"/>
+      <w:r>
+        <w:rPr>
+          <w:rFonts w:ascii="Tenorite" w:hAnsi="Tenorite" w:cstheme="majorHAnsi"/>
+          <w:b/>
+          <w:bCs/>
+        </w:rPr>
+        <w:t xml:space="preserve"> API</w:t>
       </w:r>
       <w:r>
         <w:rPr>
@@ -1262,7 +1550,19 @@
         <w:rPr>
           <w:rFonts w:ascii="Tenorite" w:hAnsi="Tenorite" w:cstheme="majorHAnsi"/>
         </w:rPr>
-        <w:t xml:space="preserve"> logado, ou seja, o contexto é que o usuário está logado e ele poderia ver um determinada tela, e outra tela para o usuário que dentro do contexto não </w:t>
+        <w:t xml:space="preserve"> logado, ou seja, o contexto é que o usuário está logado e ele poderia ver </w:t>
+      </w:r>
+      <w:r>
+        <w:rPr>
+          <w:rFonts w:ascii="Tenorite" w:hAnsi="Tenorite" w:cstheme="majorHAnsi"/>
+        </w:rPr>
+        <w:t>uma determinada tela</w:t>
+      </w:r>
+      <w:r>
+        <w:rPr>
+          <w:rFonts w:ascii="Tenorite" w:hAnsi="Tenorite" w:cstheme="majorHAnsi"/>
+        </w:rPr>
+        <w:t xml:space="preserve">, e outra tela para o usuário que dentro do contexto não </w:t>
       </w:r>
       <w:r>
         <w:rPr>
@@ -1296,8 +1596,18 @@
           <w:b/>
           <w:bCs/>
         </w:rPr>
-        <w:t>Projeto MiniBlog</w:t>
-      </w:r>
+        <w:t xml:space="preserve">Projeto </w:t>
+      </w:r>
+      <w:proofErr w:type="spellStart"/>
+      <w:r>
+        <w:rPr>
+          <w:rFonts w:ascii="Tenorite" w:hAnsi="Tenorite" w:cstheme="majorHAnsi"/>
+          <w:b/>
+          <w:bCs/>
+        </w:rPr>
+        <w:t>MiniBlog</w:t>
+      </w:r>
+      <w:proofErr w:type="spellEnd"/>
       <w:r>
         <w:rPr>
           <w:rFonts w:ascii="Tenorite" w:hAnsi="Tenorite" w:cstheme="majorHAnsi"/>
@@ -1322,7 +1632,21 @@
         <w:rPr>
           <w:rFonts w:ascii="Tenorite" w:hAnsi="Tenorite" w:cstheme="majorHAnsi"/>
         </w:rPr>
-        <w:t xml:space="preserve">, e também a ver um pouco mais de banco de dados com o </w:t>
+        <w:t xml:space="preserve">, </w:t>
+      </w:r>
+      <w:proofErr w:type="gramStart"/>
+      <w:r>
+        <w:rPr>
+          <w:rFonts w:ascii="Tenorite" w:hAnsi="Tenorite" w:cstheme="majorHAnsi"/>
+        </w:rPr>
+        <w:t>e também</w:t>
+      </w:r>
+      <w:proofErr w:type="gramEnd"/>
+      <w:r>
+        <w:rPr>
+          <w:rFonts w:ascii="Tenorite" w:hAnsi="Tenorite" w:cstheme="majorHAnsi"/>
+        </w:rPr>
+        <w:t xml:space="preserve"> a ver um pouco mais de banco de dados com o </w:t>
       </w:r>
       <w:r>
         <w:rPr>
@@ -1337,7 +1661,35 @@
         <w:rPr>
           <w:rFonts w:ascii="Tenorite" w:hAnsi="Tenorite" w:cstheme="majorHAnsi"/>
         </w:rPr>
-        <w:t>. E vamos ver outras ações interessantes de se fazer em um projeto de fato voltado para a web, como Hooks, Router, Autenticação e entre outros.</w:t>
+        <w:t xml:space="preserve">. E vamos ver outras ações interessantes de se fazer em um projeto de fato voltado para a web, como </w:t>
+      </w:r>
+      <w:proofErr w:type="spellStart"/>
+      <w:r>
+        <w:rPr>
+          <w:rFonts w:ascii="Tenorite" w:hAnsi="Tenorite" w:cstheme="majorHAnsi"/>
+        </w:rPr>
+        <w:t>Hooks</w:t>
+      </w:r>
+      <w:proofErr w:type="spellEnd"/>
+      <w:r>
+        <w:rPr>
+          <w:rFonts w:ascii="Tenorite" w:hAnsi="Tenorite" w:cstheme="majorHAnsi"/>
+        </w:rPr>
+        <w:t xml:space="preserve">, </w:t>
+      </w:r>
+      <w:proofErr w:type="spellStart"/>
+      <w:r>
+        <w:rPr>
+          <w:rFonts w:ascii="Tenorite" w:hAnsi="Tenorite" w:cstheme="majorHAnsi"/>
+        </w:rPr>
+        <w:t>Router</w:t>
+      </w:r>
+      <w:proofErr w:type="spellEnd"/>
+      <w:r>
+        <w:rPr>
+          <w:rFonts w:ascii="Tenorite" w:hAnsi="Tenorite" w:cstheme="majorHAnsi"/>
+        </w:rPr>
+        <w:t>, Autenticação e entre outros.</w:t>
       </w:r>
     </w:p>
     <w:p>
@@ -1359,7 +1711,25 @@
           <w:b/>
           <w:bCs/>
         </w:rPr>
-        <w:t xml:space="preserve">Entenda os Hooks em </w:t>
+        <w:t xml:space="preserve">Entenda os </w:t>
+      </w:r>
+      <w:proofErr w:type="spellStart"/>
+      <w:r>
+        <w:rPr>
+          <w:rFonts w:ascii="Tenorite" w:hAnsi="Tenorite" w:cstheme="majorHAnsi"/>
+          <w:b/>
+          <w:bCs/>
+        </w:rPr>
+        <w:t>Hooks</w:t>
+      </w:r>
+      <w:proofErr w:type="spellEnd"/>
+      <w:r>
+        <w:rPr>
+          <w:rFonts w:ascii="Tenorite" w:hAnsi="Tenorite" w:cstheme="majorHAnsi"/>
+          <w:b/>
+          <w:bCs/>
+        </w:rPr>
+        <w:t xml:space="preserve"> em </w:t>
       </w:r>
       <w:r>
         <w:rPr>
@@ -1380,7 +1750,35 @@
         <w:rPr>
           <w:rFonts w:ascii="Tenorite" w:hAnsi="Tenorite" w:cstheme="majorHAnsi"/>
         </w:rPr>
-        <w:t xml:space="preserve"> logo do projeto vamos ver vários Hooks, porém foi criado esse tópico para ser tratado de forma isolada e assim se entende como que de fato os Hooks são.</w:t>
+        <w:t xml:space="preserve"> logo do projeto vamos ver vários </w:t>
+      </w:r>
+      <w:proofErr w:type="spellStart"/>
+      <w:r>
+        <w:rPr>
+          <w:rFonts w:ascii="Tenorite" w:hAnsi="Tenorite" w:cstheme="majorHAnsi"/>
+        </w:rPr>
+        <w:t>Hooks</w:t>
+      </w:r>
+      <w:proofErr w:type="spellEnd"/>
+      <w:r>
+        <w:rPr>
+          <w:rFonts w:ascii="Tenorite" w:hAnsi="Tenorite" w:cstheme="majorHAnsi"/>
+        </w:rPr>
+        <w:t xml:space="preserve">, porém foi criado esse tópico para ser tratado de forma isolada e assim se entende como que de fato os </w:t>
+      </w:r>
+      <w:proofErr w:type="spellStart"/>
+      <w:r>
+        <w:rPr>
+          <w:rFonts w:ascii="Tenorite" w:hAnsi="Tenorite" w:cstheme="majorHAnsi"/>
+        </w:rPr>
+        <w:t>Hooks</w:t>
+      </w:r>
+      <w:proofErr w:type="spellEnd"/>
+      <w:r>
+        <w:rPr>
+          <w:rFonts w:ascii="Tenorite" w:hAnsi="Tenorite" w:cstheme="majorHAnsi"/>
+        </w:rPr>
+        <w:t xml:space="preserve"> são.</w:t>
       </w:r>
     </w:p>
     <w:p>
@@ -1402,8 +1800,18 @@
           <w:b/>
           <w:bCs/>
         </w:rPr>
-        <w:t>Projeto ReactGram</w:t>
-      </w:r>
+        <w:t xml:space="preserve">Projeto </w:t>
+      </w:r>
+      <w:proofErr w:type="spellStart"/>
+      <w:r>
+        <w:rPr>
+          <w:rFonts w:ascii="Tenorite" w:hAnsi="Tenorite" w:cstheme="majorHAnsi"/>
+          <w:b/>
+          <w:bCs/>
+        </w:rPr>
+        <w:t>ReactGram</w:t>
+      </w:r>
+      <w:proofErr w:type="spellEnd"/>
       <w:r>
         <w:rPr>
           <w:rFonts w:ascii="Tenorite" w:hAnsi="Tenorite" w:cstheme="majorHAnsi"/>
@@ -1452,6 +1860,7 @@
         </w:rPr>
         <w:t xml:space="preserve">, </w:t>
       </w:r>
+      <w:proofErr w:type="spellStart"/>
       <w:r>
         <w:rPr>
           <w:rFonts w:ascii="Tenorite" w:hAnsi="Tenorite" w:cstheme="majorHAnsi"/>
@@ -1461,12 +1870,14 @@
         </w:rPr>
         <w:t>MongoDB</w:t>
       </w:r>
+      <w:proofErr w:type="spellEnd"/>
       <w:r>
         <w:rPr>
           <w:rFonts w:ascii="Tenorite" w:hAnsi="Tenorite" w:cstheme="majorHAnsi"/>
         </w:rPr>
         <w:t xml:space="preserve">, </w:t>
       </w:r>
+      <w:proofErr w:type="spellStart"/>
       <w:r>
         <w:rPr>
           <w:rFonts w:ascii="Tenorite" w:hAnsi="Tenorite" w:cstheme="majorHAnsi"/>
@@ -1476,12 +1887,14 @@
         </w:rPr>
         <w:t>Mongoose</w:t>
       </w:r>
+      <w:proofErr w:type="spellEnd"/>
       <w:r>
         <w:rPr>
           <w:rFonts w:ascii="Tenorite" w:hAnsi="Tenorite" w:cstheme="majorHAnsi"/>
         </w:rPr>
         <w:t xml:space="preserve">, </w:t>
       </w:r>
+      <w:proofErr w:type="spellStart"/>
       <w:r>
         <w:rPr>
           <w:rFonts w:ascii="Tenorite" w:hAnsi="Tenorite" w:cstheme="majorHAnsi"/>
@@ -1491,6 +1904,7 @@
         </w:rPr>
         <w:t>MongoDB</w:t>
       </w:r>
+      <w:proofErr w:type="spellEnd"/>
       <w:r>
         <w:rPr>
           <w:rFonts w:ascii="Tenorite" w:hAnsi="Tenorite" w:cstheme="majorHAnsi"/>
@@ -1510,7 +1924,49 @@
         <w:rPr>
           <w:rFonts w:ascii="Tenorite" w:hAnsi="Tenorite" w:cstheme="majorHAnsi"/>
         </w:rPr>
-        <w:t>, Autenticação, Router, Hooks, Redux e muito mais.</w:t>
+        <w:t xml:space="preserve">, Autenticação, </w:t>
+      </w:r>
+      <w:proofErr w:type="spellStart"/>
+      <w:r>
+        <w:rPr>
+          <w:rFonts w:ascii="Tenorite" w:hAnsi="Tenorite" w:cstheme="majorHAnsi"/>
+        </w:rPr>
+        <w:t>Router</w:t>
+      </w:r>
+      <w:proofErr w:type="spellEnd"/>
+      <w:r>
+        <w:rPr>
+          <w:rFonts w:ascii="Tenorite" w:hAnsi="Tenorite" w:cstheme="majorHAnsi"/>
+        </w:rPr>
+        <w:t xml:space="preserve">, </w:t>
+      </w:r>
+      <w:proofErr w:type="spellStart"/>
+      <w:r>
+        <w:rPr>
+          <w:rFonts w:ascii="Tenorite" w:hAnsi="Tenorite" w:cstheme="majorHAnsi"/>
+        </w:rPr>
+        <w:t>Hooks</w:t>
+      </w:r>
+      <w:proofErr w:type="spellEnd"/>
+      <w:r>
+        <w:rPr>
+          <w:rFonts w:ascii="Tenorite" w:hAnsi="Tenorite" w:cstheme="majorHAnsi"/>
+        </w:rPr>
+        <w:t xml:space="preserve">, </w:t>
+      </w:r>
+      <w:proofErr w:type="spellStart"/>
+      <w:r>
+        <w:rPr>
+          <w:rFonts w:ascii="Tenorite" w:hAnsi="Tenorite" w:cstheme="majorHAnsi"/>
+        </w:rPr>
+        <w:t>Redux</w:t>
+      </w:r>
+      <w:proofErr w:type="spellEnd"/>
+      <w:r>
+        <w:rPr>
+          <w:rFonts w:ascii="Tenorite" w:hAnsi="Tenorite" w:cstheme="majorHAnsi"/>
+        </w:rPr>
+        <w:t xml:space="preserve"> e muito mais.</w:t>
       </w:r>
     </w:p>
     <w:p>
@@ -1591,14 +2047,25 @@
           <w:b/>
           <w:bCs/>
         </w:rPr>
-        <w:t>Introdução a API’s</w:t>
-      </w:r>
+        <w:t xml:space="preserve">Introdução a </w:t>
+      </w:r>
+      <w:proofErr w:type="spellStart"/>
+      <w:r>
+        <w:rPr>
+          <w:rFonts w:ascii="Tenorite" w:hAnsi="Tenorite" w:cstheme="majorHAnsi"/>
+          <w:b/>
+          <w:bCs/>
+        </w:rPr>
+        <w:t>API’s</w:t>
+      </w:r>
+      <w:proofErr w:type="spellEnd"/>
       <w:r>
         <w:rPr>
           <w:rFonts w:ascii="Tenorite" w:hAnsi="Tenorite" w:cstheme="majorHAnsi"/>
         </w:rPr>
         <w:t xml:space="preserve">: aprender a utilizar o </w:t>
       </w:r>
+      <w:proofErr w:type="spellStart"/>
       <w:r>
         <w:rPr>
           <w:rFonts w:ascii="Tenorite" w:hAnsi="Tenorite" w:cstheme="majorHAnsi"/>
@@ -1608,6 +2075,7 @@
         </w:rPr>
         <w:t>Postman</w:t>
       </w:r>
+      <w:proofErr w:type="spellEnd"/>
       <w:r>
         <w:rPr>
           <w:rFonts w:ascii="Tenorite" w:hAnsi="Tenorite" w:cstheme="majorHAnsi"/>
@@ -1673,6 +2141,7 @@
         </w:rPr>
         <w:t xml:space="preserve">React com </w:t>
       </w:r>
+      <w:proofErr w:type="gramStart"/>
       <w:r>
         <w:rPr>
           <w:rFonts w:ascii="Tenorite" w:hAnsi="Tenorite" w:cstheme="majorHAnsi"/>
@@ -1692,7 +2161,14 @@
         <w:rPr>
           <w:rFonts w:ascii="Tenorite" w:hAnsi="Tenorite" w:cstheme="majorHAnsi"/>
         </w:rPr>
-        <w:t xml:space="preserve">: uma introdução </w:t>
+        <w:t>:</w:t>
+      </w:r>
+      <w:proofErr w:type="gramEnd"/>
+      <w:r>
+        <w:rPr>
+          <w:rFonts w:ascii="Tenorite" w:hAnsi="Tenorite" w:cstheme="majorHAnsi"/>
+        </w:rPr>
+        <w:t xml:space="preserve"> uma introdução </w:t>
       </w:r>
       <w:r>
         <w:rPr>
@@ -2193,8 +2669,18 @@
           <w:i/>
           <w:iCs/>
         </w:rPr>
-        <w:t>Single Page Aplication</w:t>
-      </w:r>
+        <w:t xml:space="preserve">Single Page </w:t>
+      </w:r>
+      <w:proofErr w:type="spellStart"/>
+      <w:r>
+        <w:rPr>
+          <w:rFonts w:ascii="Tenorite" w:hAnsi="Tenorite" w:cstheme="majorHAnsi"/>
+          <w:i/>
+          <w:iCs/>
+        </w:rPr>
+        <w:t>Aplication</w:t>
+      </w:r>
+      <w:proofErr w:type="spellEnd"/>
       <w:r>
         <w:rPr>
           <w:rFonts w:ascii="Tenorite" w:hAnsi="Tenorite" w:cstheme="majorHAnsi"/>
@@ -2246,7 +2732,21 @@
         <w:rPr>
           <w:rFonts w:ascii="Tenorite" w:hAnsi="Tenorite" w:cstheme="majorHAnsi"/>
         </w:rPr>
-        <w:t xml:space="preserve">a barra de menu, outro para o footer e outro para o card do produto. </w:t>
+        <w:t xml:space="preserve">a barra de menu, outro para o </w:t>
+      </w:r>
+      <w:proofErr w:type="spellStart"/>
+      <w:r>
+        <w:rPr>
+          <w:rFonts w:ascii="Tenorite" w:hAnsi="Tenorite" w:cstheme="majorHAnsi"/>
+        </w:rPr>
+        <w:t>footer</w:t>
+      </w:r>
+      <w:proofErr w:type="spellEnd"/>
+      <w:r>
+        <w:rPr>
+          <w:rFonts w:ascii="Tenorite" w:hAnsi="Tenorite" w:cstheme="majorHAnsi"/>
+        </w:rPr>
+        <w:t xml:space="preserve"> e outro para o card do produto. </w:t>
       </w:r>
     </w:p>
     <w:p>
@@ -2262,7 +2762,23 @@
         <w:rPr>
           <w:rFonts w:ascii="Tenorite" w:hAnsi="Tenorite" w:cstheme="majorHAnsi"/>
         </w:rPr>
-        <w:t xml:space="preserve">A sacada aqui é que, imaginamos um site de e-comerce, aonde na pagina de categorias eu tenho um card para o produto, na home eu tenho um card do mesmo produto e em outra tela eu tenha o mesmo card do mesmo produto, com componentes eu posso reaproveitar o mesmo card em todas as telas, sem a necessidade de precisar ficar </w:t>
+        <w:t xml:space="preserve">A sacada aqui é que, imaginamos um site de e-comerce, aonde na </w:t>
+      </w:r>
+      <w:proofErr w:type="spellStart"/>
+      <w:proofErr w:type="gramStart"/>
+      <w:r>
+        <w:rPr>
+          <w:rFonts w:ascii="Tenorite" w:hAnsi="Tenorite" w:cstheme="majorHAnsi"/>
+        </w:rPr>
+        <w:t>pagina</w:t>
+      </w:r>
+      <w:proofErr w:type="spellEnd"/>
+      <w:proofErr w:type="gramEnd"/>
+      <w:r>
+        <w:rPr>
+          <w:rFonts w:ascii="Tenorite" w:hAnsi="Tenorite" w:cstheme="majorHAnsi"/>
+        </w:rPr>
+        <w:t xml:space="preserve"> de categorias eu tenho um card para o produto, na home eu tenho um card do mesmo produto e em outra tela eu tenha o mesmo card do mesmo produto, com componentes eu posso reaproveitar o mesmo card em todas as telas, sem a necessidade de precisar ficar </w:t>
       </w:r>
       <w:r>
         <w:rPr>
@@ -2393,7 +2909,21 @@
         <w:rPr>
           <w:rFonts w:ascii="Tenorite" w:hAnsi="Tenorite" w:cstheme="majorHAnsi"/>
         </w:rPr>
-        <w:t xml:space="preserve">Na próxima aula, vou aproveitar um material antigo, pois vou apenas demonstrar oque precisamos instalar para darmos continuidade no curso, são eles o </w:t>
+        <w:t xml:space="preserve">Na próxima aula, vou aproveitar um material antigo, pois vou apenas demonstrar </w:t>
+      </w:r>
+      <w:proofErr w:type="spellStart"/>
+      <w:r>
+        <w:rPr>
+          <w:rFonts w:ascii="Tenorite" w:hAnsi="Tenorite" w:cstheme="majorHAnsi"/>
+        </w:rPr>
+        <w:t>oque</w:t>
+      </w:r>
+      <w:proofErr w:type="spellEnd"/>
+      <w:r>
+        <w:rPr>
+          <w:rFonts w:ascii="Tenorite" w:hAnsi="Tenorite" w:cstheme="majorHAnsi"/>
+        </w:rPr>
+        <w:t xml:space="preserve"> precisamos instalar para darmos continuidade no curso, são eles o </w:t>
       </w:r>
       <w:r>
         <w:rPr>
@@ -2503,7 +3033,21 @@
         <w:rPr>
           <w:rFonts w:ascii="Tenorite" w:hAnsi="Tenorite" w:cstheme="majorHAnsi"/>
         </w:rPr>
-        <w:t xml:space="preserve">Vamos entender oque é, primeiramente o </w:t>
+        <w:t xml:space="preserve">Vamos entender </w:t>
+      </w:r>
+      <w:proofErr w:type="spellStart"/>
+      <w:r>
+        <w:rPr>
+          <w:rFonts w:ascii="Tenorite" w:hAnsi="Tenorite" w:cstheme="majorHAnsi"/>
+        </w:rPr>
+        <w:t>oque</w:t>
+      </w:r>
+      <w:proofErr w:type="spellEnd"/>
+      <w:r>
+        <w:rPr>
+          <w:rFonts w:ascii="Tenorite" w:hAnsi="Tenorite" w:cstheme="majorHAnsi"/>
+        </w:rPr>
+        <w:t xml:space="preserve"> é, primeiramente o </w:t>
       </w:r>
       <w:r>
         <w:rPr>
@@ -2530,13 +3074,27 @@
         <w:rPr>
           <w:rFonts w:ascii="Tenorite" w:hAnsi="Tenorite" w:cstheme="majorHAnsi"/>
         </w:rPr>
-        <w:t xml:space="preserve"> e </w:t>
-      </w:r>
-      <w:r>
-        <w:rPr>
-          <w:rFonts w:ascii="Tenorite" w:hAnsi="Tenorite" w:cstheme="majorHAnsi"/>
-        </w:rPr>
-        <w:t xml:space="preserve">também </w:t>
+        <w:t xml:space="preserve"> </w:t>
+      </w:r>
+      <w:proofErr w:type="gramStart"/>
+      <w:r>
+        <w:rPr>
+          <w:rFonts w:ascii="Tenorite" w:hAnsi="Tenorite" w:cstheme="majorHAnsi"/>
+        </w:rPr>
+        <w:t xml:space="preserve">e </w:t>
+      </w:r>
+      <w:r>
+        <w:rPr>
+          <w:rFonts w:ascii="Tenorite" w:hAnsi="Tenorite" w:cstheme="majorHAnsi"/>
+        </w:rPr>
+        <w:t>também</w:t>
+      </w:r>
+      <w:proofErr w:type="gramEnd"/>
+      <w:r>
+        <w:rPr>
+          <w:rFonts w:ascii="Tenorite" w:hAnsi="Tenorite" w:cstheme="majorHAnsi"/>
+        </w:rPr>
+        <w:t xml:space="preserve"> </w:t>
       </w:r>
       <w:r>
         <w:rPr>
@@ -2583,7 +3141,21 @@
         <w:rPr>
           <w:rFonts w:ascii="Tenorite" w:hAnsi="Tenorite" w:cstheme="majorHAnsi"/>
         </w:rPr>
-        <w:t xml:space="preserve"> é uma runtime de </w:t>
+        <w:t xml:space="preserve"> é uma </w:t>
+      </w:r>
+      <w:proofErr w:type="spellStart"/>
+      <w:r>
+        <w:rPr>
+          <w:rFonts w:ascii="Tenorite" w:hAnsi="Tenorite" w:cstheme="majorHAnsi"/>
+        </w:rPr>
+        <w:t>runtime</w:t>
+      </w:r>
+      <w:proofErr w:type="spellEnd"/>
+      <w:r>
+        <w:rPr>
+          <w:rFonts w:ascii="Tenorite" w:hAnsi="Tenorite" w:cstheme="majorHAnsi"/>
+        </w:rPr>
+        <w:t xml:space="preserve"> de </w:t>
       </w:r>
       <w:r>
         <w:rPr>
@@ -2707,8 +3279,19 @@
           <w:bCs/>
           <w:color w:val="74AA68"/>
         </w:rPr>
-        <w:t>V8 engine</w:t>
-      </w:r>
+        <w:t xml:space="preserve">V8 </w:t>
+      </w:r>
+      <w:proofErr w:type="spellStart"/>
+      <w:r>
+        <w:rPr>
+          <w:rFonts w:ascii="Tenorite" w:hAnsi="Tenorite" w:cstheme="majorHAnsi"/>
+          <w:b/>
+          <w:bCs/>
+          <w:color w:val="74AA68"/>
+        </w:rPr>
+        <w:t>engine</w:t>
+      </w:r>
+      <w:proofErr w:type="spellEnd"/>
       <w:r>
         <w:rPr>
           <w:rFonts w:ascii="Tenorite" w:hAnsi="Tenorite" w:cstheme="majorHAnsi"/>
@@ -2996,7 +3579,21 @@
         <w:rPr>
           <w:rFonts w:ascii="Tenorite" w:hAnsi="Tenorite" w:cstheme="majorHAnsi"/>
         </w:rPr>
-        <w:t xml:space="preserve">Temos que entender oque é </w:t>
+        <w:t xml:space="preserve">Temos que entender </w:t>
+      </w:r>
+      <w:proofErr w:type="spellStart"/>
+      <w:r>
+        <w:rPr>
+          <w:rFonts w:ascii="Tenorite" w:hAnsi="Tenorite" w:cstheme="majorHAnsi"/>
+        </w:rPr>
+        <w:t>oque</w:t>
+      </w:r>
+      <w:proofErr w:type="spellEnd"/>
+      <w:r>
+        <w:rPr>
+          <w:rFonts w:ascii="Tenorite" w:hAnsi="Tenorite" w:cstheme="majorHAnsi"/>
+        </w:rPr>
+        <w:t xml:space="preserve"> é </w:t>
       </w:r>
       <w:r>
         <w:rPr>
@@ -3229,11 +3826,19 @@
           <w:rFonts w:ascii="Tenorite" w:hAnsi="Tenorite" w:cstheme="majorHAnsi"/>
         </w:rPr>
       </w:pPr>
-      <w:r>
-        <w:rPr>
-          <w:rFonts w:ascii="Tenorite" w:hAnsi="Tenorite" w:cstheme="majorHAnsi"/>
-        </w:rPr>
-        <w:t xml:space="preserve">E também </w:t>
+      <w:proofErr w:type="gramStart"/>
+      <w:r>
+        <w:rPr>
+          <w:rFonts w:ascii="Tenorite" w:hAnsi="Tenorite" w:cstheme="majorHAnsi"/>
+        </w:rPr>
+        <w:t>E também</w:t>
+      </w:r>
+      <w:proofErr w:type="gramEnd"/>
+      <w:r>
+        <w:rPr>
+          <w:rFonts w:ascii="Tenorite" w:hAnsi="Tenorite" w:cstheme="majorHAnsi"/>
+        </w:rPr>
+        <w:t xml:space="preserve"> </w:t>
       </w:r>
       <w:r>
         <w:rPr>
@@ -3516,8 +4121,18 @@
           <w:b/>
           <w:bCs/>
         </w:rPr>
-        <w:t>.msi</w:t>
-      </w:r>
+        <w:t>.</w:t>
+      </w:r>
+      <w:proofErr w:type="spellStart"/>
+      <w:r>
+        <w:rPr>
+          <w:rFonts w:ascii="Tenorite" w:hAnsi="Tenorite"/>
+          <w:b/>
+          <w:bCs/>
+        </w:rPr>
+        <w:t>msi</w:t>
+      </w:r>
+      <w:proofErr w:type="spellEnd"/>
       <w:r>
         <w:rPr>
           <w:rFonts w:ascii="Tenorite" w:hAnsi="Tenorite"/>
@@ -3629,7 +4244,21 @@
         <w:rPr>
           <w:rFonts w:ascii="Tenorite" w:hAnsi="Tenorite" w:cstheme="majorHAnsi"/>
         </w:rPr>
-        <w:t xml:space="preserve">Que seria a versão “LTS”, uma versão boa para se trabalhar pelo ponto de vista do mercado de trabalho, já que é uma versão mais corrigida e estão longe de ter bugs. E temos a versão “current”, que nada mais é que a versão “beta” por assim dizer, essa </w:t>
+        <w:t>Que seria a versão “LTS”, uma versão boa para se trabalhar pelo ponto de vista do mercado de trabalho, já que é uma versão mais corrigida e estão longe de ter bugs. E temos a versão “</w:t>
+      </w:r>
+      <w:proofErr w:type="spellStart"/>
+      <w:r>
+        <w:rPr>
+          <w:rFonts w:ascii="Tenorite" w:hAnsi="Tenorite" w:cstheme="majorHAnsi"/>
+        </w:rPr>
+        <w:t>current</w:t>
+      </w:r>
+      <w:proofErr w:type="spellEnd"/>
+      <w:r>
+        <w:rPr>
+          <w:rFonts w:ascii="Tenorite" w:hAnsi="Tenorite" w:cstheme="majorHAnsi"/>
+        </w:rPr>
+        <w:t xml:space="preserve">”, que nada mais é que a versão “beta” por assim dizer, essa </w:t>
       </w:r>
       <w:r>
         <w:rPr>
@@ -3670,8 +4299,18 @@
           <w:b/>
           <w:bCs/>
         </w:rPr>
-        <w:t>.msi</w:t>
-      </w:r>
+        <w:t>.</w:t>
+      </w:r>
+      <w:proofErr w:type="spellStart"/>
+      <w:r>
+        <w:rPr>
+          <w:rFonts w:ascii="Tenorite" w:hAnsi="Tenorite" w:cstheme="majorHAnsi"/>
+          <w:b/>
+          <w:bCs/>
+        </w:rPr>
+        <w:t>msi</w:t>
+      </w:r>
+      <w:proofErr w:type="spellEnd"/>
       <w:r>
         <w:rPr>
           <w:rFonts w:ascii="Tenorite" w:hAnsi="Tenorite" w:cstheme="majorHAnsi"/>
@@ -4103,7 +4742,49 @@
         <w:rPr>
           <w:rFonts w:ascii="Tenorite" w:hAnsi="Tenorite" w:cstheme="majorHAnsi"/>
         </w:rPr>
-        <w:t>Seguindo o passo a passo para a intalação, vamos ir no botão iniciar do Windows e pesquisar por “PowerShell, que nada mais é do que um terminal que é melhor que o CMD</w:t>
+        <w:t xml:space="preserve">Seguindo o passo a passo para a </w:t>
+      </w:r>
+      <w:proofErr w:type="spellStart"/>
+      <w:r>
+        <w:rPr>
+          <w:rFonts w:ascii="Tenorite" w:hAnsi="Tenorite" w:cstheme="majorHAnsi"/>
+        </w:rPr>
+        <w:t>intalação</w:t>
+      </w:r>
+      <w:proofErr w:type="spellEnd"/>
+      <w:r>
+        <w:rPr>
+          <w:rFonts w:ascii="Tenorite" w:hAnsi="Tenorite" w:cstheme="majorHAnsi"/>
+        </w:rPr>
+        <w:t xml:space="preserve">, vamos ir </w:t>
+      </w:r>
+      <w:proofErr w:type="gramStart"/>
+      <w:r>
+        <w:rPr>
+          <w:rFonts w:ascii="Tenorite" w:hAnsi="Tenorite" w:cstheme="majorHAnsi"/>
+        </w:rPr>
+        <w:t>no</w:t>
+      </w:r>
+      <w:proofErr w:type="gramEnd"/>
+      <w:r>
+        <w:rPr>
+          <w:rFonts w:ascii="Tenorite" w:hAnsi="Tenorite" w:cstheme="majorHAnsi"/>
+        </w:rPr>
+        <w:t xml:space="preserve"> botão iniciar do Windows e pesquisar por “</w:t>
+      </w:r>
+      <w:proofErr w:type="spellStart"/>
+      <w:r>
+        <w:rPr>
+          <w:rFonts w:ascii="Tenorite" w:hAnsi="Tenorite" w:cstheme="majorHAnsi"/>
+        </w:rPr>
+        <w:t>PowerShell</w:t>
+      </w:r>
+      <w:proofErr w:type="spellEnd"/>
+      <w:r>
+        <w:rPr>
+          <w:rFonts w:ascii="Tenorite" w:hAnsi="Tenorite" w:cstheme="majorHAnsi"/>
+        </w:rPr>
+        <w:t>, que nada mais é do que um terminal que é melhor que o CMD</w:t>
       </w:r>
       <w:r>
         <w:rPr>
@@ -4188,7 +4869,21 @@
         <w:rPr>
           <w:rFonts w:ascii="Tenorite" w:hAnsi="Tenorite" w:cstheme="majorHAnsi"/>
         </w:rPr>
-        <w:t xml:space="preserve"> para verificarmos a versão do Node.js que instalamos esta correta</w:t>
+        <w:t xml:space="preserve"> para verificarmos a versão do Node.js que instalamos </w:t>
+      </w:r>
+      <w:proofErr w:type="spellStart"/>
+      <w:r>
+        <w:rPr>
+          <w:rFonts w:ascii="Tenorite" w:hAnsi="Tenorite" w:cstheme="majorHAnsi"/>
+        </w:rPr>
+        <w:t>esta</w:t>
+      </w:r>
+      <w:proofErr w:type="spellEnd"/>
+      <w:r>
+        <w:rPr>
+          <w:rFonts w:ascii="Tenorite" w:hAnsi="Tenorite" w:cstheme="majorHAnsi"/>
+        </w:rPr>
+        <w:t xml:space="preserve"> correta</w:t>
       </w:r>
     </w:p>
     <w:p>
@@ -4546,7 +5241,21 @@
         <w:rPr>
           <w:rFonts w:ascii="Tenorite" w:hAnsi="Tenorite" w:cstheme="majorHAnsi"/>
         </w:rPr>
-        <w:t xml:space="preserve"> e verificar como está o link para acesso a pasta do NPM em sua máquina. Um erro comum também pode estar ligado ao PowerShell, visto que em algumas ocasiões o CMD pode executar as mesmas linhas que testamos agora e carregar as informações normalmente.</w:t>
+        <w:t xml:space="preserve"> e verificar como está o link para acesso a pasta do NPM em sua máquina. Um erro comum também pode estar ligado ao </w:t>
+      </w:r>
+      <w:proofErr w:type="spellStart"/>
+      <w:r>
+        <w:rPr>
+          <w:rFonts w:ascii="Tenorite" w:hAnsi="Tenorite" w:cstheme="majorHAnsi"/>
+        </w:rPr>
+        <w:t>PowerShell</w:t>
+      </w:r>
+      <w:proofErr w:type="spellEnd"/>
+      <w:r>
+        <w:rPr>
+          <w:rFonts w:ascii="Tenorite" w:hAnsi="Tenorite" w:cstheme="majorHAnsi"/>
+        </w:rPr>
+        <w:t>, visto que em algumas ocasiões o CMD pode executar as mesmas linhas que testamos agora e carregar as informações normalmente.</w:t>
       </w:r>
     </w:p>
     <w:p>
@@ -5203,13 +5912,23 @@
         </w:rPr>
         <w:t xml:space="preserve">Temos aqui três comandos, o primeiro </w:t>
       </w:r>
-      <w:r>
-        <w:rPr>
-          <w:rFonts w:ascii="Tenorite" w:hAnsi="Tenorite" w:cstheme="majorHAnsi"/>
-          <w:b/>
-          <w:bCs/>
-        </w:rPr>
-        <w:t>cd hello-word</w:t>
+      <w:proofErr w:type="spellStart"/>
+      <w:r>
+        <w:rPr>
+          <w:rFonts w:ascii="Tenorite" w:hAnsi="Tenorite" w:cstheme="majorHAnsi"/>
+          <w:b/>
+          <w:bCs/>
+        </w:rPr>
+        <w:t>cd</w:t>
+      </w:r>
+      <w:proofErr w:type="spellEnd"/>
+      <w:r>
+        <w:rPr>
+          <w:rFonts w:ascii="Tenorite" w:hAnsi="Tenorite" w:cstheme="majorHAnsi"/>
+          <w:b/>
+          <w:bCs/>
+        </w:rPr>
+        <w:t xml:space="preserve"> hello-word</w:t>
       </w:r>
       <w:r>
         <w:rPr>
@@ -6019,6 +6738,7 @@
         </w:rPr>
         <w:t>: onde as dependências do projeto ficam. Não é uma pasta que iremos alterar, mas sempre que instalarmos um pacote novo para a nossa aplicação, é aqui que ele irá ficar e por último o arquivo “</w:t>
       </w:r>
+      <w:proofErr w:type="spellStart"/>
       <w:r>
         <w:rPr>
           <w:rFonts w:ascii="Tenorite" w:hAnsi="Tenorite" w:cstheme="majorHAnsi"/>
@@ -6026,8 +6746,20 @@
           <w:i/>
           <w:iCs/>
         </w:rPr>
-        <w:t>package-lock.json</w:t>
-      </w:r>
+        <w:t>package-</w:t>
+      </w:r>
+      <w:proofErr w:type="gramStart"/>
+      <w:r>
+        <w:rPr>
+          <w:rFonts w:ascii="Tenorite" w:hAnsi="Tenorite" w:cstheme="majorHAnsi"/>
+          <w:bCs/>
+          <w:i/>
+          <w:iCs/>
+        </w:rPr>
+        <w:t>lock.json</w:t>
+      </w:r>
+      <w:proofErr w:type="spellEnd"/>
+      <w:proofErr w:type="gramEnd"/>
       <w:r>
         <w:rPr>
           <w:rFonts w:ascii="Tenorite" w:hAnsi="Tenorite" w:cstheme="majorHAnsi"/>
@@ -6068,6 +6800,7 @@
           <w:bCs/>
         </w:rPr>
       </w:pPr>
+      <w:proofErr w:type="spellStart"/>
       <w:r>
         <w:rPr>
           <w:rFonts w:ascii="Tenorite" w:hAnsi="Tenorite" w:cstheme="majorHAnsi"/>
@@ -6075,12 +6808,29 @@
         </w:rPr>
         <w:t>Public</w:t>
       </w:r>
-      <w:r>
-        <w:rPr>
-          <w:rFonts w:ascii="Tenorite" w:hAnsi="Tenorite" w:cstheme="majorHAnsi"/>
-          <w:bCs/>
-        </w:rPr>
-        <w:t xml:space="preserve">: Assets estáticos e HTML de inicialização. Podemos por exemplo, </w:t>
+      <w:proofErr w:type="spellEnd"/>
+      <w:r>
+        <w:rPr>
+          <w:rFonts w:ascii="Tenorite" w:hAnsi="Tenorite" w:cstheme="majorHAnsi"/>
+          <w:bCs/>
+        </w:rPr>
+        <w:t xml:space="preserve">: </w:t>
+      </w:r>
+      <w:proofErr w:type="spellStart"/>
+      <w:r>
+        <w:rPr>
+          <w:rFonts w:ascii="Tenorite" w:hAnsi="Tenorite" w:cstheme="majorHAnsi"/>
+          <w:bCs/>
+        </w:rPr>
+        <w:t>Assets</w:t>
+      </w:r>
+      <w:proofErr w:type="spellEnd"/>
+      <w:r>
+        <w:rPr>
+          <w:rFonts w:ascii="Tenorite" w:hAnsi="Tenorite" w:cstheme="majorHAnsi"/>
+          <w:bCs/>
+        </w:rPr>
+        <w:t xml:space="preserve"> estáticos e HTML de inicialização. Podemos por exemplo, </w:t>
       </w:r>
       <w:r>
         <w:rPr>
@@ -6094,7 +6844,55 @@
           <w:rFonts w:ascii="Tenorite" w:hAnsi="Tenorite" w:cstheme="majorHAnsi"/>
           <w:bCs/>
         </w:rPr>
-        <w:t xml:space="preserve"> o favicon ou mudar o html inicial para alterar o title da página.</w:t>
+        <w:t xml:space="preserve"> o </w:t>
+      </w:r>
+      <w:proofErr w:type="spellStart"/>
+      <w:r>
+        <w:rPr>
+          <w:rFonts w:ascii="Tenorite" w:hAnsi="Tenorite" w:cstheme="majorHAnsi"/>
+          <w:bCs/>
+        </w:rPr>
+        <w:t>favicon</w:t>
+      </w:r>
+      <w:proofErr w:type="spellEnd"/>
+      <w:r>
+        <w:rPr>
+          <w:rFonts w:ascii="Tenorite" w:hAnsi="Tenorite" w:cstheme="majorHAnsi"/>
+          <w:bCs/>
+        </w:rPr>
+        <w:t xml:space="preserve"> ou mudar o </w:t>
+      </w:r>
+      <w:proofErr w:type="spellStart"/>
+      <w:r>
+        <w:rPr>
+          <w:rFonts w:ascii="Tenorite" w:hAnsi="Tenorite" w:cstheme="majorHAnsi"/>
+          <w:bCs/>
+        </w:rPr>
+        <w:t>html</w:t>
+      </w:r>
+      <w:proofErr w:type="spellEnd"/>
+      <w:r>
+        <w:rPr>
+          <w:rFonts w:ascii="Tenorite" w:hAnsi="Tenorite" w:cstheme="majorHAnsi"/>
+          <w:bCs/>
+        </w:rPr>
+        <w:t xml:space="preserve"> inicial para alterar o </w:t>
+      </w:r>
+      <w:proofErr w:type="spellStart"/>
+      <w:r>
+        <w:rPr>
+          <w:rFonts w:ascii="Tenorite" w:hAnsi="Tenorite" w:cstheme="majorHAnsi"/>
+          <w:bCs/>
+        </w:rPr>
+        <w:t>title</w:t>
+      </w:r>
+      <w:proofErr w:type="spellEnd"/>
+      <w:r>
+        <w:rPr>
+          <w:rFonts w:ascii="Tenorite" w:hAnsi="Tenorite" w:cstheme="majorHAnsi"/>
+          <w:bCs/>
+        </w:rPr>
+        <w:t xml:space="preserve"> da página.</w:t>
       </w:r>
     </w:p>
     <w:p>
@@ -6297,6 +7095,7 @@
         <w:rPr>
           <w:rFonts w:ascii="Tenorite" w:hAnsi="Tenorite" w:cstheme="majorHAnsi"/>
           <w:bCs/>
+          <w:noProof/>
         </w:rPr>
         <w:drawing>
           <wp:inline distT="0" distB="0" distL="0" distR="0" wp14:anchorId="7A98DAA4" wp14:editId="7FA3CA0D">
@@ -6371,6 +7170,7 @@
         <w:rPr>
           <w:rFonts w:ascii="Tenorite" w:hAnsi="Tenorite" w:cstheme="majorHAnsi"/>
           <w:bCs/>
+          <w:noProof/>
         </w:rPr>
         <w:drawing>
           <wp:inline distT="0" distB="0" distL="0" distR="0" wp14:anchorId="7CA84581" wp14:editId="5E7F51AF">
@@ -6433,6 +7233,7 @@
         </w:rPr>
         <w:t xml:space="preserve"> </w:t>
       </w:r>
+      <w:proofErr w:type="spellStart"/>
       <w:r>
         <w:rPr>
           <w:rFonts w:ascii="Tenorite" w:hAnsi="Tenorite" w:cstheme="majorHAnsi"/>
@@ -6440,22 +7241,39 @@
         </w:rPr>
         <w:t>Public</w:t>
       </w:r>
-    </w:p>
-    <w:p>
-      <w:pPr>
-        <w:spacing w:after="0"/>
-        <w:jc w:val="both"/>
-        <w:rPr>
-          <w:rFonts w:ascii="Tenorite" w:hAnsi="Tenorite" w:cstheme="majorHAnsi"/>
-          <w:bCs/>
-        </w:rPr>
-      </w:pPr>
-      <w:r>
-        <w:rPr>
-          <w:rFonts w:ascii="Tenorite" w:hAnsi="Tenorite" w:cstheme="majorHAnsi"/>
-          <w:bCs/>
-        </w:rPr>
-        <w:t xml:space="preserve">É uma pasta que terão alguns Assets, não necessariamente iremos passar tempo codificando nela. </w:t>
+      <w:proofErr w:type="spellEnd"/>
+    </w:p>
+    <w:p>
+      <w:pPr>
+        <w:spacing w:after="0"/>
+        <w:jc w:val="both"/>
+        <w:rPr>
+          <w:rFonts w:ascii="Tenorite" w:hAnsi="Tenorite" w:cstheme="majorHAnsi"/>
+          <w:bCs/>
+        </w:rPr>
+      </w:pPr>
+      <w:r>
+        <w:rPr>
+          <w:rFonts w:ascii="Tenorite" w:hAnsi="Tenorite" w:cstheme="majorHAnsi"/>
+          <w:bCs/>
+        </w:rPr>
+        <w:t xml:space="preserve">É uma pasta que terão alguns </w:t>
+      </w:r>
+      <w:proofErr w:type="spellStart"/>
+      <w:r>
+        <w:rPr>
+          <w:rFonts w:ascii="Tenorite" w:hAnsi="Tenorite" w:cstheme="majorHAnsi"/>
+          <w:bCs/>
+        </w:rPr>
+        <w:t>Assets</w:t>
+      </w:r>
+      <w:proofErr w:type="spellEnd"/>
+      <w:r>
+        <w:rPr>
+          <w:rFonts w:ascii="Tenorite" w:hAnsi="Tenorite" w:cstheme="majorHAnsi"/>
+          <w:bCs/>
+        </w:rPr>
+        <w:t xml:space="preserve">, não necessariamente iremos passar tempo codificando nela. </w:t>
       </w:r>
     </w:p>
     <w:p>
@@ -6471,6 +7289,7 @@
         <w:rPr>
           <w:rFonts w:ascii="Tenorite" w:hAnsi="Tenorite" w:cstheme="majorHAnsi"/>
           <w:bCs/>
+          <w:noProof/>
         </w:rPr>
         <w:drawing>
           <wp:inline distT="0" distB="0" distL="0" distR="0" wp14:anchorId="67E8BCEA" wp14:editId="66A452A5">
@@ -6571,6 +7390,7 @@
         <w:rPr>
           <w:rFonts w:ascii="Tenorite" w:hAnsi="Tenorite" w:cstheme="majorHAnsi"/>
           <w:bCs/>
+          <w:noProof/>
         </w:rPr>
         <w:drawing>
           <wp:inline distT="0" distB="0" distL="0" distR="0" wp14:anchorId="48E5B148" wp14:editId="2ECEE04A">
@@ -6647,7 +7467,41 @@
           <w:rFonts w:ascii="Tenorite" w:hAnsi="Tenorite" w:cstheme="majorHAnsi"/>
           <w:bCs/>
         </w:rPr>
-        <w:t>E por ultimo e não menos importante, temos nosso arquivo HTML, que podemos alterar algumas configurações nele e também serão alteradas em nosso site. Vamos iniciar apenas alterando algo simples como o title da página.</w:t>
+        <w:t xml:space="preserve">E por </w:t>
+      </w:r>
+      <w:proofErr w:type="spellStart"/>
+      <w:proofErr w:type="gramStart"/>
+      <w:r>
+        <w:rPr>
+          <w:rFonts w:ascii="Tenorite" w:hAnsi="Tenorite" w:cstheme="majorHAnsi"/>
+          <w:bCs/>
+        </w:rPr>
+        <w:t>ultimo</w:t>
+      </w:r>
+      <w:proofErr w:type="spellEnd"/>
+      <w:proofErr w:type="gramEnd"/>
+      <w:r>
+        <w:rPr>
+          <w:rFonts w:ascii="Tenorite" w:hAnsi="Tenorite" w:cstheme="majorHAnsi"/>
+          <w:bCs/>
+        </w:rPr>
+        <w:t xml:space="preserve"> e não menos importante, temos nosso arquivo HTML, que podemos alterar algumas configurações nele e também serão alteradas em nosso site. Vamos iniciar apenas alterando algo simples como o </w:t>
+      </w:r>
+      <w:proofErr w:type="spellStart"/>
+      <w:r>
+        <w:rPr>
+          <w:rFonts w:ascii="Tenorite" w:hAnsi="Tenorite" w:cstheme="majorHAnsi"/>
+          <w:bCs/>
+        </w:rPr>
+        <w:t>title</w:t>
+      </w:r>
+      <w:proofErr w:type="spellEnd"/>
+      <w:r>
+        <w:rPr>
+          <w:rFonts w:ascii="Tenorite" w:hAnsi="Tenorite" w:cstheme="majorHAnsi"/>
+          <w:bCs/>
+        </w:rPr>
+        <w:t xml:space="preserve"> da página.</w:t>
       </w:r>
     </w:p>
     <w:p>
@@ -6680,6 +7534,7 @@
         <w:rPr>
           <w:rFonts w:ascii="Tenorite" w:hAnsi="Tenorite" w:cstheme="majorHAnsi"/>
           <w:bCs/>
+          <w:noProof/>
         </w:rPr>
         <w:drawing>
           <wp:inline distT="0" distB="0" distL="0" distR="0" wp14:anchorId="1A19F218" wp14:editId="698DB48A">
@@ -6748,6 +7603,7 @@
         <w:rPr>
           <w:rFonts w:ascii="Tenorite" w:hAnsi="Tenorite" w:cstheme="majorHAnsi"/>
           <w:bCs/>
+          <w:noProof/>
         </w:rPr>
         <w:drawing>
           <wp:inline distT="0" distB="0" distL="0" distR="0" wp14:anchorId="7F951104" wp14:editId="1F651B78">
@@ -6816,6 +7672,7 @@
         <w:rPr>
           <w:rFonts w:ascii="Tenorite" w:hAnsi="Tenorite" w:cstheme="majorHAnsi"/>
           <w:bCs/>
+          <w:noProof/>
         </w:rPr>
         <w:drawing>
           <wp:inline distT="0" distB="0" distL="0" distR="0" wp14:anchorId="586EEDF6" wp14:editId="6463B128">
@@ -6920,21 +7777,4648 @@
           <w:sz w:val="24"/>
           <w:szCs w:val="24"/>
         </w:rPr>
-        <w:t>Extensão para React no VSCode</w:t>
-      </w:r>
-    </w:p>
-    <w:p>
-      <w:pPr>
-        <w:spacing w:after="0"/>
-        <w:jc w:val="both"/>
-        <w:rPr>
-          <w:rFonts w:ascii="Tenorite" w:hAnsi="Tenorite" w:cstheme="majorHAnsi"/>
-          <w:bCs/>
+        <w:t xml:space="preserve">Extensão para React no </w:t>
+      </w:r>
+      <w:proofErr w:type="spellStart"/>
+      <w:r>
+        <w:rPr>
+          <w:rFonts w:ascii="Tenorite" w:hAnsi="Tenorite" w:cstheme="majorHAnsi"/>
+          <w:b/>
+          <w:bCs/>
+          <w:color w:val="FFFFFF" w:themeColor="background1"/>
+          <w:sz w:val="24"/>
+          <w:szCs w:val="24"/>
+        </w:rPr>
+        <w:t>VSCode</w:t>
+      </w:r>
+      <w:proofErr w:type="spellEnd"/>
+    </w:p>
+    <w:p>
+      <w:pPr>
+        <w:spacing w:after="0"/>
+        <w:jc w:val="both"/>
+        <w:rPr>
+          <w:rFonts w:ascii="Tenorite" w:hAnsi="Tenorite" w:cstheme="majorHAnsi"/>
+          <w:bCs/>
+        </w:rPr>
+      </w:pPr>
+      <w:r>
+        <w:rPr>
+          <w:rFonts w:ascii="Tenorite" w:hAnsi="Tenorite" w:cstheme="majorHAnsi"/>
+          <w:bCs/>
+        </w:rPr>
+        <w:t xml:space="preserve">Para termos mais facilidade ao decorrer do curso, e agilizar nossa criação de códigos vamos usar uma </w:t>
+      </w:r>
+      <w:proofErr w:type="spellStart"/>
+      <w:r>
+        <w:rPr>
+          <w:rFonts w:ascii="Tenorite" w:hAnsi="Tenorite" w:cstheme="majorHAnsi"/>
+          <w:bCs/>
+        </w:rPr>
+        <w:t>extenção</w:t>
+      </w:r>
+      <w:proofErr w:type="spellEnd"/>
+      <w:r>
+        <w:rPr>
+          <w:rFonts w:ascii="Tenorite" w:hAnsi="Tenorite" w:cstheme="majorHAnsi"/>
+          <w:bCs/>
+        </w:rPr>
+        <w:t xml:space="preserve"> no </w:t>
+      </w:r>
+      <w:proofErr w:type="spellStart"/>
+      <w:r>
+        <w:rPr>
+          <w:rFonts w:ascii="Tenorite" w:hAnsi="Tenorite" w:cstheme="majorHAnsi"/>
+          <w:bCs/>
+        </w:rPr>
+        <w:t>VSCode</w:t>
+      </w:r>
+      <w:proofErr w:type="spellEnd"/>
+      <w:r>
+        <w:rPr>
+          <w:rFonts w:ascii="Tenorite" w:hAnsi="Tenorite" w:cstheme="majorHAnsi"/>
+          <w:bCs/>
+        </w:rPr>
+        <w:t xml:space="preserve">, chamada  </w:t>
+      </w:r>
+      <w:r>
+        <w:rPr>
+          <w:rFonts w:ascii="Tenorite" w:hAnsi="Tenorite" w:cstheme="majorHAnsi"/>
+          <w:b/>
+          <w:bCs/>
+        </w:rPr>
+        <w:t>ES7+ React/</w:t>
+      </w:r>
+      <w:proofErr w:type="spellStart"/>
+      <w:r>
+        <w:rPr>
+          <w:rFonts w:ascii="Tenorite" w:hAnsi="Tenorite" w:cstheme="majorHAnsi"/>
+          <w:b/>
+          <w:bCs/>
+        </w:rPr>
+        <w:t>Redux</w:t>
+      </w:r>
+      <w:proofErr w:type="spellEnd"/>
+      <w:r>
+        <w:rPr>
+          <w:rFonts w:ascii="Tenorite" w:hAnsi="Tenorite" w:cstheme="majorHAnsi"/>
+          <w:b/>
+          <w:bCs/>
+        </w:rPr>
+        <w:t>/React-</w:t>
+      </w:r>
+      <w:proofErr w:type="spellStart"/>
+      <w:r>
+        <w:rPr>
+          <w:rFonts w:ascii="Tenorite" w:hAnsi="Tenorite" w:cstheme="majorHAnsi"/>
+          <w:b/>
+          <w:bCs/>
+        </w:rPr>
+        <w:t>Native</w:t>
+      </w:r>
+      <w:proofErr w:type="spellEnd"/>
+      <w:r>
+        <w:rPr>
+          <w:rFonts w:ascii="Tenorite" w:hAnsi="Tenorite" w:cstheme="majorHAnsi"/>
+          <w:b/>
+          <w:bCs/>
+        </w:rPr>
+        <w:t xml:space="preserve"> </w:t>
+      </w:r>
+      <w:proofErr w:type="spellStart"/>
+      <w:r>
+        <w:rPr>
+          <w:rFonts w:ascii="Tenorite" w:hAnsi="Tenorite" w:cstheme="majorHAnsi"/>
+          <w:b/>
+          <w:bCs/>
+        </w:rPr>
+        <w:t>snippets</w:t>
+      </w:r>
+      <w:proofErr w:type="spellEnd"/>
+      <w:r>
+        <w:rPr>
+          <w:rFonts w:ascii="Tenorite" w:hAnsi="Tenorite" w:cstheme="majorHAnsi"/>
+        </w:rPr>
+        <w:t xml:space="preserve">, que podemos encontrar no link </w:t>
+      </w:r>
+      <w:hyperlink r:id="rId46" w:history="1">
+        <w:r>
+          <w:rPr>
+            <w:rStyle w:val="Hyperlink"/>
+            <w:rFonts w:ascii="Tenorite" w:hAnsi="Tenorite" w:cstheme="majorHAnsi"/>
+            <w:bCs/>
+          </w:rPr>
+          <w:t>https://marketplace.visualstudio.com/items?itemName=rodrigovallades.es7-react-js-snippets</w:t>
+        </w:r>
+      </w:hyperlink>
+      <w:r>
+        <w:rPr>
+          <w:rFonts w:ascii="Tenorite" w:hAnsi="Tenorite" w:cstheme="majorHAnsi"/>
+          <w:bCs/>
+        </w:rPr>
+        <w:t>.</w:t>
+      </w:r>
+    </w:p>
+    <w:p>
+      <w:pPr>
+        <w:spacing w:after="0"/>
+        <w:jc w:val="both"/>
+        <w:rPr>
+          <w:rFonts w:ascii="Tenorite" w:hAnsi="Tenorite" w:cstheme="majorHAnsi"/>
+        </w:rPr>
+      </w:pPr>
+      <w:r>
+        <w:rPr>
+          <w:rFonts w:ascii="Tenorite" w:hAnsi="Tenorite" w:cstheme="majorHAnsi"/>
+          <w:noProof/>
+        </w:rPr>
+        <w:drawing>
+          <wp:inline distT="0" distB="0" distL="0" distR="0" wp14:anchorId="657E8E14" wp14:editId="76FDC64B">
+            <wp:extent cx="3098165" cy="461010"/>
+            <wp:effectExtent l="0" t="0" r="0" b="0"/>
+            <wp:docPr id="33" name="Imagem 33"/>
+            <wp:cNvGraphicFramePr>
+              <a:graphicFrameLocks xmlns:a="http://schemas.openxmlformats.org/drawingml/2006/main" noChangeAspect="1"/>
+            </wp:cNvGraphicFramePr>
+            <a:graphic xmlns:a="http://schemas.openxmlformats.org/drawingml/2006/main">
+              <a:graphicData uri="http://schemas.openxmlformats.org/drawingml/2006/picture">
+                <pic:pic xmlns:pic="http://schemas.openxmlformats.org/drawingml/2006/picture">
+                  <pic:nvPicPr>
+                    <pic:cNvPr id="1" name=""/>
+                    <pic:cNvPicPr/>
+                  </pic:nvPicPr>
+                  <pic:blipFill>
+                    <a:blip r:embed="rId47"/>
+                    <a:stretch>
+                      <a:fillRect/>
+                    </a:stretch>
+                  </pic:blipFill>
+                  <pic:spPr>
+                    <a:xfrm>
+                      <a:off x="0" y="0"/>
+                      <a:ext cx="3098165" cy="461010"/>
+                    </a:xfrm>
+                    <a:prstGeom prst="rect">
+                      <a:avLst/>
+                    </a:prstGeom>
+                  </pic:spPr>
+                </pic:pic>
+              </a:graphicData>
+            </a:graphic>
+          </wp:inline>
+        </w:drawing>
+      </w:r>
+    </w:p>
+    <w:p>
+      <w:pPr>
+        <w:spacing w:after="0"/>
+        <w:jc w:val="both"/>
+        <w:rPr>
+          <w:rFonts w:ascii="Tenorite" w:hAnsi="Tenorite" w:cstheme="majorHAnsi"/>
+        </w:rPr>
+      </w:pPr>
+    </w:p>
+    <w:p>
+      <w:pPr>
+        <w:spacing w:after="0"/>
+        <w:jc w:val="both"/>
+        <w:rPr>
+          <w:rFonts w:ascii="Tenorite" w:hAnsi="Tenorite" w:cstheme="majorHAnsi"/>
+        </w:rPr>
+      </w:pPr>
+    </w:p>
+    <w:p>
+      <w:pPr>
+        <w:spacing w:after="0"/>
+        <w:jc w:val="both"/>
+        <w:rPr>
+          <w:rFonts w:ascii="Tenorite" w:hAnsi="Tenorite" w:cstheme="majorHAnsi"/>
+        </w:rPr>
+      </w:pPr>
+    </w:p>
+    <w:p>
+      <w:pPr>
+        <w:spacing w:after="0"/>
+        <w:jc w:val="both"/>
+        <w:rPr>
+          <w:rFonts w:ascii="Tenorite" w:hAnsi="Tenorite" w:cstheme="majorHAnsi"/>
+        </w:rPr>
+      </w:pPr>
+    </w:p>
+    <w:p>
+      <w:pPr>
+        <w:shd w:val="clear" w:color="auto" w:fill="03D4F6"/>
+        <w:spacing w:after="0"/>
+        <w:jc w:val="center"/>
+        <w:rPr>
+          <w:rFonts w:ascii="Tenorite" w:hAnsi="Tenorite" w:cstheme="majorHAnsi"/>
+          <w:b/>
+          <w:bCs/>
+          <w:color w:val="FFFFFF" w:themeColor="background1"/>
+          <w:sz w:val="24"/>
+          <w:szCs w:val="24"/>
+        </w:rPr>
+      </w:pPr>
+      <w:r>
+        <w:rPr>
+          <w:rFonts w:ascii="Tenorite" w:hAnsi="Tenorite" w:cstheme="majorHAnsi"/>
+          <w:b/>
+          <w:bCs/>
+          <w:color w:val="FFFFFF" w:themeColor="background1"/>
+          <w:sz w:val="24"/>
+          <w:szCs w:val="24"/>
+        </w:rPr>
+        <w:lastRenderedPageBreak/>
+        <w:t xml:space="preserve">AULA </w:t>
+      </w:r>
+      <w:r>
+        <w:rPr>
+          <w:rFonts w:ascii="Tenorite" w:hAnsi="Tenorite" w:cstheme="majorHAnsi"/>
+          <w:b/>
+          <w:bCs/>
+          <w:color w:val="FFFFFF" w:themeColor="background1"/>
+          <w:sz w:val="24"/>
+          <w:szCs w:val="24"/>
+        </w:rPr>
+        <w:t>13</w:t>
+      </w:r>
+      <w:r>
+        <w:rPr>
+          <w:rFonts w:ascii="Tenorite" w:hAnsi="Tenorite" w:cstheme="majorHAnsi"/>
+          <w:b/>
+          <w:bCs/>
+          <w:color w:val="FFFFFF" w:themeColor="background1"/>
+          <w:sz w:val="24"/>
+          <w:szCs w:val="24"/>
+        </w:rPr>
+        <w:t xml:space="preserve">: </w:t>
+      </w:r>
+      <w:r>
+        <w:rPr>
+          <w:rFonts w:ascii="Tenorite" w:hAnsi="Tenorite" w:cstheme="majorHAnsi"/>
+          <w:b/>
+          <w:bCs/>
+          <w:color w:val="FFFFFF" w:themeColor="background1"/>
+          <w:sz w:val="24"/>
+          <w:szCs w:val="24"/>
+        </w:rPr>
+        <w:t xml:space="preserve">Configurando o </w:t>
+      </w:r>
+      <w:proofErr w:type="spellStart"/>
+      <w:r>
+        <w:rPr>
+          <w:rFonts w:ascii="Tenorite" w:hAnsi="Tenorite" w:cstheme="majorHAnsi"/>
+          <w:b/>
+          <w:bCs/>
+          <w:color w:val="FFFFFF" w:themeColor="background1"/>
+          <w:sz w:val="24"/>
+          <w:szCs w:val="24"/>
+        </w:rPr>
+        <w:t>Emmet</w:t>
+      </w:r>
+      <w:proofErr w:type="spellEnd"/>
+      <w:r>
+        <w:rPr>
+          <w:rFonts w:ascii="Tenorite" w:hAnsi="Tenorite" w:cstheme="majorHAnsi"/>
+          <w:b/>
+          <w:bCs/>
+          <w:color w:val="FFFFFF" w:themeColor="background1"/>
+          <w:sz w:val="24"/>
+          <w:szCs w:val="24"/>
+        </w:rPr>
+        <w:t xml:space="preserve"> para o React</w:t>
+      </w:r>
+    </w:p>
+    <w:p>
+      <w:pPr>
+        <w:spacing w:after="0"/>
+        <w:jc w:val="both"/>
+        <w:rPr>
+          <w:rFonts w:ascii="Tenorite" w:hAnsi="Tenorite" w:cstheme="majorHAnsi"/>
+        </w:rPr>
+      </w:pPr>
+      <w:r>
+        <w:rPr>
+          <w:rFonts w:ascii="Tenorite" w:hAnsi="Tenorite" w:cstheme="majorHAnsi"/>
+        </w:rPr>
+        <w:t xml:space="preserve">Acredito que </w:t>
+      </w:r>
+      <w:r>
+        <w:rPr>
+          <w:rFonts w:ascii="Tenorite" w:hAnsi="Tenorite" w:cstheme="majorHAnsi"/>
+        </w:rPr>
+        <w:t xml:space="preserve">hoje em dia isso já </w:t>
+      </w:r>
+      <w:proofErr w:type="spellStart"/>
+      <w:r>
+        <w:rPr>
+          <w:rFonts w:ascii="Tenorite" w:hAnsi="Tenorite" w:cstheme="majorHAnsi"/>
+        </w:rPr>
+        <w:t>estat</w:t>
+      </w:r>
+      <w:proofErr w:type="spellEnd"/>
+      <w:r>
+        <w:rPr>
+          <w:rFonts w:ascii="Tenorite" w:hAnsi="Tenorite" w:cstheme="majorHAnsi"/>
+        </w:rPr>
+        <w:t xml:space="preserve"> corrigido, mas </w:t>
+      </w:r>
+      <w:proofErr w:type="spellStart"/>
+      <w:r>
+        <w:rPr>
+          <w:rFonts w:ascii="Tenorite" w:hAnsi="Tenorite" w:cstheme="majorHAnsi"/>
+        </w:rPr>
+        <w:t>oque</w:t>
+      </w:r>
+      <w:proofErr w:type="spellEnd"/>
+      <w:r>
+        <w:rPr>
+          <w:rFonts w:ascii="Tenorite" w:hAnsi="Tenorite" w:cstheme="majorHAnsi"/>
+        </w:rPr>
+        <w:t xml:space="preserve"> é o </w:t>
+      </w:r>
+      <w:proofErr w:type="spellStart"/>
+      <w:r>
+        <w:rPr>
+          <w:rFonts w:ascii="Tenorite" w:hAnsi="Tenorite" w:cstheme="majorHAnsi"/>
+        </w:rPr>
+        <w:t>Emmet</w:t>
+      </w:r>
+      <w:proofErr w:type="spellEnd"/>
+      <w:r>
+        <w:rPr>
+          <w:rFonts w:ascii="Tenorite" w:hAnsi="Tenorite" w:cstheme="majorHAnsi"/>
+        </w:rPr>
+        <w:t xml:space="preserve">, nada mais que o “completador” de código, ou seja, quando nós apenas colocamos a tag </w:t>
+      </w:r>
+      <w:r>
+        <w:rPr>
+          <w:rFonts w:ascii="Tenorite" w:hAnsi="Tenorite" w:cstheme="majorHAnsi"/>
+          <w:b/>
+          <w:bCs/>
+        </w:rPr>
+        <w:t>p</w:t>
+      </w:r>
+      <w:r>
+        <w:rPr>
+          <w:rFonts w:ascii="Tenorite" w:hAnsi="Tenorite" w:cstheme="majorHAnsi"/>
+        </w:rPr>
+        <w:t xml:space="preserve"> e ele completa a </w:t>
+      </w:r>
+      <w:proofErr w:type="spellStart"/>
+      <w:r>
+        <w:rPr>
+          <w:rFonts w:ascii="Tenorite" w:hAnsi="Tenorite" w:cstheme="majorHAnsi"/>
+        </w:rPr>
+        <w:t>estutura</w:t>
+      </w:r>
+      <w:proofErr w:type="spellEnd"/>
+      <w:r>
+        <w:rPr>
+          <w:rFonts w:ascii="Tenorite" w:hAnsi="Tenorite" w:cstheme="majorHAnsi"/>
+        </w:rPr>
+        <w:t>, ou nos dá mais opções.</w:t>
+      </w:r>
+    </w:p>
+    <w:p>
+      <w:pPr>
+        <w:spacing w:after="0"/>
+        <w:jc w:val="both"/>
+        <w:rPr>
+          <w:rFonts w:ascii="Tenorite" w:hAnsi="Tenorite" w:cstheme="majorHAnsi"/>
+        </w:rPr>
+      </w:pPr>
+      <w:r>
+        <w:rPr>
+          <w:rFonts w:ascii="Tenorite" w:hAnsi="Tenorite" w:cstheme="majorHAnsi"/>
+          <w:noProof/>
+        </w:rPr>
+        <w:drawing>
+          <wp:inline distT="0" distB="0" distL="0" distR="0" wp14:anchorId="32E93A01" wp14:editId="21827C1D">
+            <wp:extent cx="3098165" cy="381635"/>
+            <wp:effectExtent l="0" t="0" r="0" b="0"/>
+            <wp:docPr id="37" name="Imagem 37"/>
+            <wp:cNvGraphicFramePr>
+              <a:graphicFrameLocks xmlns:a="http://schemas.openxmlformats.org/drawingml/2006/main" noChangeAspect="1"/>
+            </wp:cNvGraphicFramePr>
+            <a:graphic xmlns:a="http://schemas.openxmlformats.org/drawingml/2006/main">
+              <a:graphicData uri="http://schemas.openxmlformats.org/drawingml/2006/picture">
+                <pic:pic xmlns:pic="http://schemas.openxmlformats.org/drawingml/2006/picture">
+                  <pic:nvPicPr>
+                    <pic:cNvPr id="1" name=""/>
+                    <pic:cNvPicPr/>
+                  </pic:nvPicPr>
+                  <pic:blipFill>
+                    <a:blip r:embed="rId48"/>
+                    <a:stretch>
+                      <a:fillRect/>
+                    </a:stretch>
+                  </pic:blipFill>
+                  <pic:spPr>
+                    <a:xfrm>
+                      <a:off x="0" y="0"/>
+                      <a:ext cx="3098165" cy="381635"/>
+                    </a:xfrm>
+                    <a:prstGeom prst="rect">
+                      <a:avLst/>
+                    </a:prstGeom>
+                  </pic:spPr>
+                </pic:pic>
+              </a:graphicData>
+            </a:graphic>
+          </wp:inline>
+        </w:drawing>
+      </w:r>
+    </w:p>
+    <w:p>
+      <w:pPr>
+        <w:spacing w:after="0"/>
+        <w:jc w:val="both"/>
+        <w:rPr>
+          <w:rFonts w:ascii="Tenorite" w:hAnsi="Tenorite" w:cstheme="majorHAnsi"/>
+        </w:rPr>
+      </w:pPr>
+      <w:r>
+        <w:rPr>
+          <w:rFonts w:ascii="Tenorite" w:hAnsi="Tenorite" w:cstheme="majorHAnsi"/>
+        </w:rPr>
+        <w:t>Dito isso, se em algum computador isso não estiver configurado, podemos ir em ARQUIVO &gt; PREFERENCIAS &gt; CONFIGURAÇÕES.</w:t>
+      </w:r>
+    </w:p>
+    <w:p>
+      <w:pPr>
+        <w:spacing w:after="0"/>
+        <w:jc w:val="both"/>
+        <w:rPr>
+          <w:rFonts w:ascii="Tenorite" w:hAnsi="Tenorite" w:cstheme="majorHAnsi"/>
+        </w:rPr>
+      </w:pPr>
+      <w:r>
+        <w:rPr>
+          <w:rFonts w:ascii="Tenorite" w:hAnsi="Tenorite" w:cstheme="majorHAnsi"/>
+          <w:noProof/>
+        </w:rPr>
+        <w:drawing>
+          <wp:inline distT="0" distB="0" distL="0" distR="0" wp14:anchorId="16E68B38" wp14:editId="1CE450B4">
+            <wp:extent cx="3098165" cy="3440430"/>
+            <wp:effectExtent l="0" t="0" r="0" b="0"/>
+            <wp:docPr id="39" name="Imagem 39"/>
+            <wp:cNvGraphicFramePr>
+              <a:graphicFrameLocks xmlns:a="http://schemas.openxmlformats.org/drawingml/2006/main" noChangeAspect="1"/>
+            </wp:cNvGraphicFramePr>
+            <a:graphic xmlns:a="http://schemas.openxmlformats.org/drawingml/2006/main">
+              <a:graphicData uri="http://schemas.openxmlformats.org/drawingml/2006/picture">
+                <pic:pic xmlns:pic="http://schemas.openxmlformats.org/drawingml/2006/picture">
+                  <pic:nvPicPr>
+                    <pic:cNvPr id="1" name=""/>
+                    <pic:cNvPicPr/>
+                  </pic:nvPicPr>
+                  <pic:blipFill>
+                    <a:blip r:embed="rId49"/>
+                    <a:stretch>
+                      <a:fillRect/>
+                    </a:stretch>
+                  </pic:blipFill>
+                  <pic:spPr>
+                    <a:xfrm>
+                      <a:off x="0" y="0"/>
+                      <a:ext cx="3098165" cy="3440430"/>
+                    </a:xfrm>
+                    <a:prstGeom prst="rect">
+                      <a:avLst/>
+                    </a:prstGeom>
+                  </pic:spPr>
+                </pic:pic>
+              </a:graphicData>
+            </a:graphic>
+          </wp:inline>
+        </w:drawing>
+      </w:r>
+    </w:p>
+    <w:p>
+      <w:pPr>
+        <w:spacing w:after="0"/>
+        <w:jc w:val="both"/>
+        <w:rPr>
+          <w:rFonts w:ascii="Tenorite" w:hAnsi="Tenorite" w:cstheme="majorHAnsi"/>
+        </w:rPr>
+      </w:pPr>
+      <w:r>
+        <w:rPr>
+          <w:rFonts w:ascii="Tenorite" w:hAnsi="Tenorite" w:cstheme="majorHAnsi"/>
+        </w:rPr>
+        <w:t xml:space="preserve">Logo no campo de pesquisa procurar por </w:t>
+      </w:r>
+      <w:proofErr w:type="spellStart"/>
+      <w:r>
+        <w:rPr>
+          <w:rFonts w:ascii="Tenorite" w:hAnsi="Tenorite" w:cstheme="majorHAnsi"/>
+        </w:rPr>
+        <w:t>Emmet</w:t>
+      </w:r>
+      <w:proofErr w:type="spellEnd"/>
+      <w:r>
+        <w:rPr>
+          <w:rFonts w:ascii="Tenorite" w:hAnsi="Tenorite" w:cstheme="majorHAnsi"/>
+        </w:rPr>
+        <w:t>.</w:t>
+      </w:r>
+    </w:p>
+    <w:p>
+      <w:pPr>
+        <w:spacing w:after="0"/>
+        <w:jc w:val="both"/>
+        <w:rPr>
+          <w:rFonts w:ascii="Tenorite" w:hAnsi="Tenorite" w:cstheme="majorHAnsi"/>
+        </w:rPr>
+      </w:pPr>
+      <w:r>
+        <w:rPr>
+          <w:rFonts w:ascii="Tenorite" w:hAnsi="Tenorite" w:cstheme="majorHAnsi"/>
+          <w:noProof/>
+        </w:rPr>
+        <w:drawing>
+          <wp:inline distT="0" distB="0" distL="0" distR="0" wp14:anchorId="2DA918D1" wp14:editId="1CD73CA5">
+            <wp:extent cx="3098165" cy="1260475"/>
+            <wp:effectExtent l="0" t="0" r="0" b="0"/>
+            <wp:docPr id="40" name="Imagem 40"/>
+            <wp:cNvGraphicFramePr>
+              <a:graphicFrameLocks xmlns:a="http://schemas.openxmlformats.org/drawingml/2006/main" noChangeAspect="1"/>
+            </wp:cNvGraphicFramePr>
+            <a:graphic xmlns:a="http://schemas.openxmlformats.org/drawingml/2006/main">
+              <a:graphicData uri="http://schemas.openxmlformats.org/drawingml/2006/picture">
+                <pic:pic xmlns:pic="http://schemas.openxmlformats.org/drawingml/2006/picture">
+                  <pic:nvPicPr>
+                    <pic:cNvPr id="1" name=""/>
+                    <pic:cNvPicPr/>
+                  </pic:nvPicPr>
+                  <pic:blipFill>
+                    <a:blip r:embed="rId50"/>
+                    <a:stretch>
+                      <a:fillRect/>
+                    </a:stretch>
+                  </pic:blipFill>
+                  <pic:spPr>
+                    <a:xfrm>
+                      <a:off x="0" y="0"/>
+                      <a:ext cx="3098165" cy="1260475"/>
+                    </a:xfrm>
+                    <a:prstGeom prst="rect">
+                      <a:avLst/>
+                    </a:prstGeom>
+                  </pic:spPr>
+                </pic:pic>
+              </a:graphicData>
+            </a:graphic>
+          </wp:inline>
+        </w:drawing>
+      </w:r>
+    </w:p>
+    <w:p>
+      <w:pPr>
+        <w:spacing w:after="0"/>
+        <w:jc w:val="both"/>
+        <w:rPr>
+          <w:rFonts w:ascii="Tenorite" w:hAnsi="Tenorite" w:cstheme="majorHAnsi"/>
+        </w:rPr>
+      </w:pPr>
+      <w:r>
+        <w:rPr>
+          <w:rFonts w:ascii="Tenorite" w:hAnsi="Tenorite" w:cstheme="majorHAnsi"/>
+        </w:rPr>
+        <w:t xml:space="preserve">Procure por uma opção que se pareça com </w:t>
+      </w:r>
+      <w:proofErr w:type="spellStart"/>
+      <w:r>
+        <w:rPr>
+          <w:rFonts w:ascii="Tenorite" w:hAnsi="Tenorite" w:cstheme="majorHAnsi"/>
+          <w:b/>
+          <w:bCs/>
+        </w:rPr>
+        <w:t>Emmet</w:t>
+      </w:r>
+      <w:proofErr w:type="spellEnd"/>
+      <w:r>
+        <w:rPr>
+          <w:rFonts w:ascii="Tenorite" w:hAnsi="Tenorite" w:cstheme="majorHAnsi"/>
+          <w:b/>
+          <w:bCs/>
+        </w:rPr>
+        <w:t xml:space="preserve">: Include </w:t>
+      </w:r>
+      <w:proofErr w:type="spellStart"/>
+      <w:r>
+        <w:rPr>
+          <w:rFonts w:ascii="Tenorite" w:hAnsi="Tenorite" w:cstheme="majorHAnsi"/>
+          <w:b/>
+          <w:bCs/>
+        </w:rPr>
+        <w:t>Languages</w:t>
+      </w:r>
+      <w:proofErr w:type="spellEnd"/>
+      <w:r>
+        <w:rPr>
+          <w:rFonts w:ascii="Tenorite" w:hAnsi="Tenorite" w:cstheme="majorHAnsi"/>
+        </w:rPr>
+        <w:t xml:space="preserve">, clique em adicionar item e no primeiro campo escreva </w:t>
+      </w:r>
+      <w:proofErr w:type="spellStart"/>
+      <w:r>
+        <w:rPr>
+          <w:rFonts w:ascii="Consolas" w:hAnsi="Consolas"/>
+          <w:b/>
+          <w:bCs/>
+          <w:color w:val="D7BA7D"/>
+          <w:sz w:val="17"/>
+          <w:szCs w:val="17"/>
+        </w:rPr>
+        <w:t>javascript</w:t>
+      </w:r>
+      <w:proofErr w:type="spellEnd"/>
+      <w:r>
+        <w:rPr>
+          <w:rFonts w:ascii="Consolas" w:hAnsi="Consolas"/>
+          <w:color w:val="D7BA7D"/>
+          <w:sz w:val="17"/>
+          <w:szCs w:val="17"/>
+        </w:rPr>
+        <w:t xml:space="preserve"> </w:t>
+      </w:r>
+      <w:r>
+        <w:rPr>
+          <w:rFonts w:ascii="Tenorite" w:hAnsi="Tenorite" w:cstheme="majorHAnsi"/>
+        </w:rPr>
+        <w:t xml:space="preserve">e no segundo </w:t>
+      </w:r>
+      <w:proofErr w:type="spellStart"/>
+      <w:r>
+        <w:rPr>
+          <w:rFonts w:ascii="Consolas" w:hAnsi="Consolas"/>
+          <w:b/>
+          <w:bCs/>
+          <w:color w:val="D7BA7D"/>
+          <w:sz w:val="17"/>
+          <w:szCs w:val="17"/>
+        </w:rPr>
+        <w:t>javascriptreact</w:t>
+      </w:r>
+      <w:proofErr w:type="spellEnd"/>
+      <w:r>
+        <w:rPr>
+          <w:rFonts w:ascii="Tenorite" w:hAnsi="Tenorite" w:cstheme="majorHAnsi"/>
+        </w:rPr>
+        <w:t xml:space="preserve"> </w:t>
+      </w:r>
+      <w:r>
+        <w:rPr>
+          <w:rFonts w:ascii="Tenorite" w:hAnsi="Tenorite" w:cstheme="majorHAnsi"/>
+        </w:rPr>
+        <w:t xml:space="preserve">e clique em OK. Após isso feche e abra novamente o </w:t>
+      </w:r>
+      <w:proofErr w:type="spellStart"/>
+      <w:r>
+        <w:rPr>
+          <w:rFonts w:ascii="Tenorite" w:hAnsi="Tenorite" w:cstheme="majorHAnsi"/>
+          <w:b/>
+          <w:bCs/>
+        </w:rPr>
+        <w:t>VSCode</w:t>
+      </w:r>
+      <w:proofErr w:type="spellEnd"/>
+      <w:r>
+        <w:rPr>
+          <w:rFonts w:ascii="Tenorite" w:hAnsi="Tenorite" w:cstheme="majorHAnsi"/>
+        </w:rPr>
+        <w:t xml:space="preserve">, e espere que ele esteja com essa configuração. Feito isso, teste criando alguma tag e vamos aplicar um </w:t>
+      </w:r>
+      <w:r>
+        <w:rPr>
+          <w:rFonts w:ascii="Tenorite" w:hAnsi="Tenorite" w:cstheme="majorHAnsi"/>
+          <w:b/>
+          <w:bCs/>
+        </w:rPr>
+        <w:t>npm</w:t>
+      </w:r>
+      <w:r>
+        <w:rPr>
+          <w:rFonts w:ascii="Tenorite" w:hAnsi="Tenorite" w:cstheme="majorHAnsi"/>
+        </w:rPr>
+        <w:t xml:space="preserve"> </w:t>
+      </w:r>
+      <w:r>
+        <w:rPr>
+          <w:rFonts w:ascii="Tenorite" w:hAnsi="Tenorite" w:cstheme="majorHAnsi"/>
+          <w:b/>
+          <w:bCs/>
+        </w:rPr>
+        <w:t>run</w:t>
+      </w:r>
+      <w:r>
+        <w:rPr>
+          <w:rFonts w:ascii="Tenorite" w:hAnsi="Tenorite" w:cstheme="majorHAnsi"/>
+        </w:rPr>
+        <w:t xml:space="preserve"> </w:t>
+      </w:r>
+      <w:r>
+        <w:rPr>
+          <w:rFonts w:ascii="Tenorite" w:hAnsi="Tenorite" w:cstheme="majorHAnsi"/>
+          <w:b/>
+          <w:bCs/>
+        </w:rPr>
+        <w:t>dev</w:t>
+      </w:r>
+      <w:r>
+        <w:rPr>
+          <w:rFonts w:ascii="Tenorite" w:hAnsi="Tenorite" w:cstheme="majorHAnsi"/>
+        </w:rPr>
+        <w:t xml:space="preserve"> e ver a mudança em nossa tela.</w:t>
+      </w:r>
+    </w:p>
+    <w:p>
+      <w:pPr>
+        <w:spacing w:after="0"/>
+        <w:jc w:val="both"/>
+        <w:rPr>
+          <w:rFonts w:ascii="Tenorite" w:hAnsi="Tenorite" w:cstheme="majorHAnsi"/>
+        </w:rPr>
+      </w:pPr>
+      <w:r>
+        <w:rPr>
+          <w:rFonts w:ascii="Tenorite" w:hAnsi="Tenorite" w:cstheme="majorHAnsi"/>
+          <w:noProof/>
+        </w:rPr>
+        <w:drawing>
+          <wp:inline distT="0" distB="0" distL="0" distR="0" wp14:anchorId="1A39117C" wp14:editId="4B5A6D24">
+            <wp:extent cx="3098165" cy="1053465"/>
+            <wp:effectExtent l="0" t="0" r="0" b="0"/>
+            <wp:docPr id="41" name="Imagem 41"/>
+            <wp:cNvGraphicFramePr>
+              <a:graphicFrameLocks xmlns:a="http://schemas.openxmlformats.org/drawingml/2006/main" noChangeAspect="1"/>
+            </wp:cNvGraphicFramePr>
+            <a:graphic xmlns:a="http://schemas.openxmlformats.org/drawingml/2006/main">
+              <a:graphicData uri="http://schemas.openxmlformats.org/drawingml/2006/picture">
+                <pic:pic xmlns:pic="http://schemas.openxmlformats.org/drawingml/2006/picture">
+                  <pic:nvPicPr>
+                    <pic:cNvPr id="1" name=""/>
+                    <pic:cNvPicPr/>
+                  </pic:nvPicPr>
+                  <pic:blipFill>
+                    <a:blip r:embed="rId51"/>
+                    <a:stretch>
+                      <a:fillRect/>
+                    </a:stretch>
+                  </pic:blipFill>
+                  <pic:spPr>
+                    <a:xfrm>
+                      <a:off x="0" y="0"/>
+                      <a:ext cx="3098165" cy="1053465"/>
+                    </a:xfrm>
+                    <a:prstGeom prst="rect">
+                      <a:avLst/>
+                    </a:prstGeom>
+                  </pic:spPr>
+                </pic:pic>
+              </a:graphicData>
+            </a:graphic>
+          </wp:inline>
+        </w:drawing>
+      </w:r>
+    </w:p>
+    <w:p>
+      <w:pPr>
+        <w:shd w:val="clear" w:color="auto" w:fill="03D4F6"/>
+        <w:spacing w:after="0"/>
+        <w:jc w:val="center"/>
+        <w:rPr>
+          <w:rFonts w:ascii="Tenorite" w:hAnsi="Tenorite" w:cstheme="majorHAnsi"/>
+          <w:b/>
+          <w:bCs/>
+          <w:color w:val="FFFFFF" w:themeColor="background1"/>
+          <w:sz w:val="24"/>
+          <w:szCs w:val="24"/>
+        </w:rPr>
+      </w:pPr>
+      <w:r>
+        <w:rPr>
+          <w:rFonts w:ascii="Tenorite" w:hAnsi="Tenorite" w:cstheme="majorHAnsi"/>
+          <w:b/>
+          <w:bCs/>
+          <w:color w:val="FFFFFF" w:themeColor="background1"/>
+          <w:sz w:val="24"/>
+          <w:szCs w:val="24"/>
+        </w:rPr>
+        <w:t xml:space="preserve">AULA </w:t>
+      </w:r>
+      <w:r>
+        <w:rPr>
+          <w:rFonts w:ascii="Tenorite" w:hAnsi="Tenorite" w:cstheme="majorHAnsi"/>
+          <w:b/>
+          <w:bCs/>
+          <w:color w:val="FFFFFF" w:themeColor="background1"/>
+          <w:sz w:val="24"/>
+          <w:szCs w:val="24"/>
+        </w:rPr>
+        <w:t>14</w:t>
+      </w:r>
+      <w:r>
+        <w:rPr>
+          <w:rFonts w:ascii="Tenorite" w:hAnsi="Tenorite" w:cstheme="majorHAnsi"/>
+          <w:b/>
+          <w:bCs/>
+          <w:color w:val="FFFFFF" w:themeColor="background1"/>
+          <w:sz w:val="24"/>
+          <w:szCs w:val="24"/>
+        </w:rPr>
+        <w:t xml:space="preserve">: </w:t>
+      </w:r>
+      <w:r>
+        <w:rPr>
+          <w:rFonts w:ascii="Tenorite" w:hAnsi="Tenorite" w:cstheme="majorHAnsi"/>
+          <w:b/>
+          <w:bCs/>
+          <w:color w:val="FFFFFF" w:themeColor="background1"/>
+          <w:sz w:val="24"/>
+          <w:szCs w:val="24"/>
+        </w:rPr>
+        <w:t>Como tirar o melhor proveito do curso</w:t>
+      </w:r>
+    </w:p>
+    <w:p>
+      <w:pPr>
+        <w:spacing w:after="0"/>
+        <w:jc w:val="both"/>
+        <w:rPr>
+          <w:rFonts w:ascii="Tenorite" w:hAnsi="Tenorite" w:cstheme="majorHAnsi"/>
+        </w:rPr>
+      </w:pPr>
+      <w:r>
+        <w:rPr>
+          <w:rFonts w:ascii="Tenorite" w:hAnsi="Tenorite" w:cstheme="majorHAnsi"/>
+        </w:rPr>
+        <w:t>Dicas e concelhos para que possamos tirar um maior proveito do curso, como assistir primeiro e executar código depois, não pular aulas e assim por diante.</w:t>
+      </w:r>
+    </w:p>
+    <w:p>
+      <w:pPr>
+        <w:shd w:val="clear" w:color="auto" w:fill="03D4F6"/>
+        <w:spacing w:after="0"/>
+        <w:jc w:val="center"/>
+        <w:rPr>
+          <w:rFonts w:ascii="Tenorite" w:hAnsi="Tenorite" w:cstheme="majorHAnsi"/>
+          <w:b/>
+          <w:bCs/>
+          <w:color w:val="FFFFFF" w:themeColor="background1"/>
+          <w:sz w:val="24"/>
+          <w:szCs w:val="24"/>
+        </w:rPr>
+      </w:pPr>
+      <w:r>
+        <w:rPr>
+          <w:rFonts w:ascii="Tenorite" w:hAnsi="Tenorite" w:cstheme="majorHAnsi"/>
+          <w:b/>
+          <w:bCs/>
+          <w:color w:val="FFFFFF" w:themeColor="background1"/>
+          <w:sz w:val="24"/>
+          <w:szCs w:val="24"/>
+        </w:rPr>
+        <w:t xml:space="preserve">AULA </w:t>
+      </w:r>
+      <w:r>
+        <w:rPr>
+          <w:rFonts w:ascii="Tenorite" w:hAnsi="Tenorite" w:cstheme="majorHAnsi"/>
+          <w:b/>
+          <w:bCs/>
+          <w:color w:val="FFFFFF" w:themeColor="background1"/>
+          <w:sz w:val="24"/>
+          <w:szCs w:val="24"/>
+        </w:rPr>
+        <w:t>15</w:t>
+      </w:r>
+      <w:r>
+        <w:rPr>
+          <w:rFonts w:ascii="Tenorite" w:hAnsi="Tenorite" w:cstheme="majorHAnsi"/>
+          <w:b/>
+          <w:bCs/>
+          <w:color w:val="FFFFFF" w:themeColor="background1"/>
+          <w:sz w:val="24"/>
+          <w:szCs w:val="24"/>
+        </w:rPr>
+        <w:t xml:space="preserve">: </w:t>
+      </w:r>
+      <w:r>
+        <w:rPr>
+          <w:rFonts w:ascii="Tenorite" w:hAnsi="Tenorite" w:cstheme="majorHAnsi"/>
+          <w:b/>
+          <w:bCs/>
+          <w:color w:val="FFFFFF" w:themeColor="background1"/>
+          <w:sz w:val="24"/>
+          <w:szCs w:val="24"/>
+        </w:rPr>
+        <w:t>Repositório do Curso</w:t>
+      </w:r>
+    </w:p>
+    <w:p>
+      <w:pPr>
+        <w:spacing w:after="0"/>
+        <w:jc w:val="both"/>
+        <w:rPr>
+          <w:rFonts w:ascii="Tenorite" w:hAnsi="Tenorite" w:cstheme="majorHAnsi"/>
+        </w:rPr>
+      </w:pPr>
+      <w:r>
+        <w:rPr>
+          <w:rFonts w:ascii="Tenorite" w:hAnsi="Tenorite" w:cstheme="majorHAnsi"/>
+        </w:rPr>
+        <w:t>No repositório você encontrará os arquivos do curso, como: imagens, projetos completos e todo o código feito na parte teórica.</w:t>
+      </w:r>
+    </w:p>
+    <w:p>
+      <w:pPr>
+        <w:spacing w:after="0"/>
+        <w:jc w:val="both"/>
+        <w:rPr>
+          <w:rFonts w:ascii="Tenorite" w:hAnsi="Tenorite" w:cstheme="majorHAnsi"/>
+        </w:rPr>
+      </w:pPr>
+      <w:r>
+        <w:rPr>
+          <w:rFonts w:ascii="Tenorite" w:hAnsi="Tenorite" w:cstheme="majorHAnsi"/>
+        </w:rPr>
+        <w:t>Esta referência é importante para você não travar em algum problema, podendo comparar o código.</w:t>
+      </w:r>
+    </w:p>
+    <w:p>
+      <w:pPr>
+        <w:spacing w:after="0"/>
+        <w:jc w:val="both"/>
+        <w:rPr>
+          <w:rFonts w:ascii="Tenorite" w:hAnsi="Tenorite" w:cstheme="majorHAnsi"/>
+        </w:rPr>
+      </w:pPr>
+      <w:r>
+        <w:rPr>
+          <w:rFonts w:ascii="Tenorite" w:hAnsi="Tenorite" w:cstheme="majorHAnsi"/>
+        </w:rPr>
+        <w:t>E baixar arquivos estáticos.</w:t>
+      </w:r>
+    </w:p>
+    <w:p>
+      <w:pPr>
+        <w:spacing w:after="0"/>
+        <w:jc w:val="both"/>
+        <w:rPr>
+          <w:rFonts w:ascii="Tenorite" w:hAnsi="Tenorite" w:cstheme="majorHAnsi"/>
+        </w:rPr>
+      </w:pPr>
+      <w:r>
+        <w:rPr>
+          <w:rFonts w:ascii="Tenorite" w:hAnsi="Tenorite" w:cstheme="majorHAnsi"/>
+        </w:rPr>
+        <w:t>Basta </w:t>
+      </w:r>
+      <w:hyperlink r:id="rId52" w:tgtFrame="_blank" w:history="1">
+        <w:r>
+          <w:rPr>
+            <w:rStyle w:val="Hyperlink"/>
+            <w:rFonts w:ascii="Tenorite" w:hAnsi="Tenorite" w:cstheme="majorHAnsi"/>
+            <w:b/>
+            <w:bCs/>
+          </w:rPr>
+          <w:t>clicar aqui.</w:t>
+        </w:r>
+      </w:hyperlink>
+    </w:p>
+    <w:p>
+      <w:pPr>
+        <w:spacing w:after="0"/>
+        <w:jc w:val="both"/>
+        <w:rPr>
+          <w:rFonts w:ascii="Tenorite" w:hAnsi="Tenorite" w:cstheme="majorHAnsi"/>
+        </w:rPr>
+      </w:pPr>
+      <w:r>
+        <w:rPr>
+          <w:rFonts w:ascii="Tenorite" w:hAnsi="Tenorite" w:cstheme="majorHAnsi"/>
+        </w:rPr>
+        <w:t>O repositório do projeto do TMDB (API de filmes) é </w:t>
+      </w:r>
+      <w:hyperlink r:id="rId53" w:tgtFrame="_blank" w:history="1">
+        <w:r>
+          <w:rPr>
+            <w:rStyle w:val="Hyperlink"/>
+            <w:rFonts w:ascii="Tenorite" w:hAnsi="Tenorite" w:cstheme="majorHAnsi"/>
+          </w:rPr>
+          <w:t>este: https://github.com/matheusbattisti/movies_lib/tree/main</w:t>
+        </w:r>
+      </w:hyperlink>
+    </w:p>
+    <w:p>
+      <w:pPr>
+        <w:shd w:val="clear" w:color="auto" w:fill="03D4F6"/>
+        <w:spacing w:after="0"/>
+        <w:jc w:val="center"/>
+        <w:rPr>
+          <w:rFonts w:ascii="Tenorite" w:hAnsi="Tenorite" w:cstheme="majorHAnsi"/>
+          <w:b/>
+          <w:bCs/>
+          <w:color w:val="FFFFFF" w:themeColor="background1"/>
+          <w:sz w:val="24"/>
+          <w:szCs w:val="24"/>
+        </w:rPr>
+      </w:pPr>
+      <w:r>
+        <w:rPr>
+          <w:rFonts w:ascii="Tenorite" w:hAnsi="Tenorite" w:cstheme="majorHAnsi"/>
+          <w:b/>
+          <w:bCs/>
+          <w:color w:val="FFFFFF" w:themeColor="background1"/>
+          <w:sz w:val="24"/>
+          <w:szCs w:val="24"/>
+        </w:rPr>
+        <w:t xml:space="preserve">AULA </w:t>
+      </w:r>
+      <w:r>
+        <w:rPr>
+          <w:rFonts w:ascii="Tenorite" w:hAnsi="Tenorite" w:cstheme="majorHAnsi"/>
+          <w:b/>
+          <w:bCs/>
+          <w:color w:val="FFFFFF" w:themeColor="background1"/>
+          <w:sz w:val="24"/>
+          <w:szCs w:val="24"/>
+        </w:rPr>
+        <w:t>16</w:t>
+      </w:r>
+      <w:r>
+        <w:rPr>
+          <w:rFonts w:ascii="Tenorite" w:hAnsi="Tenorite" w:cstheme="majorHAnsi"/>
+          <w:b/>
+          <w:bCs/>
+          <w:color w:val="FFFFFF" w:themeColor="background1"/>
+          <w:sz w:val="24"/>
+          <w:szCs w:val="24"/>
+        </w:rPr>
+        <w:t xml:space="preserve">: </w:t>
+      </w:r>
+      <w:r>
+        <w:rPr>
+          <w:rFonts w:ascii="Tenorite" w:hAnsi="Tenorite" w:cstheme="majorHAnsi"/>
+          <w:b/>
+          <w:bCs/>
+          <w:color w:val="FFFFFF" w:themeColor="background1"/>
+          <w:sz w:val="24"/>
+          <w:szCs w:val="24"/>
+        </w:rPr>
+        <w:t>Slides do curso</w:t>
+      </w:r>
+    </w:p>
+    <w:p>
+      <w:pPr>
+        <w:spacing w:after="0"/>
+        <w:jc w:val="both"/>
+        <w:rPr>
+          <w:rFonts w:ascii="Tenorite" w:hAnsi="Tenorite" w:cstheme="majorHAnsi"/>
+        </w:rPr>
+      </w:pPr>
+      <w:r>
+        <w:rPr>
+          <w:rFonts w:ascii="Tenorite" w:hAnsi="Tenorite" w:cstheme="majorHAnsi"/>
+        </w:rPr>
+        <w:t>Estou disponibilizando os slides do curso para que vocês possam acompanhar as aulas de forma mais fácil. Os slides estão disponíveis em formato PDF.</w:t>
+      </w:r>
+    </w:p>
+    <w:p>
+      <w:pPr>
+        <w:spacing w:after="0"/>
+        <w:jc w:val="both"/>
+        <w:rPr>
+          <w:rFonts w:ascii="Tenorite" w:hAnsi="Tenorite" w:cstheme="majorHAnsi"/>
+        </w:rPr>
+      </w:pPr>
+      <w:hyperlink r:id="rId54" w:tgtFrame="_blank" w:history="1">
+        <w:r>
+          <w:rPr>
+            <w:rStyle w:val="Hyperlink"/>
+            <w:rFonts w:ascii="Tenorite" w:hAnsi="Tenorite" w:cstheme="majorHAnsi"/>
+            <w:b/>
+            <w:bCs/>
+          </w:rPr>
+          <w:t>Clique aqui para fazer o download!</w:t>
+        </w:r>
+      </w:hyperlink>
+    </w:p>
+    <w:p>
+      <w:pPr>
+        <w:spacing w:after="0"/>
+        <w:jc w:val="both"/>
+        <w:rPr>
+          <w:rFonts w:ascii="Tenorite" w:hAnsi="Tenorite" w:cstheme="majorHAnsi"/>
+        </w:rPr>
+      </w:pPr>
+      <w:r>
+        <w:rPr>
+          <w:rFonts w:ascii="Tenorite" w:hAnsi="Tenorite" w:cstheme="majorHAnsi"/>
+        </w:rPr>
+        <w:t>No link acima vocês terão acesso a todo material didático do curso, vocês podem usar para consulta posterior também.</w:t>
+      </w:r>
+    </w:p>
+    <w:p>
+      <w:pPr>
+        <w:spacing w:after="0"/>
+        <w:jc w:val="both"/>
+        <w:rPr>
+          <w:rFonts w:ascii="Tenorite" w:hAnsi="Tenorite" w:cstheme="majorHAnsi"/>
+        </w:rPr>
+      </w:pPr>
+      <w:r>
+        <w:rPr>
+          <w:rFonts w:ascii="Tenorite" w:hAnsi="Tenorite" w:cstheme="majorHAnsi"/>
+        </w:rPr>
+        <w:t>Aproveitem!</w:t>
+      </w:r>
+    </w:p>
+    <w:p>
+      <w:pPr>
+        <w:shd w:val="clear" w:color="auto" w:fill="03D4F6"/>
+        <w:spacing w:after="0"/>
+        <w:jc w:val="center"/>
+        <w:rPr>
+          <w:rFonts w:ascii="Tenorite" w:hAnsi="Tenorite" w:cstheme="majorHAnsi"/>
+          <w:b/>
+          <w:bCs/>
+          <w:color w:val="FFFFFF" w:themeColor="background1"/>
+          <w:sz w:val="24"/>
+          <w:szCs w:val="24"/>
+        </w:rPr>
+      </w:pPr>
+      <w:r>
+        <w:rPr>
+          <w:rFonts w:ascii="Tenorite" w:hAnsi="Tenorite" w:cstheme="majorHAnsi"/>
+          <w:b/>
+          <w:bCs/>
+          <w:color w:val="FFFFFF" w:themeColor="background1"/>
+          <w:sz w:val="24"/>
+          <w:szCs w:val="24"/>
+        </w:rPr>
+        <w:t xml:space="preserve">AULA </w:t>
+      </w:r>
+      <w:r>
+        <w:rPr>
+          <w:rFonts w:ascii="Tenorite" w:hAnsi="Tenorite" w:cstheme="majorHAnsi"/>
+          <w:b/>
+          <w:bCs/>
+          <w:color w:val="FFFFFF" w:themeColor="background1"/>
+          <w:sz w:val="24"/>
+          <w:szCs w:val="24"/>
+        </w:rPr>
+        <w:t>1</w:t>
+      </w:r>
+      <w:r>
+        <w:rPr>
+          <w:rFonts w:ascii="Tenorite" w:hAnsi="Tenorite" w:cstheme="majorHAnsi"/>
+          <w:b/>
+          <w:bCs/>
+          <w:color w:val="FFFFFF" w:themeColor="background1"/>
+          <w:sz w:val="24"/>
+          <w:szCs w:val="24"/>
+        </w:rPr>
+        <w:t>7</w:t>
+      </w:r>
+      <w:r>
+        <w:rPr>
+          <w:rFonts w:ascii="Tenorite" w:hAnsi="Tenorite" w:cstheme="majorHAnsi"/>
+          <w:b/>
+          <w:bCs/>
+          <w:color w:val="FFFFFF" w:themeColor="background1"/>
+          <w:sz w:val="24"/>
+          <w:szCs w:val="24"/>
+        </w:rPr>
+        <w:t xml:space="preserve">: </w:t>
+      </w:r>
+      <w:r>
+        <w:rPr>
+          <w:rFonts w:ascii="Tenorite" w:hAnsi="Tenorite" w:cstheme="majorHAnsi"/>
+          <w:b/>
+          <w:bCs/>
+          <w:color w:val="FFFFFF" w:themeColor="background1"/>
+          <w:sz w:val="24"/>
+          <w:szCs w:val="24"/>
+        </w:rPr>
+        <w:t>Indicações de Livros</w:t>
+      </w:r>
+    </w:p>
+    <w:p>
+      <w:pPr>
+        <w:spacing w:after="0"/>
+        <w:jc w:val="both"/>
+        <w:rPr>
+          <w:rFonts w:ascii="Tenorite" w:hAnsi="Tenorite" w:cstheme="majorHAnsi"/>
+        </w:rPr>
+      </w:pPr>
+      <w:r>
+        <w:rPr>
+          <w:rFonts w:ascii="Tenorite" w:hAnsi="Tenorite" w:cstheme="majorHAnsi"/>
+        </w:rPr>
+        <w:t>Muita gente pede indicações de livros para complementar os estudos, então fiz uma curadoria para este curso e vou indicar alguns</w:t>
+      </w:r>
+    </w:p>
+    <w:p>
+      <w:pPr>
+        <w:spacing w:after="0"/>
+        <w:jc w:val="both"/>
+        <w:rPr>
+          <w:rFonts w:ascii="Tenorite" w:hAnsi="Tenorite" w:cstheme="majorHAnsi"/>
+        </w:rPr>
+      </w:pPr>
+      <w:r>
+        <w:rPr>
+          <w:rFonts w:ascii="Tenorite" w:hAnsi="Tenorite" w:cstheme="majorHAnsi"/>
+        </w:rPr>
+        <w:t>Primeiramente um livro que tem muita relação com este curso, meu mais recente ebook de React:</w:t>
+      </w:r>
+    </w:p>
+    <w:p>
+      <w:pPr>
+        <w:spacing w:after="0"/>
+        <w:jc w:val="both"/>
+        <w:rPr>
+          <w:rFonts w:ascii="Tenorite" w:hAnsi="Tenorite" w:cstheme="majorHAnsi"/>
+        </w:rPr>
+      </w:pPr>
+      <w:hyperlink r:id="rId55" w:tgtFrame="_blank" w:history="1">
+        <w:r>
+          <w:rPr>
+            <w:rStyle w:val="Hyperlink"/>
+            <w:rFonts w:ascii="Tenorite" w:hAnsi="Tenorite" w:cstheme="majorHAnsi"/>
+          </w:rPr>
+          <w:t xml:space="preserve">Fundamentos do React JS: Aprenda a </w:t>
+        </w:r>
+        <w:proofErr w:type="spellStart"/>
+        <w:r>
+          <w:rPr>
+            <w:rStyle w:val="Hyperlink"/>
+            <w:rFonts w:ascii="Tenorite" w:hAnsi="Tenorite" w:cstheme="majorHAnsi"/>
+          </w:rPr>
+          <w:t>bilioteca</w:t>
+        </w:r>
+        <w:proofErr w:type="spellEnd"/>
+        <w:r>
+          <w:rPr>
+            <w:rStyle w:val="Hyperlink"/>
+            <w:rFonts w:ascii="Tenorite" w:hAnsi="Tenorite" w:cstheme="majorHAnsi"/>
+          </w:rPr>
+          <w:t xml:space="preserve"> mais famosa de front-end através de exercícios e projetos</w:t>
+        </w:r>
+      </w:hyperlink>
+    </w:p>
+    <w:p>
+      <w:pPr>
+        <w:spacing w:after="0"/>
+        <w:jc w:val="both"/>
+        <w:rPr>
+          <w:rFonts w:ascii="Tenorite" w:hAnsi="Tenorite" w:cstheme="majorHAnsi"/>
+        </w:rPr>
+      </w:pPr>
+      <w:r>
+        <w:rPr>
+          <w:rFonts w:ascii="Tenorite" w:hAnsi="Tenorite" w:cstheme="majorHAnsi"/>
+        </w:rPr>
+        <w:t xml:space="preserve">Este livro de minha autoria, é </w:t>
+      </w:r>
+      <w:proofErr w:type="spellStart"/>
+      <w:r>
+        <w:rPr>
+          <w:rFonts w:ascii="Tenorite" w:hAnsi="Tenorite" w:cstheme="majorHAnsi"/>
+        </w:rPr>
+        <w:t>repeleto</w:t>
+      </w:r>
+      <w:proofErr w:type="spellEnd"/>
+      <w:r>
+        <w:rPr>
+          <w:rFonts w:ascii="Tenorite" w:hAnsi="Tenorite" w:cstheme="majorHAnsi"/>
+        </w:rPr>
+        <w:t xml:space="preserve"> de exercícios e projetos, para você dominar os fundamentos de JavaScript em mais de 100 páginas e com precinho camarada ou 0800 pelo Kindle </w:t>
+      </w:r>
+      <w:proofErr w:type="spellStart"/>
+      <w:r>
+        <w:rPr>
+          <w:rFonts w:ascii="Tenorite" w:hAnsi="Tenorite" w:cstheme="majorHAnsi"/>
+        </w:rPr>
+        <w:t>Unlimited</w:t>
+      </w:r>
+      <w:proofErr w:type="spellEnd"/>
+      <w:r>
+        <w:rPr>
+          <w:rFonts w:ascii="Tenorite" w:hAnsi="Tenorite" w:cstheme="majorHAnsi"/>
+        </w:rPr>
+        <w:t>:</w:t>
+      </w:r>
+    </w:p>
+    <w:p>
+      <w:pPr>
+        <w:spacing w:after="0"/>
+        <w:jc w:val="both"/>
+        <w:rPr>
+          <w:rFonts w:ascii="Tenorite" w:hAnsi="Tenorite" w:cstheme="majorHAnsi"/>
+        </w:rPr>
+      </w:pPr>
+      <w:hyperlink r:id="rId56" w:tgtFrame="_blank" w:history="1">
+        <w:r>
+          <w:rPr>
+            <w:rStyle w:val="Hyperlink"/>
+            <w:rFonts w:ascii="Tenorite" w:hAnsi="Tenorite" w:cstheme="majorHAnsi"/>
+          </w:rPr>
+          <w:t>JavaScript para Iniciantes - Aprenda a Programar JS de Forma Simples</w:t>
+        </w:r>
+      </w:hyperlink>
+    </w:p>
+    <w:p>
+      <w:pPr>
+        <w:spacing w:after="0"/>
+        <w:jc w:val="both"/>
+        <w:rPr>
+          <w:rFonts w:ascii="Tenorite" w:hAnsi="Tenorite" w:cstheme="majorHAnsi"/>
+        </w:rPr>
+      </w:pPr>
+    </w:p>
+    <w:p>
+      <w:pPr>
+        <w:spacing w:after="0"/>
+        <w:jc w:val="both"/>
+        <w:rPr>
+          <w:rFonts w:ascii="Tenorite" w:hAnsi="Tenorite" w:cstheme="majorHAnsi"/>
+        </w:rPr>
+      </w:pPr>
+    </w:p>
+    <w:p>
+      <w:pPr>
+        <w:spacing w:after="0"/>
+        <w:jc w:val="both"/>
+        <w:rPr>
+          <w:rFonts w:ascii="Tenorite" w:hAnsi="Tenorite" w:cstheme="majorHAnsi"/>
+        </w:rPr>
+      </w:pPr>
+      <w:r>
+        <w:rPr>
+          <w:rFonts w:ascii="Tenorite" w:hAnsi="Tenorite" w:cstheme="majorHAnsi"/>
+        </w:rPr>
+        <w:lastRenderedPageBreak/>
+        <w:t>Outro livro de minha autoria é o:</w:t>
+      </w:r>
+    </w:p>
+    <w:p>
+      <w:pPr>
+        <w:spacing w:after="0"/>
+        <w:jc w:val="both"/>
+        <w:rPr>
+          <w:rFonts w:ascii="Tenorite" w:hAnsi="Tenorite" w:cstheme="majorHAnsi"/>
+        </w:rPr>
+      </w:pPr>
+      <w:hyperlink r:id="rId57" w:tgtFrame="_blank" w:history="1">
+        <w:r>
+          <w:rPr>
+            <w:rStyle w:val="Hyperlink"/>
+            <w:rFonts w:ascii="Tenorite" w:hAnsi="Tenorite" w:cstheme="majorHAnsi"/>
+          </w:rPr>
+          <w:t>200 Exercícios de JavaScript: Fortaleça suas habilidades com desafios</w:t>
+        </w:r>
+      </w:hyperlink>
+    </w:p>
+    <w:p>
+      <w:pPr>
+        <w:spacing w:after="0"/>
+        <w:jc w:val="both"/>
+        <w:rPr>
+          <w:rFonts w:ascii="Tenorite" w:hAnsi="Tenorite" w:cstheme="majorHAnsi"/>
+        </w:rPr>
+      </w:pPr>
+      <w:r>
+        <w:rPr>
+          <w:rFonts w:ascii="Tenorite" w:hAnsi="Tenorite" w:cstheme="majorHAnsi"/>
+        </w:rPr>
+        <w:t>Ele é inteiramente baseado em exercícios, com mais de 200, para você reforçar e aprender todos os aspectos de JS de forma prática</w:t>
+      </w:r>
+    </w:p>
+    <w:p>
+      <w:pPr>
+        <w:spacing w:after="0"/>
+        <w:jc w:val="both"/>
+        <w:rPr>
+          <w:rFonts w:ascii="Tenorite" w:hAnsi="Tenorite" w:cstheme="majorHAnsi"/>
+        </w:rPr>
+      </w:pPr>
+      <w:hyperlink r:id="rId58" w:tgtFrame="_blank" w:history="1">
+        <w:r>
+          <w:rPr>
+            <w:rStyle w:val="Hyperlink"/>
+            <w:rFonts w:ascii="Tenorite" w:hAnsi="Tenorite" w:cstheme="majorHAnsi"/>
+          </w:rPr>
+          <w:t>JavaScript: O Guia Definitivo</w:t>
+        </w:r>
+      </w:hyperlink>
+    </w:p>
+    <w:p>
+      <w:pPr>
+        <w:spacing w:after="0"/>
+        <w:jc w:val="both"/>
+        <w:rPr>
+          <w:rFonts w:ascii="Tenorite" w:hAnsi="Tenorite" w:cstheme="majorHAnsi"/>
+        </w:rPr>
+      </w:pPr>
+      <w:hyperlink r:id="rId59" w:tgtFrame="_blank" w:history="1">
+        <w:r>
+          <w:rPr>
+            <w:rStyle w:val="Hyperlink"/>
+            <w:rFonts w:ascii="Tenorite" w:hAnsi="Tenorite" w:cstheme="majorHAnsi"/>
+          </w:rPr>
+          <w:t>React - Aprenda Praticando</w:t>
+        </w:r>
+      </w:hyperlink>
+    </w:p>
+    <w:p>
+      <w:pPr>
+        <w:spacing w:after="0"/>
+        <w:jc w:val="both"/>
+        <w:rPr>
+          <w:rFonts w:ascii="Tenorite" w:hAnsi="Tenorite" w:cstheme="majorHAnsi"/>
+        </w:rPr>
+      </w:pPr>
+      <w:r>
+        <w:rPr>
+          <w:rFonts w:ascii="Tenorite" w:hAnsi="Tenorite" w:cstheme="majorHAnsi"/>
+        </w:rPr>
+        <w:t>Todos eles complementam o conteúdo de alguma forma, para você conseguir evoluir mais rápido</w:t>
+      </w:r>
+      <w:r>
+        <w:rPr>
+          <w:rFonts w:ascii="Tenorite" w:hAnsi="Tenorite" w:cstheme="majorHAnsi"/>
+        </w:rPr>
+        <w:t>.</w:t>
+      </w:r>
+    </w:p>
+    <w:p>
+      <w:pPr>
+        <w:shd w:val="clear" w:color="auto" w:fill="03D4F6"/>
+        <w:spacing w:after="0"/>
+        <w:jc w:val="center"/>
+        <w:rPr>
+          <w:rFonts w:ascii="Tenorite" w:hAnsi="Tenorite" w:cstheme="majorHAnsi"/>
+          <w:b/>
+          <w:bCs/>
+          <w:color w:val="FFFFFF" w:themeColor="background1"/>
+          <w:sz w:val="24"/>
+          <w:szCs w:val="24"/>
+        </w:rPr>
+      </w:pPr>
+      <w:r>
+        <w:rPr>
+          <w:rFonts w:ascii="Tenorite" w:hAnsi="Tenorite" w:cstheme="majorHAnsi"/>
+          <w:b/>
+          <w:bCs/>
+          <w:color w:val="FFFFFF" w:themeColor="background1"/>
+          <w:sz w:val="24"/>
+          <w:szCs w:val="24"/>
+        </w:rPr>
+        <w:t xml:space="preserve">AULA </w:t>
+      </w:r>
+      <w:r>
+        <w:rPr>
+          <w:rFonts w:ascii="Tenorite" w:hAnsi="Tenorite" w:cstheme="majorHAnsi"/>
+          <w:b/>
+          <w:bCs/>
+          <w:color w:val="FFFFFF" w:themeColor="background1"/>
+          <w:sz w:val="24"/>
+          <w:szCs w:val="24"/>
+        </w:rPr>
+        <w:t>1</w:t>
+      </w:r>
+      <w:r>
+        <w:rPr>
+          <w:rFonts w:ascii="Tenorite" w:hAnsi="Tenorite" w:cstheme="majorHAnsi"/>
+          <w:b/>
+          <w:bCs/>
+          <w:color w:val="FFFFFF" w:themeColor="background1"/>
+          <w:sz w:val="24"/>
+          <w:szCs w:val="24"/>
+        </w:rPr>
+        <w:t>8</w:t>
+      </w:r>
+      <w:r>
+        <w:rPr>
+          <w:rFonts w:ascii="Tenorite" w:hAnsi="Tenorite" w:cstheme="majorHAnsi"/>
+          <w:b/>
+          <w:bCs/>
+          <w:color w:val="FFFFFF" w:themeColor="background1"/>
+          <w:sz w:val="24"/>
+          <w:szCs w:val="24"/>
+        </w:rPr>
+        <w:t xml:space="preserve">: </w:t>
+      </w:r>
+      <w:r>
+        <w:rPr>
+          <w:rFonts w:ascii="Tenorite" w:hAnsi="Tenorite" w:cstheme="majorHAnsi"/>
+          <w:b/>
+          <w:bCs/>
+          <w:color w:val="FFFFFF" w:themeColor="background1"/>
+          <w:sz w:val="24"/>
+          <w:szCs w:val="24"/>
+        </w:rPr>
+        <w:t>Aviso importante sobre componentes do React JS</w:t>
+      </w:r>
+    </w:p>
+    <w:p>
+      <w:pPr>
+        <w:spacing w:after="0"/>
+        <w:jc w:val="both"/>
+        <w:rPr>
+          <w:rFonts w:ascii="Tenorite" w:hAnsi="Tenorite" w:cstheme="majorHAnsi"/>
+        </w:rPr>
+      </w:pPr>
+      <w:r>
+        <w:rPr>
+          <w:rFonts w:ascii="Tenorite" w:hAnsi="Tenorite" w:cstheme="majorHAnsi"/>
+        </w:rPr>
+        <w:t>Para evitar problemas de compilação do código.</w:t>
+      </w:r>
+    </w:p>
+    <w:p>
+      <w:pPr>
+        <w:spacing w:after="0"/>
+        <w:jc w:val="both"/>
+        <w:rPr>
+          <w:rFonts w:ascii="Tenorite" w:hAnsi="Tenorite" w:cstheme="majorHAnsi"/>
+        </w:rPr>
+      </w:pPr>
+      <w:r>
+        <w:rPr>
+          <w:rFonts w:ascii="Tenorite" w:hAnsi="Tenorite" w:cstheme="majorHAnsi"/>
+        </w:rPr>
+        <w:t>Peco que façam a alteração da extensão dos arquivos de cada componente para </w:t>
+      </w:r>
+      <w:proofErr w:type="spellStart"/>
+      <w:r>
+        <w:rPr>
+          <w:rFonts w:ascii="Tenorite" w:hAnsi="Tenorite" w:cstheme="majorHAnsi"/>
+          <w:b/>
+          <w:bCs/>
+        </w:rPr>
+        <w:t>jsx</w:t>
+      </w:r>
+      <w:proofErr w:type="spellEnd"/>
+      <w:r>
+        <w:rPr>
+          <w:rFonts w:ascii="Tenorite" w:hAnsi="Tenorite" w:cstheme="majorHAnsi"/>
+        </w:rPr>
+        <w:t>.</w:t>
+      </w:r>
+    </w:p>
+    <w:p>
+      <w:pPr>
+        <w:spacing w:after="0"/>
+        <w:jc w:val="both"/>
+        <w:rPr>
+          <w:rFonts w:ascii="Tenorite" w:hAnsi="Tenorite" w:cstheme="majorHAnsi"/>
+        </w:rPr>
+      </w:pPr>
+      <w:r>
+        <w:rPr>
+          <w:rFonts w:ascii="Tenorite" w:hAnsi="Tenorite" w:cstheme="majorHAnsi"/>
+        </w:rPr>
+        <w:t xml:space="preserve">A versão atual do React não aceita mais a extensão </w:t>
+      </w:r>
+      <w:proofErr w:type="spellStart"/>
+      <w:r>
+        <w:rPr>
+          <w:rFonts w:ascii="Tenorite" w:hAnsi="Tenorite" w:cstheme="majorHAnsi"/>
+        </w:rPr>
+        <w:t>js</w:t>
+      </w:r>
+      <w:proofErr w:type="spellEnd"/>
+      <w:r>
+        <w:rPr>
+          <w:rFonts w:ascii="Tenorite" w:hAnsi="Tenorite" w:cstheme="majorHAnsi"/>
+        </w:rPr>
+        <w:t xml:space="preserve"> em arquivos de componentes.</w:t>
+      </w:r>
+    </w:p>
+    <w:p>
+      <w:pPr>
+        <w:spacing w:after="0"/>
+        <w:jc w:val="both"/>
+        <w:rPr>
+          <w:rFonts w:ascii="Tenorite" w:hAnsi="Tenorite" w:cstheme="majorHAnsi"/>
+        </w:rPr>
+      </w:pPr>
+      <w:r>
+        <w:rPr>
+          <w:rFonts w:ascii="Tenorite" w:hAnsi="Tenorite" w:cstheme="majorHAnsi"/>
+        </w:rPr>
+        <w:t xml:space="preserve">Como o curso já tem certa idade, naquela época era comum criar componentes com </w:t>
+      </w:r>
+      <w:proofErr w:type="spellStart"/>
+      <w:r>
+        <w:rPr>
+          <w:rFonts w:ascii="Tenorite" w:hAnsi="Tenorite" w:cstheme="majorHAnsi"/>
+        </w:rPr>
+        <w:t>js</w:t>
+      </w:r>
+      <w:proofErr w:type="spellEnd"/>
+      <w:r>
+        <w:rPr>
+          <w:rFonts w:ascii="Tenorite" w:hAnsi="Tenorite" w:cstheme="majorHAnsi"/>
+        </w:rPr>
+        <w:t xml:space="preserve">, depois o </w:t>
+      </w:r>
+      <w:proofErr w:type="spellStart"/>
+      <w:r>
+        <w:rPr>
+          <w:rFonts w:ascii="Tenorite" w:hAnsi="Tenorite" w:cstheme="majorHAnsi"/>
+        </w:rPr>
+        <w:t>jsx</w:t>
+      </w:r>
+      <w:proofErr w:type="spellEnd"/>
+      <w:r>
+        <w:rPr>
+          <w:rFonts w:ascii="Tenorite" w:hAnsi="Tenorite" w:cstheme="majorHAnsi"/>
+        </w:rPr>
+        <w:t xml:space="preserve"> veio a ser o padrão.</w:t>
+      </w:r>
+    </w:p>
+    <w:p>
+      <w:pPr>
+        <w:spacing w:after="0"/>
+        <w:jc w:val="both"/>
+        <w:rPr>
+          <w:rFonts w:ascii="Tenorite" w:hAnsi="Tenorite" w:cstheme="majorHAnsi"/>
+        </w:rPr>
+      </w:pPr>
+      <w:r>
+        <w:rPr>
+          <w:rFonts w:ascii="Tenorite" w:hAnsi="Tenorite" w:cstheme="majorHAnsi"/>
+        </w:rPr>
+        <w:t xml:space="preserve">Porém as aplicações iniciadas com o auxílio\ do </w:t>
+      </w:r>
+      <w:proofErr w:type="spellStart"/>
+      <w:r>
+        <w:rPr>
+          <w:rFonts w:ascii="Tenorite" w:hAnsi="Tenorite" w:cstheme="majorHAnsi"/>
+          <w:i/>
+          <w:iCs/>
+        </w:rPr>
+        <w:t>vite</w:t>
+      </w:r>
+      <w:proofErr w:type="spellEnd"/>
+      <w:r>
+        <w:rPr>
+          <w:rFonts w:ascii="Tenorite" w:hAnsi="Tenorite" w:cstheme="majorHAnsi"/>
+        </w:rPr>
+        <w:t xml:space="preserve"> vem com a formatação correta nos nomes </w:t>
+      </w:r>
+      <w:proofErr w:type="gramStart"/>
+      <w:r>
+        <w:rPr>
+          <w:rFonts w:ascii="Tenorite" w:hAnsi="Tenorite" w:cstheme="majorHAnsi"/>
+        </w:rPr>
+        <w:t>do arquivos</w:t>
+      </w:r>
+      <w:proofErr w:type="gramEnd"/>
+      <w:r>
+        <w:rPr>
+          <w:rFonts w:ascii="Tenorite" w:hAnsi="Tenorite" w:cstheme="majorHAnsi"/>
+        </w:rPr>
+        <w:t>.</w:t>
+      </w:r>
+    </w:p>
+    <w:p>
+      <w:pPr>
+        <w:spacing w:after="0"/>
+        <w:jc w:val="both"/>
+        <w:rPr>
+          <w:rFonts w:ascii="Tenorite" w:hAnsi="Tenorite" w:cstheme="majorHAnsi"/>
+        </w:rPr>
+      </w:pPr>
+      <w:r>
+        <w:rPr>
+          <w:rFonts w:ascii="Tenorite" w:hAnsi="Tenorite" w:cstheme="majorHAnsi"/>
+        </w:rPr>
+        <w:t>Bom curso!</w:t>
+      </w:r>
+    </w:p>
+    <w:p>
+      <w:pPr>
+        <w:spacing w:after="0"/>
+        <w:jc w:val="both"/>
+        <w:rPr>
+          <w:rFonts w:ascii="Tenorite" w:hAnsi="Tenorite" w:cstheme="majorHAnsi"/>
+        </w:rPr>
+      </w:pPr>
+    </w:p>
+    <w:p>
+      <w:pPr>
+        <w:shd w:val="clear" w:color="auto" w:fill="03D4F6"/>
+        <w:spacing w:after="0"/>
+        <w:jc w:val="center"/>
+        <w:rPr>
+          <w:rFonts w:ascii="Tenorite" w:hAnsi="Tenorite" w:cstheme="majorHAnsi"/>
+          <w:b/>
+          <w:bCs/>
+          <w:color w:val="FFFFFF" w:themeColor="background1"/>
+          <w:sz w:val="24"/>
+          <w:szCs w:val="24"/>
+        </w:rPr>
+      </w:pPr>
+      <w:r>
+        <w:rPr>
+          <w:rFonts w:ascii="Tenorite" w:hAnsi="Tenorite" w:cstheme="majorHAnsi"/>
+          <w:b/>
+          <w:bCs/>
+          <w:color w:val="FFFFFF" w:themeColor="background1"/>
+          <w:sz w:val="24"/>
+          <w:szCs w:val="24"/>
+        </w:rPr>
+        <w:t xml:space="preserve">AULA </w:t>
+      </w:r>
+      <w:r>
+        <w:rPr>
+          <w:rFonts w:ascii="Tenorite" w:hAnsi="Tenorite" w:cstheme="majorHAnsi"/>
+          <w:b/>
+          <w:bCs/>
+          <w:color w:val="FFFFFF" w:themeColor="background1"/>
+          <w:sz w:val="24"/>
+          <w:szCs w:val="24"/>
+        </w:rPr>
+        <w:t>1</w:t>
+      </w:r>
+      <w:r>
+        <w:rPr>
+          <w:rFonts w:ascii="Tenorite" w:hAnsi="Tenorite" w:cstheme="majorHAnsi"/>
+          <w:b/>
+          <w:bCs/>
+          <w:color w:val="FFFFFF" w:themeColor="background1"/>
+          <w:sz w:val="24"/>
+          <w:szCs w:val="24"/>
+        </w:rPr>
+        <w:t>9</w:t>
+      </w:r>
+      <w:r>
+        <w:rPr>
+          <w:rFonts w:ascii="Tenorite" w:hAnsi="Tenorite" w:cstheme="majorHAnsi"/>
+          <w:b/>
+          <w:bCs/>
+          <w:color w:val="FFFFFF" w:themeColor="background1"/>
+          <w:sz w:val="24"/>
+          <w:szCs w:val="24"/>
+        </w:rPr>
+        <w:t xml:space="preserve">: </w:t>
+      </w:r>
+      <w:r>
+        <w:rPr>
+          <w:rFonts w:ascii="Tenorite" w:hAnsi="Tenorite" w:cstheme="majorHAnsi"/>
+          <w:b/>
+          <w:bCs/>
+          <w:color w:val="FFFFFF" w:themeColor="background1"/>
+          <w:sz w:val="24"/>
+          <w:szCs w:val="24"/>
+        </w:rPr>
+        <w:t xml:space="preserve">Como utilizar o </w:t>
+      </w:r>
+      <w:proofErr w:type="spellStart"/>
+      <w:r>
+        <w:rPr>
+          <w:rFonts w:ascii="Tenorite" w:hAnsi="Tenorite" w:cstheme="majorHAnsi"/>
+          <w:b/>
+          <w:bCs/>
+          <w:color w:val="FFFFFF" w:themeColor="background1"/>
+          <w:sz w:val="24"/>
+          <w:szCs w:val="24"/>
+        </w:rPr>
+        <w:t>Prettier</w:t>
+      </w:r>
+      <w:proofErr w:type="spellEnd"/>
+      <w:r>
+        <w:rPr>
+          <w:rFonts w:ascii="Tenorite" w:hAnsi="Tenorite" w:cstheme="majorHAnsi"/>
+          <w:b/>
+          <w:bCs/>
+          <w:color w:val="FFFFFF" w:themeColor="background1"/>
+          <w:sz w:val="24"/>
+          <w:szCs w:val="24"/>
+        </w:rPr>
+        <w:t xml:space="preserve"> no Visual Studio </w:t>
+      </w:r>
+      <w:proofErr w:type="spellStart"/>
+      <w:r>
+        <w:rPr>
+          <w:rFonts w:ascii="Tenorite" w:hAnsi="Tenorite" w:cstheme="majorHAnsi"/>
+          <w:b/>
+          <w:bCs/>
+          <w:color w:val="FFFFFF" w:themeColor="background1"/>
+          <w:sz w:val="24"/>
+          <w:szCs w:val="24"/>
+        </w:rPr>
+        <w:t>Code</w:t>
+      </w:r>
+      <w:proofErr w:type="spellEnd"/>
+    </w:p>
+    <w:p>
+      <w:pPr>
+        <w:spacing w:after="0"/>
+        <w:jc w:val="both"/>
+        <w:rPr>
+          <w:rFonts w:ascii="Tenorite" w:hAnsi="Tenorite" w:cstheme="majorHAnsi"/>
+        </w:rPr>
+      </w:pPr>
+      <w:r>
+        <w:rPr>
+          <w:rFonts w:ascii="Tenorite" w:hAnsi="Tenorite" w:cstheme="majorHAnsi"/>
+          <w:b/>
+          <w:bCs/>
+        </w:rPr>
+        <w:t xml:space="preserve">Oque é </w:t>
+      </w:r>
+      <w:proofErr w:type="spellStart"/>
+      <w:r>
+        <w:rPr>
+          <w:rFonts w:ascii="Tenorite" w:hAnsi="Tenorite" w:cstheme="majorHAnsi"/>
+          <w:b/>
+          <w:bCs/>
+        </w:rPr>
+        <w:t>Prettier</w:t>
+      </w:r>
+      <w:proofErr w:type="spellEnd"/>
+      <w:r>
+        <w:rPr>
+          <w:rFonts w:ascii="Tenorite" w:hAnsi="Tenorite" w:cstheme="majorHAnsi"/>
+          <w:b/>
+          <w:bCs/>
+        </w:rPr>
+        <w:t>?</w:t>
+      </w:r>
+    </w:p>
+    <w:p>
+      <w:pPr>
+        <w:spacing w:after="0"/>
+        <w:jc w:val="both"/>
+        <w:rPr>
+          <w:rFonts w:ascii="Tenorite" w:hAnsi="Tenorite" w:cstheme="majorHAnsi"/>
+        </w:rPr>
+      </w:pPr>
+      <w:proofErr w:type="spellStart"/>
+      <w:r>
+        <w:rPr>
+          <w:rFonts w:ascii="Tenorite" w:hAnsi="Tenorite" w:cstheme="majorHAnsi"/>
+        </w:rPr>
+        <w:t>Prettier</w:t>
+      </w:r>
+      <w:proofErr w:type="spellEnd"/>
+      <w:r>
+        <w:rPr>
+          <w:rFonts w:ascii="Tenorite" w:hAnsi="Tenorite" w:cstheme="majorHAnsi"/>
+        </w:rPr>
+        <w:t xml:space="preserve"> é uma ferramenta de formatação de código que auxilia os desenvolvedores a manter um estilo de código limpo e agradável para trabalhar.</w:t>
+      </w:r>
+    </w:p>
+    <w:p>
+      <w:pPr>
+        <w:spacing w:after="0"/>
+        <w:jc w:val="center"/>
+        <w:rPr>
+          <w:rFonts w:ascii="Tenorite" w:hAnsi="Tenorite" w:cstheme="majorHAnsi"/>
+        </w:rPr>
+      </w:pPr>
+      <w:r>
+        <w:rPr>
+          <w:rFonts w:ascii="Tenorite" w:hAnsi="Tenorite" w:cstheme="majorHAnsi"/>
+          <w:b/>
+          <w:bCs/>
+        </w:rPr>
+        <w:t>Download</w:t>
+      </w:r>
+    </w:p>
+    <w:p>
+      <w:pPr>
+        <w:spacing w:after="0"/>
+        <w:jc w:val="both"/>
+        <w:rPr>
+          <w:rFonts w:ascii="Tenorite" w:hAnsi="Tenorite" w:cstheme="majorHAnsi"/>
+        </w:rPr>
+      </w:pPr>
+      <w:r>
+        <w:rPr>
+          <w:rFonts w:ascii="Tenorite" w:hAnsi="Tenorite" w:cstheme="majorHAnsi"/>
+        </w:rPr>
+        <w:t xml:space="preserve">Vá até a aba de </w:t>
+      </w:r>
+      <w:proofErr w:type="spellStart"/>
+      <w:r>
+        <w:rPr>
+          <w:rFonts w:ascii="Tenorite" w:hAnsi="Tenorite" w:cstheme="majorHAnsi"/>
+        </w:rPr>
+        <w:t>extensãos</w:t>
+      </w:r>
+      <w:proofErr w:type="spellEnd"/>
+      <w:r>
+        <w:rPr>
+          <w:rFonts w:ascii="Tenorite" w:hAnsi="Tenorite" w:cstheme="majorHAnsi"/>
+        </w:rPr>
+        <w:t xml:space="preserve"> do Visual Studio </w:t>
+      </w:r>
+      <w:proofErr w:type="spellStart"/>
+      <w:r>
+        <w:rPr>
+          <w:rFonts w:ascii="Tenorite" w:hAnsi="Tenorite" w:cstheme="majorHAnsi"/>
+        </w:rPr>
+        <w:t>Code</w:t>
+      </w:r>
+      <w:proofErr w:type="spellEnd"/>
+      <w:r>
+        <w:rPr>
+          <w:rFonts w:ascii="Tenorite" w:hAnsi="Tenorite" w:cstheme="majorHAnsi"/>
+        </w:rPr>
+        <w:t xml:space="preserve">, procure por </w:t>
+      </w:r>
+      <w:proofErr w:type="spellStart"/>
+      <w:r>
+        <w:rPr>
+          <w:rFonts w:ascii="Tenorite" w:hAnsi="Tenorite" w:cstheme="majorHAnsi"/>
+        </w:rPr>
+        <w:t>Prettier</w:t>
+      </w:r>
+      <w:proofErr w:type="spellEnd"/>
+      <w:r>
+        <w:rPr>
+          <w:rFonts w:ascii="Tenorite" w:hAnsi="Tenorite" w:cstheme="majorHAnsi"/>
+        </w:rPr>
+        <w:t xml:space="preserve"> e clique no botão de instalar.</w:t>
+      </w:r>
+    </w:p>
+    <w:p>
+      <w:pPr>
+        <w:spacing w:after="0"/>
+        <w:jc w:val="center"/>
+        <w:rPr>
+          <w:rFonts w:ascii="Tenorite" w:hAnsi="Tenorite" w:cstheme="majorHAnsi"/>
+        </w:rPr>
+      </w:pPr>
+      <w:r>
+        <w:rPr>
+          <w:rFonts w:ascii="Tenorite" w:hAnsi="Tenorite" w:cstheme="majorHAnsi"/>
+          <w:b/>
+          <w:bCs/>
+        </w:rPr>
+        <w:t>Como Utilizar</w:t>
+      </w:r>
+    </w:p>
+    <w:p>
+      <w:pPr>
+        <w:spacing w:after="0"/>
+        <w:jc w:val="center"/>
+        <w:rPr>
+          <w:rFonts w:ascii="Tenorite" w:hAnsi="Tenorite" w:cstheme="majorHAnsi"/>
+        </w:rPr>
+      </w:pPr>
+      <w:r>
+        <w:rPr>
+          <w:rFonts w:ascii="Tenorite" w:hAnsi="Tenorite" w:cstheme="majorHAnsi"/>
+          <w:i/>
+          <w:iCs/>
+        </w:rPr>
+        <w:t>Método 1</w:t>
+      </w:r>
+    </w:p>
+    <w:p>
+      <w:pPr>
+        <w:spacing w:after="0"/>
+        <w:jc w:val="both"/>
+        <w:rPr>
+          <w:rFonts w:ascii="Tenorite" w:hAnsi="Tenorite" w:cstheme="majorHAnsi"/>
+        </w:rPr>
+      </w:pPr>
+      <w:r>
+        <w:rPr>
+          <w:rFonts w:ascii="Tenorite" w:hAnsi="Tenorite" w:cstheme="majorHAnsi"/>
+        </w:rPr>
+        <w:t>1 - Usando o Prompt para Formatar:</w:t>
+      </w:r>
+    </w:p>
+    <w:p>
+      <w:pPr>
+        <w:spacing w:after="0"/>
+        <w:jc w:val="both"/>
+        <w:rPr>
+          <w:rFonts w:ascii="Tenorite" w:hAnsi="Tenorite" w:cstheme="majorHAnsi"/>
+        </w:rPr>
+      </w:pPr>
+      <w:r>
+        <w:rPr>
+          <w:rFonts w:ascii="Tenorite" w:hAnsi="Tenorite" w:cstheme="majorHAnsi"/>
+        </w:rPr>
+        <w:t xml:space="preserve">No </w:t>
+      </w:r>
+      <w:proofErr w:type="spellStart"/>
+      <w:r>
+        <w:rPr>
+          <w:rFonts w:ascii="Tenorite" w:hAnsi="Tenorite" w:cstheme="majorHAnsi"/>
+        </w:rPr>
+        <w:t>macOS</w:t>
+      </w:r>
+      <w:proofErr w:type="spellEnd"/>
+      <w:r>
+        <w:rPr>
+          <w:rFonts w:ascii="Tenorite" w:hAnsi="Tenorite" w:cstheme="majorHAnsi"/>
+        </w:rPr>
+        <w:t xml:space="preserve">, utilize COMMAND + SHIFT + P. No Windows e </w:t>
+      </w:r>
+      <w:proofErr w:type="spellStart"/>
+      <w:r>
+        <w:rPr>
+          <w:rFonts w:ascii="Tenorite" w:hAnsi="Tenorite" w:cstheme="majorHAnsi"/>
+        </w:rPr>
+        <w:t>linux</w:t>
+      </w:r>
+      <w:proofErr w:type="spellEnd"/>
+      <w:r>
+        <w:rPr>
+          <w:rFonts w:ascii="Tenorite" w:hAnsi="Tenorite" w:cstheme="majorHAnsi"/>
+        </w:rPr>
+        <w:t>, utilize CTRL + SHIFT + P.</w:t>
+      </w:r>
+    </w:p>
+    <w:p>
+      <w:pPr>
+        <w:spacing w:after="0"/>
+        <w:jc w:val="both"/>
+        <w:rPr>
+          <w:rFonts w:ascii="Tenorite" w:hAnsi="Tenorite" w:cstheme="majorHAnsi"/>
+        </w:rPr>
+      </w:pPr>
+      <w:r>
+        <w:rPr>
+          <w:rFonts w:ascii="Tenorite" w:hAnsi="Tenorite" w:cstheme="majorHAnsi"/>
+        </w:rPr>
+        <w:t xml:space="preserve">No prompt que se abrir, digite “Format </w:t>
+      </w:r>
+      <w:proofErr w:type="spellStart"/>
+      <w:r>
+        <w:rPr>
+          <w:rFonts w:ascii="Tenorite" w:hAnsi="Tenorite" w:cstheme="majorHAnsi"/>
+        </w:rPr>
+        <w:t>Document</w:t>
+      </w:r>
+      <w:proofErr w:type="spellEnd"/>
+      <w:r>
+        <w:rPr>
+          <w:rFonts w:ascii="Tenorite" w:hAnsi="Tenorite" w:cstheme="majorHAnsi"/>
+        </w:rPr>
+        <w:t xml:space="preserve">” e escolha a opção do </w:t>
+      </w:r>
+      <w:proofErr w:type="spellStart"/>
+      <w:r>
+        <w:rPr>
+          <w:rFonts w:ascii="Tenorite" w:hAnsi="Tenorite" w:cstheme="majorHAnsi"/>
+        </w:rPr>
+        <w:t>Prettier</w:t>
+      </w:r>
+      <w:proofErr w:type="spellEnd"/>
+      <w:r>
+        <w:rPr>
+          <w:rFonts w:ascii="Tenorite" w:hAnsi="Tenorite" w:cstheme="majorHAnsi"/>
+        </w:rPr>
+        <w:t xml:space="preserve"> para formatar o código.</w:t>
+      </w:r>
+    </w:p>
+    <w:p>
+      <w:pPr>
+        <w:spacing w:after="0"/>
+        <w:jc w:val="center"/>
+        <w:rPr>
+          <w:rFonts w:ascii="Tenorite" w:hAnsi="Tenorite" w:cstheme="majorHAnsi"/>
+        </w:rPr>
+      </w:pPr>
+      <w:r>
+        <w:rPr>
+          <w:rFonts w:ascii="Tenorite" w:hAnsi="Tenorite" w:cstheme="majorHAnsi"/>
+          <w:i/>
+          <w:iCs/>
+        </w:rPr>
+        <w:t>Método 2</w:t>
+      </w:r>
+    </w:p>
+    <w:p>
+      <w:pPr>
+        <w:spacing w:after="0"/>
+        <w:jc w:val="both"/>
+        <w:rPr>
+          <w:rFonts w:ascii="Tenorite" w:hAnsi="Tenorite" w:cstheme="majorHAnsi"/>
+        </w:rPr>
+      </w:pPr>
+      <w:r>
+        <w:rPr>
+          <w:rFonts w:ascii="Tenorite" w:hAnsi="Tenorite" w:cstheme="majorHAnsi"/>
+        </w:rPr>
+        <w:t>Formatando o Código ao Salvar:</w:t>
+      </w:r>
+    </w:p>
+    <w:p>
+      <w:pPr>
+        <w:spacing w:after="0"/>
+        <w:jc w:val="both"/>
+        <w:rPr>
+          <w:rFonts w:ascii="Tenorite" w:hAnsi="Tenorite" w:cstheme="majorHAnsi"/>
+        </w:rPr>
+      </w:pPr>
+      <w:r>
+        <w:rPr>
+          <w:rFonts w:ascii="Tenorite" w:hAnsi="Tenorite" w:cstheme="majorHAnsi"/>
+        </w:rPr>
+        <w:t xml:space="preserve">Ao abrir o Visual Studio </w:t>
+      </w:r>
+      <w:proofErr w:type="spellStart"/>
+      <w:r>
+        <w:rPr>
+          <w:rFonts w:ascii="Tenorite" w:hAnsi="Tenorite" w:cstheme="majorHAnsi"/>
+        </w:rPr>
+        <w:t>Code</w:t>
+      </w:r>
+      <w:proofErr w:type="spellEnd"/>
+      <w:r>
+        <w:rPr>
+          <w:rFonts w:ascii="Tenorite" w:hAnsi="Tenorite" w:cstheme="majorHAnsi"/>
+        </w:rPr>
+        <w:t xml:space="preserve">, você verá uma engrenagem que </w:t>
+      </w:r>
+      <w:r>
+        <w:rPr>
+          <w:rFonts w:ascii="Tenorite" w:hAnsi="Tenorite" w:cstheme="majorHAnsi"/>
+        </w:rPr>
+        <w:t>irá</w:t>
+      </w:r>
+      <w:r>
+        <w:rPr>
+          <w:rFonts w:ascii="Tenorite" w:hAnsi="Tenorite" w:cstheme="majorHAnsi"/>
+        </w:rPr>
+        <w:t xml:space="preserve"> abrir as configurações.</w:t>
+      </w:r>
+    </w:p>
+    <w:p>
+      <w:pPr>
+        <w:spacing w:after="0"/>
+        <w:jc w:val="both"/>
+        <w:rPr>
+          <w:rFonts w:ascii="Tenorite" w:hAnsi="Tenorite" w:cstheme="majorHAnsi"/>
+        </w:rPr>
+      </w:pPr>
+      <w:r>
+        <w:rPr>
+          <w:rFonts w:ascii="Tenorite" w:hAnsi="Tenorite" w:cstheme="majorHAnsi"/>
+        </w:rPr>
+        <w:t xml:space="preserve">Procure pela opção Editor: Format </w:t>
+      </w:r>
+      <w:proofErr w:type="spellStart"/>
+      <w:r>
+        <w:rPr>
+          <w:rFonts w:ascii="Tenorite" w:hAnsi="Tenorite" w:cstheme="majorHAnsi"/>
+        </w:rPr>
+        <w:t>On</w:t>
+      </w:r>
+      <w:proofErr w:type="spellEnd"/>
+      <w:r>
+        <w:rPr>
+          <w:rFonts w:ascii="Tenorite" w:hAnsi="Tenorite" w:cstheme="majorHAnsi"/>
+        </w:rPr>
+        <w:t xml:space="preserve"> </w:t>
+      </w:r>
+      <w:proofErr w:type="spellStart"/>
+      <w:r>
+        <w:rPr>
+          <w:rFonts w:ascii="Tenorite" w:hAnsi="Tenorite" w:cstheme="majorHAnsi"/>
+        </w:rPr>
+        <w:t>Save</w:t>
+      </w:r>
+      <w:proofErr w:type="spellEnd"/>
+      <w:r>
+        <w:rPr>
+          <w:rFonts w:ascii="Tenorite" w:hAnsi="Tenorite" w:cstheme="majorHAnsi"/>
+        </w:rPr>
+        <w:t xml:space="preserve"> e certifique-se de que ela esteja marcada</w:t>
+      </w:r>
+    </w:p>
+    <w:p>
+      <w:pPr>
+        <w:spacing w:after="0"/>
+        <w:jc w:val="both"/>
+        <w:rPr>
+          <w:rFonts w:ascii="Tenorite" w:hAnsi="Tenorite" w:cstheme="majorHAnsi"/>
+        </w:rPr>
+      </w:pPr>
+      <w:r>
+        <w:rPr>
+          <w:rFonts w:ascii="Tenorite" w:hAnsi="Tenorite" w:cstheme="majorHAnsi"/>
+        </w:rPr>
+        <w:t xml:space="preserve">Quando essa opção estiver ativada, seu código será formatado automaticamente toda vez que você </w:t>
+      </w:r>
+      <w:r>
+        <w:rPr>
+          <w:rFonts w:ascii="Tenorite" w:hAnsi="Tenorite" w:cstheme="majorHAnsi"/>
+        </w:rPr>
+        <w:t>o salvar</w:t>
+      </w:r>
+      <w:r>
+        <w:rPr>
+          <w:rFonts w:ascii="Tenorite" w:hAnsi="Tenorite" w:cstheme="majorHAnsi"/>
+        </w:rPr>
+        <w:t>.</w:t>
+      </w:r>
+    </w:p>
+    <w:p>
+      <w:pPr>
+        <w:shd w:val="clear" w:color="auto" w:fill="03D4F6"/>
+        <w:spacing w:after="0"/>
+        <w:jc w:val="center"/>
+        <w:rPr>
+          <w:rFonts w:ascii="Tenorite" w:hAnsi="Tenorite" w:cstheme="majorHAnsi"/>
+          <w:b/>
+          <w:bCs/>
+          <w:color w:val="FFFFFF" w:themeColor="background1"/>
+          <w:sz w:val="24"/>
+          <w:szCs w:val="24"/>
+        </w:rPr>
+      </w:pPr>
+      <w:r>
+        <w:rPr>
+          <w:rFonts w:ascii="Tenorite" w:hAnsi="Tenorite" w:cstheme="majorHAnsi"/>
+          <w:b/>
+          <w:bCs/>
+          <w:color w:val="FFFFFF" w:themeColor="background1"/>
+          <w:sz w:val="24"/>
+          <w:szCs w:val="24"/>
+        </w:rPr>
+        <w:t xml:space="preserve">AULA </w:t>
+      </w:r>
+      <w:r>
+        <w:rPr>
+          <w:rFonts w:ascii="Tenorite" w:hAnsi="Tenorite" w:cstheme="majorHAnsi"/>
+          <w:b/>
+          <w:bCs/>
+          <w:color w:val="FFFFFF" w:themeColor="background1"/>
+          <w:sz w:val="24"/>
+          <w:szCs w:val="24"/>
+        </w:rPr>
+        <w:t>20: Conclusão da seção</w:t>
+      </w:r>
+    </w:p>
+    <w:p>
+      <w:pPr>
+        <w:spacing w:after="0"/>
+        <w:jc w:val="both"/>
+        <w:rPr>
+          <w:rFonts w:ascii="Tenorite" w:hAnsi="Tenorite" w:cstheme="majorHAnsi"/>
+        </w:rPr>
+      </w:pPr>
+      <w:r>
+        <w:rPr>
+          <w:rFonts w:ascii="Tenorite" w:hAnsi="Tenorite" w:cstheme="majorHAnsi"/>
+        </w:rPr>
+        <w:t>Aqui concluímos nossa primeira seção do react, e assim nos despedimos para a próxima seção.</w:t>
+      </w:r>
+    </w:p>
+    <w:p>
+      <w:pPr>
+        <w:shd w:val="clear" w:color="auto" w:fill="03D4F6"/>
+        <w:spacing w:after="0"/>
+        <w:jc w:val="center"/>
+        <w:rPr>
+          <w:rFonts w:ascii="Tenorite" w:hAnsi="Tenorite" w:cstheme="majorHAnsi"/>
+          <w:b/>
+          <w:bCs/>
+          <w:color w:val="FFFFFF" w:themeColor="background1"/>
+          <w:sz w:val="24"/>
+          <w:szCs w:val="24"/>
+        </w:rPr>
+      </w:pPr>
+      <w:r>
+        <w:rPr>
+          <w:rFonts w:ascii="Tenorite" w:hAnsi="Tenorite" w:cstheme="majorHAnsi"/>
+          <w:b/>
+          <w:bCs/>
+          <w:color w:val="FFFFFF" w:themeColor="background1"/>
+          <w:sz w:val="24"/>
+          <w:szCs w:val="24"/>
+        </w:rPr>
+        <w:t>AULA 2</w:t>
+      </w:r>
+      <w:r>
+        <w:rPr>
+          <w:rFonts w:ascii="Tenorite" w:hAnsi="Tenorite" w:cstheme="majorHAnsi"/>
+          <w:b/>
+          <w:bCs/>
+          <w:color w:val="FFFFFF" w:themeColor="background1"/>
+          <w:sz w:val="24"/>
+          <w:szCs w:val="24"/>
+        </w:rPr>
+        <w:t>1 e 22</w:t>
+      </w:r>
+      <w:r>
+        <w:rPr>
+          <w:rFonts w:ascii="Tenorite" w:hAnsi="Tenorite" w:cstheme="majorHAnsi"/>
+          <w:b/>
+          <w:bCs/>
+          <w:color w:val="FFFFFF" w:themeColor="background1"/>
+          <w:sz w:val="24"/>
+          <w:szCs w:val="24"/>
+        </w:rPr>
+        <w:t xml:space="preserve">: </w:t>
+      </w:r>
+      <w:r>
+        <w:rPr>
+          <w:rFonts w:ascii="Tenorite" w:hAnsi="Tenorite" w:cstheme="majorHAnsi"/>
+          <w:b/>
+          <w:bCs/>
+          <w:color w:val="FFFFFF" w:themeColor="background1"/>
+          <w:sz w:val="24"/>
+          <w:szCs w:val="24"/>
+        </w:rPr>
+        <w:t>Como aprender programação mais rápido e ter sucesso na carreira</w:t>
+      </w:r>
+    </w:p>
+    <w:p>
+      <w:pPr>
+        <w:spacing w:after="0"/>
+        <w:jc w:val="center"/>
+        <w:rPr>
+          <w:rFonts w:ascii="Tenorite" w:hAnsi="Tenorite" w:cstheme="majorHAnsi"/>
+          <w:b/>
+          <w:bCs/>
+        </w:rPr>
+      </w:pPr>
+      <w:r>
+        <w:rPr>
+          <w:rFonts w:ascii="Tenorite" w:hAnsi="Tenorite" w:cstheme="majorHAnsi"/>
+          <w:b/>
+          <w:bCs/>
+        </w:rPr>
+        <w:t>Teste para saber sua dificuldade com programação</w:t>
+      </w:r>
+    </w:p>
+    <w:p>
+      <w:pPr>
+        <w:spacing w:after="0"/>
+        <w:jc w:val="both"/>
+        <w:rPr>
+          <w:rFonts w:ascii="Tenorite" w:hAnsi="Tenorite" w:cstheme="majorHAnsi"/>
+        </w:rPr>
+      </w:pPr>
+      <w:r>
+        <w:rPr>
+          <w:rFonts w:ascii="Tenorite" w:hAnsi="Tenorite" w:cstheme="majorHAnsi"/>
+        </w:rPr>
+        <w:t xml:space="preserve">Conversando com os alunos da Hora de </w:t>
+      </w:r>
+      <w:proofErr w:type="spellStart"/>
+      <w:r>
+        <w:rPr>
+          <w:rFonts w:ascii="Tenorite" w:hAnsi="Tenorite" w:cstheme="majorHAnsi"/>
+        </w:rPr>
+        <w:t>Codar</w:t>
+      </w:r>
+      <w:proofErr w:type="spellEnd"/>
+      <w:r>
+        <w:rPr>
+          <w:rFonts w:ascii="Tenorite" w:hAnsi="Tenorite" w:cstheme="majorHAnsi"/>
+        </w:rPr>
+        <w:t>, estamos com mais de 140 mil no momento, comecei a perceber que vários tinham travas e problemas em comum ao aprender programação</w:t>
+      </w:r>
+    </w:p>
+    <w:p>
+      <w:pPr>
+        <w:spacing w:after="0"/>
+        <w:jc w:val="both"/>
+        <w:rPr>
+          <w:rFonts w:ascii="Tenorite" w:hAnsi="Tenorite" w:cstheme="majorHAnsi"/>
+        </w:rPr>
+      </w:pPr>
+      <w:r>
+        <w:rPr>
+          <w:rFonts w:ascii="Tenorite" w:hAnsi="Tenorite" w:cstheme="majorHAnsi"/>
+        </w:rPr>
+        <w:t>Com base nestes dados eu criei um teste, onde você pode identificar o principal problema e entender como evoluir melhor</w:t>
+      </w:r>
+    </w:p>
+    <w:p>
+      <w:pPr>
+        <w:spacing w:after="0"/>
+        <w:jc w:val="both"/>
+        <w:rPr>
+          <w:rFonts w:ascii="Tenorite" w:hAnsi="Tenorite" w:cstheme="majorHAnsi"/>
+        </w:rPr>
+      </w:pPr>
+      <w:r>
+        <w:rPr>
+          <w:rFonts w:ascii="Tenorite" w:hAnsi="Tenorite" w:cstheme="majorHAnsi"/>
+        </w:rPr>
+        <w:t>Para fazer o teste é só</w:t>
+      </w:r>
+      <w:hyperlink r:id="rId60" w:tgtFrame="_blank" w:history="1">
+        <w:r>
+          <w:rPr>
+            <w:rStyle w:val="Hyperlink"/>
+            <w:rFonts w:ascii="Tenorite" w:hAnsi="Tenorite" w:cstheme="majorHAnsi"/>
+          </w:rPr>
+          <w:t> </w:t>
+        </w:r>
+        <w:r>
+          <w:rPr>
+            <w:rStyle w:val="Hyperlink"/>
+            <w:rFonts w:ascii="Tenorite" w:hAnsi="Tenorite" w:cstheme="majorHAnsi"/>
+            <w:b/>
+            <w:bCs/>
+          </w:rPr>
+          <w:t>clicar aqui</w:t>
+        </w:r>
+      </w:hyperlink>
+    </w:p>
+    <w:p>
+      <w:pPr>
+        <w:spacing w:after="0"/>
+        <w:jc w:val="both"/>
+        <w:rPr>
+          <w:rFonts w:ascii="Tenorite" w:hAnsi="Tenorite" w:cstheme="majorHAnsi"/>
+        </w:rPr>
+      </w:pPr>
+      <w:r>
+        <w:rPr>
+          <w:rFonts w:ascii="Tenorite" w:hAnsi="Tenorite" w:cstheme="majorHAnsi"/>
+        </w:rPr>
+        <w:t>Espero poder te ajudar com mais esta iniciativa! =)</w:t>
+      </w:r>
+    </w:p>
+    <w:p>
+      <w:pPr>
+        <w:spacing w:after="0"/>
+        <w:jc w:val="both"/>
+        <w:rPr>
+          <w:rFonts w:ascii="Tenorite" w:hAnsi="Tenorite" w:cstheme="majorHAnsi"/>
+        </w:rPr>
+      </w:pPr>
+      <w:proofErr w:type="spellStart"/>
+      <w:r>
+        <w:rPr>
+          <w:rFonts w:ascii="Tenorite" w:hAnsi="Tenorite" w:cstheme="majorHAnsi"/>
+        </w:rPr>
+        <w:t>Obs</w:t>
+      </w:r>
+      <w:proofErr w:type="spellEnd"/>
+      <w:r>
+        <w:rPr>
+          <w:rFonts w:ascii="Tenorite" w:hAnsi="Tenorite" w:cstheme="majorHAnsi"/>
+        </w:rPr>
+        <w:t>: totalmente gratuito e leva apenas 2 ou 3 minutos para fazer, e seja sincero ao responder as perguntas!!</w:t>
+      </w:r>
+    </w:p>
+    <w:p>
+      <w:pPr>
+        <w:shd w:val="clear" w:color="auto" w:fill="3179C7"/>
+        <w:spacing w:after="0"/>
+        <w:jc w:val="center"/>
+        <w:rPr>
+          <w:rFonts w:ascii="Tenorite" w:hAnsi="Tenorite" w:cstheme="majorHAnsi"/>
+          <w:b/>
+          <w:bCs/>
+          <w:color w:val="FFFFFF" w:themeColor="background1"/>
+          <w:sz w:val="28"/>
+          <w:szCs w:val="28"/>
+        </w:rPr>
+      </w:pPr>
+      <w:r>
+        <w:rPr>
+          <w:rFonts w:ascii="Tenorite" w:hAnsi="Tenorite" w:cstheme="majorHAnsi"/>
+          <w:b/>
+          <w:bCs/>
+          <w:color w:val="FFFFFF" w:themeColor="background1"/>
+          <w:sz w:val="28"/>
+          <w:szCs w:val="28"/>
+        </w:rPr>
+        <w:t xml:space="preserve">Seção </w:t>
+      </w:r>
+      <w:r>
+        <w:rPr>
+          <w:rFonts w:ascii="Tenorite" w:hAnsi="Tenorite" w:cstheme="majorHAnsi"/>
+          <w:b/>
+          <w:bCs/>
+          <w:color w:val="FFFFFF" w:themeColor="background1"/>
+          <w:sz w:val="28"/>
+          <w:szCs w:val="28"/>
+        </w:rPr>
+        <w:t>2</w:t>
+      </w:r>
+      <w:r>
+        <w:rPr>
+          <w:rFonts w:ascii="Tenorite" w:hAnsi="Tenorite" w:cstheme="majorHAnsi"/>
+          <w:b/>
+          <w:bCs/>
+          <w:color w:val="FFFFFF" w:themeColor="background1"/>
+          <w:sz w:val="28"/>
+          <w:szCs w:val="28"/>
+        </w:rPr>
+        <w:t xml:space="preserve">: </w:t>
+      </w:r>
+      <w:r>
+        <w:rPr>
+          <w:rFonts w:ascii="Tenorite" w:hAnsi="Tenorite" w:cstheme="majorHAnsi"/>
+          <w:b/>
+          <w:bCs/>
+          <w:color w:val="FFFFFF" w:themeColor="background1"/>
+          <w:sz w:val="28"/>
+          <w:szCs w:val="28"/>
+        </w:rPr>
+        <w:t>Fundamentos do React</w:t>
+      </w:r>
+    </w:p>
+    <w:p>
+      <w:pPr>
+        <w:shd w:val="clear" w:color="auto" w:fill="3179C7"/>
+        <w:spacing w:after="0"/>
+        <w:jc w:val="center"/>
+        <w:rPr>
+          <w:rFonts w:ascii="Tenorite" w:hAnsi="Tenorite" w:cstheme="majorHAnsi"/>
+          <w:b/>
+          <w:bCs/>
+          <w:color w:val="FFFFFF" w:themeColor="background1"/>
+          <w:sz w:val="24"/>
+          <w:szCs w:val="24"/>
+        </w:rPr>
+      </w:pPr>
+      <w:r>
+        <w:rPr>
+          <w:rFonts w:ascii="Tenorite" w:hAnsi="Tenorite" w:cstheme="majorHAnsi"/>
+          <w:b/>
+          <w:bCs/>
+          <w:color w:val="FFFFFF" w:themeColor="background1"/>
+          <w:sz w:val="24"/>
+          <w:szCs w:val="24"/>
+        </w:rPr>
+        <w:t xml:space="preserve">AULA </w:t>
+      </w:r>
+      <w:r>
+        <w:rPr>
+          <w:rFonts w:ascii="Tenorite" w:hAnsi="Tenorite" w:cstheme="majorHAnsi"/>
+          <w:b/>
+          <w:bCs/>
+          <w:color w:val="FFFFFF" w:themeColor="background1"/>
+          <w:sz w:val="24"/>
+          <w:szCs w:val="24"/>
+        </w:rPr>
+        <w:t>23: Introdução da seção</w:t>
+      </w:r>
+    </w:p>
+    <w:p>
+      <w:pPr>
+        <w:spacing w:after="0"/>
+        <w:jc w:val="both"/>
+        <w:rPr>
+          <w:rFonts w:ascii="Tenorite" w:hAnsi="Tenorite" w:cstheme="majorHAnsi"/>
+        </w:rPr>
+      </w:pPr>
+      <w:r>
+        <w:rPr>
+          <w:rFonts w:ascii="Tenorite" w:hAnsi="Tenorite" w:cstheme="majorHAnsi"/>
+        </w:rPr>
+        <w:t>Aqui vamos aprender toda a base do React, aonde todo conteúdo é voltado para projeto de iniciantes como mais avançados.</w:t>
+      </w:r>
+    </w:p>
+    <w:p>
+      <w:pPr>
+        <w:shd w:val="clear" w:color="auto" w:fill="3179C7"/>
+        <w:spacing w:after="0"/>
+        <w:jc w:val="center"/>
+        <w:rPr>
+          <w:rFonts w:ascii="Tenorite" w:hAnsi="Tenorite" w:cstheme="majorHAnsi"/>
+          <w:b/>
+          <w:bCs/>
+          <w:color w:val="FFFFFF" w:themeColor="background1"/>
+          <w:sz w:val="24"/>
+          <w:szCs w:val="24"/>
+        </w:rPr>
+      </w:pPr>
+      <w:r>
+        <w:rPr>
+          <w:rFonts w:ascii="Tenorite" w:hAnsi="Tenorite" w:cstheme="majorHAnsi"/>
+          <w:b/>
+          <w:bCs/>
+          <w:color w:val="FFFFFF" w:themeColor="background1"/>
+          <w:sz w:val="24"/>
+          <w:szCs w:val="24"/>
+        </w:rPr>
+        <w:t xml:space="preserve">AULA </w:t>
+      </w:r>
+      <w:r>
+        <w:rPr>
+          <w:rFonts w:ascii="Tenorite" w:hAnsi="Tenorite" w:cstheme="majorHAnsi"/>
+          <w:b/>
+          <w:bCs/>
+          <w:color w:val="FFFFFF" w:themeColor="background1"/>
+          <w:sz w:val="24"/>
+          <w:szCs w:val="24"/>
+        </w:rPr>
+        <w:t>2</w:t>
+      </w:r>
+      <w:r>
+        <w:rPr>
+          <w:rFonts w:ascii="Tenorite" w:hAnsi="Tenorite" w:cstheme="majorHAnsi"/>
+          <w:b/>
+          <w:bCs/>
+          <w:color w:val="FFFFFF" w:themeColor="background1"/>
+          <w:sz w:val="24"/>
+          <w:szCs w:val="24"/>
+        </w:rPr>
+        <w:t>4</w:t>
+      </w:r>
+      <w:r>
+        <w:rPr>
+          <w:rFonts w:ascii="Tenorite" w:hAnsi="Tenorite" w:cstheme="majorHAnsi"/>
+          <w:b/>
+          <w:bCs/>
+          <w:color w:val="FFFFFF" w:themeColor="background1"/>
+          <w:sz w:val="24"/>
+          <w:szCs w:val="24"/>
+        </w:rPr>
+        <w:t xml:space="preserve">: </w:t>
+      </w:r>
+      <w:r>
+        <w:rPr>
+          <w:rFonts w:ascii="Tenorite" w:hAnsi="Tenorite" w:cstheme="majorHAnsi"/>
+          <w:b/>
+          <w:bCs/>
+          <w:color w:val="FFFFFF" w:themeColor="background1"/>
+          <w:sz w:val="24"/>
+          <w:szCs w:val="24"/>
+        </w:rPr>
+        <w:t>Criando componentes</w:t>
+      </w:r>
+    </w:p>
+    <w:p>
+      <w:pPr>
+        <w:spacing w:after="0"/>
+        <w:jc w:val="both"/>
+        <w:rPr>
+          <w:rFonts w:ascii="Tenorite" w:hAnsi="Tenorite" w:cstheme="majorHAnsi"/>
+        </w:rPr>
+      </w:pPr>
+      <w:r>
+        <w:rPr>
+          <w:rFonts w:ascii="Tenorite" w:hAnsi="Tenorite" w:cstheme="majorHAnsi"/>
+        </w:rPr>
+        <w:t>Aprender a criar um componente é uma parte vital para assim continuarmos o curso e darmos andamento ao mercado de trabalho. E falando em marcado de trabalho, vamos idealizar nesse curso como a maioria das empresas organizam os projetos, primeiro de tudo, vamos criar nossas pastas e criar um projeto para essa aula, usando os comandos que já vimos até aqui.</w:t>
+      </w:r>
+    </w:p>
+    <w:p>
+      <w:pPr>
+        <w:spacing w:after="0"/>
+        <w:jc w:val="both"/>
+        <w:rPr>
+          <w:rFonts w:ascii="Tenorite" w:hAnsi="Tenorite" w:cstheme="majorHAnsi"/>
+        </w:rPr>
+      </w:pPr>
+      <w:r>
+        <w:rPr>
+          <w:rFonts w:ascii="Tenorite" w:hAnsi="Tenorite" w:cstheme="majorHAnsi"/>
+        </w:rPr>
+        <w:t>Com tudo criado, vamos até a pasta src e criar a pasta componentes, que segue o padrão do mercado, ou seja, aonde na maioria das vezes encontraremos a pasta de componentes.</w:t>
+      </w:r>
+    </w:p>
+    <w:p>
+      <w:pPr>
+        <w:spacing w:after="0"/>
+        <w:jc w:val="center"/>
+        <w:rPr>
+          <w:rFonts w:ascii="Tenorite" w:hAnsi="Tenorite" w:cstheme="majorHAnsi"/>
+        </w:rPr>
+      </w:pPr>
+      <w:r>
+        <w:rPr>
+          <w:rFonts w:ascii="Tenorite" w:hAnsi="Tenorite" w:cstheme="majorHAnsi"/>
+        </w:rPr>
+        <w:drawing>
+          <wp:inline distT="0" distB="0" distL="0" distR="0" wp14:anchorId="3955FDA8" wp14:editId="5AF8B420">
+            <wp:extent cx="1181100" cy="1738517"/>
+            <wp:effectExtent l="0" t="0" r="0" b="0"/>
+            <wp:docPr id="38" name="Imagem 38"/>
+            <wp:cNvGraphicFramePr>
+              <a:graphicFrameLocks xmlns:a="http://schemas.openxmlformats.org/drawingml/2006/main" noChangeAspect="1"/>
+            </wp:cNvGraphicFramePr>
+            <a:graphic xmlns:a="http://schemas.openxmlformats.org/drawingml/2006/main">
+              <a:graphicData uri="http://schemas.openxmlformats.org/drawingml/2006/picture">
+                <pic:pic xmlns:pic="http://schemas.openxmlformats.org/drawingml/2006/picture">
+                  <pic:nvPicPr>
+                    <pic:cNvPr id="1" name=""/>
+                    <pic:cNvPicPr/>
+                  </pic:nvPicPr>
+                  <pic:blipFill>
+                    <a:blip r:embed="rId61"/>
+                    <a:stretch>
+                      <a:fillRect/>
+                    </a:stretch>
+                  </pic:blipFill>
+                  <pic:spPr>
+                    <a:xfrm>
+                      <a:off x="0" y="0"/>
+                      <a:ext cx="1188430" cy="1749306"/>
+                    </a:xfrm>
+                    <a:prstGeom prst="rect">
+                      <a:avLst/>
+                    </a:prstGeom>
+                  </pic:spPr>
+                </pic:pic>
+              </a:graphicData>
+            </a:graphic>
+          </wp:inline>
+        </w:drawing>
+      </w:r>
+    </w:p>
+    <w:p>
+      <w:pPr>
+        <w:spacing w:after="0"/>
+        <w:jc w:val="both"/>
+        <w:rPr>
+          <w:rFonts w:ascii="Tenorite" w:hAnsi="Tenorite" w:cstheme="majorHAnsi"/>
+        </w:rPr>
+      </w:pPr>
+      <w:r>
+        <w:rPr>
+          <w:rFonts w:ascii="Tenorite" w:hAnsi="Tenorite" w:cstheme="majorHAnsi"/>
+        </w:rPr>
+        <w:lastRenderedPageBreak/>
+        <w:t>Feito isso já temos o nosso lugar para criar todos os nossos componentes</w:t>
+      </w:r>
+      <w:r>
+        <w:rPr>
+          <w:rFonts w:ascii="Tenorite" w:hAnsi="Tenorite" w:cstheme="majorHAnsi"/>
+        </w:rPr>
+        <w:t xml:space="preserve">, e agora para criar os componentes temos que seguir uma espécie de “norma” ou a </w:t>
+      </w:r>
+      <w:r>
+        <w:rPr>
+          <w:rFonts w:ascii="Tenorite" w:hAnsi="Tenorite" w:cstheme="majorHAnsi"/>
+          <w:highlight w:val="yellow"/>
+        </w:rPr>
+        <w:t>camal case</w:t>
+      </w:r>
+      <w:r>
+        <w:rPr>
+          <w:rFonts w:ascii="Tenorite" w:hAnsi="Tenorite" w:cstheme="majorHAnsi"/>
+        </w:rPr>
+        <w:t xml:space="preserve"> (</w:t>
+      </w:r>
+      <w:proofErr w:type="spellStart"/>
+      <w:r>
+        <w:rPr>
+          <w:rFonts w:ascii="Tenorite" w:hAnsi="Tenorite" w:cstheme="majorHAnsi"/>
+          <w:b/>
+          <w:bCs/>
+        </w:rPr>
+        <w:t>CamelCase</w:t>
+      </w:r>
+      <w:proofErr w:type="spellEnd"/>
+      <w:r>
+        <w:rPr>
+          <w:rFonts w:ascii="Tenorite" w:hAnsi="Tenorite" w:cstheme="majorHAnsi"/>
+        </w:rPr>
+        <w:t xml:space="preserve"> é uma convenção de escrita que consiste em escrever palavras sem espaços ou pontuação, com a primeira letra de cada palavra em maiúscula</w:t>
+      </w:r>
+      <w:r>
+        <w:rPr>
+          <w:rFonts w:ascii="Tenorite" w:hAnsi="Tenorite" w:cstheme="majorHAnsi"/>
+        </w:rPr>
+        <w:t xml:space="preserve">). Sendo assim, nosso arquivo terá o nome de </w:t>
+      </w:r>
+      <w:proofErr w:type="spellStart"/>
+      <w:r>
+        <w:rPr>
+          <w:rFonts w:ascii="Tenorite" w:hAnsi="Tenorite" w:cstheme="majorHAnsi"/>
+          <w:b/>
+          <w:bCs/>
+          <w:i/>
+          <w:iCs/>
+        </w:rPr>
+        <w:t>firstcomponent</w:t>
+      </w:r>
+      <w:proofErr w:type="spellEnd"/>
+      <w:r>
+        <w:rPr>
+          <w:rFonts w:ascii="Tenorite" w:hAnsi="Tenorite" w:cstheme="majorHAnsi"/>
+        </w:rPr>
+        <w:t xml:space="preserve">, e tendo </w:t>
+      </w:r>
+      <w:r>
+        <w:rPr>
+          <w:rFonts w:ascii="Tenorite" w:hAnsi="Tenorite" w:cstheme="majorHAnsi"/>
+        </w:rPr>
+        <w:t>seguido</w:t>
+      </w:r>
+      <w:r>
+        <w:rPr>
+          <w:rFonts w:ascii="Tenorite" w:hAnsi="Tenorite" w:cstheme="majorHAnsi"/>
+        </w:rPr>
+        <w:t xml:space="preserve"> a camal case, ficaria </w:t>
+      </w:r>
+      <w:proofErr w:type="spellStart"/>
+      <w:r>
+        <w:rPr>
+          <w:rFonts w:ascii="Tenorite" w:hAnsi="Tenorite" w:cstheme="majorHAnsi"/>
+          <w:b/>
+          <w:bCs/>
+          <w:i/>
+          <w:iCs/>
+        </w:rPr>
+        <w:t>FirstComponent</w:t>
+      </w:r>
+      <w:proofErr w:type="spellEnd"/>
+      <w:r>
+        <w:rPr>
+          <w:rFonts w:ascii="Tenorite" w:hAnsi="Tenorite" w:cstheme="majorHAnsi"/>
+        </w:rPr>
+        <w:t>.</w:t>
+      </w:r>
+    </w:p>
+    <w:p>
+      <w:pPr>
+        <w:spacing w:after="0"/>
+        <w:jc w:val="both"/>
+        <w:rPr>
+          <w:rFonts w:ascii="Tenorite" w:hAnsi="Tenorite" w:cstheme="majorHAnsi"/>
+        </w:rPr>
+      </w:pPr>
+      <w:r>
+        <w:rPr>
+          <w:rFonts w:ascii="Tenorite" w:hAnsi="Tenorite" w:cstheme="majorHAnsi"/>
+        </w:rPr>
+        <w:drawing>
+          <wp:inline distT="0" distB="0" distL="0" distR="0" wp14:anchorId="3E1DAD55" wp14:editId="138F6861">
+            <wp:extent cx="2924583" cy="1924319"/>
+            <wp:effectExtent l="0" t="0" r="0" b="0"/>
+            <wp:docPr id="42" name="Imagem 42"/>
+            <wp:cNvGraphicFramePr>
+              <a:graphicFrameLocks xmlns:a="http://schemas.openxmlformats.org/drawingml/2006/main" noChangeAspect="1"/>
+            </wp:cNvGraphicFramePr>
+            <a:graphic xmlns:a="http://schemas.openxmlformats.org/drawingml/2006/main">
+              <a:graphicData uri="http://schemas.openxmlformats.org/drawingml/2006/picture">
+                <pic:pic xmlns:pic="http://schemas.openxmlformats.org/drawingml/2006/picture">
+                  <pic:nvPicPr>
+                    <pic:cNvPr id="1" name=""/>
+                    <pic:cNvPicPr/>
+                  </pic:nvPicPr>
+                  <pic:blipFill>
+                    <a:blip r:embed="rId62"/>
+                    <a:stretch>
+                      <a:fillRect/>
+                    </a:stretch>
+                  </pic:blipFill>
+                  <pic:spPr>
+                    <a:xfrm>
+                      <a:off x="0" y="0"/>
+                      <a:ext cx="2924583" cy="1924319"/>
+                    </a:xfrm>
+                    <a:prstGeom prst="rect">
+                      <a:avLst/>
+                    </a:prstGeom>
+                  </pic:spPr>
+                </pic:pic>
+              </a:graphicData>
+            </a:graphic>
+          </wp:inline>
+        </w:drawing>
+      </w:r>
+    </w:p>
+    <w:p>
+      <w:pPr>
+        <w:spacing w:after="0"/>
+        <w:jc w:val="both"/>
+        <w:rPr>
+          <w:rFonts w:ascii="Tenorite" w:hAnsi="Tenorite" w:cstheme="majorHAnsi"/>
+        </w:rPr>
+      </w:pPr>
+      <w:r>
+        <w:rPr>
+          <w:rFonts w:ascii="Tenorite" w:hAnsi="Tenorite" w:cstheme="majorHAnsi"/>
+        </w:rPr>
+        <w:t xml:space="preserve">E por último, e mais importante ainda, nos nosso arquivo vamos criar uma função, que é o padrão para o </w:t>
+      </w:r>
+      <w:r>
+        <w:rPr>
+          <w:rFonts w:ascii="Tenorite" w:hAnsi="Tenorite" w:cstheme="majorHAnsi"/>
+          <w:b/>
+          <w:bCs/>
+        </w:rPr>
+        <w:t>React</w:t>
+      </w:r>
+      <w:r>
+        <w:rPr>
+          <w:rFonts w:ascii="Tenorite" w:hAnsi="Tenorite" w:cstheme="majorHAnsi"/>
+        </w:rPr>
+        <w:t xml:space="preserve">, </w:t>
+      </w:r>
+      <w:proofErr w:type="gramStart"/>
+      <w:r>
+        <w:rPr>
+          <w:rFonts w:ascii="Tenorite" w:hAnsi="Tenorite" w:cstheme="majorHAnsi"/>
+        </w:rPr>
+        <w:t>aonde</w:t>
+      </w:r>
+      <w:proofErr w:type="gramEnd"/>
+      <w:r>
+        <w:rPr>
+          <w:rFonts w:ascii="Tenorite" w:hAnsi="Tenorite" w:cstheme="majorHAnsi"/>
+        </w:rPr>
+        <w:t xml:space="preserve"> denominamos e retornamos ela, pois ela sempre terá que retornar alguma coisa. Essa função pode ser na estrutura comum ou utilizando uma </w:t>
+      </w:r>
+      <w:proofErr w:type="spellStart"/>
+      <w:r>
+        <w:rPr>
+          <w:rFonts w:ascii="Tenorite" w:hAnsi="Tenorite" w:cstheme="majorHAnsi"/>
+          <w:b/>
+          <w:bCs/>
+        </w:rPr>
+        <w:t>arrow</w:t>
+      </w:r>
+      <w:proofErr w:type="spellEnd"/>
+      <w:r>
+        <w:rPr>
+          <w:rFonts w:ascii="Tenorite" w:hAnsi="Tenorite" w:cstheme="majorHAnsi"/>
+          <w:b/>
+          <w:bCs/>
+        </w:rPr>
+        <w:t xml:space="preserve"> </w:t>
+      </w:r>
+      <w:proofErr w:type="spellStart"/>
+      <w:r>
+        <w:rPr>
+          <w:rFonts w:ascii="Tenorite" w:hAnsi="Tenorite" w:cstheme="majorHAnsi"/>
+          <w:b/>
+          <w:bCs/>
+        </w:rPr>
+        <w:t>function</w:t>
+      </w:r>
+      <w:proofErr w:type="spellEnd"/>
+      <w:r>
+        <w:rPr>
+          <w:rFonts w:ascii="Tenorite" w:hAnsi="Tenorite" w:cstheme="majorHAnsi"/>
+        </w:rPr>
+        <w:t>, não há diferenças, mas vamos adotar o formato mais utilizado dela</w:t>
+      </w:r>
+      <w:r>
+        <w:rPr>
+          <w:rFonts w:ascii="Tenorite" w:hAnsi="Tenorite" w:cstheme="majorHAnsi"/>
+        </w:rPr>
+        <w:t xml:space="preserve"> que é a </w:t>
+      </w:r>
+      <w:proofErr w:type="spellStart"/>
+      <w:r>
+        <w:rPr>
+          <w:rFonts w:ascii="Tenorite" w:hAnsi="Tenorite" w:cstheme="majorHAnsi"/>
+          <w:b/>
+          <w:bCs/>
+        </w:rPr>
+        <w:t>arrow</w:t>
+      </w:r>
+      <w:proofErr w:type="spellEnd"/>
+      <w:r>
+        <w:rPr>
+          <w:rFonts w:ascii="Tenorite" w:hAnsi="Tenorite" w:cstheme="majorHAnsi"/>
+          <w:b/>
+          <w:bCs/>
+        </w:rPr>
+        <w:t xml:space="preserve"> </w:t>
+      </w:r>
+      <w:proofErr w:type="spellStart"/>
+      <w:r>
+        <w:rPr>
+          <w:rFonts w:ascii="Tenorite" w:hAnsi="Tenorite" w:cstheme="majorHAnsi"/>
+          <w:b/>
+          <w:bCs/>
+        </w:rPr>
+        <w:t>function</w:t>
+      </w:r>
+      <w:proofErr w:type="spellEnd"/>
+      <w:r>
+        <w:rPr>
+          <w:rFonts w:ascii="Tenorite" w:hAnsi="Tenorite" w:cstheme="majorHAnsi"/>
+        </w:rPr>
+        <w:t>.</w:t>
+      </w:r>
+    </w:p>
+    <w:p>
+      <w:pPr>
+        <w:spacing w:after="0"/>
+        <w:jc w:val="both"/>
+        <w:rPr>
+          <w:rFonts w:ascii="Tenorite" w:hAnsi="Tenorite" w:cstheme="majorHAnsi"/>
+        </w:rPr>
+      </w:pPr>
+      <w:r>
+        <w:rPr>
+          <w:rFonts w:ascii="Tenorite" w:hAnsi="Tenorite" w:cstheme="majorHAnsi"/>
+        </w:rPr>
+        <w:drawing>
+          <wp:inline distT="0" distB="0" distL="0" distR="0" wp14:anchorId="168A4E0C" wp14:editId="797F2E00">
+            <wp:extent cx="3098165" cy="1575435"/>
+            <wp:effectExtent l="0" t="0" r="0" b="0"/>
+            <wp:docPr id="43" name="Imagem 43"/>
+            <wp:cNvGraphicFramePr>
+              <a:graphicFrameLocks xmlns:a="http://schemas.openxmlformats.org/drawingml/2006/main" noChangeAspect="1"/>
+            </wp:cNvGraphicFramePr>
+            <a:graphic xmlns:a="http://schemas.openxmlformats.org/drawingml/2006/main">
+              <a:graphicData uri="http://schemas.openxmlformats.org/drawingml/2006/picture">
+                <pic:pic xmlns:pic="http://schemas.openxmlformats.org/drawingml/2006/picture">
+                  <pic:nvPicPr>
+                    <pic:cNvPr id="1" name=""/>
+                    <pic:cNvPicPr/>
+                  </pic:nvPicPr>
+                  <pic:blipFill>
+                    <a:blip r:embed="rId63"/>
+                    <a:stretch>
+                      <a:fillRect/>
+                    </a:stretch>
+                  </pic:blipFill>
+                  <pic:spPr>
+                    <a:xfrm>
+                      <a:off x="0" y="0"/>
+                      <a:ext cx="3098165" cy="1575435"/>
+                    </a:xfrm>
+                    <a:prstGeom prst="rect">
+                      <a:avLst/>
+                    </a:prstGeom>
+                  </pic:spPr>
+                </pic:pic>
+              </a:graphicData>
+            </a:graphic>
+          </wp:inline>
+        </w:drawing>
+      </w:r>
+    </w:p>
+    <w:p>
+      <w:pPr>
+        <w:spacing w:after="0"/>
+        <w:jc w:val="both"/>
+        <w:rPr>
+          <w:rFonts w:ascii="Tenorite" w:hAnsi="Tenorite" w:cstheme="majorHAnsi"/>
+        </w:rPr>
+      </w:pPr>
+      <w:r>
+        <w:rPr>
+          <w:rFonts w:ascii="Tenorite" w:hAnsi="Tenorite" w:cstheme="majorHAnsi"/>
+        </w:rPr>
+        <w:t>Assim é o “esqueleto” do nosso componente em react, porém ao final precisamos exportar esse arquivo para que enfim possamos importar ele no nosso em algum lugar para que possamos utilizar ele em nossa página ou reutilizar em alguma outra parte do nosso projeto.</w:t>
+      </w:r>
+    </w:p>
+    <w:p>
+      <w:pPr>
+        <w:spacing w:after="0"/>
+        <w:jc w:val="both"/>
+        <w:rPr>
+          <w:rFonts w:ascii="Tenorite" w:hAnsi="Tenorite" w:cstheme="majorHAnsi"/>
+        </w:rPr>
+      </w:pPr>
+      <w:r>
+        <w:rPr>
+          <w:rFonts w:ascii="Tenorite" w:hAnsi="Tenorite" w:cstheme="majorHAnsi"/>
+        </w:rPr>
+        <w:drawing>
+          <wp:inline distT="0" distB="0" distL="0" distR="0" wp14:anchorId="5699248C" wp14:editId="7F6825B2">
+            <wp:extent cx="3098165" cy="1887220"/>
+            <wp:effectExtent l="0" t="0" r="0" b="0"/>
+            <wp:docPr id="44" name="Imagem 44"/>
+            <wp:cNvGraphicFramePr>
+              <a:graphicFrameLocks xmlns:a="http://schemas.openxmlformats.org/drawingml/2006/main" noChangeAspect="1"/>
+            </wp:cNvGraphicFramePr>
+            <a:graphic xmlns:a="http://schemas.openxmlformats.org/drawingml/2006/main">
+              <a:graphicData uri="http://schemas.openxmlformats.org/drawingml/2006/picture">
+                <pic:pic xmlns:pic="http://schemas.openxmlformats.org/drawingml/2006/picture">
+                  <pic:nvPicPr>
+                    <pic:cNvPr id="1" name=""/>
+                    <pic:cNvPicPr/>
+                  </pic:nvPicPr>
+                  <pic:blipFill>
+                    <a:blip r:embed="rId64"/>
+                    <a:stretch>
+                      <a:fillRect/>
+                    </a:stretch>
+                  </pic:blipFill>
+                  <pic:spPr>
+                    <a:xfrm>
+                      <a:off x="0" y="0"/>
+                      <a:ext cx="3098165" cy="1887220"/>
+                    </a:xfrm>
+                    <a:prstGeom prst="rect">
+                      <a:avLst/>
+                    </a:prstGeom>
+                  </pic:spPr>
+                </pic:pic>
+              </a:graphicData>
+            </a:graphic>
+          </wp:inline>
+        </w:drawing>
+      </w:r>
+    </w:p>
+    <w:p>
+      <w:pPr>
+        <w:shd w:val="clear" w:color="auto" w:fill="3179C7"/>
+        <w:spacing w:after="0"/>
+        <w:jc w:val="center"/>
+        <w:rPr>
+          <w:rFonts w:ascii="Tenorite" w:hAnsi="Tenorite" w:cstheme="majorHAnsi"/>
+          <w:b/>
+          <w:bCs/>
+          <w:color w:val="FFFFFF" w:themeColor="background1"/>
+          <w:sz w:val="24"/>
+          <w:szCs w:val="24"/>
+        </w:rPr>
+      </w:pPr>
+      <w:r>
+        <w:rPr>
+          <w:rFonts w:ascii="Tenorite" w:hAnsi="Tenorite" w:cstheme="majorHAnsi"/>
+          <w:b/>
+          <w:bCs/>
+          <w:color w:val="FFFFFF" w:themeColor="background1"/>
+          <w:sz w:val="24"/>
+          <w:szCs w:val="24"/>
+        </w:rPr>
+        <w:t xml:space="preserve">AULA </w:t>
+      </w:r>
+      <w:r>
+        <w:rPr>
+          <w:rFonts w:ascii="Tenorite" w:hAnsi="Tenorite" w:cstheme="majorHAnsi"/>
+          <w:b/>
+          <w:bCs/>
+          <w:color w:val="FFFFFF" w:themeColor="background1"/>
+          <w:sz w:val="24"/>
+          <w:szCs w:val="24"/>
+        </w:rPr>
+        <w:t>2</w:t>
+      </w:r>
+      <w:r>
+        <w:rPr>
+          <w:rFonts w:ascii="Tenorite" w:hAnsi="Tenorite" w:cstheme="majorHAnsi"/>
+          <w:b/>
+          <w:bCs/>
+          <w:color w:val="FFFFFF" w:themeColor="background1"/>
+          <w:sz w:val="24"/>
+          <w:szCs w:val="24"/>
+        </w:rPr>
+        <w:t>5</w:t>
+      </w:r>
+      <w:r>
+        <w:rPr>
+          <w:rFonts w:ascii="Tenorite" w:hAnsi="Tenorite" w:cstheme="majorHAnsi"/>
+          <w:b/>
+          <w:bCs/>
+          <w:color w:val="FFFFFF" w:themeColor="background1"/>
+          <w:sz w:val="24"/>
+          <w:szCs w:val="24"/>
+        </w:rPr>
+        <w:t xml:space="preserve">: </w:t>
+      </w:r>
+      <w:r>
+        <w:rPr>
+          <w:rFonts w:ascii="Tenorite" w:hAnsi="Tenorite" w:cstheme="majorHAnsi"/>
+          <w:b/>
+          <w:bCs/>
+          <w:color w:val="FFFFFF" w:themeColor="background1"/>
+          <w:sz w:val="24"/>
+          <w:szCs w:val="24"/>
+        </w:rPr>
+        <w:t>Importação de componentes</w:t>
+      </w:r>
+    </w:p>
+    <w:p>
+      <w:pPr>
+        <w:spacing w:after="0"/>
+        <w:jc w:val="both"/>
+        <w:rPr>
+          <w:rFonts w:ascii="Tenorite" w:hAnsi="Tenorite" w:cstheme="majorHAnsi"/>
+        </w:rPr>
+      </w:pPr>
+      <w:r>
+        <w:rPr>
+          <w:rFonts w:ascii="Tenorite" w:hAnsi="Tenorite" w:cstheme="majorHAnsi"/>
+        </w:rPr>
+        <w:t>Tendo visto como criamos e como exportamos agora temos que aprender a importá-lo em nossos projetos, para assim reaproveitar o mesmo componente em partes diferentes da nossa aplicação.</w:t>
+      </w:r>
+    </w:p>
+    <w:p>
+      <w:pPr>
+        <w:spacing w:after="0"/>
+        <w:jc w:val="both"/>
+        <w:rPr>
+          <w:rFonts w:ascii="Tenorite" w:hAnsi="Tenorite" w:cstheme="majorHAnsi"/>
+        </w:rPr>
+      </w:pPr>
+      <w:r>
+        <w:rPr>
+          <w:rFonts w:ascii="Tenorite" w:hAnsi="Tenorite" w:cstheme="majorHAnsi"/>
+        </w:rPr>
+        <w:t xml:space="preserve">Vamos utilizar sempre a mesma sintaxe para realizar esse passo, que seria: </w:t>
+      </w:r>
+    </w:p>
+    <w:p>
+      <w:pPr>
+        <w:spacing w:after="0"/>
+        <w:jc w:val="center"/>
+        <w:rPr>
+          <w:rFonts w:ascii="Tenorite" w:hAnsi="Tenorite" w:cstheme="majorHAnsi"/>
+        </w:rPr>
+      </w:pPr>
+      <w:proofErr w:type="spellStart"/>
+      <w:r>
+        <w:rPr>
+          <w:rFonts w:ascii="Tenorite" w:hAnsi="Tenorite" w:cstheme="majorHAnsi"/>
+        </w:rPr>
+        <w:t>import</w:t>
+      </w:r>
+      <w:proofErr w:type="spellEnd"/>
+      <w:r>
+        <w:rPr>
+          <w:rFonts w:ascii="Tenorite" w:hAnsi="Tenorite" w:cstheme="majorHAnsi"/>
+        </w:rPr>
+        <w:t xml:space="preserve"> </w:t>
+      </w:r>
+      <w:proofErr w:type="spellStart"/>
+      <w:r>
+        <w:rPr>
+          <w:rFonts w:ascii="Tenorite" w:hAnsi="Tenorite" w:cstheme="majorHAnsi"/>
+          <w:i/>
+          <w:iCs/>
+        </w:rPr>
+        <w:t>NomeComponente</w:t>
+      </w:r>
+      <w:proofErr w:type="spellEnd"/>
+      <w:r>
+        <w:rPr>
+          <w:rFonts w:ascii="Tenorite" w:hAnsi="Tenorite" w:cstheme="majorHAnsi"/>
+          <w:i/>
+          <w:iCs/>
+        </w:rPr>
+        <w:t xml:space="preserve"> </w:t>
+      </w:r>
+      <w:proofErr w:type="spellStart"/>
+      <w:r>
+        <w:rPr>
+          <w:rFonts w:ascii="Tenorite" w:hAnsi="Tenorite" w:cstheme="majorHAnsi"/>
+          <w:i/>
+          <w:iCs/>
+        </w:rPr>
+        <w:t>from</w:t>
+      </w:r>
+      <w:proofErr w:type="spellEnd"/>
+      <w:r>
+        <w:rPr>
+          <w:rFonts w:ascii="Tenorite" w:hAnsi="Tenorite" w:cstheme="majorHAnsi"/>
+        </w:rPr>
+        <w:t xml:space="preserve"> </w:t>
+      </w:r>
+      <w:proofErr w:type="gramStart"/>
+      <w:r>
+        <w:rPr>
+          <w:rFonts w:ascii="Tenorite" w:hAnsi="Tenorite" w:cstheme="majorHAnsi"/>
+        </w:rPr>
+        <w:t>‘./</w:t>
+      </w:r>
+      <w:proofErr w:type="gramEnd"/>
+      <w:r>
+        <w:rPr>
+          <w:rFonts w:ascii="Tenorite" w:hAnsi="Tenorite" w:cstheme="majorHAnsi"/>
+        </w:rPr>
+        <w:t>componente/</w:t>
+      </w:r>
+      <w:proofErr w:type="spellStart"/>
+      <w:r>
+        <w:rPr>
+          <w:rFonts w:ascii="Tenorite" w:hAnsi="Tenorite" w:cstheme="majorHAnsi"/>
+          <w:i/>
+          <w:iCs/>
+        </w:rPr>
+        <w:t>NomeComponente</w:t>
+      </w:r>
+      <w:proofErr w:type="spellEnd"/>
+      <w:r>
+        <w:rPr>
+          <w:rFonts w:ascii="Tenorite" w:hAnsi="Tenorite" w:cstheme="majorHAnsi"/>
+        </w:rPr>
+        <w:t>’</w:t>
+      </w:r>
+    </w:p>
+    <w:p>
+      <w:pPr>
+        <w:spacing w:after="0"/>
+        <w:jc w:val="both"/>
+        <w:rPr>
+          <w:rFonts w:ascii="Tenorite" w:hAnsi="Tenorite" w:cstheme="majorHAnsi"/>
+        </w:rPr>
+      </w:pPr>
+      <w:r>
+        <w:rPr>
+          <w:rFonts w:ascii="Tenorite" w:hAnsi="Tenorite" w:cstheme="majorHAnsi"/>
+        </w:rPr>
+        <w:t>E por fim, para utilizarmos nosso componente em outro componente basta colocá-lo em forma de tag:</w:t>
+      </w:r>
+    </w:p>
+    <w:p>
+      <w:pPr>
+        <w:spacing w:after="0"/>
+        <w:jc w:val="center"/>
+        <w:rPr>
+          <w:rFonts w:ascii="Tenorite" w:hAnsi="Tenorite" w:cstheme="majorHAnsi"/>
+        </w:rPr>
+      </w:pPr>
+      <w:r>
+        <w:rPr>
+          <w:rFonts w:ascii="Tenorite" w:hAnsi="Tenorite" w:cstheme="majorHAnsi"/>
+        </w:rPr>
+        <w:t>&lt;</w:t>
+      </w:r>
+      <w:r>
+        <w:rPr>
+          <w:rFonts w:ascii="Tenorite" w:hAnsi="Tenorite" w:cstheme="majorHAnsi"/>
+          <w:i/>
+          <w:iCs/>
+        </w:rPr>
+        <w:t xml:space="preserve"> </w:t>
+      </w:r>
+      <w:proofErr w:type="spellStart"/>
+      <w:r>
+        <w:rPr>
+          <w:rFonts w:ascii="Tenorite" w:hAnsi="Tenorite" w:cstheme="majorHAnsi"/>
+          <w:i/>
+          <w:iCs/>
+        </w:rPr>
+        <w:t>NomeComponente</w:t>
+      </w:r>
+      <w:proofErr w:type="spellEnd"/>
+      <w:r>
+        <w:rPr>
+          <w:rFonts w:ascii="Tenorite" w:hAnsi="Tenorite" w:cstheme="majorHAnsi"/>
+        </w:rPr>
+        <w:t>’</w:t>
+      </w:r>
+      <w:r>
+        <w:rPr>
+          <w:rFonts w:ascii="Tenorite" w:hAnsi="Tenorite" w:cstheme="majorHAnsi"/>
+        </w:rPr>
+        <w:t>/&gt;</w:t>
+      </w:r>
+    </w:p>
+    <w:p>
+      <w:pPr>
+        <w:spacing w:after="0"/>
+        <w:jc w:val="both"/>
+        <w:rPr>
+          <w:rFonts w:ascii="Tenorite" w:hAnsi="Tenorite" w:cstheme="majorHAnsi"/>
+        </w:rPr>
+      </w:pPr>
+      <w:r>
+        <w:rPr>
+          <w:rFonts w:ascii="Tenorite" w:hAnsi="Tenorite" w:cstheme="majorHAnsi"/>
+        </w:rPr>
+        <w:drawing>
+          <wp:inline distT="0" distB="0" distL="0" distR="0" wp14:anchorId="2BCD8F96" wp14:editId="731BE211">
+            <wp:extent cx="3098165" cy="2441575"/>
+            <wp:effectExtent l="0" t="0" r="0" b="0"/>
+            <wp:docPr id="45" name="Imagem 45"/>
+            <wp:cNvGraphicFramePr>
+              <a:graphicFrameLocks xmlns:a="http://schemas.openxmlformats.org/drawingml/2006/main" noChangeAspect="1"/>
+            </wp:cNvGraphicFramePr>
+            <a:graphic xmlns:a="http://schemas.openxmlformats.org/drawingml/2006/main">
+              <a:graphicData uri="http://schemas.openxmlformats.org/drawingml/2006/picture">
+                <pic:pic xmlns:pic="http://schemas.openxmlformats.org/drawingml/2006/picture">
+                  <pic:nvPicPr>
+                    <pic:cNvPr id="1" name=""/>
+                    <pic:cNvPicPr/>
+                  </pic:nvPicPr>
+                  <pic:blipFill>
+                    <a:blip r:embed="rId65"/>
+                    <a:stretch>
+                      <a:fillRect/>
+                    </a:stretch>
+                  </pic:blipFill>
+                  <pic:spPr>
+                    <a:xfrm>
+                      <a:off x="0" y="0"/>
+                      <a:ext cx="3098165" cy="2441575"/>
+                    </a:xfrm>
+                    <a:prstGeom prst="rect">
+                      <a:avLst/>
+                    </a:prstGeom>
+                  </pic:spPr>
+                </pic:pic>
+              </a:graphicData>
+            </a:graphic>
+          </wp:inline>
+        </w:drawing>
+      </w:r>
+    </w:p>
+    <w:p>
+      <w:pPr>
+        <w:shd w:val="clear" w:color="auto" w:fill="3179C7"/>
+        <w:spacing w:after="0"/>
+        <w:jc w:val="center"/>
+        <w:rPr>
+          <w:rFonts w:ascii="Tenorite" w:hAnsi="Tenorite" w:cstheme="majorHAnsi"/>
+          <w:b/>
+          <w:bCs/>
+          <w:color w:val="FFFFFF" w:themeColor="background1"/>
+          <w:sz w:val="24"/>
+          <w:szCs w:val="24"/>
+        </w:rPr>
+      </w:pPr>
+      <w:r>
+        <w:rPr>
+          <w:rFonts w:ascii="Tenorite" w:hAnsi="Tenorite" w:cstheme="majorHAnsi"/>
+          <w:b/>
+          <w:bCs/>
+          <w:color w:val="FFFFFF" w:themeColor="background1"/>
+          <w:sz w:val="24"/>
+          <w:szCs w:val="24"/>
+        </w:rPr>
+        <w:t xml:space="preserve">AULA </w:t>
+      </w:r>
+      <w:r>
+        <w:rPr>
+          <w:rFonts w:ascii="Tenorite" w:hAnsi="Tenorite" w:cstheme="majorHAnsi"/>
+          <w:b/>
+          <w:bCs/>
+          <w:color w:val="FFFFFF" w:themeColor="background1"/>
+          <w:sz w:val="24"/>
+          <w:szCs w:val="24"/>
+        </w:rPr>
+        <w:t>2</w:t>
+      </w:r>
+      <w:r>
+        <w:rPr>
+          <w:rFonts w:ascii="Tenorite" w:hAnsi="Tenorite" w:cstheme="majorHAnsi"/>
+          <w:b/>
+          <w:bCs/>
+          <w:color w:val="FFFFFF" w:themeColor="background1"/>
+          <w:sz w:val="24"/>
+          <w:szCs w:val="24"/>
+        </w:rPr>
+        <w:t>6</w:t>
+      </w:r>
+      <w:r>
+        <w:rPr>
+          <w:rFonts w:ascii="Tenorite" w:hAnsi="Tenorite" w:cstheme="majorHAnsi"/>
+          <w:b/>
+          <w:bCs/>
+          <w:color w:val="FFFFFF" w:themeColor="background1"/>
+          <w:sz w:val="24"/>
+          <w:szCs w:val="24"/>
+        </w:rPr>
+        <w:t xml:space="preserve">: </w:t>
+      </w:r>
+      <w:r>
+        <w:rPr>
+          <w:rFonts w:ascii="Tenorite" w:hAnsi="Tenorite" w:cstheme="majorHAnsi"/>
+          <w:b/>
+          <w:bCs/>
+          <w:color w:val="FFFFFF" w:themeColor="background1"/>
+          <w:sz w:val="24"/>
+          <w:szCs w:val="24"/>
+        </w:rPr>
+        <w:t>Conhecendo o JSX</w:t>
+      </w:r>
+    </w:p>
+    <w:p>
+      <w:pPr>
+        <w:spacing w:after="0"/>
+        <w:jc w:val="both"/>
+        <w:rPr>
+          <w:rFonts w:ascii="Tenorite" w:hAnsi="Tenorite" w:cstheme="majorHAnsi"/>
+        </w:rPr>
+      </w:pPr>
+      <w:r>
+        <w:rPr>
+          <w:rFonts w:ascii="Tenorite" w:hAnsi="Tenorite" w:cstheme="majorHAnsi"/>
+        </w:rPr>
+        <w:t>O JSX nada mais é do que HTML do react, porém temos que ter atenção para utilizar ele e extrair o melhor dele.</w:t>
+      </w:r>
+    </w:p>
+    <w:p>
+      <w:pPr>
+        <w:spacing w:after="0"/>
+        <w:jc w:val="both"/>
+        <w:rPr>
+          <w:rFonts w:ascii="Tenorite" w:hAnsi="Tenorite" w:cstheme="majorHAnsi"/>
+        </w:rPr>
+      </w:pPr>
+      <w:r>
+        <w:rPr>
+          <w:rFonts w:ascii="Tenorite" w:hAnsi="Tenorite" w:cstheme="majorHAnsi"/>
+        </w:rPr>
+        <w:t xml:space="preserve">Todo nosso JSX é declarado dentro do </w:t>
+      </w:r>
+      <w:proofErr w:type="spellStart"/>
+      <w:r>
+        <w:rPr>
+          <w:rFonts w:ascii="Tenorite" w:hAnsi="Tenorite" w:cstheme="majorHAnsi"/>
+        </w:rPr>
+        <w:t>return</w:t>
+      </w:r>
+      <w:proofErr w:type="spellEnd"/>
+      <w:r>
+        <w:rPr>
+          <w:rFonts w:ascii="Tenorite" w:hAnsi="Tenorite" w:cstheme="majorHAnsi"/>
+        </w:rPr>
+        <w:t xml:space="preserve"> do nosso componente react, e nada mais são que as tags HTML que será exibidas em nosso navegador. Um ponto de atenção é para algumas diferenças entre JSX e o HTML, por exemplo, em HTML temos a </w:t>
+      </w:r>
+      <w:proofErr w:type="spellStart"/>
+      <w:r>
+        <w:rPr>
+          <w:rFonts w:ascii="Tenorite" w:hAnsi="Tenorite" w:cstheme="majorHAnsi"/>
+        </w:rPr>
+        <w:t>class</w:t>
+      </w:r>
+      <w:proofErr w:type="spellEnd"/>
+      <w:r>
+        <w:rPr>
+          <w:rFonts w:ascii="Tenorite" w:hAnsi="Tenorite" w:cstheme="majorHAnsi"/>
+        </w:rPr>
+        <w:t xml:space="preserve">, e em JSX será </w:t>
+      </w:r>
+      <w:proofErr w:type="spellStart"/>
+      <w:r>
+        <w:rPr>
+          <w:rFonts w:ascii="Tenorite" w:hAnsi="Tenorite" w:cstheme="majorHAnsi"/>
+        </w:rPr>
+        <w:t>className</w:t>
+      </w:r>
+      <w:proofErr w:type="spellEnd"/>
+      <w:r>
+        <w:rPr>
+          <w:rFonts w:ascii="Tenorite" w:hAnsi="Tenorite" w:cstheme="majorHAnsi"/>
+        </w:rPr>
+        <w:t>.</w:t>
+      </w:r>
+    </w:p>
+    <w:p>
+      <w:pPr>
+        <w:spacing w:after="0"/>
+        <w:jc w:val="both"/>
+        <w:rPr>
+          <w:rFonts w:ascii="Tenorite" w:hAnsi="Tenorite" w:cstheme="majorHAnsi"/>
+        </w:rPr>
+      </w:pPr>
+      <w:r>
+        <w:rPr>
+          <w:rFonts w:ascii="Tenorite" w:hAnsi="Tenorite" w:cstheme="majorHAnsi"/>
+        </w:rPr>
+        <w:t xml:space="preserve">Isso se </w:t>
+      </w:r>
+      <w:proofErr w:type="spellStart"/>
+      <w:proofErr w:type="gramStart"/>
+      <w:r>
+        <w:rPr>
+          <w:rFonts w:ascii="Tenorite" w:hAnsi="Tenorite" w:cstheme="majorHAnsi"/>
+        </w:rPr>
+        <w:t>da</w:t>
+      </w:r>
+      <w:proofErr w:type="spellEnd"/>
+      <w:r>
+        <w:rPr>
+          <w:rFonts w:ascii="Tenorite" w:hAnsi="Tenorite" w:cstheme="majorHAnsi"/>
+        </w:rPr>
+        <w:t xml:space="preserve"> peças</w:t>
+      </w:r>
+      <w:proofErr w:type="gramEnd"/>
+      <w:r>
+        <w:rPr>
+          <w:rFonts w:ascii="Tenorite" w:hAnsi="Tenorite" w:cstheme="majorHAnsi"/>
+        </w:rPr>
+        <w:t xml:space="preserve"> instruções semelhantes entre JS e HTML, tendo em vista que JSX é na verdade JS algumas instruções podem entrar em conflito se </w:t>
+      </w:r>
+      <w:r>
+        <w:rPr>
+          <w:rFonts w:ascii="Tenorite" w:hAnsi="Tenorite" w:cstheme="majorHAnsi"/>
+        </w:rPr>
+        <w:lastRenderedPageBreak/>
+        <w:t xml:space="preserve">forem as mesma em código </w:t>
+      </w:r>
+      <w:r>
+        <w:rPr>
+          <w:rFonts w:ascii="Tenorite" w:hAnsi="Tenorite" w:cstheme="majorHAnsi"/>
+          <w:b/>
+          <w:bCs/>
+        </w:rPr>
+        <w:t xml:space="preserve">JS </w:t>
+      </w:r>
+      <w:r>
+        <w:rPr>
+          <w:rFonts w:ascii="Tenorite" w:hAnsi="Tenorite" w:cstheme="majorHAnsi"/>
+        </w:rPr>
+        <w:t xml:space="preserve">e em </w:t>
+      </w:r>
+      <w:r>
+        <w:rPr>
+          <w:rFonts w:ascii="Tenorite" w:hAnsi="Tenorite" w:cstheme="majorHAnsi"/>
+          <w:b/>
+          <w:bCs/>
+        </w:rPr>
+        <w:t>JSX</w:t>
+      </w:r>
+      <w:r>
+        <w:rPr>
+          <w:rFonts w:ascii="Tenorite" w:hAnsi="Tenorite" w:cstheme="majorHAnsi"/>
+        </w:rPr>
+        <w:t xml:space="preserve">. E para contornar isso, o nosso </w:t>
+      </w:r>
+      <w:proofErr w:type="spellStart"/>
+      <w:r>
+        <w:rPr>
+          <w:rFonts w:ascii="Tenorite" w:hAnsi="Tenorite" w:cstheme="majorHAnsi"/>
+          <w:i/>
+          <w:iCs/>
+        </w:rPr>
+        <w:t>Emmet</w:t>
+      </w:r>
+      <w:proofErr w:type="spellEnd"/>
+      <w:r>
+        <w:rPr>
+          <w:rFonts w:ascii="Tenorite" w:hAnsi="Tenorite" w:cstheme="majorHAnsi"/>
+        </w:rPr>
+        <w:t xml:space="preserve"> que configuramos nos ajuda.</w:t>
+      </w:r>
+    </w:p>
+    <w:p>
+      <w:pPr>
+        <w:spacing w:after="0"/>
+        <w:jc w:val="both"/>
+        <w:rPr>
+          <w:rFonts w:ascii="Tenorite" w:hAnsi="Tenorite" w:cstheme="majorHAnsi"/>
+        </w:rPr>
+      </w:pPr>
+      <w:r>
+        <w:rPr>
+          <w:rFonts w:ascii="Tenorite" w:hAnsi="Tenorite" w:cstheme="majorHAnsi"/>
+        </w:rPr>
+        <w:t xml:space="preserve">E assim vamos para algum exemplo. </w:t>
+      </w:r>
+      <w:r>
+        <w:rPr>
+          <w:rFonts w:ascii="Tenorite" w:hAnsi="Tenorite" w:cstheme="majorHAnsi"/>
+        </w:rPr>
+        <w:t>Onde</w:t>
+      </w:r>
+      <w:r>
+        <w:rPr>
+          <w:rFonts w:ascii="Tenorite" w:hAnsi="Tenorite" w:cstheme="majorHAnsi"/>
+        </w:rPr>
+        <w:t xml:space="preserve"> chamamos uma </w:t>
+      </w:r>
+      <w:r>
+        <w:rPr>
+          <w:rFonts w:ascii="Tenorite" w:hAnsi="Tenorite" w:cstheme="majorHAnsi"/>
+          <w:b/>
+          <w:bCs/>
+        </w:rPr>
+        <w:t xml:space="preserve">tag </w:t>
+      </w:r>
+      <w:r>
+        <w:rPr>
+          <w:rFonts w:ascii="Tenorite" w:hAnsi="Tenorite" w:cstheme="majorHAnsi"/>
+        </w:rPr>
+        <w:t xml:space="preserve">e nada de “errado” acontece, porém temos que entender que em </w:t>
+      </w:r>
+      <w:r>
+        <w:rPr>
+          <w:rFonts w:ascii="Tenorite" w:hAnsi="Tenorite" w:cstheme="majorHAnsi"/>
+          <w:b/>
+          <w:bCs/>
+        </w:rPr>
+        <w:t xml:space="preserve">JSX </w:t>
+      </w:r>
+      <w:r>
+        <w:rPr>
+          <w:rFonts w:ascii="Tenorite" w:hAnsi="Tenorite" w:cstheme="majorHAnsi"/>
+        </w:rPr>
+        <w:t xml:space="preserve">todas as </w:t>
+      </w:r>
+      <w:r>
+        <w:rPr>
+          <w:rFonts w:ascii="Tenorite" w:hAnsi="Tenorite" w:cstheme="majorHAnsi"/>
+          <w:b/>
+          <w:bCs/>
+        </w:rPr>
+        <w:t xml:space="preserve">tags </w:t>
+      </w:r>
+      <w:r>
+        <w:rPr>
+          <w:rFonts w:ascii="Tenorite" w:hAnsi="Tenorite" w:cstheme="majorHAnsi"/>
+        </w:rPr>
+        <w:t xml:space="preserve">tem que estarem envoltas a uma div, vamos ao exemplo com </w:t>
+      </w:r>
+      <w:r>
+        <w:rPr>
+          <w:rFonts w:ascii="Tenorite" w:hAnsi="Tenorite" w:cstheme="majorHAnsi"/>
+          <w:b/>
+          <w:bCs/>
+        </w:rPr>
+        <w:t xml:space="preserve">h1 </w:t>
+      </w:r>
+      <w:r>
+        <w:rPr>
+          <w:rFonts w:ascii="Tenorite" w:hAnsi="Tenorite" w:cstheme="majorHAnsi"/>
+        </w:rPr>
+        <w:t xml:space="preserve">e depois com </w:t>
+      </w:r>
+      <w:r>
+        <w:rPr>
+          <w:rFonts w:ascii="Tenorite" w:hAnsi="Tenorite" w:cstheme="majorHAnsi"/>
+          <w:b/>
+          <w:bCs/>
+        </w:rPr>
+        <w:t xml:space="preserve">h1 </w:t>
+      </w:r>
+      <w:r>
+        <w:rPr>
+          <w:rFonts w:ascii="Tenorite" w:hAnsi="Tenorite" w:cstheme="majorHAnsi"/>
+        </w:rPr>
+        <w:t xml:space="preserve">e </w:t>
+      </w:r>
+      <w:r>
+        <w:rPr>
+          <w:rFonts w:ascii="Tenorite" w:hAnsi="Tenorite" w:cstheme="majorHAnsi"/>
+          <w:b/>
+          <w:bCs/>
+        </w:rPr>
+        <w:t>p</w:t>
+      </w:r>
+      <w:r>
+        <w:rPr>
+          <w:rFonts w:ascii="Tenorite" w:hAnsi="Tenorite" w:cstheme="majorHAnsi"/>
+        </w:rPr>
+        <w:t xml:space="preserve">. </w:t>
+      </w:r>
+    </w:p>
+    <w:p>
+      <w:pPr>
+        <w:spacing w:after="0"/>
+        <w:jc w:val="both"/>
+        <w:rPr>
+          <w:noProof/>
+        </w:rPr>
+      </w:pPr>
+      <w:r>
+        <w:rPr>
+          <w:rFonts w:ascii="Tenorite" w:hAnsi="Tenorite" w:cstheme="majorHAnsi"/>
+        </w:rPr>
+        <w:drawing>
+          <wp:inline distT="0" distB="0" distL="0" distR="0" wp14:anchorId="4D8F7932" wp14:editId="200F15E2">
+            <wp:extent cx="3098165" cy="1289685"/>
+            <wp:effectExtent l="0" t="0" r="0" b="0"/>
+            <wp:docPr id="47" name="Imagem 47"/>
+            <wp:cNvGraphicFramePr>
+              <a:graphicFrameLocks xmlns:a="http://schemas.openxmlformats.org/drawingml/2006/main" noChangeAspect="1"/>
+            </wp:cNvGraphicFramePr>
+            <a:graphic xmlns:a="http://schemas.openxmlformats.org/drawingml/2006/main">
+              <a:graphicData uri="http://schemas.openxmlformats.org/drawingml/2006/picture">
+                <pic:pic xmlns:pic="http://schemas.openxmlformats.org/drawingml/2006/picture">
+                  <pic:nvPicPr>
+                    <pic:cNvPr id="1" name=""/>
+                    <pic:cNvPicPr/>
+                  </pic:nvPicPr>
+                  <pic:blipFill>
+                    <a:blip r:embed="rId66"/>
+                    <a:stretch>
+                      <a:fillRect/>
+                    </a:stretch>
+                  </pic:blipFill>
+                  <pic:spPr>
+                    <a:xfrm>
+                      <a:off x="0" y="0"/>
+                      <a:ext cx="3098165" cy="1289685"/>
+                    </a:xfrm>
+                    <a:prstGeom prst="rect">
+                      <a:avLst/>
+                    </a:prstGeom>
+                  </pic:spPr>
+                </pic:pic>
+              </a:graphicData>
+            </a:graphic>
+          </wp:inline>
+        </w:drawing>
+      </w:r>
+      <w:r>
+        <w:rPr>
+          <w:noProof/>
+        </w:rPr>
+        <w:t xml:space="preserve"> </w:t>
+      </w:r>
+      <w:r>
+        <w:rPr>
+          <w:rFonts w:ascii="Tenorite" w:hAnsi="Tenorite" w:cstheme="majorHAnsi"/>
+        </w:rPr>
+        <w:drawing>
+          <wp:inline distT="0" distB="0" distL="0" distR="0" wp14:anchorId="16D56330" wp14:editId="3BA63B22">
+            <wp:extent cx="3098165" cy="1283335"/>
+            <wp:effectExtent l="0" t="0" r="0" b="0"/>
+            <wp:docPr id="48" name="Imagem 48"/>
+            <wp:cNvGraphicFramePr>
+              <a:graphicFrameLocks xmlns:a="http://schemas.openxmlformats.org/drawingml/2006/main" noChangeAspect="1"/>
+            </wp:cNvGraphicFramePr>
+            <a:graphic xmlns:a="http://schemas.openxmlformats.org/drawingml/2006/main">
+              <a:graphicData uri="http://schemas.openxmlformats.org/drawingml/2006/picture">
+                <pic:pic xmlns:pic="http://schemas.openxmlformats.org/drawingml/2006/picture">
+                  <pic:nvPicPr>
+                    <pic:cNvPr id="1" name=""/>
+                    <pic:cNvPicPr/>
+                  </pic:nvPicPr>
+                  <pic:blipFill>
+                    <a:blip r:embed="rId67"/>
+                    <a:stretch>
+                      <a:fillRect/>
+                    </a:stretch>
+                  </pic:blipFill>
+                  <pic:spPr>
+                    <a:xfrm>
+                      <a:off x="0" y="0"/>
+                      <a:ext cx="3098165" cy="1283335"/>
+                    </a:xfrm>
+                    <a:prstGeom prst="rect">
+                      <a:avLst/>
+                    </a:prstGeom>
+                  </pic:spPr>
+                </pic:pic>
+              </a:graphicData>
+            </a:graphic>
+          </wp:inline>
+        </w:drawing>
+      </w:r>
+    </w:p>
+    <w:p>
+      <w:pPr>
+        <w:spacing w:after="0"/>
+        <w:jc w:val="both"/>
+        <w:rPr>
+          <w:rFonts w:ascii="Tenorite" w:hAnsi="Tenorite" w:cstheme="majorHAnsi"/>
+        </w:rPr>
+      </w:pPr>
+      <w:r>
+        <w:rPr>
+          <w:rFonts w:ascii="Tenorite" w:hAnsi="Tenorite" w:cstheme="majorHAnsi"/>
+        </w:rPr>
+        <w:t>Dessa maneira nosso código não irá rodar no navegador, gerando o erro.</w:t>
+      </w:r>
+    </w:p>
+    <w:p>
+      <w:pPr>
+        <w:spacing w:after="0"/>
+        <w:jc w:val="both"/>
+        <w:rPr>
+          <w:rFonts w:ascii="Tenorite" w:hAnsi="Tenorite" w:cstheme="majorHAnsi"/>
+        </w:rPr>
+      </w:pPr>
+      <w:r>
+        <w:rPr>
+          <w:rFonts w:ascii="Tenorite" w:hAnsi="Tenorite" w:cstheme="majorHAnsi"/>
+        </w:rPr>
+        <w:drawing>
+          <wp:inline distT="0" distB="0" distL="0" distR="0" wp14:anchorId="6D0EDC86" wp14:editId="6D66EB61">
+            <wp:extent cx="3098165" cy="1664970"/>
+            <wp:effectExtent l="0" t="0" r="0" b="0"/>
+            <wp:docPr id="49" name="Imagem 49"/>
+            <wp:cNvGraphicFramePr>
+              <a:graphicFrameLocks xmlns:a="http://schemas.openxmlformats.org/drawingml/2006/main" noChangeAspect="1"/>
+            </wp:cNvGraphicFramePr>
+            <a:graphic xmlns:a="http://schemas.openxmlformats.org/drawingml/2006/main">
+              <a:graphicData uri="http://schemas.openxmlformats.org/drawingml/2006/picture">
+                <pic:pic xmlns:pic="http://schemas.openxmlformats.org/drawingml/2006/picture">
+                  <pic:nvPicPr>
+                    <pic:cNvPr id="1" name=""/>
+                    <pic:cNvPicPr/>
+                  </pic:nvPicPr>
+                  <pic:blipFill>
+                    <a:blip r:embed="rId68"/>
+                    <a:stretch>
+                      <a:fillRect/>
+                    </a:stretch>
+                  </pic:blipFill>
+                  <pic:spPr>
+                    <a:xfrm>
+                      <a:off x="0" y="0"/>
+                      <a:ext cx="3098165" cy="1664970"/>
+                    </a:xfrm>
+                    <a:prstGeom prst="rect">
+                      <a:avLst/>
+                    </a:prstGeom>
+                  </pic:spPr>
+                </pic:pic>
+              </a:graphicData>
+            </a:graphic>
+          </wp:inline>
+        </w:drawing>
+      </w:r>
+    </w:p>
+    <w:p>
+      <w:pPr>
+        <w:spacing w:after="0"/>
+        <w:jc w:val="both"/>
+        <w:rPr>
+          <w:rFonts w:ascii="Tenorite" w:hAnsi="Tenorite" w:cstheme="majorHAnsi"/>
+        </w:rPr>
+      </w:pPr>
+      <w:r>
+        <w:rPr>
+          <w:rFonts w:ascii="Tenorite" w:hAnsi="Tenorite" w:cstheme="majorHAnsi"/>
+        </w:rPr>
+        <w:t xml:space="preserve">E para solucionar basta colocar o código envolto a uma </w:t>
+      </w:r>
+      <w:r>
+        <w:rPr>
+          <w:rFonts w:ascii="Tenorite" w:hAnsi="Tenorite" w:cstheme="majorHAnsi"/>
+          <w:b/>
+          <w:bCs/>
+        </w:rPr>
+        <w:t>div</w:t>
+      </w:r>
+      <w:r>
+        <w:rPr>
+          <w:rFonts w:ascii="Tenorite" w:hAnsi="Tenorite" w:cstheme="majorHAnsi"/>
+        </w:rPr>
+        <w:t>, como na imagem:</w:t>
+      </w:r>
+    </w:p>
+    <w:p>
+      <w:pPr>
+        <w:spacing w:after="0"/>
+        <w:jc w:val="both"/>
+        <w:rPr>
+          <w:rFonts w:ascii="Tenorite" w:hAnsi="Tenorite" w:cstheme="majorHAnsi"/>
+        </w:rPr>
+      </w:pPr>
+      <w:r>
+        <w:rPr>
+          <w:rFonts w:ascii="Tenorite" w:hAnsi="Tenorite" w:cstheme="majorHAnsi"/>
+        </w:rPr>
+        <w:drawing>
+          <wp:inline distT="0" distB="0" distL="0" distR="0" wp14:anchorId="2E04F064" wp14:editId="04F68CA0">
+            <wp:extent cx="3098165" cy="1598295"/>
+            <wp:effectExtent l="0" t="0" r="0" b="0"/>
+            <wp:docPr id="50" name="Imagem 50"/>
+            <wp:cNvGraphicFramePr>
+              <a:graphicFrameLocks xmlns:a="http://schemas.openxmlformats.org/drawingml/2006/main" noChangeAspect="1"/>
+            </wp:cNvGraphicFramePr>
+            <a:graphic xmlns:a="http://schemas.openxmlformats.org/drawingml/2006/main">
+              <a:graphicData uri="http://schemas.openxmlformats.org/drawingml/2006/picture">
+                <pic:pic xmlns:pic="http://schemas.openxmlformats.org/drawingml/2006/picture">
+                  <pic:nvPicPr>
+                    <pic:cNvPr id="1" name=""/>
+                    <pic:cNvPicPr/>
+                  </pic:nvPicPr>
+                  <pic:blipFill>
+                    <a:blip r:embed="rId69"/>
+                    <a:stretch>
+                      <a:fillRect/>
+                    </a:stretch>
+                  </pic:blipFill>
+                  <pic:spPr>
+                    <a:xfrm>
+                      <a:off x="0" y="0"/>
+                      <a:ext cx="3098165" cy="1598295"/>
+                    </a:xfrm>
+                    <a:prstGeom prst="rect">
+                      <a:avLst/>
+                    </a:prstGeom>
+                  </pic:spPr>
+                </pic:pic>
+              </a:graphicData>
+            </a:graphic>
+          </wp:inline>
+        </w:drawing>
+      </w:r>
+    </w:p>
+    <w:p>
+      <w:pPr>
+        <w:spacing w:after="0"/>
+        <w:jc w:val="both"/>
+        <w:rPr>
+          <w:rFonts w:ascii="Tenorite" w:hAnsi="Tenorite" w:cstheme="majorHAnsi"/>
+        </w:rPr>
+      </w:pPr>
+      <w:r>
+        <w:rPr>
+          <w:rFonts w:ascii="Tenorite" w:hAnsi="Tenorite" w:cstheme="majorHAnsi"/>
+        </w:rPr>
+        <w:drawing>
+          <wp:inline distT="0" distB="0" distL="0" distR="0" wp14:anchorId="787ACB4A" wp14:editId="419C3D32">
+            <wp:extent cx="3098165" cy="1664970"/>
+            <wp:effectExtent l="0" t="0" r="0" b="0"/>
+            <wp:docPr id="51" name="Imagem 51"/>
+            <wp:cNvGraphicFramePr>
+              <a:graphicFrameLocks xmlns:a="http://schemas.openxmlformats.org/drawingml/2006/main" noChangeAspect="1"/>
+            </wp:cNvGraphicFramePr>
+            <a:graphic xmlns:a="http://schemas.openxmlformats.org/drawingml/2006/main">
+              <a:graphicData uri="http://schemas.openxmlformats.org/drawingml/2006/picture">
+                <pic:pic xmlns:pic="http://schemas.openxmlformats.org/drawingml/2006/picture">
+                  <pic:nvPicPr>
+                    <pic:cNvPr id="1" name=""/>
+                    <pic:cNvPicPr/>
+                  </pic:nvPicPr>
+                  <pic:blipFill>
+                    <a:blip r:embed="rId70"/>
+                    <a:stretch>
+                      <a:fillRect/>
+                    </a:stretch>
+                  </pic:blipFill>
+                  <pic:spPr>
+                    <a:xfrm>
+                      <a:off x="0" y="0"/>
+                      <a:ext cx="3098165" cy="1664970"/>
+                    </a:xfrm>
+                    <a:prstGeom prst="rect">
+                      <a:avLst/>
+                    </a:prstGeom>
+                  </pic:spPr>
+                </pic:pic>
+              </a:graphicData>
+            </a:graphic>
+          </wp:inline>
+        </w:drawing>
+      </w:r>
+    </w:p>
+    <w:p>
+      <w:pPr>
+        <w:spacing w:after="0"/>
+        <w:jc w:val="both"/>
+        <w:rPr>
+          <w:rFonts w:ascii="Tenorite" w:hAnsi="Tenorite" w:cstheme="majorHAnsi"/>
+        </w:rPr>
+      </w:pPr>
+      <w:r>
+        <w:rPr>
+          <w:rFonts w:ascii="Tenorite" w:hAnsi="Tenorite" w:cstheme="majorHAnsi"/>
+        </w:rPr>
+        <w:t>Uma alternativa</w:t>
+      </w:r>
+      <w:r>
+        <w:rPr>
+          <w:rFonts w:ascii="Tenorite" w:hAnsi="Tenorite" w:cstheme="majorHAnsi"/>
+        </w:rPr>
+        <w:t xml:space="preserve"> e deixar ó código envolto </w:t>
+      </w:r>
+      <w:r>
+        <w:rPr>
+          <w:rFonts w:ascii="Tenorite" w:hAnsi="Tenorite" w:cstheme="majorHAnsi"/>
+        </w:rPr>
+        <w:t>pelos símbolos</w:t>
+      </w:r>
+      <w:r>
+        <w:rPr>
+          <w:rFonts w:ascii="Tenorite" w:hAnsi="Tenorite" w:cstheme="majorHAnsi"/>
+        </w:rPr>
+        <w:t xml:space="preserve"> de </w:t>
+      </w:r>
+      <w:r>
+        <w:rPr>
+          <w:rFonts w:ascii="Tenorite" w:hAnsi="Tenorite" w:cstheme="majorHAnsi"/>
+          <w:highlight w:val="yellow"/>
+          <w:u w:val="single"/>
+        </w:rPr>
+        <w:t>&lt;&gt;</w:t>
+      </w:r>
+      <w:r>
+        <w:rPr>
+          <w:rFonts w:ascii="Tenorite" w:hAnsi="Tenorite" w:cstheme="majorHAnsi"/>
+          <w:highlight w:val="yellow"/>
+        </w:rPr>
+        <w:t xml:space="preserve"> e </w:t>
+      </w:r>
+      <w:r>
+        <w:rPr>
+          <w:rFonts w:ascii="Tenorite" w:hAnsi="Tenorite" w:cstheme="majorHAnsi"/>
+          <w:highlight w:val="yellow"/>
+          <w:u w:val="single"/>
+        </w:rPr>
+        <w:t>&lt;/&gt;</w:t>
+      </w:r>
+      <w:r>
+        <w:rPr>
+          <w:rFonts w:ascii="Tenorite" w:hAnsi="Tenorite" w:cstheme="majorHAnsi"/>
+        </w:rPr>
+        <w:t xml:space="preserve">, que faz o mesmo que a </w:t>
+      </w:r>
+      <w:r>
+        <w:rPr>
+          <w:rFonts w:ascii="Tenorite" w:hAnsi="Tenorite" w:cstheme="majorHAnsi"/>
+          <w:b/>
+          <w:bCs/>
+        </w:rPr>
+        <w:t>div</w:t>
+      </w:r>
+      <w:r>
+        <w:rPr>
+          <w:rFonts w:ascii="Tenorite" w:hAnsi="Tenorite" w:cstheme="majorHAnsi"/>
+        </w:rPr>
+        <w:t>, porém não envolve de fato um elemento, mas podemos assim mostrar no nosso código no navegador.</w:t>
+      </w:r>
+    </w:p>
+    <w:p>
+      <w:pPr>
+        <w:spacing w:after="0"/>
+        <w:jc w:val="both"/>
+        <w:rPr>
+          <w:rFonts w:ascii="Tenorite" w:hAnsi="Tenorite" w:cstheme="majorHAnsi"/>
+        </w:rPr>
+      </w:pPr>
+      <w:r>
+        <w:rPr>
+          <w:rFonts w:ascii="Tenorite" w:hAnsi="Tenorite" w:cstheme="majorHAnsi"/>
+        </w:rPr>
+        <w:drawing>
+          <wp:inline distT="0" distB="0" distL="0" distR="0" wp14:anchorId="596C203A" wp14:editId="13DA980B">
+            <wp:extent cx="3098165" cy="1358900"/>
+            <wp:effectExtent l="0" t="0" r="0" b="0"/>
+            <wp:docPr id="52" name="Imagem 52"/>
+            <wp:cNvGraphicFramePr>
+              <a:graphicFrameLocks xmlns:a="http://schemas.openxmlformats.org/drawingml/2006/main" noChangeAspect="1"/>
+            </wp:cNvGraphicFramePr>
+            <a:graphic xmlns:a="http://schemas.openxmlformats.org/drawingml/2006/main">
+              <a:graphicData uri="http://schemas.openxmlformats.org/drawingml/2006/picture">
+                <pic:pic xmlns:pic="http://schemas.openxmlformats.org/drawingml/2006/picture">
+                  <pic:nvPicPr>
+                    <pic:cNvPr id="1" name=""/>
+                    <pic:cNvPicPr/>
+                  </pic:nvPicPr>
+                  <pic:blipFill>
+                    <a:blip r:embed="rId71"/>
+                    <a:stretch>
+                      <a:fillRect/>
+                    </a:stretch>
+                  </pic:blipFill>
+                  <pic:spPr>
+                    <a:xfrm>
+                      <a:off x="0" y="0"/>
+                      <a:ext cx="3098165" cy="1358900"/>
+                    </a:xfrm>
+                    <a:prstGeom prst="rect">
+                      <a:avLst/>
+                    </a:prstGeom>
+                  </pic:spPr>
+                </pic:pic>
+              </a:graphicData>
+            </a:graphic>
+          </wp:inline>
+        </w:drawing>
+      </w:r>
+    </w:p>
+    <w:p>
+      <w:pPr>
+        <w:spacing w:after="0"/>
+        <w:jc w:val="both"/>
+        <w:rPr>
+          <w:rFonts w:ascii="Tenorite" w:hAnsi="Tenorite" w:cstheme="majorHAnsi"/>
+        </w:rPr>
+      </w:pPr>
+      <w:r>
+        <w:rPr>
+          <w:rFonts w:ascii="Tenorite" w:hAnsi="Tenorite" w:cstheme="majorHAnsi"/>
+        </w:rPr>
+        <w:drawing>
+          <wp:inline distT="0" distB="0" distL="0" distR="0" wp14:anchorId="63EF7958" wp14:editId="367D0953">
+            <wp:extent cx="3098165" cy="1664970"/>
+            <wp:effectExtent l="0" t="0" r="0" b="0"/>
+            <wp:docPr id="53" name="Imagem 53"/>
+            <wp:cNvGraphicFramePr>
+              <a:graphicFrameLocks xmlns:a="http://schemas.openxmlformats.org/drawingml/2006/main" noChangeAspect="1"/>
+            </wp:cNvGraphicFramePr>
+            <a:graphic xmlns:a="http://schemas.openxmlformats.org/drawingml/2006/main">
+              <a:graphicData uri="http://schemas.openxmlformats.org/drawingml/2006/picture">
+                <pic:pic xmlns:pic="http://schemas.openxmlformats.org/drawingml/2006/picture">
+                  <pic:nvPicPr>
+                    <pic:cNvPr id="1" name=""/>
+                    <pic:cNvPicPr/>
+                  </pic:nvPicPr>
+                  <pic:blipFill>
+                    <a:blip r:embed="rId72"/>
+                    <a:stretch>
+                      <a:fillRect/>
+                    </a:stretch>
+                  </pic:blipFill>
+                  <pic:spPr>
+                    <a:xfrm>
+                      <a:off x="0" y="0"/>
+                      <a:ext cx="3098165" cy="1664970"/>
+                    </a:xfrm>
+                    <a:prstGeom prst="rect">
+                      <a:avLst/>
+                    </a:prstGeom>
+                  </pic:spPr>
+                </pic:pic>
+              </a:graphicData>
+            </a:graphic>
+          </wp:inline>
+        </w:drawing>
+      </w:r>
+    </w:p>
+    <w:p>
+      <w:pPr>
+        <w:spacing w:after="0"/>
+        <w:jc w:val="both"/>
+        <w:rPr>
+          <w:rFonts w:ascii="Tenorite" w:hAnsi="Tenorite" w:cstheme="majorHAnsi"/>
+        </w:rPr>
+      </w:pPr>
+      <w:r>
+        <w:rPr>
+          <w:rFonts w:ascii="Tenorite" w:hAnsi="Tenorite" w:cstheme="majorHAnsi"/>
+        </w:rPr>
+        <w:t xml:space="preserve">Agora vamos para o outro ponto da nossa aula que </w:t>
+      </w:r>
+      <w:r>
+        <w:rPr>
+          <w:rFonts w:ascii="Tenorite" w:hAnsi="Tenorite" w:cstheme="majorHAnsi"/>
+        </w:rPr>
+        <w:t>mencionam</w:t>
+      </w:r>
+      <w:r>
+        <w:rPr>
+          <w:rFonts w:ascii="Tenorite" w:hAnsi="Tenorite" w:cstheme="majorHAnsi"/>
+        </w:rPr>
+        <w:t xml:space="preserve">, as instruções, ou o </w:t>
+      </w:r>
+      <w:proofErr w:type="spellStart"/>
+      <w:r>
+        <w:rPr>
+          <w:rFonts w:ascii="Tenorite" w:hAnsi="Tenorite" w:cstheme="majorHAnsi"/>
+          <w:i/>
+          <w:iCs/>
+        </w:rPr>
+        <w:t>class</w:t>
+      </w:r>
+      <w:proofErr w:type="spellEnd"/>
+      <w:r>
+        <w:rPr>
+          <w:rFonts w:ascii="Tenorite" w:hAnsi="Tenorite" w:cstheme="majorHAnsi"/>
+        </w:rPr>
+        <w:t xml:space="preserve"> em </w:t>
+      </w:r>
+      <w:r>
+        <w:rPr>
+          <w:rFonts w:ascii="Tenorite" w:hAnsi="Tenorite" w:cstheme="majorHAnsi"/>
+          <w:b/>
+          <w:bCs/>
+        </w:rPr>
+        <w:t>HTML</w:t>
+      </w:r>
+      <w:r>
+        <w:rPr>
+          <w:rFonts w:ascii="Tenorite" w:hAnsi="Tenorite" w:cstheme="majorHAnsi"/>
+        </w:rPr>
+        <w:t xml:space="preserve"> e </w:t>
+      </w:r>
+      <w:proofErr w:type="spellStart"/>
+      <w:r>
+        <w:rPr>
+          <w:rFonts w:ascii="Tenorite" w:hAnsi="Tenorite" w:cstheme="majorHAnsi"/>
+          <w:i/>
+          <w:iCs/>
+        </w:rPr>
+        <w:t>className</w:t>
+      </w:r>
+      <w:proofErr w:type="spellEnd"/>
+      <w:r>
+        <w:rPr>
+          <w:rFonts w:ascii="Tenorite" w:hAnsi="Tenorite" w:cstheme="majorHAnsi"/>
+        </w:rPr>
+        <w:t xml:space="preserve"> em </w:t>
+      </w:r>
+      <w:r>
+        <w:rPr>
+          <w:rFonts w:ascii="Tenorite" w:hAnsi="Tenorite" w:cstheme="majorHAnsi"/>
+          <w:b/>
+          <w:bCs/>
+        </w:rPr>
+        <w:t>JSX</w:t>
+      </w:r>
+      <w:r>
+        <w:rPr>
+          <w:rFonts w:ascii="Tenorite" w:hAnsi="Tenorite" w:cstheme="majorHAnsi"/>
+        </w:rPr>
+        <w:t>.</w:t>
+      </w:r>
+    </w:p>
+    <w:p>
+      <w:pPr>
+        <w:spacing w:after="0"/>
+        <w:jc w:val="both"/>
+        <w:rPr>
+          <w:rFonts w:ascii="Tenorite" w:hAnsi="Tenorite" w:cstheme="majorHAnsi"/>
+        </w:rPr>
+      </w:pPr>
+      <w:r>
+        <w:rPr>
+          <w:rFonts w:ascii="Tenorite" w:hAnsi="Tenorite" w:cstheme="majorHAnsi"/>
+        </w:rPr>
+        <w:drawing>
+          <wp:inline distT="0" distB="0" distL="0" distR="0" wp14:anchorId="26687A30" wp14:editId="2A07324C">
+            <wp:extent cx="3098165" cy="1867535"/>
+            <wp:effectExtent l="0" t="0" r="0" b="0"/>
+            <wp:docPr id="54" name="Imagem 54"/>
+            <wp:cNvGraphicFramePr>
+              <a:graphicFrameLocks xmlns:a="http://schemas.openxmlformats.org/drawingml/2006/main" noChangeAspect="1"/>
+            </wp:cNvGraphicFramePr>
+            <a:graphic xmlns:a="http://schemas.openxmlformats.org/drawingml/2006/main">
+              <a:graphicData uri="http://schemas.openxmlformats.org/drawingml/2006/picture">
+                <pic:pic xmlns:pic="http://schemas.openxmlformats.org/drawingml/2006/picture">
+                  <pic:nvPicPr>
+                    <pic:cNvPr id="1" name=""/>
+                    <pic:cNvPicPr/>
+                  </pic:nvPicPr>
+                  <pic:blipFill>
+                    <a:blip r:embed="rId73"/>
+                    <a:stretch>
+                      <a:fillRect/>
+                    </a:stretch>
+                  </pic:blipFill>
+                  <pic:spPr>
+                    <a:xfrm>
+                      <a:off x="0" y="0"/>
+                      <a:ext cx="3098165" cy="1867535"/>
+                    </a:xfrm>
+                    <a:prstGeom prst="rect">
+                      <a:avLst/>
+                    </a:prstGeom>
+                  </pic:spPr>
+                </pic:pic>
+              </a:graphicData>
+            </a:graphic>
+          </wp:inline>
+        </w:drawing>
+      </w:r>
+    </w:p>
+    <w:p>
+      <w:pPr>
+        <w:spacing w:after="0"/>
+        <w:jc w:val="both"/>
+        <w:rPr>
+          <w:rFonts w:ascii="Tenorite" w:hAnsi="Tenorite" w:cstheme="majorHAnsi"/>
+        </w:rPr>
+      </w:pPr>
+      <w:r>
+        <w:rPr>
+          <w:rFonts w:ascii="Tenorite" w:hAnsi="Tenorite" w:cstheme="majorHAnsi"/>
+        </w:rPr>
+        <w:t xml:space="preserve">Podemos notar que até mesmo o </w:t>
+      </w:r>
+      <w:r>
+        <w:rPr>
+          <w:rFonts w:ascii="Tenorite" w:hAnsi="Tenorite" w:cstheme="majorHAnsi"/>
+          <w:b/>
+          <w:bCs/>
+        </w:rPr>
+        <w:t>VScode</w:t>
+      </w:r>
+      <w:r>
+        <w:rPr>
+          <w:rFonts w:ascii="Tenorite" w:hAnsi="Tenorite" w:cstheme="majorHAnsi"/>
+        </w:rPr>
+        <w:t xml:space="preserve"> notou que a instrução em </w:t>
+      </w:r>
+      <w:r>
+        <w:rPr>
+          <w:rFonts w:ascii="Tenorite" w:hAnsi="Tenorite" w:cstheme="majorHAnsi"/>
+          <w:b/>
+          <w:bCs/>
+        </w:rPr>
+        <w:t>JSX</w:t>
+      </w:r>
+      <w:r>
+        <w:rPr>
+          <w:rFonts w:ascii="Tenorite" w:hAnsi="Tenorite" w:cstheme="majorHAnsi"/>
+        </w:rPr>
+        <w:t xml:space="preserve"> não é correta, mas não mostrará nenhum erro visualmente, como o anterior, mas se formos em inspecionar teremos um aviso do navegador, como este.</w:t>
+      </w:r>
+    </w:p>
+    <w:p>
+      <w:pPr>
+        <w:spacing w:after="0"/>
+        <w:jc w:val="both"/>
+        <w:rPr>
+          <w:rFonts w:ascii="Tenorite" w:hAnsi="Tenorite" w:cstheme="majorHAnsi"/>
+        </w:rPr>
+      </w:pPr>
+      <w:r>
+        <w:rPr>
+          <w:rFonts w:ascii="Tenorite" w:hAnsi="Tenorite" w:cstheme="majorHAnsi"/>
+        </w:rPr>
+        <w:lastRenderedPageBreak/>
+        <w:drawing>
+          <wp:inline distT="0" distB="0" distL="0" distR="0" wp14:anchorId="43CFD2C4" wp14:editId="1BDBDDCA">
+            <wp:extent cx="3098165" cy="1644650"/>
+            <wp:effectExtent l="0" t="0" r="0" b="0"/>
+            <wp:docPr id="56" name="Imagem 56"/>
+            <wp:cNvGraphicFramePr>
+              <a:graphicFrameLocks xmlns:a="http://schemas.openxmlformats.org/drawingml/2006/main" noChangeAspect="1"/>
+            </wp:cNvGraphicFramePr>
+            <a:graphic xmlns:a="http://schemas.openxmlformats.org/drawingml/2006/main">
+              <a:graphicData uri="http://schemas.openxmlformats.org/drawingml/2006/picture">
+                <pic:pic xmlns:pic="http://schemas.openxmlformats.org/drawingml/2006/picture">
+                  <pic:nvPicPr>
+                    <pic:cNvPr id="1" name=""/>
+                    <pic:cNvPicPr/>
+                  </pic:nvPicPr>
+                  <pic:blipFill>
+                    <a:blip r:embed="rId74"/>
+                    <a:stretch>
+                      <a:fillRect/>
+                    </a:stretch>
+                  </pic:blipFill>
+                  <pic:spPr>
+                    <a:xfrm>
+                      <a:off x="0" y="0"/>
+                      <a:ext cx="3098165" cy="1644650"/>
+                    </a:xfrm>
+                    <a:prstGeom prst="rect">
+                      <a:avLst/>
+                    </a:prstGeom>
+                  </pic:spPr>
+                </pic:pic>
+              </a:graphicData>
+            </a:graphic>
+          </wp:inline>
+        </w:drawing>
+      </w:r>
+    </w:p>
+    <w:p>
+      <w:pPr>
+        <w:spacing w:after="0"/>
+        <w:jc w:val="both"/>
+        <w:rPr>
+          <w:rFonts w:ascii="Tenorite" w:hAnsi="Tenorite" w:cstheme="majorHAnsi"/>
+        </w:rPr>
+      </w:pPr>
+      <w:r>
+        <w:rPr>
+          <w:rFonts w:ascii="Tenorite" w:hAnsi="Tenorite" w:cstheme="majorHAnsi"/>
+        </w:rPr>
+        <w:t xml:space="preserve">Nos orienta que o comando </w:t>
+      </w:r>
+      <w:r>
+        <w:rPr>
+          <w:rFonts w:ascii="Tenorite" w:hAnsi="Tenorite" w:cstheme="majorHAnsi"/>
+          <w:b/>
+          <w:bCs/>
+        </w:rPr>
+        <w:t>DOM</w:t>
+      </w:r>
+      <w:r>
+        <w:rPr>
+          <w:rFonts w:ascii="Tenorite" w:hAnsi="Tenorite" w:cstheme="majorHAnsi"/>
+        </w:rPr>
+        <w:t xml:space="preserve"> está invalido, e que o que queríamos dizer era </w:t>
+      </w:r>
+      <w:proofErr w:type="spellStart"/>
+      <w:r>
+        <w:rPr>
+          <w:rFonts w:ascii="Tenorite" w:hAnsi="Tenorite" w:cstheme="majorHAnsi"/>
+          <w:b/>
+          <w:bCs/>
+        </w:rPr>
+        <w:t>className</w:t>
+      </w:r>
+      <w:proofErr w:type="spellEnd"/>
+      <w:r>
+        <w:rPr>
+          <w:rFonts w:ascii="Tenorite" w:hAnsi="Tenorite" w:cstheme="majorHAnsi"/>
+        </w:rPr>
+        <w:t>.</w:t>
+      </w:r>
+    </w:p>
+    <w:p>
+      <w:pPr>
+        <w:spacing w:after="0"/>
+        <w:jc w:val="both"/>
+        <w:rPr>
+          <w:rFonts w:ascii="Tenorite" w:hAnsi="Tenorite" w:cstheme="majorHAnsi"/>
+        </w:rPr>
+      </w:pPr>
+      <w:r>
+        <w:rPr>
+          <w:rFonts w:ascii="Tenorite" w:hAnsi="Tenorite" w:cstheme="majorHAnsi"/>
+        </w:rPr>
+        <w:drawing>
+          <wp:inline distT="0" distB="0" distL="0" distR="0" wp14:anchorId="5BCA5B2C" wp14:editId="6EAEA24F">
+            <wp:extent cx="3098165" cy="1961515"/>
+            <wp:effectExtent l="0" t="0" r="0" b="0"/>
+            <wp:docPr id="57" name="Imagem 57"/>
+            <wp:cNvGraphicFramePr>
+              <a:graphicFrameLocks xmlns:a="http://schemas.openxmlformats.org/drawingml/2006/main" noChangeAspect="1"/>
+            </wp:cNvGraphicFramePr>
+            <a:graphic xmlns:a="http://schemas.openxmlformats.org/drawingml/2006/main">
+              <a:graphicData uri="http://schemas.openxmlformats.org/drawingml/2006/picture">
+                <pic:pic xmlns:pic="http://schemas.openxmlformats.org/drawingml/2006/picture">
+                  <pic:nvPicPr>
+                    <pic:cNvPr id="1" name=""/>
+                    <pic:cNvPicPr/>
+                  </pic:nvPicPr>
+                  <pic:blipFill>
+                    <a:blip r:embed="rId75"/>
+                    <a:stretch>
+                      <a:fillRect/>
+                    </a:stretch>
+                  </pic:blipFill>
+                  <pic:spPr>
+                    <a:xfrm>
+                      <a:off x="0" y="0"/>
+                      <a:ext cx="3098165" cy="1961515"/>
+                    </a:xfrm>
+                    <a:prstGeom prst="rect">
+                      <a:avLst/>
+                    </a:prstGeom>
+                  </pic:spPr>
+                </pic:pic>
+              </a:graphicData>
+            </a:graphic>
+          </wp:inline>
+        </w:drawing>
+      </w:r>
+    </w:p>
+    <w:p>
+      <w:pPr>
+        <w:shd w:val="clear" w:color="auto" w:fill="3179C7"/>
+        <w:spacing w:after="0"/>
+        <w:jc w:val="center"/>
+        <w:rPr>
+          <w:rFonts w:ascii="Tenorite" w:hAnsi="Tenorite" w:cstheme="majorHAnsi"/>
+          <w:b/>
+          <w:bCs/>
+          <w:color w:val="FFFFFF" w:themeColor="background1"/>
+          <w:sz w:val="24"/>
+          <w:szCs w:val="24"/>
+        </w:rPr>
+      </w:pPr>
+      <w:r>
+        <w:rPr>
+          <w:rFonts w:ascii="Tenorite" w:hAnsi="Tenorite" w:cstheme="majorHAnsi"/>
+          <w:b/>
+          <w:bCs/>
+          <w:color w:val="FFFFFF" w:themeColor="background1"/>
+          <w:sz w:val="24"/>
+          <w:szCs w:val="24"/>
+        </w:rPr>
+        <w:t xml:space="preserve">AULA </w:t>
+      </w:r>
+      <w:r>
+        <w:rPr>
+          <w:rFonts w:ascii="Tenorite" w:hAnsi="Tenorite" w:cstheme="majorHAnsi"/>
+          <w:b/>
+          <w:bCs/>
+          <w:color w:val="FFFFFF" w:themeColor="background1"/>
+          <w:sz w:val="24"/>
+          <w:szCs w:val="24"/>
+        </w:rPr>
+        <w:t>2</w:t>
+      </w:r>
+      <w:r>
+        <w:rPr>
+          <w:rFonts w:ascii="Tenorite" w:hAnsi="Tenorite" w:cstheme="majorHAnsi"/>
+          <w:b/>
+          <w:bCs/>
+          <w:color w:val="FFFFFF" w:themeColor="background1"/>
+          <w:sz w:val="24"/>
+          <w:szCs w:val="24"/>
+        </w:rPr>
+        <w:t>7</w:t>
+      </w:r>
+      <w:r>
+        <w:rPr>
+          <w:rFonts w:ascii="Tenorite" w:hAnsi="Tenorite" w:cstheme="majorHAnsi"/>
+          <w:b/>
+          <w:bCs/>
+          <w:color w:val="FFFFFF" w:themeColor="background1"/>
+          <w:sz w:val="24"/>
+          <w:szCs w:val="24"/>
+        </w:rPr>
+        <w:t xml:space="preserve">: </w:t>
+      </w:r>
+      <w:r>
+        <w:rPr>
+          <w:rFonts w:ascii="Tenorite" w:hAnsi="Tenorite" w:cstheme="majorHAnsi"/>
+          <w:b/>
+          <w:bCs/>
+          <w:color w:val="FFFFFF" w:themeColor="background1"/>
+          <w:sz w:val="24"/>
+          <w:szCs w:val="24"/>
+        </w:rPr>
+        <w:t>Comentários nos componentes</w:t>
+      </w:r>
+    </w:p>
+    <w:p>
+      <w:pPr>
+        <w:spacing w:after="0"/>
+        <w:jc w:val="both"/>
+        <w:rPr>
+          <w:rFonts w:ascii="Tenorite" w:hAnsi="Tenorite" w:cstheme="majorHAnsi"/>
         </w:rPr>
       </w:pPr>
     </w:p>
     <w:sectPr>
-      <w:headerReference w:type="default" r:id="rId46"/>
+      <w:headerReference w:type="default" r:id="rId76"/>
       <w:pgSz w:w="11906" w:h="16838"/>
       <w:pgMar w:top="720" w:right="720" w:bottom="720" w:left="720" w:header="708" w:footer="708" w:gutter="0"/>
       <w:cols w:num="2" w:space="708"/>
@@ -7031,7 +12515,43 @@
         <w:sz w:val="28"/>
         <w:szCs w:val="28"/>
       </w:rPr>
-      <w:t>(c/ Hoocks, router, API, Projetos)</w:t>
+      <w:t xml:space="preserve">(c/ </w:t>
+    </w:r>
+    <w:proofErr w:type="spellStart"/>
+    <w:r>
+      <w:rPr>
+        <w:rFonts w:ascii="JetBrains Mono ExtraBold" w:hAnsi="JetBrains Mono ExtraBold" w:cs="JetBrains Mono ExtraBold"/>
+        <w:sz w:val="28"/>
+        <w:szCs w:val="28"/>
+      </w:rPr>
+      <w:t>Hoocks</w:t>
+    </w:r>
+    <w:proofErr w:type="spellEnd"/>
+    <w:r>
+      <w:rPr>
+        <w:rFonts w:ascii="JetBrains Mono ExtraBold" w:hAnsi="JetBrains Mono ExtraBold" w:cs="JetBrains Mono ExtraBold"/>
+        <w:sz w:val="28"/>
+        <w:szCs w:val="28"/>
+      </w:rPr>
+      <w:t xml:space="preserve">, </w:t>
+    </w:r>
+    <w:proofErr w:type="spellStart"/>
+    <w:r>
+      <w:rPr>
+        <w:rFonts w:ascii="JetBrains Mono ExtraBold" w:hAnsi="JetBrains Mono ExtraBold" w:cs="JetBrains Mono ExtraBold"/>
+        <w:sz w:val="28"/>
+        <w:szCs w:val="28"/>
+      </w:rPr>
+      <w:t>router</w:t>
+    </w:r>
+    <w:proofErr w:type="spellEnd"/>
+    <w:r>
+      <w:rPr>
+        <w:rFonts w:ascii="JetBrains Mono ExtraBold" w:hAnsi="JetBrains Mono ExtraBold" w:cs="JetBrains Mono ExtraBold"/>
+        <w:sz w:val="28"/>
+        <w:szCs w:val="28"/>
+      </w:rPr>
+      <w:t>, API, Projetos)</w:t>
     </w:r>
   </w:p>
 </w:hdr>
@@ -8206,12 +13726,11 @@
   <w:style w:type="paragraph" w:default="1" w:styleId="Normal">
     <w:name w:val="Normal"/>
     <w:qFormat/>
-    <w:rsid w:val="0033457E"/>
+    <w:rsid w:val="00C302C4"/>
   </w:style>
   <w:style w:type="character" w:default="1" w:styleId="Fontepargpadro">
     <w:name w:val="Default Paragraph Font"/>
     <w:uiPriority w:val="1"/>
-    <w:semiHidden/>
     <w:unhideWhenUsed/>
   </w:style>
   <w:style w:type="table" w:default="1" w:styleId="Tabelanormal">
@@ -8294,11 +13813,34 @@
     <w:name w:val="Hyperlink"/>
     <w:basedOn w:val="Fontepargpadro"/>
     <w:uiPriority w:val="99"/>
-    <w:semiHidden/>
     <w:unhideWhenUsed/>
     <w:rsid w:val="00EB2F2A"/>
     <w:rPr>
       <w:color w:val="0000FF"/>
+      <w:u w:val="single"/>
+    </w:rPr>
+  </w:style>
+  <w:style w:type="character" w:styleId="MenoPendente">
+    <w:name w:val="Unresolved Mention"/>
+    <w:basedOn w:val="Fontepargpadro"/>
+    <w:uiPriority w:val="99"/>
+    <w:semiHidden/>
+    <w:unhideWhenUsed/>
+    <w:rsid w:val="00E517E0"/>
+    <w:rPr>
+      <w:color w:val="605E5C"/>
+      <w:shd w:val="clear" w:color="auto" w:fill="E1DFDD"/>
+    </w:rPr>
+  </w:style>
+  <w:style w:type="character" w:styleId="HiperlinkVisitado">
+    <w:name w:val="FollowedHyperlink"/>
+    <w:basedOn w:val="Fontepargpadro"/>
+    <w:uiPriority w:val="99"/>
+    <w:semiHidden/>
+    <w:unhideWhenUsed/>
+    <w:rsid w:val="00103967"/>
+    <w:rPr>
+      <w:color w:val="954F72" w:themeColor="followedHyperlink"/>
       <w:u w:val="single"/>
     </w:rPr>
   </w:style>

--- a/React.docx
+++ b/React.docx
@@ -172,16 +172,8 @@
         <w:rPr>
           <w:rFonts w:ascii="Tenorite" w:hAnsi="Tenorite" w:cstheme="majorHAnsi"/>
         </w:rPr>
-        <w:t xml:space="preserve">Aplicar regras de </w:t>
-      </w:r>
-      <w:proofErr w:type="gramStart"/>
-      <w:r>
-        <w:rPr>
-          <w:rFonts w:ascii="Tenorite" w:hAnsi="Tenorite" w:cstheme="majorHAnsi"/>
-        </w:rPr>
-        <w:t>negocio</w:t>
-      </w:r>
-      <w:proofErr w:type="gramEnd"/>
+        <w:t>Aplicar regras de negocio</w:t>
+      </w:r>
     </w:p>
     <w:p>
       <w:pPr>
@@ -275,47 +267,45 @@
           <w:i/>
           <w:iCs/>
         </w:rPr>
-        <w:t>back-</w:t>
-      </w:r>
-      <w:proofErr w:type="gramStart"/>
+        <w:t>back-end</w:t>
+      </w:r>
+      <w:r>
+        <w:rPr>
+          <w:rFonts w:ascii="Tenorite" w:hAnsi="Tenorite" w:cstheme="majorHAnsi"/>
+        </w:rPr>
+        <w:t xml:space="preserve"> </w:t>
+      </w:r>
+      <w:r>
+        <w:rPr>
+          <w:rFonts w:ascii="Tenorite" w:hAnsi="Tenorite" w:cstheme="majorHAnsi"/>
+        </w:rPr>
+        <w:t>porém</w:t>
+      </w:r>
+      <w:r>
+        <w:rPr>
+          <w:rFonts w:ascii="Tenorite" w:hAnsi="Tenorite" w:cstheme="majorHAnsi"/>
+        </w:rPr>
+        <w:t xml:space="preserve"> React é uma </w:t>
+      </w:r>
+      <w:r>
+        <w:rPr>
+          <w:rFonts w:ascii="Tenorite" w:hAnsi="Tenorite" w:cstheme="majorHAnsi"/>
+        </w:rPr>
+        <w:t>tecnologia</w:t>
+      </w:r>
+      <w:r>
+        <w:rPr>
+          <w:rFonts w:ascii="Tenorite" w:hAnsi="Tenorite" w:cstheme="majorHAnsi"/>
+        </w:rPr>
+        <w:t xml:space="preserve"> voltada ao </w:t>
+      </w:r>
       <w:r>
         <w:rPr>
           <w:rFonts w:ascii="Tenorite" w:hAnsi="Tenorite" w:cstheme="majorHAnsi"/>
           <w:i/>
           <w:iCs/>
         </w:rPr>
-        <w:t>end</w:t>
-      </w:r>
-      <w:proofErr w:type="gramEnd"/>
-      <w:r>
-        <w:rPr>
-          <w:rFonts w:ascii="Tenorite" w:hAnsi="Tenorite" w:cstheme="majorHAnsi"/>
-        </w:rPr>
-        <w:t xml:space="preserve"> </w:t>
-      </w:r>
-      <w:r>
-        <w:rPr>
-          <w:rFonts w:ascii="Tenorite" w:hAnsi="Tenorite" w:cstheme="majorHAnsi"/>
-        </w:rPr>
-        <w:t>porém</w:t>
-      </w:r>
-      <w:r>
-        <w:rPr>
-          <w:rFonts w:ascii="Tenorite" w:hAnsi="Tenorite" w:cstheme="majorHAnsi"/>
-        </w:rPr>
-        <w:t xml:space="preserve"> React é uma </w:t>
-      </w:r>
-      <w:r>
-        <w:rPr>
-          <w:rFonts w:ascii="Tenorite" w:hAnsi="Tenorite" w:cstheme="majorHAnsi"/>
-        </w:rPr>
-        <w:t>tecnologia</w:t>
-      </w:r>
-      <w:r>
-        <w:rPr>
-          <w:rFonts w:ascii="Tenorite" w:hAnsi="Tenorite" w:cstheme="majorHAnsi"/>
-        </w:rPr>
-        <w:t xml:space="preserve"> voltada ao </w:t>
+        <w:t>front</w:t>
       </w:r>
       <w:r>
         <w:rPr>
@@ -323,7 +313,13 @@
           <w:i/>
           <w:iCs/>
         </w:rPr>
-        <w:t>front</w:t>
+        <w:t>-end</w:t>
+      </w:r>
+      <w:r>
+        <w:rPr>
+          <w:rFonts w:ascii="Tenorite" w:hAnsi="Tenorite" w:cstheme="majorHAnsi"/>
+        </w:rPr>
+        <w:t xml:space="preserve">. Isso quer dizer que o curso irá também voltar os esforços para o </w:t>
       </w:r>
       <w:r>
         <w:rPr>
@@ -331,66 +327,84 @@
           <w:i/>
           <w:iCs/>
         </w:rPr>
-        <w:t>-end</w:t>
-      </w:r>
-      <w:r>
-        <w:rPr>
-          <w:rFonts w:ascii="Tenorite" w:hAnsi="Tenorite" w:cstheme="majorHAnsi"/>
-        </w:rPr>
-        <w:t xml:space="preserve">. Isso quer dizer que o curso irá também voltar os esforços para o </w:t>
-      </w:r>
+        <w:t>full-</w:t>
+      </w:r>
+      <w:proofErr w:type="spellStart"/>
       <w:r>
         <w:rPr>
           <w:rFonts w:ascii="Tenorite" w:hAnsi="Tenorite" w:cstheme="majorHAnsi"/>
           <w:i/>
           <w:iCs/>
         </w:rPr>
-        <w:t>full-</w:t>
+        <w:t>stack</w:t>
+      </w:r>
+      <w:proofErr w:type="spellEnd"/>
+      <w:r>
+        <w:rPr>
+          <w:rFonts w:ascii="Tenorite" w:hAnsi="Tenorite" w:cstheme="majorHAnsi"/>
+        </w:rPr>
+        <w:t>, assim podemos entender de tudo um pouco.</w:t>
+      </w:r>
+    </w:p>
+    <w:p>
+      <w:pPr>
+        <w:spacing w:after="0"/>
+        <w:jc w:val="both"/>
+        <w:rPr>
+          <w:rFonts w:ascii="Tenorite" w:hAnsi="Tenorite" w:cstheme="majorHAnsi"/>
+        </w:rPr>
+      </w:pPr>
+      <w:r>
+        <w:rPr>
+          <w:rFonts w:ascii="Tenorite" w:hAnsi="Tenorite" w:cstheme="majorHAnsi"/>
+        </w:rPr>
+        <w:t xml:space="preserve">Assim teremos que trabalhar com outras tecnologias paralelas, a exemplo do back-end vamos usar o </w:t>
+      </w:r>
+      <w:r>
+        <w:rPr>
+          <w:rFonts w:ascii="Tenorite" w:hAnsi="Tenorite" w:cstheme="majorHAnsi"/>
+          <w:b/>
+          <w:bCs/>
+        </w:rPr>
+        <w:t>NODE.JS EXPRESS</w:t>
+      </w:r>
+      <w:r>
+        <w:rPr>
+          <w:rFonts w:ascii="Tenorite" w:hAnsi="Tenorite" w:cstheme="majorHAnsi"/>
+        </w:rPr>
+        <w:t xml:space="preserve">, o banco de dados </w:t>
       </w:r>
       <w:proofErr w:type="spellStart"/>
       <w:r>
         <w:rPr>
           <w:rFonts w:ascii="Tenorite" w:hAnsi="Tenorite" w:cstheme="majorHAnsi"/>
-          <w:i/>
-          <w:iCs/>
-        </w:rPr>
-        <w:t>stack</w:t>
+          <w:b/>
+          <w:bCs/>
+        </w:rPr>
+        <w:t>M</w:t>
+      </w:r>
+      <w:r>
+        <w:rPr>
+          <w:rFonts w:ascii="Tenorite" w:hAnsi="Tenorite" w:cstheme="majorHAnsi"/>
+          <w:b/>
+          <w:bCs/>
+        </w:rPr>
+        <w:t>ongo</w:t>
+      </w:r>
+      <w:r>
+        <w:rPr>
+          <w:rFonts w:ascii="Tenorite" w:hAnsi="Tenorite" w:cstheme="majorHAnsi"/>
+          <w:b/>
+          <w:bCs/>
+        </w:rPr>
+        <w:t>DB</w:t>
       </w:r>
       <w:proofErr w:type="spellEnd"/>
       <w:r>
         <w:rPr>
           <w:rFonts w:ascii="Tenorite" w:hAnsi="Tenorite" w:cstheme="majorHAnsi"/>
         </w:rPr>
-        <w:t>, assim podemos entender de tudo um pouco.</w:t>
-      </w:r>
-    </w:p>
-    <w:p>
-      <w:pPr>
-        <w:spacing w:after="0"/>
-        <w:jc w:val="both"/>
-        <w:rPr>
-          <w:rFonts w:ascii="Tenorite" w:hAnsi="Tenorite" w:cstheme="majorHAnsi"/>
-        </w:rPr>
-      </w:pPr>
-      <w:r>
-        <w:rPr>
-          <w:rFonts w:ascii="Tenorite" w:hAnsi="Tenorite" w:cstheme="majorHAnsi"/>
-        </w:rPr>
-        <w:t xml:space="preserve">Assim teremos que trabalhar com outras tecnologias paralelas, a exemplo do back-end vamos usar o </w:t>
-      </w:r>
-      <w:r>
-        <w:rPr>
-          <w:rFonts w:ascii="Tenorite" w:hAnsi="Tenorite" w:cstheme="majorHAnsi"/>
-          <w:b/>
-          <w:bCs/>
-        </w:rPr>
-        <w:t>NODE.JS EXPRESS</w:t>
-      </w:r>
-      <w:r>
-        <w:rPr>
-          <w:rFonts w:ascii="Tenorite" w:hAnsi="Tenorite" w:cstheme="majorHAnsi"/>
-        </w:rPr>
-        <w:t xml:space="preserve">, o banco de dados </w:t>
+        <w:t xml:space="preserve">, o framework </w:t>
       </w:r>
       <w:proofErr w:type="spellStart"/>
       <w:r>
@@ -399,30 +413,197 @@
           <w:b/>
           <w:bCs/>
         </w:rPr>
-        <w:t>M</w:t>
-      </w:r>
-      <w:r>
-        <w:rPr>
-          <w:rFonts w:ascii="Tenorite" w:hAnsi="Tenorite" w:cstheme="majorHAnsi"/>
-          <w:b/>
-          <w:bCs/>
-        </w:rPr>
-        <w:t>ongo</w:t>
-      </w:r>
-      <w:r>
-        <w:rPr>
-          <w:rFonts w:ascii="Tenorite" w:hAnsi="Tenorite" w:cstheme="majorHAnsi"/>
-          <w:b/>
-          <w:bCs/>
-        </w:rPr>
-        <w:t>DB</w:t>
+        <w:t>Mongoose</w:t>
       </w:r>
       <w:proofErr w:type="spellEnd"/>
       <w:r>
         <w:rPr>
           <w:rFonts w:ascii="Tenorite" w:hAnsi="Tenorite" w:cstheme="majorHAnsi"/>
         </w:rPr>
-        <w:t xml:space="preserve">, o framework </w:t>
+        <w:t xml:space="preserve"> </w:t>
+      </w:r>
+      <w:r>
+        <w:rPr>
+          <w:rFonts w:ascii="Tenorite" w:hAnsi="Tenorite" w:cstheme="majorHAnsi"/>
+        </w:rPr>
+        <w:t xml:space="preserve">e até mesmo o </w:t>
+      </w:r>
+      <w:r>
+        <w:rPr>
+          <w:rFonts w:ascii="Tenorite" w:hAnsi="Tenorite" w:cstheme="majorHAnsi"/>
+          <w:b/>
+          <w:bCs/>
+        </w:rPr>
+        <w:t>FIREBASE</w:t>
+      </w:r>
+      <w:r>
+        <w:rPr>
+          <w:rFonts w:ascii="Tenorite" w:hAnsi="Tenorite" w:cstheme="majorHAnsi"/>
+        </w:rPr>
+        <w:t xml:space="preserve"> do Google. Vamos assim conseguir usar todas essas ferramentas em conjunto nesse curso, e em projetos bem grandes.</w:t>
+      </w:r>
+    </w:p>
+    <w:p>
+      <w:pPr>
+        <w:spacing w:after="0"/>
+        <w:jc w:val="both"/>
+        <w:rPr>
+          <w:rFonts w:ascii="Tenorite" w:hAnsi="Tenorite" w:cstheme="majorHAnsi"/>
+        </w:rPr>
+      </w:pPr>
+      <w:r>
+        <w:rPr>
+          <w:rFonts w:ascii="Tenorite" w:hAnsi="Tenorite" w:cstheme="majorHAnsi"/>
+        </w:rPr>
+        <w:t xml:space="preserve">Os requisitos para estar fazendo o curso, e desenvolvendo os conhecimentos em React, seria o </w:t>
+      </w:r>
+      <w:r>
+        <w:rPr>
+          <w:rFonts w:ascii="Tenorite" w:hAnsi="Tenorite" w:cstheme="majorHAnsi"/>
+          <w:b/>
+          <w:bCs/>
+        </w:rPr>
+        <w:t>HTML</w:t>
+      </w:r>
+      <w:r>
+        <w:rPr>
+          <w:rFonts w:ascii="Tenorite" w:hAnsi="Tenorite" w:cstheme="majorHAnsi"/>
+        </w:rPr>
+        <w:t xml:space="preserve">, </w:t>
+      </w:r>
+      <w:r>
+        <w:rPr>
+          <w:rFonts w:ascii="Tenorite" w:hAnsi="Tenorite" w:cstheme="majorHAnsi"/>
+          <w:b/>
+          <w:bCs/>
+        </w:rPr>
+        <w:t>CSS</w:t>
+      </w:r>
+      <w:r>
+        <w:rPr>
+          <w:rFonts w:ascii="Tenorite" w:hAnsi="Tenorite" w:cstheme="majorHAnsi"/>
+        </w:rPr>
+        <w:t xml:space="preserve"> e </w:t>
+      </w:r>
+      <w:r>
+        <w:rPr>
+          <w:rFonts w:ascii="Tenorite" w:hAnsi="Tenorite" w:cstheme="majorHAnsi"/>
+          <w:b/>
+          <w:bCs/>
+        </w:rPr>
+        <w:t>JavaScript</w:t>
+      </w:r>
+      <w:r>
+        <w:rPr>
+          <w:rFonts w:ascii="Tenorite" w:hAnsi="Tenorite" w:cstheme="majorHAnsi"/>
+        </w:rPr>
+        <w:t xml:space="preserve">. Mas claro, que </w:t>
+      </w:r>
+      <w:r>
+        <w:rPr>
+          <w:rFonts w:ascii="Tenorite" w:hAnsi="Tenorite" w:cstheme="majorHAnsi"/>
+          <w:b/>
+          <w:bCs/>
+        </w:rPr>
+        <w:t>JavaScript</w:t>
+      </w:r>
+      <w:r>
+        <w:rPr>
+          <w:rFonts w:ascii="Tenorite" w:hAnsi="Tenorite" w:cstheme="majorHAnsi"/>
+        </w:rPr>
+        <w:t xml:space="preserve"> tem alguns conceitos mais complexos, e se estivermos com alguma dificuldades, a partir da </w:t>
+      </w:r>
+      <w:r>
+        <w:rPr>
+          <w:rFonts w:ascii="Tenorite" w:hAnsi="Tenorite" w:cstheme="majorHAnsi"/>
+          <w:b/>
+          <w:bCs/>
+        </w:rPr>
+        <w:t>SEÇÃO 14</w:t>
+      </w:r>
+      <w:r>
+        <w:rPr>
+          <w:rFonts w:ascii="Tenorite" w:hAnsi="Tenorite" w:cstheme="majorHAnsi"/>
+        </w:rPr>
+        <w:t xml:space="preserve">, temos algumas aulas extras quer vão ajudar a entender melhor. E claro, seria interessante realizar elas antes de ir a fundo nessa ferramenta, que é o </w:t>
+      </w:r>
+      <w:r>
+        <w:rPr>
+          <w:rFonts w:ascii="Tenorite" w:hAnsi="Tenorite" w:cstheme="majorHAnsi"/>
+          <w:b/>
+          <w:bCs/>
+        </w:rPr>
+        <w:t>React</w:t>
+      </w:r>
+      <w:r>
+        <w:rPr>
+          <w:rFonts w:ascii="Tenorite" w:hAnsi="Tenorite" w:cstheme="majorHAnsi"/>
+        </w:rPr>
+        <w:t>.</w:t>
+      </w:r>
+    </w:p>
+    <w:p>
+      <w:pPr>
+        <w:spacing w:after="0"/>
+        <w:jc w:val="both"/>
+        <w:rPr>
+          <w:rFonts w:ascii="Tenorite" w:hAnsi="Tenorite" w:cstheme="majorHAnsi"/>
+        </w:rPr>
+      </w:pPr>
+      <w:r>
+        <w:rPr>
+          <w:rFonts w:ascii="Tenorite" w:hAnsi="Tenorite" w:cstheme="majorHAnsi"/>
+        </w:rPr>
+        <w:t xml:space="preserve">Ao final de cada seção é proposto um desafio, para garantir que há uma evolução no aprendizado, que envolve tanto questão vista na seção atual, como de seções anteriores. Assim vamos estimular a procura para respostas para diversos problemas encontrados e ajudar </w:t>
+      </w:r>
+      <w:r>
+        <w:rPr>
+          <w:rFonts w:ascii="Tenorite" w:hAnsi="Tenorite" w:cstheme="majorHAnsi"/>
+        </w:rPr>
+        <w:t>com o crescimento.</w:t>
+      </w:r>
+    </w:p>
+    <w:p>
+      <w:pPr>
+        <w:spacing w:after="0"/>
+        <w:jc w:val="both"/>
+        <w:rPr>
+          <w:rFonts w:ascii="Tenorite" w:hAnsi="Tenorite" w:cstheme="majorHAnsi"/>
+        </w:rPr>
+      </w:pPr>
+      <w:r>
+        <w:rPr>
+          <w:rFonts w:ascii="Tenorite" w:hAnsi="Tenorite" w:cstheme="majorHAnsi"/>
+        </w:rPr>
+        <w:t xml:space="preserve">Como falado anteriormente, a partir da </w:t>
+      </w:r>
+      <w:r>
+        <w:rPr>
+          <w:rFonts w:ascii="Tenorite" w:hAnsi="Tenorite" w:cstheme="majorHAnsi"/>
+          <w:b/>
+          <w:bCs/>
+        </w:rPr>
+        <w:t>SEÇÃO 14</w:t>
+      </w:r>
+      <w:r>
+        <w:rPr>
+          <w:rFonts w:ascii="Tenorite" w:hAnsi="Tenorite" w:cstheme="majorHAnsi"/>
+        </w:rPr>
+        <w:t xml:space="preserve">, temos aulas “extras”, e além do </w:t>
+      </w:r>
+      <w:r>
+        <w:rPr>
+          <w:rFonts w:ascii="Tenorite" w:hAnsi="Tenorite" w:cstheme="majorHAnsi"/>
+          <w:b/>
+          <w:bCs/>
+        </w:rPr>
+        <w:t>JavaScript</w:t>
+      </w:r>
+      <w:r>
+        <w:rPr>
+          <w:rFonts w:ascii="Tenorite" w:hAnsi="Tenorite" w:cstheme="majorHAnsi"/>
+        </w:rPr>
+        <w:t xml:space="preserve">, temos uma seção dedicada a criação de </w:t>
       </w:r>
       <w:proofErr w:type="spellStart"/>
       <w:r>
@@ -431,227 +612,14 @@
           <w:b/>
           <w:bCs/>
         </w:rPr>
-        <w:t>Mongoose</w:t>
+        <w:t>API’s</w:t>
       </w:r>
       <w:proofErr w:type="spellEnd"/>
       <w:r>
         <w:rPr>
           <w:rFonts w:ascii="Tenorite" w:hAnsi="Tenorite" w:cstheme="majorHAnsi"/>
         </w:rPr>
-        <w:t xml:space="preserve"> </w:t>
-      </w:r>
-      <w:r>
-        <w:rPr>
-          <w:rFonts w:ascii="Tenorite" w:hAnsi="Tenorite" w:cstheme="majorHAnsi"/>
-        </w:rPr>
-        <w:t xml:space="preserve">e até mesmo o </w:t>
-      </w:r>
-      <w:r>
-        <w:rPr>
-          <w:rFonts w:ascii="Tenorite" w:hAnsi="Tenorite" w:cstheme="majorHAnsi"/>
-          <w:b/>
-          <w:bCs/>
-        </w:rPr>
-        <w:t>FIREBASE</w:t>
-      </w:r>
-      <w:r>
-        <w:rPr>
-          <w:rFonts w:ascii="Tenorite" w:hAnsi="Tenorite" w:cstheme="majorHAnsi"/>
-        </w:rPr>
-        <w:t xml:space="preserve"> do Google. Vamos assim conseguir usar todas essas ferramentas em conjunto nesse curso, e em projetos bem grandes.</w:t>
-      </w:r>
-    </w:p>
-    <w:p>
-      <w:pPr>
-        <w:spacing w:after="0"/>
-        <w:jc w:val="both"/>
-        <w:rPr>
-          <w:rFonts w:ascii="Tenorite" w:hAnsi="Tenorite" w:cstheme="majorHAnsi"/>
-        </w:rPr>
-      </w:pPr>
-      <w:r>
-        <w:rPr>
-          <w:rFonts w:ascii="Tenorite" w:hAnsi="Tenorite" w:cstheme="majorHAnsi"/>
-        </w:rPr>
-        <w:t xml:space="preserve">Os requisitos para estar fazendo o curso, e desenvolvendo os conhecimentos em React, seria o </w:t>
-      </w:r>
-      <w:r>
-        <w:rPr>
-          <w:rFonts w:ascii="Tenorite" w:hAnsi="Tenorite" w:cstheme="majorHAnsi"/>
-          <w:b/>
-          <w:bCs/>
-        </w:rPr>
-        <w:t>HTML</w:t>
-      </w:r>
-      <w:r>
-        <w:rPr>
-          <w:rFonts w:ascii="Tenorite" w:hAnsi="Tenorite" w:cstheme="majorHAnsi"/>
-        </w:rPr>
-        <w:t xml:space="preserve">, </w:t>
-      </w:r>
-      <w:r>
-        <w:rPr>
-          <w:rFonts w:ascii="Tenorite" w:hAnsi="Tenorite" w:cstheme="majorHAnsi"/>
-          <w:b/>
-          <w:bCs/>
-        </w:rPr>
-        <w:t>CSS</w:t>
-      </w:r>
-      <w:r>
-        <w:rPr>
-          <w:rFonts w:ascii="Tenorite" w:hAnsi="Tenorite" w:cstheme="majorHAnsi"/>
-        </w:rPr>
-        <w:t xml:space="preserve"> e </w:t>
-      </w:r>
-      <w:r>
-        <w:rPr>
-          <w:rFonts w:ascii="Tenorite" w:hAnsi="Tenorite" w:cstheme="majorHAnsi"/>
-          <w:b/>
-          <w:bCs/>
-        </w:rPr>
-        <w:t>JavaScript</w:t>
-      </w:r>
-      <w:r>
-        <w:rPr>
-          <w:rFonts w:ascii="Tenorite" w:hAnsi="Tenorite" w:cstheme="majorHAnsi"/>
-        </w:rPr>
-        <w:t xml:space="preserve">. Mas claro, que </w:t>
-      </w:r>
-      <w:r>
-        <w:rPr>
-          <w:rFonts w:ascii="Tenorite" w:hAnsi="Tenorite" w:cstheme="majorHAnsi"/>
-          <w:b/>
-          <w:bCs/>
-        </w:rPr>
-        <w:t>JavaScript</w:t>
-      </w:r>
-      <w:r>
-        <w:rPr>
-          <w:rFonts w:ascii="Tenorite" w:hAnsi="Tenorite" w:cstheme="majorHAnsi"/>
-        </w:rPr>
-        <w:t xml:space="preserve"> tem alguns conceitos mais complexos, e se estivermos com alguma dificuldades, a partir da </w:t>
-      </w:r>
-      <w:r>
-        <w:rPr>
-          <w:rFonts w:ascii="Tenorite" w:hAnsi="Tenorite" w:cstheme="majorHAnsi"/>
-          <w:b/>
-          <w:bCs/>
-        </w:rPr>
-        <w:t>SEÇÃO 14</w:t>
-      </w:r>
-      <w:r>
-        <w:rPr>
-          <w:rFonts w:ascii="Tenorite" w:hAnsi="Tenorite" w:cstheme="majorHAnsi"/>
-        </w:rPr>
-        <w:t xml:space="preserve">, temos algumas aulas extras quer vão ajudar a entender melhor. E claro, seria interessante realizar elas antes de ir a fundo nessa ferramenta, que é o </w:t>
-      </w:r>
-      <w:r>
-        <w:rPr>
-          <w:rFonts w:ascii="Tenorite" w:hAnsi="Tenorite" w:cstheme="majorHAnsi"/>
-          <w:b/>
-          <w:bCs/>
-        </w:rPr>
-        <w:t>React</w:t>
-      </w:r>
-      <w:r>
-        <w:rPr>
-          <w:rFonts w:ascii="Tenorite" w:hAnsi="Tenorite" w:cstheme="majorHAnsi"/>
-        </w:rPr>
-        <w:t>.</w:t>
-      </w:r>
-    </w:p>
-    <w:p>
-      <w:pPr>
-        <w:spacing w:after="0"/>
-        <w:jc w:val="both"/>
-        <w:rPr>
-          <w:rFonts w:ascii="Tenorite" w:hAnsi="Tenorite" w:cstheme="majorHAnsi"/>
-        </w:rPr>
-      </w:pPr>
-      <w:r>
-        <w:rPr>
-          <w:rFonts w:ascii="Tenorite" w:hAnsi="Tenorite" w:cstheme="majorHAnsi"/>
-        </w:rPr>
-        <w:t xml:space="preserve">Ao final de cada seção é proposto um desafio, para garantir que há uma evolução no aprendizado, que envolve tanto questão vista na seção atual, como de seções anteriores. Assim vamos estimular a procura para respostas para diversos problemas encontrados e ajudar </w:t>
-      </w:r>
-      <w:r>
-        <w:rPr>
-          <w:rFonts w:ascii="Tenorite" w:hAnsi="Tenorite" w:cstheme="majorHAnsi"/>
-        </w:rPr>
-        <w:t>com o crescimento.</w:t>
-      </w:r>
-    </w:p>
-    <w:p>
-      <w:pPr>
-        <w:spacing w:after="0"/>
-        <w:jc w:val="both"/>
-        <w:rPr>
-          <w:rFonts w:ascii="Tenorite" w:hAnsi="Tenorite" w:cstheme="majorHAnsi"/>
-        </w:rPr>
-      </w:pPr>
-      <w:r>
-        <w:rPr>
-          <w:rFonts w:ascii="Tenorite" w:hAnsi="Tenorite" w:cstheme="majorHAnsi"/>
-        </w:rPr>
-        <w:t xml:space="preserve">Como falado anteriormente, a partir da </w:t>
-      </w:r>
-      <w:r>
-        <w:rPr>
-          <w:rFonts w:ascii="Tenorite" w:hAnsi="Tenorite" w:cstheme="majorHAnsi"/>
-          <w:b/>
-          <w:bCs/>
-        </w:rPr>
-        <w:t>SEÇÃO 14</w:t>
-      </w:r>
-      <w:r>
-        <w:rPr>
-          <w:rFonts w:ascii="Tenorite" w:hAnsi="Tenorite" w:cstheme="majorHAnsi"/>
-        </w:rPr>
-        <w:t xml:space="preserve">, temos aulas “extras”, e além do </w:t>
-      </w:r>
-      <w:r>
-        <w:rPr>
-          <w:rFonts w:ascii="Tenorite" w:hAnsi="Tenorite" w:cstheme="majorHAnsi"/>
-          <w:b/>
-          <w:bCs/>
-        </w:rPr>
-        <w:t>JavaScript</w:t>
-      </w:r>
-      <w:r>
-        <w:rPr>
-          <w:rFonts w:ascii="Tenorite" w:hAnsi="Tenorite" w:cstheme="majorHAnsi"/>
-        </w:rPr>
-        <w:t xml:space="preserve">, temos uma seção dedicada a criação de </w:t>
-      </w:r>
-      <w:proofErr w:type="spellStart"/>
-      <w:r>
-        <w:rPr>
-          <w:rFonts w:ascii="Tenorite" w:hAnsi="Tenorite" w:cstheme="majorHAnsi"/>
-          <w:b/>
-          <w:bCs/>
-        </w:rPr>
-        <w:t>API’s</w:t>
-      </w:r>
-      <w:proofErr w:type="spellEnd"/>
-      <w:r>
-        <w:rPr>
-          <w:rFonts w:ascii="Tenorite" w:hAnsi="Tenorite" w:cstheme="majorHAnsi"/>
-        </w:rPr>
-        <w:t xml:space="preserve"> </w:t>
-      </w:r>
-      <w:proofErr w:type="gramStart"/>
-      <w:r>
-        <w:rPr>
-          <w:rFonts w:ascii="Tenorite" w:hAnsi="Tenorite" w:cstheme="majorHAnsi"/>
-        </w:rPr>
-        <w:t>e também</w:t>
-      </w:r>
-      <w:proofErr w:type="gramEnd"/>
-      <w:r>
-        <w:rPr>
-          <w:rFonts w:ascii="Tenorite" w:hAnsi="Tenorite" w:cstheme="majorHAnsi"/>
-        </w:rPr>
-        <w:t xml:space="preserve"> ao </w:t>
+        <w:t xml:space="preserve"> e também ao </w:t>
       </w:r>
       <w:r>
         <w:rPr>
@@ -1189,21 +1157,7 @@
         <w:rPr>
           <w:rFonts w:ascii="Tenorite" w:hAnsi="Tenorite" w:cstheme="majorHAnsi"/>
         </w:rPr>
-        <w:t xml:space="preserve">. Vamos ver </w:t>
-      </w:r>
-      <w:proofErr w:type="gramStart"/>
-      <w:r>
-        <w:rPr>
-          <w:rFonts w:ascii="Tenorite" w:hAnsi="Tenorite" w:cstheme="majorHAnsi"/>
-        </w:rPr>
-        <w:t>todas as maneira</w:t>
-      </w:r>
-      <w:proofErr w:type="gramEnd"/>
-      <w:r>
-        <w:rPr>
-          <w:rFonts w:ascii="Tenorite" w:hAnsi="Tenorite" w:cstheme="majorHAnsi"/>
-        </w:rPr>
-        <w:t xml:space="preserve"> de utilizar um CSS dentro do React.</w:t>
+        <w:t>. Vamos ver todas as maneira de utilizar um CSS dentro do React.</w:t>
       </w:r>
     </w:p>
     <w:p>
@@ -1234,7 +1188,6 @@
         <w:t xml:space="preserve">: vamos ter uma noção de como que funciona o formulário, sendo ele uma </w:t>
       </w:r>
       <w:proofErr w:type="spellStart"/>
-      <w:proofErr w:type="gramStart"/>
       <w:r>
         <w:rPr>
           <w:rFonts w:ascii="Tenorite" w:hAnsi="Tenorite" w:cstheme="majorHAnsi"/>
@@ -1242,7 +1195,6 @@
         <w:t>pagina</w:t>
       </w:r>
       <w:proofErr w:type="spellEnd"/>
-      <w:proofErr w:type="gramEnd"/>
       <w:r>
         <w:rPr>
           <w:rFonts w:ascii="Tenorite" w:hAnsi="Tenorite" w:cstheme="majorHAnsi"/>
@@ -1632,21 +1584,7 @@
         <w:rPr>
           <w:rFonts w:ascii="Tenorite" w:hAnsi="Tenorite" w:cstheme="majorHAnsi"/>
         </w:rPr>
-        <w:t xml:space="preserve">, </w:t>
-      </w:r>
-      <w:proofErr w:type="gramStart"/>
-      <w:r>
-        <w:rPr>
-          <w:rFonts w:ascii="Tenorite" w:hAnsi="Tenorite" w:cstheme="majorHAnsi"/>
-        </w:rPr>
-        <w:t>e também</w:t>
-      </w:r>
-      <w:proofErr w:type="gramEnd"/>
-      <w:r>
-        <w:rPr>
-          <w:rFonts w:ascii="Tenorite" w:hAnsi="Tenorite" w:cstheme="majorHAnsi"/>
-        </w:rPr>
-        <w:t xml:space="preserve"> a ver um pouco mais de banco de dados com o </w:t>
+        <w:t xml:space="preserve">, e também a ver um pouco mais de banco de dados com o </w:t>
       </w:r>
       <w:r>
         <w:rPr>
@@ -2141,7 +2079,6 @@
         </w:rPr>
         <w:t xml:space="preserve">React com </w:t>
       </w:r>
-      <w:proofErr w:type="gramStart"/>
       <w:r>
         <w:rPr>
           <w:rFonts w:ascii="Tenorite" w:hAnsi="Tenorite" w:cstheme="majorHAnsi"/>
@@ -2161,14 +2098,7 @@
         <w:rPr>
           <w:rFonts w:ascii="Tenorite" w:hAnsi="Tenorite" w:cstheme="majorHAnsi"/>
         </w:rPr>
-        <w:t>:</w:t>
-      </w:r>
-      <w:proofErr w:type="gramEnd"/>
-      <w:r>
-        <w:rPr>
-          <w:rFonts w:ascii="Tenorite" w:hAnsi="Tenorite" w:cstheme="majorHAnsi"/>
-        </w:rPr>
-        <w:t xml:space="preserve"> uma introdução </w:t>
+        <w:t xml:space="preserve">: uma introdução </w:t>
       </w:r>
       <w:r>
         <w:rPr>
@@ -2765,7 +2695,6 @@
         <w:t xml:space="preserve">A sacada aqui é que, imaginamos um site de e-comerce, aonde na </w:t>
       </w:r>
       <w:proofErr w:type="spellStart"/>
-      <w:proofErr w:type="gramStart"/>
       <w:r>
         <w:rPr>
           <w:rFonts w:ascii="Tenorite" w:hAnsi="Tenorite" w:cstheme="majorHAnsi"/>
@@ -2773,7 +2702,6 @@
         <w:t>pagina</w:t>
       </w:r>
       <w:proofErr w:type="spellEnd"/>
-      <w:proofErr w:type="gramEnd"/>
       <w:r>
         <w:rPr>
           <w:rFonts w:ascii="Tenorite" w:hAnsi="Tenorite" w:cstheme="majorHAnsi"/>
@@ -3074,27 +3002,13 @@
         <w:rPr>
           <w:rFonts w:ascii="Tenorite" w:hAnsi="Tenorite" w:cstheme="majorHAnsi"/>
         </w:rPr>
-        <w:t xml:space="preserve"> </w:t>
-      </w:r>
-      <w:proofErr w:type="gramStart"/>
-      <w:r>
-        <w:rPr>
-          <w:rFonts w:ascii="Tenorite" w:hAnsi="Tenorite" w:cstheme="majorHAnsi"/>
-        </w:rPr>
-        <w:t xml:space="preserve">e </w:t>
-      </w:r>
-      <w:r>
-        <w:rPr>
-          <w:rFonts w:ascii="Tenorite" w:hAnsi="Tenorite" w:cstheme="majorHAnsi"/>
-        </w:rPr>
-        <w:t>também</w:t>
-      </w:r>
-      <w:proofErr w:type="gramEnd"/>
-      <w:r>
-        <w:rPr>
-          <w:rFonts w:ascii="Tenorite" w:hAnsi="Tenorite" w:cstheme="majorHAnsi"/>
-        </w:rPr>
-        <w:t xml:space="preserve"> </w:t>
+        <w:t xml:space="preserve"> e </w:t>
+      </w:r>
+      <w:r>
+        <w:rPr>
+          <w:rFonts w:ascii="Tenorite" w:hAnsi="Tenorite" w:cstheme="majorHAnsi"/>
+        </w:rPr>
+        <w:t xml:space="preserve">também </w:t>
       </w:r>
       <w:r>
         <w:rPr>
@@ -3826,19 +3740,11 @@
           <w:rFonts w:ascii="Tenorite" w:hAnsi="Tenorite" w:cstheme="majorHAnsi"/>
         </w:rPr>
       </w:pPr>
-      <w:proofErr w:type="gramStart"/>
-      <w:r>
-        <w:rPr>
-          <w:rFonts w:ascii="Tenorite" w:hAnsi="Tenorite" w:cstheme="majorHAnsi"/>
-        </w:rPr>
-        <w:t>E também</w:t>
-      </w:r>
-      <w:proofErr w:type="gramEnd"/>
-      <w:r>
-        <w:rPr>
-          <w:rFonts w:ascii="Tenorite" w:hAnsi="Tenorite" w:cstheme="majorHAnsi"/>
-        </w:rPr>
-        <w:t xml:space="preserve"> </w:t>
+      <w:r>
+        <w:rPr>
+          <w:rFonts w:ascii="Tenorite" w:hAnsi="Tenorite" w:cstheme="majorHAnsi"/>
+        </w:rPr>
+        <w:t xml:space="preserve">E também </w:t>
       </w:r>
       <w:r>
         <w:rPr>
@@ -4756,21 +4662,7 @@
         <w:rPr>
           <w:rFonts w:ascii="Tenorite" w:hAnsi="Tenorite" w:cstheme="majorHAnsi"/>
         </w:rPr>
-        <w:t xml:space="preserve">, vamos ir </w:t>
-      </w:r>
-      <w:proofErr w:type="gramStart"/>
-      <w:r>
-        <w:rPr>
-          <w:rFonts w:ascii="Tenorite" w:hAnsi="Tenorite" w:cstheme="majorHAnsi"/>
-        </w:rPr>
-        <w:t>no</w:t>
-      </w:r>
-      <w:proofErr w:type="gramEnd"/>
-      <w:r>
-        <w:rPr>
-          <w:rFonts w:ascii="Tenorite" w:hAnsi="Tenorite" w:cstheme="majorHAnsi"/>
-        </w:rPr>
-        <w:t xml:space="preserve"> botão iniciar do Windows e pesquisar por “</w:t>
+        <w:t>, vamos ir no botão iniciar do Windows e pesquisar por “</w:t>
       </w:r>
       <w:proofErr w:type="spellStart"/>
       <w:r>
@@ -6746,20 +6638,9 @@
           <w:i/>
           <w:iCs/>
         </w:rPr>
-        <w:t>package-</w:t>
-      </w:r>
-      <w:proofErr w:type="gramStart"/>
-      <w:r>
-        <w:rPr>
-          <w:rFonts w:ascii="Tenorite" w:hAnsi="Tenorite" w:cstheme="majorHAnsi"/>
-          <w:bCs/>
-          <w:i/>
-          <w:iCs/>
-        </w:rPr>
-        <w:t>lock.json</w:t>
+        <w:t>package-lock.json</w:t>
       </w:r>
       <w:proofErr w:type="spellEnd"/>
-      <w:proofErr w:type="gramEnd"/>
       <w:r>
         <w:rPr>
           <w:rFonts w:ascii="Tenorite" w:hAnsi="Tenorite" w:cstheme="majorHAnsi"/>
@@ -7470,7 +7351,6 @@
         <w:t xml:space="preserve">E por </w:t>
       </w:r>
       <w:proofErr w:type="spellStart"/>
-      <w:proofErr w:type="gramStart"/>
       <w:r>
         <w:rPr>
           <w:rFonts w:ascii="Tenorite" w:hAnsi="Tenorite" w:cstheme="majorHAnsi"/>
@@ -7479,7 +7359,6 @@
         <w:t>ultimo</w:t>
       </w:r>
       <w:proofErr w:type="spellEnd"/>
-      <w:proofErr w:type="gramEnd"/>
       <w:r>
         <w:rPr>
           <w:rFonts w:ascii="Tenorite" w:hAnsi="Tenorite" w:cstheme="majorHAnsi"/>
@@ -8970,18 +8849,7 @@
           <w:sz w:val="24"/>
           <w:szCs w:val="24"/>
         </w:rPr>
-        <w:t>1</w:t>
-      </w:r>
-      <w:r>
-        <w:rPr>
-          <w:rFonts w:ascii="Tenorite" w:hAnsi="Tenorite" w:cstheme="majorHAnsi"/>
-          <w:b/>
-          <w:bCs/>
-          <w:color w:val="FFFFFF" w:themeColor="background1"/>
-          <w:sz w:val="24"/>
-          <w:szCs w:val="24"/>
-        </w:rPr>
-        <w:t>7</w:t>
+        <w:t>17</w:t>
       </w:r>
       <w:r>
         <w:rPr>
@@ -9246,13 +9114,7 @@
         <w:rPr>
           <w:rFonts w:ascii="Tenorite" w:hAnsi="Tenorite" w:cstheme="majorHAnsi"/>
         </w:rPr>
-        <w:t>Todos eles complementam o conteúdo de alguma forma, para você conseguir evoluir mais rápido</w:t>
-      </w:r>
-      <w:r>
-        <w:rPr>
-          <w:rFonts w:ascii="Tenorite" w:hAnsi="Tenorite" w:cstheme="majorHAnsi"/>
-        </w:rPr>
-        <w:t>.</w:t>
+        <w:t>Todos eles complementam o conteúdo de alguma forma, para você conseguir evoluir mais rápido.</w:t>
       </w:r>
     </w:p>
     <w:p>
@@ -9289,7 +9151,7 @@
           <w:sz w:val="24"/>
           <w:szCs w:val="24"/>
         </w:rPr>
-        <w:t>1</w:t>
+        <w:t>18</w:t>
       </w:r>
       <w:r>
         <w:rPr>
@@ -9300,7 +9162,7 @@
           <w:sz w:val="24"/>
           <w:szCs w:val="24"/>
         </w:rPr>
-        <w:t>8</w:t>
+        <w:t xml:space="preserve">: </w:t>
       </w:r>
       <w:r>
         <w:rPr>
@@ -9311,9 +9173,187 @@
           <w:sz w:val="24"/>
           <w:szCs w:val="24"/>
         </w:rPr>
-        <w:t xml:space="preserve">: </w:t>
-      </w:r>
-      <w:r>
+        <w:t>Aviso importante sobre componentes do React JS</w:t>
+      </w:r>
+    </w:p>
+    <w:p>
+      <w:pPr>
+        <w:spacing w:after="0"/>
+        <w:jc w:val="both"/>
+        <w:rPr>
+          <w:rFonts w:ascii="Tenorite" w:hAnsi="Tenorite" w:cstheme="majorHAnsi"/>
+        </w:rPr>
+      </w:pPr>
+      <w:r>
+        <w:rPr>
+          <w:rFonts w:ascii="Tenorite" w:hAnsi="Tenorite" w:cstheme="majorHAnsi"/>
+        </w:rPr>
+        <w:t>Para evitar problemas de compilação do código.</w:t>
+      </w:r>
+    </w:p>
+    <w:p>
+      <w:pPr>
+        <w:spacing w:after="0"/>
+        <w:jc w:val="both"/>
+        <w:rPr>
+          <w:rFonts w:ascii="Tenorite" w:hAnsi="Tenorite" w:cstheme="majorHAnsi"/>
+        </w:rPr>
+      </w:pPr>
+      <w:r>
+        <w:rPr>
+          <w:rFonts w:ascii="Tenorite" w:hAnsi="Tenorite" w:cstheme="majorHAnsi"/>
+        </w:rPr>
+        <w:t>Peco que façam a alteração da extensão dos arquivos de cada componente para </w:t>
+      </w:r>
+      <w:proofErr w:type="spellStart"/>
+      <w:r>
+        <w:rPr>
+          <w:rFonts w:ascii="Tenorite" w:hAnsi="Tenorite" w:cstheme="majorHAnsi"/>
+          <w:b/>
+          <w:bCs/>
+        </w:rPr>
+        <w:t>jsx</w:t>
+      </w:r>
+      <w:proofErr w:type="spellEnd"/>
+      <w:r>
+        <w:rPr>
+          <w:rFonts w:ascii="Tenorite" w:hAnsi="Tenorite" w:cstheme="majorHAnsi"/>
+        </w:rPr>
+        <w:t>.</w:t>
+      </w:r>
+    </w:p>
+    <w:p>
+      <w:pPr>
+        <w:spacing w:after="0"/>
+        <w:jc w:val="both"/>
+        <w:rPr>
+          <w:rFonts w:ascii="Tenorite" w:hAnsi="Tenorite" w:cstheme="majorHAnsi"/>
+        </w:rPr>
+      </w:pPr>
+      <w:r>
+        <w:rPr>
+          <w:rFonts w:ascii="Tenorite" w:hAnsi="Tenorite" w:cstheme="majorHAnsi"/>
+        </w:rPr>
+        <w:t xml:space="preserve">A versão atual do React não aceita mais a extensão </w:t>
+      </w:r>
+      <w:proofErr w:type="spellStart"/>
+      <w:r>
+        <w:rPr>
+          <w:rFonts w:ascii="Tenorite" w:hAnsi="Tenorite" w:cstheme="majorHAnsi"/>
+        </w:rPr>
+        <w:t>js</w:t>
+      </w:r>
+      <w:proofErr w:type="spellEnd"/>
+      <w:r>
+        <w:rPr>
+          <w:rFonts w:ascii="Tenorite" w:hAnsi="Tenorite" w:cstheme="majorHAnsi"/>
+        </w:rPr>
+        <w:t xml:space="preserve"> em arquivos de componentes.</w:t>
+      </w:r>
+    </w:p>
+    <w:p>
+      <w:pPr>
+        <w:spacing w:after="0"/>
+        <w:jc w:val="both"/>
+        <w:rPr>
+          <w:rFonts w:ascii="Tenorite" w:hAnsi="Tenorite" w:cstheme="majorHAnsi"/>
+        </w:rPr>
+      </w:pPr>
+      <w:r>
+        <w:rPr>
+          <w:rFonts w:ascii="Tenorite" w:hAnsi="Tenorite" w:cstheme="majorHAnsi"/>
+        </w:rPr>
+        <w:t xml:space="preserve">Como o curso já tem certa idade, naquela época era comum criar componentes com </w:t>
+      </w:r>
+      <w:proofErr w:type="spellStart"/>
+      <w:r>
+        <w:rPr>
+          <w:rFonts w:ascii="Tenorite" w:hAnsi="Tenorite" w:cstheme="majorHAnsi"/>
+        </w:rPr>
+        <w:t>js</w:t>
+      </w:r>
+      <w:proofErr w:type="spellEnd"/>
+      <w:r>
+        <w:rPr>
+          <w:rFonts w:ascii="Tenorite" w:hAnsi="Tenorite" w:cstheme="majorHAnsi"/>
+        </w:rPr>
+        <w:t xml:space="preserve">, depois o </w:t>
+      </w:r>
+      <w:proofErr w:type="spellStart"/>
+      <w:r>
+        <w:rPr>
+          <w:rFonts w:ascii="Tenorite" w:hAnsi="Tenorite" w:cstheme="majorHAnsi"/>
+        </w:rPr>
+        <w:t>jsx</w:t>
+      </w:r>
+      <w:proofErr w:type="spellEnd"/>
+      <w:r>
+        <w:rPr>
+          <w:rFonts w:ascii="Tenorite" w:hAnsi="Tenorite" w:cstheme="majorHAnsi"/>
+        </w:rPr>
+        <w:t xml:space="preserve"> veio a ser o padrão.</w:t>
+      </w:r>
+    </w:p>
+    <w:p>
+      <w:pPr>
+        <w:spacing w:after="0"/>
+        <w:jc w:val="both"/>
+        <w:rPr>
+          <w:rFonts w:ascii="Tenorite" w:hAnsi="Tenorite" w:cstheme="majorHAnsi"/>
+        </w:rPr>
+      </w:pPr>
+      <w:r>
+        <w:rPr>
+          <w:rFonts w:ascii="Tenorite" w:hAnsi="Tenorite" w:cstheme="majorHAnsi"/>
+        </w:rPr>
+        <w:t xml:space="preserve">Porém as aplicações iniciadas com o auxílio\ do </w:t>
+      </w:r>
+      <w:proofErr w:type="spellStart"/>
+      <w:r>
+        <w:rPr>
+          <w:rFonts w:ascii="Tenorite" w:hAnsi="Tenorite" w:cstheme="majorHAnsi"/>
+          <w:i/>
+          <w:iCs/>
+        </w:rPr>
+        <w:t>vite</w:t>
+      </w:r>
+      <w:proofErr w:type="spellEnd"/>
+      <w:r>
+        <w:rPr>
+          <w:rFonts w:ascii="Tenorite" w:hAnsi="Tenorite" w:cstheme="majorHAnsi"/>
+        </w:rPr>
+        <w:t xml:space="preserve"> vem com a formatação correta nos nomes do arquivos.</w:t>
+      </w:r>
+    </w:p>
+    <w:p>
+      <w:pPr>
+        <w:spacing w:after="0"/>
+        <w:jc w:val="both"/>
+        <w:rPr>
+          <w:rFonts w:ascii="Tenorite" w:hAnsi="Tenorite" w:cstheme="majorHAnsi"/>
+        </w:rPr>
+      </w:pPr>
+      <w:r>
+        <w:rPr>
+          <w:rFonts w:ascii="Tenorite" w:hAnsi="Tenorite" w:cstheme="majorHAnsi"/>
+        </w:rPr>
+        <w:t>Bom curso!</w:t>
+      </w:r>
+    </w:p>
+    <w:p>
+      <w:pPr>
+        <w:spacing w:after="0"/>
+        <w:jc w:val="both"/>
+        <w:rPr>
+          <w:rFonts w:ascii="Tenorite" w:hAnsi="Tenorite" w:cstheme="majorHAnsi"/>
+        </w:rPr>
+      </w:pPr>
+    </w:p>
+    <w:p>
+      <w:pPr>
+        <w:shd w:val="clear" w:color="auto" w:fill="03D4F6"/>
+        <w:spacing w:after="0"/>
+        <w:jc w:val="center"/>
         <w:rPr>
           <w:rFonts w:ascii="Tenorite" w:hAnsi="Tenorite" w:cstheme="majorHAnsi"/>
           <w:b/>
@@ -9322,201 +9362,8 @@
           <w:sz w:val="24"/>
           <w:szCs w:val="24"/>
         </w:rPr>
-        <w:t>Aviso importante sobre componentes do React JS</w:t>
-      </w:r>
-    </w:p>
-    <w:p>
-      <w:pPr>
-        <w:spacing w:after="0"/>
-        <w:jc w:val="both"/>
-        <w:rPr>
-          <w:rFonts w:ascii="Tenorite" w:hAnsi="Tenorite" w:cstheme="majorHAnsi"/>
-        </w:rPr>
-      </w:pPr>
-      <w:r>
-        <w:rPr>
-          <w:rFonts w:ascii="Tenorite" w:hAnsi="Tenorite" w:cstheme="majorHAnsi"/>
-        </w:rPr>
-        <w:t>Para evitar problemas de compilação do código.</w:t>
-      </w:r>
-    </w:p>
-    <w:p>
-      <w:pPr>
-        <w:spacing w:after="0"/>
-        <w:jc w:val="both"/>
-        <w:rPr>
-          <w:rFonts w:ascii="Tenorite" w:hAnsi="Tenorite" w:cstheme="majorHAnsi"/>
-        </w:rPr>
-      </w:pPr>
-      <w:r>
-        <w:rPr>
-          <w:rFonts w:ascii="Tenorite" w:hAnsi="Tenorite" w:cstheme="majorHAnsi"/>
-        </w:rPr>
-        <w:t>Peco que façam a alteração da extensão dos arquivos de cada componente para </w:t>
-      </w:r>
-      <w:proofErr w:type="spellStart"/>
-      <w:r>
-        <w:rPr>
-          <w:rFonts w:ascii="Tenorite" w:hAnsi="Tenorite" w:cstheme="majorHAnsi"/>
-          <w:b/>
-          <w:bCs/>
-        </w:rPr>
-        <w:t>jsx</w:t>
-      </w:r>
-      <w:proofErr w:type="spellEnd"/>
-      <w:r>
-        <w:rPr>
-          <w:rFonts w:ascii="Tenorite" w:hAnsi="Tenorite" w:cstheme="majorHAnsi"/>
-        </w:rPr>
-        <w:t>.</w:t>
-      </w:r>
-    </w:p>
-    <w:p>
-      <w:pPr>
-        <w:spacing w:after="0"/>
-        <w:jc w:val="both"/>
-        <w:rPr>
-          <w:rFonts w:ascii="Tenorite" w:hAnsi="Tenorite" w:cstheme="majorHAnsi"/>
-        </w:rPr>
-      </w:pPr>
-      <w:r>
-        <w:rPr>
-          <w:rFonts w:ascii="Tenorite" w:hAnsi="Tenorite" w:cstheme="majorHAnsi"/>
-        </w:rPr>
-        <w:t xml:space="preserve">A versão atual do React não aceita mais a extensão </w:t>
-      </w:r>
-      <w:proofErr w:type="spellStart"/>
-      <w:r>
-        <w:rPr>
-          <w:rFonts w:ascii="Tenorite" w:hAnsi="Tenorite" w:cstheme="majorHAnsi"/>
-        </w:rPr>
-        <w:t>js</w:t>
-      </w:r>
-      <w:proofErr w:type="spellEnd"/>
-      <w:r>
-        <w:rPr>
-          <w:rFonts w:ascii="Tenorite" w:hAnsi="Tenorite" w:cstheme="majorHAnsi"/>
-        </w:rPr>
-        <w:t xml:space="preserve"> em arquivos de componentes.</w:t>
-      </w:r>
-    </w:p>
-    <w:p>
-      <w:pPr>
-        <w:spacing w:after="0"/>
-        <w:jc w:val="both"/>
-        <w:rPr>
-          <w:rFonts w:ascii="Tenorite" w:hAnsi="Tenorite" w:cstheme="majorHAnsi"/>
-        </w:rPr>
-      </w:pPr>
-      <w:r>
-        <w:rPr>
-          <w:rFonts w:ascii="Tenorite" w:hAnsi="Tenorite" w:cstheme="majorHAnsi"/>
-        </w:rPr>
-        <w:t xml:space="preserve">Como o curso já tem certa idade, naquela época era comum criar componentes com </w:t>
-      </w:r>
-      <w:proofErr w:type="spellStart"/>
-      <w:r>
-        <w:rPr>
-          <w:rFonts w:ascii="Tenorite" w:hAnsi="Tenorite" w:cstheme="majorHAnsi"/>
-        </w:rPr>
-        <w:t>js</w:t>
-      </w:r>
-      <w:proofErr w:type="spellEnd"/>
-      <w:r>
-        <w:rPr>
-          <w:rFonts w:ascii="Tenorite" w:hAnsi="Tenorite" w:cstheme="majorHAnsi"/>
-        </w:rPr>
-        <w:t xml:space="preserve">, depois o </w:t>
-      </w:r>
-      <w:proofErr w:type="spellStart"/>
-      <w:r>
-        <w:rPr>
-          <w:rFonts w:ascii="Tenorite" w:hAnsi="Tenorite" w:cstheme="majorHAnsi"/>
-        </w:rPr>
-        <w:t>jsx</w:t>
-      </w:r>
-      <w:proofErr w:type="spellEnd"/>
-      <w:r>
-        <w:rPr>
-          <w:rFonts w:ascii="Tenorite" w:hAnsi="Tenorite" w:cstheme="majorHAnsi"/>
-        </w:rPr>
-        <w:t xml:space="preserve"> veio a ser o padrão.</w:t>
-      </w:r>
-    </w:p>
-    <w:p>
-      <w:pPr>
-        <w:spacing w:after="0"/>
-        <w:jc w:val="both"/>
-        <w:rPr>
-          <w:rFonts w:ascii="Tenorite" w:hAnsi="Tenorite" w:cstheme="majorHAnsi"/>
-        </w:rPr>
-      </w:pPr>
-      <w:r>
-        <w:rPr>
-          <w:rFonts w:ascii="Tenorite" w:hAnsi="Tenorite" w:cstheme="majorHAnsi"/>
-        </w:rPr>
-        <w:t xml:space="preserve">Porém as aplicações iniciadas com o auxílio\ do </w:t>
-      </w:r>
-      <w:proofErr w:type="spellStart"/>
-      <w:r>
-        <w:rPr>
-          <w:rFonts w:ascii="Tenorite" w:hAnsi="Tenorite" w:cstheme="majorHAnsi"/>
-          <w:i/>
-          <w:iCs/>
-        </w:rPr>
-        <w:t>vite</w:t>
-      </w:r>
-      <w:proofErr w:type="spellEnd"/>
-      <w:r>
-        <w:rPr>
-          <w:rFonts w:ascii="Tenorite" w:hAnsi="Tenorite" w:cstheme="majorHAnsi"/>
-        </w:rPr>
-        <w:t xml:space="preserve"> vem com a formatação correta nos nomes </w:t>
-      </w:r>
-      <w:proofErr w:type="gramStart"/>
-      <w:r>
-        <w:rPr>
-          <w:rFonts w:ascii="Tenorite" w:hAnsi="Tenorite" w:cstheme="majorHAnsi"/>
-        </w:rPr>
-        <w:t>do arquivos</w:t>
-      </w:r>
-      <w:proofErr w:type="gramEnd"/>
-      <w:r>
-        <w:rPr>
-          <w:rFonts w:ascii="Tenorite" w:hAnsi="Tenorite" w:cstheme="majorHAnsi"/>
-        </w:rPr>
-        <w:t>.</w:t>
-      </w:r>
-    </w:p>
-    <w:p>
-      <w:pPr>
-        <w:spacing w:after="0"/>
-        <w:jc w:val="both"/>
-        <w:rPr>
-          <w:rFonts w:ascii="Tenorite" w:hAnsi="Tenorite" w:cstheme="majorHAnsi"/>
-        </w:rPr>
-      </w:pPr>
-      <w:r>
-        <w:rPr>
-          <w:rFonts w:ascii="Tenorite" w:hAnsi="Tenorite" w:cstheme="majorHAnsi"/>
-        </w:rPr>
-        <w:t>Bom curso!</w:t>
-      </w:r>
-    </w:p>
-    <w:p>
-      <w:pPr>
-        <w:spacing w:after="0"/>
-        <w:jc w:val="both"/>
-        <w:rPr>
-          <w:rFonts w:ascii="Tenorite" w:hAnsi="Tenorite" w:cstheme="majorHAnsi"/>
-        </w:rPr>
-      </w:pPr>
-    </w:p>
-    <w:p>
-      <w:pPr>
-        <w:shd w:val="clear" w:color="auto" w:fill="03D4F6"/>
-        <w:spacing w:after="0"/>
-        <w:jc w:val="center"/>
+      </w:pPr>
+      <w:r>
         <w:rPr>
           <w:rFonts w:ascii="Tenorite" w:hAnsi="Tenorite" w:cstheme="majorHAnsi"/>
           <w:b/>
@@ -9525,7 +9372,8 @@
           <w:sz w:val="24"/>
           <w:szCs w:val="24"/>
         </w:rPr>
-      </w:pPr>
+        <w:t xml:space="preserve">AULA </w:t>
+      </w:r>
       <w:r>
         <w:rPr>
           <w:rFonts w:ascii="Tenorite" w:hAnsi="Tenorite" w:cstheme="majorHAnsi"/>
@@ -9535,7 +9383,7 @@
           <w:sz w:val="24"/>
           <w:szCs w:val="24"/>
         </w:rPr>
-        <w:t xml:space="preserve">AULA </w:t>
+        <w:t>1</w:t>
       </w:r>
       <w:r>
         <w:rPr>
@@ -9546,7 +9394,7 @@
           <w:sz w:val="24"/>
           <w:szCs w:val="24"/>
         </w:rPr>
-        <w:t>1</w:t>
+        <w:t>9</w:t>
       </w:r>
       <w:r>
         <w:rPr>
@@ -9557,7 +9405,7 @@
           <w:sz w:val="24"/>
           <w:szCs w:val="24"/>
         </w:rPr>
-        <w:t>9</w:t>
+        <w:t xml:space="preserve">: </w:t>
       </w:r>
       <w:r>
         <w:rPr>
@@ -9568,8 +9416,9 @@
           <w:sz w:val="24"/>
           <w:szCs w:val="24"/>
         </w:rPr>
-        <w:t xml:space="preserve">: </w:t>
-      </w:r>
+        <w:t xml:space="preserve">Como utilizar o </w:t>
+      </w:r>
+      <w:proofErr w:type="spellStart"/>
       <w:r>
         <w:rPr>
           <w:rFonts w:ascii="Tenorite" w:hAnsi="Tenorite" w:cstheme="majorHAnsi"/>
@@ -9579,9 +9428,9 @@
           <w:sz w:val="24"/>
           <w:szCs w:val="24"/>
         </w:rPr>
-        <w:t xml:space="preserve">Como utilizar o </w:t>
-      </w:r>
-      <w:proofErr w:type="spellStart"/>
+        <w:t>Prettier</w:t>
+      </w:r>
+      <w:proofErr w:type="spellEnd"/>
       <w:r>
         <w:rPr>
           <w:rFonts w:ascii="Tenorite" w:hAnsi="Tenorite" w:cstheme="majorHAnsi"/>
@@ -9591,9 +9440,9 @@
           <w:sz w:val="24"/>
           <w:szCs w:val="24"/>
         </w:rPr>
-        <w:t>Prettier</w:t>
-      </w:r>
-      <w:proofErr w:type="spellEnd"/>
+        <w:t xml:space="preserve"> no Visual Studio </w:t>
+      </w:r>
+      <w:proofErr w:type="spellStart"/>
       <w:r>
         <w:rPr>
           <w:rFonts w:ascii="Tenorite" w:hAnsi="Tenorite" w:cstheme="majorHAnsi"/>
@@ -9603,10 +9452,401 @@
           <w:sz w:val="24"/>
           <w:szCs w:val="24"/>
         </w:rPr>
-        <w:t xml:space="preserve"> no Visual Studio </w:t>
+        <w:t>Code</w:t>
+      </w:r>
+      <w:proofErr w:type="spellEnd"/>
+    </w:p>
+    <w:p>
+      <w:pPr>
+        <w:spacing w:after="0"/>
+        <w:jc w:val="both"/>
+        <w:rPr>
+          <w:rFonts w:ascii="Tenorite" w:hAnsi="Tenorite" w:cstheme="majorHAnsi"/>
+        </w:rPr>
+      </w:pPr>
+      <w:r>
+        <w:rPr>
+          <w:rFonts w:ascii="Tenorite" w:hAnsi="Tenorite" w:cstheme="majorHAnsi"/>
+          <w:b/>
+          <w:bCs/>
+        </w:rPr>
+        <w:t xml:space="preserve">Oque é </w:t>
       </w:r>
       <w:proofErr w:type="spellStart"/>
       <w:r>
+        <w:rPr>
+          <w:rFonts w:ascii="Tenorite" w:hAnsi="Tenorite" w:cstheme="majorHAnsi"/>
+          <w:b/>
+          <w:bCs/>
+        </w:rPr>
+        <w:t>Prettier</w:t>
+      </w:r>
+      <w:proofErr w:type="spellEnd"/>
+      <w:r>
+        <w:rPr>
+          <w:rFonts w:ascii="Tenorite" w:hAnsi="Tenorite" w:cstheme="majorHAnsi"/>
+          <w:b/>
+          <w:bCs/>
+        </w:rPr>
+        <w:t>?</w:t>
+      </w:r>
+    </w:p>
+    <w:p>
+      <w:pPr>
+        <w:spacing w:after="0"/>
+        <w:jc w:val="both"/>
+        <w:rPr>
+          <w:rFonts w:ascii="Tenorite" w:hAnsi="Tenorite" w:cstheme="majorHAnsi"/>
+        </w:rPr>
+      </w:pPr>
+      <w:proofErr w:type="spellStart"/>
+      <w:r>
+        <w:rPr>
+          <w:rFonts w:ascii="Tenorite" w:hAnsi="Tenorite" w:cstheme="majorHAnsi"/>
+        </w:rPr>
+        <w:t>Prettier</w:t>
+      </w:r>
+      <w:proofErr w:type="spellEnd"/>
+      <w:r>
+        <w:rPr>
+          <w:rFonts w:ascii="Tenorite" w:hAnsi="Tenorite" w:cstheme="majorHAnsi"/>
+        </w:rPr>
+        <w:t xml:space="preserve"> é uma ferramenta de formatação de código que auxilia os desenvolvedores a manter um estilo de código limpo e agradável para trabalhar.</w:t>
+      </w:r>
+    </w:p>
+    <w:p>
+      <w:pPr>
+        <w:spacing w:after="0"/>
+        <w:jc w:val="center"/>
+        <w:rPr>
+          <w:rFonts w:ascii="Tenorite" w:hAnsi="Tenorite" w:cstheme="majorHAnsi"/>
+        </w:rPr>
+      </w:pPr>
+      <w:r>
+        <w:rPr>
+          <w:rFonts w:ascii="Tenorite" w:hAnsi="Tenorite" w:cstheme="majorHAnsi"/>
+          <w:b/>
+          <w:bCs/>
+        </w:rPr>
+        <w:t>Download</w:t>
+      </w:r>
+    </w:p>
+    <w:p>
+      <w:pPr>
+        <w:spacing w:after="0"/>
+        <w:jc w:val="both"/>
+        <w:rPr>
+          <w:rFonts w:ascii="Tenorite" w:hAnsi="Tenorite" w:cstheme="majorHAnsi"/>
+        </w:rPr>
+      </w:pPr>
+      <w:r>
+        <w:rPr>
+          <w:rFonts w:ascii="Tenorite" w:hAnsi="Tenorite" w:cstheme="majorHAnsi"/>
+        </w:rPr>
+        <w:t xml:space="preserve">Vá até a aba de </w:t>
+      </w:r>
+      <w:proofErr w:type="spellStart"/>
+      <w:r>
+        <w:rPr>
+          <w:rFonts w:ascii="Tenorite" w:hAnsi="Tenorite" w:cstheme="majorHAnsi"/>
+        </w:rPr>
+        <w:t>extensãos</w:t>
+      </w:r>
+      <w:proofErr w:type="spellEnd"/>
+      <w:r>
+        <w:rPr>
+          <w:rFonts w:ascii="Tenorite" w:hAnsi="Tenorite" w:cstheme="majorHAnsi"/>
+        </w:rPr>
+        <w:t xml:space="preserve"> do Visual Studio </w:t>
+      </w:r>
+      <w:proofErr w:type="spellStart"/>
+      <w:r>
+        <w:rPr>
+          <w:rFonts w:ascii="Tenorite" w:hAnsi="Tenorite" w:cstheme="majorHAnsi"/>
+        </w:rPr>
+        <w:t>Code</w:t>
+      </w:r>
+      <w:proofErr w:type="spellEnd"/>
+      <w:r>
+        <w:rPr>
+          <w:rFonts w:ascii="Tenorite" w:hAnsi="Tenorite" w:cstheme="majorHAnsi"/>
+        </w:rPr>
+        <w:t xml:space="preserve">, procure por </w:t>
+      </w:r>
+      <w:proofErr w:type="spellStart"/>
+      <w:r>
+        <w:rPr>
+          <w:rFonts w:ascii="Tenorite" w:hAnsi="Tenorite" w:cstheme="majorHAnsi"/>
+        </w:rPr>
+        <w:t>Prettier</w:t>
+      </w:r>
+      <w:proofErr w:type="spellEnd"/>
+      <w:r>
+        <w:rPr>
+          <w:rFonts w:ascii="Tenorite" w:hAnsi="Tenorite" w:cstheme="majorHAnsi"/>
+        </w:rPr>
+        <w:t xml:space="preserve"> e clique no botão de instalar.</w:t>
+      </w:r>
+    </w:p>
+    <w:p>
+      <w:pPr>
+        <w:spacing w:after="0"/>
+        <w:jc w:val="center"/>
+        <w:rPr>
+          <w:rFonts w:ascii="Tenorite" w:hAnsi="Tenorite" w:cstheme="majorHAnsi"/>
+        </w:rPr>
+      </w:pPr>
+      <w:r>
+        <w:rPr>
+          <w:rFonts w:ascii="Tenorite" w:hAnsi="Tenorite" w:cstheme="majorHAnsi"/>
+          <w:b/>
+          <w:bCs/>
+        </w:rPr>
+        <w:t>Como Utilizar</w:t>
+      </w:r>
+    </w:p>
+    <w:p>
+      <w:pPr>
+        <w:spacing w:after="0"/>
+        <w:jc w:val="center"/>
+        <w:rPr>
+          <w:rFonts w:ascii="Tenorite" w:hAnsi="Tenorite" w:cstheme="majorHAnsi"/>
+        </w:rPr>
+      </w:pPr>
+      <w:r>
+        <w:rPr>
+          <w:rFonts w:ascii="Tenorite" w:hAnsi="Tenorite" w:cstheme="majorHAnsi"/>
+          <w:i/>
+          <w:iCs/>
+        </w:rPr>
+        <w:t>Método 1</w:t>
+      </w:r>
+    </w:p>
+    <w:p>
+      <w:pPr>
+        <w:spacing w:after="0"/>
+        <w:jc w:val="both"/>
+        <w:rPr>
+          <w:rFonts w:ascii="Tenorite" w:hAnsi="Tenorite" w:cstheme="majorHAnsi"/>
+        </w:rPr>
+      </w:pPr>
+      <w:r>
+        <w:rPr>
+          <w:rFonts w:ascii="Tenorite" w:hAnsi="Tenorite" w:cstheme="majorHAnsi"/>
+        </w:rPr>
+        <w:t>1 - Usando o Prompt para Formatar:</w:t>
+      </w:r>
+    </w:p>
+    <w:p>
+      <w:pPr>
+        <w:spacing w:after="0"/>
+        <w:jc w:val="both"/>
+        <w:rPr>
+          <w:rFonts w:ascii="Tenorite" w:hAnsi="Tenorite" w:cstheme="majorHAnsi"/>
+        </w:rPr>
+      </w:pPr>
+      <w:r>
+        <w:rPr>
+          <w:rFonts w:ascii="Tenorite" w:hAnsi="Tenorite" w:cstheme="majorHAnsi"/>
+        </w:rPr>
+        <w:t xml:space="preserve">No </w:t>
+      </w:r>
+      <w:proofErr w:type="spellStart"/>
+      <w:r>
+        <w:rPr>
+          <w:rFonts w:ascii="Tenorite" w:hAnsi="Tenorite" w:cstheme="majorHAnsi"/>
+        </w:rPr>
+        <w:t>macOS</w:t>
+      </w:r>
+      <w:proofErr w:type="spellEnd"/>
+      <w:r>
+        <w:rPr>
+          <w:rFonts w:ascii="Tenorite" w:hAnsi="Tenorite" w:cstheme="majorHAnsi"/>
+        </w:rPr>
+        <w:t xml:space="preserve">, utilize COMMAND + SHIFT + P. No Windows e </w:t>
+      </w:r>
+      <w:proofErr w:type="spellStart"/>
+      <w:r>
+        <w:rPr>
+          <w:rFonts w:ascii="Tenorite" w:hAnsi="Tenorite" w:cstheme="majorHAnsi"/>
+        </w:rPr>
+        <w:t>linux</w:t>
+      </w:r>
+      <w:proofErr w:type="spellEnd"/>
+      <w:r>
+        <w:rPr>
+          <w:rFonts w:ascii="Tenorite" w:hAnsi="Tenorite" w:cstheme="majorHAnsi"/>
+        </w:rPr>
+        <w:t>, utilize CTRL + SHIFT + P.</w:t>
+      </w:r>
+    </w:p>
+    <w:p>
+      <w:pPr>
+        <w:spacing w:after="0"/>
+        <w:jc w:val="both"/>
+        <w:rPr>
+          <w:rFonts w:ascii="Tenorite" w:hAnsi="Tenorite" w:cstheme="majorHAnsi"/>
+        </w:rPr>
+      </w:pPr>
+      <w:r>
+        <w:rPr>
+          <w:rFonts w:ascii="Tenorite" w:hAnsi="Tenorite" w:cstheme="majorHAnsi"/>
+        </w:rPr>
+        <w:t xml:space="preserve">No prompt que se abrir, digite “Format </w:t>
+      </w:r>
+      <w:proofErr w:type="spellStart"/>
+      <w:r>
+        <w:rPr>
+          <w:rFonts w:ascii="Tenorite" w:hAnsi="Tenorite" w:cstheme="majorHAnsi"/>
+        </w:rPr>
+        <w:t>Document</w:t>
+      </w:r>
+      <w:proofErr w:type="spellEnd"/>
+      <w:r>
+        <w:rPr>
+          <w:rFonts w:ascii="Tenorite" w:hAnsi="Tenorite" w:cstheme="majorHAnsi"/>
+        </w:rPr>
+        <w:t xml:space="preserve">” e escolha a opção do </w:t>
+      </w:r>
+      <w:proofErr w:type="spellStart"/>
+      <w:r>
+        <w:rPr>
+          <w:rFonts w:ascii="Tenorite" w:hAnsi="Tenorite" w:cstheme="majorHAnsi"/>
+        </w:rPr>
+        <w:t>Prettier</w:t>
+      </w:r>
+      <w:proofErr w:type="spellEnd"/>
+      <w:r>
+        <w:rPr>
+          <w:rFonts w:ascii="Tenorite" w:hAnsi="Tenorite" w:cstheme="majorHAnsi"/>
+        </w:rPr>
+        <w:t xml:space="preserve"> para formatar o código.</w:t>
+      </w:r>
+    </w:p>
+    <w:p>
+      <w:pPr>
+        <w:spacing w:after="0"/>
+        <w:jc w:val="center"/>
+        <w:rPr>
+          <w:rFonts w:ascii="Tenorite" w:hAnsi="Tenorite" w:cstheme="majorHAnsi"/>
+        </w:rPr>
+      </w:pPr>
+      <w:r>
+        <w:rPr>
+          <w:rFonts w:ascii="Tenorite" w:hAnsi="Tenorite" w:cstheme="majorHAnsi"/>
+          <w:i/>
+          <w:iCs/>
+        </w:rPr>
+        <w:t>Método 2</w:t>
+      </w:r>
+    </w:p>
+    <w:p>
+      <w:pPr>
+        <w:spacing w:after="0"/>
+        <w:jc w:val="both"/>
+        <w:rPr>
+          <w:rFonts w:ascii="Tenorite" w:hAnsi="Tenorite" w:cstheme="majorHAnsi"/>
+        </w:rPr>
+      </w:pPr>
+      <w:r>
+        <w:rPr>
+          <w:rFonts w:ascii="Tenorite" w:hAnsi="Tenorite" w:cstheme="majorHAnsi"/>
+        </w:rPr>
+        <w:t>Formatando o Código ao Salvar:</w:t>
+      </w:r>
+    </w:p>
+    <w:p>
+      <w:pPr>
+        <w:spacing w:after="0"/>
+        <w:jc w:val="both"/>
+        <w:rPr>
+          <w:rFonts w:ascii="Tenorite" w:hAnsi="Tenorite" w:cstheme="majorHAnsi"/>
+        </w:rPr>
+      </w:pPr>
+      <w:r>
+        <w:rPr>
+          <w:rFonts w:ascii="Tenorite" w:hAnsi="Tenorite" w:cstheme="majorHAnsi"/>
+        </w:rPr>
+        <w:t xml:space="preserve">Ao abrir o Visual Studio </w:t>
+      </w:r>
+      <w:proofErr w:type="spellStart"/>
+      <w:r>
+        <w:rPr>
+          <w:rFonts w:ascii="Tenorite" w:hAnsi="Tenorite" w:cstheme="majorHAnsi"/>
+        </w:rPr>
+        <w:t>Code</w:t>
+      </w:r>
+      <w:proofErr w:type="spellEnd"/>
+      <w:r>
+        <w:rPr>
+          <w:rFonts w:ascii="Tenorite" w:hAnsi="Tenorite" w:cstheme="majorHAnsi"/>
+        </w:rPr>
+        <w:t>, você verá uma engrenagem que irá abrir as configurações.</w:t>
+      </w:r>
+    </w:p>
+    <w:p>
+      <w:pPr>
+        <w:spacing w:after="0"/>
+        <w:jc w:val="both"/>
+        <w:rPr>
+          <w:rFonts w:ascii="Tenorite" w:hAnsi="Tenorite" w:cstheme="majorHAnsi"/>
+        </w:rPr>
+      </w:pPr>
+      <w:r>
+        <w:rPr>
+          <w:rFonts w:ascii="Tenorite" w:hAnsi="Tenorite" w:cstheme="majorHAnsi"/>
+        </w:rPr>
+        <w:t xml:space="preserve">Procure pela opção Editor: Format </w:t>
+      </w:r>
+      <w:proofErr w:type="spellStart"/>
+      <w:r>
+        <w:rPr>
+          <w:rFonts w:ascii="Tenorite" w:hAnsi="Tenorite" w:cstheme="majorHAnsi"/>
+        </w:rPr>
+        <w:t>On</w:t>
+      </w:r>
+      <w:proofErr w:type="spellEnd"/>
+      <w:r>
+        <w:rPr>
+          <w:rFonts w:ascii="Tenorite" w:hAnsi="Tenorite" w:cstheme="majorHAnsi"/>
+        </w:rPr>
+        <w:t xml:space="preserve"> </w:t>
+      </w:r>
+      <w:proofErr w:type="spellStart"/>
+      <w:r>
+        <w:rPr>
+          <w:rFonts w:ascii="Tenorite" w:hAnsi="Tenorite" w:cstheme="majorHAnsi"/>
+        </w:rPr>
+        <w:t>Save</w:t>
+      </w:r>
+      <w:proofErr w:type="spellEnd"/>
+      <w:r>
+        <w:rPr>
+          <w:rFonts w:ascii="Tenorite" w:hAnsi="Tenorite" w:cstheme="majorHAnsi"/>
+        </w:rPr>
+        <w:t xml:space="preserve"> e certifique-se de que ela esteja marcada</w:t>
+      </w:r>
+    </w:p>
+    <w:p>
+      <w:pPr>
+        <w:spacing w:after="0"/>
+        <w:jc w:val="both"/>
+        <w:rPr>
+          <w:rFonts w:ascii="Tenorite" w:hAnsi="Tenorite" w:cstheme="majorHAnsi"/>
+        </w:rPr>
+      </w:pPr>
+      <w:r>
+        <w:rPr>
+          <w:rFonts w:ascii="Tenorite" w:hAnsi="Tenorite" w:cstheme="majorHAnsi"/>
+        </w:rPr>
+        <w:t>Quando essa opção estiver ativada, seu código será formatado automaticamente toda vez que você o salvar.</w:t>
+      </w:r>
+    </w:p>
+    <w:p>
+      <w:pPr>
+        <w:shd w:val="clear" w:color="auto" w:fill="03D4F6"/>
+        <w:spacing w:after="0"/>
+        <w:jc w:val="center"/>
         <w:rPr>
           <w:rFonts w:ascii="Tenorite" w:hAnsi="Tenorite" w:cstheme="majorHAnsi"/>
           <w:b/>
@@ -9615,425 +9855,8 @@
           <w:sz w:val="24"/>
           <w:szCs w:val="24"/>
         </w:rPr>
-        <w:t>Code</w:t>
-      </w:r>
-      <w:proofErr w:type="spellEnd"/>
-    </w:p>
-    <w:p>
-      <w:pPr>
-        <w:spacing w:after="0"/>
-        <w:jc w:val="both"/>
-        <w:rPr>
-          <w:rFonts w:ascii="Tenorite" w:hAnsi="Tenorite" w:cstheme="majorHAnsi"/>
-        </w:rPr>
-      </w:pPr>
-      <w:r>
-        <w:rPr>
-          <w:rFonts w:ascii="Tenorite" w:hAnsi="Tenorite" w:cstheme="majorHAnsi"/>
-          <w:b/>
-          <w:bCs/>
-        </w:rPr>
-        <w:t xml:space="preserve">Oque é </w:t>
-      </w:r>
-      <w:proofErr w:type="spellStart"/>
-      <w:r>
-        <w:rPr>
-          <w:rFonts w:ascii="Tenorite" w:hAnsi="Tenorite" w:cstheme="majorHAnsi"/>
-          <w:b/>
-          <w:bCs/>
-        </w:rPr>
-        <w:t>Prettier</w:t>
-      </w:r>
-      <w:proofErr w:type="spellEnd"/>
-      <w:r>
-        <w:rPr>
-          <w:rFonts w:ascii="Tenorite" w:hAnsi="Tenorite" w:cstheme="majorHAnsi"/>
-          <w:b/>
-          <w:bCs/>
-        </w:rPr>
-        <w:t>?</w:t>
-      </w:r>
-    </w:p>
-    <w:p>
-      <w:pPr>
-        <w:spacing w:after="0"/>
-        <w:jc w:val="both"/>
-        <w:rPr>
-          <w:rFonts w:ascii="Tenorite" w:hAnsi="Tenorite" w:cstheme="majorHAnsi"/>
-        </w:rPr>
-      </w:pPr>
-      <w:proofErr w:type="spellStart"/>
-      <w:r>
-        <w:rPr>
-          <w:rFonts w:ascii="Tenorite" w:hAnsi="Tenorite" w:cstheme="majorHAnsi"/>
-        </w:rPr>
-        <w:t>Prettier</w:t>
-      </w:r>
-      <w:proofErr w:type="spellEnd"/>
-      <w:r>
-        <w:rPr>
-          <w:rFonts w:ascii="Tenorite" w:hAnsi="Tenorite" w:cstheme="majorHAnsi"/>
-        </w:rPr>
-        <w:t xml:space="preserve"> é uma ferramenta de formatação de código que auxilia os desenvolvedores a manter um estilo de código limpo e agradável para trabalhar.</w:t>
-      </w:r>
-    </w:p>
-    <w:p>
-      <w:pPr>
-        <w:spacing w:after="0"/>
-        <w:jc w:val="center"/>
-        <w:rPr>
-          <w:rFonts w:ascii="Tenorite" w:hAnsi="Tenorite" w:cstheme="majorHAnsi"/>
-        </w:rPr>
-      </w:pPr>
-      <w:r>
-        <w:rPr>
-          <w:rFonts w:ascii="Tenorite" w:hAnsi="Tenorite" w:cstheme="majorHAnsi"/>
-          <w:b/>
-          <w:bCs/>
-        </w:rPr>
-        <w:t>Download</w:t>
-      </w:r>
-    </w:p>
-    <w:p>
-      <w:pPr>
-        <w:spacing w:after="0"/>
-        <w:jc w:val="both"/>
-        <w:rPr>
-          <w:rFonts w:ascii="Tenorite" w:hAnsi="Tenorite" w:cstheme="majorHAnsi"/>
-        </w:rPr>
-      </w:pPr>
-      <w:r>
-        <w:rPr>
-          <w:rFonts w:ascii="Tenorite" w:hAnsi="Tenorite" w:cstheme="majorHAnsi"/>
-        </w:rPr>
-        <w:t xml:space="preserve">Vá até a aba de </w:t>
-      </w:r>
-      <w:proofErr w:type="spellStart"/>
-      <w:r>
-        <w:rPr>
-          <w:rFonts w:ascii="Tenorite" w:hAnsi="Tenorite" w:cstheme="majorHAnsi"/>
-        </w:rPr>
-        <w:t>extensãos</w:t>
-      </w:r>
-      <w:proofErr w:type="spellEnd"/>
-      <w:r>
-        <w:rPr>
-          <w:rFonts w:ascii="Tenorite" w:hAnsi="Tenorite" w:cstheme="majorHAnsi"/>
-        </w:rPr>
-        <w:t xml:space="preserve"> do Visual Studio </w:t>
-      </w:r>
-      <w:proofErr w:type="spellStart"/>
-      <w:r>
-        <w:rPr>
-          <w:rFonts w:ascii="Tenorite" w:hAnsi="Tenorite" w:cstheme="majorHAnsi"/>
-        </w:rPr>
-        <w:t>Code</w:t>
-      </w:r>
-      <w:proofErr w:type="spellEnd"/>
-      <w:r>
-        <w:rPr>
-          <w:rFonts w:ascii="Tenorite" w:hAnsi="Tenorite" w:cstheme="majorHAnsi"/>
-        </w:rPr>
-        <w:t xml:space="preserve">, procure por </w:t>
-      </w:r>
-      <w:proofErr w:type="spellStart"/>
-      <w:r>
-        <w:rPr>
-          <w:rFonts w:ascii="Tenorite" w:hAnsi="Tenorite" w:cstheme="majorHAnsi"/>
-        </w:rPr>
-        <w:t>Prettier</w:t>
-      </w:r>
-      <w:proofErr w:type="spellEnd"/>
-      <w:r>
-        <w:rPr>
-          <w:rFonts w:ascii="Tenorite" w:hAnsi="Tenorite" w:cstheme="majorHAnsi"/>
-        </w:rPr>
-        <w:t xml:space="preserve"> e clique no botão de instalar.</w:t>
-      </w:r>
-    </w:p>
-    <w:p>
-      <w:pPr>
-        <w:spacing w:after="0"/>
-        <w:jc w:val="center"/>
-        <w:rPr>
-          <w:rFonts w:ascii="Tenorite" w:hAnsi="Tenorite" w:cstheme="majorHAnsi"/>
-        </w:rPr>
-      </w:pPr>
-      <w:r>
-        <w:rPr>
-          <w:rFonts w:ascii="Tenorite" w:hAnsi="Tenorite" w:cstheme="majorHAnsi"/>
-          <w:b/>
-          <w:bCs/>
-        </w:rPr>
-        <w:t>Como Utilizar</w:t>
-      </w:r>
-    </w:p>
-    <w:p>
-      <w:pPr>
-        <w:spacing w:after="0"/>
-        <w:jc w:val="center"/>
-        <w:rPr>
-          <w:rFonts w:ascii="Tenorite" w:hAnsi="Tenorite" w:cstheme="majorHAnsi"/>
-        </w:rPr>
-      </w:pPr>
-      <w:r>
-        <w:rPr>
-          <w:rFonts w:ascii="Tenorite" w:hAnsi="Tenorite" w:cstheme="majorHAnsi"/>
-          <w:i/>
-          <w:iCs/>
-        </w:rPr>
-        <w:t>Método 1</w:t>
-      </w:r>
-    </w:p>
-    <w:p>
-      <w:pPr>
-        <w:spacing w:after="0"/>
-        <w:jc w:val="both"/>
-        <w:rPr>
-          <w:rFonts w:ascii="Tenorite" w:hAnsi="Tenorite" w:cstheme="majorHAnsi"/>
-        </w:rPr>
-      </w:pPr>
-      <w:r>
-        <w:rPr>
-          <w:rFonts w:ascii="Tenorite" w:hAnsi="Tenorite" w:cstheme="majorHAnsi"/>
-        </w:rPr>
-        <w:t>1 - Usando o Prompt para Formatar:</w:t>
-      </w:r>
-    </w:p>
-    <w:p>
-      <w:pPr>
-        <w:spacing w:after="0"/>
-        <w:jc w:val="both"/>
-        <w:rPr>
-          <w:rFonts w:ascii="Tenorite" w:hAnsi="Tenorite" w:cstheme="majorHAnsi"/>
-        </w:rPr>
-      </w:pPr>
-      <w:r>
-        <w:rPr>
-          <w:rFonts w:ascii="Tenorite" w:hAnsi="Tenorite" w:cstheme="majorHAnsi"/>
-        </w:rPr>
-        <w:t xml:space="preserve">No </w:t>
-      </w:r>
-      <w:proofErr w:type="spellStart"/>
-      <w:r>
-        <w:rPr>
-          <w:rFonts w:ascii="Tenorite" w:hAnsi="Tenorite" w:cstheme="majorHAnsi"/>
-        </w:rPr>
-        <w:t>macOS</w:t>
-      </w:r>
-      <w:proofErr w:type="spellEnd"/>
-      <w:r>
-        <w:rPr>
-          <w:rFonts w:ascii="Tenorite" w:hAnsi="Tenorite" w:cstheme="majorHAnsi"/>
-        </w:rPr>
-        <w:t xml:space="preserve">, utilize COMMAND + SHIFT + P. No Windows e </w:t>
-      </w:r>
-      <w:proofErr w:type="spellStart"/>
-      <w:r>
-        <w:rPr>
-          <w:rFonts w:ascii="Tenorite" w:hAnsi="Tenorite" w:cstheme="majorHAnsi"/>
-        </w:rPr>
-        <w:t>linux</w:t>
-      </w:r>
-      <w:proofErr w:type="spellEnd"/>
-      <w:r>
-        <w:rPr>
-          <w:rFonts w:ascii="Tenorite" w:hAnsi="Tenorite" w:cstheme="majorHAnsi"/>
-        </w:rPr>
-        <w:t>, utilize CTRL + SHIFT + P.</w:t>
-      </w:r>
-    </w:p>
-    <w:p>
-      <w:pPr>
-        <w:spacing w:after="0"/>
-        <w:jc w:val="both"/>
-        <w:rPr>
-          <w:rFonts w:ascii="Tenorite" w:hAnsi="Tenorite" w:cstheme="majorHAnsi"/>
-        </w:rPr>
-      </w:pPr>
-      <w:r>
-        <w:rPr>
-          <w:rFonts w:ascii="Tenorite" w:hAnsi="Tenorite" w:cstheme="majorHAnsi"/>
-        </w:rPr>
-        <w:t xml:space="preserve">No prompt que se abrir, digite “Format </w:t>
-      </w:r>
-      <w:proofErr w:type="spellStart"/>
-      <w:r>
-        <w:rPr>
-          <w:rFonts w:ascii="Tenorite" w:hAnsi="Tenorite" w:cstheme="majorHAnsi"/>
-        </w:rPr>
-        <w:t>Document</w:t>
-      </w:r>
-      <w:proofErr w:type="spellEnd"/>
-      <w:r>
-        <w:rPr>
-          <w:rFonts w:ascii="Tenorite" w:hAnsi="Tenorite" w:cstheme="majorHAnsi"/>
-        </w:rPr>
-        <w:t xml:space="preserve">” e escolha a opção do </w:t>
-      </w:r>
-      <w:proofErr w:type="spellStart"/>
-      <w:r>
-        <w:rPr>
-          <w:rFonts w:ascii="Tenorite" w:hAnsi="Tenorite" w:cstheme="majorHAnsi"/>
-        </w:rPr>
-        <w:t>Prettier</w:t>
-      </w:r>
-      <w:proofErr w:type="spellEnd"/>
-      <w:r>
-        <w:rPr>
-          <w:rFonts w:ascii="Tenorite" w:hAnsi="Tenorite" w:cstheme="majorHAnsi"/>
-        </w:rPr>
-        <w:t xml:space="preserve"> para formatar o código.</w:t>
-      </w:r>
-    </w:p>
-    <w:p>
-      <w:pPr>
-        <w:spacing w:after="0"/>
-        <w:jc w:val="center"/>
-        <w:rPr>
-          <w:rFonts w:ascii="Tenorite" w:hAnsi="Tenorite" w:cstheme="majorHAnsi"/>
-        </w:rPr>
-      </w:pPr>
-      <w:r>
-        <w:rPr>
-          <w:rFonts w:ascii="Tenorite" w:hAnsi="Tenorite" w:cstheme="majorHAnsi"/>
-          <w:i/>
-          <w:iCs/>
-        </w:rPr>
-        <w:t>Método 2</w:t>
-      </w:r>
-    </w:p>
-    <w:p>
-      <w:pPr>
-        <w:spacing w:after="0"/>
-        <w:jc w:val="both"/>
-        <w:rPr>
-          <w:rFonts w:ascii="Tenorite" w:hAnsi="Tenorite" w:cstheme="majorHAnsi"/>
-        </w:rPr>
-      </w:pPr>
-      <w:r>
-        <w:rPr>
-          <w:rFonts w:ascii="Tenorite" w:hAnsi="Tenorite" w:cstheme="majorHAnsi"/>
-        </w:rPr>
-        <w:t>Formatando o Código ao Salvar:</w:t>
-      </w:r>
-    </w:p>
-    <w:p>
-      <w:pPr>
-        <w:spacing w:after="0"/>
-        <w:jc w:val="both"/>
-        <w:rPr>
-          <w:rFonts w:ascii="Tenorite" w:hAnsi="Tenorite" w:cstheme="majorHAnsi"/>
-        </w:rPr>
-      </w:pPr>
-      <w:r>
-        <w:rPr>
-          <w:rFonts w:ascii="Tenorite" w:hAnsi="Tenorite" w:cstheme="majorHAnsi"/>
-        </w:rPr>
-        <w:t xml:space="preserve">Ao abrir o Visual Studio </w:t>
-      </w:r>
-      <w:proofErr w:type="spellStart"/>
-      <w:r>
-        <w:rPr>
-          <w:rFonts w:ascii="Tenorite" w:hAnsi="Tenorite" w:cstheme="majorHAnsi"/>
-        </w:rPr>
-        <w:t>Code</w:t>
-      </w:r>
-      <w:proofErr w:type="spellEnd"/>
-      <w:r>
-        <w:rPr>
-          <w:rFonts w:ascii="Tenorite" w:hAnsi="Tenorite" w:cstheme="majorHAnsi"/>
-        </w:rPr>
-        <w:t xml:space="preserve">, você verá uma engrenagem que </w:t>
-      </w:r>
-      <w:r>
-        <w:rPr>
-          <w:rFonts w:ascii="Tenorite" w:hAnsi="Tenorite" w:cstheme="majorHAnsi"/>
-        </w:rPr>
-        <w:t>irá</w:t>
-      </w:r>
-      <w:r>
-        <w:rPr>
-          <w:rFonts w:ascii="Tenorite" w:hAnsi="Tenorite" w:cstheme="majorHAnsi"/>
-        </w:rPr>
-        <w:t xml:space="preserve"> abrir as configurações.</w:t>
-      </w:r>
-    </w:p>
-    <w:p>
-      <w:pPr>
-        <w:spacing w:after="0"/>
-        <w:jc w:val="both"/>
-        <w:rPr>
-          <w:rFonts w:ascii="Tenorite" w:hAnsi="Tenorite" w:cstheme="majorHAnsi"/>
-        </w:rPr>
-      </w:pPr>
-      <w:r>
-        <w:rPr>
-          <w:rFonts w:ascii="Tenorite" w:hAnsi="Tenorite" w:cstheme="majorHAnsi"/>
-        </w:rPr>
-        <w:t xml:space="preserve">Procure pela opção Editor: Format </w:t>
-      </w:r>
-      <w:proofErr w:type="spellStart"/>
-      <w:r>
-        <w:rPr>
-          <w:rFonts w:ascii="Tenorite" w:hAnsi="Tenorite" w:cstheme="majorHAnsi"/>
-        </w:rPr>
-        <w:t>On</w:t>
-      </w:r>
-      <w:proofErr w:type="spellEnd"/>
-      <w:r>
-        <w:rPr>
-          <w:rFonts w:ascii="Tenorite" w:hAnsi="Tenorite" w:cstheme="majorHAnsi"/>
-        </w:rPr>
-        <w:t xml:space="preserve"> </w:t>
-      </w:r>
-      <w:proofErr w:type="spellStart"/>
-      <w:r>
-        <w:rPr>
-          <w:rFonts w:ascii="Tenorite" w:hAnsi="Tenorite" w:cstheme="majorHAnsi"/>
-        </w:rPr>
-        <w:t>Save</w:t>
-      </w:r>
-      <w:proofErr w:type="spellEnd"/>
-      <w:r>
-        <w:rPr>
-          <w:rFonts w:ascii="Tenorite" w:hAnsi="Tenorite" w:cstheme="majorHAnsi"/>
-        </w:rPr>
-        <w:t xml:space="preserve"> e certifique-se de que ela esteja marcada</w:t>
-      </w:r>
-    </w:p>
-    <w:p>
-      <w:pPr>
-        <w:spacing w:after="0"/>
-        <w:jc w:val="both"/>
-        <w:rPr>
-          <w:rFonts w:ascii="Tenorite" w:hAnsi="Tenorite" w:cstheme="majorHAnsi"/>
-        </w:rPr>
-      </w:pPr>
-      <w:r>
-        <w:rPr>
-          <w:rFonts w:ascii="Tenorite" w:hAnsi="Tenorite" w:cstheme="majorHAnsi"/>
-        </w:rPr>
-        <w:t xml:space="preserve">Quando essa opção estiver ativada, seu código será formatado automaticamente toda vez que você </w:t>
-      </w:r>
-      <w:r>
-        <w:rPr>
-          <w:rFonts w:ascii="Tenorite" w:hAnsi="Tenorite" w:cstheme="majorHAnsi"/>
-        </w:rPr>
-        <w:t>o salvar</w:t>
-      </w:r>
-      <w:r>
-        <w:rPr>
-          <w:rFonts w:ascii="Tenorite" w:hAnsi="Tenorite" w:cstheme="majorHAnsi"/>
-        </w:rPr>
-        <w:t>.</w:t>
-      </w:r>
-    </w:p>
-    <w:p>
-      <w:pPr>
-        <w:shd w:val="clear" w:color="auto" w:fill="03D4F6"/>
-        <w:spacing w:after="0"/>
-        <w:jc w:val="center"/>
+      </w:pPr>
+      <w:r>
         <w:rPr>
           <w:rFonts w:ascii="Tenorite" w:hAnsi="Tenorite" w:cstheme="majorHAnsi"/>
           <w:b/>
@@ -10042,8 +9865,29 @@
           <w:sz w:val="24"/>
           <w:szCs w:val="24"/>
         </w:rPr>
-      </w:pPr>
-      <w:r>
+        <w:t>AULA 20: Conclusão da seção</w:t>
+      </w:r>
+    </w:p>
+    <w:p>
+      <w:pPr>
+        <w:spacing w:after="0"/>
+        <w:jc w:val="both"/>
+        <w:rPr>
+          <w:rFonts w:ascii="Tenorite" w:hAnsi="Tenorite" w:cstheme="majorHAnsi"/>
+        </w:rPr>
+      </w:pPr>
+      <w:r>
+        <w:rPr>
+          <w:rFonts w:ascii="Tenorite" w:hAnsi="Tenorite" w:cstheme="majorHAnsi"/>
+        </w:rPr>
+        <w:t>Aqui concluímos nossa primeira seção do react, e assim nos despedimos para a próxima seção.</w:t>
+      </w:r>
+    </w:p>
+    <w:p>
+      <w:pPr>
+        <w:shd w:val="clear" w:color="auto" w:fill="03D4F6"/>
+        <w:spacing w:after="0"/>
+        <w:jc w:val="center"/>
         <w:rPr>
           <w:rFonts w:ascii="Tenorite" w:hAnsi="Tenorite" w:cstheme="majorHAnsi"/>
           <w:b/>
@@ -10052,8 +9896,7 @@
           <w:sz w:val="24"/>
           <w:szCs w:val="24"/>
         </w:rPr>
-        <w:t xml:space="preserve">AULA </w:t>
-      </w:r>
+      </w:pPr>
       <w:r>
         <w:rPr>
           <w:rFonts w:ascii="Tenorite" w:hAnsi="Tenorite" w:cstheme="majorHAnsi"/>
@@ -10063,81 +9906,7 @@
           <w:sz w:val="24"/>
           <w:szCs w:val="24"/>
         </w:rPr>
-        <w:t>20: Conclusão da seção</w:t>
-      </w:r>
-    </w:p>
-    <w:p>
-      <w:pPr>
-        <w:spacing w:after="0"/>
-        <w:jc w:val="both"/>
-        <w:rPr>
-          <w:rFonts w:ascii="Tenorite" w:hAnsi="Tenorite" w:cstheme="majorHAnsi"/>
-        </w:rPr>
-      </w:pPr>
-      <w:r>
-        <w:rPr>
-          <w:rFonts w:ascii="Tenorite" w:hAnsi="Tenorite" w:cstheme="majorHAnsi"/>
-        </w:rPr>
-        <w:t>Aqui concluímos nossa primeira seção do react, e assim nos despedimos para a próxima seção.</w:t>
-      </w:r>
-    </w:p>
-    <w:p>
-      <w:pPr>
-        <w:shd w:val="clear" w:color="auto" w:fill="03D4F6"/>
-        <w:spacing w:after="0"/>
-        <w:jc w:val="center"/>
-        <w:rPr>
-          <w:rFonts w:ascii="Tenorite" w:hAnsi="Tenorite" w:cstheme="majorHAnsi"/>
-          <w:b/>
-          <w:bCs/>
-          <w:color w:val="FFFFFF" w:themeColor="background1"/>
-          <w:sz w:val="24"/>
-          <w:szCs w:val="24"/>
-        </w:rPr>
-      </w:pPr>
-      <w:r>
-        <w:rPr>
-          <w:rFonts w:ascii="Tenorite" w:hAnsi="Tenorite" w:cstheme="majorHAnsi"/>
-          <w:b/>
-          <w:bCs/>
-          <w:color w:val="FFFFFF" w:themeColor="background1"/>
-          <w:sz w:val="24"/>
-          <w:szCs w:val="24"/>
-        </w:rPr>
-        <w:t>AULA 2</w:t>
-      </w:r>
-      <w:r>
-        <w:rPr>
-          <w:rFonts w:ascii="Tenorite" w:hAnsi="Tenorite" w:cstheme="majorHAnsi"/>
-          <w:b/>
-          <w:bCs/>
-          <w:color w:val="FFFFFF" w:themeColor="background1"/>
-          <w:sz w:val="24"/>
-          <w:szCs w:val="24"/>
-        </w:rPr>
-        <w:t>1 e 22</w:t>
-      </w:r>
-      <w:r>
-        <w:rPr>
-          <w:rFonts w:ascii="Tenorite" w:hAnsi="Tenorite" w:cstheme="majorHAnsi"/>
-          <w:b/>
-          <w:bCs/>
-          <w:color w:val="FFFFFF" w:themeColor="background1"/>
-          <w:sz w:val="24"/>
-          <w:szCs w:val="24"/>
-        </w:rPr>
-        <w:t xml:space="preserve">: </w:t>
-      </w:r>
-      <w:r>
-        <w:rPr>
-          <w:rFonts w:ascii="Tenorite" w:hAnsi="Tenorite" w:cstheme="majorHAnsi"/>
-          <w:b/>
-          <w:bCs/>
-          <w:color w:val="FFFFFF" w:themeColor="background1"/>
-          <w:sz w:val="24"/>
-          <w:szCs w:val="24"/>
-        </w:rPr>
-        <w:t>Como aprender programação mais rápido e ter sucesso na carreira</w:t>
+        <w:t>AULA 21 e 22: Como aprender programação mais rápido e ter sucesso na carreira</w:t>
       </w:r>
     </w:p>
     <w:p>
@@ -10419,40 +10188,7 @@
           <w:sz w:val="24"/>
           <w:szCs w:val="24"/>
         </w:rPr>
-        <w:t>2</w:t>
-      </w:r>
-      <w:r>
-        <w:rPr>
-          <w:rFonts w:ascii="Tenorite" w:hAnsi="Tenorite" w:cstheme="majorHAnsi"/>
-          <w:b/>
-          <w:bCs/>
-          <w:color w:val="FFFFFF" w:themeColor="background1"/>
-          <w:sz w:val="24"/>
-          <w:szCs w:val="24"/>
-        </w:rPr>
-        <w:t>4</w:t>
-      </w:r>
-      <w:r>
-        <w:rPr>
-          <w:rFonts w:ascii="Tenorite" w:hAnsi="Tenorite" w:cstheme="majorHAnsi"/>
-          <w:b/>
-          <w:bCs/>
-          <w:color w:val="FFFFFF" w:themeColor="background1"/>
-          <w:sz w:val="24"/>
-          <w:szCs w:val="24"/>
-        </w:rPr>
-        <w:t xml:space="preserve">: </w:t>
-      </w:r>
-      <w:r>
-        <w:rPr>
-          <w:rFonts w:ascii="Tenorite" w:hAnsi="Tenorite" w:cstheme="majorHAnsi"/>
-          <w:b/>
-          <w:bCs/>
-          <w:color w:val="FFFFFF" w:themeColor="background1"/>
-          <w:sz w:val="24"/>
-          <w:szCs w:val="24"/>
-        </w:rPr>
-        <w:t>Criando componentes</w:t>
+        <w:t>24: Criando componentes</w:t>
       </w:r>
     </w:p>
     <w:p>
@@ -10496,6 +10232,7 @@
       <w:r>
         <w:rPr>
           <w:rFonts w:ascii="Tenorite" w:hAnsi="Tenorite" w:cstheme="majorHAnsi"/>
+          <w:noProof/>
         </w:rPr>
         <w:drawing>
           <wp:inline distT="0" distB="0" distL="0" distR="0" wp14:anchorId="3955FDA8" wp14:editId="5AF8B420">
@@ -10650,6 +10387,7 @@
       <w:r>
         <w:rPr>
           <w:rFonts w:ascii="Tenorite" w:hAnsi="Tenorite" w:cstheme="majorHAnsi"/>
+          <w:noProof/>
         </w:rPr>
         <w:drawing>
           <wp:inline distT="0" distB="0" distL="0" distR="0" wp14:anchorId="3E1DAD55" wp14:editId="138F6861">
@@ -10714,21 +10452,7 @@
         <w:rPr>
           <w:rFonts w:ascii="Tenorite" w:hAnsi="Tenorite" w:cstheme="majorHAnsi"/>
         </w:rPr>
-        <w:t xml:space="preserve">, </w:t>
-      </w:r>
-      <w:proofErr w:type="gramStart"/>
-      <w:r>
-        <w:rPr>
-          <w:rFonts w:ascii="Tenorite" w:hAnsi="Tenorite" w:cstheme="majorHAnsi"/>
-        </w:rPr>
-        <w:t>aonde</w:t>
-      </w:r>
-      <w:proofErr w:type="gramEnd"/>
-      <w:r>
-        <w:rPr>
-          <w:rFonts w:ascii="Tenorite" w:hAnsi="Tenorite" w:cstheme="majorHAnsi"/>
-        </w:rPr>
-        <w:t xml:space="preserve"> denominamos e retornamos ela, pois ela sempre terá que retornar alguma coisa. Essa função pode ser na estrutura comum ou utilizando uma </w:t>
+        <w:t xml:space="preserve">, aonde denominamos e retornamos ela, pois ela sempre terá que retornar alguma coisa. Essa função pode ser na estrutura comum ou utilizando uma </w:t>
       </w:r>
       <w:proofErr w:type="spellStart"/>
       <w:r>
@@ -10816,6 +10540,7 @@
       <w:r>
         <w:rPr>
           <w:rFonts w:ascii="Tenorite" w:hAnsi="Tenorite" w:cstheme="majorHAnsi"/>
+          <w:noProof/>
         </w:rPr>
         <w:drawing>
           <wp:inline distT="0" distB="0" distL="0" distR="0" wp14:anchorId="168A4E0C" wp14:editId="797F2E00">
@@ -10880,6 +10605,7 @@
       <w:r>
         <w:rPr>
           <w:rFonts w:ascii="Tenorite" w:hAnsi="Tenorite" w:cstheme="majorHAnsi"/>
+          <w:noProof/>
         </w:rPr>
         <w:drawing>
           <wp:inline distT="0" distB="0" distL="0" distR="0" wp14:anchorId="5699248C" wp14:editId="7F6825B2">
@@ -10952,40 +10678,7 @@
           <w:sz w:val="24"/>
           <w:szCs w:val="24"/>
         </w:rPr>
-        <w:t>2</w:t>
-      </w:r>
-      <w:r>
-        <w:rPr>
-          <w:rFonts w:ascii="Tenorite" w:hAnsi="Tenorite" w:cstheme="majorHAnsi"/>
-          <w:b/>
-          <w:bCs/>
-          <w:color w:val="FFFFFF" w:themeColor="background1"/>
-          <w:sz w:val="24"/>
-          <w:szCs w:val="24"/>
-        </w:rPr>
-        <w:t>5</w:t>
-      </w:r>
-      <w:r>
-        <w:rPr>
-          <w:rFonts w:ascii="Tenorite" w:hAnsi="Tenorite" w:cstheme="majorHAnsi"/>
-          <w:b/>
-          <w:bCs/>
-          <w:color w:val="FFFFFF" w:themeColor="background1"/>
-          <w:sz w:val="24"/>
-          <w:szCs w:val="24"/>
-        </w:rPr>
-        <w:t xml:space="preserve">: </w:t>
-      </w:r>
-      <w:r>
-        <w:rPr>
-          <w:rFonts w:ascii="Tenorite" w:hAnsi="Tenorite" w:cstheme="majorHAnsi"/>
-          <w:b/>
-          <w:bCs/>
-          <w:color w:val="FFFFFF" w:themeColor="background1"/>
-          <w:sz w:val="24"/>
-          <w:szCs w:val="24"/>
-        </w:rPr>
-        <w:t>Importação de componentes</w:t>
+        <w:t>25: Importação de componentes</w:t>
       </w:r>
     </w:p>
     <w:p>
@@ -11072,21 +10765,7 @@
         <w:rPr>
           <w:rFonts w:ascii="Tenorite" w:hAnsi="Tenorite" w:cstheme="majorHAnsi"/>
         </w:rPr>
-        <w:t xml:space="preserve"> </w:t>
-      </w:r>
-      <w:proofErr w:type="gramStart"/>
-      <w:r>
-        <w:rPr>
-          <w:rFonts w:ascii="Tenorite" w:hAnsi="Tenorite" w:cstheme="majorHAnsi"/>
-        </w:rPr>
-        <w:t>‘./</w:t>
-      </w:r>
-      <w:proofErr w:type="gramEnd"/>
-      <w:r>
-        <w:rPr>
-          <w:rFonts w:ascii="Tenorite" w:hAnsi="Tenorite" w:cstheme="majorHAnsi"/>
-        </w:rPr>
-        <w:t>componente/</w:t>
+        <w:t xml:space="preserve"> ‘./componente/</w:t>
       </w:r>
       <w:proofErr w:type="spellStart"/>
       <w:r>
@@ -11156,26 +10835,21 @@
         <w:rPr>
           <w:rFonts w:ascii="Tenorite" w:hAnsi="Tenorite" w:cstheme="majorHAnsi"/>
         </w:rPr>
-        <w:t>’</w:t>
-      </w:r>
-      <w:r>
-        <w:rPr>
-          <w:rFonts w:ascii="Tenorite" w:hAnsi="Tenorite" w:cstheme="majorHAnsi"/>
-        </w:rPr>
-        <w:t>/&gt;</w:t>
-      </w:r>
-    </w:p>
-    <w:p>
-      <w:pPr>
-        <w:spacing w:after="0"/>
-        <w:jc w:val="both"/>
-        <w:rPr>
-          <w:rFonts w:ascii="Tenorite" w:hAnsi="Tenorite" w:cstheme="majorHAnsi"/>
-        </w:rPr>
-      </w:pPr>
-      <w:r>
-        <w:rPr>
-          <w:rFonts w:ascii="Tenorite" w:hAnsi="Tenorite" w:cstheme="majorHAnsi"/>
+        <w:t>’/&gt;</w:t>
+      </w:r>
+    </w:p>
+    <w:p>
+      <w:pPr>
+        <w:spacing w:after="0"/>
+        <w:jc w:val="both"/>
+        <w:rPr>
+          <w:rFonts w:ascii="Tenorite" w:hAnsi="Tenorite" w:cstheme="majorHAnsi"/>
+        </w:rPr>
+      </w:pPr>
+      <w:r>
+        <w:rPr>
+          <w:rFonts w:ascii="Tenorite" w:hAnsi="Tenorite" w:cstheme="majorHAnsi"/>
+          <w:noProof/>
         </w:rPr>
         <w:drawing>
           <wp:inline distT="0" distB="0" distL="0" distR="0" wp14:anchorId="2BCD8F96" wp14:editId="731BE211">
@@ -11270,18 +10944,7 @@
           <w:sz w:val="24"/>
           <w:szCs w:val="24"/>
         </w:rPr>
-        <w:t xml:space="preserve">: </w:t>
-      </w:r>
-      <w:r>
-        <w:rPr>
-          <w:rFonts w:ascii="Tenorite" w:hAnsi="Tenorite" w:cstheme="majorHAnsi"/>
-          <w:b/>
-          <w:bCs/>
-          <w:color w:val="FFFFFF" w:themeColor="background1"/>
-          <w:sz w:val="24"/>
-          <w:szCs w:val="24"/>
-        </w:rPr>
-        <w:t>Conhecendo o JSX</w:t>
+        <w:t>: Conhecendo o JSX</w:t>
       </w:r>
     </w:p>
     <w:p>
@@ -11371,7 +11034,6 @@
         <w:t xml:space="preserve">Isso se </w:t>
       </w:r>
       <w:proofErr w:type="spellStart"/>
-      <w:proofErr w:type="gramStart"/>
       <w:r>
         <w:rPr>
           <w:rFonts w:ascii="Tenorite" w:hAnsi="Tenorite" w:cstheme="majorHAnsi"/>
@@ -11383,14 +11045,7 @@
         <w:rPr>
           <w:rFonts w:ascii="Tenorite" w:hAnsi="Tenorite" w:cstheme="majorHAnsi"/>
         </w:rPr>
-        <w:t xml:space="preserve"> peças</w:t>
-      </w:r>
-      <w:proofErr w:type="gramEnd"/>
-      <w:r>
-        <w:rPr>
-          <w:rFonts w:ascii="Tenorite" w:hAnsi="Tenorite" w:cstheme="majorHAnsi"/>
-        </w:rPr>
-        <w:t xml:space="preserve"> instruções semelhantes entre JS e HTML, tendo em vista que JSX é na verdade JS algumas instruções podem entrar em conflito se </w:t>
+        <w:t xml:space="preserve"> peças instruções semelhantes entre JS e HTML, tendo em vista que JSX é na verdade JS algumas instruções podem entrar em conflito se </w:t>
       </w:r>
       <w:r>
         <w:rPr>
@@ -11566,6 +11221,7 @@
       <w:r>
         <w:rPr>
           <w:rFonts w:ascii="Tenorite" w:hAnsi="Tenorite" w:cstheme="majorHAnsi"/>
+          <w:noProof/>
         </w:rPr>
         <w:drawing>
           <wp:inline distT="0" distB="0" distL="0" distR="0" wp14:anchorId="4D8F7932" wp14:editId="200F15E2">
@@ -11612,6 +11268,7 @@
       <w:r>
         <w:rPr>
           <w:rFonts w:ascii="Tenorite" w:hAnsi="Tenorite" w:cstheme="majorHAnsi"/>
+          <w:noProof/>
         </w:rPr>
         <w:drawing>
           <wp:inline distT="0" distB="0" distL="0" distR="0" wp14:anchorId="16D56330" wp14:editId="3BA63B22">
@@ -11676,6 +11333,7 @@
       <w:r>
         <w:rPr>
           <w:rFonts w:ascii="Tenorite" w:hAnsi="Tenorite" w:cstheme="majorHAnsi"/>
+          <w:noProof/>
         </w:rPr>
         <w:drawing>
           <wp:inline distT="0" distB="0" distL="0" distR="0" wp14:anchorId="6D0EDC86" wp14:editId="6D66EB61">
@@ -11754,6 +11412,7 @@
       <w:r>
         <w:rPr>
           <w:rFonts w:ascii="Tenorite" w:hAnsi="Tenorite" w:cstheme="majorHAnsi"/>
+          <w:noProof/>
         </w:rPr>
         <w:drawing>
           <wp:inline distT="0" distB="0" distL="0" distR="0" wp14:anchorId="2E04F064" wp14:editId="04F68CA0">
@@ -11803,6 +11462,7 @@
       <w:r>
         <w:rPr>
           <w:rFonts w:ascii="Tenorite" w:hAnsi="Tenorite" w:cstheme="majorHAnsi"/>
+          <w:noProof/>
         </w:rPr>
         <w:drawing>
           <wp:inline distT="0" distB="0" distL="0" distR="0" wp14:anchorId="787ACB4A" wp14:editId="419C3D32">
@@ -11876,6 +11536,8 @@
       <w:r>
         <w:rPr>
           <w:rFonts w:ascii="Tenorite" w:hAnsi="Tenorite" w:cstheme="majorHAnsi"/>
+          <w:b/>
+          <w:bCs/>
           <w:highlight w:val="yellow"/>
           <w:u w:val="single"/>
         </w:rPr>
@@ -11891,6 +11553,8 @@
       <w:r>
         <w:rPr>
           <w:rFonts w:ascii="Tenorite" w:hAnsi="Tenorite" w:cstheme="majorHAnsi"/>
+          <w:b/>
+          <w:bCs/>
           <w:highlight w:val="yellow"/>
           <w:u w:val="single"/>
         </w:rPr>
@@ -11928,6 +11592,7 @@
       <w:r>
         <w:rPr>
           <w:rFonts w:ascii="Tenorite" w:hAnsi="Tenorite" w:cstheme="majorHAnsi"/>
+          <w:noProof/>
         </w:rPr>
         <w:drawing>
           <wp:inline distT="0" distB="0" distL="0" distR="0" wp14:anchorId="596C203A" wp14:editId="13DA980B">
@@ -11977,6 +11642,7 @@
       <w:r>
         <w:rPr>
           <w:rFonts w:ascii="Tenorite" w:hAnsi="Tenorite" w:cstheme="majorHAnsi"/>
+          <w:noProof/>
         </w:rPr>
         <w:drawing>
           <wp:inline distT="0" distB="0" distL="0" distR="0" wp14:anchorId="63EF7958" wp14:editId="367D0953">
@@ -12113,6 +11779,7 @@
       <w:r>
         <w:rPr>
           <w:rFonts w:ascii="Tenorite" w:hAnsi="Tenorite" w:cstheme="majorHAnsi"/>
+          <w:noProof/>
         </w:rPr>
         <w:drawing>
           <wp:inline distT="0" distB="0" distL="0" distR="0" wp14:anchorId="26687A30" wp14:editId="2A07324C">
@@ -12205,6 +11872,7 @@
       <w:r>
         <w:rPr>
           <w:rFonts w:ascii="Tenorite" w:hAnsi="Tenorite" w:cstheme="majorHAnsi"/>
+          <w:noProof/>
         </w:rPr>
         <w:lastRenderedPageBreak/>
         <w:drawing>
@@ -12300,6 +11968,7 @@
       <w:r>
         <w:rPr>
           <w:rFonts w:ascii="Tenorite" w:hAnsi="Tenorite" w:cstheme="majorHAnsi"/>
+          <w:noProof/>
         </w:rPr>
         <w:drawing>
           <wp:inline distT="0" distB="0" distL="0" distR="0" wp14:anchorId="5BCA5B2C" wp14:editId="6EAEA24F">
@@ -12372,9 +12041,335 @@
           <w:sz w:val="24"/>
           <w:szCs w:val="24"/>
         </w:rPr>
-        <w:t>2</w:t>
-      </w:r>
-      <w:r>
+        <w:t>27: Comentários nos componentes</w:t>
+      </w:r>
+    </w:p>
+    <w:p>
+      <w:pPr>
+        <w:spacing w:after="0"/>
+        <w:jc w:val="both"/>
+        <w:rPr>
+          <w:rFonts w:ascii="Tenorite" w:hAnsi="Tenorite" w:cstheme="majorHAnsi"/>
+        </w:rPr>
+      </w:pPr>
+      <w:r>
+        <w:rPr>
+          <w:rFonts w:ascii="Tenorite" w:hAnsi="Tenorite" w:cstheme="majorHAnsi"/>
+        </w:rPr>
+        <w:t xml:space="preserve">Para </w:t>
+      </w:r>
+      <w:r>
+        <w:rPr>
+          <w:rFonts w:ascii="Tenorite" w:hAnsi="Tenorite" w:cstheme="majorHAnsi"/>
+        </w:rPr>
+        <w:t>adicionarmos</w:t>
+      </w:r>
+      <w:r>
+        <w:rPr>
+          <w:rFonts w:ascii="Tenorite" w:hAnsi="Tenorite" w:cstheme="majorHAnsi"/>
+        </w:rPr>
+        <w:t xml:space="preserve"> comentário em nossas aplicações é bem simples. Onde for os campos da nossa lógica, vamos colocar barras duplas </w:t>
+      </w:r>
+      <w:r>
+        <w:rPr>
+          <w:rFonts w:ascii="Tenorite" w:hAnsi="Tenorite" w:cstheme="majorHAnsi"/>
+          <w:b/>
+          <w:bCs/>
+          <w:i/>
+          <w:iCs/>
+        </w:rPr>
+        <w:t>//comentário</w:t>
+      </w:r>
+      <w:r>
+        <w:rPr>
+          <w:rFonts w:ascii="Tenorite" w:hAnsi="Tenorite" w:cstheme="majorHAnsi"/>
+        </w:rPr>
+        <w:t xml:space="preserve">, e onde for nosso código </w:t>
+      </w:r>
+      <w:r>
+        <w:rPr>
+          <w:rFonts w:ascii="Tenorite" w:hAnsi="Tenorite" w:cstheme="majorHAnsi"/>
+          <w:b/>
+          <w:bCs/>
+        </w:rPr>
+        <w:t>JSX</w:t>
+      </w:r>
+      <w:r>
+        <w:rPr>
+          <w:rFonts w:ascii="Tenorite" w:hAnsi="Tenorite" w:cstheme="majorHAnsi"/>
+        </w:rPr>
+        <w:t xml:space="preserve">, vamos colocar </w:t>
+      </w:r>
+      <w:r>
+        <w:rPr>
+          <w:rFonts w:ascii="Tenorite" w:hAnsi="Tenorite" w:cstheme="majorHAnsi"/>
+          <w:b/>
+          <w:bCs/>
+          <w:i/>
+          <w:iCs/>
+        </w:rPr>
+        <w:t>{/*</w:t>
+      </w:r>
+      <w:r>
+        <w:rPr>
+          <w:rFonts w:ascii="Tenorite" w:hAnsi="Tenorite" w:cstheme="majorHAnsi"/>
+          <w:b/>
+          <w:bCs/>
+          <w:i/>
+          <w:iCs/>
+        </w:rPr>
+        <w:t>comentário</w:t>
+      </w:r>
+      <w:r>
+        <w:rPr>
+          <w:rFonts w:ascii="Tenorite" w:hAnsi="Tenorite" w:cstheme="majorHAnsi"/>
+          <w:b/>
+          <w:bCs/>
+          <w:i/>
+          <w:iCs/>
+        </w:rPr>
+        <w:t>*/}</w:t>
+      </w:r>
+      <w:r>
+        <w:rPr>
+          <w:rFonts w:ascii="Tenorite" w:hAnsi="Tenorite" w:cstheme="majorHAnsi"/>
+        </w:rPr>
+        <w:t>, e assim podemos comentar, como representado na imagem abaixo.</w:t>
+      </w:r>
+    </w:p>
+    <w:p>
+      <w:pPr>
+        <w:spacing w:after="0"/>
+        <w:jc w:val="both"/>
+        <w:rPr>
+          <w:rFonts w:ascii="Tenorite" w:hAnsi="Tenorite" w:cstheme="majorHAnsi"/>
+        </w:rPr>
+      </w:pPr>
+      <w:r>
+        <w:rPr>
+          <w:rFonts w:ascii="Tenorite" w:hAnsi="Tenorite" w:cstheme="majorHAnsi"/>
+        </w:rPr>
+        <w:drawing>
+          <wp:inline distT="0" distB="0" distL="0" distR="0" wp14:anchorId="61F1BF8F" wp14:editId="08D00D5A">
+            <wp:extent cx="3098165" cy="3178175"/>
+            <wp:effectExtent l="0" t="0" r="0" b="0"/>
+            <wp:docPr id="46" name="Imagem 46"/>
+            <wp:cNvGraphicFramePr>
+              <a:graphicFrameLocks xmlns:a="http://schemas.openxmlformats.org/drawingml/2006/main" noChangeAspect="1"/>
+            </wp:cNvGraphicFramePr>
+            <a:graphic xmlns:a="http://schemas.openxmlformats.org/drawingml/2006/main">
+              <a:graphicData uri="http://schemas.openxmlformats.org/drawingml/2006/picture">
+                <pic:pic xmlns:pic="http://schemas.openxmlformats.org/drawingml/2006/picture">
+                  <pic:nvPicPr>
+                    <pic:cNvPr id="1" name=""/>
+                    <pic:cNvPicPr/>
+                  </pic:nvPicPr>
+                  <pic:blipFill>
+                    <a:blip r:embed="rId76"/>
+                    <a:stretch>
+                      <a:fillRect/>
+                    </a:stretch>
+                  </pic:blipFill>
+                  <pic:spPr>
+                    <a:xfrm>
+                      <a:off x="0" y="0"/>
+                      <a:ext cx="3098165" cy="3178175"/>
+                    </a:xfrm>
+                    <a:prstGeom prst="rect">
+                      <a:avLst/>
+                    </a:prstGeom>
+                  </pic:spPr>
+                </pic:pic>
+              </a:graphicData>
+            </a:graphic>
+          </wp:inline>
+        </w:drawing>
+      </w:r>
+    </w:p>
+    <w:p>
+      <w:pPr>
+        <w:spacing w:after="0"/>
+        <w:jc w:val="both"/>
+        <w:rPr>
+          <w:rFonts w:ascii="Tenorite" w:hAnsi="Tenorite" w:cstheme="majorHAnsi"/>
+        </w:rPr>
+      </w:pPr>
+      <w:r>
+        <w:rPr>
+          <w:rFonts w:ascii="Tenorite" w:hAnsi="Tenorite" w:cstheme="majorHAnsi"/>
+        </w:rPr>
+        <w:t xml:space="preserve">Podemos ver que temos outro tipo de comentário, que seria o </w:t>
+      </w:r>
+      <w:r>
+        <w:rPr>
+          <w:rFonts w:ascii="Tenorite" w:hAnsi="Tenorite" w:cstheme="majorHAnsi"/>
+          <w:b/>
+          <w:bCs/>
+          <w:i/>
+          <w:iCs/>
+        </w:rPr>
+        <w:t>/* comentário */</w:t>
+      </w:r>
+      <w:r>
+        <w:rPr>
+          <w:rFonts w:ascii="Tenorite" w:hAnsi="Tenorite" w:cstheme="majorHAnsi"/>
+        </w:rPr>
+        <w:t>, é usado raramente pois é um comentário de muitas linhas.</w:t>
+      </w:r>
+    </w:p>
+    <w:p>
+      <w:pPr>
+        <w:spacing w:after="0"/>
+        <w:jc w:val="both"/>
+        <w:rPr>
+          <w:rFonts w:ascii="Tenorite" w:hAnsi="Tenorite" w:cstheme="majorHAnsi"/>
+        </w:rPr>
+      </w:pPr>
+      <w:r>
+        <w:rPr>
+          <w:rFonts w:ascii="Tenorite" w:hAnsi="Tenorite" w:cstheme="majorHAnsi"/>
+        </w:rPr>
+        <w:t>Na imagem abaixo vamos observar, como é o comportamento de um comentário em JSX, se colocarmos como o usado na parte lógica.</w:t>
+      </w:r>
+    </w:p>
+    <w:p>
+      <w:pPr>
+        <w:spacing w:after="0"/>
+        <w:jc w:val="both"/>
+        <w:rPr>
+          <w:rFonts w:ascii="Tenorite" w:hAnsi="Tenorite" w:cstheme="majorHAnsi"/>
+        </w:rPr>
+      </w:pPr>
+      <w:r>
+        <w:rPr>
+          <w:rFonts w:ascii="Tenorite" w:hAnsi="Tenorite" w:cstheme="majorHAnsi"/>
+        </w:rPr>
+        <w:drawing>
+          <wp:inline distT="0" distB="0" distL="0" distR="0" wp14:anchorId="5361FF4B" wp14:editId="3F49F077">
+            <wp:extent cx="3098165" cy="3184525"/>
+            <wp:effectExtent l="0" t="0" r="0" b="0"/>
+            <wp:docPr id="55" name="Imagem 55"/>
+            <wp:cNvGraphicFramePr>
+              <a:graphicFrameLocks xmlns:a="http://schemas.openxmlformats.org/drawingml/2006/main" noChangeAspect="1"/>
+            </wp:cNvGraphicFramePr>
+            <a:graphic xmlns:a="http://schemas.openxmlformats.org/drawingml/2006/main">
+              <a:graphicData uri="http://schemas.openxmlformats.org/drawingml/2006/picture">
+                <pic:pic xmlns:pic="http://schemas.openxmlformats.org/drawingml/2006/picture">
+                  <pic:nvPicPr>
+                    <pic:cNvPr id="1" name=""/>
+                    <pic:cNvPicPr/>
+                  </pic:nvPicPr>
+                  <pic:blipFill>
+                    <a:blip r:embed="rId77"/>
+                    <a:stretch>
+                      <a:fillRect/>
+                    </a:stretch>
+                  </pic:blipFill>
+                  <pic:spPr>
+                    <a:xfrm>
+                      <a:off x="0" y="0"/>
+                      <a:ext cx="3098165" cy="3184525"/>
+                    </a:xfrm>
+                    <a:prstGeom prst="rect">
+                      <a:avLst/>
+                    </a:prstGeom>
+                  </pic:spPr>
+                </pic:pic>
+              </a:graphicData>
+            </a:graphic>
+          </wp:inline>
+        </w:drawing>
+      </w:r>
+    </w:p>
+    <w:p>
+      <w:pPr>
+        <w:spacing w:after="0"/>
+        <w:jc w:val="both"/>
+        <w:rPr>
+          <w:rFonts w:ascii="Tenorite" w:hAnsi="Tenorite" w:cstheme="majorHAnsi"/>
+        </w:rPr>
+      </w:pPr>
+      <w:r>
+        <w:rPr>
+          <w:rFonts w:ascii="Tenorite" w:hAnsi="Tenorite" w:cstheme="majorHAnsi"/>
+        </w:rPr>
+        <w:t xml:space="preserve">Aqui o próprio VScode já está nos informando que há um erro, e se abrirmos o </w:t>
+      </w:r>
+      <w:proofErr w:type="spellStart"/>
+      <w:r>
+        <w:rPr>
+          <w:rFonts w:ascii="Tenorite" w:hAnsi="Tenorite" w:cstheme="majorHAnsi"/>
+        </w:rPr>
+        <w:t>inspencionar</w:t>
+      </w:r>
+      <w:proofErr w:type="spellEnd"/>
+      <w:r>
+        <w:rPr>
+          <w:rFonts w:ascii="Tenorite" w:hAnsi="Tenorite" w:cstheme="majorHAnsi"/>
+        </w:rPr>
+        <w:t xml:space="preserve"> do nosso navegador, veremos que isso foi inserido no código, visto que comentários não aparecem</w:t>
+      </w:r>
+      <w:r>
+        <w:rPr>
+          <w:rFonts w:ascii="Tenorite" w:hAnsi="Tenorite" w:cstheme="majorHAnsi"/>
+        </w:rPr>
+        <w:t>.</w:t>
+      </w:r>
+    </w:p>
+    <w:p>
+      <w:pPr>
+        <w:spacing w:after="0"/>
+        <w:jc w:val="both"/>
+        <w:rPr>
+          <w:rFonts w:ascii="Tenorite" w:hAnsi="Tenorite" w:cstheme="majorHAnsi"/>
+        </w:rPr>
+      </w:pPr>
+      <w:r>
+        <w:rPr>
+          <w:rFonts w:ascii="Tenorite" w:hAnsi="Tenorite" w:cstheme="majorHAnsi"/>
+        </w:rPr>
+        <w:drawing>
+          <wp:inline distT="0" distB="0" distL="0" distR="0" wp14:anchorId="4781112F" wp14:editId="779D5A86">
+            <wp:extent cx="3098165" cy="1699895"/>
+            <wp:effectExtent l="0" t="0" r="0" b="0"/>
+            <wp:docPr id="58" name="Imagem 58"/>
+            <wp:cNvGraphicFramePr>
+              <a:graphicFrameLocks xmlns:a="http://schemas.openxmlformats.org/drawingml/2006/main" noChangeAspect="1"/>
+            </wp:cNvGraphicFramePr>
+            <a:graphic xmlns:a="http://schemas.openxmlformats.org/drawingml/2006/main">
+              <a:graphicData uri="http://schemas.openxmlformats.org/drawingml/2006/picture">
+                <pic:pic xmlns:pic="http://schemas.openxmlformats.org/drawingml/2006/picture">
+                  <pic:nvPicPr>
+                    <pic:cNvPr id="1" name=""/>
+                    <pic:cNvPicPr/>
+                  </pic:nvPicPr>
+                  <pic:blipFill>
+                    <a:blip r:embed="rId78"/>
+                    <a:stretch>
+                      <a:fillRect/>
+                    </a:stretch>
+                  </pic:blipFill>
+                  <pic:spPr>
+                    <a:xfrm>
+                      <a:off x="0" y="0"/>
+                      <a:ext cx="3098165" cy="1699895"/>
+                    </a:xfrm>
+                    <a:prstGeom prst="rect">
+                      <a:avLst/>
+                    </a:prstGeom>
+                  </pic:spPr>
+                </pic:pic>
+              </a:graphicData>
+            </a:graphic>
+          </wp:inline>
+        </w:drawing>
+      </w:r>
+    </w:p>
+    <w:p>
+      <w:pPr>
+        <w:shd w:val="clear" w:color="auto" w:fill="3179C7"/>
+        <w:spacing w:after="0"/>
+        <w:jc w:val="center"/>
         <w:rPr>
           <w:rFonts w:ascii="Tenorite" w:hAnsi="Tenorite" w:cstheme="majorHAnsi"/>
           <w:b/>
@@ -12383,8 +12378,7 @@
           <w:sz w:val="24"/>
           <w:szCs w:val="24"/>
         </w:rPr>
-        <w:t>7</w:t>
-      </w:r>
+      </w:pPr>
       <w:r>
         <w:rPr>
           <w:rFonts w:ascii="Tenorite" w:hAnsi="Tenorite" w:cstheme="majorHAnsi"/>
@@ -12394,7 +12388,7 @@
           <w:sz w:val="24"/>
           <w:szCs w:val="24"/>
         </w:rPr>
-        <w:t xml:space="preserve">: </w:t>
+        <w:t xml:space="preserve">AULA </w:t>
       </w:r>
       <w:r>
         <w:rPr>
@@ -12405,8 +12399,2152 @@
           <w:sz w:val="24"/>
           <w:szCs w:val="24"/>
         </w:rPr>
-        <w:t>Comentários nos componentes</w:t>
-      </w:r>
+        <w:t>2</w:t>
+      </w:r>
+      <w:r>
+        <w:rPr>
+          <w:rFonts w:ascii="Tenorite" w:hAnsi="Tenorite" w:cstheme="majorHAnsi"/>
+          <w:b/>
+          <w:bCs/>
+          <w:color w:val="FFFFFF" w:themeColor="background1"/>
+          <w:sz w:val="24"/>
+          <w:szCs w:val="24"/>
+        </w:rPr>
+        <w:t>8</w:t>
+      </w:r>
+      <w:r>
+        <w:rPr>
+          <w:rFonts w:ascii="Tenorite" w:hAnsi="Tenorite" w:cstheme="majorHAnsi"/>
+          <w:b/>
+          <w:bCs/>
+          <w:color w:val="FFFFFF" w:themeColor="background1"/>
+          <w:sz w:val="24"/>
+          <w:szCs w:val="24"/>
+        </w:rPr>
+        <w:t xml:space="preserve">: </w:t>
+      </w:r>
+      <w:proofErr w:type="spellStart"/>
+      <w:r>
+        <w:rPr>
+          <w:rFonts w:ascii="Tenorite" w:hAnsi="Tenorite" w:cstheme="majorHAnsi"/>
+          <w:b/>
+          <w:bCs/>
+          <w:color w:val="FFFFFF" w:themeColor="background1"/>
+          <w:sz w:val="24"/>
+          <w:szCs w:val="24"/>
+        </w:rPr>
+        <w:t>Template</w:t>
+      </w:r>
+      <w:proofErr w:type="spellEnd"/>
+      <w:r>
+        <w:rPr>
+          <w:rFonts w:ascii="Tenorite" w:hAnsi="Tenorite" w:cstheme="majorHAnsi"/>
+          <w:b/>
+          <w:bCs/>
+          <w:color w:val="FFFFFF" w:themeColor="background1"/>
+          <w:sz w:val="24"/>
+          <w:szCs w:val="24"/>
+        </w:rPr>
+        <w:t xml:space="preserve"> </w:t>
+      </w:r>
+      <w:proofErr w:type="spellStart"/>
+      <w:r>
+        <w:rPr>
+          <w:rFonts w:ascii="Tenorite" w:hAnsi="Tenorite" w:cstheme="majorHAnsi"/>
+          <w:b/>
+          <w:bCs/>
+          <w:color w:val="FFFFFF" w:themeColor="background1"/>
+          <w:sz w:val="24"/>
+          <w:szCs w:val="24"/>
+        </w:rPr>
+        <w:t>expressions</w:t>
+      </w:r>
+      <w:proofErr w:type="spellEnd"/>
+    </w:p>
+    <w:p>
+      <w:pPr>
+        <w:spacing w:after="0"/>
+        <w:jc w:val="both"/>
+        <w:rPr>
+          <w:rFonts w:ascii="Tenorite" w:hAnsi="Tenorite" w:cstheme="majorHAnsi"/>
+        </w:rPr>
+      </w:pPr>
+      <w:r>
+        <w:rPr>
+          <w:rFonts w:ascii="Tenorite" w:hAnsi="Tenorite" w:cstheme="majorHAnsi"/>
+        </w:rPr>
+        <w:t xml:space="preserve">É o recurso que permite </w:t>
+      </w:r>
+      <w:r>
+        <w:rPr>
+          <w:rFonts w:ascii="Tenorite" w:hAnsi="Tenorite" w:cstheme="majorHAnsi"/>
+          <w:highlight w:val="yellow"/>
+        </w:rPr>
+        <w:t xml:space="preserve">executar um código </w:t>
+      </w:r>
+      <w:r>
+        <w:rPr>
+          <w:rFonts w:ascii="Tenorite" w:hAnsi="Tenorite" w:cstheme="majorHAnsi"/>
+          <w:b/>
+          <w:bCs/>
+          <w:highlight w:val="yellow"/>
+        </w:rPr>
+        <w:t>JS</w:t>
+      </w:r>
+      <w:r>
+        <w:rPr>
+          <w:rFonts w:ascii="Tenorite" w:hAnsi="Tenorite" w:cstheme="majorHAnsi"/>
+        </w:rPr>
+        <w:t xml:space="preserve"> dentro do nosso </w:t>
+      </w:r>
+      <w:r>
+        <w:rPr>
+          <w:rFonts w:ascii="Tenorite" w:hAnsi="Tenorite" w:cstheme="majorHAnsi"/>
+          <w:b/>
+          <w:bCs/>
+        </w:rPr>
+        <w:t>JSX</w:t>
+      </w:r>
+      <w:r>
+        <w:rPr>
+          <w:rFonts w:ascii="Tenorite" w:hAnsi="Tenorite" w:cstheme="majorHAnsi"/>
+        </w:rPr>
+        <w:t xml:space="preserve"> e </w:t>
+      </w:r>
+      <w:r>
+        <w:rPr>
+          <w:rFonts w:ascii="Tenorite" w:hAnsi="Tenorite" w:cstheme="majorHAnsi"/>
+          <w:highlight w:val="yellow"/>
+        </w:rPr>
+        <w:t>interpolar variáveis</w:t>
+      </w:r>
+      <w:r>
+        <w:rPr>
+          <w:rFonts w:ascii="Tenorite" w:hAnsi="Tenorite" w:cstheme="majorHAnsi"/>
+        </w:rPr>
+        <w:t>. Preste muita atenção, pois esse passo é muito importe e muito utilizado em React.</w:t>
+      </w:r>
+    </w:p>
+    <w:p>
+      <w:pPr>
+        <w:spacing w:after="0"/>
+        <w:jc w:val="both"/>
+        <w:rPr>
+          <w:rFonts w:ascii="Tenorite" w:hAnsi="Tenorite" w:cstheme="majorHAnsi"/>
+        </w:rPr>
+      </w:pPr>
+      <w:r>
+        <w:rPr>
+          <w:rFonts w:ascii="Tenorite" w:hAnsi="Tenorite" w:cstheme="majorHAnsi"/>
+        </w:rPr>
+        <w:t xml:space="preserve">A sintaxe é bem simples, são as duas chaves e dentro o código </w:t>
+      </w:r>
+      <w:r>
+        <w:rPr>
+          <w:rFonts w:ascii="Tenorite" w:hAnsi="Tenorite" w:cstheme="majorHAnsi"/>
+          <w:b/>
+          <w:bCs/>
+        </w:rPr>
+        <w:t>JS</w:t>
+      </w:r>
+      <w:r>
+        <w:rPr>
+          <w:rFonts w:ascii="Tenorite" w:hAnsi="Tenorite" w:cstheme="majorHAnsi"/>
+        </w:rPr>
+        <w:t>, como no exemplo:</w:t>
+      </w:r>
+    </w:p>
+    <w:p>
+      <w:pPr>
+        <w:spacing w:after="0"/>
+        <w:jc w:val="center"/>
+        <w:rPr>
+          <w:rFonts w:ascii="Tenorite" w:hAnsi="Tenorite" w:cstheme="majorHAnsi"/>
+        </w:rPr>
+      </w:pPr>
+      <w:r>
+        <w:rPr>
+          <w:rFonts w:ascii="Tenorite" w:hAnsi="Tenorite" w:cstheme="majorHAnsi"/>
+        </w:rPr>
+        <w:t>{</w:t>
+      </w:r>
+      <w:r>
+        <w:rPr>
+          <w:rFonts w:ascii="Tenorite" w:hAnsi="Tenorite" w:cstheme="majorHAnsi"/>
+          <w:b/>
+          <w:bCs/>
+          <w:sz w:val="24"/>
+          <w:szCs w:val="24"/>
+        </w:rPr>
+        <w:t>qualquer coisa em JS}</w:t>
+      </w:r>
+    </w:p>
+    <w:p>
+      <w:pPr>
+        <w:spacing w:after="0"/>
+        <w:jc w:val="both"/>
+        <w:rPr>
+          <w:rFonts w:ascii="Tenorite" w:hAnsi="Tenorite" w:cstheme="majorHAnsi"/>
+        </w:rPr>
+      </w:pPr>
+      <w:r>
+        <w:rPr>
+          <w:rFonts w:ascii="Tenorite" w:hAnsi="Tenorite" w:cstheme="majorHAnsi"/>
+        </w:rPr>
+        <w:t xml:space="preserve">Então, tudo que for colocado dentro de chaves é processado como um código em </w:t>
+      </w:r>
+      <w:r>
+        <w:rPr>
+          <w:rFonts w:ascii="Tenorite" w:hAnsi="Tenorite" w:cstheme="majorHAnsi"/>
+          <w:b/>
+          <w:bCs/>
+        </w:rPr>
+        <w:t>JS</w:t>
+      </w:r>
+      <w:r>
+        <w:rPr>
+          <w:rFonts w:ascii="Tenorite" w:hAnsi="Tenorite" w:cstheme="majorHAnsi"/>
+        </w:rPr>
+        <w:t>, vamos prática para entender melhor.</w:t>
+      </w:r>
+    </w:p>
+    <w:p>
+      <w:pPr>
+        <w:spacing w:after="0"/>
+        <w:jc w:val="both"/>
+        <w:rPr>
+          <w:rFonts w:ascii="Tenorite" w:hAnsi="Tenorite" w:cstheme="majorHAnsi"/>
+        </w:rPr>
+      </w:pPr>
+      <w:r>
+        <w:rPr>
+          <w:rFonts w:ascii="Tenorite" w:hAnsi="Tenorite" w:cstheme="majorHAnsi"/>
+        </w:rPr>
+        <w:t>Antes de tudo, vamos criar um componente, para praticar como é feita a criação dele, nada de diferente como o anterior, mas vamos fazer tudo do começo para sempre termos em mente como é o passo a passo.</w:t>
+      </w:r>
+    </w:p>
+    <w:p>
+      <w:pPr>
+        <w:spacing w:after="0"/>
+        <w:jc w:val="both"/>
+        <w:rPr>
+          <w:rFonts w:ascii="Tenorite" w:hAnsi="Tenorite" w:cstheme="majorHAnsi"/>
+        </w:rPr>
+      </w:pPr>
+      <w:r>
+        <w:rPr>
+          <w:rFonts w:ascii="Tenorite" w:hAnsi="Tenorite" w:cstheme="majorHAnsi"/>
+        </w:rPr>
+        <w:lastRenderedPageBreak/>
+        <w:drawing>
+          <wp:inline distT="0" distB="0" distL="0" distR="0" wp14:anchorId="41097AC0" wp14:editId="7C43FB73">
+            <wp:extent cx="3098165" cy="1949450"/>
+            <wp:effectExtent l="0" t="0" r="0" b="0"/>
+            <wp:docPr id="59" name="Imagem 59"/>
+            <wp:cNvGraphicFramePr>
+              <a:graphicFrameLocks xmlns:a="http://schemas.openxmlformats.org/drawingml/2006/main" noChangeAspect="1"/>
+            </wp:cNvGraphicFramePr>
+            <a:graphic xmlns:a="http://schemas.openxmlformats.org/drawingml/2006/main">
+              <a:graphicData uri="http://schemas.openxmlformats.org/drawingml/2006/picture">
+                <pic:pic xmlns:pic="http://schemas.openxmlformats.org/drawingml/2006/picture">
+                  <pic:nvPicPr>
+                    <pic:cNvPr id="1" name=""/>
+                    <pic:cNvPicPr/>
+                  </pic:nvPicPr>
+                  <pic:blipFill>
+                    <a:blip r:embed="rId79"/>
+                    <a:stretch>
+                      <a:fillRect/>
+                    </a:stretch>
+                  </pic:blipFill>
+                  <pic:spPr>
+                    <a:xfrm>
+                      <a:off x="0" y="0"/>
+                      <a:ext cx="3098165" cy="1949450"/>
+                    </a:xfrm>
+                    <a:prstGeom prst="rect">
+                      <a:avLst/>
+                    </a:prstGeom>
+                  </pic:spPr>
+                </pic:pic>
+              </a:graphicData>
+            </a:graphic>
+          </wp:inline>
+        </w:drawing>
+      </w:r>
+    </w:p>
+    <w:p>
+      <w:pPr>
+        <w:spacing w:after="0"/>
+        <w:jc w:val="both"/>
+        <w:rPr>
+          <w:rFonts w:ascii="Tenorite" w:hAnsi="Tenorite" w:cstheme="majorHAnsi"/>
+        </w:rPr>
+      </w:pPr>
+      <w:r>
+        <w:rPr>
+          <w:rFonts w:ascii="Tenorite" w:hAnsi="Tenorite" w:cstheme="majorHAnsi"/>
+        </w:rPr>
+        <w:t xml:space="preserve">Tendo ele sido criado, vamos criar duas variáveis (pode ser de qualquer tipo), fora do escopo do </w:t>
+      </w:r>
+      <w:r>
+        <w:rPr>
+          <w:rFonts w:ascii="Tenorite" w:hAnsi="Tenorite" w:cstheme="majorHAnsi"/>
+          <w:b/>
+          <w:bCs/>
+        </w:rPr>
+        <w:t>JSX</w:t>
+      </w:r>
+      <w:r>
+        <w:rPr>
+          <w:rFonts w:ascii="Tenorite" w:hAnsi="Tenorite" w:cstheme="majorHAnsi"/>
+        </w:rPr>
+        <w:t>. Uma variável terá uma string, e a outra variável será um objeto com alguns valores dentro.</w:t>
+      </w:r>
+    </w:p>
+    <w:p>
+      <w:pPr>
+        <w:spacing w:after="0"/>
+        <w:jc w:val="both"/>
+        <w:rPr>
+          <w:rFonts w:ascii="Tenorite" w:hAnsi="Tenorite" w:cstheme="majorHAnsi"/>
+        </w:rPr>
+      </w:pPr>
+      <w:r>
+        <w:rPr>
+          <w:rFonts w:ascii="Tenorite" w:hAnsi="Tenorite" w:cstheme="majorHAnsi"/>
+        </w:rPr>
+        <w:drawing>
+          <wp:inline distT="0" distB="0" distL="0" distR="0" wp14:anchorId="1DEC1332" wp14:editId="393A9536">
+            <wp:extent cx="3098165" cy="2741295"/>
+            <wp:effectExtent l="0" t="0" r="0" b="0"/>
+            <wp:docPr id="60" name="Imagem 60"/>
+            <wp:cNvGraphicFramePr>
+              <a:graphicFrameLocks xmlns:a="http://schemas.openxmlformats.org/drawingml/2006/main" noChangeAspect="1"/>
+            </wp:cNvGraphicFramePr>
+            <a:graphic xmlns:a="http://schemas.openxmlformats.org/drawingml/2006/main">
+              <a:graphicData uri="http://schemas.openxmlformats.org/drawingml/2006/picture">
+                <pic:pic xmlns:pic="http://schemas.openxmlformats.org/drawingml/2006/picture">
+                  <pic:nvPicPr>
+                    <pic:cNvPr id="1" name=""/>
+                    <pic:cNvPicPr/>
+                  </pic:nvPicPr>
+                  <pic:blipFill>
+                    <a:blip r:embed="rId80"/>
+                    <a:stretch>
+                      <a:fillRect/>
+                    </a:stretch>
+                  </pic:blipFill>
+                  <pic:spPr>
+                    <a:xfrm>
+                      <a:off x="0" y="0"/>
+                      <a:ext cx="3098165" cy="2741295"/>
+                    </a:xfrm>
+                    <a:prstGeom prst="rect">
+                      <a:avLst/>
+                    </a:prstGeom>
+                  </pic:spPr>
+                </pic:pic>
+              </a:graphicData>
+            </a:graphic>
+          </wp:inline>
+        </w:drawing>
+      </w:r>
+    </w:p>
+    <w:p>
+      <w:pPr>
+        <w:spacing w:after="0"/>
+        <w:jc w:val="both"/>
+        <w:rPr>
+          <w:rFonts w:ascii="Tenorite" w:hAnsi="Tenorite" w:cstheme="majorHAnsi"/>
+        </w:rPr>
+      </w:pPr>
+      <w:r>
+        <w:rPr>
+          <w:rFonts w:ascii="Tenorite" w:hAnsi="Tenorite" w:cstheme="majorHAnsi"/>
+        </w:rPr>
+        <w:t xml:space="preserve">O </w:t>
+      </w:r>
+      <w:r>
+        <w:rPr>
+          <w:rFonts w:ascii="Tenorite" w:hAnsi="Tenorite" w:cstheme="majorHAnsi"/>
+          <w:b/>
+          <w:bCs/>
+        </w:rPr>
+        <w:t>VScode</w:t>
+      </w:r>
+      <w:r>
+        <w:rPr>
+          <w:rFonts w:ascii="Tenorite" w:hAnsi="Tenorite" w:cstheme="majorHAnsi"/>
+        </w:rPr>
+        <w:t xml:space="preserve"> retorna que nossas variáveis contêm um erro, mas apenas porque não chamamos ela em nenhum outro local, ela apenas aparece. </w:t>
+      </w:r>
+    </w:p>
+    <w:p>
+      <w:pPr>
+        <w:spacing w:after="0"/>
+        <w:jc w:val="both"/>
+        <w:rPr>
+          <w:rFonts w:ascii="Tenorite" w:hAnsi="Tenorite" w:cstheme="majorHAnsi"/>
+        </w:rPr>
+      </w:pPr>
+      <w:r>
+        <w:rPr>
+          <w:rFonts w:ascii="Tenorite" w:hAnsi="Tenorite" w:cstheme="majorHAnsi"/>
+        </w:rPr>
+        <w:drawing>
+          <wp:inline distT="0" distB="0" distL="0" distR="0" wp14:anchorId="08B9096A" wp14:editId="71427A16">
+            <wp:extent cx="3098165" cy="879475"/>
+            <wp:effectExtent l="0" t="0" r="0" b="0"/>
+            <wp:docPr id="61" name="Imagem 61"/>
+            <wp:cNvGraphicFramePr>
+              <a:graphicFrameLocks xmlns:a="http://schemas.openxmlformats.org/drawingml/2006/main" noChangeAspect="1"/>
+            </wp:cNvGraphicFramePr>
+            <a:graphic xmlns:a="http://schemas.openxmlformats.org/drawingml/2006/main">
+              <a:graphicData uri="http://schemas.openxmlformats.org/drawingml/2006/picture">
+                <pic:pic xmlns:pic="http://schemas.openxmlformats.org/drawingml/2006/picture">
+                  <pic:nvPicPr>
+                    <pic:cNvPr id="1" name=""/>
+                    <pic:cNvPicPr/>
+                  </pic:nvPicPr>
+                  <pic:blipFill>
+                    <a:blip r:embed="rId81"/>
+                    <a:stretch>
+                      <a:fillRect/>
+                    </a:stretch>
+                  </pic:blipFill>
+                  <pic:spPr>
+                    <a:xfrm>
+                      <a:off x="0" y="0"/>
+                      <a:ext cx="3098165" cy="879475"/>
+                    </a:xfrm>
+                    <a:prstGeom prst="rect">
+                      <a:avLst/>
+                    </a:prstGeom>
+                  </pic:spPr>
+                </pic:pic>
+              </a:graphicData>
+            </a:graphic>
+          </wp:inline>
+        </w:drawing>
+      </w:r>
+    </w:p>
+    <w:p>
+      <w:pPr>
+        <w:spacing w:after="0"/>
+        <w:jc w:val="both"/>
+        <w:rPr>
+          <w:rFonts w:ascii="Tenorite" w:hAnsi="Tenorite" w:cstheme="majorHAnsi"/>
+        </w:rPr>
+      </w:pPr>
+      <w:r>
+        <w:rPr>
+          <w:rFonts w:ascii="Tenorite" w:hAnsi="Tenorite" w:cstheme="majorHAnsi"/>
+        </w:rPr>
+        <w:t xml:space="preserve">Assim vamos prosseguir, criaremos um </w:t>
+      </w:r>
+      <w:r>
+        <w:rPr>
+          <w:rFonts w:ascii="Tenorite" w:hAnsi="Tenorite" w:cstheme="majorHAnsi"/>
+          <w:b/>
+          <w:bCs/>
+        </w:rPr>
+        <w:t>H1</w:t>
+      </w:r>
+      <w:r>
+        <w:rPr>
+          <w:rFonts w:ascii="Tenorite" w:hAnsi="Tenorite" w:cstheme="majorHAnsi"/>
+        </w:rPr>
+        <w:t xml:space="preserve"> e um </w:t>
+      </w:r>
+      <w:r>
+        <w:rPr>
+          <w:rFonts w:ascii="Tenorite" w:hAnsi="Tenorite" w:cstheme="majorHAnsi"/>
+          <w:b/>
+          <w:bCs/>
+        </w:rPr>
+        <w:t>P</w:t>
+      </w:r>
+      <w:r>
+        <w:rPr>
+          <w:rFonts w:ascii="Tenorite" w:hAnsi="Tenorite" w:cstheme="majorHAnsi"/>
+        </w:rPr>
+        <w:t xml:space="preserve"> para interpolarmos os valores das variáveis em nossos textos. </w:t>
+      </w:r>
+    </w:p>
+    <w:p>
+      <w:pPr>
+        <w:spacing w:after="0"/>
+        <w:jc w:val="both"/>
+        <w:rPr>
+          <w:rFonts w:ascii="Tenorite" w:hAnsi="Tenorite" w:cstheme="majorHAnsi"/>
+        </w:rPr>
+      </w:pPr>
+      <w:r>
+        <w:rPr>
+          <w:rFonts w:ascii="Tenorite" w:hAnsi="Tenorite" w:cstheme="majorHAnsi"/>
+        </w:rPr>
+        <w:drawing>
+          <wp:inline distT="0" distB="0" distL="0" distR="0" wp14:anchorId="77794A19" wp14:editId="2F3357BF">
+            <wp:extent cx="3098165" cy="2563495"/>
+            <wp:effectExtent l="0" t="0" r="0" b="0"/>
+            <wp:docPr id="62" name="Imagem 62"/>
+            <wp:cNvGraphicFramePr>
+              <a:graphicFrameLocks xmlns:a="http://schemas.openxmlformats.org/drawingml/2006/main" noChangeAspect="1"/>
+            </wp:cNvGraphicFramePr>
+            <a:graphic xmlns:a="http://schemas.openxmlformats.org/drawingml/2006/main">
+              <a:graphicData uri="http://schemas.openxmlformats.org/drawingml/2006/picture">
+                <pic:pic xmlns:pic="http://schemas.openxmlformats.org/drawingml/2006/picture">
+                  <pic:nvPicPr>
+                    <pic:cNvPr id="1" name=""/>
+                    <pic:cNvPicPr/>
+                  </pic:nvPicPr>
+                  <pic:blipFill>
+                    <a:blip r:embed="rId82"/>
+                    <a:stretch>
+                      <a:fillRect/>
+                    </a:stretch>
+                  </pic:blipFill>
+                  <pic:spPr>
+                    <a:xfrm>
+                      <a:off x="0" y="0"/>
+                      <a:ext cx="3098165" cy="2563495"/>
+                    </a:xfrm>
+                    <a:prstGeom prst="rect">
+                      <a:avLst/>
+                    </a:prstGeom>
+                  </pic:spPr>
+                </pic:pic>
+              </a:graphicData>
+            </a:graphic>
+          </wp:inline>
+        </w:drawing>
+      </w:r>
+    </w:p>
+    <w:p>
+      <w:pPr>
+        <w:spacing w:after="0"/>
+        <w:jc w:val="both"/>
+        <w:rPr>
+          <w:rFonts w:ascii="Tenorite" w:hAnsi="Tenorite" w:cstheme="majorHAnsi"/>
+        </w:rPr>
+      </w:pPr>
+      <w:r>
+        <w:rPr>
+          <w:rFonts w:ascii="Tenorite" w:hAnsi="Tenorite" w:cstheme="majorHAnsi"/>
+        </w:rPr>
+        <w:t xml:space="preserve">O nosso progresso até aqui ainda não poder ser visto em tela porque ainda não importamos nosso componente para nenhum lugar, e como nosso objetivo é entender como o </w:t>
+      </w:r>
+      <w:r>
+        <w:rPr>
+          <w:rFonts w:ascii="Tenorite" w:hAnsi="Tenorite" w:cstheme="majorHAnsi"/>
+          <w:b/>
+          <w:bCs/>
+        </w:rPr>
+        <w:t>JS</w:t>
+      </w:r>
+      <w:r>
+        <w:rPr>
+          <w:rFonts w:ascii="Tenorite" w:hAnsi="Tenorite" w:cstheme="majorHAnsi"/>
+        </w:rPr>
+        <w:t xml:space="preserve"> é lido em nosso </w:t>
+      </w:r>
+      <w:r>
+        <w:rPr>
+          <w:rFonts w:ascii="Tenorite" w:hAnsi="Tenorite" w:cstheme="majorHAnsi"/>
+          <w:b/>
+          <w:bCs/>
+        </w:rPr>
+        <w:t>JSX</w:t>
+      </w:r>
+      <w:r>
+        <w:rPr>
+          <w:rFonts w:ascii="Tenorite" w:hAnsi="Tenorite" w:cstheme="majorHAnsi"/>
+        </w:rPr>
+        <w:t xml:space="preserve">, vamos usar dois outros exemplos, vamos somar alguns valores usando o mesmo método e vamos aplicar um </w:t>
+      </w:r>
+      <w:r>
+        <w:rPr>
+          <w:rFonts w:ascii="Tenorite" w:hAnsi="Tenorite" w:cstheme="majorHAnsi"/>
+          <w:b/>
+          <w:bCs/>
+        </w:rPr>
+        <w:t>console.log</w:t>
+      </w:r>
+      <w:r>
+        <w:rPr>
+          <w:rFonts w:ascii="Tenorite" w:hAnsi="Tenorite" w:cstheme="majorHAnsi"/>
+        </w:rPr>
+        <w:t xml:space="preserve"> e ver o que acontece.</w:t>
+      </w:r>
+    </w:p>
+    <w:p>
+      <w:pPr>
+        <w:spacing w:after="0"/>
+        <w:jc w:val="both"/>
+        <w:rPr>
+          <w:rFonts w:ascii="Tenorite" w:hAnsi="Tenorite" w:cstheme="majorHAnsi"/>
+        </w:rPr>
+      </w:pPr>
+      <w:r>
+        <w:rPr>
+          <w:rFonts w:ascii="Tenorite" w:hAnsi="Tenorite" w:cstheme="majorHAnsi"/>
+        </w:rPr>
+        <w:drawing>
+          <wp:inline distT="0" distB="0" distL="0" distR="0" wp14:anchorId="69D66128" wp14:editId="5A6FEB12">
+            <wp:extent cx="3098165" cy="1769110"/>
+            <wp:effectExtent l="0" t="0" r="0" b="0"/>
+            <wp:docPr id="63" name="Imagem 63"/>
+            <wp:cNvGraphicFramePr>
+              <a:graphicFrameLocks xmlns:a="http://schemas.openxmlformats.org/drawingml/2006/main" noChangeAspect="1"/>
+            </wp:cNvGraphicFramePr>
+            <a:graphic xmlns:a="http://schemas.openxmlformats.org/drawingml/2006/main">
+              <a:graphicData uri="http://schemas.openxmlformats.org/drawingml/2006/picture">
+                <pic:pic xmlns:pic="http://schemas.openxmlformats.org/drawingml/2006/picture">
+                  <pic:nvPicPr>
+                    <pic:cNvPr id="1" name=""/>
+                    <pic:cNvPicPr/>
+                  </pic:nvPicPr>
+                  <pic:blipFill>
+                    <a:blip r:embed="rId83"/>
+                    <a:stretch>
+                      <a:fillRect/>
+                    </a:stretch>
+                  </pic:blipFill>
+                  <pic:spPr>
+                    <a:xfrm>
+                      <a:off x="0" y="0"/>
+                      <a:ext cx="3098165" cy="1769110"/>
+                    </a:xfrm>
+                    <a:prstGeom prst="rect">
+                      <a:avLst/>
+                    </a:prstGeom>
+                  </pic:spPr>
+                </pic:pic>
+              </a:graphicData>
+            </a:graphic>
+          </wp:inline>
+        </w:drawing>
+      </w:r>
+    </w:p>
+    <w:p>
+      <w:pPr>
+        <w:spacing w:after="0"/>
+        <w:jc w:val="both"/>
+        <w:rPr>
+          <w:rFonts w:ascii="Tenorite" w:hAnsi="Tenorite" w:cstheme="majorHAnsi"/>
+        </w:rPr>
+      </w:pPr>
+      <w:r>
+        <w:rPr>
+          <w:rFonts w:ascii="Tenorite" w:hAnsi="Tenorite" w:cstheme="majorHAnsi"/>
+        </w:rPr>
+        <w:t xml:space="preserve">Terminamos, agora vamos importar nosso componente para o </w:t>
+      </w:r>
+      <w:r>
+        <w:rPr>
+          <w:rFonts w:ascii="Tenorite" w:hAnsi="Tenorite" w:cstheme="majorHAnsi"/>
+          <w:i/>
+          <w:iCs/>
+        </w:rPr>
+        <w:t>App.jsx</w:t>
+      </w:r>
+      <w:r>
+        <w:rPr>
+          <w:rFonts w:ascii="Tenorite" w:hAnsi="Tenorite" w:cstheme="majorHAnsi"/>
+        </w:rPr>
+        <w:t xml:space="preserve"> e verificar nossa tela o que irá aparecer.</w:t>
+      </w:r>
+    </w:p>
+    <w:p>
+      <w:pPr>
+        <w:spacing w:after="0"/>
+        <w:jc w:val="both"/>
+        <w:rPr>
+          <w:rFonts w:ascii="Tenorite" w:hAnsi="Tenorite" w:cstheme="majorHAnsi"/>
+        </w:rPr>
+      </w:pPr>
+      <w:r>
+        <w:rPr>
+          <w:rFonts w:ascii="Tenorite" w:hAnsi="Tenorite" w:cstheme="majorHAnsi"/>
+        </w:rPr>
+        <w:t xml:space="preserve">Antes de mais nada, um dia importante para poupar tempo, podemos chamar nosso componente que o </w:t>
+      </w:r>
+      <w:proofErr w:type="spellStart"/>
+      <w:r>
+        <w:rPr>
+          <w:rFonts w:ascii="Tenorite" w:hAnsi="Tenorite" w:cstheme="majorHAnsi"/>
+          <w:i/>
+          <w:iCs/>
+        </w:rPr>
+        <w:t>emmet</w:t>
+      </w:r>
+      <w:proofErr w:type="spellEnd"/>
+      <w:r>
+        <w:rPr>
+          <w:rFonts w:ascii="Tenorite" w:hAnsi="Tenorite" w:cstheme="majorHAnsi"/>
+        </w:rPr>
+        <w:t xml:space="preserve"> irá autocompletar todo o processo de importação.</w:t>
+      </w:r>
+    </w:p>
+    <w:p>
+      <w:pPr>
+        <w:spacing w:after="0"/>
+        <w:jc w:val="both"/>
+        <w:rPr>
+          <w:rFonts w:ascii="Tenorite" w:hAnsi="Tenorite" w:cstheme="majorHAnsi"/>
+        </w:rPr>
+      </w:pPr>
+      <w:r>
+        <w:rPr>
+          <w:rFonts w:ascii="Tenorite" w:hAnsi="Tenorite" w:cstheme="majorHAnsi"/>
+        </w:rPr>
+        <w:lastRenderedPageBreak/>
+        <w:drawing>
+          <wp:inline distT="0" distB="0" distL="0" distR="0" wp14:anchorId="53D140D1" wp14:editId="1839C47F">
+            <wp:extent cx="3098165" cy="2811145"/>
+            <wp:effectExtent l="0" t="0" r="0" b="0"/>
+            <wp:docPr id="64" name="Imagem 64"/>
+            <wp:cNvGraphicFramePr>
+              <a:graphicFrameLocks xmlns:a="http://schemas.openxmlformats.org/drawingml/2006/main" noChangeAspect="1"/>
+            </wp:cNvGraphicFramePr>
+            <a:graphic xmlns:a="http://schemas.openxmlformats.org/drawingml/2006/main">
+              <a:graphicData uri="http://schemas.openxmlformats.org/drawingml/2006/picture">
+                <pic:pic xmlns:pic="http://schemas.openxmlformats.org/drawingml/2006/picture">
+                  <pic:nvPicPr>
+                    <pic:cNvPr id="1" name=""/>
+                    <pic:cNvPicPr/>
+                  </pic:nvPicPr>
+                  <pic:blipFill>
+                    <a:blip r:embed="rId84"/>
+                    <a:stretch>
+                      <a:fillRect/>
+                    </a:stretch>
+                  </pic:blipFill>
+                  <pic:spPr>
+                    <a:xfrm>
+                      <a:off x="0" y="0"/>
+                      <a:ext cx="3098165" cy="2811145"/>
+                    </a:xfrm>
+                    <a:prstGeom prst="rect">
+                      <a:avLst/>
+                    </a:prstGeom>
+                  </pic:spPr>
+                </pic:pic>
+              </a:graphicData>
+            </a:graphic>
+          </wp:inline>
+        </w:drawing>
+      </w:r>
+    </w:p>
+    <w:p>
+      <w:pPr>
+        <w:spacing w:after="0"/>
+        <w:jc w:val="both"/>
+        <w:rPr>
+          <w:rFonts w:ascii="Tenorite" w:hAnsi="Tenorite" w:cstheme="majorHAnsi"/>
+        </w:rPr>
+      </w:pPr>
+      <w:r>
+        <w:rPr>
+          <w:rFonts w:ascii="Tenorite" w:hAnsi="Tenorite" w:cstheme="majorHAnsi"/>
+        </w:rPr>
+        <w:t xml:space="preserve">Aqui, iniciamos o nome do nosso componente e o </w:t>
+      </w:r>
+      <w:proofErr w:type="spellStart"/>
+      <w:r>
+        <w:rPr>
+          <w:rFonts w:ascii="Tenorite" w:hAnsi="Tenorite" w:cstheme="majorHAnsi"/>
+          <w:i/>
+          <w:iCs/>
+        </w:rPr>
+        <w:t>emmet</w:t>
+      </w:r>
+      <w:proofErr w:type="spellEnd"/>
+      <w:r>
+        <w:rPr>
+          <w:rFonts w:ascii="Tenorite" w:hAnsi="Tenorite" w:cstheme="majorHAnsi"/>
+        </w:rPr>
+        <w:t xml:space="preserve"> já nos avisa que temos o nosso arquivo para ser importado, assim nos poupa tempo.</w:t>
+      </w:r>
+    </w:p>
+    <w:p>
+      <w:pPr>
+        <w:spacing w:after="0"/>
+        <w:jc w:val="both"/>
+        <w:rPr>
+          <w:rFonts w:ascii="Tenorite" w:hAnsi="Tenorite" w:cstheme="majorHAnsi"/>
+        </w:rPr>
+      </w:pPr>
+      <w:r>
+        <w:rPr>
+          <w:rFonts w:ascii="Tenorite" w:hAnsi="Tenorite" w:cstheme="majorHAnsi"/>
+        </w:rPr>
+        <w:drawing>
+          <wp:inline distT="0" distB="0" distL="0" distR="0" wp14:anchorId="5C76C003" wp14:editId="51F9C46A">
+            <wp:extent cx="3098165" cy="2420620"/>
+            <wp:effectExtent l="0" t="0" r="0" b="0"/>
+            <wp:docPr id="65" name="Imagem 65"/>
+            <wp:cNvGraphicFramePr>
+              <a:graphicFrameLocks xmlns:a="http://schemas.openxmlformats.org/drawingml/2006/main" noChangeAspect="1"/>
+            </wp:cNvGraphicFramePr>
+            <a:graphic xmlns:a="http://schemas.openxmlformats.org/drawingml/2006/main">
+              <a:graphicData uri="http://schemas.openxmlformats.org/drawingml/2006/picture">
+                <pic:pic xmlns:pic="http://schemas.openxmlformats.org/drawingml/2006/picture">
+                  <pic:nvPicPr>
+                    <pic:cNvPr id="1" name=""/>
+                    <pic:cNvPicPr/>
+                  </pic:nvPicPr>
+                  <pic:blipFill>
+                    <a:blip r:embed="rId85"/>
+                    <a:stretch>
+                      <a:fillRect/>
+                    </a:stretch>
+                  </pic:blipFill>
+                  <pic:spPr>
+                    <a:xfrm>
+                      <a:off x="0" y="0"/>
+                      <a:ext cx="3098165" cy="2420620"/>
+                    </a:xfrm>
+                    <a:prstGeom prst="rect">
+                      <a:avLst/>
+                    </a:prstGeom>
+                  </pic:spPr>
+                </pic:pic>
+              </a:graphicData>
+            </a:graphic>
+          </wp:inline>
+        </w:drawing>
+      </w:r>
+    </w:p>
+    <w:p>
+      <w:pPr>
+        <w:spacing w:after="0"/>
+        <w:jc w:val="both"/>
+        <w:rPr>
+          <w:rFonts w:ascii="Tenorite" w:hAnsi="Tenorite" w:cstheme="majorHAnsi"/>
+        </w:rPr>
+      </w:pPr>
+      <w:r>
+        <w:rPr>
+          <w:rFonts w:ascii="Tenorite" w:hAnsi="Tenorite" w:cstheme="majorHAnsi"/>
+        </w:rPr>
+        <w:t xml:space="preserve">Só precisamos prestar atenção em fechar a tag do nosso componente, pois o </w:t>
+      </w:r>
+      <w:proofErr w:type="spellStart"/>
+      <w:r>
+        <w:rPr>
+          <w:rFonts w:ascii="Tenorite" w:hAnsi="Tenorite" w:cstheme="majorHAnsi"/>
+          <w:i/>
+          <w:iCs/>
+        </w:rPr>
+        <w:t>emmet</w:t>
+      </w:r>
+      <w:proofErr w:type="spellEnd"/>
+      <w:r>
+        <w:rPr>
+          <w:rFonts w:ascii="Tenorite" w:hAnsi="Tenorite" w:cstheme="majorHAnsi"/>
+        </w:rPr>
+        <w:t xml:space="preserve"> não irá realizar isso para gente.</w:t>
+      </w:r>
+    </w:p>
+    <w:p>
+      <w:pPr>
+        <w:spacing w:after="0"/>
+        <w:jc w:val="both"/>
+        <w:rPr>
+          <w:rFonts w:ascii="Tenorite" w:hAnsi="Tenorite" w:cstheme="majorHAnsi"/>
+        </w:rPr>
+      </w:pPr>
+      <w:r>
+        <w:rPr>
+          <w:rFonts w:ascii="Tenorite" w:hAnsi="Tenorite" w:cstheme="majorHAnsi"/>
+        </w:rPr>
+        <w:t>E agora vamos ver como ficou tudo o</w:t>
+      </w:r>
+      <w:r>
+        <w:rPr>
+          <w:rFonts w:ascii="Tenorite" w:hAnsi="Tenorite" w:cstheme="majorHAnsi"/>
+        </w:rPr>
+        <w:t xml:space="preserve"> </w:t>
+      </w:r>
+      <w:r>
+        <w:rPr>
+          <w:rFonts w:ascii="Tenorite" w:hAnsi="Tenorite" w:cstheme="majorHAnsi"/>
+        </w:rPr>
+        <w:t>que realizamos dentro do navegador.</w:t>
+      </w:r>
+    </w:p>
+    <w:p>
+      <w:pPr>
+        <w:spacing w:after="0"/>
+        <w:jc w:val="both"/>
+        <w:rPr>
+          <w:rFonts w:ascii="Tenorite" w:hAnsi="Tenorite" w:cstheme="majorHAnsi"/>
+        </w:rPr>
+      </w:pPr>
+      <w:r>
+        <w:rPr>
+          <w:rFonts w:ascii="Tenorite" w:hAnsi="Tenorite" w:cstheme="majorHAnsi"/>
+        </w:rPr>
+        <w:drawing>
+          <wp:inline distT="0" distB="0" distL="0" distR="0" wp14:anchorId="64C87664" wp14:editId="21847F26">
+            <wp:extent cx="3098165" cy="1664970"/>
+            <wp:effectExtent l="0" t="0" r="0" b="0"/>
+            <wp:docPr id="67" name="Imagem 67"/>
+            <wp:cNvGraphicFramePr>
+              <a:graphicFrameLocks xmlns:a="http://schemas.openxmlformats.org/drawingml/2006/main" noChangeAspect="1"/>
+            </wp:cNvGraphicFramePr>
+            <a:graphic xmlns:a="http://schemas.openxmlformats.org/drawingml/2006/main">
+              <a:graphicData uri="http://schemas.openxmlformats.org/drawingml/2006/picture">
+                <pic:pic xmlns:pic="http://schemas.openxmlformats.org/drawingml/2006/picture">
+                  <pic:nvPicPr>
+                    <pic:cNvPr id="1" name=""/>
+                    <pic:cNvPicPr/>
+                  </pic:nvPicPr>
+                  <pic:blipFill>
+                    <a:blip r:embed="rId86"/>
+                    <a:stretch>
+                      <a:fillRect/>
+                    </a:stretch>
+                  </pic:blipFill>
+                  <pic:spPr>
+                    <a:xfrm>
+                      <a:off x="0" y="0"/>
+                      <a:ext cx="3098165" cy="1664970"/>
+                    </a:xfrm>
+                    <a:prstGeom prst="rect">
+                      <a:avLst/>
+                    </a:prstGeom>
+                  </pic:spPr>
+                </pic:pic>
+              </a:graphicData>
+            </a:graphic>
+          </wp:inline>
+        </w:drawing>
+      </w:r>
+    </w:p>
+    <w:p>
+      <w:pPr>
+        <w:spacing w:after="0"/>
+        <w:jc w:val="both"/>
+        <w:rPr>
+          <w:rFonts w:ascii="Tenorite" w:hAnsi="Tenorite" w:cstheme="majorHAnsi"/>
+        </w:rPr>
+      </w:pPr>
+      <w:r>
+        <w:rPr>
+          <w:rFonts w:ascii="Tenorite" w:hAnsi="Tenorite" w:cstheme="majorHAnsi"/>
+        </w:rPr>
+        <w:t xml:space="preserve">Podemos observar que os dados esperados foram mostrados em tela, que a soma que realizamos foi executada como esperado </w:t>
+      </w:r>
+      <w:r>
+        <w:rPr>
+          <w:rFonts w:ascii="Tenorite" w:hAnsi="Tenorite" w:cstheme="majorHAnsi"/>
+        </w:rPr>
+        <w:t>e</w:t>
+      </w:r>
+      <w:r>
+        <w:rPr>
+          <w:rFonts w:ascii="Tenorite" w:hAnsi="Tenorite" w:cstheme="majorHAnsi"/>
+        </w:rPr>
+        <w:t xml:space="preserve"> se notarmos, o nosso console está mostrando a mensagem que escrevemos.</w:t>
+      </w:r>
+    </w:p>
+    <w:p>
+      <w:pPr>
+        <w:shd w:val="clear" w:color="auto" w:fill="3179C7"/>
+        <w:spacing w:after="0"/>
+        <w:jc w:val="center"/>
+        <w:rPr>
+          <w:rFonts w:ascii="Tenorite" w:hAnsi="Tenorite" w:cstheme="majorHAnsi"/>
+          <w:b/>
+          <w:bCs/>
+          <w:color w:val="FFFFFF" w:themeColor="background1"/>
+          <w:sz w:val="24"/>
+          <w:szCs w:val="24"/>
+        </w:rPr>
+      </w:pPr>
+      <w:r>
+        <w:rPr>
+          <w:rFonts w:ascii="Tenorite" w:hAnsi="Tenorite" w:cstheme="majorHAnsi"/>
+          <w:b/>
+          <w:bCs/>
+          <w:color w:val="FFFFFF" w:themeColor="background1"/>
+          <w:sz w:val="24"/>
+          <w:szCs w:val="24"/>
+        </w:rPr>
+        <w:t xml:space="preserve">AULA </w:t>
+      </w:r>
+      <w:r>
+        <w:rPr>
+          <w:rFonts w:ascii="Tenorite" w:hAnsi="Tenorite" w:cstheme="majorHAnsi"/>
+          <w:b/>
+          <w:bCs/>
+          <w:color w:val="FFFFFF" w:themeColor="background1"/>
+          <w:sz w:val="24"/>
+          <w:szCs w:val="24"/>
+        </w:rPr>
+        <w:t>2</w:t>
+      </w:r>
+      <w:r>
+        <w:rPr>
+          <w:rFonts w:ascii="Tenorite" w:hAnsi="Tenorite" w:cstheme="majorHAnsi"/>
+          <w:b/>
+          <w:bCs/>
+          <w:color w:val="FFFFFF" w:themeColor="background1"/>
+          <w:sz w:val="24"/>
+          <w:szCs w:val="24"/>
+        </w:rPr>
+        <w:t>9</w:t>
+      </w:r>
+      <w:r>
+        <w:rPr>
+          <w:rFonts w:ascii="Tenorite" w:hAnsi="Tenorite" w:cstheme="majorHAnsi"/>
+          <w:b/>
+          <w:bCs/>
+          <w:color w:val="FFFFFF" w:themeColor="background1"/>
+          <w:sz w:val="24"/>
+          <w:szCs w:val="24"/>
+        </w:rPr>
+        <w:t xml:space="preserve">: </w:t>
+      </w:r>
+      <w:r>
+        <w:rPr>
+          <w:rFonts w:ascii="Tenorite" w:hAnsi="Tenorite" w:cstheme="majorHAnsi"/>
+          <w:b/>
+          <w:bCs/>
+          <w:color w:val="FFFFFF" w:themeColor="background1"/>
+          <w:sz w:val="24"/>
+          <w:szCs w:val="24"/>
+        </w:rPr>
+        <w:t>Hierarquia de Componentes</w:t>
+      </w:r>
+    </w:p>
+    <w:p>
+      <w:pPr>
+        <w:spacing w:after="0"/>
+        <w:jc w:val="both"/>
+        <w:rPr>
+          <w:rFonts w:ascii="Tenorite" w:hAnsi="Tenorite" w:cstheme="majorHAnsi"/>
+        </w:rPr>
+      </w:pPr>
+      <w:r>
+        <w:rPr>
+          <w:rFonts w:ascii="Tenorite" w:hAnsi="Tenorite" w:cstheme="majorHAnsi"/>
+        </w:rPr>
+        <w:t xml:space="preserve">Basicamente um componente criado, vai ter apenas 1 componente pai, digamos que </w:t>
+      </w:r>
+      <w:r>
+        <w:rPr>
+          <w:rFonts w:ascii="Tenorite" w:hAnsi="Tenorite" w:cstheme="majorHAnsi"/>
+          <w:i/>
+          <w:iCs/>
+        </w:rPr>
+        <w:t>App.jsx</w:t>
+      </w:r>
+      <w:r>
+        <w:rPr>
+          <w:rFonts w:ascii="Tenorite" w:hAnsi="Tenorite" w:cstheme="majorHAnsi"/>
+        </w:rPr>
+        <w:t xml:space="preserve"> é nosso componente pai, todos os outros componentes criados e importados nele são filhos dele. Outro caso importante é se que criar o componente A e B e adicionar em </w:t>
+      </w:r>
+      <w:r>
+        <w:rPr>
+          <w:rFonts w:ascii="Tenorite" w:hAnsi="Tenorite" w:cstheme="majorHAnsi"/>
+          <w:i/>
+          <w:iCs/>
+        </w:rPr>
+        <w:t>App.jsx</w:t>
+      </w:r>
+      <w:r>
+        <w:rPr>
+          <w:rFonts w:ascii="Tenorite" w:hAnsi="Tenorite" w:cstheme="majorHAnsi"/>
+        </w:rPr>
+        <w:t xml:space="preserve">, </w:t>
+      </w:r>
+      <w:r>
+        <w:rPr>
+          <w:rFonts w:ascii="Tenorite" w:hAnsi="Tenorite" w:cstheme="majorHAnsi"/>
+          <w:i/>
+          <w:iCs/>
+        </w:rPr>
+        <w:t>App.jsx</w:t>
+      </w:r>
+      <w:r>
+        <w:rPr>
+          <w:rFonts w:ascii="Tenorite" w:hAnsi="Tenorite" w:cstheme="majorHAnsi"/>
+        </w:rPr>
+        <w:t xml:space="preserve"> é o pai desses componentes, correto? E se eu colocar o componente B dentro do componente A? Ai o componente a </w:t>
+      </w:r>
+      <w:proofErr w:type="spellStart"/>
+      <w:r>
+        <w:rPr>
+          <w:rFonts w:ascii="Tenorite" w:hAnsi="Tenorite" w:cstheme="majorHAnsi"/>
+        </w:rPr>
+        <w:t>A</w:t>
+      </w:r>
+      <w:proofErr w:type="spellEnd"/>
+      <w:r>
+        <w:rPr>
+          <w:rFonts w:ascii="Tenorite" w:hAnsi="Tenorite" w:cstheme="majorHAnsi"/>
+        </w:rPr>
+        <w:t xml:space="preserve"> se tornar pai do componente B, e assim se eu </w:t>
+      </w:r>
+      <w:proofErr w:type="spellStart"/>
+      <w:r>
+        <w:rPr>
+          <w:rFonts w:ascii="Tenorite" w:hAnsi="Tenorite" w:cstheme="majorHAnsi"/>
+        </w:rPr>
+        <w:t>cololocar</w:t>
+      </w:r>
+      <w:proofErr w:type="spellEnd"/>
+      <w:r>
+        <w:rPr>
+          <w:rFonts w:ascii="Tenorite" w:hAnsi="Tenorite" w:cstheme="majorHAnsi"/>
+        </w:rPr>
+        <w:t xml:space="preserve"> o componente A no </w:t>
+      </w:r>
+      <w:r>
+        <w:rPr>
+          <w:rFonts w:ascii="Tenorite" w:hAnsi="Tenorite" w:cstheme="majorHAnsi"/>
+        </w:rPr>
+        <w:t>App.jsx</w:t>
+      </w:r>
+      <w:r>
+        <w:rPr>
+          <w:rFonts w:ascii="Tenorite" w:hAnsi="Tenorite" w:cstheme="majorHAnsi"/>
+        </w:rPr>
+        <w:t xml:space="preserve">, ele vai trazer o B junto, e eu ainda posso importar o B para </w:t>
+      </w:r>
+      <w:r>
+        <w:rPr>
+          <w:rFonts w:ascii="Tenorite" w:hAnsi="Tenorite" w:cstheme="majorHAnsi"/>
+          <w:i/>
+          <w:iCs/>
+        </w:rPr>
+        <w:t>App.jsx</w:t>
+      </w:r>
+      <w:r>
+        <w:rPr>
+          <w:rFonts w:ascii="Tenorite" w:hAnsi="Tenorite" w:cstheme="majorHAnsi"/>
+        </w:rPr>
+        <w:t xml:space="preserve">, e nada disso gera um erro, porque todos o componente são filhos de </w:t>
+      </w:r>
+      <w:r>
+        <w:rPr>
+          <w:rFonts w:ascii="Tenorite" w:hAnsi="Tenorite" w:cstheme="majorHAnsi"/>
+          <w:i/>
+          <w:iCs/>
+        </w:rPr>
+        <w:t>App.jsx</w:t>
+      </w:r>
+      <w:r>
+        <w:rPr>
+          <w:rFonts w:ascii="Tenorite" w:hAnsi="Tenorite" w:cstheme="majorHAnsi"/>
+        </w:rPr>
+        <w:t>, tanto A+B ou A e B separados. Vamos ver isso em prática.</w:t>
+      </w:r>
+    </w:p>
+    <w:p>
+      <w:pPr>
+        <w:spacing w:after="0"/>
+        <w:jc w:val="both"/>
+        <w:rPr>
+          <w:noProof/>
+        </w:rPr>
+      </w:pPr>
+      <w:r>
+        <w:rPr>
+          <w:rFonts w:ascii="Tenorite" w:hAnsi="Tenorite" w:cstheme="majorHAnsi"/>
+        </w:rPr>
+        <w:drawing>
+          <wp:inline distT="0" distB="0" distL="0" distR="0" wp14:anchorId="180A233D" wp14:editId="4B79E51B">
+            <wp:extent cx="3098165" cy="1270635"/>
+            <wp:effectExtent l="0" t="0" r="0" b="0"/>
+            <wp:docPr id="68" name="Imagem 68"/>
+            <wp:cNvGraphicFramePr>
+              <a:graphicFrameLocks xmlns:a="http://schemas.openxmlformats.org/drawingml/2006/main" noChangeAspect="1"/>
+            </wp:cNvGraphicFramePr>
+            <a:graphic xmlns:a="http://schemas.openxmlformats.org/drawingml/2006/main">
+              <a:graphicData uri="http://schemas.openxmlformats.org/drawingml/2006/picture">
+                <pic:pic xmlns:pic="http://schemas.openxmlformats.org/drawingml/2006/picture">
+                  <pic:nvPicPr>
+                    <pic:cNvPr id="1" name=""/>
+                    <pic:cNvPicPr/>
+                  </pic:nvPicPr>
+                  <pic:blipFill>
+                    <a:blip r:embed="rId87"/>
+                    <a:stretch>
+                      <a:fillRect/>
+                    </a:stretch>
+                  </pic:blipFill>
+                  <pic:spPr>
+                    <a:xfrm>
+                      <a:off x="0" y="0"/>
+                      <a:ext cx="3098165" cy="1270635"/>
+                    </a:xfrm>
+                    <a:prstGeom prst="rect">
+                      <a:avLst/>
+                    </a:prstGeom>
+                  </pic:spPr>
+                </pic:pic>
+              </a:graphicData>
+            </a:graphic>
+          </wp:inline>
+        </w:drawing>
+      </w:r>
+      <w:r>
+        <w:rPr>
+          <w:noProof/>
+        </w:rPr>
+        <w:t xml:space="preserve"> </w:t>
+      </w:r>
+      <w:r>
+        <w:rPr>
+          <w:rFonts w:ascii="Tenorite" w:hAnsi="Tenorite" w:cstheme="majorHAnsi"/>
+        </w:rPr>
+        <w:drawing>
+          <wp:inline distT="0" distB="0" distL="0" distR="0" wp14:anchorId="68B63645" wp14:editId="30727F69">
+            <wp:extent cx="3098165" cy="2115820"/>
+            <wp:effectExtent l="0" t="0" r="0" b="0"/>
+            <wp:docPr id="69" name="Imagem 69"/>
+            <wp:cNvGraphicFramePr>
+              <a:graphicFrameLocks xmlns:a="http://schemas.openxmlformats.org/drawingml/2006/main" noChangeAspect="1"/>
+            </wp:cNvGraphicFramePr>
+            <a:graphic xmlns:a="http://schemas.openxmlformats.org/drawingml/2006/main">
+              <a:graphicData uri="http://schemas.openxmlformats.org/drawingml/2006/picture">
+                <pic:pic xmlns:pic="http://schemas.openxmlformats.org/drawingml/2006/picture">
+                  <pic:nvPicPr>
+                    <pic:cNvPr id="1" name=""/>
+                    <pic:cNvPicPr/>
+                  </pic:nvPicPr>
+                  <pic:blipFill>
+                    <a:blip r:embed="rId88"/>
+                    <a:stretch>
+                      <a:fillRect/>
+                    </a:stretch>
+                  </pic:blipFill>
+                  <pic:spPr>
+                    <a:xfrm>
+                      <a:off x="0" y="0"/>
+                      <a:ext cx="3098165" cy="2115820"/>
+                    </a:xfrm>
+                    <a:prstGeom prst="rect">
+                      <a:avLst/>
+                    </a:prstGeom>
+                  </pic:spPr>
+                </pic:pic>
+              </a:graphicData>
+            </a:graphic>
+          </wp:inline>
+        </w:drawing>
+      </w:r>
+      <w:r>
+        <w:rPr>
+          <w:noProof/>
+        </w:rPr>
+        <w:t xml:space="preserve"> </w:t>
+      </w:r>
+      <w:r>
+        <w:rPr>
+          <w:noProof/>
+        </w:rPr>
+        <w:drawing>
+          <wp:inline distT="0" distB="0" distL="0" distR="0" wp14:anchorId="4D4EFA7E" wp14:editId="4D78B2A9">
+            <wp:extent cx="3098165" cy="2369185"/>
+            <wp:effectExtent l="0" t="0" r="0" b="0"/>
+            <wp:docPr id="70" name="Imagem 70"/>
+            <wp:cNvGraphicFramePr>
+              <a:graphicFrameLocks xmlns:a="http://schemas.openxmlformats.org/drawingml/2006/main" noChangeAspect="1"/>
+            </wp:cNvGraphicFramePr>
+            <a:graphic xmlns:a="http://schemas.openxmlformats.org/drawingml/2006/main">
+              <a:graphicData uri="http://schemas.openxmlformats.org/drawingml/2006/picture">
+                <pic:pic xmlns:pic="http://schemas.openxmlformats.org/drawingml/2006/picture">
+                  <pic:nvPicPr>
+                    <pic:cNvPr id="1" name=""/>
+                    <pic:cNvPicPr/>
+                  </pic:nvPicPr>
+                  <pic:blipFill>
+                    <a:blip r:embed="rId89"/>
+                    <a:stretch>
+                      <a:fillRect/>
+                    </a:stretch>
+                  </pic:blipFill>
+                  <pic:spPr>
+                    <a:xfrm>
+                      <a:off x="0" y="0"/>
+                      <a:ext cx="3098165" cy="2369185"/>
+                    </a:xfrm>
+                    <a:prstGeom prst="rect">
+                      <a:avLst/>
+                    </a:prstGeom>
+                  </pic:spPr>
+                </pic:pic>
+              </a:graphicData>
+            </a:graphic>
+          </wp:inline>
+        </w:drawing>
+      </w:r>
+    </w:p>
+    <w:p>
+      <w:pPr>
+        <w:spacing w:after="0"/>
+        <w:jc w:val="both"/>
+        <w:rPr>
+          <w:noProof/>
+        </w:rPr>
+      </w:pPr>
+      <w:r>
+        <w:rPr>
+          <w:noProof/>
+        </w:rPr>
+        <w:lastRenderedPageBreak/>
+        <w:drawing>
+          <wp:inline distT="0" distB="0" distL="0" distR="0" wp14:anchorId="2E4C6716" wp14:editId="2B724657">
+            <wp:extent cx="3098165" cy="1999615"/>
+            <wp:effectExtent l="0" t="0" r="0" b="0"/>
+            <wp:docPr id="71" name="Imagem 71"/>
+            <wp:cNvGraphicFramePr>
+              <a:graphicFrameLocks xmlns:a="http://schemas.openxmlformats.org/drawingml/2006/main" noChangeAspect="1"/>
+            </wp:cNvGraphicFramePr>
+            <a:graphic xmlns:a="http://schemas.openxmlformats.org/drawingml/2006/main">
+              <a:graphicData uri="http://schemas.openxmlformats.org/drawingml/2006/picture">
+                <pic:pic xmlns:pic="http://schemas.openxmlformats.org/drawingml/2006/picture">
+                  <pic:nvPicPr>
+                    <pic:cNvPr id="1" name=""/>
+                    <pic:cNvPicPr/>
+                  </pic:nvPicPr>
+                  <pic:blipFill>
+                    <a:blip r:embed="rId90"/>
+                    <a:stretch>
+                      <a:fillRect/>
+                    </a:stretch>
+                  </pic:blipFill>
+                  <pic:spPr>
+                    <a:xfrm>
+                      <a:off x="0" y="0"/>
+                      <a:ext cx="3098165" cy="1999615"/>
+                    </a:xfrm>
+                    <a:prstGeom prst="rect">
+                      <a:avLst/>
+                    </a:prstGeom>
+                  </pic:spPr>
+                </pic:pic>
+              </a:graphicData>
+            </a:graphic>
+          </wp:inline>
+        </w:drawing>
+      </w:r>
+    </w:p>
+    <w:p>
+      <w:pPr>
+        <w:shd w:val="clear" w:color="auto" w:fill="3179C7"/>
+        <w:spacing w:after="0"/>
+        <w:jc w:val="center"/>
+        <w:rPr>
+          <w:rFonts w:ascii="Tenorite" w:hAnsi="Tenorite" w:cstheme="majorHAnsi"/>
+          <w:b/>
+          <w:bCs/>
+          <w:color w:val="FFFFFF" w:themeColor="background1"/>
+          <w:sz w:val="24"/>
+          <w:szCs w:val="24"/>
+        </w:rPr>
+      </w:pPr>
+      <w:r>
+        <w:rPr>
+          <w:rFonts w:ascii="Tenorite" w:hAnsi="Tenorite" w:cstheme="majorHAnsi"/>
+          <w:b/>
+          <w:bCs/>
+          <w:color w:val="FFFFFF" w:themeColor="background1"/>
+          <w:sz w:val="24"/>
+          <w:szCs w:val="24"/>
+        </w:rPr>
+        <w:t xml:space="preserve">AULA </w:t>
+      </w:r>
+      <w:r>
+        <w:rPr>
+          <w:rFonts w:ascii="Tenorite" w:hAnsi="Tenorite" w:cstheme="majorHAnsi"/>
+          <w:b/>
+          <w:bCs/>
+          <w:color w:val="FFFFFF" w:themeColor="background1"/>
+          <w:sz w:val="24"/>
+          <w:szCs w:val="24"/>
+        </w:rPr>
+        <w:t>30</w:t>
+      </w:r>
+      <w:r>
+        <w:rPr>
+          <w:rFonts w:ascii="Tenorite" w:hAnsi="Tenorite" w:cstheme="majorHAnsi"/>
+          <w:b/>
+          <w:bCs/>
+          <w:color w:val="FFFFFF" w:themeColor="background1"/>
+          <w:sz w:val="24"/>
+          <w:szCs w:val="24"/>
+        </w:rPr>
+        <w:t xml:space="preserve">: </w:t>
+      </w:r>
+      <w:r>
+        <w:rPr>
+          <w:rFonts w:ascii="Tenorite" w:hAnsi="Tenorite" w:cstheme="majorHAnsi"/>
+          <w:b/>
+          <w:bCs/>
+          <w:color w:val="FFFFFF" w:themeColor="background1"/>
+          <w:sz w:val="24"/>
+          <w:szCs w:val="24"/>
+        </w:rPr>
+        <w:t>Eventos</w:t>
+      </w:r>
+    </w:p>
+    <w:p>
+      <w:pPr>
+        <w:spacing w:after="0"/>
+        <w:jc w:val="both"/>
+        <w:rPr>
+          <w:rFonts w:ascii="Tenorite" w:hAnsi="Tenorite" w:cstheme="majorHAnsi"/>
+        </w:rPr>
+      </w:pPr>
+      <w:r>
+        <w:rPr>
+          <w:rFonts w:ascii="Tenorite" w:hAnsi="Tenorite" w:cstheme="majorHAnsi"/>
+        </w:rPr>
+        <w:t>Eventos em React tem quase a mesma estrutura que os eventos DOM em JS, oque muda?</w:t>
+      </w:r>
+      <w:r>
+        <w:rPr>
+          <w:rFonts w:ascii="Tenorite" w:hAnsi="Tenorite" w:cstheme="majorHAnsi"/>
+        </w:rPr>
+        <w:t xml:space="preserve"> É a famosa </w:t>
+      </w:r>
+      <w:proofErr w:type="spellStart"/>
+      <w:r>
+        <w:rPr>
+          <w:rFonts w:ascii="Tenorite" w:hAnsi="Tenorite" w:cstheme="majorHAnsi"/>
+          <w:b/>
+          <w:bCs/>
+        </w:rPr>
+        <w:t>camelcase</w:t>
+      </w:r>
+      <w:proofErr w:type="spellEnd"/>
+      <w:r>
+        <w:rPr>
+          <w:rFonts w:ascii="Tenorite" w:hAnsi="Tenorite" w:cstheme="majorHAnsi"/>
+        </w:rPr>
+        <w:t xml:space="preserve">, de como se escreve ele para o </w:t>
+      </w:r>
+      <w:r>
+        <w:rPr>
+          <w:rFonts w:ascii="Tenorite" w:hAnsi="Tenorite" w:cstheme="majorHAnsi"/>
+          <w:b/>
+          <w:bCs/>
+        </w:rPr>
+        <w:t>JSX</w:t>
+      </w:r>
+      <w:r>
+        <w:rPr>
+          <w:rFonts w:ascii="Tenorite" w:hAnsi="Tenorite" w:cstheme="majorHAnsi"/>
+        </w:rPr>
+        <w:t xml:space="preserve">. Em react os eventos já estão prontos, e nesse caso vamos criar um componente com um botão e um evento famoso, </w:t>
+      </w:r>
+      <w:proofErr w:type="spellStart"/>
+      <w:r>
+        <w:rPr>
+          <w:rFonts w:ascii="Tenorite" w:hAnsi="Tenorite" w:cstheme="majorHAnsi"/>
+          <w:b/>
+          <w:bCs/>
+        </w:rPr>
+        <w:t>onClick</w:t>
+      </w:r>
+      <w:proofErr w:type="spellEnd"/>
+      <w:r>
+        <w:rPr>
+          <w:rFonts w:ascii="Tenorite" w:hAnsi="Tenorite" w:cstheme="majorHAnsi"/>
+        </w:rPr>
+        <w:t xml:space="preserve">, e como eu falei temos aqui um </w:t>
+      </w:r>
+      <w:proofErr w:type="spellStart"/>
+      <w:r>
+        <w:rPr>
+          <w:rFonts w:ascii="Tenorite" w:hAnsi="Tenorite" w:cstheme="majorHAnsi"/>
+          <w:b/>
+          <w:bCs/>
+        </w:rPr>
+        <w:t>camelcase</w:t>
+      </w:r>
+      <w:proofErr w:type="spellEnd"/>
+      <w:r>
+        <w:rPr>
+          <w:rFonts w:ascii="Tenorite" w:hAnsi="Tenorite" w:cstheme="majorHAnsi"/>
+        </w:rPr>
+        <w:t xml:space="preserve"> a ser aplicado. Para seguir as </w:t>
+      </w:r>
+      <w:r>
+        <w:rPr>
+          <w:rFonts w:ascii="Tenorite" w:hAnsi="Tenorite" w:cstheme="majorHAnsi"/>
+        </w:rPr>
+        <w:t>boas práticas</w:t>
+      </w:r>
+      <w:r>
+        <w:rPr>
+          <w:rFonts w:ascii="Tenorite" w:hAnsi="Tenorite" w:cstheme="majorHAnsi"/>
+        </w:rPr>
+        <w:t xml:space="preserve">, todo o evento começa com </w:t>
+      </w:r>
+      <w:proofErr w:type="spellStart"/>
+      <w:r>
+        <w:rPr>
+          <w:rFonts w:ascii="Tenorite" w:hAnsi="Tenorite" w:cstheme="majorHAnsi"/>
+          <w:b/>
+          <w:bCs/>
+        </w:rPr>
+        <w:t>handleMeuEvento</w:t>
+      </w:r>
+      <w:proofErr w:type="spellEnd"/>
+      <w:r>
+        <w:rPr>
+          <w:rFonts w:ascii="Tenorite" w:hAnsi="Tenorite" w:cstheme="majorHAnsi"/>
+        </w:rPr>
+        <w:t xml:space="preserve">, vamos para a </w:t>
+      </w:r>
+      <w:r>
+        <w:rPr>
+          <w:rFonts w:ascii="Tenorite" w:hAnsi="Tenorite" w:cstheme="majorHAnsi"/>
+        </w:rPr>
+        <w:t>prática</w:t>
+      </w:r>
+      <w:r>
+        <w:rPr>
+          <w:rFonts w:ascii="Tenorite" w:hAnsi="Tenorite" w:cstheme="majorHAnsi"/>
+        </w:rPr>
+        <w:t>.</w:t>
+      </w:r>
+    </w:p>
+    <w:p>
+      <w:pPr>
+        <w:spacing w:after="0"/>
+        <w:jc w:val="both"/>
+        <w:rPr>
+          <w:rFonts w:ascii="Tenorite" w:hAnsi="Tenorite" w:cstheme="majorHAnsi"/>
+        </w:rPr>
+      </w:pPr>
+      <w:r>
+        <w:rPr>
+          <w:rFonts w:ascii="Tenorite" w:hAnsi="Tenorite" w:cstheme="majorHAnsi"/>
+        </w:rPr>
+        <w:drawing>
+          <wp:inline distT="0" distB="0" distL="0" distR="0" wp14:anchorId="38EB3F96" wp14:editId="621464A3">
+            <wp:extent cx="3098165" cy="1805305"/>
+            <wp:effectExtent l="0" t="0" r="0" b="0"/>
+            <wp:docPr id="72" name="Imagem 72"/>
+            <wp:cNvGraphicFramePr>
+              <a:graphicFrameLocks xmlns:a="http://schemas.openxmlformats.org/drawingml/2006/main" noChangeAspect="1"/>
+            </wp:cNvGraphicFramePr>
+            <a:graphic xmlns:a="http://schemas.openxmlformats.org/drawingml/2006/main">
+              <a:graphicData uri="http://schemas.openxmlformats.org/drawingml/2006/picture">
+                <pic:pic xmlns:pic="http://schemas.openxmlformats.org/drawingml/2006/picture">
+                  <pic:nvPicPr>
+                    <pic:cNvPr id="1" name=""/>
+                    <pic:cNvPicPr/>
+                  </pic:nvPicPr>
+                  <pic:blipFill>
+                    <a:blip r:embed="rId91"/>
+                    <a:stretch>
+                      <a:fillRect/>
+                    </a:stretch>
+                  </pic:blipFill>
+                  <pic:spPr>
+                    <a:xfrm>
+                      <a:off x="0" y="0"/>
+                      <a:ext cx="3098165" cy="1805305"/>
+                    </a:xfrm>
+                    <a:prstGeom prst="rect">
+                      <a:avLst/>
+                    </a:prstGeom>
+                  </pic:spPr>
+                </pic:pic>
+              </a:graphicData>
+            </a:graphic>
+          </wp:inline>
+        </w:drawing>
+      </w:r>
+    </w:p>
+    <w:p>
+      <w:pPr>
+        <w:spacing w:after="0"/>
+        <w:jc w:val="both"/>
+        <w:rPr>
+          <w:rFonts w:ascii="Tenorite" w:hAnsi="Tenorite" w:cstheme="majorHAnsi"/>
+        </w:rPr>
+      </w:pPr>
+      <w:r>
+        <w:rPr>
+          <w:rFonts w:ascii="Tenorite" w:hAnsi="Tenorite" w:cstheme="majorHAnsi"/>
+        </w:rPr>
+        <w:t xml:space="preserve">Criado o evento de click juntamente com a mensagem para mostrar no console, vamos </w:t>
+      </w:r>
+      <w:r>
+        <w:rPr>
+          <w:rFonts w:ascii="Tenorite" w:hAnsi="Tenorite" w:cstheme="majorHAnsi"/>
+        </w:rPr>
+        <w:t>importá-lo</w:t>
+      </w:r>
+      <w:r>
+        <w:rPr>
+          <w:rFonts w:ascii="Tenorite" w:hAnsi="Tenorite" w:cstheme="majorHAnsi"/>
+        </w:rPr>
+        <w:t xml:space="preserve"> para nosso </w:t>
+      </w:r>
+      <w:r>
+        <w:rPr>
+          <w:rFonts w:ascii="Tenorite" w:hAnsi="Tenorite" w:cstheme="majorHAnsi"/>
+          <w:i/>
+          <w:iCs/>
+        </w:rPr>
+        <w:t>App.jsx</w:t>
+      </w:r>
+      <w:r>
+        <w:rPr>
+          <w:rFonts w:ascii="Tenorite" w:hAnsi="Tenorite" w:cstheme="majorHAnsi"/>
+        </w:rPr>
+        <w:t xml:space="preserve"> e conferir o comportamento do evento em tela.</w:t>
+      </w:r>
+    </w:p>
+    <w:p>
+      <w:pPr>
+        <w:spacing w:after="0"/>
+        <w:jc w:val="both"/>
+        <w:rPr>
+          <w:rFonts w:ascii="Tenorite" w:hAnsi="Tenorite" w:cstheme="majorHAnsi"/>
+        </w:rPr>
+      </w:pPr>
+      <w:r>
+        <w:rPr>
+          <w:rFonts w:ascii="Tenorite" w:hAnsi="Tenorite" w:cstheme="majorHAnsi"/>
+        </w:rPr>
+        <w:drawing>
+          <wp:inline distT="0" distB="0" distL="0" distR="0" wp14:anchorId="7886B0EA" wp14:editId="54B12BDD">
+            <wp:extent cx="3098165" cy="1664970"/>
+            <wp:effectExtent l="0" t="0" r="0" b="0"/>
+            <wp:docPr id="73" name="Imagem 73"/>
+            <wp:cNvGraphicFramePr>
+              <a:graphicFrameLocks xmlns:a="http://schemas.openxmlformats.org/drawingml/2006/main" noChangeAspect="1"/>
+            </wp:cNvGraphicFramePr>
+            <a:graphic xmlns:a="http://schemas.openxmlformats.org/drawingml/2006/main">
+              <a:graphicData uri="http://schemas.openxmlformats.org/drawingml/2006/picture">
+                <pic:pic xmlns:pic="http://schemas.openxmlformats.org/drawingml/2006/picture">
+                  <pic:nvPicPr>
+                    <pic:cNvPr id="1" name=""/>
+                    <pic:cNvPicPr/>
+                  </pic:nvPicPr>
+                  <pic:blipFill>
+                    <a:blip r:embed="rId92"/>
+                    <a:stretch>
+                      <a:fillRect/>
+                    </a:stretch>
+                  </pic:blipFill>
+                  <pic:spPr>
+                    <a:xfrm>
+                      <a:off x="0" y="0"/>
+                      <a:ext cx="3098165" cy="1664970"/>
+                    </a:xfrm>
+                    <a:prstGeom prst="rect">
+                      <a:avLst/>
+                    </a:prstGeom>
+                  </pic:spPr>
+                </pic:pic>
+              </a:graphicData>
+            </a:graphic>
+          </wp:inline>
+        </w:drawing>
+      </w:r>
+    </w:p>
+    <w:p>
+      <w:pPr>
+        <w:spacing w:after="0"/>
+        <w:jc w:val="both"/>
+        <w:rPr>
+          <w:rFonts w:ascii="Tenorite" w:hAnsi="Tenorite" w:cstheme="majorHAnsi"/>
+        </w:rPr>
+      </w:pPr>
+      <w:r>
+        <w:rPr>
+          <w:rFonts w:ascii="Tenorite" w:hAnsi="Tenorite" w:cstheme="majorHAnsi"/>
+        </w:rPr>
+        <w:t xml:space="preserve">Verificamos aqui que tudo ocorreu dentro do esperado, mas podemos notar que diferente do </w:t>
+      </w:r>
+      <w:r>
+        <w:rPr>
+          <w:rFonts w:ascii="Tenorite" w:hAnsi="Tenorite" w:cstheme="majorHAnsi"/>
+          <w:b/>
+          <w:bCs/>
+        </w:rPr>
+        <w:t>JS</w:t>
+      </w:r>
+      <w:r>
+        <w:rPr>
+          <w:rFonts w:ascii="Tenorite" w:hAnsi="Tenorite" w:cstheme="majorHAnsi"/>
+        </w:rPr>
+        <w:t xml:space="preserve"> a nossa função responsável pelo evento não está sendo acionada por parênteses </w:t>
+      </w:r>
+      <w:proofErr w:type="spellStart"/>
+      <w:r>
+        <w:rPr>
+          <w:rFonts w:ascii="Tenorite" w:hAnsi="Tenorite" w:cstheme="majorHAnsi"/>
+          <w:b/>
+          <w:bCs/>
+          <w:i/>
+          <w:iCs/>
+          <w:highlight w:val="yellow"/>
+        </w:rPr>
+        <w:t>onClick</w:t>
+      </w:r>
+      <w:proofErr w:type="spellEnd"/>
+      <w:r>
+        <w:rPr>
+          <w:rFonts w:ascii="Tenorite" w:hAnsi="Tenorite" w:cstheme="majorHAnsi"/>
+          <w:b/>
+          <w:bCs/>
+          <w:i/>
+          <w:iCs/>
+          <w:highlight w:val="yellow"/>
+        </w:rPr>
+        <w:t>={</w:t>
+      </w:r>
+      <w:proofErr w:type="spellStart"/>
+      <w:r>
+        <w:rPr>
+          <w:rFonts w:ascii="Tenorite" w:hAnsi="Tenorite" w:cstheme="majorHAnsi"/>
+          <w:b/>
+          <w:bCs/>
+          <w:i/>
+          <w:iCs/>
+          <w:highlight w:val="yellow"/>
+        </w:rPr>
+        <w:t>handleMyEvent</w:t>
+      </w:r>
+      <w:proofErr w:type="spellEnd"/>
+      <w:r>
+        <w:rPr>
+          <w:rFonts w:ascii="Tenorite" w:hAnsi="Tenorite" w:cstheme="majorHAnsi"/>
+          <w:b/>
+          <w:bCs/>
+          <w:i/>
+          <w:iCs/>
+          <w:highlight w:val="yellow"/>
+        </w:rPr>
+        <w:t>()}</w:t>
+      </w:r>
+      <w:r>
+        <w:rPr>
+          <w:rFonts w:ascii="Tenorite" w:hAnsi="Tenorite" w:cstheme="majorHAnsi"/>
+        </w:rPr>
+        <w:t>,</w:t>
+      </w:r>
+      <w:r>
+        <w:rPr>
+          <w:rFonts w:ascii="Tenorite" w:hAnsi="Tenorite" w:cstheme="majorHAnsi"/>
+        </w:rPr>
+        <w:t xml:space="preserve"> isso se dá pois o </w:t>
+      </w:r>
+      <w:r>
+        <w:rPr>
+          <w:rFonts w:ascii="Tenorite" w:hAnsi="Tenorite" w:cstheme="majorHAnsi"/>
+          <w:b/>
+          <w:bCs/>
+        </w:rPr>
+        <w:t>JSX</w:t>
+      </w:r>
+      <w:r>
+        <w:rPr>
+          <w:rFonts w:ascii="Tenorite" w:hAnsi="Tenorite" w:cstheme="majorHAnsi"/>
+        </w:rPr>
+        <w:t xml:space="preserve"> </w:t>
+      </w:r>
+      <w:r>
+        <w:rPr>
+          <w:rFonts w:ascii="Tenorite" w:hAnsi="Tenorite" w:cstheme="majorHAnsi"/>
+        </w:rPr>
+        <w:t>lê</w:t>
+      </w:r>
+      <w:r>
+        <w:rPr>
+          <w:rFonts w:ascii="Tenorite" w:hAnsi="Tenorite" w:cstheme="majorHAnsi"/>
+        </w:rPr>
+        <w:t xml:space="preserve"> o código e o mostra em tela, e quando a função do evento </w:t>
+      </w:r>
+      <w:r>
+        <w:rPr>
+          <w:rFonts w:ascii="Tenorite" w:hAnsi="Tenorite" w:cstheme="majorHAnsi"/>
+        </w:rPr>
+        <w:t>está</w:t>
+      </w:r>
+      <w:r>
+        <w:rPr>
+          <w:rFonts w:ascii="Tenorite" w:hAnsi="Tenorite" w:cstheme="majorHAnsi"/>
+        </w:rPr>
+        <w:t xml:space="preserve"> entre parêntese ele </w:t>
+      </w:r>
+      <w:r>
+        <w:rPr>
+          <w:rFonts w:ascii="Tenorite" w:hAnsi="Tenorite" w:cstheme="majorHAnsi"/>
+        </w:rPr>
+        <w:t>lê</w:t>
+      </w:r>
+      <w:r>
+        <w:rPr>
+          <w:rFonts w:ascii="Tenorite" w:hAnsi="Tenorite" w:cstheme="majorHAnsi"/>
+        </w:rPr>
+        <w:t xml:space="preserve"> e executa </w:t>
+      </w:r>
+      <w:r>
+        <w:rPr>
+          <w:rFonts w:ascii="Tenorite" w:hAnsi="Tenorite" w:cstheme="majorHAnsi"/>
+        </w:rPr>
+        <w:t xml:space="preserve">ela, assim a ação do clique iria acontecer antes mesmo que o usuário clicasse. </w:t>
+      </w:r>
+    </w:p>
+    <w:p>
+      <w:pPr>
+        <w:spacing w:after="0"/>
+        <w:jc w:val="both"/>
+        <w:rPr>
+          <w:rFonts w:ascii="Tenorite" w:hAnsi="Tenorite" w:cstheme="majorHAnsi"/>
+        </w:rPr>
+      </w:pPr>
+      <w:r>
+        <w:rPr>
+          <w:rFonts w:ascii="Tenorite" w:hAnsi="Tenorite" w:cstheme="majorHAnsi"/>
+        </w:rPr>
+        <w:t xml:space="preserve">Uma coisa importante a se passar aqui é que podemos ter informações adicionais e bem completas sobre o nosso evento, acionando o argumento </w:t>
+      </w:r>
+      <w:r>
+        <w:rPr>
+          <w:rFonts w:ascii="Tenorite" w:hAnsi="Tenorite" w:cstheme="majorHAnsi"/>
+          <w:b/>
+          <w:bCs/>
+          <w:highlight w:val="yellow"/>
+        </w:rPr>
+        <w:t>evento</w:t>
+      </w:r>
+      <w:r>
+        <w:rPr>
+          <w:rFonts w:ascii="Tenorite" w:hAnsi="Tenorite" w:cstheme="majorHAnsi"/>
+        </w:rPr>
+        <w:t xml:space="preserve">, ou pela letra </w:t>
+      </w:r>
+      <w:r>
+        <w:rPr>
+          <w:rFonts w:ascii="Tenorite" w:hAnsi="Tenorite" w:cstheme="majorHAnsi"/>
+          <w:b/>
+          <w:bCs/>
+          <w:highlight w:val="yellow"/>
+        </w:rPr>
+        <w:t>e</w:t>
+      </w:r>
+      <w:r>
+        <w:rPr>
+          <w:rFonts w:ascii="Tenorite" w:hAnsi="Tenorite" w:cstheme="majorHAnsi"/>
+        </w:rPr>
+        <w:t xml:space="preserve"> que o representa, e dando um console.log podemos ter essas informações em nosso console do navegador.</w:t>
+      </w:r>
+    </w:p>
+    <w:p>
+      <w:pPr>
+        <w:spacing w:after="0"/>
+        <w:jc w:val="both"/>
+        <w:rPr>
+          <w:rFonts w:ascii="Tenorite" w:hAnsi="Tenorite" w:cstheme="majorHAnsi"/>
+        </w:rPr>
+      </w:pPr>
+      <w:r>
+        <w:rPr>
+          <w:rFonts w:ascii="Tenorite" w:hAnsi="Tenorite" w:cstheme="majorHAnsi"/>
+        </w:rPr>
+        <w:drawing>
+          <wp:inline distT="0" distB="0" distL="0" distR="0" wp14:anchorId="76CC8E3F" wp14:editId="17F7928F">
+            <wp:extent cx="3098165" cy="1824990"/>
+            <wp:effectExtent l="0" t="0" r="0" b="0"/>
+            <wp:docPr id="75" name="Imagem 75"/>
+            <wp:cNvGraphicFramePr>
+              <a:graphicFrameLocks xmlns:a="http://schemas.openxmlformats.org/drawingml/2006/main" noChangeAspect="1"/>
+            </wp:cNvGraphicFramePr>
+            <a:graphic xmlns:a="http://schemas.openxmlformats.org/drawingml/2006/main">
+              <a:graphicData uri="http://schemas.openxmlformats.org/drawingml/2006/picture">
+                <pic:pic xmlns:pic="http://schemas.openxmlformats.org/drawingml/2006/picture">
+                  <pic:nvPicPr>
+                    <pic:cNvPr id="1" name=""/>
+                    <pic:cNvPicPr/>
+                  </pic:nvPicPr>
+                  <pic:blipFill>
+                    <a:blip r:embed="rId93"/>
+                    <a:stretch>
+                      <a:fillRect/>
+                    </a:stretch>
+                  </pic:blipFill>
+                  <pic:spPr>
+                    <a:xfrm>
+                      <a:off x="0" y="0"/>
+                      <a:ext cx="3098165" cy="1824990"/>
+                    </a:xfrm>
+                    <a:prstGeom prst="rect">
+                      <a:avLst/>
+                    </a:prstGeom>
+                  </pic:spPr>
+                </pic:pic>
+              </a:graphicData>
+            </a:graphic>
+          </wp:inline>
+        </w:drawing>
+      </w:r>
+    </w:p>
+    <w:p>
+      <w:pPr>
+        <w:spacing w:after="0"/>
+        <w:jc w:val="both"/>
+        <w:rPr>
+          <w:rFonts w:ascii="Tenorite" w:hAnsi="Tenorite" w:cstheme="majorHAnsi"/>
+        </w:rPr>
+      </w:pPr>
+      <w:r>
+        <w:rPr>
+          <w:rFonts w:ascii="Tenorite" w:hAnsi="Tenorite" w:cstheme="majorHAnsi"/>
+        </w:rPr>
+        <w:drawing>
+          <wp:inline distT="0" distB="0" distL="0" distR="0" wp14:anchorId="6DC68348" wp14:editId="770174FB">
+            <wp:extent cx="3098165" cy="1863090"/>
+            <wp:effectExtent l="0" t="0" r="0" b="0"/>
+            <wp:docPr id="76" name="Imagem 76"/>
+            <wp:cNvGraphicFramePr>
+              <a:graphicFrameLocks xmlns:a="http://schemas.openxmlformats.org/drawingml/2006/main" noChangeAspect="1"/>
+            </wp:cNvGraphicFramePr>
+            <a:graphic xmlns:a="http://schemas.openxmlformats.org/drawingml/2006/main">
+              <a:graphicData uri="http://schemas.openxmlformats.org/drawingml/2006/picture">
+                <pic:pic xmlns:pic="http://schemas.openxmlformats.org/drawingml/2006/picture">
+                  <pic:nvPicPr>
+                    <pic:cNvPr id="1" name=""/>
+                    <pic:cNvPicPr/>
+                  </pic:nvPicPr>
+                  <pic:blipFill>
+                    <a:blip r:embed="rId94"/>
+                    <a:stretch>
+                      <a:fillRect/>
+                    </a:stretch>
+                  </pic:blipFill>
+                  <pic:spPr>
+                    <a:xfrm>
+                      <a:off x="0" y="0"/>
+                      <a:ext cx="3098165" cy="1863090"/>
+                    </a:xfrm>
+                    <a:prstGeom prst="rect">
+                      <a:avLst/>
+                    </a:prstGeom>
+                  </pic:spPr>
+                </pic:pic>
+              </a:graphicData>
+            </a:graphic>
+          </wp:inline>
+        </w:drawing>
+      </w:r>
+    </w:p>
+    <w:p>
+      <w:pPr>
+        <w:spacing w:after="0"/>
+        <w:jc w:val="both"/>
+        <w:rPr>
+          <w:rFonts w:ascii="Tenorite" w:hAnsi="Tenorite" w:cstheme="majorHAnsi"/>
+        </w:rPr>
+      </w:pPr>
+      <w:r>
+        <w:rPr>
+          <w:rFonts w:ascii="Tenorite" w:hAnsi="Tenorite" w:cstheme="majorHAnsi"/>
+        </w:rPr>
+        <w:drawing>
+          <wp:inline distT="0" distB="0" distL="0" distR="0" wp14:anchorId="480949DC" wp14:editId="24E595A6">
+            <wp:extent cx="3098165" cy="1664970"/>
+            <wp:effectExtent l="0" t="0" r="0" b="0"/>
+            <wp:docPr id="74" name="Imagem 74"/>
+            <wp:cNvGraphicFramePr>
+              <a:graphicFrameLocks xmlns:a="http://schemas.openxmlformats.org/drawingml/2006/main" noChangeAspect="1"/>
+            </wp:cNvGraphicFramePr>
+            <a:graphic xmlns:a="http://schemas.openxmlformats.org/drawingml/2006/main">
+              <a:graphicData uri="http://schemas.openxmlformats.org/drawingml/2006/picture">
+                <pic:pic xmlns:pic="http://schemas.openxmlformats.org/drawingml/2006/picture">
+                  <pic:nvPicPr>
+                    <pic:cNvPr id="1" name=""/>
+                    <pic:cNvPicPr/>
+                  </pic:nvPicPr>
+                  <pic:blipFill>
+                    <a:blip r:embed="rId95"/>
+                    <a:stretch>
+                      <a:fillRect/>
+                    </a:stretch>
+                  </pic:blipFill>
+                  <pic:spPr>
+                    <a:xfrm>
+                      <a:off x="0" y="0"/>
+                      <a:ext cx="3098165" cy="1664970"/>
+                    </a:xfrm>
+                    <a:prstGeom prst="rect">
+                      <a:avLst/>
+                    </a:prstGeom>
+                  </pic:spPr>
+                </pic:pic>
+              </a:graphicData>
+            </a:graphic>
+          </wp:inline>
+        </w:drawing>
+      </w:r>
+    </w:p>
+    <w:p>
+      <w:pPr>
+        <w:spacing w:after="0"/>
+        <w:jc w:val="both"/>
+        <w:rPr>
+          <w:rFonts w:ascii="Tenorite" w:hAnsi="Tenorite" w:cstheme="majorHAnsi"/>
+        </w:rPr>
+      </w:pPr>
+      <w:r>
+        <w:rPr>
+          <w:rFonts w:ascii="Tenorite" w:hAnsi="Tenorite" w:cstheme="majorHAnsi"/>
+        </w:rPr>
+        <w:t xml:space="preserve">Podemos observar então, que tanto o argumento </w:t>
+      </w:r>
+      <w:r>
+        <w:rPr>
+          <w:rFonts w:ascii="Tenorite" w:hAnsi="Tenorite" w:cstheme="majorHAnsi"/>
+          <w:b/>
+          <w:bCs/>
+          <w:highlight w:val="yellow"/>
+        </w:rPr>
+        <w:t>evento</w:t>
+      </w:r>
+      <w:r>
+        <w:rPr>
+          <w:rFonts w:ascii="Tenorite" w:hAnsi="Tenorite" w:cstheme="majorHAnsi"/>
+        </w:rPr>
+        <w:t xml:space="preserve"> como apenas declarando </w:t>
+      </w:r>
+      <w:r>
+        <w:rPr>
+          <w:rFonts w:ascii="Tenorite" w:hAnsi="Tenorite" w:cstheme="majorHAnsi"/>
+          <w:b/>
+          <w:bCs/>
+          <w:highlight w:val="yellow"/>
+        </w:rPr>
+        <w:t>e</w:t>
+      </w:r>
+      <w:r>
+        <w:rPr>
+          <w:rFonts w:ascii="Tenorite" w:hAnsi="Tenorite" w:cstheme="majorHAnsi"/>
+        </w:rPr>
+        <w:t>, possuem o mesmo efeito. Mais para frente será muito importante para mostrar informações em tela, porém aqui fica apenas a dica de como podemos ter acesso a esse tipo de informação.</w:t>
+      </w:r>
+    </w:p>
+    <w:p>
+      <w:pPr>
+        <w:shd w:val="clear" w:color="auto" w:fill="3179C7"/>
+        <w:spacing w:after="0"/>
+        <w:jc w:val="center"/>
+        <w:rPr>
+          <w:rFonts w:ascii="Tenorite" w:hAnsi="Tenorite" w:cstheme="majorHAnsi"/>
+          <w:b/>
+          <w:bCs/>
+          <w:color w:val="FFFFFF" w:themeColor="background1"/>
+          <w:sz w:val="24"/>
+          <w:szCs w:val="24"/>
+        </w:rPr>
+      </w:pPr>
+      <w:r>
+        <w:rPr>
+          <w:rFonts w:ascii="Tenorite" w:hAnsi="Tenorite" w:cstheme="majorHAnsi"/>
+          <w:b/>
+          <w:bCs/>
+          <w:color w:val="FFFFFF" w:themeColor="background1"/>
+          <w:sz w:val="24"/>
+          <w:szCs w:val="24"/>
+        </w:rPr>
+        <w:t xml:space="preserve">AULA </w:t>
+      </w:r>
+      <w:r>
+        <w:rPr>
+          <w:rFonts w:ascii="Tenorite" w:hAnsi="Tenorite" w:cstheme="majorHAnsi"/>
+          <w:b/>
+          <w:bCs/>
+          <w:color w:val="FFFFFF" w:themeColor="background1"/>
+          <w:sz w:val="24"/>
+          <w:szCs w:val="24"/>
+        </w:rPr>
+        <w:t>3</w:t>
+      </w:r>
+      <w:r>
+        <w:rPr>
+          <w:rFonts w:ascii="Tenorite" w:hAnsi="Tenorite" w:cstheme="majorHAnsi"/>
+          <w:b/>
+          <w:bCs/>
+          <w:color w:val="FFFFFF" w:themeColor="background1"/>
+          <w:sz w:val="24"/>
+          <w:szCs w:val="24"/>
+        </w:rPr>
+        <w:t>1</w:t>
+      </w:r>
+      <w:r>
+        <w:rPr>
+          <w:rFonts w:ascii="Tenorite" w:hAnsi="Tenorite" w:cstheme="majorHAnsi"/>
+          <w:b/>
+          <w:bCs/>
+          <w:color w:val="FFFFFF" w:themeColor="background1"/>
+          <w:sz w:val="24"/>
+          <w:szCs w:val="24"/>
+        </w:rPr>
+        <w:t xml:space="preserve">: </w:t>
+      </w:r>
+      <w:r>
+        <w:rPr>
+          <w:rFonts w:ascii="Tenorite" w:hAnsi="Tenorite" w:cstheme="majorHAnsi"/>
+          <w:b/>
+          <w:bCs/>
+          <w:color w:val="FFFFFF" w:themeColor="background1"/>
+          <w:sz w:val="24"/>
+          <w:szCs w:val="24"/>
+        </w:rPr>
+        <w:t>Funções nos eventos</w:t>
+      </w:r>
+    </w:p>
+    <w:p>
+      <w:pPr>
+        <w:spacing w:after="0"/>
+        <w:jc w:val="both"/>
+        <w:rPr>
+          <w:rFonts w:ascii="Tenorite" w:hAnsi="Tenorite" w:cstheme="majorHAnsi"/>
+        </w:rPr>
+      </w:pPr>
+    </w:p>
+    <w:p>
+      <w:pPr>
+        <w:spacing w:after="0"/>
+        <w:jc w:val="both"/>
+        <w:rPr>
+          <w:rFonts w:ascii="Tenorite" w:hAnsi="Tenorite" w:cstheme="majorHAnsi"/>
+        </w:rPr>
+      </w:pPr>
+    </w:p>
+    <w:p>
+      <w:pPr>
+        <w:spacing w:after="0"/>
+        <w:jc w:val="both"/>
+        <w:rPr>
+          <w:rFonts w:ascii="Tenorite" w:hAnsi="Tenorite" w:cstheme="majorHAnsi"/>
+        </w:rPr>
+      </w:pPr>
+    </w:p>
+    <w:p>
+      <w:pPr>
+        <w:spacing w:after="0"/>
+        <w:jc w:val="both"/>
+        <w:rPr>
+          <w:rFonts w:ascii="Tenorite" w:hAnsi="Tenorite" w:cstheme="majorHAnsi"/>
+        </w:rPr>
+      </w:pPr>
     </w:p>
     <w:p>
       <w:pPr>
@@ -12418,9 +14556,9 @@
       </w:pPr>
     </w:p>
     <w:sectPr>
-      <w:headerReference w:type="default" r:id="rId76"/>
-      <w:pgSz w:w="11906" w:h="16838"/>
-      <w:pgMar w:top="720" w:right="720" w:bottom="720" w:left="720" w:header="708" w:footer="708" w:gutter="0"/>
+      <w:headerReference w:type="default" r:id="rId96"/>
+      <w:pgSz w:w="11906" w:h="16838" w:code="9"/>
+      <w:pgMar w:top="720" w:right="720" w:bottom="720" w:left="720" w:header="709" w:footer="709" w:gutter="0"/>
       <w:cols w:num="2" w:space="708"/>
       <w:docGrid w:linePitch="360"/>
     </w:sectPr>
@@ -13726,11 +15864,12 @@
   <w:style w:type="paragraph" w:default="1" w:styleId="Normal">
     <w:name w:val="Normal"/>
     <w:qFormat/>
-    <w:rsid w:val="00C302C4"/>
+    <w:rsid w:val="00A112F9"/>
   </w:style>
   <w:style w:type="character" w:default="1" w:styleId="Fontepargpadro">
     <w:name w:val="Default Paragraph Font"/>
     <w:uiPriority w:val="1"/>
+    <w:semiHidden/>
     <w:unhideWhenUsed/>
   </w:style>
   <w:style w:type="table" w:default="1" w:styleId="Tabelanormal">

--- a/React.docx
+++ b/React.docx
@@ -25,7 +25,18 @@
           <w:sz w:val="28"/>
           <w:szCs w:val="28"/>
         </w:rPr>
-        <w:t>Seção</w:t>
+        <w:t>S</w:t>
+      </w:r>
+      <w:r>
+        <w:rPr>
+          <w:rFonts w:ascii="Tenorite" w:hAnsi="Tenorite" w:cstheme="majorHAnsi"/>
+          <w:b/>
+          <w:bCs/>
+          <w:color w:val="FFFFFF" w:themeColor="background1"/>
+          <w:sz w:val="28"/>
+          <w:szCs w:val="28"/>
+        </w:rPr>
+        <w:t>EÇÃO</w:t>
       </w:r>
       <w:r>
         <w:rPr>
@@ -172,8 +183,16 @@
         <w:rPr>
           <w:rFonts w:ascii="Tenorite" w:hAnsi="Tenorite" w:cstheme="majorHAnsi"/>
         </w:rPr>
-        <w:t>Aplicar regras de negocio</w:t>
-      </w:r>
+        <w:t xml:space="preserve">Aplicar regras de </w:t>
+      </w:r>
+      <w:proofErr w:type="gramStart"/>
+      <w:r>
+        <w:rPr>
+          <w:rFonts w:ascii="Tenorite" w:hAnsi="Tenorite" w:cstheme="majorHAnsi"/>
+        </w:rPr>
+        <w:t>negocio</w:t>
+      </w:r>
+      <w:proofErr w:type="gramEnd"/>
     </w:p>
     <w:p>
       <w:pPr>
@@ -267,45 +286,47 @@
           <w:i/>
           <w:iCs/>
         </w:rPr>
-        <w:t>back-end</w:t>
-      </w:r>
-      <w:r>
-        <w:rPr>
-          <w:rFonts w:ascii="Tenorite" w:hAnsi="Tenorite" w:cstheme="majorHAnsi"/>
-        </w:rPr>
-        <w:t xml:space="preserve"> </w:t>
-      </w:r>
-      <w:r>
-        <w:rPr>
-          <w:rFonts w:ascii="Tenorite" w:hAnsi="Tenorite" w:cstheme="majorHAnsi"/>
-        </w:rPr>
-        <w:t>porém</w:t>
-      </w:r>
-      <w:r>
-        <w:rPr>
-          <w:rFonts w:ascii="Tenorite" w:hAnsi="Tenorite" w:cstheme="majorHAnsi"/>
-        </w:rPr>
-        <w:t xml:space="preserve"> React é uma </w:t>
-      </w:r>
-      <w:r>
-        <w:rPr>
-          <w:rFonts w:ascii="Tenorite" w:hAnsi="Tenorite" w:cstheme="majorHAnsi"/>
-        </w:rPr>
-        <w:t>tecnologia</w:t>
-      </w:r>
-      <w:r>
-        <w:rPr>
-          <w:rFonts w:ascii="Tenorite" w:hAnsi="Tenorite" w:cstheme="majorHAnsi"/>
-        </w:rPr>
-        <w:t xml:space="preserve"> voltada ao </w:t>
-      </w:r>
+        <w:t>back-</w:t>
+      </w:r>
+      <w:proofErr w:type="gramStart"/>
       <w:r>
         <w:rPr>
           <w:rFonts w:ascii="Tenorite" w:hAnsi="Tenorite" w:cstheme="majorHAnsi"/>
           <w:i/>
           <w:iCs/>
         </w:rPr>
-        <w:t>front</w:t>
+        <w:t>end</w:t>
+      </w:r>
+      <w:proofErr w:type="gramEnd"/>
+      <w:r>
+        <w:rPr>
+          <w:rFonts w:ascii="Tenorite" w:hAnsi="Tenorite" w:cstheme="majorHAnsi"/>
+        </w:rPr>
+        <w:t xml:space="preserve"> </w:t>
+      </w:r>
+      <w:r>
+        <w:rPr>
+          <w:rFonts w:ascii="Tenorite" w:hAnsi="Tenorite" w:cstheme="majorHAnsi"/>
+        </w:rPr>
+        <w:t>porém</w:t>
+      </w:r>
+      <w:r>
+        <w:rPr>
+          <w:rFonts w:ascii="Tenorite" w:hAnsi="Tenorite" w:cstheme="majorHAnsi"/>
+        </w:rPr>
+        <w:t xml:space="preserve"> React é uma </w:t>
+      </w:r>
+      <w:r>
+        <w:rPr>
+          <w:rFonts w:ascii="Tenorite" w:hAnsi="Tenorite" w:cstheme="majorHAnsi"/>
+        </w:rPr>
+        <w:t>tecnologia</w:t>
+      </w:r>
+      <w:r>
+        <w:rPr>
+          <w:rFonts w:ascii="Tenorite" w:hAnsi="Tenorite" w:cstheme="majorHAnsi"/>
+        </w:rPr>
+        <w:t xml:space="preserve"> voltada ao </w:t>
       </w:r>
       <w:r>
         <w:rPr>
@@ -313,13 +334,7 @@
           <w:i/>
           <w:iCs/>
         </w:rPr>
-        <w:t>-end</w:t>
-      </w:r>
-      <w:r>
-        <w:rPr>
-          <w:rFonts w:ascii="Tenorite" w:hAnsi="Tenorite" w:cstheme="majorHAnsi"/>
-        </w:rPr>
-        <w:t xml:space="preserve">. Isso quer dizer que o curso irá também voltar os esforços para o </w:t>
+        <w:t>front</w:t>
       </w:r>
       <w:r>
         <w:rPr>
@@ -327,15 +342,29 @@
           <w:i/>
           <w:iCs/>
         </w:rPr>
-        <w:t>full-</w:t>
-      </w:r>
-      <w:proofErr w:type="spellStart"/>
+        <w:t>-end</w:t>
+      </w:r>
+      <w:r>
+        <w:rPr>
+          <w:rFonts w:ascii="Tenorite" w:hAnsi="Tenorite" w:cstheme="majorHAnsi"/>
+        </w:rPr>
+        <w:t xml:space="preserve">. Isso quer dizer que o curso irá também voltar os esforços para o </w:t>
+      </w:r>
       <w:r>
         <w:rPr>
           <w:rFonts w:ascii="Tenorite" w:hAnsi="Tenorite" w:cstheme="majorHAnsi"/>
           <w:i/>
           <w:iCs/>
         </w:rPr>
+        <w:t>full-</w:t>
+      </w:r>
+      <w:proofErr w:type="spellStart"/>
+      <w:r>
+        <w:rPr>
+          <w:rFonts w:ascii="Tenorite" w:hAnsi="Tenorite" w:cstheme="majorHAnsi"/>
+          <w:i/>
+          <w:iCs/>
+        </w:rPr>
         <w:t>stack</w:t>
       </w:r>
       <w:proofErr w:type="spellEnd"/>
@@ -619,7 +648,21 @@
         <w:rPr>
           <w:rFonts w:ascii="Tenorite" w:hAnsi="Tenorite" w:cstheme="majorHAnsi"/>
         </w:rPr>
-        <w:t xml:space="preserve"> e também ao </w:t>
+        <w:t xml:space="preserve"> </w:t>
+      </w:r>
+      <w:proofErr w:type="gramStart"/>
+      <w:r>
+        <w:rPr>
+          <w:rFonts w:ascii="Tenorite" w:hAnsi="Tenorite" w:cstheme="majorHAnsi"/>
+        </w:rPr>
+        <w:t>e também</w:t>
+      </w:r>
+      <w:proofErr w:type="gramEnd"/>
+      <w:r>
+        <w:rPr>
+          <w:rFonts w:ascii="Tenorite" w:hAnsi="Tenorite" w:cstheme="majorHAnsi"/>
+        </w:rPr>
+        <w:t xml:space="preserve"> ao </w:t>
       </w:r>
       <w:r>
         <w:rPr>
@@ -1157,7 +1200,21 @@
         <w:rPr>
           <w:rFonts w:ascii="Tenorite" w:hAnsi="Tenorite" w:cstheme="majorHAnsi"/>
         </w:rPr>
-        <w:t>. Vamos ver todas as maneira de utilizar um CSS dentro do React.</w:t>
+        <w:t xml:space="preserve">. Vamos ver </w:t>
+      </w:r>
+      <w:proofErr w:type="gramStart"/>
+      <w:r>
+        <w:rPr>
+          <w:rFonts w:ascii="Tenorite" w:hAnsi="Tenorite" w:cstheme="majorHAnsi"/>
+        </w:rPr>
+        <w:t>todas as maneira</w:t>
+      </w:r>
+      <w:proofErr w:type="gramEnd"/>
+      <w:r>
+        <w:rPr>
+          <w:rFonts w:ascii="Tenorite" w:hAnsi="Tenorite" w:cstheme="majorHAnsi"/>
+        </w:rPr>
+        <w:t xml:space="preserve"> de utilizar um CSS dentro do React.</w:t>
       </w:r>
     </w:p>
     <w:p>
@@ -1188,6 +1245,7 @@
         <w:t xml:space="preserve">: vamos ter uma noção de como que funciona o formulário, sendo ele uma </w:t>
       </w:r>
       <w:proofErr w:type="spellStart"/>
+      <w:proofErr w:type="gramStart"/>
       <w:r>
         <w:rPr>
           <w:rFonts w:ascii="Tenorite" w:hAnsi="Tenorite" w:cstheme="majorHAnsi"/>
@@ -1195,6 +1253,7 @@
         <w:t>pagina</w:t>
       </w:r>
       <w:proofErr w:type="spellEnd"/>
+      <w:proofErr w:type="gramEnd"/>
       <w:r>
         <w:rPr>
           <w:rFonts w:ascii="Tenorite" w:hAnsi="Tenorite" w:cstheme="majorHAnsi"/>
@@ -1584,7 +1643,21 @@
         <w:rPr>
           <w:rFonts w:ascii="Tenorite" w:hAnsi="Tenorite" w:cstheme="majorHAnsi"/>
         </w:rPr>
-        <w:t xml:space="preserve">, e também a ver um pouco mais de banco de dados com o </w:t>
+        <w:t xml:space="preserve">, </w:t>
+      </w:r>
+      <w:proofErr w:type="gramStart"/>
+      <w:r>
+        <w:rPr>
+          <w:rFonts w:ascii="Tenorite" w:hAnsi="Tenorite" w:cstheme="majorHAnsi"/>
+        </w:rPr>
+        <w:t>e também</w:t>
+      </w:r>
+      <w:proofErr w:type="gramEnd"/>
+      <w:r>
+        <w:rPr>
+          <w:rFonts w:ascii="Tenorite" w:hAnsi="Tenorite" w:cstheme="majorHAnsi"/>
+        </w:rPr>
+        <w:t xml:space="preserve"> a ver um pouco mais de banco de dados com o </w:t>
       </w:r>
       <w:r>
         <w:rPr>
@@ -2079,6 +2152,7 @@
         </w:rPr>
         <w:t xml:space="preserve">React com </w:t>
       </w:r>
+      <w:proofErr w:type="gramStart"/>
       <w:r>
         <w:rPr>
           <w:rFonts w:ascii="Tenorite" w:hAnsi="Tenorite" w:cstheme="majorHAnsi"/>
@@ -2098,7 +2172,14 @@
         <w:rPr>
           <w:rFonts w:ascii="Tenorite" w:hAnsi="Tenorite" w:cstheme="majorHAnsi"/>
         </w:rPr>
-        <w:t xml:space="preserve">: uma introdução </w:t>
+        <w:t>:</w:t>
+      </w:r>
+      <w:proofErr w:type="gramEnd"/>
+      <w:r>
+        <w:rPr>
+          <w:rFonts w:ascii="Tenorite" w:hAnsi="Tenorite" w:cstheme="majorHAnsi"/>
+        </w:rPr>
+        <w:t xml:space="preserve"> uma introdução </w:t>
       </w:r>
       <w:r>
         <w:rPr>
@@ -2695,6 +2776,7 @@
         <w:t xml:space="preserve">A sacada aqui é que, imaginamos um site de e-comerce, aonde na </w:t>
       </w:r>
       <w:proofErr w:type="spellStart"/>
+      <w:proofErr w:type="gramStart"/>
       <w:r>
         <w:rPr>
           <w:rFonts w:ascii="Tenorite" w:hAnsi="Tenorite" w:cstheme="majorHAnsi"/>
@@ -2702,6 +2784,7 @@
         <w:t>pagina</w:t>
       </w:r>
       <w:proofErr w:type="spellEnd"/>
+      <w:proofErr w:type="gramEnd"/>
       <w:r>
         <w:rPr>
           <w:rFonts w:ascii="Tenorite" w:hAnsi="Tenorite" w:cstheme="majorHAnsi"/>
@@ -3002,13 +3085,27 @@
         <w:rPr>
           <w:rFonts w:ascii="Tenorite" w:hAnsi="Tenorite" w:cstheme="majorHAnsi"/>
         </w:rPr>
-        <w:t xml:space="preserve"> e </w:t>
-      </w:r>
-      <w:r>
-        <w:rPr>
-          <w:rFonts w:ascii="Tenorite" w:hAnsi="Tenorite" w:cstheme="majorHAnsi"/>
-        </w:rPr>
-        <w:t xml:space="preserve">também </w:t>
+        <w:t xml:space="preserve"> </w:t>
+      </w:r>
+      <w:proofErr w:type="gramStart"/>
+      <w:r>
+        <w:rPr>
+          <w:rFonts w:ascii="Tenorite" w:hAnsi="Tenorite" w:cstheme="majorHAnsi"/>
+        </w:rPr>
+        <w:t xml:space="preserve">e </w:t>
+      </w:r>
+      <w:r>
+        <w:rPr>
+          <w:rFonts w:ascii="Tenorite" w:hAnsi="Tenorite" w:cstheme="majorHAnsi"/>
+        </w:rPr>
+        <w:t>também</w:t>
+      </w:r>
+      <w:proofErr w:type="gramEnd"/>
+      <w:r>
+        <w:rPr>
+          <w:rFonts w:ascii="Tenorite" w:hAnsi="Tenorite" w:cstheme="majorHAnsi"/>
+        </w:rPr>
+        <w:t xml:space="preserve"> </w:t>
       </w:r>
       <w:r>
         <w:rPr>
@@ -3740,11 +3837,19 @@
           <w:rFonts w:ascii="Tenorite" w:hAnsi="Tenorite" w:cstheme="majorHAnsi"/>
         </w:rPr>
       </w:pPr>
-      <w:r>
-        <w:rPr>
-          <w:rFonts w:ascii="Tenorite" w:hAnsi="Tenorite" w:cstheme="majorHAnsi"/>
-        </w:rPr>
-        <w:t xml:space="preserve">E também </w:t>
+      <w:proofErr w:type="gramStart"/>
+      <w:r>
+        <w:rPr>
+          <w:rFonts w:ascii="Tenorite" w:hAnsi="Tenorite" w:cstheme="majorHAnsi"/>
+        </w:rPr>
+        <w:t>E também</w:t>
+      </w:r>
+      <w:proofErr w:type="gramEnd"/>
+      <w:r>
+        <w:rPr>
+          <w:rFonts w:ascii="Tenorite" w:hAnsi="Tenorite" w:cstheme="majorHAnsi"/>
+        </w:rPr>
+        <w:t xml:space="preserve"> </w:t>
       </w:r>
       <w:r>
         <w:rPr>
@@ -4662,7 +4767,21 @@
         <w:rPr>
           <w:rFonts w:ascii="Tenorite" w:hAnsi="Tenorite" w:cstheme="majorHAnsi"/>
         </w:rPr>
-        <w:t>, vamos ir no botão iniciar do Windows e pesquisar por “</w:t>
+        <w:t xml:space="preserve">, vamos ir </w:t>
+      </w:r>
+      <w:proofErr w:type="gramStart"/>
+      <w:r>
+        <w:rPr>
+          <w:rFonts w:ascii="Tenorite" w:hAnsi="Tenorite" w:cstheme="majorHAnsi"/>
+        </w:rPr>
+        <w:t>no</w:t>
+      </w:r>
+      <w:proofErr w:type="gramEnd"/>
+      <w:r>
+        <w:rPr>
+          <w:rFonts w:ascii="Tenorite" w:hAnsi="Tenorite" w:cstheme="majorHAnsi"/>
+        </w:rPr>
+        <w:t xml:space="preserve"> botão iniciar do Windows e pesquisar por “</w:t>
       </w:r>
       <w:proofErr w:type="spellStart"/>
       <w:r>
@@ -6638,9 +6757,20 @@
           <w:i/>
           <w:iCs/>
         </w:rPr>
-        <w:t>package-lock.json</w:t>
+        <w:t>package-</w:t>
+      </w:r>
+      <w:proofErr w:type="gramStart"/>
+      <w:r>
+        <w:rPr>
+          <w:rFonts w:ascii="Tenorite" w:hAnsi="Tenorite" w:cstheme="majorHAnsi"/>
+          <w:bCs/>
+          <w:i/>
+          <w:iCs/>
+        </w:rPr>
+        <w:t>lock.json</w:t>
       </w:r>
       <w:proofErr w:type="spellEnd"/>
+      <w:proofErr w:type="gramEnd"/>
       <w:r>
         <w:rPr>
           <w:rFonts w:ascii="Tenorite" w:hAnsi="Tenorite" w:cstheme="majorHAnsi"/>
@@ -7351,6 +7481,7 @@
         <w:t xml:space="preserve">E por </w:t>
       </w:r>
       <w:proofErr w:type="spellStart"/>
+      <w:proofErr w:type="gramStart"/>
       <w:r>
         <w:rPr>
           <w:rFonts w:ascii="Tenorite" w:hAnsi="Tenorite" w:cstheme="majorHAnsi"/>
@@ -7359,6 +7490,7 @@
         <w:t>ultimo</w:t>
       </w:r>
       <w:proofErr w:type="spellEnd"/>
+      <w:proofErr w:type="gramEnd"/>
       <w:r>
         <w:rPr>
           <w:rFonts w:ascii="Tenorite" w:hAnsi="Tenorite" w:cstheme="majorHAnsi"/>
@@ -9322,7 +9454,21 @@
         <w:rPr>
           <w:rFonts w:ascii="Tenorite" w:hAnsi="Tenorite" w:cstheme="majorHAnsi"/>
         </w:rPr>
-        <w:t xml:space="preserve"> vem com a formatação correta nos nomes do arquivos.</w:t>
+        <w:t xml:space="preserve"> vem com a formatação correta nos nomes </w:t>
+      </w:r>
+      <w:proofErr w:type="gramStart"/>
+      <w:r>
+        <w:rPr>
+          <w:rFonts w:ascii="Tenorite" w:hAnsi="Tenorite" w:cstheme="majorHAnsi"/>
+        </w:rPr>
+        <w:t>do arquivos</w:t>
+      </w:r>
+      <w:proofErr w:type="gramEnd"/>
+      <w:r>
+        <w:rPr>
+          <w:rFonts w:ascii="Tenorite" w:hAnsi="Tenorite" w:cstheme="majorHAnsi"/>
+        </w:rPr>
+        <w:t>.</w:t>
       </w:r>
     </w:p>
     <w:p>
@@ -10063,10 +10209,21 @@
           <w:b/>
           <w:bCs/>
           <w:color w:val="FFFFFF" w:themeColor="background1"/>
-          <w:sz w:val="28"/>
-          <w:szCs w:val="28"/>
-        </w:rPr>
-        <w:t xml:space="preserve">Seção </w:t>
+          <w:sz w:val="24"/>
+          <w:szCs w:val="24"/>
+        </w:rPr>
+        <w:t>SEÇÃO</w:t>
+      </w:r>
+      <w:r>
+        <w:rPr>
+          <w:rFonts w:ascii="Tenorite" w:hAnsi="Tenorite" w:cstheme="majorHAnsi"/>
+          <w:b/>
+          <w:bCs/>
+          <w:color w:val="FFFFFF" w:themeColor="background1"/>
+          <w:sz w:val="24"/>
+          <w:szCs w:val="24"/>
+        </w:rPr>
+        <w:t xml:space="preserve"> </w:t>
       </w:r>
       <w:r>
         <w:rPr>
@@ -10151,7 +10308,21 @@
         <w:rPr>
           <w:rFonts w:ascii="Tenorite" w:hAnsi="Tenorite" w:cstheme="majorHAnsi"/>
         </w:rPr>
-        <w:t>Aqui vamos aprender toda a base do React, aonde todo conteúdo é voltado para projeto de iniciantes como mais avançados.</w:t>
+        <w:t xml:space="preserve">Aqui vamos aprender toda a base do React, </w:t>
+      </w:r>
+      <w:proofErr w:type="gramStart"/>
+      <w:r>
+        <w:rPr>
+          <w:rFonts w:ascii="Tenorite" w:hAnsi="Tenorite" w:cstheme="majorHAnsi"/>
+        </w:rPr>
+        <w:t>aonde</w:t>
+      </w:r>
+      <w:proofErr w:type="gramEnd"/>
+      <w:r>
+        <w:rPr>
+          <w:rFonts w:ascii="Tenorite" w:hAnsi="Tenorite" w:cstheme="majorHAnsi"/>
+        </w:rPr>
+        <w:t xml:space="preserve"> todo conteúdo é voltado para projeto de iniciantes como mais avançados.</w:t>
       </w:r>
     </w:p>
     <w:p>
@@ -10452,7 +10623,21 @@
         <w:rPr>
           <w:rFonts w:ascii="Tenorite" w:hAnsi="Tenorite" w:cstheme="majorHAnsi"/>
         </w:rPr>
-        <w:t xml:space="preserve">, aonde denominamos e retornamos ela, pois ela sempre terá que retornar alguma coisa. Essa função pode ser na estrutura comum ou utilizando uma </w:t>
+        <w:t xml:space="preserve">, </w:t>
+      </w:r>
+      <w:proofErr w:type="gramStart"/>
+      <w:r>
+        <w:rPr>
+          <w:rFonts w:ascii="Tenorite" w:hAnsi="Tenorite" w:cstheme="majorHAnsi"/>
+        </w:rPr>
+        <w:t>aonde</w:t>
+      </w:r>
+      <w:proofErr w:type="gramEnd"/>
+      <w:r>
+        <w:rPr>
+          <w:rFonts w:ascii="Tenorite" w:hAnsi="Tenorite" w:cstheme="majorHAnsi"/>
+        </w:rPr>
+        <w:t xml:space="preserve"> denominamos e retornamos ela, pois ela sempre terá que retornar alguma coisa. Essa função pode ser na estrutura comum ou utilizando uma </w:t>
       </w:r>
       <w:proofErr w:type="spellStart"/>
       <w:r>
@@ -10765,7 +10950,21 @@
         <w:rPr>
           <w:rFonts w:ascii="Tenorite" w:hAnsi="Tenorite" w:cstheme="majorHAnsi"/>
         </w:rPr>
-        <w:t xml:space="preserve"> ‘./componente/</w:t>
+        <w:t xml:space="preserve"> </w:t>
+      </w:r>
+      <w:proofErr w:type="gramStart"/>
+      <w:r>
+        <w:rPr>
+          <w:rFonts w:ascii="Tenorite" w:hAnsi="Tenorite" w:cstheme="majorHAnsi"/>
+        </w:rPr>
+        <w:t>‘./</w:t>
+      </w:r>
+      <w:proofErr w:type="gramEnd"/>
+      <w:r>
+        <w:rPr>
+          <w:rFonts w:ascii="Tenorite" w:hAnsi="Tenorite" w:cstheme="majorHAnsi"/>
+        </w:rPr>
+        <w:t>componente/</w:t>
       </w:r>
       <w:proofErr w:type="spellStart"/>
       <w:r>
@@ -10988,13 +11187,27 @@
         <w:rPr>
           <w:rFonts w:ascii="Tenorite" w:hAnsi="Tenorite" w:cstheme="majorHAnsi"/>
         </w:rPr>
-        <w:t xml:space="preserve"> do nosso componente react, e nada mais são que as tags HTML que será exibidas em nosso navegador. Um ponto de atenção é para algumas diferenças entre JSX e o HTML, por exemplo, em HTML temos a </w:t>
+        <w:t xml:space="preserve"> do nosso componente react, e nada mais são que as tags HTML que </w:t>
       </w:r>
       <w:proofErr w:type="spellStart"/>
       <w:r>
         <w:rPr>
           <w:rFonts w:ascii="Tenorite" w:hAnsi="Tenorite" w:cstheme="majorHAnsi"/>
         </w:rPr>
+        <w:t>será</w:t>
+      </w:r>
+      <w:proofErr w:type="spellEnd"/>
+      <w:r>
+        <w:rPr>
+          <w:rFonts w:ascii="Tenorite" w:hAnsi="Tenorite" w:cstheme="majorHAnsi"/>
+        </w:rPr>
+        <w:t xml:space="preserve"> exibidas em nosso navegador. Um ponto de atenção é para algumas diferenças entre JSX e o HTML, por exemplo, em HTML temos a </w:t>
+      </w:r>
+      <w:proofErr w:type="spellStart"/>
+      <w:r>
+        <w:rPr>
+          <w:rFonts w:ascii="Tenorite" w:hAnsi="Tenorite" w:cstheme="majorHAnsi"/>
+        </w:rPr>
         <w:t>class</w:t>
       </w:r>
       <w:proofErr w:type="spellEnd"/>
@@ -11034,6 +11247,7 @@
         <w:t xml:space="preserve">Isso se </w:t>
       </w:r>
       <w:proofErr w:type="spellStart"/>
+      <w:proofErr w:type="gramStart"/>
       <w:r>
         <w:rPr>
           <w:rFonts w:ascii="Tenorite" w:hAnsi="Tenorite" w:cstheme="majorHAnsi"/>
@@ -11045,7 +11259,14 @@
         <w:rPr>
           <w:rFonts w:ascii="Tenorite" w:hAnsi="Tenorite" w:cstheme="majorHAnsi"/>
         </w:rPr>
-        <w:t xml:space="preserve"> peças instruções semelhantes entre JS e HTML, tendo em vista que JSX é na verdade JS algumas instruções podem entrar em conflito se </w:t>
+        <w:t xml:space="preserve"> peças</w:t>
+      </w:r>
+      <w:proofErr w:type="gramEnd"/>
+      <w:r>
+        <w:rPr>
+          <w:rFonts w:ascii="Tenorite" w:hAnsi="Tenorite" w:cstheme="majorHAnsi"/>
+        </w:rPr>
+        <w:t xml:space="preserve"> instruções semelhantes entre JS e HTML, tendo em vista que JSX é na verdade JS algumas instruções podem entrar em conflito se </w:t>
       </w:r>
       <w:r>
         <w:rPr>
@@ -11165,7 +11386,21 @@
         <w:rPr>
           <w:rFonts w:ascii="Tenorite" w:hAnsi="Tenorite" w:cstheme="majorHAnsi"/>
         </w:rPr>
-        <w:t xml:space="preserve">tem que estarem envoltas a uma div, vamos ao exemplo com </w:t>
+        <w:t xml:space="preserve">tem que estarem envoltas a uma </w:t>
+      </w:r>
+      <w:proofErr w:type="spellStart"/>
+      <w:r>
+        <w:rPr>
+          <w:rFonts w:ascii="Tenorite" w:hAnsi="Tenorite" w:cstheme="majorHAnsi"/>
+        </w:rPr>
+        <w:t>div</w:t>
+      </w:r>
+      <w:proofErr w:type="spellEnd"/>
+      <w:r>
+        <w:rPr>
+          <w:rFonts w:ascii="Tenorite" w:hAnsi="Tenorite" w:cstheme="majorHAnsi"/>
+        </w:rPr>
+        <w:t xml:space="preserve">, vamos ao exemplo com </w:t>
       </w:r>
       <w:r>
         <w:rPr>
@@ -11386,6 +11621,7 @@
         </w:rPr>
         <w:t xml:space="preserve">E para solucionar basta colocar o código envolto a uma </w:t>
       </w:r>
+      <w:proofErr w:type="spellStart"/>
       <w:r>
         <w:rPr>
           <w:rFonts w:ascii="Tenorite" w:hAnsi="Tenorite" w:cstheme="majorHAnsi"/>
@@ -11394,6 +11630,7 @@
         </w:rPr>
         <w:t>div</w:t>
       </w:r>
+      <w:proofErr w:type="spellEnd"/>
       <w:r>
         <w:rPr>
           <w:rFonts w:ascii="Tenorite" w:hAnsi="Tenorite" w:cstheme="majorHAnsi"/>
@@ -11566,6 +11803,7 @@
         </w:rPr>
         <w:t xml:space="preserve">, que faz o mesmo que a </w:t>
       </w:r>
+      <w:proofErr w:type="spellStart"/>
       <w:r>
         <w:rPr>
           <w:rFonts w:ascii="Tenorite" w:hAnsi="Tenorite" w:cstheme="majorHAnsi"/>
@@ -11574,6 +11812,7 @@
         </w:rPr>
         <w:t>div</w:t>
       </w:r>
+      <w:proofErr w:type="spellEnd"/>
       <w:r>
         <w:rPr>
           <w:rFonts w:ascii="Tenorite" w:hAnsi="Tenorite" w:cstheme="majorHAnsi"/>
@@ -12148,6 +12387,7 @@
       <w:r>
         <w:rPr>
           <w:rFonts w:ascii="Tenorite" w:hAnsi="Tenorite" w:cstheme="majorHAnsi"/>
+          <w:noProof/>
         </w:rPr>
         <w:drawing>
           <wp:inline distT="0" distB="0" distL="0" distR="0" wp14:anchorId="61F1BF8F" wp14:editId="08D00D5A">
@@ -12243,6 +12483,7 @@
       <w:r>
         <w:rPr>
           <w:rFonts w:ascii="Tenorite" w:hAnsi="Tenorite" w:cstheme="majorHAnsi"/>
+          <w:noProof/>
         </w:rPr>
         <w:drawing>
           <wp:inline distT="0" distB="0" distL="0" distR="0" wp14:anchorId="5361FF4B" wp14:editId="3F49F077">
@@ -12327,6 +12568,7 @@
       <w:r>
         <w:rPr>
           <w:rFonts w:ascii="Tenorite" w:hAnsi="Tenorite" w:cstheme="majorHAnsi"/>
+          <w:noProof/>
         </w:rPr>
         <w:drawing>
           <wp:inline distT="0" distB="0" distL="0" distR="0" wp14:anchorId="4781112F" wp14:editId="779D5A86">
@@ -12399,8 +12641,9 @@
           <w:sz w:val="24"/>
           <w:szCs w:val="24"/>
         </w:rPr>
-        <w:t>2</w:t>
-      </w:r>
+        <w:t xml:space="preserve">28: </w:t>
+      </w:r>
+      <w:proofErr w:type="spellStart"/>
       <w:r>
         <w:rPr>
           <w:rFonts w:ascii="Tenorite" w:hAnsi="Tenorite" w:cstheme="majorHAnsi"/>
@@ -12410,8 +12653,9 @@
           <w:sz w:val="24"/>
           <w:szCs w:val="24"/>
         </w:rPr>
-        <w:t>8</w:t>
-      </w:r>
+        <w:t>Template</w:t>
+      </w:r>
+      <w:proofErr w:type="spellEnd"/>
       <w:r>
         <w:rPr>
           <w:rFonts w:ascii="Tenorite" w:hAnsi="Tenorite" w:cstheme="majorHAnsi"/>
@@ -12421,7 +12665,7 @@
           <w:sz w:val="24"/>
           <w:szCs w:val="24"/>
         </w:rPr>
-        <w:t xml:space="preserve">: </w:t>
+        <w:t xml:space="preserve"> </w:t>
       </w:r>
       <w:proofErr w:type="spellStart"/>
       <w:r>
@@ -12433,61 +12677,147 @@
           <w:sz w:val="24"/>
           <w:szCs w:val="24"/>
         </w:rPr>
-        <w:t>Template</w:t>
+        <w:t>expressions</w:t>
       </w:r>
       <w:proofErr w:type="spellEnd"/>
-      <w:r>
-        <w:rPr>
-          <w:rFonts w:ascii="Tenorite" w:hAnsi="Tenorite" w:cstheme="majorHAnsi"/>
-          <w:b/>
-          <w:bCs/>
-          <w:color w:val="FFFFFF" w:themeColor="background1"/>
+    </w:p>
+    <w:p>
+      <w:pPr>
+        <w:spacing w:after="0"/>
+        <w:jc w:val="both"/>
+        <w:rPr>
+          <w:rFonts w:ascii="Tenorite" w:hAnsi="Tenorite" w:cstheme="majorHAnsi"/>
+        </w:rPr>
+      </w:pPr>
+      <w:r>
+        <w:rPr>
+          <w:rFonts w:ascii="Tenorite" w:hAnsi="Tenorite" w:cstheme="majorHAnsi"/>
+        </w:rPr>
+        <w:t xml:space="preserve">É o recurso que permite </w:t>
+      </w:r>
+      <w:r>
+        <w:rPr>
+          <w:rFonts w:ascii="Tenorite" w:hAnsi="Tenorite" w:cstheme="majorHAnsi"/>
+          <w:highlight w:val="yellow"/>
+        </w:rPr>
+        <w:t xml:space="preserve">executar um código </w:t>
+      </w:r>
+      <w:r>
+        <w:rPr>
+          <w:rFonts w:ascii="Tenorite" w:hAnsi="Tenorite" w:cstheme="majorHAnsi"/>
+          <w:b/>
+          <w:bCs/>
+          <w:highlight w:val="yellow"/>
+        </w:rPr>
+        <w:t>JS</w:t>
+      </w:r>
+      <w:r>
+        <w:rPr>
+          <w:rFonts w:ascii="Tenorite" w:hAnsi="Tenorite" w:cstheme="majorHAnsi"/>
+        </w:rPr>
+        <w:t xml:space="preserve"> dentro do nosso </w:t>
+      </w:r>
+      <w:r>
+        <w:rPr>
+          <w:rFonts w:ascii="Tenorite" w:hAnsi="Tenorite" w:cstheme="majorHAnsi"/>
+          <w:b/>
+          <w:bCs/>
+        </w:rPr>
+        <w:t>JSX</w:t>
+      </w:r>
+      <w:r>
+        <w:rPr>
+          <w:rFonts w:ascii="Tenorite" w:hAnsi="Tenorite" w:cstheme="majorHAnsi"/>
+        </w:rPr>
+        <w:t xml:space="preserve"> e </w:t>
+      </w:r>
+      <w:r>
+        <w:rPr>
+          <w:rFonts w:ascii="Tenorite" w:hAnsi="Tenorite" w:cstheme="majorHAnsi"/>
+          <w:highlight w:val="yellow"/>
+        </w:rPr>
+        <w:t>interpolar variáveis</w:t>
+      </w:r>
+      <w:r>
+        <w:rPr>
+          <w:rFonts w:ascii="Tenorite" w:hAnsi="Tenorite" w:cstheme="majorHAnsi"/>
+        </w:rPr>
+        <w:t>. Preste muita atenção, pois esse passo é muito importe e muito utilizado em React.</w:t>
+      </w:r>
+    </w:p>
+    <w:p>
+      <w:pPr>
+        <w:spacing w:after="0"/>
+        <w:jc w:val="both"/>
+        <w:rPr>
+          <w:rFonts w:ascii="Tenorite" w:hAnsi="Tenorite" w:cstheme="majorHAnsi"/>
+        </w:rPr>
+      </w:pPr>
+      <w:r>
+        <w:rPr>
+          <w:rFonts w:ascii="Tenorite" w:hAnsi="Tenorite" w:cstheme="majorHAnsi"/>
+        </w:rPr>
+        <w:t xml:space="preserve">A sintaxe é bem simples, são as duas chaves e dentro o código </w:t>
+      </w:r>
+      <w:r>
+        <w:rPr>
+          <w:rFonts w:ascii="Tenorite" w:hAnsi="Tenorite" w:cstheme="majorHAnsi"/>
+          <w:b/>
+          <w:bCs/>
+        </w:rPr>
+        <w:t>JS</w:t>
+      </w:r>
+      <w:r>
+        <w:rPr>
+          <w:rFonts w:ascii="Tenorite" w:hAnsi="Tenorite" w:cstheme="majorHAnsi"/>
+        </w:rPr>
+        <w:t>, como no exemplo:</w:t>
+      </w:r>
+    </w:p>
+    <w:p>
+      <w:pPr>
+        <w:spacing w:after="0"/>
+        <w:jc w:val="center"/>
+        <w:rPr>
+          <w:rFonts w:ascii="Tenorite" w:hAnsi="Tenorite" w:cstheme="majorHAnsi"/>
+        </w:rPr>
+      </w:pPr>
+      <w:r>
+        <w:rPr>
+          <w:rFonts w:ascii="Tenorite" w:hAnsi="Tenorite" w:cstheme="majorHAnsi"/>
+        </w:rPr>
+        <w:t>{</w:t>
+      </w:r>
+      <w:r>
+        <w:rPr>
+          <w:rFonts w:ascii="Tenorite" w:hAnsi="Tenorite" w:cstheme="majorHAnsi"/>
+          <w:b/>
+          <w:bCs/>
           <w:sz w:val="24"/>
           <w:szCs w:val="24"/>
         </w:rPr>
-        <w:t xml:space="preserve"> </w:t>
-      </w:r>
-      <w:proofErr w:type="spellStart"/>
-      <w:r>
-        <w:rPr>
-          <w:rFonts w:ascii="Tenorite" w:hAnsi="Tenorite" w:cstheme="majorHAnsi"/>
-          <w:b/>
-          <w:bCs/>
-          <w:color w:val="FFFFFF" w:themeColor="background1"/>
-          <w:sz w:val="24"/>
-          <w:szCs w:val="24"/>
-        </w:rPr>
-        <w:t>expressions</w:t>
-      </w:r>
-      <w:proofErr w:type="spellEnd"/>
-    </w:p>
-    <w:p>
-      <w:pPr>
-        <w:spacing w:after="0"/>
-        <w:jc w:val="both"/>
-        <w:rPr>
-          <w:rFonts w:ascii="Tenorite" w:hAnsi="Tenorite" w:cstheme="majorHAnsi"/>
-        </w:rPr>
-      </w:pPr>
-      <w:r>
-        <w:rPr>
-          <w:rFonts w:ascii="Tenorite" w:hAnsi="Tenorite" w:cstheme="majorHAnsi"/>
-        </w:rPr>
-        <w:t xml:space="preserve">É o recurso que permite </w:t>
-      </w:r>
-      <w:r>
-        <w:rPr>
-          <w:rFonts w:ascii="Tenorite" w:hAnsi="Tenorite" w:cstheme="majorHAnsi"/>
-          <w:highlight w:val="yellow"/>
-        </w:rPr>
-        <w:t xml:space="preserve">executar um código </w:t>
-      </w:r>
-      <w:r>
-        <w:rPr>
-          <w:rFonts w:ascii="Tenorite" w:hAnsi="Tenorite" w:cstheme="majorHAnsi"/>
-          <w:b/>
-          <w:bCs/>
-          <w:highlight w:val="yellow"/>
+        <w:t>qualquer coisa em JS}</w:t>
+      </w:r>
+    </w:p>
+    <w:p>
+      <w:pPr>
+        <w:spacing w:after="0"/>
+        <w:jc w:val="both"/>
+        <w:rPr>
+          <w:rFonts w:ascii="Tenorite" w:hAnsi="Tenorite" w:cstheme="majorHAnsi"/>
+        </w:rPr>
+      </w:pPr>
+      <w:r>
+        <w:rPr>
+          <w:rFonts w:ascii="Tenorite" w:hAnsi="Tenorite" w:cstheme="majorHAnsi"/>
+        </w:rPr>
+        <w:t xml:space="preserve">Então, tudo que for colocado dentro de chaves é processado como um código em </w:t>
+      </w:r>
+      <w:r>
+        <w:rPr>
+          <w:rFonts w:ascii="Tenorite" w:hAnsi="Tenorite" w:cstheme="majorHAnsi"/>
+          <w:b/>
+          <w:bCs/>
         </w:rPr>
         <w:t>JS</w:t>
       </w:r>
@@ -12495,116 +12825,6 @@
         <w:rPr>
           <w:rFonts w:ascii="Tenorite" w:hAnsi="Tenorite" w:cstheme="majorHAnsi"/>
         </w:rPr>
-        <w:t xml:space="preserve"> dentro do nosso </w:t>
-      </w:r>
-      <w:r>
-        <w:rPr>
-          <w:rFonts w:ascii="Tenorite" w:hAnsi="Tenorite" w:cstheme="majorHAnsi"/>
-          <w:b/>
-          <w:bCs/>
-        </w:rPr>
-        <w:t>JSX</w:t>
-      </w:r>
-      <w:r>
-        <w:rPr>
-          <w:rFonts w:ascii="Tenorite" w:hAnsi="Tenorite" w:cstheme="majorHAnsi"/>
-        </w:rPr>
-        <w:t xml:space="preserve"> e </w:t>
-      </w:r>
-      <w:r>
-        <w:rPr>
-          <w:rFonts w:ascii="Tenorite" w:hAnsi="Tenorite" w:cstheme="majorHAnsi"/>
-          <w:highlight w:val="yellow"/>
-        </w:rPr>
-        <w:t>interpolar variáveis</w:t>
-      </w:r>
-      <w:r>
-        <w:rPr>
-          <w:rFonts w:ascii="Tenorite" w:hAnsi="Tenorite" w:cstheme="majorHAnsi"/>
-        </w:rPr>
-        <w:t>. Preste muita atenção, pois esse passo é muito importe e muito utilizado em React.</w:t>
-      </w:r>
-    </w:p>
-    <w:p>
-      <w:pPr>
-        <w:spacing w:after="0"/>
-        <w:jc w:val="both"/>
-        <w:rPr>
-          <w:rFonts w:ascii="Tenorite" w:hAnsi="Tenorite" w:cstheme="majorHAnsi"/>
-        </w:rPr>
-      </w:pPr>
-      <w:r>
-        <w:rPr>
-          <w:rFonts w:ascii="Tenorite" w:hAnsi="Tenorite" w:cstheme="majorHAnsi"/>
-        </w:rPr>
-        <w:t xml:space="preserve">A sintaxe é bem simples, são as duas chaves e dentro o código </w:t>
-      </w:r>
-      <w:r>
-        <w:rPr>
-          <w:rFonts w:ascii="Tenorite" w:hAnsi="Tenorite" w:cstheme="majorHAnsi"/>
-          <w:b/>
-          <w:bCs/>
-        </w:rPr>
-        <w:t>JS</w:t>
-      </w:r>
-      <w:r>
-        <w:rPr>
-          <w:rFonts w:ascii="Tenorite" w:hAnsi="Tenorite" w:cstheme="majorHAnsi"/>
-        </w:rPr>
-        <w:t>, como no exemplo:</w:t>
-      </w:r>
-    </w:p>
-    <w:p>
-      <w:pPr>
-        <w:spacing w:after="0"/>
-        <w:jc w:val="center"/>
-        <w:rPr>
-          <w:rFonts w:ascii="Tenorite" w:hAnsi="Tenorite" w:cstheme="majorHAnsi"/>
-        </w:rPr>
-      </w:pPr>
-      <w:r>
-        <w:rPr>
-          <w:rFonts w:ascii="Tenorite" w:hAnsi="Tenorite" w:cstheme="majorHAnsi"/>
-        </w:rPr>
-        <w:t>{</w:t>
-      </w:r>
-      <w:r>
-        <w:rPr>
-          <w:rFonts w:ascii="Tenorite" w:hAnsi="Tenorite" w:cstheme="majorHAnsi"/>
-          <w:b/>
-          <w:bCs/>
-          <w:sz w:val="24"/>
-          <w:szCs w:val="24"/>
-        </w:rPr>
-        <w:t>qualquer coisa em JS}</w:t>
-      </w:r>
-    </w:p>
-    <w:p>
-      <w:pPr>
-        <w:spacing w:after="0"/>
-        <w:jc w:val="both"/>
-        <w:rPr>
-          <w:rFonts w:ascii="Tenorite" w:hAnsi="Tenorite" w:cstheme="majorHAnsi"/>
-        </w:rPr>
-      </w:pPr>
-      <w:r>
-        <w:rPr>
-          <w:rFonts w:ascii="Tenorite" w:hAnsi="Tenorite" w:cstheme="majorHAnsi"/>
-        </w:rPr>
-        <w:t xml:space="preserve">Então, tudo que for colocado dentro de chaves é processado como um código em </w:t>
-      </w:r>
-      <w:r>
-        <w:rPr>
-          <w:rFonts w:ascii="Tenorite" w:hAnsi="Tenorite" w:cstheme="majorHAnsi"/>
-          <w:b/>
-          <w:bCs/>
-        </w:rPr>
-        <w:t>JS</w:t>
-      </w:r>
-      <w:r>
-        <w:rPr>
-          <w:rFonts w:ascii="Tenorite" w:hAnsi="Tenorite" w:cstheme="majorHAnsi"/>
-        </w:rPr>
         <w:t>, vamos prática para entender melhor.</w:t>
       </w:r>
     </w:p>
@@ -12634,6 +12854,7 @@
       <w:r>
         <w:rPr>
           <w:rFonts w:ascii="Tenorite" w:hAnsi="Tenorite" w:cstheme="majorHAnsi"/>
+          <w:noProof/>
         </w:rPr>
         <w:lastRenderedPageBreak/>
         <w:drawing>
@@ -12713,6 +12934,7 @@
       <w:r>
         <w:rPr>
           <w:rFonts w:ascii="Tenorite" w:hAnsi="Tenorite" w:cstheme="majorHAnsi"/>
+          <w:noProof/>
         </w:rPr>
         <w:drawing>
           <wp:inline distT="0" distB="0" distL="0" distR="0" wp14:anchorId="1DEC1332" wp14:editId="393A9536">
@@ -12791,6 +13013,7 @@
       <w:r>
         <w:rPr>
           <w:rFonts w:ascii="Tenorite" w:hAnsi="Tenorite" w:cstheme="majorHAnsi"/>
+          <w:noProof/>
         </w:rPr>
         <w:drawing>
           <wp:inline distT="0" distB="0" distL="0" distR="0" wp14:anchorId="08B9096A" wp14:editId="71427A16">
@@ -12883,6 +13106,7 @@
       <w:r>
         <w:rPr>
           <w:rFonts w:ascii="Tenorite" w:hAnsi="Tenorite" w:cstheme="majorHAnsi"/>
+          <w:noProof/>
         </w:rPr>
         <w:drawing>
           <wp:inline distT="0" distB="0" distL="0" distR="0" wp14:anchorId="77794A19" wp14:editId="2F3357BF">
@@ -12989,6 +13213,7 @@
       <w:r>
         <w:rPr>
           <w:rFonts w:ascii="Tenorite" w:hAnsi="Tenorite" w:cstheme="majorHAnsi"/>
+          <w:noProof/>
         </w:rPr>
         <w:drawing>
           <wp:inline distT="0" distB="0" distL="0" distR="0" wp14:anchorId="69D66128" wp14:editId="5A6FEB12">
@@ -13098,6 +13323,7 @@
       <w:r>
         <w:rPr>
           <w:rFonts w:ascii="Tenorite" w:hAnsi="Tenorite" w:cstheme="majorHAnsi"/>
+          <w:noProof/>
         </w:rPr>
         <w:lastRenderedPageBreak/>
         <w:drawing>
@@ -13179,6 +13405,7 @@
       <w:r>
         <w:rPr>
           <w:rFonts w:ascii="Tenorite" w:hAnsi="Tenorite" w:cstheme="majorHAnsi"/>
+          <w:noProof/>
         </w:rPr>
         <w:drawing>
           <wp:inline distT="0" distB="0" distL="0" distR="0" wp14:anchorId="5C76C003" wp14:editId="51F9C46A">
@@ -13286,6 +13513,7 @@
       <w:r>
         <w:rPr>
           <w:rFonts w:ascii="Tenorite" w:hAnsi="Tenorite" w:cstheme="majorHAnsi"/>
+          <w:noProof/>
         </w:rPr>
         <w:drawing>
           <wp:inline distT="0" distB="0" distL="0" distR="0" wp14:anchorId="64C87664" wp14:editId="21847F26">
@@ -13385,40 +13613,7 @@
           <w:sz w:val="24"/>
           <w:szCs w:val="24"/>
         </w:rPr>
-        <w:t>2</w:t>
-      </w:r>
-      <w:r>
-        <w:rPr>
-          <w:rFonts w:ascii="Tenorite" w:hAnsi="Tenorite" w:cstheme="majorHAnsi"/>
-          <w:b/>
-          <w:bCs/>
-          <w:color w:val="FFFFFF" w:themeColor="background1"/>
-          <w:sz w:val="24"/>
-          <w:szCs w:val="24"/>
-        </w:rPr>
-        <w:t>9</w:t>
-      </w:r>
-      <w:r>
-        <w:rPr>
-          <w:rFonts w:ascii="Tenorite" w:hAnsi="Tenorite" w:cstheme="majorHAnsi"/>
-          <w:b/>
-          <w:bCs/>
-          <w:color w:val="FFFFFF" w:themeColor="background1"/>
-          <w:sz w:val="24"/>
-          <w:szCs w:val="24"/>
-        </w:rPr>
-        <w:t xml:space="preserve">: </w:t>
-      </w:r>
-      <w:r>
-        <w:rPr>
-          <w:rFonts w:ascii="Tenorite" w:hAnsi="Tenorite" w:cstheme="majorHAnsi"/>
-          <w:b/>
-          <w:bCs/>
-          <w:color w:val="FFFFFF" w:themeColor="background1"/>
-          <w:sz w:val="24"/>
-          <w:szCs w:val="24"/>
-        </w:rPr>
-        <w:t>Hierarquia de Componentes</w:t>
+        <w:t>29: Hierarquia de Componentes</w:t>
       </w:r>
     </w:p>
     <w:p>
@@ -13447,7 +13642,21 @@
         <w:rPr>
           <w:rFonts w:ascii="Tenorite" w:hAnsi="Tenorite" w:cstheme="majorHAnsi"/>
         </w:rPr>
-        <w:t xml:space="preserve"> é nosso componente pai, todos os outros componentes criados e importados nele são filhos dele. Outro caso importante é se que criar o componente A e B e adicionar em </w:t>
+        <w:t xml:space="preserve"> é nosso componente pai, todos os outros componentes criados e importados nele são filhos dele. Outro caso importante é se </w:t>
+      </w:r>
+      <w:proofErr w:type="spellStart"/>
+      <w:r>
+        <w:rPr>
+          <w:rFonts w:ascii="Tenorite" w:hAnsi="Tenorite" w:cstheme="majorHAnsi"/>
+        </w:rPr>
+        <w:t>que</w:t>
+      </w:r>
+      <w:proofErr w:type="spellEnd"/>
+      <w:r>
+        <w:rPr>
+          <w:rFonts w:ascii="Tenorite" w:hAnsi="Tenorite" w:cstheme="majorHAnsi"/>
+        </w:rPr>
+        <w:t xml:space="preserve"> criar o componente A e B e adicionar em </w:t>
       </w:r>
       <w:r>
         <w:rPr>
@@ -13503,19 +13712,7 @@
         <w:rPr>
           <w:rFonts w:ascii="Tenorite" w:hAnsi="Tenorite" w:cstheme="majorHAnsi"/>
         </w:rPr>
-        <w:t xml:space="preserve"> o componente A no </w:t>
-      </w:r>
-      <w:r>
-        <w:rPr>
-          <w:rFonts w:ascii="Tenorite" w:hAnsi="Tenorite" w:cstheme="majorHAnsi"/>
-        </w:rPr>
-        <w:t>App.jsx</w:t>
-      </w:r>
-      <w:r>
-        <w:rPr>
-          <w:rFonts w:ascii="Tenorite" w:hAnsi="Tenorite" w:cstheme="majorHAnsi"/>
-        </w:rPr>
-        <w:t xml:space="preserve">, ele vai trazer o B junto, e eu ainda posso importar o B para </w:t>
+        <w:t xml:space="preserve"> o componente A no App.jsx, ele vai trazer o B junto, e eu ainda posso importar o B para </w:t>
       </w:r>
       <w:r>
         <w:rPr>
@@ -13557,6 +13754,7 @@
       <w:r>
         <w:rPr>
           <w:rFonts w:ascii="Tenorite" w:hAnsi="Tenorite" w:cstheme="majorHAnsi"/>
+          <w:noProof/>
         </w:rPr>
         <w:drawing>
           <wp:inline distT="0" distB="0" distL="0" distR="0" wp14:anchorId="180A233D" wp14:editId="4B79E51B">
@@ -13603,6 +13801,7 @@
       <w:r>
         <w:rPr>
           <w:rFonts w:ascii="Tenorite" w:hAnsi="Tenorite" w:cstheme="majorHAnsi"/>
+          <w:noProof/>
         </w:rPr>
         <w:drawing>
           <wp:inline distT="0" distB="0" distL="0" distR="0" wp14:anchorId="68B63645" wp14:editId="30727F69">
@@ -13771,44 +13970,36 @@
           <w:sz w:val="24"/>
           <w:szCs w:val="24"/>
         </w:rPr>
-        <w:t>30</w:t>
-      </w:r>
-      <w:r>
-        <w:rPr>
-          <w:rFonts w:ascii="Tenorite" w:hAnsi="Tenorite" w:cstheme="majorHAnsi"/>
-          <w:b/>
-          <w:bCs/>
-          <w:color w:val="FFFFFF" w:themeColor="background1"/>
-          <w:sz w:val="24"/>
-          <w:szCs w:val="24"/>
-        </w:rPr>
-        <w:t xml:space="preserve">: </w:t>
-      </w:r>
-      <w:r>
-        <w:rPr>
-          <w:rFonts w:ascii="Tenorite" w:hAnsi="Tenorite" w:cstheme="majorHAnsi"/>
-          <w:b/>
-          <w:bCs/>
-          <w:color w:val="FFFFFF" w:themeColor="background1"/>
-          <w:sz w:val="24"/>
-          <w:szCs w:val="24"/>
-        </w:rPr>
-        <w:t>Eventos</w:t>
-      </w:r>
-    </w:p>
-    <w:p>
-      <w:pPr>
-        <w:spacing w:after="0"/>
-        <w:jc w:val="both"/>
-        <w:rPr>
-          <w:rFonts w:ascii="Tenorite" w:hAnsi="Tenorite" w:cstheme="majorHAnsi"/>
-        </w:rPr>
-      </w:pPr>
-      <w:r>
-        <w:rPr>
-          <w:rFonts w:ascii="Tenorite" w:hAnsi="Tenorite" w:cstheme="majorHAnsi"/>
-        </w:rPr>
-        <w:t>Eventos em React tem quase a mesma estrutura que os eventos DOM em JS, oque muda?</w:t>
+        <w:t>30: Eventos</w:t>
+      </w:r>
+    </w:p>
+    <w:p>
+      <w:pPr>
+        <w:spacing w:after="0"/>
+        <w:jc w:val="both"/>
+        <w:rPr>
+          <w:rFonts w:ascii="Tenorite" w:hAnsi="Tenorite" w:cstheme="majorHAnsi"/>
+        </w:rPr>
+      </w:pPr>
+      <w:r>
+        <w:rPr>
+          <w:rFonts w:ascii="Tenorite" w:hAnsi="Tenorite" w:cstheme="majorHAnsi"/>
+        </w:rPr>
+        <w:t xml:space="preserve">Eventos em React tem quase a mesma estrutura que os eventos DOM em JS, </w:t>
+      </w:r>
+      <w:proofErr w:type="spellStart"/>
+      <w:r>
+        <w:rPr>
+          <w:rFonts w:ascii="Tenorite" w:hAnsi="Tenorite" w:cstheme="majorHAnsi"/>
+        </w:rPr>
+        <w:t>oque</w:t>
+      </w:r>
+      <w:proofErr w:type="spellEnd"/>
+      <w:r>
+        <w:rPr>
+          <w:rFonts w:ascii="Tenorite" w:hAnsi="Tenorite" w:cstheme="majorHAnsi"/>
+        </w:rPr>
+        <w:t xml:space="preserve"> muda?</w:t>
       </w:r>
       <w:r>
         <w:rPr>
@@ -13930,6 +14121,7 @@
       <w:r>
         <w:rPr>
           <w:rFonts w:ascii="Tenorite" w:hAnsi="Tenorite" w:cstheme="majorHAnsi"/>
+          <w:noProof/>
         </w:rPr>
         <w:drawing>
           <wp:inline distT="0" distB="0" distL="0" distR="0" wp14:anchorId="38EB3F96" wp14:editId="621464A3">
@@ -14020,6 +14212,7 @@
       <w:r>
         <w:rPr>
           <w:rFonts w:ascii="Tenorite" w:hAnsi="Tenorite" w:cstheme="majorHAnsi"/>
+          <w:noProof/>
         </w:rPr>
         <w:drawing>
           <wp:inline distT="0" distB="0" distL="0" distR="0" wp14:anchorId="7886B0EA" wp14:editId="54B12BDD">
@@ -14111,6 +14304,7 @@
         <w:t>={</w:t>
       </w:r>
       <w:proofErr w:type="spellStart"/>
+      <w:proofErr w:type="gramStart"/>
       <w:r>
         <w:rPr>
           <w:rFonts w:ascii="Tenorite" w:hAnsi="Tenorite" w:cstheme="majorHAnsi"/>
@@ -14132,7 +14326,19 @@
           <w:iCs/>
           <w:highlight w:val="yellow"/>
         </w:rPr>
-        <w:t>()}</w:t>
+        <w:t>(</w:t>
+      </w:r>
+      <w:proofErr w:type="gramEnd"/>
+      <w:r>
+        <w:rPr>
+          <w:rFonts w:ascii="Tenorite" w:hAnsi="Tenorite" w:cstheme="majorHAnsi"/>
+          <w:b/>
+          <w:bCs/>
+          <w:i/>
+          <w:iCs/>
+          <w:highlight w:val="yellow"/>
+        </w:rPr>
+        <w:t>)}</w:t>
       </w:r>
       <w:r>
         <w:rPr>
@@ -14259,6 +14465,7 @@
       <w:r>
         <w:rPr>
           <w:rFonts w:ascii="Tenorite" w:hAnsi="Tenorite" w:cstheme="majorHAnsi"/>
+          <w:noProof/>
         </w:rPr>
         <w:drawing>
           <wp:inline distT="0" distB="0" distL="0" distR="0" wp14:anchorId="76CC8E3F" wp14:editId="17F7928F">
@@ -14308,6 +14515,7 @@
       <w:r>
         <w:rPr>
           <w:rFonts w:ascii="Tenorite" w:hAnsi="Tenorite" w:cstheme="majorHAnsi"/>
+          <w:noProof/>
         </w:rPr>
         <w:drawing>
           <wp:inline distT="0" distB="0" distL="0" distR="0" wp14:anchorId="6DC68348" wp14:editId="770174FB">
@@ -14357,6 +14565,7 @@
       <w:r>
         <w:rPr>
           <w:rFonts w:ascii="Tenorite" w:hAnsi="Tenorite" w:cstheme="majorHAnsi"/>
+          <w:noProof/>
         </w:rPr>
         <w:drawing>
           <wp:inline distT="0" distB="0" distL="0" distR="0" wp14:anchorId="480949DC" wp14:editId="24E595A6">
@@ -14474,9 +14683,272 @@
           <w:sz w:val="24"/>
           <w:szCs w:val="24"/>
         </w:rPr>
-        <w:t>3</w:t>
-      </w:r>
-      <w:r>
+        <w:t>31: Funções nos eventos</w:t>
+      </w:r>
+    </w:p>
+    <w:p>
+      <w:pPr>
+        <w:spacing w:after="0"/>
+        <w:jc w:val="both"/>
+        <w:rPr>
+          <w:rFonts w:ascii="Tenorite" w:hAnsi="Tenorite" w:cstheme="majorHAnsi"/>
+        </w:rPr>
+      </w:pPr>
+      <w:r>
+        <w:rPr>
+          <w:rFonts w:ascii="Tenorite" w:hAnsi="Tenorite" w:cstheme="majorHAnsi"/>
+        </w:rPr>
+        <w:t xml:space="preserve">Basicamente podemos realizar funções dentro do próprio evento, sem ter que codificar antes. Mas isso deve ser aplicado apenas para situações bem simples, pois escrever JS dentro do nosso JSX </w:t>
+      </w:r>
+      <w:r>
+        <w:rPr>
+          <w:rFonts w:ascii="Tenorite" w:hAnsi="Tenorite" w:cstheme="majorHAnsi"/>
+        </w:rPr>
+        <w:lastRenderedPageBreak/>
+        <w:t>pode ficar muito bagunço, e vai contra as boas práticas em React. Vejamos alguns exemplos.</w:t>
+      </w:r>
+    </w:p>
+    <w:p>
+      <w:pPr>
+        <w:spacing w:after="0"/>
+        <w:jc w:val="both"/>
+        <w:rPr>
+          <w:rFonts w:ascii="Tenorite" w:hAnsi="Tenorite" w:cstheme="majorHAnsi"/>
+        </w:rPr>
+      </w:pPr>
+      <w:r>
+        <w:rPr>
+          <w:rFonts w:ascii="Tenorite" w:hAnsi="Tenorite" w:cstheme="majorHAnsi"/>
+          <w:noProof/>
+        </w:rPr>
+        <w:drawing>
+          <wp:inline distT="0" distB="0" distL="0" distR="0" wp14:anchorId="507D5157" wp14:editId="14C402F4">
+            <wp:extent cx="3098165" cy="1680845"/>
+            <wp:effectExtent l="0" t="0" r="0" b="0"/>
+            <wp:docPr id="77" name="Imagem 77"/>
+            <wp:cNvGraphicFramePr>
+              <a:graphicFrameLocks xmlns:a="http://schemas.openxmlformats.org/drawingml/2006/main" noChangeAspect="1"/>
+            </wp:cNvGraphicFramePr>
+            <a:graphic xmlns:a="http://schemas.openxmlformats.org/drawingml/2006/main">
+              <a:graphicData uri="http://schemas.openxmlformats.org/drawingml/2006/picture">
+                <pic:pic xmlns:pic="http://schemas.openxmlformats.org/drawingml/2006/picture">
+                  <pic:nvPicPr>
+                    <pic:cNvPr id="1" name=""/>
+                    <pic:cNvPicPr/>
+                  </pic:nvPicPr>
+                  <pic:blipFill>
+                    <a:blip r:embed="rId96"/>
+                    <a:stretch>
+                      <a:fillRect/>
+                    </a:stretch>
+                  </pic:blipFill>
+                  <pic:spPr>
+                    <a:xfrm>
+                      <a:off x="0" y="0"/>
+                      <a:ext cx="3098165" cy="1680845"/>
+                    </a:xfrm>
+                    <a:prstGeom prst="rect">
+                      <a:avLst/>
+                    </a:prstGeom>
+                  </pic:spPr>
+                </pic:pic>
+              </a:graphicData>
+            </a:graphic>
+          </wp:inline>
+        </w:drawing>
+      </w:r>
+    </w:p>
+    <w:p>
+      <w:pPr>
+        <w:spacing w:after="0"/>
+        <w:jc w:val="both"/>
+        <w:rPr>
+          <w:rFonts w:ascii="Tenorite" w:hAnsi="Tenorite" w:cstheme="majorHAnsi"/>
+        </w:rPr>
+      </w:pPr>
+      <w:r>
+        <w:rPr>
+          <w:rFonts w:ascii="Tenorite" w:hAnsi="Tenorite" w:cstheme="majorHAnsi"/>
+        </w:rPr>
+        <w:t>Podemos observar aqui que criamos um pequeno código JS, apenas para mostrar no console se o evento acorreu de maneira esperada, essa é a forma correta que deve ser aplicado o código JS dentro do evento.</w:t>
+      </w:r>
+    </w:p>
+    <w:p>
+      <w:pPr>
+        <w:spacing w:after="0"/>
+        <w:jc w:val="both"/>
+        <w:rPr>
+          <w:rFonts w:ascii="Tenorite" w:hAnsi="Tenorite" w:cstheme="majorHAnsi"/>
+        </w:rPr>
+      </w:pPr>
+      <w:r>
+        <w:rPr>
+          <w:rFonts w:ascii="Tenorite" w:hAnsi="Tenorite" w:cstheme="majorHAnsi"/>
+          <w:noProof/>
+        </w:rPr>
+        <w:drawing>
+          <wp:inline distT="0" distB="0" distL="0" distR="0" wp14:anchorId="3D09AC82" wp14:editId="23E8C7DF">
+            <wp:extent cx="3098165" cy="1581785"/>
+            <wp:effectExtent l="0" t="0" r="0" b="0"/>
+            <wp:docPr id="78" name="Imagem 78"/>
+            <wp:cNvGraphicFramePr>
+              <a:graphicFrameLocks xmlns:a="http://schemas.openxmlformats.org/drawingml/2006/main" noChangeAspect="1"/>
+            </wp:cNvGraphicFramePr>
+            <a:graphic xmlns:a="http://schemas.openxmlformats.org/drawingml/2006/main">
+              <a:graphicData uri="http://schemas.openxmlformats.org/drawingml/2006/picture">
+                <pic:pic xmlns:pic="http://schemas.openxmlformats.org/drawingml/2006/picture">
+                  <pic:nvPicPr>
+                    <pic:cNvPr id="1" name=""/>
+                    <pic:cNvPicPr/>
+                  </pic:nvPicPr>
+                  <pic:blipFill>
+                    <a:blip r:embed="rId97"/>
+                    <a:stretch>
+                      <a:fillRect/>
+                    </a:stretch>
+                  </pic:blipFill>
+                  <pic:spPr>
+                    <a:xfrm>
+                      <a:off x="0" y="0"/>
+                      <a:ext cx="3098165" cy="1581785"/>
+                    </a:xfrm>
+                    <a:prstGeom prst="rect">
+                      <a:avLst/>
+                    </a:prstGeom>
+                  </pic:spPr>
+                </pic:pic>
+              </a:graphicData>
+            </a:graphic>
+          </wp:inline>
+        </w:drawing>
+      </w:r>
+    </w:p>
+    <w:p>
+      <w:pPr>
+        <w:spacing w:after="0"/>
+        <w:jc w:val="both"/>
+        <w:rPr>
+          <w:rFonts w:ascii="Tenorite" w:hAnsi="Tenorite" w:cstheme="majorHAnsi"/>
+        </w:rPr>
+      </w:pPr>
+      <w:r>
+        <w:rPr>
+          <w:rFonts w:ascii="Tenorite" w:hAnsi="Tenorite" w:cstheme="majorHAnsi"/>
+        </w:rPr>
+        <w:t>Isso é uma forma de não realizar o código JS em JSX, visto que começa a ficar desorganizado e assim foge das boas práticas do desenvolvimento de uma aplicação em React.</w:t>
+      </w:r>
+      <w:r>
+        <w:rPr>
+          <w:rFonts w:ascii="Tenorite" w:hAnsi="Tenorite" w:cstheme="majorHAnsi"/>
+        </w:rPr>
+        <w:t xml:space="preserve"> Mais de perto, vamos comparar a maneira correta e depois a maneira errada.</w:t>
+      </w:r>
+    </w:p>
+    <w:p>
+      <w:pPr>
+        <w:spacing w:after="0"/>
+        <w:jc w:val="both"/>
+        <w:rPr>
+          <w:rFonts w:ascii="Tenorite" w:hAnsi="Tenorite" w:cstheme="majorHAnsi"/>
+        </w:rPr>
+      </w:pPr>
+      <w:r>
+        <w:rPr>
+          <w:rFonts w:ascii="Tenorite" w:hAnsi="Tenorite" w:cstheme="majorHAnsi"/>
+          <w:noProof/>
+        </w:rPr>
+        <w:drawing>
+          <wp:inline distT="0" distB="0" distL="0" distR="0" wp14:anchorId="0F69ED67" wp14:editId="6838EA2D">
+            <wp:extent cx="3098165" cy="1044575"/>
+            <wp:effectExtent l="0" t="0" r="0" b="0"/>
+            <wp:docPr id="80" name="Imagem 80"/>
+            <wp:cNvGraphicFramePr>
+              <a:graphicFrameLocks xmlns:a="http://schemas.openxmlformats.org/drawingml/2006/main" noChangeAspect="1"/>
+            </wp:cNvGraphicFramePr>
+            <a:graphic xmlns:a="http://schemas.openxmlformats.org/drawingml/2006/main">
+              <a:graphicData uri="http://schemas.openxmlformats.org/drawingml/2006/picture">
+                <pic:pic xmlns:pic="http://schemas.openxmlformats.org/drawingml/2006/picture">
+                  <pic:nvPicPr>
+                    <pic:cNvPr id="1" name=""/>
+                    <pic:cNvPicPr/>
+                  </pic:nvPicPr>
+                  <pic:blipFill>
+                    <a:blip r:embed="rId98"/>
+                    <a:stretch>
+                      <a:fillRect/>
+                    </a:stretch>
+                  </pic:blipFill>
+                  <pic:spPr>
+                    <a:xfrm>
+                      <a:off x="0" y="0"/>
+                      <a:ext cx="3098165" cy="1044575"/>
+                    </a:xfrm>
+                    <a:prstGeom prst="rect">
+                      <a:avLst/>
+                    </a:prstGeom>
+                  </pic:spPr>
+                </pic:pic>
+              </a:graphicData>
+            </a:graphic>
+          </wp:inline>
+        </w:drawing>
+      </w:r>
+    </w:p>
+    <w:p>
+      <w:pPr>
+        <w:spacing w:after="0"/>
+        <w:jc w:val="both"/>
+        <w:rPr>
+          <w:rFonts w:ascii="Tenorite" w:hAnsi="Tenorite" w:cstheme="majorHAnsi"/>
+        </w:rPr>
+      </w:pPr>
+      <w:r>
+        <w:rPr>
+          <w:rFonts w:ascii="Tenorite" w:hAnsi="Tenorite" w:cstheme="majorHAnsi"/>
+          <w:noProof/>
+        </w:rPr>
+        <w:drawing>
+          <wp:inline distT="0" distB="0" distL="0" distR="0" wp14:anchorId="777F64F1" wp14:editId="50D548D1">
+            <wp:extent cx="3098165" cy="1443355"/>
+            <wp:effectExtent l="0" t="0" r="0" b="0"/>
+            <wp:docPr id="81" name="Imagem 81"/>
+            <wp:cNvGraphicFramePr>
+              <a:graphicFrameLocks xmlns:a="http://schemas.openxmlformats.org/drawingml/2006/main" noChangeAspect="1"/>
+            </wp:cNvGraphicFramePr>
+            <a:graphic xmlns:a="http://schemas.openxmlformats.org/drawingml/2006/main">
+              <a:graphicData uri="http://schemas.openxmlformats.org/drawingml/2006/picture">
+                <pic:pic xmlns:pic="http://schemas.openxmlformats.org/drawingml/2006/picture">
+                  <pic:nvPicPr>
+                    <pic:cNvPr id="1" name=""/>
+                    <pic:cNvPicPr/>
+                  </pic:nvPicPr>
+                  <pic:blipFill>
+                    <a:blip r:embed="rId99"/>
+                    <a:stretch>
+                      <a:fillRect/>
+                    </a:stretch>
+                  </pic:blipFill>
+                  <pic:spPr>
+                    <a:xfrm>
+                      <a:off x="0" y="0"/>
+                      <a:ext cx="3098165" cy="1443355"/>
+                    </a:xfrm>
+                    <a:prstGeom prst="rect">
+                      <a:avLst/>
+                    </a:prstGeom>
+                  </pic:spPr>
+                </pic:pic>
+              </a:graphicData>
+            </a:graphic>
+          </wp:inline>
+        </w:drawing>
+      </w:r>
+    </w:p>
+    <w:p>
+      <w:pPr>
+        <w:shd w:val="clear" w:color="auto" w:fill="3179C7"/>
+        <w:spacing w:after="0"/>
+        <w:jc w:val="center"/>
         <w:rPr>
           <w:rFonts w:ascii="Tenorite" w:hAnsi="Tenorite" w:cstheme="majorHAnsi"/>
           <w:b/>
@@ -14485,8 +14957,7 @@
           <w:sz w:val="24"/>
           <w:szCs w:val="24"/>
         </w:rPr>
-        <w:t>1</w:t>
-      </w:r>
+      </w:pPr>
       <w:r>
         <w:rPr>
           <w:rFonts w:ascii="Tenorite" w:hAnsi="Tenorite" w:cstheme="majorHAnsi"/>
@@ -14496,7 +14967,7 @@
           <w:sz w:val="24"/>
           <w:szCs w:val="24"/>
         </w:rPr>
-        <w:t xml:space="preserve">: </w:t>
+        <w:t xml:space="preserve">AULA </w:t>
       </w:r>
       <w:r>
         <w:rPr>
@@ -14507,26 +14978,868 @@
           <w:sz w:val="24"/>
           <w:szCs w:val="24"/>
         </w:rPr>
-        <w:t>Funções nos eventos</w:t>
-      </w:r>
-    </w:p>
-    <w:p>
-      <w:pPr>
-        <w:spacing w:after="0"/>
-        <w:jc w:val="both"/>
-        <w:rPr>
-          <w:rFonts w:ascii="Tenorite" w:hAnsi="Tenorite" w:cstheme="majorHAnsi"/>
-        </w:rPr>
-      </w:pPr>
-    </w:p>
-    <w:p>
-      <w:pPr>
-        <w:spacing w:after="0"/>
-        <w:jc w:val="both"/>
-        <w:rPr>
-          <w:rFonts w:ascii="Tenorite" w:hAnsi="Tenorite" w:cstheme="majorHAnsi"/>
-        </w:rPr>
-      </w:pPr>
+        <w:t>32: Função de Renderização</w:t>
+      </w:r>
+    </w:p>
+    <w:p>
+      <w:pPr>
+        <w:spacing w:after="0"/>
+        <w:jc w:val="both"/>
+        <w:rPr>
+          <w:rFonts w:ascii="Tenorite" w:hAnsi="Tenorite" w:cstheme="majorHAnsi"/>
+        </w:rPr>
+      </w:pPr>
+      <w:r>
+        <w:rPr>
+          <w:rFonts w:ascii="Tenorite" w:hAnsi="Tenorite" w:cstheme="majorHAnsi"/>
+        </w:rPr>
+        <w:t xml:space="preserve">Aqui podemos realizar um código JSX fora do campo do </w:t>
+      </w:r>
+      <w:proofErr w:type="spellStart"/>
+      <w:r>
+        <w:rPr>
+          <w:rFonts w:ascii="Tenorite" w:hAnsi="Tenorite" w:cstheme="majorHAnsi"/>
+          <w:b/>
+          <w:bCs/>
+          <w:i/>
+          <w:iCs/>
+        </w:rPr>
+        <w:t>return</w:t>
+      </w:r>
+      <w:proofErr w:type="spellEnd"/>
+      <w:r>
+        <w:rPr>
+          <w:rFonts w:ascii="Tenorite" w:hAnsi="Tenorite" w:cstheme="majorHAnsi"/>
+        </w:rPr>
+        <w:t xml:space="preserve">, e é bem simples. Basta criar a função com os argumentos fora do </w:t>
+      </w:r>
+      <w:proofErr w:type="spellStart"/>
+      <w:r>
+        <w:rPr>
+          <w:rFonts w:ascii="Tenorite" w:hAnsi="Tenorite" w:cstheme="majorHAnsi"/>
+          <w:b/>
+          <w:bCs/>
+          <w:i/>
+          <w:iCs/>
+        </w:rPr>
+        <w:t>return</w:t>
+      </w:r>
+      <w:proofErr w:type="spellEnd"/>
+      <w:r>
+        <w:rPr>
+          <w:rFonts w:ascii="Tenorite" w:hAnsi="Tenorite" w:cstheme="majorHAnsi"/>
+        </w:rPr>
+        <w:t xml:space="preserve"> e dentro do returno chamar a função entre os sinais de chave e juntamente com sinais de parênteses. Já </w:t>
+      </w:r>
+      <w:r>
+        <w:rPr>
+          <w:rFonts w:ascii="Tenorite" w:hAnsi="Tenorite" w:cstheme="majorHAnsi"/>
+        </w:rPr>
+        <w:t>que vimos anteriormente, uma função declarada dentro de chaves e sem os parênteses irá ser lida e não executada pios esperamos o ter uma interação com o usuário. Já uma função declarada com os parênteses, será executada assim que a página for lida. Dito isso, vamos para a prática.</w:t>
+      </w:r>
+    </w:p>
+    <w:p>
+      <w:pPr>
+        <w:spacing w:after="0"/>
+        <w:jc w:val="both"/>
+        <w:rPr>
+          <w:rFonts w:ascii="Tenorite" w:hAnsi="Tenorite" w:cstheme="majorHAnsi"/>
+        </w:rPr>
+      </w:pPr>
+      <w:r>
+        <w:rPr>
+          <w:rFonts w:ascii="Tenorite" w:hAnsi="Tenorite" w:cstheme="majorHAnsi"/>
+          <w:noProof/>
+        </w:rPr>
+        <w:drawing>
+          <wp:inline distT="0" distB="0" distL="0" distR="0" wp14:anchorId="4E8E6601" wp14:editId="57EDA309">
+            <wp:extent cx="3098165" cy="2682240"/>
+            <wp:effectExtent l="0" t="0" r="0" b="0"/>
+            <wp:docPr id="82" name="Imagem 82"/>
+            <wp:cNvGraphicFramePr>
+              <a:graphicFrameLocks xmlns:a="http://schemas.openxmlformats.org/drawingml/2006/main" noChangeAspect="1"/>
+            </wp:cNvGraphicFramePr>
+            <a:graphic xmlns:a="http://schemas.openxmlformats.org/drawingml/2006/main">
+              <a:graphicData uri="http://schemas.openxmlformats.org/drawingml/2006/picture">
+                <pic:pic xmlns:pic="http://schemas.openxmlformats.org/drawingml/2006/picture">
+                  <pic:nvPicPr>
+                    <pic:cNvPr id="1" name=""/>
+                    <pic:cNvPicPr/>
+                  </pic:nvPicPr>
+                  <pic:blipFill>
+                    <a:blip r:embed="rId100"/>
+                    <a:stretch>
+                      <a:fillRect/>
+                    </a:stretch>
+                  </pic:blipFill>
+                  <pic:spPr>
+                    <a:xfrm>
+                      <a:off x="0" y="0"/>
+                      <a:ext cx="3098165" cy="2682240"/>
+                    </a:xfrm>
+                    <a:prstGeom prst="rect">
+                      <a:avLst/>
+                    </a:prstGeom>
+                  </pic:spPr>
+                </pic:pic>
+              </a:graphicData>
+            </a:graphic>
+          </wp:inline>
+        </w:drawing>
+      </w:r>
+    </w:p>
+    <w:p>
+      <w:pPr>
+        <w:spacing w:after="0"/>
+        <w:jc w:val="both"/>
+        <w:rPr>
+          <w:rFonts w:ascii="Tenorite" w:hAnsi="Tenorite" w:cstheme="majorHAnsi"/>
+        </w:rPr>
+      </w:pPr>
+      <w:r>
+        <w:rPr>
+          <w:rFonts w:ascii="Tenorite" w:hAnsi="Tenorite" w:cstheme="majorHAnsi"/>
+        </w:rPr>
+        <w:t xml:space="preserve">Assim podemos ver melhor, </w:t>
+      </w:r>
+      <w:r>
+        <w:rPr>
+          <w:rFonts w:ascii="Tenorite" w:hAnsi="Tenorite" w:cstheme="majorHAnsi"/>
+        </w:rPr>
+        <w:t>e até declaramos JSX dentro da nossa função. Lembra que o JS, deve ser executado fora de JSX, mas o JSX pode ser executado dentro do nosso JS. Não se esqueça que o JSX é o nosso HTML do React.</w:t>
+      </w:r>
+    </w:p>
+    <w:p>
+      <w:pPr>
+        <w:spacing w:after="0"/>
+        <w:jc w:val="both"/>
+        <w:rPr>
+          <w:rFonts w:ascii="Tenorite" w:hAnsi="Tenorite" w:cstheme="majorHAnsi"/>
+        </w:rPr>
+      </w:pPr>
+      <w:r>
+        <w:rPr>
+          <w:rFonts w:ascii="Tenorite" w:hAnsi="Tenorite" w:cstheme="majorHAnsi"/>
+        </w:rPr>
+        <w:t xml:space="preserve">Então esperamos que dado o argumento, seja impressa na tela os dos dois H1 </w:t>
+      </w:r>
+      <w:proofErr w:type="spellStart"/>
+      <w:r>
+        <w:rPr>
+          <w:rFonts w:ascii="Tenorite" w:hAnsi="Tenorite" w:cstheme="majorHAnsi"/>
+        </w:rPr>
+        <w:t>disposotos</w:t>
+      </w:r>
+      <w:proofErr w:type="spellEnd"/>
+      <w:r>
+        <w:rPr>
+          <w:rFonts w:ascii="Tenorite" w:hAnsi="Tenorite" w:cstheme="majorHAnsi"/>
+        </w:rPr>
+        <w:t xml:space="preserve"> dentre as condições. </w:t>
+      </w:r>
+      <w:proofErr w:type="spellStart"/>
+      <w:r>
+        <w:rPr>
+          <w:rFonts w:ascii="Tenorite" w:hAnsi="Tenorite" w:cstheme="majorHAnsi"/>
+        </w:rPr>
+        <w:t>Ta</w:t>
+      </w:r>
+      <w:proofErr w:type="spellEnd"/>
+      <w:r>
+        <w:rPr>
+          <w:rFonts w:ascii="Tenorite" w:hAnsi="Tenorite" w:cstheme="majorHAnsi"/>
+        </w:rPr>
+        <w:t>, mas como fazemos para que seja executado e tenhamos o resultado em tela? É bem simples, basta chamar a função entre chaves, e declarar o valor dentre os parentes, assim a função será lida, e o resultado esperado será colocado na tela.</w:t>
+      </w:r>
+    </w:p>
+    <w:p>
+      <w:pPr>
+        <w:spacing w:after="0"/>
+        <w:jc w:val="both"/>
+        <w:rPr>
+          <w:rFonts w:ascii="Tenorite" w:hAnsi="Tenorite" w:cstheme="majorHAnsi"/>
+        </w:rPr>
+      </w:pPr>
+      <w:r>
+        <w:rPr>
+          <w:rFonts w:ascii="Tenorite" w:hAnsi="Tenorite" w:cstheme="majorHAnsi"/>
+          <w:noProof/>
+        </w:rPr>
+        <w:drawing>
+          <wp:inline distT="0" distB="0" distL="0" distR="0" wp14:anchorId="067DE633" wp14:editId="3EEE5C9A">
+            <wp:extent cx="3098165" cy="2156460"/>
+            <wp:effectExtent l="0" t="0" r="0" b="0"/>
+            <wp:docPr id="83" name="Imagem 83"/>
+            <wp:cNvGraphicFramePr>
+              <a:graphicFrameLocks xmlns:a="http://schemas.openxmlformats.org/drawingml/2006/main" noChangeAspect="1"/>
+            </wp:cNvGraphicFramePr>
+            <a:graphic xmlns:a="http://schemas.openxmlformats.org/drawingml/2006/main">
+              <a:graphicData uri="http://schemas.openxmlformats.org/drawingml/2006/picture">
+                <pic:pic xmlns:pic="http://schemas.openxmlformats.org/drawingml/2006/picture">
+                  <pic:nvPicPr>
+                    <pic:cNvPr id="1" name=""/>
+                    <pic:cNvPicPr/>
+                  </pic:nvPicPr>
+                  <pic:blipFill>
+                    <a:blip r:embed="rId101"/>
+                    <a:stretch>
+                      <a:fillRect/>
+                    </a:stretch>
+                  </pic:blipFill>
+                  <pic:spPr>
+                    <a:xfrm>
+                      <a:off x="0" y="0"/>
+                      <a:ext cx="3098165" cy="2156460"/>
+                    </a:xfrm>
+                    <a:prstGeom prst="rect">
+                      <a:avLst/>
+                    </a:prstGeom>
+                  </pic:spPr>
+                </pic:pic>
+              </a:graphicData>
+            </a:graphic>
+          </wp:inline>
+        </w:drawing>
+      </w:r>
+    </w:p>
+    <w:p>
+      <w:pPr>
+        <w:spacing w:after="0"/>
+        <w:jc w:val="both"/>
+        <w:rPr>
+          <w:rFonts w:ascii="Tenorite" w:hAnsi="Tenorite" w:cstheme="majorHAnsi"/>
+        </w:rPr>
+      </w:pPr>
+      <w:r>
+        <w:rPr>
+          <w:rFonts w:ascii="Tenorite" w:hAnsi="Tenorite" w:cstheme="majorHAnsi"/>
+          <w:noProof/>
+        </w:rPr>
+        <w:lastRenderedPageBreak/>
+        <w:drawing>
+          <wp:inline distT="0" distB="0" distL="0" distR="0" wp14:anchorId="7361138E" wp14:editId="1FA0AD9E">
+            <wp:extent cx="3098165" cy="1664970"/>
+            <wp:effectExtent l="0" t="0" r="0" b="0"/>
+            <wp:docPr id="85" name="Imagem 85"/>
+            <wp:cNvGraphicFramePr>
+              <a:graphicFrameLocks xmlns:a="http://schemas.openxmlformats.org/drawingml/2006/main" noChangeAspect="1"/>
+            </wp:cNvGraphicFramePr>
+            <a:graphic xmlns:a="http://schemas.openxmlformats.org/drawingml/2006/main">
+              <a:graphicData uri="http://schemas.openxmlformats.org/drawingml/2006/picture">
+                <pic:pic xmlns:pic="http://schemas.openxmlformats.org/drawingml/2006/picture">
+                  <pic:nvPicPr>
+                    <pic:cNvPr id="1" name=""/>
+                    <pic:cNvPicPr/>
+                  </pic:nvPicPr>
+                  <pic:blipFill>
+                    <a:blip r:embed="rId102"/>
+                    <a:stretch>
+                      <a:fillRect/>
+                    </a:stretch>
+                  </pic:blipFill>
+                  <pic:spPr>
+                    <a:xfrm>
+                      <a:off x="0" y="0"/>
+                      <a:ext cx="3098165" cy="1664970"/>
+                    </a:xfrm>
+                    <a:prstGeom prst="rect">
+                      <a:avLst/>
+                    </a:prstGeom>
+                  </pic:spPr>
+                </pic:pic>
+              </a:graphicData>
+            </a:graphic>
+          </wp:inline>
+        </w:drawing>
+      </w:r>
+    </w:p>
+    <w:p>
+      <w:pPr>
+        <w:spacing w:after="0"/>
+        <w:jc w:val="both"/>
+        <w:rPr>
+          <w:rFonts w:ascii="Tenorite" w:hAnsi="Tenorite" w:cstheme="majorHAnsi"/>
+        </w:rPr>
+      </w:pPr>
+      <w:r>
+        <w:rPr>
+          <w:rFonts w:ascii="Tenorite" w:hAnsi="Tenorite" w:cstheme="majorHAnsi"/>
+        </w:rPr>
+        <w:t xml:space="preserve">Para fins de consulta, o código até </w:t>
+      </w:r>
+      <w:proofErr w:type="gramStart"/>
+      <w:r>
+        <w:rPr>
+          <w:rFonts w:ascii="Tenorite" w:hAnsi="Tenorite" w:cstheme="majorHAnsi"/>
+        </w:rPr>
+        <w:t>o mesmo</w:t>
+      </w:r>
+      <w:proofErr w:type="gramEnd"/>
+      <w:r>
+        <w:rPr>
+          <w:rFonts w:ascii="Tenorite" w:hAnsi="Tenorite" w:cstheme="majorHAnsi"/>
+        </w:rPr>
+        <w:t xml:space="preserve"> está assim.</w:t>
+      </w:r>
+    </w:p>
+    <w:p>
+      <w:pPr>
+        <w:spacing w:after="0"/>
+        <w:jc w:val="both"/>
+        <w:rPr>
+          <w:rFonts w:ascii="Tenorite" w:hAnsi="Tenorite" w:cstheme="majorHAnsi"/>
+        </w:rPr>
+      </w:pPr>
+      <w:r>
+        <w:rPr>
+          <w:rFonts w:ascii="Tenorite" w:hAnsi="Tenorite" w:cstheme="majorHAnsi"/>
+          <w:noProof/>
+        </w:rPr>
+        <w:drawing>
+          <wp:inline distT="0" distB="0" distL="0" distR="0" wp14:anchorId="01829021" wp14:editId="198624CE">
+            <wp:extent cx="3098165" cy="3361690"/>
+            <wp:effectExtent l="0" t="0" r="0" b="0"/>
+            <wp:docPr id="86" name="Imagem 86"/>
+            <wp:cNvGraphicFramePr>
+              <a:graphicFrameLocks xmlns:a="http://schemas.openxmlformats.org/drawingml/2006/main" noChangeAspect="1"/>
+            </wp:cNvGraphicFramePr>
+            <a:graphic xmlns:a="http://schemas.openxmlformats.org/drawingml/2006/main">
+              <a:graphicData uri="http://schemas.openxmlformats.org/drawingml/2006/picture">
+                <pic:pic xmlns:pic="http://schemas.openxmlformats.org/drawingml/2006/picture">
+                  <pic:nvPicPr>
+                    <pic:cNvPr id="1" name=""/>
+                    <pic:cNvPicPr/>
+                  </pic:nvPicPr>
+                  <pic:blipFill>
+                    <a:blip r:embed="rId103"/>
+                    <a:stretch>
+                      <a:fillRect/>
+                    </a:stretch>
+                  </pic:blipFill>
+                  <pic:spPr>
+                    <a:xfrm>
+                      <a:off x="0" y="0"/>
+                      <a:ext cx="3098165" cy="3361690"/>
+                    </a:xfrm>
+                    <a:prstGeom prst="rect">
+                      <a:avLst/>
+                    </a:prstGeom>
+                  </pic:spPr>
+                </pic:pic>
+              </a:graphicData>
+            </a:graphic>
+          </wp:inline>
+        </w:drawing>
+      </w:r>
+    </w:p>
+    <w:p>
+      <w:pPr>
+        <w:shd w:val="clear" w:color="auto" w:fill="3179C7"/>
+        <w:spacing w:after="0"/>
+        <w:jc w:val="center"/>
+        <w:rPr>
+          <w:rFonts w:ascii="Tenorite" w:hAnsi="Tenorite" w:cstheme="majorHAnsi"/>
+          <w:b/>
+          <w:bCs/>
+          <w:color w:val="FFFFFF" w:themeColor="background1"/>
+          <w:sz w:val="24"/>
+          <w:szCs w:val="24"/>
+        </w:rPr>
+      </w:pPr>
+      <w:r>
+        <w:rPr>
+          <w:rFonts w:ascii="Tenorite" w:hAnsi="Tenorite" w:cstheme="majorHAnsi"/>
+          <w:b/>
+          <w:bCs/>
+          <w:color w:val="FFFFFF" w:themeColor="background1"/>
+          <w:sz w:val="24"/>
+          <w:szCs w:val="24"/>
+        </w:rPr>
+        <w:t xml:space="preserve">AULA </w:t>
+      </w:r>
+      <w:r>
+        <w:rPr>
+          <w:rFonts w:ascii="Tenorite" w:hAnsi="Tenorite" w:cstheme="majorHAnsi"/>
+          <w:b/>
+          <w:bCs/>
+          <w:color w:val="FFFFFF" w:themeColor="background1"/>
+          <w:sz w:val="24"/>
+          <w:szCs w:val="24"/>
+        </w:rPr>
+        <w:t>33: Conclusão da Seção</w:t>
+      </w:r>
+    </w:p>
+    <w:p>
+      <w:pPr>
+        <w:spacing w:after="0"/>
+        <w:jc w:val="both"/>
+        <w:rPr>
+          <w:rFonts w:ascii="Tenorite" w:hAnsi="Tenorite" w:cstheme="majorHAnsi"/>
+        </w:rPr>
+      </w:pPr>
+      <w:r>
+        <w:rPr>
+          <w:rFonts w:ascii="Tenorite" w:hAnsi="Tenorite" w:cstheme="majorHAnsi"/>
+        </w:rPr>
+        <w:t>Finalização da seção, apenas com agradecimentos por chegar até aqui.</w:t>
+      </w:r>
+    </w:p>
+    <w:p>
+      <w:pPr>
+        <w:shd w:val="clear" w:color="auto" w:fill="002060"/>
+        <w:spacing w:after="0"/>
+        <w:jc w:val="center"/>
+        <w:rPr>
+          <w:rFonts w:ascii="Tenorite" w:hAnsi="Tenorite" w:cstheme="majorHAnsi"/>
+          <w:b/>
+          <w:bCs/>
+          <w:color w:val="FFFFFF" w:themeColor="background1"/>
+          <w:sz w:val="24"/>
+          <w:szCs w:val="24"/>
+        </w:rPr>
+      </w:pPr>
+      <w:r>
+        <w:rPr>
+          <w:rFonts w:ascii="Tenorite" w:hAnsi="Tenorite" w:cstheme="majorHAnsi"/>
+          <w:b/>
+          <w:bCs/>
+          <w:color w:val="FFFFFF" w:themeColor="background1"/>
+          <w:sz w:val="24"/>
+          <w:szCs w:val="24"/>
+        </w:rPr>
+        <w:t>SEÇÃO</w:t>
+      </w:r>
+      <w:r>
+        <w:rPr>
+          <w:rFonts w:ascii="Tenorite" w:hAnsi="Tenorite" w:cstheme="majorHAnsi"/>
+          <w:b/>
+          <w:bCs/>
+          <w:color w:val="FFFFFF" w:themeColor="background1"/>
+          <w:sz w:val="24"/>
+          <w:szCs w:val="24"/>
+        </w:rPr>
+        <w:t xml:space="preserve"> </w:t>
+      </w:r>
+      <w:r>
+        <w:rPr>
+          <w:rFonts w:ascii="Tenorite" w:hAnsi="Tenorite" w:cstheme="majorHAnsi"/>
+          <w:b/>
+          <w:bCs/>
+          <w:color w:val="FFFFFF" w:themeColor="background1"/>
+          <w:sz w:val="24"/>
+          <w:szCs w:val="24"/>
+        </w:rPr>
+        <w:t>3: Avançando em React</w:t>
+      </w:r>
+    </w:p>
+    <w:p>
+      <w:pPr>
+        <w:shd w:val="clear" w:color="auto" w:fill="002060"/>
+        <w:spacing w:after="0"/>
+        <w:jc w:val="center"/>
+        <w:rPr>
+          <w:rFonts w:ascii="Tenorite" w:hAnsi="Tenorite" w:cstheme="majorHAnsi"/>
+          <w:b/>
+          <w:bCs/>
+          <w:color w:val="FFFFFF" w:themeColor="background1"/>
+          <w:sz w:val="24"/>
+          <w:szCs w:val="24"/>
+        </w:rPr>
+      </w:pPr>
+      <w:r>
+        <w:rPr>
+          <w:rFonts w:ascii="Tenorite" w:hAnsi="Tenorite" w:cstheme="majorHAnsi"/>
+          <w:b/>
+          <w:bCs/>
+          <w:color w:val="FFFFFF" w:themeColor="background1"/>
+          <w:sz w:val="24"/>
+          <w:szCs w:val="24"/>
+        </w:rPr>
+        <w:t xml:space="preserve">Aula 34: Introdução a seção </w:t>
+      </w:r>
+    </w:p>
+    <w:p>
+      <w:pPr>
+        <w:spacing w:after="0"/>
+        <w:jc w:val="both"/>
+        <w:rPr>
+          <w:rFonts w:ascii="Tenorite" w:hAnsi="Tenorite" w:cstheme="majorHAnsi"/>
+        </w:rPr>
+      </w:pPr>
+      <w:r>
+        <w:rPr>
+          <w:rFonts w:ascii="Tenorite" w:hAnsi="Tenorite" w:cstheme="majorHAnsi"/>
+        </w:rPr>
+        <w:t>Nessa nova seção vamos avançar um pouco mais naquilo que é considerado a base do framework, nada de tão avançado, mas tudo aquilo que é fundamental para começarmos a ter uma base mais sólida.</w:t>
+      </w:r>
+    </w:p>
+    <w:p>
+      <w:pPr>
+        <w:shd w:val="clear" w:color="auto" w:fill="002060"/>
+        <w:spacing w:after="0"/>
+        <w:jc w:val="center"/>
+        <w:rPr>
+          <w:rFonts w:ascii="Tenorite" w:hAnsi="Tenorite" w:cstheme="majorHAnsi"/>
+          <w:b/>
+          <w:bCs/>
+          <w:color w:val="FFFFFF" w:themeColor="background1"/>
+          <w:sz w:val="24"/>
+          <w:szCs w:val="24"/>
+        </w:rPr>
+      </w:pPr>
+      <w:r>
+        <w:rPr>
+          <w:rFonts w:ascii="Tenorite" w:hAnsi="Tenorite" w:cstheme="majorHAnsi"/>
+          <w:b/>
+          <w:bCs/>
+          <w:color w:val="FFFFFF" w:themeColor="background1"/>
+          <w:sz w:val="24"/>
+          <w:szCs w:val="24"/>
+        </w:rPr>
+        <w:t>Aula 35: Imagens públicas no react</w:t>
+      </w:r>
+    </w:p>
+    <w:p>
+      <w:pPr>
+        <w:spacing w:after="0"/>
+        <w:jc w:val="both"/>
+        <w:rPr>
+          <w:rFonts w:ascii="Tenorite" w:hAnsi="Tenorite" w:cstheme="majorHAnsi"/>
+        </w:rPr>
+      </w:pPr>
+      <w:r>
+        <w:rPr>
+          <w:rFonts w:ascii="Tenorite" w:hAnsi="Tenorite" w:cstheme="majorHAnsi"/>
+        </w:rPr>
+        <w:t xml:space="preserve">Para usar imagens no react não é tão diferente quando no HTML, mas aqui vamos precisar identificar a imagem manualmente, no HTML o </w:t>
+      </w:r>
+      <w:proofErr w:type="spellStart"/>
+      <w:r>
+        <w:rPr>
+          <w:rFonts w:ascii="Tenorite" w:hAnsi="Tenorite" w:cstheme="majorHAnsi"/>
+        </w:rPr>
+        <w:t>emmet</w:t>
+      </w:r>
+      <w:proofErr w:type="spellEnd"/>
+      <w:r>
+        <w:rPr>
+          <w:rFonts w:ascii="Tenorite" w:hAnsi="Tenorite" w:cstheme="majorHAnsi"/>
+        </w:rPr>
+        <w:t xml:space="preserve"> ajudava com o autocomplete dos endereços (src) das imagens. Para o primeiro exemplo, vamos salvar uma imagem na pasta </w:t>
+      </w:r>
+      <w:proofErr w:type="spellStart"/>
+      <w:r>
+        <w:rPr>
+          <w:rFonts w:ascii="Tenorite" w:hAnsi="Tenorite" w:cstheme="majorHAnsi"/>
+          <w:i/>
+          <w:iCs/>
+        </w:rPr>
+        <w:t>public</w:t>
+      </w:r>
+      <w:proofErr w:type="spellEnd"/>
+      <w:r>
+        <w:rPr>
+          <w:rFonts w:ascii="Tenorite" w:hAnsi="Tenorite" w:cstheme="majorHAnsi"/>
+        </w:rPr>
+        <w:t xml:space="preserve"> do nosso projeto, e por falar em projeto, vamos </w:t>
+      </w:r>
+      <w:proofErr w:type="gramStart"/>
+      <w:r>
+        <w:rPr>
+          <w:rFonts w:ascii="Tenorite" w:hAnsi="Tenorite" w:cstheme="majorHAnsi"/>
+        </w:rPr>
+        <w:t>criar um novo</w:t>
+      </w:r>
+      <w:proofErr w:type="gramEnd"/>
+      <w:r>
+        <w:rPr>
+          <w:rFonts w:ascii="Tenorite" w:hAnsi="Tenorite" w:cstheme="majorHAnsi"/>
+        </w:rPr>
+        <w:t xml:space="preserve"> para dar início a nova seção que estamos.  </w:t>
+      </w:r>
+    </w:p>
+    <w:p>
+      <w:pPr>
+        <w:spacing w:after="0"/>
+        <w:jc w:val="both"/>
+        <w:rPr>
+          <w:rFonts w:ascii="Tenorite" w:hAnsi="Tenorite" w:cstheme="majorHAnsi"/>
+        </w:rPr>
+      </w:pPr>
+      <w:r>
+        <w:rPr>
+          <w:rFonts w:ascii="Tenorite" w:hAnsi="Tenorite" w:cstheme="majorHAnsi"/>
+          <w:noProof/>
+        </w:rPr>
+        <w:drawing>
+          <wp:inline distT="0" distB="0" distL="0" distR="0" wp14:anchorId="7428DBBB" wp14:editId="5E82944F">
+            <wp:extent cx="1867161" cy="1295581"/>
+            <wp:effectExtent l="0" t="0" r="0" b="0"/>
+            <wp:docPr id="89" name="Imagem 89"/>
+            <wp:cNvGraphicFramePr>
+              <a:graphicFrameLocks xmlns:a="http://schemas.openxmlformats.org/drawingml/2006/main" noChangeAspect="1"/>
+            </wp:cNvGraphicFramePr>
+            <a:graphic xmlns:a="http://schemas.openxmlformats.org/drawingml/2006/main">
+              <a:graphicData uri="http://schemas.openxmlformats.org/drawingml/2006/picture">
+                <pic:pic xmlns:pic="http://schemas.openxmlformats.org/drawingml/2006/picture">
+                  <pic:nvPicPr>
+                    <pic:cNvPr id="1" name=""/>
+                    <pic:cNvPicPr/>
+                  </pic:nvPicPr>
+                  <pic:blipFill>
+                    <a:blip r:embed="rId104"/>
+                    <a:stretch>
+                      <a:fillRect/>
+                    </a:stretch>
+                  </pic:blipFill>
+                  <pic:spPr>
+                    <a:xfrm>
+                      <a:off x="0" y="0"/>
+                      <a:ext cx="1867161" cy="1295581"/>
+                    </a:xfrm>
+                    <a:prstGeom prst="rect">
+                      <a:avLst/>
+                    </a:prstGeom>
+                  </pic:spPr>
+                </pic:pic>
+              </a:graphicData>
+            </a:graphic>
+          </wp:inline>
+        </w:drawing>
+      </w:r>
+    </w:p>
+    <w:p>
+      <w:pPr>
+        <w:spacing w:after="0"/>
+        <w:jc w:val="both"/>
+        <w:rPr>
+          <w:rFonts w:ascii="Tenorite" w:hAnsi="Tenorite" w:cstheme="majorHAnsi"/>
+        </w:rPr>
+      </w:pPr>
+      <w:r>
+        <w:rPr>
+          <w:rFonts w:ascii="Tenorite" w:hAnsi="Tenorite" w:cstheme="majorHAnsi"/>
+        </w:rPr>
+        <w:t xml:space="preserve">Tendo salva a imagem, para chamar ela não é muito diferente, vamos usar a tag </w:t>
+      </w:r>
+      <w:proofErr w:type="spellStart"/>
+      <w:r>
+        <w:rPr>
+          <w:rFonts w:ascii="Tenorite" w:hAnsi="Tenorite" w:cstheme="majorHAnsi"/>
+          <w:b/>
+          <w:bCs/>
+        </w:rPr>
+        <w:t>img</w:t>
+      </w:r>
+      <w:proofErr w:type="spellEnd"/>
+      <w:r>
+        <w:rPr>
+          <w:rFonts w:ascii="Tenorite" w:hAnsi="Tenorite" w:cstheme="majorHAnsi"/>
+        </w:rPr>
+        <w:t xml:space="preserve">, e completar os atributos </w:t>
+      </w:r>
+      <w:r>
+        <w:rPr>
+          <w:rFonts w:ascii="Tenorite" w:hAnsi="Tenorite" w:cstheme="majorHAnsi"/>
+          <w:b/>
+          <w:bCs/>
+        </w:rPr>
+        <w:t xml:space="preserve">src </w:t>
+      </w:r>
+      <w:r>
+        <w:rPr>
+          <w:rFonts w:ascii="Tenorite" w:hAnsi="Tenorite" w:cstheme="majorHAnsi"/>
+        </w:rPr>
+        <w:t xml:space="preserve">e </w:t>
+      </w:r>
+      <w:r>
+        <w:rPr>
+          <w:rFonts w:ascii="Tenorite" w:hAnsi="Tenorite" w:cstheme="majorHAnsi"/>
+          <w:b/>
+          <w:bCs/>
+        </w:rPr>
+        <w:t>alt</w:t>
+      </w:r>
+      <w:r>
+        <w:rPr>
+          <w:rFonts w:ascii="Tenorite" w:hAnsi="Tenorite" w:cstheme="majorHAnsi"/>
+        </w:rPr>
+        <w:t>.</w:t>
+      </w:r>
+    </w:p>
+    <w:p>
+      <w:pPr>
+        <w:spacing w:after="0"/>
+        <w:jc w:val="both"/>
+        <w:rPr>
+          <w:rFonts w:ascii="Tenorite" w:hAnsi="Tenorite" w:cstheme="majorHAnsi"/>
+        </w:rPr>
+      </w:pPr>
+      <w:r>
+        <w:rPr>
+          <w:rFonts w:ascii="Tenorite" w:hAnsi="Tenorite" w:cstheme="majorHAnsi"/>
+          <w:noProof/>
+        </w:rPr>
+        <w:drawing>
+          <wp:inline distT="0" distB="0" distL="0" distR="0" wp14:anchorId="1BD0569B" wp14:editId="3458980A">
+            <wp:extent cx="3098165" cy="3708400"/>
+            <wp:effectExtent l="0" t="0" r="0" b="0"/>
+            <wp:docPr id="90" name="Imagem 90"/>
+            <wp:cNvGraphicFramePr>
+              <a:graphicFrameLocks xmlns:a="http://schemas.openxmlformats.org/drawingml/2006/main" noChangeAspect="1"/>
+            </wp:cNvGraphicFramePr>
+            <a:graphic xmlns:a="http://schemas.openxmlformats.org/drawingml/2006/main">
+              <a:graphicData uri="http://schemas.openxmlformats.org/drawingml/2006/picture">
+                <pic:pic xmlns:pic="http://schemas.openxmlformats.org/drawingml/2006/picture">
+                  <pic:nvPicPr>
+                    <pic:cNvPr id="1" name=""/>
+                    <pic:cNvPicPr/>
+                  </pic:nvPicPr>
+                  <pic:blipFill>
+                    <a:blip r:embed="rId105"/>
+                    <a:stretch>
+                      <a:fillRect/>
+                    </a:stretch>
+                  </pic:blipFill>
+                  <pic:spPr>
+                    <a:xfrm>
+                      <a:off x="0" y="0"/>
+                      <a:ext cx="3098165" cy="3708400"/>
+                    </a:xfrm>
+                    <a:prstGeom prst="rect">
+                      <a:avLst/>
+                    </a:prstGeom>
+                  </pic:spPr>
+                </pic:pic>
+              </a:graphicData>
+            </a:graphic>
+          </wp:inline>
+        </w:drawing>
+      </w:r>
+    </w:p>
+    <w:p>
+      <w:pPr>
+        <w:spacing w:after="0"/>
+        <w:jc w:val="both"/>
+        <w:rPr>
+          <w:rFonts w:ascii="Tenorite" w:hAnsi="Tenorite" w:cstheme="majorHAnsi"/>
+        </w:rPr>
+      </w:pPr>
+      <w:r>
+        <w:rPr>
+          <w:rFonts w:ascii="Tenorite" w:hAnsi="Tenorite" w:cstheme="majorHAnsi"/>
+        </w:rPr>
+        <w:t>Tudo isso foi feito diretamente em App.jsx, e assim podemos ver o resultado em tela.</w:t>
+      </w:r>
+    </w:p>
+    <w:p>
+      <w:pPr>
+        <w:spacing w:after="0"/>
+        <w:jc w:val="both"/>
+        <w:rPr>
+          <w:rFonts w:ascii="Tenorite" w:hAnsi="Tenorite" w:cstheme="majorHAnsi"/>
+        </w:rPr>
+      </w:pPr>
+      <w:r>
+        <w:rPr>
+          <w:rFonts w:ascii="Tenorite" w:hAnsi="Tenorite" w:cstheme="majorHAnsi"/>
+          <w:noProof/>
+        </w:rPr>
+        <w:drawing>
+          <wp:inline distT="0" distB="0" distL="0" distR="0" wp14:anchorId="3B8BB3EE" wp14:editId="2D5E9A52">
+            <wp:extent cx="3098165" cy="1664970"/>
+            <wp:effectExtent l="0" t="0" r="0" b="0"/>
+            <wp:docPr id="91" name="Imagem 91"/>
+            <wp:cNvGraphicFramePr>
+              <a:graphicFrameLocks xmlns:a="http://schemas.openxmlformats.org/drawingml/2006/main" noChangeAspect="1"/>
+            </wp:cNvGraphicFramePr>
+            <a:graphic xmlns:a="http://schemas.openxmlformats.org/drawingml/2006/main">
+              <a:graphicData uri="http://schemas.openxmlformats.org/drawingml/2006/picture">
+                <pic:pic xmlns:pic="http://schemas.openxmlformats.org/drawingml/2006/picture">
+                  <pic:nvPicPr>
+                    <pic:cNvPr id="1" name=""/>
+                    <pic:cNvPicPr/>
+                  </pic:nvPicPr>
+                  <pic:blipFill>
+                    <a:blip r:embed="rId106"/>
+                    <a:stretch>
+                      <a:fillRect/>
+                    </a:stretch>
+                  </pic:blipFill>
+                  <pic:spPr>
+                    <a:xfrm>
+                      <a:off x="0" y="0"/>
+                      <a:ext cx="3098165" cy="1664970"/>
+                    </a:xfrm>
+                    <a:prstGeom prst="rect">
+                      <a:avLst/>
+                    </a:prstGeom>
+                  </pic:spPr>
+                </pic:pic>
+              </a:graphicData>
+            </a:graphic>
+          </wp:inline>
+        </w:drawing>
+      </w:r>
+    </w:p>
+    <w:p>
+      <w:pPr>
+        <w:shd w:val="clear" w:color="auto" w:fill="002060"/>
+        <w:spacing w:after="0"/>
+        <w:jc w:val="center"/>
+        <w:rPr>
+          <w:rFonts w:ascii="Tenorite" w:hAnsi="Tenorite" w:cstheme="majorHAnsi"/>
+          <w:b/>
+          <w:bCs/>
+          <w:color w:val="FFFFFF" w:themeColor="background1"/>
+          <w:sz w:val="24"/>
+          <w:szCs w:val="24"/>
+        </w:rPr>
+      </w:pPr>
+      <w:r>
+        <w:rPr>
+          <w:rFonts w:ascii="Tenorite" w:hAnsi="Tenorite" w:cstheme="majorHAnsi"/>
+          <w:b/>
+          <w:bCs/>
+          <w:color w:val="FFFFFF" w:themeColor="background1"/>
+          <w:sz w:val="24"/>
+          <w:szCs w:val="24"/>
+        </w:rPr>
+        <w:t>Aula 3</w:t>
+      </w:r>
+      <w:r>
+        <w:rPr>
+          <w:rFonts w:ascii="Tenorite" w:hAnsi="Tenorite" w:cstheme="majorHAnsi"/>
+          <w:b/>
+          <w:bCs/>
+          <w:color w:val="FFFFFF" w:themeColor="background1"/>
+          <w:sz w:val="24"/>
+          <w:szCs w:val="24"/>
+        </w:rPr>
+        <w:t>6</w:t>
+      </w:r>
+      <w:r>
+        <w:rPr>
+          <w:rFonts w:ascii="Tenorite" w:hAnsi="Tenorite" w:cstheme="majorHAnsi"/>
+          <w:b/>
+          <w:bCs/>
+          <w:color w:val="FFFFFF" w:themeColor="background1"/>
+          <w:sz w:val="24"/>
+          <w:szCs w:val="24"/>
+        </w:rPr>
+        <w:t xml:space="preserve">: Imagens </w:t>
+      </w:r>
+      <w:r>
+        <w:rPr>
+          <w:rFonts w:ascii="Tenorite" w:hAnsi="Tenorite" w:cstheme="majorHAnsi"/>
+          <w:b/>
+          <w:bCs/>
+          <w:color w:val="FFFFFF" w:themeColor="background1"/>
+          <w:sz w:val="24"/>
+          <w:szCs w:val="24"/>
+        </w:rPr>
+        <w:t>em src</w:t>
+      </w:r>
     </w:p>
     <w:p>
       <w:pPr>
@@ -14556,7 +15869,7 @@
       </w:pPr>
     </w:p>
     <w:sectPr>
-      <w:headerReference w:type="default" r:id="rId96"/>
+      <w:headerReference w:type="default" r:id="rId107"/>
       <w:pgSz w:w="11906" w:h="16838" w:code="9"/>
       <w:pgMar w:top="720" w:right="720" w:bottom="720" w:left="720" w:header="709" w:footer="709" w:gutter="0"/>
       <w:cols w:num="2" w:space="708"/>
@@ -15864,7 +17177,7 @@
   <w:style w:type="paragraph" w:default="1" w:styleId="Normal">
     <w:name w:val="Normal"/>
     <w:qFormat/>
-    <w:rsid w:val="00A112F9"/>
+    <w:rsid w:val="0056058E"/>
   </w:style>
   <w:style w:type="character" w:default="1" w:styleId="Fontepargpadro">
     <w:name w:val="Default Paragraph Font"/>
